--- a/thesis/final/thesis.docx
+++ b/thesis/final/thesis.docx
@@ -235,7 +235,7 @@
         <w:t xml:space="preserve"> </w:t>
       </w:r>
       <w:r>
-        <w:t xml:space="preserve">верстки] сторінках, список використаних джерел з 83 найменувань на [ПОТРЕБУЄ УТОЧНЕННЯ: кількість</w:t>
+        <w:t xml:space="preserve">верстки] сторінках, список використаних джерел з 82 найменувань на [ПОТРЕБУЄ УТОЧНЕННЯ: кількість</w:t>
       </w:r>
       <w:r>
         <w:t xml:space="preserve"> </w:t>
@@ -275,7 +275,7 @@
         <w:t xml:space="preserve"> </w:t>
       </w:r>
       <w:r>
-        <w:t xml:space="preserve">обмеження захоплення екрана у браузері, порівняно шість наявних рішень і визначено нішу сервісу.</w:t>
+        <w:t xml:space="preserve">обмеження захоплення екрана у браузері, порівняно чотири наявні рішення і визначено нішу сервісу.</w:t>
       </w:r>
       <w:r>
         <w:t xml:space="preserve"> </w:t>
@@ -419,7 +419,7 @@
         <w:t xml:space="preserve"> </w:t>
       </w:r>
       <w:r>
-        <w:t xml:space="preserve">pages, a list of used sources with 83 titles on [ПОТРЕБУЄ УТОЧНЕННЯ: number after layout] pages,</w:t>
+        <w:t xml:space="preserve">pages, a list of used sources with 82 titles on [ПОТРЕБУЄ УТОЧНЕННЯ: number after layout] pages,</w:t>
       </w:r>
       <w:r>
         <w:t xml:space="preserve"> </w:t>
@@ -459,7 +459,7 @@
         <w:t xml:space="preserve"> </w:t>
       </w:r>
       <w:r>
-        <w:t xml:space="preserve">limitations of screen capture in the browser, compares six existing solutions and identifies the</w:t>
+        <w:t xml:space="preserve">limitations of screen capture in the browser, compares four existing solutions and identifies the</w:t>
       </w:r>
       <w:r>
         <w:t xml:space="preserve"> </w:t>
@@ -19126,17 +19126,7 @@
         <w:spacing w:before="480"/>
       </w:pPr>
       <w:r>
-        <w:rPr>
-          <w:b/>
-          <w:bCs/>
-        </w:rPr>
-        <w:t xml:space="preserve">5.1.1 Об’єкт і рівні перевірки.</w:t>
-      </w:r>
-      <w:r>
-        <w:t xml:space="preserve"> </w:t>
-      </w:r>
-      <w:r>
-        <w:t xml:space="preserve">Об’єктом тестування є програмна система у складі вебзастосунку (apps/web), сервера сигналізації й пересилання медіапотоків (apps/signaling), настільного застосунку (apps/desktop) і спільних пакетів (packages/*) у стані фіксації 7c2f481, програмний код якої на гілці diploma збігається з основною гілкою. Репозиторій продукту не містить автоматизованих модульних, інтеграційних чи наскрізних тестів, а конвеєри безперервної інтеграції (desktop-release.yml, docker-prod.yml) лише збирають інсталятори настільного застосунку та образи контейнерів. Тому перевірку проведено на трьох рівнях: статична перевірка всього вихідного коду засобами, налаштованими в репозиторії; функціональні перевірки серверних компонентів і логіки настільного застосунку сценаріями, підготовленими для цього розділу; ручні перевірки сценаріїв, які потребують реального захоплення екрана, браузера та операційної системи.</w:t>
+        <w:t xml:space="preserve">Об’єктом тестування є програмна система у складі вебзастосунку, сервера сигналізації й пересилання медіапотоків, настільного застосунку і спільних модулів (доступу до бази даних, перевірки змінних оточення, спільних типів і констант) у версії від 25.09.2026, яка відповідає програмному коду основної гілки репозиторію. Репозиторій продукту не містить автоматизованих модульних, інтеграційних чи наскрізних тестів, а конвеєри безперервної інтеграції лише збирають інсталятори настільного застосунку та образи контейнерів. Тому перевірку проведено на трьох рівнях: статична перевірка всього вихідного коду засобами, налаштованими в репозиторії; функціональні перевірки серверних компонентів і логіки настільного застосунку сценаріями, підготовленими для цього розділу; ручні перевірки сценаріїв, які потребують реального захоплення екрана, браузера та операційної системи.</w:t>
       </w:r>
     </w:p>
     <w:p>
@@ -19144,16 +19134,6 @@
         <w:pStyle w:val="BodyText"/>
       </w:pPr>
       <w:r>
-        <w:rPr>
-          <w:b/>
-          <w:bCs/>
-        </w:rPr>
-        <w:t xml:space="preserve">5.1.2 Вибір тестових прикладів.</w:t>
-      </w:r>
-      <w:r>
-        <w:t xml:space="preserve"> </w:t>
-      </w:r>
-      <w:r>
         <w:t xml:space="preserve">Тестові приклади виведено з функціональних вимог ФВ-01…ФВ-19 (табл. 1.3) і сценаріїв використання 1.1, 1.2, 1.3, 1.4 та 1.5. Для кожного сценарію обрано позитивний випадок основного потоку та негативні випадки, що відповідають альтернативним потокам і межам доступу: анонімний і гостьовий користувач, відсутній і підроблений токен сеансу, неіснуюча та приватна трансляція, сторонній користувач щодо чужої трансляції. Для логіки з часовими параметрами (повторні спроби відновлення, інтервал опитування вікон) перевірено фактичні інтервали спрацювання. Нефункціональні перевірки відповідають характеристикам якості табл. 1.4 за моделлю ISO/IEC 25010 [34].</w:t>
       </w:r>
     </w:p>
@@ -19162,17 +19142,7 @@
         <w:pStyle w:val="BodyText"/>
       </w:pPr>
       <w:r>
-        <w:rPr>
-          <w:b/>
-          <w:bCs/>
-        </w:rPr>
-        <w:t xml:space="preserve">5.1.3 Стенд і засоби.</w:t>
-      </w:r>
-      <w:r>
-        <w:t xml:space="preserve"> </w:t>
-      </w:r>
-      <w:r>
-        <w:t xml:space="preserve">Автоматизовані перевірки виконано 05.10.2026 на стенді з Debian 13 (aarch64), Node.js 24.21.0 і PostgreSQL 18.4; використано mediasoup 3.20.5 і Next.js 16.2.6 із файлу блокування залежностей. Схему бази даних створено командою drizzle-kit push, сервери запущено у виробничому режимі (next start, node dist/index.js). Сценарій thesis/tests/smoke.mjs звертається до запущених серверів через HTTP і WebSocket тими самими повідомленнями протоколу, що й клієнтський код; сеанс користувача Google, для якого потрібен зовнішній постачальник, сформовано функцією encode() бібліотеки Auth.js з тим самим секретом і сіллю, якими користується система [52], а гостьовий сеанс отримано через справжню кінцеву точку входу. Сценарій thesis/tests/follower.mjs збирає модуль SourceFollower настільного застосунку без Electron і подає йому змодельований перелік вікон і таблицю процесів. Обидва сценарії не захоплюють, не кодують і не відтворюють медіадані, тому відповідні перевірки віднесено до ручних. Порядок відтворення описано у файлі thesis/tests/README.md.</w:t>
+        <w:t xml:space="preserve">Автоматизовані перевірки виконано 05.10.2026 на стенді з Debian 13 (aarch64), Node.js 24.21.0 і PostgreSQL 18.4; використано mediasoup 3.20.5 і Next.js 16.2.6 із файлу блокування залежностей. Схему бази даних створено засобами Drizzle Kit, сервери запущено у виробничому режимі. Сценарій перевірки серверних компонентів звертається до запущених серверів через HTTP і WebSocket тими самими повідомленнями протоколу, що й клієнтський код. Сеанс користувача Google, для якого потрібен зовнішній постачальник, сформовано функцією encode бібліотеки Auth.js з тим самим секретом і сіллю, якими користується система [52], а гостьовий сеанс отримано через справжню кінцеву точку входу. Сценарій перевірки режиму слідування збирає клас SourceFollower настільного застосунку (лістинг А.1) без Electron і подає йому змодельований перелік вікон і таблицю процесів. Обидва сценарії не захоплюють, не кодують і не відтворюють медіадані, тому відповідні перевірки віднесено до ручних. Порядок відтворення обох сценаріїв задокументовано в репозиторії разом із ними.</w:t>
       </w:r>
     </w:p>
     <w:p>
@@ -19210,9 +19180,9 @@
         <w:tblCaption w:val="Таблиця 5.1 – Результати статичної перевірки та збирання"/>
       </w:tblPr>
       <w:tblGrid>
-        <w:gridCol w:w="2591"/>
-        <w:gridCol w:w="3464"/>
-        <w:gridCol w:w="3866"/>
+        <w:gridCol w:w="2545"/>
+        <w:gridCol w:w="3450"/>
+        <w:gridCol w:w="3926"/>
       </w:tblGrid>
       <w:tr>
         <w:trPr>
@@ -19220,7 +19190,7 @@
         </w:trPr>
         <w:tc>
           <w:tcPr>
-            <w:tcW w:w="2591" w:type="dxa"/>
+            <w:tcW w:w="2545" w:type="dxa"/>
           </w:tcPr>
           <w:p>
             <w:pPr>
@@ -19234,7 +19204,7 @@
         </w:tc>
         <w:tc>
           <w:tcPr>
-            <w:tcW w:w="3464" w:type="dxa"/>
+            <w:tcW w:w="3450" w:type="dxa"/>
           </w:tcPr>
           <w:p>
             <w:pPr>
@@ -19248,7 +19218,7 @@
         </w:tc>
         <w:tc>
           <w:tcPr>
-            <w:tcW w:w="3866" w:type="dxa"/>
+            <w:tcW w:w="3926" w:type="dxa"/>
           </w:tcPr>
           <w:p>
             <w:pPr>
@@ -19264,7 +19234,7 @@
       <w:tr>
         <w:tc>
           <w:tcPr>
-            <w:tcW w:w="2591" w:type="dxa"/>
+            <w:tcW w:w="2545" w:type="dxa"/>
           </w:tcPr>
           <w:p>
             <w:pPr>
@@ -19277,7 +19247,7 @@
         </w:tc>
         <w:tc>
           <w:tcPr>
-            <w:tcW w:w="3464" w:type="dxa"/>
+            <w:tcW w:w="3450" w:type="dxa"/>
           </w:tcPr>
           <w:p>
             <w:pPr>
@@ -19290,7 +19260,7 @@
         </w:tc>
         <w:tc>
           <w:tcPr>
-            <w:tcW w:w="3866" w:type="dxa"/>
+            <w:tcW w:w="3926" w:type="dxa"/>
           </w:tcPr>
           <w:p>
             <w:pPr>
@@ -19305,7 +19275,7 @@
       <w:tr>
         <w:tc>
           <w:tcPr>
-            <w:tcW w:w="2591" w:type="dxa"/>
+            <w:tcW w:w="2545" w:type="dxa"/>
           </w:tcPr>
           <w:p>
             <w:pPr>
@@ -19318,7 +19288,7 @@
         </w:tc>
         <w:tc>
           <w:tcPr>
-            <w:tcW w:w="3464" w:type="dxa"/>
+            <w:tcW w:w="3450" w:type="dxa"/>
           </w:tcPr>
           <w:p>
             <w:pPr>
@@ -19331,7 +19301,7 @@
         </w:tc>
         <w:tc>
           <w:tcPr>
-            <w:tcW w:w="3866" w:type="dxa"/>
+            <w:tcW w:w="3926" w:type="dxa"/>
           </w:tcPr>
           <w:p>
             <w:pPr>
@@ -19346,7 +19316,7 @@
       <w:tr>
         <w:tc>
           <w:tcPr>
-            <w:tcW w:w="2591" w:type="dxa"/>
+            <w:tcW w:w="2545" w:type="dxa"/>
           </w:tcPr>
           <w:p>
             <w:pPr>
@@ -19359,7 +19329,7 @@
         </w:tc>
         <w:tc>
           <w:tcPr>
-            <w:tcW w:w="3464" w:type="dxa"/>
+            <w:tcW w:w="3450" w:type="dxa"/>
           </w:tcPr>
           <w:p>
             <w:pPr>
@@ -19372,7 +19342,7 @@
         </w:tc>
         <w:tc>
           <w:tcPr>
-            <w:tcW w:w="3866" w:type="dxa"/>
+            <w:tcW w:w="3926" w:type="dxa"/>
           </w:tcPr>
           <w:p>
             <w:pPr>
@@ -19387,20 +19357,20 @@
       <w:tr>
         <w:tc>
           <w:tcPr>
-            <w:tcW w:w="2591" w:type="dxa"/>
-          </w:tcPr>
-          <w:p>
-            <w:pPr>
-              <w:pStyle w:val="Compact"/>
-            </w:pPr>
-            <w:r>
-              <w:t xml:space="preserve">Збирання спільних пакетів і сервера сигналізації</w:t>
-            </w:r>
-          </w:p>
-        </w:tc>
-        <w:tc>
-          <w:tcPr>
-            <w:tcW w:w="3464" w:type="dxa"/>
+            <w:tcW w:w="2545" w:type="dxa"/>
+          </w:tcPr>
+          <w:p>
+            <w:pPr>
+              <w:pStyle w:val="Compact"/>
+            </w:pPr>
+            <w:r>
+              <w:t xml:space="preserve">Збирання спільних модулів і сервера сигналізації</w:t>
+            </w:r>
+          </w:p>
+        </w:tc>
+        <w:tc>
+          <w:tcPr>
+            <w:tcW w:w="3450" w:type="dxa"/>
           </w:tcPr>
           <w:p>
             <w:pPr>
@@ -19413,7 +19383,7 @@
         </w:tc>
         <w:tc>
           <w:tcPr>
-            <w:tcW w:w="3866" w:type="dxa"/>
+            <w:tcW w:w="3926" w:type="dxa"/>
           </w:tcPr>
           <w:p>
             <w:pPr>
@@ -19428,20 +19398,20 @@
       <w:tr>
         <w:tc>
           <w:tcPr>
-            <w:tcW w:w="2591" w:type="dxa"/>
-          </w:tcPr>
-          <w:p>
-            <w:pPr>
-              <w:pStyle w:val="Compact"/>
-            </w:pPr>
-            <w:r>
-              <w:t xml:space="preserve">Збирання вебзастосунку без змінних середовища</w:t>
-            </w:r>
-          </w:p>
-        </w:tc>
-        <w:tc>
-          <w:tcPr>
-            <w:tcW w:w="3464" w:type="dxa"/>
+            <w:tcW w:w="2545" w:type="dxa"/>
+          </w:tcPr>
+          <w:p>
+            <w:pPr>
+              <w:pStyle w:val="Compact"/>
+            </w:pPr>
+            <w:r>
+              <w:t xml:space="preserve">Збирання вебзастосунку без змінних оточення</w:t>
+            </w:r>
+          </w:p>
+        </w:tc>
+        <w:tc>
+          <w:tcPr>
+            <w:tcW w:w="3450" w:type="dxa"/>
           </w:tcPr>
           <w:p>
             <w:pPr>
@@ -19454,7 +19424,7 @@
         </w:tc>
         <w:tc>
           <w:tcPr>
-            <w:tcW w:w="3866" w:type="dxa"/>
+            <w:tcW w:w="3926" w:type="dxa"/>
           </w:tcPr>
           <w:p>
             <w:pPr>
@@ -19469,20 +19439,20 @@
       <w:tr>
         <w:tc>
           <w:tcPr>
-            <w:tcW w:w="2591" w:type="dxa"/>
-          </w:tcPr>
-          <w:p>
-            <w:pPr>
-              <w:pStyle w:val="Compact"/>
-            </w:pPr>
-            <w:r>
-              <w:t xml:space="preserve">Збирання вебзастосунку, як у Dockerfile</w:t>
-            </w:r>
-          </w:p>
-        </w:tc>
-        <w:tc>
-          <w:tcPr>
-            <w:tcW w:w="3464" w:type="dxa"/>
+            <w:tcW w:w="2545" w:type="dxa"/>
+          </w:tcPr>
+          <w:p>
+            <w:pPr>
+              <w:pStyle w:val="Compact"/>
+            </w:pPr>
+            <w:r>
+              <w:t xml:space="preserve">Збирання вебзастосунку, як в образі контейнера</w:t>
+            </w:r>
+          </w:p>
+        </w:tc>
+        <w:tc>
+          <w:tcPr>
+            <w:tcW w:w="3450" w:type="dxa"/>
           </w:tcPr>
           <w:p>
             <w:pPr>
@@ -19495,7 +19465,7 @@
         </w:tc>
         <w:tc>
           <w:tcPr>
-            <w:tcW w:w="3866" w:type="dxa"/>
+            <w:tcW w:w="3926" w:type="dxa"/>
           </w:tcPr>
           <w:p>
             <w:pPr>
@@ -19510,7 +19480,7 @@
       <w:tr>
         <w:tc>
           <w:tcPr>
-            <w:tcW w:w="2591" w:type="dxa"/>
+            <w:tcW w:w="2545" w:type="dxa"/>
           </w:tcPr>
           <w:p>
             <w:pPr>
@@ -19523,7 +19493,7 @@
         </w:tc>
         <w:tc>
           <w:tcPr>
-            <w:tcW w:w="3464" w:type="dxa"/>
+            <w:tcW w:w="3450" w:type="dxa"/>
           </w:tcPr>
           <w:p>
             <w:pPr>
@@ -19536,14 +19506,14 @@
         </w:tc>
         <w:tc>
           <w:tcPr>
-            <w:tcW w:w="3866" w:type="dxa"/>
-          </w:tcPr>
-          <w:p>
-            <w:pPr>
-              <w:pStyle w:val="Compact"/>
-            </w:pPr>
-            <w:r>
-              <w:t xml:space="preserve">успішно за 3,4 с: main.js 33,6 кБ, preload.js 3,4 кБ, audioWorker.js 1,2 кБ</w:t>
+            <w:tcW w:w="3926" w:type="dxa"/>
+          </w:tcPr>
+          <w:p>
+            <w:pPr>
+              <w:pStyle w:val="Compact"/>
+            </w:pPr>
+            <w:r>
+              <w:t xml:space="preserve">успішно за 3,4 с: код головного процесу 33,6 кБ, скрипт попереднього завантаження 3,4 кБ, службовий процес захоплення звуку 1,2 кБ</w:t>
             </w:r>
           </w:p>
         </w:tc>
@@ -19551,7 +19521,7 @@
       <w:tr>
         <w:tc>
           <w:tcPr>
-            <w:tcW w:w="2591" w:type="dxa"/>
+            <w:tcW w:w="2545" w:type="dxa"/>
           </w:tcPr>
           <w:p>
             <w:pPr>
@@ -19564,7 +19534,7 @@
         </w:tc>
         <w:tc>
           <w:tcPr>
-            <w:tcW w:w="3464" w:type="dxa"/>
+            <w:tcW w:w="3450" w:type="dxa"/>
           </w:tcPr>
           <w:p>
             <w:pPr>
@@ -19577,7 +19547,7 @@
         </w:tc>
         <w:tc>
           <w:tcPr>
-            <w:tcW w:w="3866" w:type="dxa"/>
+            <w:tcW w:w="3926" w:type="dxa"/>
           </w:tcPr>
           <w:p>
             <w:pPr>
@@ -19597,7 +19567,7 @@
         <w:spacing w:before="480"/>
       </w:pPr>
       <w:r>
-        <w:t xml:space="preserve">Перевірка типів виконується в суворому режимі (strict, noUncheckedIndexedAccess), а конфігурація ESLint окрім рекомендованих правил TypeScript забороняє необроблені проміси (no-floating-promises, no-misused-promises) і пряме звертання до process.env поза модулями конфігурації. Зупинка збирання без змінних середовища є очікуваною поведінкою: схеми createEnv перевіряють конфігурацію до запуску, а образ контейнера свідомо вимикає цю перевірку на етапі збирання й виконує її під час запуску.</w:t>
+        <w:t xml:space="preserve">Перевірка типів виконується в суворому режимі TypeScript із перевіркою доступу за індексом, а конфігурація ESLint окрім рекомендованих правил TypeScript забороняє необроблені проміси і пряме звертання до змінних оточення поза модулями конфігурації. Зупинка збирання без змінних оточення є очікуваною поведінкою: модуль перевірки змінних оточення перевіряє конфігурацію до запуску, а образ контейнера свідомо вимикає цю перевірку на етапі збирання й виконує її під час запуску.</w:t>
       </w:r>
     </w:p>
     <w:bookmarkEnd w:id="134"/>
@@ -19616,7 +19586,7 @@
         <w:spacing w:before="480"/>
       </w:pPr>
       <w:r>
-        <w:t xml:space="preserve">Тестові приклади згруповано за сценаріями використання в табл. В.1–В.5 додатка В. Ідентифікатор прикладу збігається з позначкою у виводі сценаріїв smoke.mjs і follower.mjs; фактичні результати автоматизованих прикладів отримано під час прогону 05.10.2026, а для ручних прикладів наведено, що саме має виконати автор роботи.</w:t>
+        <w:t xml:space="preserve">Функціональне тестування охоплює автентифікацію, трансляцію з браузера, захоплення застосунку в настільному застосунку, перегляд трансляції, а також її завершення та відновлення. Тестові приклади згруповано за цими сценаріями в табл. В.1–В.5 додатка В. Кожен приклад містить ідентифікатор, назву сценарію, вхідні дані, очікуваний і фактичний результат. Ідентифікатор прикладу збігається з позначкою у виводі сценаріїв автоматизованої перевірки; фактичні результати автоматизованих прикладів отримано під час прогону 05.10.2026, а для ручних прикладів наведено, що саме має виконати автор роботи.</w:t>
       </w:r>
     </w:p>
     <w:p>
@@ -19624,17 +19594,7 @@
         <w:pStyle w:val="BodyText"/>
       </w:pPr>
       <w:r>
-        <w:rPr>
-          <w:b/>
-          <w:bCs/>
-        </w:rPr>
-        <w:t xml:space="preserve">5.2.1 Автентифікація та обмеження доступу.</w:t>
-      </w:r>
-      <w:r>
-        <w:t xml:space="preserve"> </w:t>
-      </w:r>
-      <w:r>
-        <w:t xml:space="preserve">Приклади табл. В.1 перевіряють вимоги ФВ-01 – ФВ-04 і перевірку сеансу сервером сигналізації.</w:t>
+        <w:t xml:space="preserve">Першим розглянемо модуль автентифікації. Приклади табл. В.1 перевіряють вимоги ФВ-01 – ФВ-04 і перевірку сеансу сервером сигналізації. Обмеження доступу до сторінок (ФВ-04) і гостьовий вхід (ФВ-03) відповідають вимогам, cookie сеансу має атрибути з табл. 1.4. Приклад А7 виявив дефект: перевірка токена сервером сигналізації не перехоплює виняток JWEInvalid, тому довільне значення cookie дає відповідь 500 замість 401, хоча доступу до даних не надає. Під час перевірки маршрутів також зафіксовано, що сторінка політики конфіденційності /privacy для анонімного відвідувача переспрямовує на сторінку входу /login, хоча сторінка входу містить посилання на неї; це відповідає формулюванню ФВ-04, але робить правові сторінки недоступними до входу.</w:t>
       </w:r>
     </w:p>
     <w:p>
@@ -19642,7 +19602,7 @@
         <w:pStyle w:val="BodyText"/>
       </w:pPr>
       <w:r>
-        <w:t xml:space="preserve">Обмеження доступу до сторінок (ФВ-04) і гостьовий вхід (ФВ-03) відповідають вимогам, cookie сеансу має атрибути з табл. 1.4. Приклад А7 виявив дефект: перевірка токена сервером сигналізації не перехоплює виняток JWEInvalid, тому довільне значення cookie дає відповідь 500 замість 401, хоча доступу до даних не надає. Під час перевірки маршрутів також зафіксовано, що сторінка /privacy для анонімного відвідувача переспрямовує на /login, хоча сторінка входу містить посилання на неї; це відповідає формулюванню ФВ-04, але робить правові сторінки недоступними до входу.</w:t>
+        <w:t xml:space="preserve">Трансляцію з браузера перевіряють приклади табл. В.2, що охоплюють створення трансляції та встановлення медіаз’єднання стрімера (ФВ-06, ФВ-10 – ФВ-13, ФВ-17). Сигнальна частина потоку 1.2 виконується повністю: маршрутизатор пропонує кодеки в порядку, визначеному в розділі 4, публікація останнього потоку переводить трансляцію в стан live, мініатюру змінює лише власник (ФВ-17). Приклад Б5 показує, що заборону трансляцій для гостей реалізовано лише маршрутами вебзастосунку: кінцева точка створення трансляції не перевіряє роль сеансу.</w:t>
       </w:r>
     </w:p>
     <w:p>
@@ -19650,17 +19610,7 @@
         <w:pStyle w:val="BodyText"/>
       </w:pPr>
       <w:r>
-        <w:rPr>
-          <w:b/>
-          <w:bCs/>
-        </w:rPr>
-        <w:t xml:space="preserve">5.2.2 Трансляція з браузера.</w:t>
-      </w:r>
-      <w:r>
-        <w:t xml:space="preserve"> </w:t>
-      </w:r>
-      <w:r>
-        <w:t xml:space="preserve">Табл. В.2 охоплює створення трансляції та встановлення медіаз’єднання стрімера (ФВ-06, ФВ-10 – ФВ-13, ФВ-17).</w:t>
+        <w:t xml:space="preserve">Наступним розглянемо захоплення застосунку в настільному застосунку. Перевірки табл. В.3 стосуються режиму слідування (ФВ-09) і вибору джерела (ФВ-07, ФВ-08). Сценарій перевірки режиму слідування використовує таблицю процесів із процесом оболонки Windows Explorer, процесом застосунку та стороннім процесом, а в Д1 – справжню таблицю процесів ОС стенда. Інтервали в Д3, Д5 і Д7 узгоджуються з параметрами модуля: опитування раз на 1,5 с і очікування вихідного вікна 20 с плюс цикл опитування. Ці перевірки підтверджують логіку вибору вікна, але не саме захоплення, тому Д8 – Д10 виконуються вручну у Windows.</w:t>
       </w:r>
     </w:p>
     <w:p>
@@ -19668,7 +19618,7 @@
         <w:pStyle w:val="BodyText"/>
       </w:pPr>
       <w:r>
-        <w:t xml:space="preserve">Сигнальна частина потоку 1.2 виконується повністю: маршрутизатор пропонує кодеки в порядку, визначеному в розділі 4, публікація останнього потоку переводить трансляцію в стан live, мініатюру змінює лише власник (ФВ-17). Приклад Б5 показує, що заборону трансляцій для гостей реалізовано лише маршрутами вебзастосунку: кінцева точка створення трансляції не перевіряє роль сеансу.</w:t>
+        <w:t xml:space="preserve">Перегляд трансляції перевіряють приклади табл. В.4: перелік трансляцій, приватні трансляції та підключення глядача (ФВ-05, ФВ-11, ФВ-14). Сервер приховує приватну трансляцію з переліку й водночас надає її за ідентифікатором, що відповідає ФВ-11, а гість отримує медіапотік без входу через Google. Відтворення на боці браузера потребує ручної перевірки П6.</w:t>
       </w:r>
     </w:p>
     <w:p>
@@ -19676,77 +19626,7 @@
         <w:pStyle w:val="BodyText"/>
       </w:pPr>
       <w:r>
-        <w:rPr>
-          <w:b/>
-          <w:bCs/>
-        </w:rPr>
-        <w:t xml:space="preserve">5.2.3 Захоплення застосунку в настільному застосунку.</w:t>
-      </w:r>
-      <w:r>
-        <w:t xml:space="preserve"> </w:t>
-      </w:r>
-      <w:r>
-        <w:t xml:space="preserve">Перевірки табл. В.3 стосуються режиму слідування (ФВ-09) і вибору джерела (ФВ-07, ФВ-08). Сценарій follower.mjs використовує таблицю процесів із процесом оболонки explorer.exe, процесом застосунку та стороннім процесом, а в Д1 – справжню таблицю процесів ОС стенда.</w:t>
-      </w:r>
-    </w:p>
-    <w:p>
-      <w:pPr>
-        <w:pStyle w:val="BodyText"/>
-      </w:pPr>
-      <w:r>
-        <w:t xml:space="preserve">Інтервали в Д3, Д5 і Д7 узгоджуються з параметрами модуля: опитування раз на 1,5 с і очікування вихідного вікна 20 с плюс цикл опитування. Ці перевірки підтверджують логіку вибору вікна, але не саме захоплення, тому Д8 – Д10 виконуються вручну у Windows.</w:t>
-      </w:r>
-    </w:p>
-    <w:p>
-      <w:pPr>
-        <w:pStyle w:val="BodyText"/>
-      </w:pPr>
-      <w:r>
-        <w:rPr>
-          <w:b/>
-          <w:bCs/>
-        </w:rPr>
-        <w:t xml:space="preserve">5.2.4 Перегляд трансляції.</w:t>
-      </w:r>
-      <w:r>
-        <w:t xml:space="preserve"> </w:t>
-      </w:r>
-      <w:r>
-        <w:t xml:space="preserve">Приклади табл. В.4 перевіряють перелік трансляцій, приватні трансляції та підключення глядача (ФВ-05, ФВ-11, ФВ-14).</w:t>
-      </w:r>
-    </w:p>
-    <w:p>
-      <w:pPr>
-        <w:pStyle w:val="BodyText"/>
-      </w:pPr>
-      <w:r>
-        <w:t xml:space="preserve">Сервер приховує приватну трансляцію з переліку й водночас надає її за ідентифікатором, що відповідає ФВ-11, а гість отримує медіапотік без входу через Google. Відтворення на боці браузера потребує ручної перевірки П6.</w:t>
-      </w:r>
-    </w:p>
-    <w:p>
-      <w:pPr>
-        <w:pStyle w:val="BodyText"/>
-      </w:pPr>
-      <w:r>
-        <w:rPr>
-          <w:b/>
-          <w:bCs/>
-        </w:rPr>
-        <w:t xml:space="preserve">5.2.5 Завершення та відновлення трансляції.</w:t>
-      </w:r>
-      <w:r>
-        <w:t xml:space="preserve"> </w:t>
-      </w:r>
-      <w:r>
-        <w:t xml:space="preserve">Табл. В.5 перевіряє вимоги ФВ-15 і ФВ-16, а також право керувати трансляцією.</w:t>
-      </w:r>
-    </w:p>
-    <w:p>
-      <w:pPr>
-        <w:pStyle w:val="BodyText"/>
-      </w:pPr>
-      <w:r>
-        <w:t xml:space="preserve">Тривалість у З2 складається з п’яти інтервалів по 6 с і ще одного, на якому таймер фіксує вичерпання спроб, тобто 36 с, а не 30 с. Подію streamEnd сервер надсилає до запису причини завершення в базу даних. Приклад З4 виявив найсерйозніший дефект: обробник WebSocket стрімера перевіряє наявність сеансу, але не належність трансляції, тому будь-який сеанс може завершити чужу трансляцію.</w:t>
+        <w:t xml:space="preserve">Останньою розглянемо групу завершення та відновлення трансляції. Табл. В.5 перевіряє вимоги ФВ-15 і ФВ-16, а також право керувати трансляцією. Тривалість у З2 складається з п’яти інтервалів по 6 с і ще одного, на якому таймер фіксує вичерпання спроб, тобто 36 с, а не 30 с. Подію streamEnd сервер надсилає до запису причини завершення в базу даних. Приклад З4 виявив найсерйозніший дефект: обробник WebSocket стрімера перевіряє наявність сеансу, але не належність трансляції, тому будь-який сеанс може завершити чужу трансляцію.</w:t>
       </w:r>
     </w:p>
     <w:bookmarkEnd w:id="135"/>
@@ -19795,10 +19675,10 @@
         <w:tblCaption w:val="Таблиця 5.2 – Результати нефункціонального тестування"/>
       </w:tblPr>
       <w:tblGrid>
-        <w:gridCol w:w="1645"/>
-        <w:gridCol w:w="4254"/>
-        <w:gridCol w:w="1541"/>
-        <w:gridCol w:w="2481"/>
+        <w:gridCol w:w="1797"/>
+        <w:gridCol w:w="3734"/>
+        <w:gridCol w:w="1683"/>
+        <w:gridCol w:w="2707"/>
       </w:tblGrid>
       <w:tr>
         <w:trPr>
@@ -19806,7 +19686,7 @@
         </w:trPr>
         <w:tc>
           <w:tcPr>
-            <w:tcW w:w="1645" w:type="dxa"/>
+            <w:tcW w:w="1797" w:type="dxa"/>
           </w:tcPr>
           <w:p>
             <w:pPr>
@@ -19824,7 +19704,7 @@
         </w:tc>
         <w:tc>
           <w:tcPr>
-            <w:tcW w:w="4254" w:type="dxa"/>
+            <w:tcW w:w="3734" w:type="dxa"/>
           </w:tcPr>
           <w:p>
             <w:pPr>
@@ -19842,7 +19722,7 @@
         </w:tc>
         <w:tc>
           <w:tcPr>
-            <w:tcW w:w="1541" w:type="dxa"/>
+            <w:tcW w:w="1683" w:type="dxa"/>
           </w:tcPr>
           <w:p>
             <w:pPr>
@@ -19860,7 +19740,7 @@
         </w:tc>
         <w:tc>
           <w:tcPr>
-            <w:tcW w:w="2481" w:type="dxa"/>
+            <w:tcW w:w="2707" w:type="dxa"/>
           </w:tcPr>
           <w:p>
             <w:pPr>
@@ -19880,7 +19760,7 @@
       <w:tr>
         <w:tc>
           <w:tcPr>
-            <w:tcW w:w="1645" w:type="dxa"/>
+            <w:tcW w:w="1797" w:type="dxa"/>
           </w:tcPr>
           <w:p>
             <w:pPr>
@@ -19897,7 +19777,7 @@
         </w:tc>
         <w:tc>
           <w:tcPr>
-            <w:tcW w:w="4254" w:type="dxa"/>
+            <w:tcW w:w="3734" w:type="dxa"/>
           </w:tcPr>
           <w:p>
             <w:pPr>
@@ -19914,7 +19794,7 @@
         </w:tc>
         <w:tc>
           <w:tcPr>
-            <w:tcW w:w="1541" w:type="dxa"/>
+            <w:tcW w:w="1683" w:type="dxa"/>
           </w:tcPr>
           <w:p>
             <w:pPr>
@@ -19931,7 +19811,7 @@
         </w:tc>
         <w:tc>
           <w:tcPr>
-            <w:tcW w:w="2481" w:type="dxa"/>
+            <w:tcW w:w="2707" w:type="dxa"/>
           </w:tcPr>
           <w:p>
             <w:pPr>
@@ -19950,7 +19830,7 @@
       <w:tr>
         <w:tc>
           <w:tcPr>
-            <w:tcW w:w="1645" w:type="dxa"/>
+            <w:tcW w:w="1797" w:type="dxa"/>
           </w:tcPr>
           <w:p>
             <w:pPr>
@@ -19967,24 +19847,24 @@
         </w:tc>
         <w:tc>
           <w:tcPr>
-            <w:tcW w:w="4254" w:type="dxa"/>
-          </w:tcPr>
-          <w:p>
-            <w:pPr>
-              <w:pStyle w:val="Compact"/>
-            </w:pPr>
-            <w:r>
-              <w:rPr>
-                <w:sz w:val="24"/>
-                <w:szCs w:val="24"/>
-              </w:rPr>
-              <w:t xml:space="preserve">chrome://webrtc-internals, вихідний потік: targetBitrate, framesPerSecond, frameWidth, qualityLimitationReason</w:t>
-            </w:r>
-          </w:p>
-        </w:tc>
-        <w:tc>
-          <w:tcPr>
-            <w:tcW w:w="1541" w:type="dxa"/>
+            <w:tcW w:w="3734" w:type="dxa"/>
+          </w:tcPr>
+          <w:p>
+            <w:pPr>
+              <w:pStyle w:val="Compact"/>
+            </w:pPr>
+            <w:r>
+              <w:rPr>
+                <w:sz w:val="24"/>
+                <w:szCs w:val="24"/>
+              </w:rPr>
+              <w:t xml:space="preserve">сторінка chrome://webrtc-internals, вихідний потік: поля targetBitrate, framesPerSecond, frameWidth, qualityLimitationReason</w:t>
+            </w:r>
+          </w:p>
+        </w:tc>
+        <w:tc>
+          <w:tcPr>
+            <w:tcW w:w="1683" w:type="dxa"/>
           </w:tcPr>
           <w:p>
             <w:pPr>
@@ -20001,7 +19881,7 @@
         </w:tc>
         <w:tc>
           <w:tcPr>
-            <w:tcW w:w="2481" w:type="dxa"/>
+            <w:tcW w:w="2707" w:type="dxa"/>
           </w:tcPr>
           <w:p>
             <w:pPr>
@@ -20020,7 +19900,7 @@
       <w:tr>
         <w:tc>
           <w:tcPr>
-            <w:tcW w:w="1645" w:type="dxa"/>
+            <w:tcW w:w="1797" w:type="dxa"/>
           </w:tcPr>
           <w:p>
             <w:pPr>
@@ -20037,7 +19917,7 @@
         </w:tc>
         <w:tc>
           <w:tcPr>
-            <w:tcW w:w="4254" w:type="dxa"/>
+            <w:tcW w:w="3734" w:type="dxa"/>
           </w:tcPr>
           <w:p>
             <w:pPr>
@@ -20054,7 +19934,7 @@
         </w:tc>
         <w:tc>
           <w:tcPr>
-            <w:tcW w:w="1541" w:type="dxa"/>
+            <w:tcW w:w="1683" w:type="dxa"/>
           </w:tcPr>
           <w:p>
             <w:pPr>
@@ -20071,7 +19951,7 @@
         </w:tc>
         <w:tc>
           <w:tcPr>
-            <w:tcW w:w="2481" w:type="dxa"/>
+            <w:tcW w:w="2707" w:type="dxa"/>
           </w:tcPr>
           <w:p>
             <w:pPr>
@@ -20090,7 +19970,7 @@
       <w:tr>
         <w:tc>
           <w:tcPr>
-            <w:tcW w:w="1645" w:type="dxa"/>
+            <w:tcW w:w="1797" w:type="dxa"/>
           </w:tcPr>
           <w:p>
             <w:pPr>
@@ -20107,7 +19987,7 @@
         </w:tc>
         <w:tc>
           <w:tcPr>
-            <w:tcW w:w="4254" w:type="dxa"/>
+            <w:tcW w:w="3734" w:type="dxa"/>
           </w:tcPr>
           <w:p>
             <w:pPr>
@@ -20124,7 +20004,7 @@
         </w:tc>
         <w:tc>
           <w:tcPr>
-            <w:tcW w:w="1541" w:type="dxa"/>
+            <w:tcW w:w="1683" w:type="dxa"/>
           </w:tcPr>
           <w:p>
             <w:pPr>
@@ -20141,7 +20021,7 @@
         </w:tc>
         <w:tc>
           <w:tcPr>
-            <w:tcW w:w="2481" w:type="dxa"/>
+            <w:tcW w:w="2707" w:type="dxa"/>
           </w:tcPr>
           <w:p>
             <w:pPr>
@@ -20160,7 +20040,7 @@
       <w:tr>
         <w:tc>
           <w:tcPr>
-            <w:tcW w:w="1645" w:type="dxa"/>
+            <w:tcW w:w="1797" w:type="dxa"/>
           </w:tcPr>
           <w:p>
             <w:pPr>
@@ -20177,7 +20057,7 @@
         </w:tc>
         <w:tc>
           <w:tcPr>
-            <w:tcW w:w="4254" w:type="dxa"/>
+            <w:tcW w:w="3734" w:type="dxa"/>
           </w:tcPr>
           <w:p>
             <w:pPr>
@@ -20194,7 +20074,7 @@
         </w:tc>
         <w:tc>
           <w:tcPr>
-            <w:tcW w:w="1541" w:type="dxa"/>
+            <w:tcW w:w="1683" w:type="dxa"/>
           </w:tcPr>
           <w:p>
             <w:pPr>
@@ -20211,7 +20091,7 @@
         </w:tc>
         <w:tc>
           <w:tcPr>
-            <w:tcW w:w="2481" w:type="dxa"/>
+            <w:tcW w:w="2707" w:type="dxa"/>
           </w:tcPr>
           <w:p>
             <w:pPr>
@@ -20230,7 +20110,7 @@
       <w:tr>
         <w:tc>
           <w:tcPr>
-            <w:tcW w:w="1645" w:type="dxa"/>
+            <w:tcW w:w="1797" w:type="dxa"/>
           </w:tcPr>
           <w:p>
             <w:pPr>
@@ -20247,24 +20127,24 @@
         </w:tc>
         <w:tc>
           <w:tcPr>
-            <w:tcW w:w="4254" w:type="dxa"/>
-          </w:tcPr>
-          <w:p>
-            <w:pPr>
-              <w:pStyle w:val="Compact"/>
-            </w:pPr>
-            <w:r>
-              <w:rPr>
-                <w:sz w:val="24"/>
-                <w:szCs w:val="24"/>
-              </w:rPr>
-              <w:t xml:space="preserve">запуск сервера з MEDIASOUP_MAX_INCOMING_BITRATE=10000000</w:t>
-            </w:r>
-          </w:p>
-        </w:tc>
-        <w:tc>
-          <w:tcPr>
-            <w:tcW w:w="1541" w:type="dxa"/>
+            <w:tcW w:w="3734" w:type="dxa"/>
+          </w:tcPr>
+          <w:p>
+            <w:pPr>
+              <w:pStyle w:val="Compact"/>
+            </w:pPr>
+            <w:r>
+              <w:rPr>
+                <w:sz w:val="24"/>
+                <w:szCs w:val="24"/>
+              </w:rPr>
+              <w:t xml:space="preserve">запуск сервера зі змінною оточення MEDIASOUP_MAX_INCOMING_BITRATE, що дорівнює 10 000 000</w:t>
+            </w:r>
+          </w:p>
+        </w:tc>
+        <w:tc>
+          <w:tcPr>
+            <w:tcW w:w="1683" w:type="dxa"/>
           </w:tcPr>
           <w:p>
             <w:pPr>
@@ -20281,7 +20161,7 @@
         </w:tc>
         <w:tc>
           <w:tcPr>
-            <w:tcW w:w="2481" w:type="dxa"/>
+            <w:tcW w:w="2707" w:type="dxa"/>
           </w:tcPr>
           <w:p>
             <w:pPr>
@@ -20300,7 +20180,7 @@
       <w:tr>
         <w:tc>
           <w:tcPr>
-            <w:tcW w:w="1645" w:type="dxa"/>
+            <w:tcW w:w="1797" w:type="dxa"/>
           </w:tcPr>
           <w:p>
             <w:pPr>
@@ -20317,7 +20197,7 @@
         </w:tc>
         <w:tc>
           <w:tcPr>
-            <w:tcW w:w="4254" w:type="dxa"/>
+            <w:tcW w:w="3734" w:type="dxa"/>
           </w:tcPr>
           <w:p>
             <w:pPr>
@@ -20334,7 +20214,7 @@
         </w:tc>
         <w:tc>
           <w:tcPr>
-            <w:tcW w:w="1541" w:type="dxa"/>
+            <w:tcW w:w="1683" w:type="dxa"/>
           </w:tcPr>
           <w:p>
             <w:pPr>
@@ -20351,7 +20231,7 @@
         </w:tc>
         <w:tc>
           <w:tcPr>
-            <w:tcW w:w="2481" w:type="dxa"/>
+            <w:tcW w:w="2707" w:type="dxa"/>
           </w:tcPr>
           <w:p>
             <w:pPr>
@@ -20370,7 +20250,7 @@
       <w:tr>
         <w:tc>
           <w:tcPr>
-            <w:tcW w:w="1645" w:type="dxa"/>
+            <w:tcW w:w="1797" w:type="dxa"/>
           </w:tcPr>
           <w:p>
             <w:pPr>
@@ -20387,7 +20267,7 @@
         </w:tc>
         <w:tc>
           <w:tcPr>
-            <w:tcW w:w="4254" w:type="dxa"/>
+            <w:tcW w:w="3734" w:type="dxa"/>
           </w:tcPr>
           <w:p>
             <w:pPr>
@@ -20404,24 +20284,24 @@
         </w:tc>
         <w:tc>
           <w:tcPr>
-            <w:tcW w:w="1541" w:type="dxa"/>
-          </w:tcPr>
-          <w:p>
-            <w:pPr>
-              <w:pStyle w:val="Compact"/>
-            </w:pPr>
-            <w:r>
-              <w:rPr>
-                <w:sz w:val="24"/>
-                <w:szCs w:val="24"/>
-              </w:rPr>
-              <w:t xml:space="preserve">HttpOnly, Secure, SameSite, префікс __Secure-</w:t>
-            </w:r>
-          </w:p>
-        </w:tc>
-        <w:tc>
-          <w:tcPr>
-            <w:tcW w:w="2481" w:type="dxa"/>
+            <w:tcW w:w="1683" w:type="dxa"/>
+          </w:tcPr>
+          <w:p>
+            <w:pPr>
+              <w:pStyle w:val="Compact"/>
+            </w:pPr>
+            <w:r>
+              <w:rPr>
+                <w:sz w:val="24"/>
+                <w:szCs w:val="24"/>
+              </w:rPr>
+              <w:t xml:space="preserve">атрибути HttpOnly, Secure, SameSite, префікс __Secure-</w:t>
+            </w:r>
+          </w:p>
+        </w:tc>
+        <w:tc>
+          <w:tcPr>
+            <w:tcW w:w="2707" w:type="dxa"/>
           </w:tcPr>
           <w:p>
             <w:pPr>
@@ -20440,7 +20320,7 @@
       <w:tr>
         <w:tc>
           <w:tcPr>
-            <w:tcW w:w="1645" w:type="dxa"/>
+            <w:tcW w:w="1797" w:type="dxa"/>
           </w:tcPr>
           <w:p>
             <w:pPr>
@@ -20457,7 +20337,7 @@
         </w:tc>
         <w:tc>
           <w:tcPr>
-            <w:tcW w:w="4254" w:type="dxa"/>
+            <w:tcW w:w="3734" w:type="dxa"/>
           </w:tcPr>
           <w:p>
             <w:pPr>
@@ -20474,7 +20354,7 @@
         </w:tc>
         <w:tc>
           <w:tcPr>
-            <w:tcW w:w="1541" w:type="dxa"/>
+            <w:tcW w:w="1683" w:type="dxa"/>
           </w:tcPr>
           <w:p>
             <w:pPr>
@@ -20491,7 +20371,7 @@
         </w:tc>
         <w:tc>
           <w:tcPr>
-            <w:tcW w:w="2481" w:type="dxa"/>
+            <w:tcW w:w="2707" w:type="dxa"/>
           </w:tcPr>
           <w:p>
             <w:pPr>
@@ -20515,7 +20395,7 @@
         <w:spacing w:before="480"/>
       </w:pPr>
       <w:r>
-        <w:t xml:space="preserve">Показники потоку визначено специфікацією статистики WebRTC [81]: targetBitrate – цільовий бітрейт кодера, framesPerSecond і frameWidth – фактичні частота кадрів і ширина кадру, qualityLimitationReason – причина зниження якості (bandwidth, cpu або none), freezeCount – кількість зупинок відтворення в глядача. Значення слід записувати після 60 с трансляції динамічного вмісту, оскільки кодер починає з половини бюджету бітрейту; затримку – як різницю показів секундоміра на одному знімку з вікнами стрімера й глядача. Перевірка узгодженості лімітів підтверджує, що сервер, запущений з вхідним лімітом, нижчим за стелю відправника 18 Мбіт/с із запасом 1,2, попереджає про обмеження найвищих профілів якості.</w:t>
+        <w:t xml:space="preserve">Показники потоку визначено специфікацією статистики WebRTC [81]: поле targetBitrate – цільовий бітрейт кодера, поля framesPerSecond і frameWidth – фактичні частота кадрів і ширина кадру, поле qualityLimitationReason – причина зниження якості (bandwidth, cpu або none), поле freezeCount – кількість зупинок відтворення в глядача. Значення слід записувати після 60 с трансляції динамічного вмісту, оскільки кодер починає з половини бюджету бітрейту; затримку – як різницю показів секундоміра на одному знімку з вікнами стрімера й глядача. Перевірка узгодженості лімітів підтверджує, що сервер, запущений з вхідним лімітом, нижчим за стелю відправника 18 Мбіт/с із запасом 1,2, попереджає про обмеження найвищих профілів якості.</w:t>
       </w:r>
     </w:p>
     <w:bookmarkEnd w:id="137"/>
@@ -20533,16 +20413,6 @@
         <w:pStyle w:val="FirstParagraph"/>
         <w:spacing w:before="480"/>
       </w:pPr>
-      <w:r>
-        <w:rPr>
-          <w:b/>
-          <w:bCs/>
-        </w:rPr>
-        <w:t xml:space="preserve">5.4.1 Дефекти, виявлені під час розроблення.</w:t>
-      </w:r>
-      <w:r>
-        <w:t xml:space="preserve"> </w:t>
-      </w:r>
       <w:r>
         <w:t xml:space="preserve">Частину дефектів виявлено й виправлено до цього тестування; їхній перелік за історією фіксацій і завдань наведено в табл. 5.3 разом із дефектами, виявленими в підрозділах 5.2 – 5.3.</w:t>
       </w:r>
@@ -20574,10 +20444,10 @@
         <w:tblCaption w:val="Таблиця 5.3 – Виявлені дефекти та їх стан"/>
       </w:tblPr>
       <w:tblGrid>
-        <w:gridCol w:w="2200"/>
-        <w:gridCol w:w="2774"/>
-        <w:gridCol w:w="3410"/>
-        <w:gridCol w:w="1537"/>
+        <w:gridCol w:w="2480"/>
+        <w:gridCol w:w="2330"/>
+        <w:gridCol w:w="3380"/>
+        <w:gridCol w:w="1731"/>
       </w:tblGrid>
       <w:tr>
         <w:trPr>
@@ -20585,7 +20455,7 @@
         </w:trPr>
         <w:tc>
           <w:tcPr>
-            <w:tcW w:w="2200" w:type="dxa"/>
+            <w:tcW w:w="2480" w:type="dxa"/>
           </w:tcPr>
           <w:p>
             <w:pPr>
@@ -20593,17 +20463,13 @@
               <w:jc w:val="center"/>
             </w:pPr>
             <w:r>
-              <w:rPr>
-                <w:sz w:val="24"/>
-                <w:szCs w:val="24"/>
-              </w:rPr>
               <w:t xml:space="preserve">Дефект</w:t>
             </w:r>
           </w:p>
         </w:tc>
         <w:tc>
           <w:tcPr>
-            <w:tcW w:w="2774" w:type="dxa"/>
+            <w:tcW w:w="2330" w:type="dxa"/>
           </w:tcPr>
           <w:p>
             <w:pPr>
@@ -20611,17 +20477,13 @@
               <w:jc w:val="center"/>
             </w:pPr>
             <w:r>
-              <w:rPr>
-                <w:sz w:val="24"/>
-                <w:szCs w:val="24"/>
-              </w:rPr>
               <w:t xml:space="preserve">Причина</w:t>
             </w:r>
           </w:p>
         </w:tc>
         <w:tc>
           <w:tcPr>
-            <w:tcW w:w="3410" w:type="dxa"/>
+            <w:tcW w:w="3380" w:type="dxa"/>
           </w:tcPr>
           <w:p>
             <w:pPr>
@@ -20629,17 +20491,13 @@
               <w:jc w:val="center"/>
             </w:pPr>
             <w:r>
-              <w:rPr>
-                <w:sz w:val="24"/>
-                <w:szCs w:val="24"/>
-              </w:rPr>
               <w:t xml:space="preserve">Виправлення</w:t>
             </w:r>
           </w:p>
         </w:tc>
         <w:tc>
           <w:tcPr>
-            <w:tcW w:w="1537" w:type="dxa"/>
+            <w:tcW w:w="1731" w:type="dxa"/>
           </w:tcPr>
           <w:p>
             <w:pPr>
@@ -20647,10 +20505,6 @@
               <w:jc w:val="center"/>
             </w:pPr>
             <w:r>
-              <w:rPr>
-                <w:sz w:val="24"/>
-                <w:szCs w:val="24"/>
-              </w:rPr>
               <w:t xml:space="preserve">Стан</w:t>
             </w:r>
           </w:p>
@@ -20659,69 +20513,53 @@
       <w:tr>
         <w:tc>
           <w:tcPr>
-            <w:tcW w:w="2200" w:type="dxa"/>
-          </w:tcPr>
-          <w:p>
-            <w:pPr>
-              <w:pStyle w:val="Compact"/>
-            </w:pPr>
-            <w:r>
-              <w:rPr>
-                <w:sz w:val="24"/>
-                <w:szCs w:val="24"/>
-              </w:rPr>
+            <w:tcW w:w="2480" w:type="dxa"/>
+          </w:tcPr>
+          <w:p>
+            <w:pPr>
+              <w:pStyle w:val="Compact"/>
+            </w:pPr>
+            <w:r>
               <w:t xml:space="preserve">Блочність зображення 1080p60 у динамічних сценах</w:t>
             </w:r>
           </w:p>
         </w:tc>
         <w:tc>
           <w:tcPr>
-            <w:tcW w:w="2774" w:type="dxa"/>
-          </w:tcPr>
-          <w:p>
-            <w:pPr>
-              <w:pStyle w:val="Compact"/>
-            </w:pPr>
-            <w:r>
-              <w:rPr>
-                <w:sz w:val="24"/>
-                <w:szCs w:val="24"/>
-              </w:rPr>
+            <w:tcW w:w="2330" w:type="dxa"/>
+          </w:tcPr>
+          <w:p>
+            <w:pPr>
+              <w:pStyle w:val="Compact"/>
+            </w:pPr>
+            <w:r>
               <w:t xml:space="preserve">транспорт стартував з вихідного бітрейту 1 Мбіт/с; ліміт сервера 10 Мбіт/с був нижчим за стелю відправника, тож найвищі профілі мовчки обмежувалися</w:t>
             </w:r>
           </w:p>
         </w:tc>
         <w:tc>
           <w:tcPr>
-            <w:tcW w:w="3410" w:type="dxa"/>
-          </w:tcPr>
-          <w:p>
-            <w:pPr>
-              <w:pStyle w:val="Compact"/>
-            </w:pPr>
-            <w:r>
-              <w:rPr>
-                <w:sz w:val="24"/>
-                <w:szCs w:val="24"/>
-              </w:rPr>
-              <w:t xml:space="preserve">спільний модуль bitrate.ts: стеля 18 Мбіт/с, ліміт сервера 1,2 × стеля, старт – половина бюджету, підказка вмісту motion</w:t>
-            </w:r>
-          </w:p>
-        </w:tc>
-        <w:tc>
-          <w:tcPr>
-            <w:tcW w:w="1537" w:type="dxa"/>
-          </w:tcPr>
-          <w:p>
-            <w:pPr>
-              <w:pStyle w:val="Compact"/>
-            </w:pPr>
-            <w:r>
-              <w:rPr>
-                <w:sz w:val="24"/>
-                <w:szCs w:val="24"/>
-              </w:rPr>
-              <w:t xml:space="preserve">виправлено (5b3b414)</w:t>
+            <w:tcW w:w="3380" w:type="dxa"/>
+          </w:tcPr>
+          <w:p>
+            <w:pPr>
+              <w:pStyle w:val="Compact"/>
+            </w:pPr>
+            <w:r>
+              <w:t xml:space="preserve">спільний модуль розрахунку бітрейту: стеля 18 Мбіт/с, ліміт сервера 1,2 × стеля, старт – половина бюджету, підказка типу вмісту motion</w:t>
+            </w:r>
+          </w:p>
+        </w:tc>
+        <w:tc>
+          <w:tcPr>
+            <w:tcW w:w="1731" w:type="dxa"/>
+          </w:tcPr>
+          <w:p>
+            <w:pPr>
+              <w:pStyle w:val="Compact"/>
+            </w:pPr>
+            <w:r>
+              <w:t xml:space="preserve">виправлено 20.09.2026</w:t>
             </w:r>
           </w:p>
         </w:tc>
@@ -20729,69 +20567,53 @@
       <w:tr>
         <w:tc>
           <w:tcPr>
-            <w:tcW w:w="2200" w:type="dxa"/>
-          </w:tcPr>
-          <w:p>
-            <w:pPr>
-              <w:pStyle w:val="Compact"/>
-            </w:pPr>
-            <w:r>
-              <w:rPr>
-                <w:sz w:val="24"/>
-                <w:szCs w:val="24"/>
-              </w:rPr>
+            <w:tcW w:w="2480" w:type="dxa"/>
+          </w:tcPr>
+          <w:p>
+            <w:pPr>
+              <w:pStyle w:val="Compact"/>
+            </w:pPr>
+            <w:r>
               <w:t xml:space="preserve">Невідповідність гідратації React</w:t>
             </w:r>
           </w:p>
         </w:tc>
         <w:tc>
           <w:tcPr>
-            <w:tcW w:w="2774" w:type="dxa"/>
-          </w:tcPr>
-          <w:p>
-            <w:pPr>
-              <w:pStyle w:val="Compact"/>
-            </w:pPr>
-            <w:r>
-              <w:rPr>
-                <w:sz w:val="24"/>
-                <w:szCs w:val="24"/>
-              </w:rPr>
+            <w:tcW w:w="2330" w:type="dxa"/>
+          </w:tcPr>
+          <w:p>
+            <w:pPr>
+              <w:pStyle w:val="Compact"/>
+            </w:pPr>
+            <w:r>
               <w:t xml:space="preserve">ОС відвідувача і фокус вікна обчислювалися в браузері під час рендерингу</w:t>
             </w:r>
           </w:p>
         </w:tc>
         <w:tc>
           <w:tcPr>
-            <w:tcW w:w="3410" w:type="dxa"/>
-          </w:tcPr>
-          <w:p>
-            <w:pPr>
-              <w:pStyle w:val="Compact"/>
-            </w:pPr>
-            <w:r>
-              <w:rPr>
-                <w:sz w:val="24"/>
-                <w:szCs w:val="24"/>
-              </w:rPr>
-              <w:t xml:space="preserve">ОС визначається на сервері із заголовка User-Agent; фокус – через useSyncExternalStore; suppressHydrationWarning лише для &lt;body&gt;</w:t>
-            </w:r>
-          </w:p>
-        </w:tc>
-        <w:tc>
-          <w:tcPr>
-            <w:tcW w:w="1537" w:type="dxa"/>
-          </w:tcPr>
-          <w:p>
-            <w:pPr>
-              <w:pStyle w:val="Compact"/>
-            </w:pPr>
-            <w:r>
-              <w:rPr>
-                <w:sz w:val="24"/>
-                <w:szCs w:val="24"/>
-              </w:rPr>
-              <w:t xml:space="preserve">виправлено (55ad31b)</w:t>
+            <w:tcW w:w="3380" w:type="dxa"/>
+          </w:tcPr>
+          <w:p>
+            <w:pPr>
+              <w:pStyle w:val="Compact"/>
+            </w:pPr>
+            <w:r>
+              <w:t xml:space="preserve">ОС визначається на сервері із заголовка User-Agent; фокус – через хук useSyncExternalStore; придушення попередження про гідратацію лише для елемента body</w:t>
+            </w:r>
+          </w:p>
+        </w:tc>
+        <w:tc>
+          <w:tcPr>
+            <w:tcW w:w="1731" w:type="dxa"/>
+          </w:tcPr>
+          <w:p>
+            <w:pPr>
+              <w:pStyle w:val="Compact"/>
+            </w:pPr>
+            <w:r>
+              <w:t xml:space="preserve">виправлено 19.09.2026</w:t>
             </w:r>
           </w:p>
         </w:tc>
@@ -20799,69 +20621,53 @@
       <w:tr>
         <w:tc>
           <w:tcPr>
-            <w:tcW w:w="2200" w:type="dxa"/>
-          </w:tcPr>
-          <w:p>
-            <w:pPr>
-              <w:pStyle w:val="Compact"/>
-            </w:pPr>
-            <w:r>
-              <w:rPr>
-                <w:sz w:val="24"/>
-                <w:szCs w:val="24"/>
-              </w:rPr>
+            <w:tcW w:w="2480" w:type="dxa"/>
+          </w:tcPr>
+          <w:p>
+            <w:pPr>
+              <w:pStyle w:val="Compact"/>
+            </w:pPr>
+            <w:r>
               <w:t xml:space="preserve">Кожен другий вхід у настільному застосунку зависав</w:t>
             </w:r>
           </w:p>
         </w:tc>
         <w:tc>
           <w:tcPr>
-            <w:tcW w:w="2774" w:type="dxa"/>
-          </w:tcPr>
-          <w:p>
-            <w:pPr>
-              <w:pStyle w:val="Compact"/>
-            </w:pPr>
-            <w:r>
-              <w:rPr>
-                <w:sz w:val="24"/>
-                <w:szCs w:val="24"/>
-              </w:rPr>
-              <w:t xml:space="preserve">@auth/core оновлює cookie адреси повернення лише за зміни значення, а виклики виходу та входу передавали різні адреси</w:t>
-            </w:r>
-          </w:p>
-        </w:tc>
-        <w:tc>
-          <w:tcPr>
-            <w:tcW w:w="3410" w:type="dxa"/>
-          </w:tcPr>
-          <w:p>
-            <w:pPr>
-              <w:pStyle w:val="Compact"/>
-            </w:pPr>
-            <w:r>
-              <w:rPr>
-                <w:sz w:val="24"/>
-                <w:szCs w:val="24"/>
-              </w:rPr>
+            <w:tcW w:w="2330" w:type="dxa"/>
+          </w:tcPr>
+          <w:p>
+            <w:pPr>
+              <w:pStyle w:val="Compact"/>
+            </w:pPr>
+            <w:r>
+              <w:t xml:space="preserve">ядро Auth.js оновлює cookie адреси повернення лише за зміни значення, а виклики виходу та входу передавали різні адреси</w:t>
+            </w:r>
+          </w:p>
+        </w:tc>
+        <w:tc>
+          <w:tcPr>
+            <w:tcW w:w="3380" w:type="dxa"/>
+          </w:tcPr>
+          <w:p>
+            <w:pPr>
+              <w:pStyle w:val="Compact"/>
+            </w:pPr>
+            <w:r>
               <w:t xml:space="preserve">однакова адреса повернення в обох викликах, обробка відмови, сторожовий таймер, відсутність витоку обробника</w:t>
             </w:r>
           </w:p>
         </w:tc>
         <w:tc>
           <w:tcPr>
-            <w:tcW w:w="1537" w:type="dxa"/>
-          </w:tcPr>
-          <w:p>
-            <w:pPr>
-              <w:pStyle w:val="Compact"/>
-            </w:pPr>
-            <w:r>
-              <w:rPr>
-                <w:sz w:val="24"/>
-                <w:szCs w:val="24"/>
-              </w:rPr>
-              <w:t xml:space="preserve">виправлено (387cbc2)</w:t>
+            <w:tcW w:w="1731" w:type="dxa"/>
+          </w:tcPr>
+          <w:p>
+            <w:pPr>
+              <w:pStyle w:val="Compact"/>
+            </w:pPr>
+            <w:r>
+              <w:t xml:space="preserve">виправлено 19.09.2026</w:t>
             </w:r>
           </w:p>
         </w:tc>
@@ -20869,69 +20675,53 @@
       <w:tr>
         <w:tc>
           <w:tcPr>
-            <w:tcW w:w="2200" w:type="dxa"/>
-          </w:tcPr>
-          <w:p>
-            <w:pPr>
-              <w:pStyle w:val="Compact"/>
-            </w:pPr>
-            <w:r>
-              <w:rPr>
-                <w:sz w:val="24"/>
-                <w:szCs w:val="24"/>
-              </w:rPr>
+            <w:tcW w:w="2480" w:type="dxa"/>
+          </w:tcPr>
+          <w:p>
+            <w:pPr>
+              <w:pStyle w:val="Compact"/>
+            </w:pPr>
+            <w:r>
               <w:t xml:space="preserve">Низький контраст світлої теми</w:t>
             </w:r>
           </w:p>
         </w:tc>
         <w:tc>
           <w:tcPr>
-            <w:tcW w:w="2774" w:type="dxa"/>
-          </w:tcPr>
-          <w:p>
-            <w:pPr>
-              <w:pStyle w:val="Compact"/>
-            </w:pPr>
-            <w:r>
-              <w:rPr>
-                <w:sz w:val="24"/>
-                <w:szCs w:val="24"/>
-              </w:rPr>
-              <w:t xml:space="preserve">токени поверхонь світлої теми мали темні значення; body посилався на неіснуючу змінну</w:t>
-            </w:r>
-          </w:p>
-        </w:tc>
-        <w:tc>
-          <w:tcPr>
-            <w:tcW w:w="3410" w:type="dxa"/>
-          </w:tcPr>
-          <w:p>
-            <w:pPr>
-              <w:pStyle w:val="Compact"/>
-            </w:pPr>
-            <w:r>
-              <w:rPr>
-                <w:sz w:val="24"/>
-                <w:szCs w:val="24"/>
-              </w:rPr>
-              <w:t xml:space="preserve">світла палітра, var(--stroke) для тексту, колір небезпеки темної теми 3,6:1 → рівень AA</w:t>
-            </w:r>
-          </w:p>
-        </w:tc>
-        <w:tc>
-          <w:tcPr>
-            <w:tcW w:w="1537" w:type="dxa"/>
-          </w:tcPr>
-          <w:p>
-            <w:pPr>
-              <w:pStyle w:val="Compact"/>
-            </w:pPr>
-            <w:r>
-              <w:rPr>
-                <w:sz w:val="24"/>
-                <w:szCs w:val="24"/>
-              </w:rPr>
-              <w:t xml:space="preserve">виправлено (0e82b2a)</w:t>
+            <w:tcW w:w="2330" w:type="dxa"/>
+          </w:tcPr>
+          <w:p>
+            <w:pPr>
+              <w:pStyle w:val="Compact"/>
+            </w:pPr>
+            <w:r>
+              <w:t xml:space="preserve">токени поверхонь світлої теми мали темні значення; стиль елемента body посилався на неіснуючу CSS-змінну</w:t>
+            </w:r>
+          </w:p>
+        </w:tc>
+        <w:tc>
+          <w:tcPr>
+            <w:tcW w:w="3380" w:type="dxa"/>
+          </w:tcPr>
+          <w:p>
+            <w:pPr>
+              <w:pStyle w:val="Compact"/>
+            </w:pPr>
+            <w:r>
+              <w:t xml:space="preserve">світла палітра, наявний токен кольору для тексту, колір небезпеки темної теми 3,6:1 → рівень AA</w:t>
+            </w:r>
+          </w:p>
+        </w:tc>
+        <w:tc>
+          <w:tcPr>
+            <w:tcW w:w="1731" w:type="dxa"/>
+          </w:tcPr>
+          <w:p>
+            <w:pPr>
+              <w:pStyle w:val="Compact"/>
+            </w:pPr>
+            <w:r>
+              <w:t xml:space="preserve">виправлено 19.09.2026</w:t>
             </w:r>
           </w:p>
         </w:tc>
@@ -20939,69 +20729,53 @@
       <w:tr>
         <w:tc>
           <w:tcPr>
-            <w:tcW w:w="2200" w:type="dxa"/>
-          </w:tcPr>
-          <w:p>
-            <w:pPr>
-              <w:pStyle w:val="Compact"/>
-            </w:pPr>
-            <w:r>
-              <w:rPr>
-                <w:sz w:val="24"/>
-                <w:szCs w:val="24"/>
-              </w:rPr>
+            <w:tcW w:w="2480" w:type="dxa"/>
+          </w:tcPr>
+          <w:p>
+            <w:pPr>
+              <w:pStyle w:val="Compact"/>
+            </w:pPr>
+            <w:r>
               <w:t xml:space="preserve">Відсутній аватар</w:t>
             </w:r>
           </w:p>
         </w:tc>
         <w:tc>
           <w:tcPr>
-            <w:tcW w:w="2774" w:type="dxa"/>
-          </w:tcPr>
-          <w:p>
-            <w:pPr>
-              <w:pStyle w:val="Compact"/>
-            </w:pPr>
-            <w:r>
-              <w:rPr>
-                <w:sz w:val="24"/>
-                <w:szCs w:val="24"/>
-              </w:rPr>
-              <w:t xml:space="preserve">файл /default-avatar.png не існував, оптимізатор зображень повертав 400</w:t>
-            </w:r>
-          </w:p>
-        </w:tc>
-        <w:tc>
-          <w:tcPr>
-            <w:tcW w:w="3410" w:type="dxa"/>
-          </w:tcPr>
-          <w:p>
-            <w:pPr>
-              <w:pStyle w:val="Compact"/>
-            </w:pPr>
-            <w:r>
-              <w:rPr>
-                <w:sz w:val="24"/>
-                <w:szCs w:val="24"/>
-              </w:rPr>
-              <w:t xml:space="preserve">компонент Avatar: ініціали або піктограма, заміна при помилці завантаження</w:t>
-            </w:r>
-          </w:p>
-        </w:tc>
-        <w:tc>
-          <w:tcPr>
-            <w:tcW w:w="1537" w:type="dxa"/>
-          </w:tcPr>
-          <w:p>
-            <w:pPr>
-              <w:pStyle w:val="Compact"/>
-            </w:pPr>
-            <w:r>
-              <w:rPr>
-                <w:sz w:val="24"/>
-                <w:szCs w:val="24"/>
-              </w:rPr>
-              <w:t xml:space="preserve">виправлено (d8310fd)</w:t>
+            <w:tcW w:w="2330" w:type="dxa"/>
+          </w:tcPr>
+          <w:p>
+            <w:pPr>
+              <w:pStyle w:val="Compact"/>
+            </w:pPr>
+            <w:r>
+              <w:t xml:space="preserve">зображення аватара за замовчуванням не існувало, оптимізатор зображень повертав 400</w:t>
+            </w:r>
+          </w:p>
+        </w:tc>
+        <w:tc>
+          <w:tcPr>
+            <w:tcW w:w="3380" w:type="dxa"/>
+          </w:tcPr>
+          <w:p>
+            <w:pPr>
+              <w:pStyle w:val="Compact"/>
+            </w:pPr>
+            <w:r>
+              <w:t xml:space="preserve">компонент аватара: ініціали або піктограма, заміна при помилці завантаження</w:t>
+            </w:r>
+          </w:p>
+        </w:tc>
+        <w:tc>
+          <w:tcPr>
+            <w:tcW w:w="1731" w:type="dxa"/>
+          </w:tcPr>
+          <w:p>
+            <w:pPr>
+              <w:pStyle w:val="Compact"/>
+            </w:pPr>
+            <w:r>
+              <w:t xml:space="preserve">виправлено 19.09.2026</w:t>
             </w:r>
           </w:p>
         </w:tc>
@@ -21009,69 +20783,53 @@
       <w:tr>
         <w:tc>
           <w:tcPr>
-            <w:tcW w:w="2200" w:type="dxa"/>
-          </w:tcPr>
-          <w:p>
-            <w:pPr>
-              <w:pStyle w:val="Compact"/>
-            </w:pPr>
-            <w:r>
-              <w:rPr>
-                <w:sz w:val="24"/>
-                <w:szCs w:val="24"/>
-              </w:rPr>
+            <w:tcW w:w="2480" w:type="dxa"/>
+          </w:tcPr>
+          <w:p>
+            <w:pPr>
+              <w:pStyle w:val="Compact"/>
+            </w:pPr>
+            <w:r>
               <w:t xml:space="preserve">Помилки типів після чистого встановлення</w:t>
             </w:r>
           </w:p>
         </w:tc>
         <w:tc>
           <w:tcPr>
-            <w:tcW w:w="2774" w:type="dxa"/>
-          </w:tcPr>
-          <w:p>
-            <w:pPr>
-              <w:pStyle w:val="Compact"/>
-            </w:pPr>
-            <w:r>
-              <w:rPr>
-                <w:sz w:val="24"/>
-                <w:szCs w:val="24"/>
-              </w:rPr>
-              <w:t xml:space="preserve">збій перезбирання нативного модуля без заголовків PipeWire/X11 переривав pnpm install</w:t>
-            </w:r>
-          </w:p>
-        </w:tc>
-        <w:tc>
-          <w:tcPr>
-            <w:tcW w:w="3410" w:type="dxa"/>
-          </w:tcPr>
-          <w:p>
-            <w:pPr>
-              <w:pStyle w:val="Compact"/>
-            </w:pPr>
-            <w:r>
-              <w:rPr>
-                <w:sz w:val="24"/>
-                <w:szCs w:val="24"/>
-              </w:rPr>
-              <w:t xml:space="preserve">перезбирання обов’язкове лише в CI, явний тип конфігурації, збирання залежностей перед next build</w:t>
-            </w:r>
-          </w:p>
-        </w:tc>
-        <w:tc>
-          <w:tcPr>
-            <w:tcW w:w="1537" w:type="dxa"/>
-          </w:tcPr>
-          <w:p>
-            <w:pPr>
-              <w:pStyle w:val="Compact"/>
-            </w:pPr>
-            <w:r>
-              <w:rPr>
-                <w:sz w:val="24"/>
-                <w:szCs w:val="24"/>
-              </w:rPr>
-              <w:t xml:space="preserve">виправлено (af87ddf)</w:t>
+            <w:tcW w:w="2330" w:type="dxa"/>
+          </w:tcPr>
+          <w:p>
+            <w:pPr>
+              <w:pStyle w:val="Compact"/>
+            </w:pPr>
+            <w:r>
+              <w:t xml:space="preserve">збій перезбирання нативного модуля без заголовків PipeWire/X11 переривав встановлення залежностей</w:t>
+            </w:r>
+          </w:p>
+        </w:tc>
+        <w:tc>
+          <w:tcPr>
+            <w:tcW w:w="3380" w:type="dxa"/>
+          </w:tcPr>
+          <w:p>
+            <w:pPr>
+              <w:pStyle w:val="Compact"/>
+            </w:pPr>
+            <w:r>
+              <w:t xml:space="preserve">перезбирання обов’язкове лише в CI, явний тип конфігурації, збирання залежностей перед збиранням вебзастосунку</w:t>
+            </w:r>
+          </w:p>
+        </w:tc>
+        <w:tc>
+          <w:tcPr>
+            <w:tcW w:w="1731" w:type="dxa"/>
+          </w:tcPr>
+          <w:p>
+            <w:pPr>
+              <w:pStyle w:val="Compact"/>
+            </w:pPr>
+            <w:r>
+              <w:t xml:space="preserve">виправлено 19.09.2026</w:t>
             </w:r>
           </w:p>
         </w:tc>
@@ -21079,68 +20837,52 @@
       <w:tr>
         <w:tc>
           <w:tcPr>
-            <w:tcW w:w="2200" w:type="dxa"/>
-          </w:tcPr>
-          <w:p>
-            <w:pPr>
-              <w:pStyle w:val="Compact"/>
-            </w:pPr>
-            <w:r>
-              <w:rPr>
-                <w:sz w:val="24"/>
-                <w:szCs w:val="24"/>
-              </w:rPr>
+            <w:tcW w:w="2480" w:type="dxa"/>
+          </w:tcPr>
+          <w:p>
+            <w:pPr>
+              <w:pStyle w:val="Compact"/>
+            </w:pPr>
+            <w:r>
               <w:t xml:space="preserve">Підроблений токен → 500</w:t>
             </w:r>
           </w:p>
         </w:tc>
         <w:tc>
           <w:tcPr>
-            <w:tcW w:w="2774" w:type="dxa"/>
-          </w:tcPr>
-          <w:p>
-            <w:pPr>
-              <w:pStyle w:val="Compact"/>
-            </w:pPr>
-            <w:r>
-              <w:rPr>
-                <w:sz w:val="24"/>
-                <w:szCs w:val="24"/>
-              </w:rPr>
-              <w:t xml:space="preserve">неперехоплений JWEInvalid</w:t>
-            </w:r>
-          </w:p>
-        </w:tc>
-        <w:tc>
-          <w:tcPr>
-            <w:tcW w:w="3410" w:type="dxa"/>
-          </w:tcPr>
-          <w:p>
-            <w:pPr>
-              <w:pStyle w:val="Compact"/>
-            </w:pPr>
-            <w:r>
-              <w:rPr>
-                <w:sz w:val="24"/>
-                <w:szCs w:val="24"/>
-              </w:rPr>
+            <w:tcW w:w="2330" w:type="dxa"/>
+          </w:tcPr>
+          <w:p>
+            <w:pPr>
+              <w:pStyle w:val="Compact"/>
+            </w:pPr>
+            <w:r>
+              <w:t xml:space="preserve">неперехоплений виняток JWEInvalid</w:t>
+            </w:r>
+          </w:p>
+        </w:tc>
+        <w:tc>
+          <w:tcPr>
+            <w:tcW w:w="3380" w:type="dxa"/>
+          </w:tcPr>
+          <w:p>
+            <w:pPr>
+              <w:pStyle w:val="Compact"/>
+            </w:pPr>
+            <w:r>
               <w:t xml:space="preserve">перехоплення з відповіддю 401</w:t>
             </w:r>
           </w:p>
         </w:tc>
         <w:tc>
           <w:tcPr>
-            <w:tcW w:w="1537" w:type="dxa"/>
-          </w:tcPr>
-          <w:p>
-            <w:pPr>
-              <w:pStyle w:val="Compact"/>
-            </w:pPr>
-            <w:r>
-              <w:rPr>
-                <w:sz w:val="24"/>
-                <w:szCs w:val="24"/>
-              </w:rPr>
+            <w:tcW w:w="1731" w:type="dxa"/>
+          </w:tcPr>
+          <w:p>
+            <w:pPr>
+              <w:pStyle w:val="Compact"/>
+            </w:pPr>
+            <w:r>
               <w:t xml:space="preserve">відкрито (А7)</w:t>
             </w:r>
           </w:p>
@@ -21149,68 +20891,52 @@
       <w:tr>
         <w:tc>
           <w:tcPr>
-            <w:tcW w:w="2200" w:type="dxa"/>
-          </w:tcPr>
-          <w:p>
-            <w:pPr>
-              <w:pStyle w:val="Compact"/>
-            </w:pPr>
-            <w:r>
-              <w:rPr>
-                <w:sz w:val="24"/>
-                <w:szCs w:val="24"/>
-              </w:rPr>
+            <w:tcW w:w="2480" w:type="dxa"/>
+          </w:tcPr>
+          <w:p>
+            <w:pPr>
+              <w:pStyle w:val="Compact"/>
+            </w:pPr>
+            <w:r>
               <w:t xml:space="preserve">Гість створює трансляцію</w:t>
             </w:r>
           </w:p>
         </w:tc>
         <w:tc>
           <w:tcPr>
-            <w:tcW w:w="2774" w:type="dxa"/>
-          </w:tcPr>
-          <w:p>
-            <w:pPr>
-              <w:pStyle w:val="Compact"/>
-            </w:pPr>
-            <w:r>
-              <w:rPr>
-                <w:sz w:val="24"/>
-                <w:szCs w:val="24"/>
-              </w:rPr>
-              <w:t xml:space="preserve">REST не перевіряє роль</w:t>
-            </w:r>
-          </w:p>
-        </w:tc>
-        <w:tc>
-          <w:tcPr>
-            <w:tcW w:w="3410" w:type="dxa"/>
-          </w:tcPr>
-          <w:p>
-            <w:pPr>
-              <w:pStyle w:val="Compact"/>
-            </w:pPr>
-            <w:r>
-              <w:rPr>
-                <w:sz w:val="24"/>
-                <w:szCs w:val="24"/>
-              </w:rPr>
+            <w:tcW w:w="2330" w:type="dxa"/>
+          </w:tcPr>
+          <w:p>
+            <w:pPr>
+              <w:pStyle w:val="Compact"/>
+            </w:pPr>
+            <w:r>
+              <w:t xml:space="preserve">REST-ендпоінт створення не перевіряє роль</w:t>
+            </w:r>
+          </w:p>
+        </w:tc>
+        <w:tc>
+          <w:tcPr>
+            <w:tcW w:w="3380" w:type="dxa"/>
+          </w:tcPr>
+          <w:p>
+            <w:pPr>
+              <w:pStyle w:val="Compact"/>
+            </w:pPr>
+            <w:r>
               <w:t xml:space="preserve">відмова для ролі guest</w:t>
             </w:r>
           </w:p>
         </w:tc>
         <w:tc>
           <w:tcPr>
-            <w:tcW w:w="1537" w:type="dxa"/>
-          </w:tcPr>
-          <w:p>
-            <w:pPr>
-              <w:pStyle w:val="Compact"/>
-            </w:pPr>
-            <w:r>
-              <w:rPr>
-                <w:sz w:val="24"/>
-                <w:szCs w:val="24"/>
-              </w:rPr>
+            <w:tcW w:w="1731" w:type="dxa"/>
+          </w:tcPr>
+          <w:p>
+            <w:pPr>
+              <w:pStyle w:val="Compact"/>
+            </w:pPr>
+            <w:r>
               <w:t xml:space="preserve">відкрито (Б5)</w:t>
             </w:r>
           </w:p>
@@ -21219,68 +20945,52 @@
       <w:tr>
         <w:tc>
           <w:tcPr>
-            <w:tcW w:w="2200" w:type="dxa"/>
-          </w:tcPr>
-          <w:p>
-            <w:pPr>
-              <w:pStyle w:val="Compact"/>
-            </w:pPr>
-            <w:r>
-              <w:rPr>
-                <w:sz w:val="24"/>
-                <w:szCs w:val="24"/>
-              </w:rPr>
+            <w:tcW w:w="2480" w:type="dxa"/>
+          </w:tcPr>
+          <w:p>
+            <w:pPr>
+              <w:pStyle w:val="Compact"/>
+            </w:pPr>
+            <w:r>
               <w:t xml:space="preserve">Керування чужою трансляцією</w:t>
             </w:r>
           </w:p>
         </w:tc>
         <w:tc>
           <w:tcPr>
-            <w:tcW w:w="2774" w:type="dxa"/>
-          </w:tcPr>
-          <w:p>
-            <w:pPr>
-              <w:pStyle w:val="Compact"/>
-            </w:pPr>
-            <w:r>
-              <w:rPr>
-                <w:sz w:val="24"/>
-                <w:szCs w:val="24"/>
-              </w:rPr>
+            <w:tcW w:w="2330" w:type="dxa"/>
+          </w:tcPr>
+          <w:p>
+            <w:pPr>
+              <w:pStyle w:val="Compact"/>
+            </w:pPr>
+            <w:r>
               <w:t xml:space="preserve">WebSocket стрімера не перевіряє власника</w:t>
             </w:r>
           </w:p>
         </w:tc>
         <w:tc>
           <w:tcPr>
-            <w:tcW w:w="3410" w:type="dxa"/>
-          </w:tcPr>
-          <w:p>
-            <w:pPr>
-              <w:pStyle w:val="Compact"/>
-            </w:pPr>
-            <w:r>
-              <w:rPr>
-                <w:sz w:val="24"/>
-                <w:szCs w:val="24"/>
-              </w:rPr>
-              <w:t xml:space="preserve">перевірка stream.userId під час підключення</w:t>
-            </w:r>
-          </w:p>
-        </w:tc>
-        <w:tc>
-          <w:tcPr>
-            <w:tcW w:w="1537" w:type="dxa"/>
-          </w:tcPr>
-          <w:p>
-            <w:pPr>
-              <w:pStyle w:val="Compact"/>
-            </w:pPr>
-            <w:r>
-              <w:rPr>
-                <w:sz w:val="24"/>
-                <w:szCs w:val="24"/>
-              </w:rPr>
+            <w:tcW w:w="3380" w:type="dxa"/>
+          </w:tcPr>
+          <w:p>
+            <w:pPr>
+              <w:pStyle w:val="Compact"/>
+            </w:pPr>
+            <w:r>
+              <w:t xml:space="preserve">перевірка власника трансляції під час підключення</w:t>
+            </w:r>
+          </w:p>
+        </w:tc>
+        <w:tc>
+          <w:tcPr>
+            <w:tcW w:w="1731" w:type="dxa"/>
+          </w:tcPr>
+          <w:p>
+            <w:pPr>
+              <w:pStyle w:val="Compact"/>
+            </w:pPr>
+            <w:r>
               <w:t xml:space="preserve">відкрито (З4)</w:t>
             </w:r>
           </w:p>
@@ -21302,17 +21012,7 @@
         <w:pStyle w:val="BodyText"/>
       </w:pPr>
       <w:r>
-        <w:rPr>
-          <w:b/>
-          <w:bCs/>
-        </w:rPr>
-        <w:t xml:space="preserve">5.4.2 Аналіз результатів.</w:t>
-      </w:r>
-      <w:r>
-        <w:t xml:space="preserve"> </w:t>
-      </w:r>
-      <w:r>
-        <w:t xml:space="preserve">Статична перевірка всіх шести пакетів пройшла без помилок, усі компоненти збираються. Зі 30 автоматизованих прикладів 27 дали очікуваний результат: 20 із 23 у сценарії smoke.mjs і 7 із 7 у follower.mjs. Підтверджено основні потоки сценаріїв 1.1, 1.4 і 1.5 на рівні протоколу, логіку режиму слідування та часові параметри відновлення. Невідповідності зосереджено в авторизації сервера сигналізації, а не у функціональності потокової передачі. Ручні приклади (А9, А10, Б7 – Б9, Д8 – Д10, П6, П7, З5) і вимірювання табл. 5.2 потребують реального обладнання та є умовою остаточної оцінки ефективності функціонування й сумісності.</w:t>
+        <w:t xml:space="preserve">Перейдемо до аналізу результатів. Статична перевірка всіх шести пакетів пройшла без помилок, усі компоненти збираються. Зі 30 автоматизованих прикладів 27 дали очікуваний результат: 20 із 23 у сценарії перевірки серверних компонентів і 7 із 7 у сценарії перевірки режиму слідування. Підтверджено основні потоки сценаріїв 1.1, 1.4 і 1.5 на рівні протоколу, логіку режиму слідування та часові параметри відновлення. Невідповідності зосереджено в авторизації сервера сигналізації, а не у функціональності потокової передачі. Ручні приклади (А9, А10, Б7 – Б9, Д8 – Д10, П6, П7, З5) і вимірювання табл. 5.2 потребують реального обладнання та є умовою остаточної оцінки ефективності функціонування й сумісності.</w:t>
       </w:r>
     </w:p>
     <w:bookmarkEnd w:id="139"/>
@@ -21384,17 +21084,7 @@
         <w:pStyle w:val="BodyText"/>
       </w:pPr>
       <w:r>
-        <w:rPr>
-          <w:b/>
-          <w:bCs/>
-        </w:rPr>
-        <w:t xml:space="preserve">6.1.1 Встановлення настільного застосунку.</w:t>
-      </w:r>
-      <w:r>
-        <w:t xml:space="preserve"> </w:t>
-      </w:r>
-      <w:r>
-        <w:t xml:space="preserve">Відвідувач, який не увійшов, бачить на головній сторінці кнопку «Download for» з логотипом своєї ОС, що завантажує інсталятор останнього випуску GitHub (рис. 6.1).</w:t>
+        <w:t xml:space="preserve">Шлях стрімера починається зі встановлення настільного застосунку. Відвідувач, який не увійшов, бачить на головній сторінці кнопку «Download for» з логотипом своєї ОС, що завантажує інсталятор останнього випуску GitHub (рис. 6.1).</w:t>
       </w:r>
     </w:p>
     <w:p>
@@ -21476,17 +21166,7 @@
         <w:pStyle w:val="BodyText"/>
       </w:pPr>
       <w:r>
-        <w:rPr>
-          <w:b/>
-          <w:bCs/>
-        </w:rPr>
-        <w:t xml:space="preserve">6.1.2 Вхід у настільному застосунку.</w:t>
-      </w:r>
-      <w:r>
-        <w:t xml:space="preserve"> </w:t>
-      </w:r>
-      <w:r>
-        <w:t xml:space="preserve">Кнопка «Log in» відкриває сторінку входу, а «Continue with Google» – вхід у системному браузері; застосунок показує стан очікування з кнопкою «Cancel» (рис. 6.2).</w:t>
+        <w:t xml:space="preserve">Наступним кроком є вхід у настільному застосунку. Кнопка «Log in» відкриває сторінку входу, а «Continue with Google» – вхід у системному браузері; застосунок показує стан очікування з кнопкою «Cancel» (рис. 6.2).</w:t>
       </w:r>
     </w:p>
     <w:p>
@@ -21568,17 +21248,7 @@
         <w:pStyle w:val="BodyText"/>
       </w:pPr>
       <w:r>
-        <w:rPr>
-          <w:b/>
-          <w:bCs/>
-        </w:rPr>
-        <w:t xml:space="preserve">6.1.3 Вибір застосунку для трансляції.</w:t>
-      </w:r>
-      <w:r>
-        <w:t xml:space="preserve"> </w:t>
-      </w:r>
-      <w:r>
-        <w:t xml:space="preserve">Кнопка «Start stream» у шапці відкриває сторінку трансляції, а «Pick source» – вікно вибору джерела з вкладками «Applications» і «Entire Screen» (рис. 6.3).</w:t>
+        <w:t xml:space="preserve">Далі стрімер обирає застосунок для трансляції. Кнопка «Start stream» у шапці відкриває сторінку трансляції, а «Pick source» – вікно вибору джерела з вкладками «Applications» і «Entire Screen» (рис. 6.3).</w:t>
       </w:r>
     </w:p>
     <w:p>
@@ -21660,17 +21330,7 @@
         <w:pStyle w:val="BodyText"/>
       </w:pPr>
       <w:r>
-        <w:rPr>
-          <w:b/>
-          <w:bCs/>
-        </w:rPr>
-        <w:t xml:space="preserve">6.1.4 Запуск приватної трансляції.</w:t>
-      </w:r>
-      <w:r>
-        <w:t xml:space="preserve"> </w:t>
-      </w:r>
-      <w:r>
-        <w:t xml:space="preserve">Стрімер обирає якість і частоту кадрів (типово 720p і 30 кадр/с), вмикає приватність кнопкою із замком і натискає «Start stream». Стан змінюється на «LIVE», а поле «Stream link» показує посилання &lt;адреса&gt;/&lt;ідентифікатор&gt;/watch з кнопкою «Copy» (рис. 6.4).</w:t>
+        <w:t xml:space="preserve">Перейдемо до запуску приватної трансляції. Стрімер обирає якість і частоту кадрів (типово 720p і 30 кадр/с), вмикає приватність кнопкою із замком і натискає «Start stream». Стан змінюється на «LIVE», а поле «Stream link» показує посилання на сторінку перегляду, що складається з адреси сервісу, ідентифікатора трансляції та суфікса /watch, з кнопкою «Copy» (рис. 6.4).</w:t>
       </w:r>
     </w:p>
     <w:p>
@@ -21752,17 +21412,7 @@
         <w:pStyle w:val="BodyText"/>
       </w:pPr>
       <w:r>
-        <w:rPr>
-          <w:b/>
-          <w:bCs/>
-        </w:rPr>
-        <w:t xml:space="preserve">6.1.5 Перегляд трансляції гостем.</w:t>
-      </w:r>
-      <w:r>
-        <w:t xml:space="preserve"> </w:t>
-      </w:r>
-      <w:r>
-        <w:t xml:space="preserve">Глядач відкриває посилання без входу, система створює гостьовий сеанс із випадковим іменем і відтворює трансляцію (рис. 6.5, а).</w:t>
+        <w:t xml:space="preserve">Розглянемо перегляд трансляції гостем. Глядач відкриває посилання без входу, система створює гостьовий сеанс із випадковим іменем і відтворює трансляцію (рис. 6.5, а).</w:t>
       </w:r>
     </w:p>
     <w:p>
@@ -21844,17 +21494,7 @@
         <w:pStyle w:val="BodyText"/>
       </w:pPr>
       <w:r>
-        <w:rPr>
-          <w:b/>
-          <w:bCs/>
-        </w:rPr>
-        <w:t xml:space="preserve">6.1.6 Слідування за новим вікном застосунку.</w:t>
-      </w:r>
-      <w:r>
-        <w:t xml:space="preserve"> </w:t>
-      </w:r>
-      <w:r>
-        <w:t xml:space="preserve">Коли застосунок, що транслюється, відкриває нове вікно (наприклад, програма запуску – вікно гри), джерело перемикається без дій стрімера з повідомленням «Switched to …» і написом «Following: …» (рис. 6.6).</w:t>
+        <w:t xml:space="preserve">Режим слідування за новим вікном застосунку не потребує дій стрімера. Коли застосунок, що транслюється, відкриває нове вікно (наприклад, програма запуску – вікно гри), джерело перемикається без дій стрімера з повідомленням «Switched to …» і написом «Following: …» (рис. 6.6).</w:t>
       </w:r>
     </w:p>
     <w:p>
@@ -21936,17 +21576,7 @@
         <w:pStyle w:val="BodyText"/>
       </w:pPr>
       <w:r>
-        <w:rPr>
-          <w:b/>
-          <w:bCs/>
-        </w:rPr>
-        <w:t xml:space="preserve">6.1.7 Завершення трансляції.</w:t>
-      </w:r>
-      <w:r>
-        <w:t xml:space="preserve"> </w:t>
-      </w:r>
-      <w:r>
-        <w:t xml:space="preserve">Кнопка «Stop stream» завершує трансляцію, а глядач бачить сторінку «The stream has ended» з кнопкою повернення до переліку (рис. 6.5, б).</w:t>
+        <w:t xml:space="preserve">Контрольний приклад завершується зупинкою трансляції. Кнопка «Stop stream» завершує трансляцію, а глядач бачить сторінку «The stream has ended» з кнопкою повернення до переліку (рис. 6.5, б).</w:t>
       </w:r>
     </w:p>
     <w:bookmarkEnd w:id="166"/>
@@ -21965,16 +21595,6 @@
         <w:spacing w:before="480"/>
       </w:pPr>
       <w:r>
-        <w:rPr>
-          <w:b/>
-          <w:bCs/>
-        </w:rPr>
-        <w:t xml:space="preserve">6.2.1 Показник і методика.</w:t>
-      </w:r>
-      <w:r>
-        <w:t xml:space="preserve"> </w:t>
-      </w:r>
-      <w:r>
         <w:t xml:space="preserve">Мета роботи передбачає низьку затримку доставки зображення глядачеві, тому критерієм є [ПОТРЕБУЄ УТОЧНЕННЯ: показник мети з вступу та граничне значення]. Як і в підрозділі 5.3, у вікні застосунку працює екранний секундомір, а різницю його показів у вікнах стрімера й глядача фіксують на одному знімку 10 разів для кожних умов.</w:t>
       </w:r>
     </w:p>
@@ -21982,16 +21602,6 @@
       <w:pPr>
         <w:pStyle w:val="BodyText"/>
       </w:pPr>
-      <w:r>
-        <w:rPr>
-          <w:b/>
-          <w:bCs/>
-        </w:rPr>
-        <w:t xml:space="preserve">6.2.2 Результати.</w:t>
-      </w:r>
-      <w:r>
-        <w:t xml:space="preserve"> </w:t>
-      </w:r>
       <w:r>
         <w:t xml:space="preserve">Результати випробувань наведено в табл. 6.1.</w:t>
       </w:r>
@@ -22382,13 +21992,13 @@
         <w:pStyle w:val="BodyText"/>
       </w:pPr>
       <w:r>
-        <w:t xml:space="preserve">Під час планування трудомісткість оцінено методом точок варіантів використання: близько 103,4</w:t>
+        <w:t xml:space="preserve">Під час планування трудомісткість оцінено методом точок варіантів використання: близько 114,6</w:t>
       </w:r>
       <w:r>
         <w:t xml:space="preserve"> </w:t>
       </w:r>
       <w:r>
-        <w:t xml:space="preserve">точки, тобто близько 2069 люд.-год за коефіцієнта продуктивності 20 люд.-год. Календарний план з</w:t>
+        <w:t xml:space="preserve">точки, тобто близько 2291 люд.-год за коефіцієнта продуктивності 20 люд.-год. Календарний план з</w:t>
       </w:r>
       <w:r>
         <w:t xml:space="preserve"> </w:t>
@@ -22408,7 +22018,7 @@
         <w:pStyle w:val="BodyText"/>
       </w:pPr>
       <w:r>
-        <w:t xml:space="preserve">Спроєктовано архітектуру з трьох застосунків і спільних пакетів протоколу, схем даних і</w:t>
+        <w:t xml:space="preserve">Спроєктовано архітектуру з трьох застосунків і спільних модулів протоколу, схем даних і</w:t>
       </w:r>
       <w:r>
         <w:t xml:space="preserve"> </w:t>
@@ -22434,13 +22044,13 @@
         <w:pStyle w:val="BodyText"/>
       </w:pPr>
       <w:r>
-        <w:t xml:space="preserve">У реалізації настільний застосунок Electron перелічує вікна засобами desktopCapturer, визначає</w:t>
+        <w:t xml:space="preserve">У реалізації настільний застосунок Electron перелічує вікна засобами модуля desktopCapturer, визначає</w:t>
       </w:r>
       <w:r>
         <w:t xml:space="preserve"> </w:t>
       </w:r>
       <w:r>
-        <w:t xml:space="preserve">процес-власник вікна і захоплює звук лише цього процесу в окремому службовому процесі, а компонент</w:t>
+        <w:t xml:space="preserve">процес-власник вікна і захоплює звук лише цього процесу в окремому службовому процесі, а клас</w:t>
       </w:r>
       <w:r>
         <w:t xml:space="preserve"> </w:t>
@@ -23279,31 +22889,25 @@
         <w:spacing w:before="420"/>
       </w:pPr>
       <w:r>
-        <w:t xml:space="preserve">У додатку наведено вихідний код ключових модулів програмної системи stream-share у стані фіксації</w:t>
+        <w:t xml:space="preserve">У додатку наведено вихідний код ключових модулів програмної системи stream-share у версії від</w:t>
       </w:r>
       <w:r>
         <w:t xml:space="preserve"> </w:t>
       </w:r>
       <w:r>
-        <w:t xml:space="preserve">7c2f481 репозиторію. Пропущені фрагменти (імпорти, допоміжний код, а також код, уже наведений</w:t>
+        <w:t xml:space="preserve">25.09.2026. Пропущені фрагменти (імпорти, допоміжний код, а також код, уже наведений в основній</w:t>
       </w:r>
       <w:r>
         <w:t xml:space="preserve"> </w:t>
       </w:r>
       <w:r>
-        <w:t xml:space="preserve">в основній частині роботи) позначено коментарем // .... Вихідні тексти всіх</w:t>
+        <w:t xml:space="preserve">частині роботи) позначено рядком коментаря з трикрапкою. Вихідні тексти всіх діаграм PlantUML,</w:t>
       </w:r>
       <w:r>
         <w:t xml:space="preserve"> </w:t>
       </w:r>
       <w:r>
-        <w:t xml:space="preserve">діаграм PlantUML, наведених у роботі, зберігаються в каталозі thesis/diagrams репозиторію поруч</w:t>
-      </w:r>
-      <w:r>
-        <w:t xml:space="preserve"> </w:t>
-      </w:r>
-      <w:r>
-        <w:t xml:space="preserve">із відповідними зображеннями.</w:t>
+        <w:t xml:space="preserve">наведених у роботі, зберігаються в репозиторії проєкту поруч із відповідними зображеннями.</w:t>
       </w:r>
     </w:p>
     <w:p>
@@ -23311,7 +22915,7 @@
         <w:pStyle w:val="BodyText"/>
       </w:pPr>
       <w:r>
-        <w:t xml:space="preserve">Далі наведено файл apps/desktop/src/main/sourceFollower.ts (лістинг А.1).</w:t>
+        <w:t xml:space="preserve">Далі наведено клас слідування за вікнами застосунку в настільному застосунку (лістинг А.1).</w:t>
       </w:r>
     </w:p>
     <w:p>
@@ -25657,7 +25261,7 @@
         <w:spacing w:before="480"/>
       </w:pPr>
       <w:r>
-        <w:t xml:space="preserve">Далі наведено файл apps/signaling/src/services/mediasoup.service.ts (лістинг А.2).</w:t>
+        <w:t xml:space="preserve">Далі наведено сервіс сервера сигналізації, що створює процеси-обробники, маршрутизатори й транспорти mediasoup та обмежує їхній бітрейт (лістинг А.2).</w:t>
       </w:r>
     </w:p>
     <w:p>
@@ -27022,7 +26626,7 @@
         <w:spacing w:before="480"/>
       </w:pPr>
       <w:r>
-        <w:t xml:space="preserve">Далі наведено файл apps/signaling/src/controllers/streams.controller.ts (лістинг А.3).</w:t>
+        <w:t xml:space="preserve">Далі наведено фрагмент контролера трансляцій сервера сигналізації з маршрутами та обробниками повідомлень WebSocket стрімера й глядача (лістинг А.3).</w:t>
       </w:r>
     </w:p>
     <w:p>
@@ -28996,7 +28600,7 @@
         <w:spacing w:before="480"/>
       </w:pPr>
       <w:r>
-        <w:t xml:space="preserve">Далі наведено файл apps/web/src/lib/hooks/useStreamer.ts (лістинг А.4).</w:t>
+        <w:t xml:space="preserve">Далі наведено хук сторінки трансляції вебзастосунку, що керує захопленням і публікацією медіапотоків стрімера (лістинг А.4).</w:t>
       </w:r>
     </w:p>
     <w:p>
@@ -30235,7 +29839,7 @@
         <w:spacing w:before="480"/>
       </w:pPr>
       <w:r>
-        <w:t xml:space="preserve">Далі наведено файл apps/desktop/src/main/googleAuth.ts (лістинг А.5).</w:t>
+        <w:t xml:space="preserve">Далі наведено модуль входу через Google у системному браузері головного процесу настільного застосунку (лістинг А.5).</w:t>
       </w:r>
     </w:p>
     <w:p>
@@ -31236,7 +30840,7 @@
         <w:spacing w:before="420"/>
       </w:pPr>
       <w:r>
-        <w:t xml:space="preserve">У додатку наведено склад стовпців таблиць бази даних, описаних у підрозділі 3.3, за схемами пакета @stream-share/db. Стовпці без обмеження NOT NULL допускають порожнє значення.</w:t>
+        <w:t xml:space="preserve">У додатку наведено склад стовпців таблиць бази даних, описаних у підрозділі 3.3, за схемою модуля доступу до бази даних. Стовпці без обмеження NOT NULL допускають порожнє значення.</w:t>
       </w:r>
     </w:p>
     <w:bookmarkStart w:id="180" w:name="tbl:db-user"/>
@@ -33429,7 +33033,7 @@
         <w:spacing w:before="420"/>
       </w:pPr>
       <w:r>
-        <w:t xml:space="preserve">У додатку наведено тестові приклади функціонального тестування, проаналізовані в підрозділі 5.2, згруповані за сценаріями використання. Ідентифікатор прикладу збігається з позначкою у виводі сценаріїв smoke.mjs і follower.mjs.</w:t>
+        <w:t xml:space="preserve">У додатку наведено тестові приклади функціонального тестування, проаналізовані в підрозділі 5.2, згруповані за сценаріями використання. Ідентифікатор прикладу збігається з позначкою у виводі сценаріїв автоматизованої перевірки.</w:t>
       </w:r>
     </w:p>
     <w:bookmarkStart w:id="186" w:name="tbl:tc-auth"/>
@@ -33438,7 +33042,7 @@
         <w:pStyle w:val="TableCaption"/>
       </w:pPr>
       <w:r>
-        <w:t xml:space="preserve">Таблиця В.1 – Тестові приклади автентифікації</w:t>
+        <w:t xml:space="preserve">Таблиця В.1 – Тестові приклади модуля автентифікації</w:t>
       </w:r>
     </w:p>
     <w:tbl>
@@ -33456,14 +33060,14 @@
         </w:tblBorders>
         <w:tblLayout w:type="fixed"/>
         <w:tblLook w:firstRow="1" w:lastRow="0" w:firstColumn="0" w:lastColumn="0" w:noHBand="0" w:noVBand="0" w:val="0020"/>
-        <w:tblCaption w:val="Таблиця В.1 – Тестові приклади автентифікації"/>
+        <w:tblCaption w:val="Таблиця В.1 – Тестові приклади модуля автентифікації"/>
       </w:tblPr>
       <w:tblGrid>
-        <w:gridCol w:w="504"/>
-        <w:gridCol w:w="1350"/>
-        <w:gridCol w:w="2936"/>
-        <w:gridCol w:w="1773"/>
-        <w:gridCol w:w="3358"/>
+        <w:gridCol w:w="474"/>
+        <w:gridCol w:w="1269"/>
+        <w:gridCol w:w="3355"/>
+        <w:gridCol w:w="1666"/>
+        <w:gridCol w:w="3157"/>
       </w:tblGrid>
       <w:tr>
         <w:trPr>
@@ -33471,7 +33075,7 @@
         </w:trPr>
         <w:tc>
           <w:tcPr>
-            <w:tcW w:w="504" w:type="dxa"/>
+            <w:tcW w:w="474" w:type="dxa"/>
           </w:tcPr>
           <w:p>
             <w:pPr>
@@ -33489,7 +33093,7 @@
         </w:tc>
         <w:tc>
           <w:tcPr>
-            <w:tcW w:w="1350" w:type="dxa"/>
+            <w:tcW w:w="1269" w:type="dxa"/>
           </w:tcPr>
           <w:p>
             <w:pPr>
@@ -33507,7 +33111,7 @@
         </w:tc>
         <w:tc>
           <w:tcPr>
-            <w:tcW w:w="2936" w:type="dxa"/>
+            <w:tcW w:w="3355" w:type="dxa"/>
           </w:tcPr>
           <w:p>
             <w:pPr>
@@ -33519,13 +33123,13 @@
                 <w:sz w:val="24"/>
                 <w:szCs w:val="24"/>
               </w:rPr>
-              <w:t xml:space="preserve">Вхідні дані / кроки</w:t>
-            </w:r>
-          </w:p>
-        </w:tc>
-        <w:tc>
-          <w:tcPr>
-            <w:tcW w:w="1773" w:type="dxa"/>
+              <w:t xml:space="preserve">Вхідні дані</w:t>
+            </w:r>
+          </w:p>
+        </w:tc>
+        <w:tc>
+          <w:tcPr>
+            <w:tcW w:w="1666" w:type="dxa"/>
           </w:tcPr>
           <w:p>
             <w:pPr>
@@ -33543,7 +33147,7 @@
         </w:tc>
         <w:tc>
           <w:tcPr>
-            <w:tcW w:w="3358" w:type="dxa"/>
+            <w:tcW w:w="3157" w:type="dxa"/>
           </w:tcPr>
           <w:p>
             <w:pPr>
@@ -33563,7 +33167,7 @@
       <w:tr>
         <w:tc>
           <w:tcPr>
-            <w:tcW w:w="504" w:type="dxa"/>
+            <w:tcW w:w="474" w:type="dxa"/>
           </w:tcPr>
           <w:p>
             <w:pPr>
@@ -33580,7 +33184,7 @@
         </w:tc>
         <w:tc>
           <w:tcPr>
-            <w:tcW w:w="1350" w:type="dxa"/>
+            <w:tcW w:w="1269" w:type="dxa"/>
           </w:tcPr>
           <w:p>
             <w:pPr>
@@ -33597,52 +33201,52 @@
         </w:tc>
         <w:tc>
           <w:tcPr>
-            <w:tcW w:w="2936" w:type="dxa"/>
-          </w:tcPr>
-          <w:p>
-            <w:pPr>
-              <w:pStyle w:val="Compact"/>
-            </w:pPr>
-            <w:r>
-              <w:rPr>
-                <w:sz w:val="24"/>
-                <w:szCs w:val="24"/>
-              </w:rPr>
-              <w:t xml:space="preserve">GET /broadcast без cookie</w:t>
-            </w:r>
-          </w:p>
-        </w:tc>
-        <w:tc>
-          <w:tcPr>
-            <w:tcW w:w="1773" w:type="dxa"/>
-          </w:tcPr>
-          <w:p>
-            <w:pPr>
-              <w:pStyle w:val="Compact"/>
-            </w:pPr>
-            <w:r>
-              <w:rPr>
-                <w:sz w:val="24"/>
-                <w:szCs w:val="24"/>
-              </w:rPr>
-              <w:t xml:space="preserve">переспрямування на /login</w:t>
-            </w:r>
-          </w:p>
-        </w:tc>
-        <w:tc>
-          <w:tcPr>
-            <w:tcW w:w="3358" w:type="dxa"/>
-          </w:tcPr>
-          <w:p>
-            <w:pPr>
-              <w:pStyle w:val="Compact"/>
-            </w:pPr>
-            <w:r>
-              <w:rPr>
-                <w:sz w:val="24"/>
-                <w:szCs w:val="24"/>
-              </w:rPr>
-              <w:t xml:space="preserve">307 → /login</w:t>
+            <w:tcW w:w="3355" w:type="dxa"/>
+          </w:tcPr>
+          <w:p>
+            <w:pPr>
+              <w:pStyle w:val="Compact"/>
+            </w:pPr>
+            <w:r>
+              <w:rPr>
+                <w:sz w:val="24"/>
+                <w:szCs w:val="24"/>
+              </w:rPr>
+              <w:t xml:space="preserve">Запит: GET /broadcast; cookie сеансу відсутній</w:t>
+            </w:r>
+          </w:p>
+        </w:tc>
+        <w:tc>
+          <w:tcPr>
+            <w:tcW w:w="1666" w:type="dxa"/>
+          </w:tcPr>
+          <w:p>
+            <w:pPr>
+              <w:pStyle w:val="Compact"/>
+            </w:pPr>
+            <w:r>
+              <w:rPr>
+                <w:sz w:val="24"/>
+                <w:szCs w:val="24"/>
+              </w:rPr>
+              <w:t xml:space="preserve">Переспрямування на сторінку входу /login</w:t>
+            </w:r>
+          </w:p>
+        </w:tc>
+        <w:tc>
+          <w:tcPr>
+            <w:tcW w:w="3157" w:type="dxa"/>
+          </w:tcPr>
+          <w:p>
+            <w:pPr>
+              <w:pStyle w:val="Compact"/>
+            </w:pPr>
+            <w:r>
+              <w:rPr>
+                <w:sz w:val="24"/>
+                <w:szCs w:val="24"/>
+              </w:rPr>
+              <w:t xml:space="preserve">Пройдено: 307 → /login</w:t>
             </w:r>
           </w:p>
         </w:tc>
@@ -33650,7 +33254,7 @@
       <w:tr>
         <w:tc>
           <w:tcPr>
-            <w:tcW w:w="504" w:type="dxa"/>
+            <w:tcW w:w="474" w:type="dxa"/>
           </w:tcPr>
           <w:p>
             <w:pPr>
@@ -33667,7 +33271,7 @@
         </w:tc>
         <w:tc>
           <w:tcPr>
-            <w:tcW w:w="1350" w:type="dxa"/>
+            <w:tcW w:w="1269" w:type="dxa"/>
           </w:tcPr>
           <w:p>
             <w:pPr>
@@ -33684,52 +33288,52 @@
         </w:tc>
         <w:tc>
           <w:tcPr>
-            <w:tcW w:w="2936" w:type="dxa"/>
-          </w:tcPr>
-          <w:p>
-            <w:pPr>
-              <w:pStyle w:val="Compact"/>
-            </w:pPr>
-            <w:r>
-              <w:rPr>
-                <w:sz w:val="24"/>
-                <w:szCs w:val="24"/>
-              </w:rPr>
-              <w:t xml:space="preserve">GET /&lt;uuid&gt;/watch без cookie</w:t>
-            </w:r>
-          </w:p>
-        </w:tc>
-        <w:tc>
-          <w:tcPr>
-            <w:tcW w:w="1773" w:type="dxa"/>
-          </w:tcPr>
-          <w:p>
-            <w:pPr>
-              <w:pStyle w:val="Compact"/>
-            </w:pPr>
-            <w:r>
-              <w:rPr>
-                <w:sz w:val="24"/>
-                <w:szCs w:val="24"/>
-              </w:rPr>
-              <w:t xml:space="preserve">сторінка доступна</w:t>
-            </w:r>
-          </w:p>
-        </w:tc>
-        <w:tc>
-          <w:tcPr>
-            <w:tcW w:w="3358" w:type="dxa"/>
-          </w:tcPr>
-          <w:p>
-            <w:pPr>
-              <w:pStyle w:val="Compact"/>
-            </w:pPr>
-            <w:r>
-              <w:rPr>
-                <w:sz w:val="24"/>
-                <w:szCs w:val="24"/>
-              </w:rPr>
-              <w:t xml:space="preserve">200</w:t>
+            <w:tcW w:w="3355" w:type="dxa"/>
+          </w:tcPr>
+          <w:p>
+            <w:pPr>
+              <w:pStyle w:val="Compact"/>
+            </w:pPr>
+            <w:r>
+              <w:rPr>
+                <w:sz w:val="24"/>
+                <w:szCs w:val="24"/>
+              </w:rPr>
+              <w:t xml:space="preserve">Запит: GET сторінки перегляду трансляції за її UUID; cookie сеансу відсутній</w:t>
+            </w:r>
+          </w:p>
+        </w:tc>
+        <w:tc>
+          <w:tcPr>
+            <w:tcW w:w="1666" w:type="dxa"/>
+          </w:tcPr>
+          <w:p>
+            <w:pPr>
+              <w:pStyle w:val="Compact"/>
+            </w:pPr>
+            <w:r>
+              <w:rPr>
+                <w:sz w:val="24"/>
+                <w:szCs w:val="24"/>
+              </w:rPr>
+              <w:t xml:space="preserve">Сторінка доступна</w:t>
+            </w:r>
+          </w:p>
+        </w:tc>
+        <w:tc>
+          <w:tcPr>
+            <w:tcW w:w="3157" w:type="dxa"/>
+          </w:tcPr>
+          <w:p>
+            <w:pPr>
+              <w:pStyle w:val="Compact"/>
+            </w:pPr>
+            <w:r>
+              <w:rPr>
+                <w:sz w:val="24"/>
+                <w:szCs w:val="24"/>
+              </w:rPr>
+              <w:t xml:space="preserve">Пройдено: 200</w:t>
             </w:r>
           </w:p>
         </w:tc>
@@ -33737,7 +33341,7 @@
       <w:tr>
         <w:tc>
           <w:tcPr>
-            <w:tcW w:w="504" w:type="dxa"/>
+            <w:tcW w:w="474" w:type="dxa"/>
           </w:tcPr>
           <w:p>
             <w:pPr>
@@ -33754,7 +33358,7 @@
         </w:tc>
         <w:tc>
           <w:tcPr>
-            <w:tcW w:w="1350" w:type="dxa"/>
+            <w:tcW w:w="1269" w:type="dxa"/>
           </w:tcPr>
           <w:p>
             <w:pPr>
@@ -33771,52 +33375,52 @@
         </w:tc>
         <w:tc>
           <w:tcPr>
-            <w:tcW w:w="2936" w:type="dxa"/>
-          </w:tcPr>
-          <w:p>
-            <w:pPr>
-              <w:pStyle w:val="Compact"/>
-            </w:pPr>
-            <w:r>
-              <w:rPr>
-                <w:sz w:val="24"/>
-                <w:szCs w:val="24"/>
-              </w:rPr>
-              <w:t xml:space="preserve">/api/auth/csrf, POST /api/auth/callback/guest</w:t>
-            </w:r>
-          </w:p>
-        </w:tc>
-        <w:tc>
-          <w:tcPr>
-            <w:tcW w:w="1773" w:type="dxa"/>
-          </w:tcPr>
-          <w:p>
-            <w:pPr>
-              <w:pStyle w:val="Compact"/>
-            </w:pPr>
-            <w:r>
-              <w:rPr>
-                <w:sz w:val="24"/>
-                <w:szCs w:val="24"/>
-              </w:rPr>
-              <w:t xml:space="preserve">видано cookie сеансу</w:t>
-            </w:r>
-          </w:p>
-        </w:tc>
-        <w:tc>
-          <w:tcPr>
-            <w:tcW w:w="3358" w:type="dxa"/>
-          </w:tcPr>
-          <w:p>
-            <w:pPr>
-              <w:pStyle w:val="Compact"/>
-            </w:pPr>
-            <w:r>
-              <w:rPr>
-                <w:sz w:val="24"/>
-                <w:szCs w:val="24"/>
-              </w:rPr>
-              <w:t xml:space="preserve">__Secure-authjs.session-token, строк дії 30 діб</w:t>
+            <w:tcW w:w="3355" w:type="dxa"/>
+          </w:tcPr>
+          <w:p>
+            <w:pPr>
+              <w:pStyle w:val="Compact"/>
+            </w:pPr>
+            <w:r>
+              <w:rPr>
+                <w:sz w:val="24"/>
+                <w:szCs w:val="24"/>
+              </w:rPr>
+              <w:t xml:space="preserve">Запити: GET /api/auth/csrf, POST /api/auth/callback/guest</w:t>
+            </w:r>
+          </w:p>
+        </w:tc>
+        <w:tc>
+          <w:tcPr>
+            <w:tcW w:w="1666" w:type="dxa"/>
+          </w:tcPr>
+          <w:p>
+            <w:pPr>
+              <w:pStyle w:val="Compact"/>
+            </w:pPr>
+            <w:r>
+              <w:rPr>
+                <w:sz w:val="24"/>
+                <w:szCs w:val="24"/>
+              </w:rPr>
+              <w:t xml:space="preserve">Видано cookie сеансу</w:t>
+            </w:r>
+          </w:p>
+        </w:tc>
+        <w:tc>
+          <w:tcPr>
+            <w:tcW w:w="3157" w:type="dxa"/>
+          </w:tcPr>
+          <w:p>
+            <w:pPr>
+              <w:pStyle w:val="Compact"/>
+            </w:pPr>
+            <w:r>
+              <w:rPr>
+                <w:sz w:val="24"/>
+                <w:szCs w:val="24"/>
+              </w:rPr>
+              <w:t xml:space="preserve">Пройдено: __Secure-authjs.session-token, строк дії 30 діб</w:t>
             </w:r>
           </w:p>
         </w:tc>
@@ -33824,7 +33428,7 @@
       <w:tr>
         <w:tc>
           <w:tcPr>
-            <w:tcW w:w="504" w:type="dxa"/>
+            <w:tcW w:w="474" w:type="dxa"/>
           </w:tcPr>
           <w:p>
             <w:pPr>
@@ -33841,7 +33445,7 @@
         </w:tc>
         <w:tc>
           <w:tcPr>
-            <w:tcW w:w="1350" w:type="dxa"/>
+            <w:tcW w:w="1269" w:type="dxa"/>
           </w:tcPr>
           <w:p>
             <w:pPr>
@@ -33858,52 +33462,52 @@
         </w:tc>
         <w:tc>
           <w:tcPr>
-            <w:tcW w:w="2936" w:type="dxa"/>
-          </w:tcPr>
-          <w:p>
-            <w:pPr>
-              <w:pStyle w:val="Compact"/>
-            </w:pPr>
-            <w:r>
-              <w:rPr>
-                <w:sz w:val="24"/>
-                <w:szCs w:val="24"/>
-              </w:rPr>
-              <w:t xml:space="preserve">заголовок Set-Cookie з А3</w:t>
-            </w:r>
-          </w:p>
-        </w:tc>
-        <w:tc>
-          <w:tcPr>
-            <w:tcW w:w="1773" w:type="dxa"/>
-          </w:tcPr>
-          <w:p>
-            <w:pPr>
-              <w:pStyle w:val="Compact"/>
-            </w:pPr>
-            <w:r>
-              <w:rPr>
-                <w:sz w:val="24"/>
-                <w:szCs w:val="24"/>
-              </w:rPr>
-              <w:t xml:space="preserve">HttpOnly, Secure, SameSite</w:t>
-            </w:r>
-          </w:p>
-        </w:tc>
-        <w:tc>
-          <w:tcPr>
-            <w:tcW w:w="3358" w:type="dxa"/>
-          </w:tcPr>
-          <w:p>
-            <w:pPr>
-              <w:pStyle w:val="Compact"/>
-            </w:pPr>
-            <w:r>
-              <w:rPr>
-                <w:sz w:val="24"/>
-                <w:szCs w:val="24"/>
-              </w:rPr>
-              <w:t xml:space="preserve">HttpOnly; Secure; SameSite=Lax</w:t>
+            <w:tcW w:w="3355" w:type="dxa"/>
+          </w:tcPr>
+          <w:p>
+            <w:pPr>
+              <w:pStyle w:val="Compact"/>
+            </w:pPr>
+            <w:r>
+              <w:rPr>
+                <w:sz w:val="24"/>
+                <w:szCs w:val="24"/>
+              </w:rPr>
+              <w:t xml:space="preserve">Заголовок Set-Cookie з А3</w:t>
+            </w:r>
+          </w:p>
+        </w:tc>
+        <w:tc>
+          <w:tcPr>
+            <w:tcW w:w="1666" w:type="dxa"/>
+          </w:tcPr>
+          <w:p>
+            <w:pPr>
+              <w:pStyle w:val="Compact"/>
+            </w:pPr>
+            <w:r>
+              <w:rPr>
+                <w:sz w:val="24"/>
+                <w:szCs w:val="24"/>
+              </w:rPr>
+              <w:t xml:space="preserve">Атрибути HttpOnly, Secure, SameSite</w:t>
+            </w:r>
+          </w:p>
+        </w:tc>
+        <w:tc>
+          <w:tcPr>
+            <w:tcW w:w="3157" w:type="dxa"/>
+          </w:tcPr>
+          <w:p>
+            <w:pPr>
+              <w:pStyle w:val="Compact"/>
+            </w:pPr>
+            <w:r>
+              <w:rPr>
+                <w:sz w:val="24"/>
+                <w:szCs w:val="24"/>
+              </w:rPr>
+              <w:t xml:space="preserve">Пройдено: HttpOnly; Secure; SameSite=Lax</w:t>
             </w:r>
           </w:p>
         </w:tc>
@@ -33911,7 +33515,7 @@
       <w:tr>
         <w:tc>
           <w:tcPr>
-            <w:tcW w:w="504" w:type="dxa"/>
+            <w:tcW w:w="474" w:type="dxa"/>
           </w:tcPr>
           <w:p>
             <w:pPr>
@@ -33928,7 +33532,7 @@
         </w:tc>
         <w:tc>
           <w:tcPr>
-            <w:tcW w:w="1350" w:type="dxa"/>
+            <w:tcW w:w="1269" w:type="dxa"/>
           </w:tcPr>
           <w:p>
             <w:pPr>
@@ -33945,52 +33549,52 @@
         </w:tc>
         <w:tc>
           <w:tcPr>
-            <w:tcW w:w="2936" w:type="dxa"/>
-          </w:tcPr>
-          <w:p>
-            <w:pPr>
-              <w:pStyle w:val="Compact"/>
-            </w:pPr>
-            <w:r>
-              <w:rPr>
-                <w:sz w:val="24"/>
-                <w:szCs w:val="24"/>
-              </w:rPr>
-              <w:t xml:space="preserve">запит до таблиці user</w:t>
-            </w:r>
-          </w:p>
-        </w:tc>
-        <w:tc>
-          <w:tcPr>
-            <w:tcW w:w="1773" w:type="dxa"/>
-          </w:tcPr>
-          <w:p>
-            <w:pPr>
-              <w:pStyle w:val="Compact"/>
-            </w:pPr>
-            <w:r>
-              <w:rPr>
-                <w:sz w:val="24"/>
-                <w:szCs w:val="24"/>
-              </w:rPr>
-              <w:t xml:space="preserve">роль guest, випадкове ім’я</w:t>
-            </w:r>
-          </w:p>
-        </w:tc>
-        <w:tc>
-          <w:tcPr>
-            <w:tcW w:w="3358" w:type="dxa"/>
-          </w:tcPr>
-          <w:p>
-            <w:pPr>
-              <w:pStyle w:val="Compact"/>
-            </w:pPr>
-            <w:r>
-              <w:rPr>
-                <w:sz w:val="24"/>
-                <w:szCs w:val="24"/>
-              </w:rPr>
-              <w:t xml:space="preserve">роль guest, ім’я з двох випадкових слів</w:t>
+            <w:tcW w:w="3355" w:type="dxa"/>
+          </w:tcPr>
+          <w:p>
+            <w:pPr>
+              <w:pStyle w:val="Compact"/>
+            </w:pPr>
+            <w:r>
+              <w:rPr>
+                <w:sz w:val="24"/>
+                <w:szCs w:val="24"/>
+              </w:rPr>
+              <w:t xml:space="preserve">Запит до таблиці user</w:t>
+            </w:r>
+          </w:p>
+        </w:tc>
+        <w:tc>
+          <w:tcPr>
+            <w:tcW w:w="1666" w:type="dxa"/>
+          </w:tcPr>
+          <w:p>
+            <w:pPr>
+              <w:pStyle w:val="Compact"/>
+            </w:pPr>
+            <w:r>
+              <w:rPr>
+                <w:sz w:val="24"/>
+                <w:szCs w:val="24"/>
+              </w:rPr>
+              <w:t xml:space="preserve">Роль guest, випадкове ім’я</w:t>
+            </w:r>
+          </w:p>
+        </w:tc>
+        <w:tc>
+          <w:tcPr>
+            <w:tcW w:w="3157" w:type="dxa"/>
+          </w:tcPr>
+          <w:p>
+            <w:pPr>
+              <w:pStyle w:val="Compact"/>
+            </w:pPr>
+            <w:r>
+              <w:rPr>
+                <w:sz w:val="24"/>
+                <w:szCs w:val="24"/>
+              </w:rPr>
+              <w:t xml:space="preserve">Пройдено: роль guest, ім’я з двох випадкових слів</w:t>
             </w:r>
           </w:p>
         </w:tc>
@@ -33998,7 +33602,7 @@
       <w:tr>
         <w:tc>
           <w:tcPr>
-            <w:tcW w:w="504" w:type="dxa"/>
+            <w:tcW w:w="474" w:type="dxa"/>
           </w:tcPr>
           <w:p>
             <w:pPr>
@@ -34015,7 +33619,7 @@
         </w:tc>
         <w:tc>
           <w:tcPr>
-            <w:tcW w:w="1350" w:type="dxa"/>
+            <w:tcW w:w="1269" w:type="dxa"/>
           </w:tcPr>
           <w:p>
             <w:pPr>
@@ -34032,52 +33636,52 @@
         </w:tc>
         <w:tc>
           <w:tcPr>
-            <w:tcW w:w="2936" w:type="dxa"/>
-          </w:tcPr>
-          <w:p>
-            <w:pPr>
-              <w:pStyle w:val="Compact"/>
-            </w:pPr>
-            <w:r>
-              <w:rPr>
-                <w:sz w:val="24"/>
-                <w:szCs w:val="24"/>
-              </w:rPr>
-              <w:t xml:space="preserve">GET /broadcast з cookie гостя</w:t>
-            </w:r>
-          </w:p>
-        </w:tc>
-        <w:tc>
-          <w:tcPr>
-            <w:tcW w:w="1773" w:type="dxa"/>
-          </w:tcPr>
-          <w:p>
-            <w:pPr>
-              <w:pStyle w:val="Compact"/>
-            </w:pPr>
-            <w:r>
-              <w:rPr>
-                <w:sz w:val="24"/>
-                <w:szCs w:val="24"/>
-              </w:rPr>
-              <w:t xml:space="preserve">переспрямування на /login</w:t>
-            </w:r>
-          </w:p>
-        </w:tc>
-        <w:tc>
-          <w:tcPr>
-            <w:tcW w:w="3358" w:type="dxa"/>
-          </w:tcPr>
-          <w:p>
-            <w:pPr>
-              <w:pStyle w:val="Compact"/>
-            </w:pPr>
-            <w:r>
-              <w:rPr>
-                <w:sz w:val="24"/>
-                <w:szCs w:val="24"/>
-              </w:rPr>
-              <w:t xml:space="preserve">307 → /login</w:t>
+            <w:tcW w:w="3355" w:type="dxa"/>
+          </w:tcPr>
+          <w:p>
+            <w:pPr>
+              <w:pStyle w:val="Compact"/>
+            </w:pPr>
+            <w:r>
+              <w:rPr>
+                <w:sz w:val="24"/>
+                <w:szCs w:val="24"/>
+              </w:rPr>
+              <w:t xml:space="preserve">Запит: GET /broadcast; cookie гостя</w:t>
+            </w:r>
+          </w:p>
+        </w:tc>
+        <w:tc>
+          <w:tcPr>
+            <w:tcW w:w="1666" w:type="dxa"/>
+          </w:tcPr>
+          <w:p>
+            <w:pPr>
+              <w:pStyle w:val="Compact"/>
+            </w:pPr>
+            <w:r>
+              <w:rPr>
+                <w:sz w:val="24"/>
+                <w:szCs w:val="24"/>
+              </w:rPr>
+              <w:t xml:space="preserve">Переспрямування на сторінку входу /login</w:t>
+            </w:r>
+          </w:p>
+        </w:tc>
+        <w:tc>
+          <w:tcPr>
+            <w:tcW w:w="3157" w:type="dxa"/>
+          </w:tcPr>
+          <w:p>
+            <w:pPr>
+              <w:pStyle w:val="Compact"/>
+            </w:pPr>
+            <w:r>
+              <w:rPr>
+                <w:sz w:val="24"/>
+                <w:szCs w:val="24"/>
+              </w:rPr>
+              <w:t xml:space="preserve">Пройдено: 307 → /login</w:t>
             </w:r>
           </w:p>
         </w:tc>
@@ -34085,7 +33689,7 @@
       <w:tr>
         <w:tc>
           <w:tcPr>
-            <w:tcW w:w="504" w:type="dxa"/>
+            <w:tcW w:w="474" w:type="dxa"/>
           </w:tcPr>
           <w:p>
             <w:pPr>
@@ -34102,7 +33706,7 @@
         </w:tc>
         <w:tc>
           <w:tcPr>
-            <w:tcW w:w="1350" w:type="dxa"/>
+            <w:tcW w:w="1269" w:type="dxa"/>
           </w:tcPr>
           <w:p>
             <w:pPr>
@@ -34119,82 +33723,52 @@
         </w:tc>
         <w:tc>
           <w:tcPr>
-            <w:tcW w:w="2936" w:type="dxa"/>
-          </w:tcPr>
-          <w:p>
-            <w:pPr>
-              <w:pStyle w:val="Compact"/>
-            </w:pPr>
-            <w:r>
-              <w:rPr>
-                <w:sz w:val="24"/>
-                <w:szCs w:val="24"/>
-              </w:rPr>
-              <w:t xml:space="preserve">POST /streams без cookie; з cookie forged.token</w:t>
-            </w:r>
-          </w:p>
-        </w:tc>
-        <w:tc>
-          <w:tcPr>
-            <w:tcW w:w="1773" w:type="dxa"/>
-          </w:tcPr>
-          <w:p>
-            <w:pPr>
-              <w:pStyle w:val="Compact"/>
-            </w:pPr>
-            <w:r>
-              <w:rPr>
-                <w:sz w:val="24"/>
-                <w:szCs w:val="24"/>
-              </w:rPr>
-              <w:t xml:space="preserve">401 в обох випадках</w:t>
-            </w:r>
-          </w:p>
-        </w:tc>
-        <w:tc>
-          <w:tcPr>
-            <w:tcW w:w="3358" w:type="dxa"/>
-          </w:tcPr>
-          <w:p>
-            <w:pPr>
-              <w:pStyle w:val="Compact"/>
-            </w:pPr>
-            <w:r>
-              <w:rPr>
-                <w:sz w:val="24"/>
-                <w:szCs w:val="24"/>
-              </w:rPr>
-              <w:t xml:space="preserve">без cookie – 401; з підробленим токеном –</w:t>
-            </w:r>
-            <w:r>
-              <w:rPr>
-                <w:sz w:val="24"/>
-                <w:szCs w:val="24"/>
-              </w:rPr>
-              <w:t xml:space="preserve"> </w:t>
-            </w:r>
-            <w:r>
-              <w:rPr>
-                <w:b/>
-                <w:bCs/>
-                <w:sz w:val="24"/>
-                <w:szCs w:val="24"/>
-              </w:rPr>
-              <w:t xml:space="preserve">500</w:t>
-            </w:r>
-            <w:r>
-              <w:rPr>
-                <w:sz w:val="24"/>
-                <w:szCs w:val="24"/>
-              </w:rPr>
-              <w:t xml:space="preserve"> </w:t>
-            </w:r>
-            <w:r>
-              <w:rPr>
-                <w:sz w:val="24"/>
-                <w:szCs w:val="24"/>
-              </w:rPr>
-              <w:t xml:space="preserve">(не відповідає)</w:t>
+            <w:tcW w:w="3355" w:type="dxa"/>
+          </w:tcPr>
+          <w:p>
+            <w:pPr>
+              <w:pStyle w:val="Compact"/>
+            </w:pPr>
+            <w:r>
+              <w:rPr>
+                <w:sz w:val="24"/>
+                <w:szCs w:val="24"/>
+              </w:rPr>
+              <w:t xml:space="preserve">Запит: POST /streams; без cookie, потім з cookie forged.token</w:t>
+            </w:r>
+          </w:p>
+        </w:tc>
+        <w:tc>
+          <w:tcPr>
+            <w:tcW w:w="1666" w:type="dxa"/>
+          </w:tcPr>
+          <w:p>
+            <w:pPr>
+              <w:pStyle w:val="Compact"/>
+            </w:pPr>
+            <w:r>
+              <w:rPr>
+                <w:sz w:val="24"/>
+                <w:szCs w:val="24"/>
+              </w:rPr>
+              <w:t xml:space="preserve">Статус: 401 в обох випадках</w:t>
+            </w:r>
+          </w:p>
+        </w:tc>
+        <w:tc>
+          <w:tcPr>
+            <w:tcW w:w="3157" w:type="dxa"/>
+          </w:tcPr>
+          <w:p>
+            <w:pPr>
+              <w:pStyle w:val="Compact"/>
+            </w:pPr>
+            <w:r>
+              <w:rPr>
+                <w:sz w:val="24"/>
+                <w:szCs w:val="24"/>
+              </w:rPr>
+              <w:t xml:space="preserve">Не пройдено: без cookie – 401; з підробленим токеном – 500</w:t>
             </w:r>
           </w:p>
         </w:tc>
@@ -34202,7 +33776,7 @@
       <w:tr>
         <w:tc>
           <w:tcPr>
-            <w:tcW w:w="504" w:type="dxa"/>
+            <w:tcW w:w="474" w:type="dxa"/>
           </w:tcPr>
           <w:p>
             <w:pPr>
@@ -34219,7 +33793,7 @@
         </w:tc>
         <w:tc>
           <w:tcPr>
-            <w:tcW w:w="1350" w:type="dxa"/>
+            <w:tcW w:w="1269" w:type="dxa"/>
           </w:tcPr>
           <w:p>
             <w:pPr>
@@ -34236,52 +33810,52 @@
         </w:tc>
         <w:tc>
           <w:tcPr>
-            <w:tcW w:w="2936" w:type="dxa"/>
-          </w:tcPr>
-          <w:p>
-            <w:pPr>
-              <w:pStyle w:val="Compact"/>
-            </w:pPr>
-            <w:r>
-              <w:rPr>
-                <w:sz w:val="24"/>
-                <w:szCs w:val="24"/>
-              </w:rPr>
-              <w:t xml:space="preserve">підключення до /ws/streams/&lt;id&gt;/broadcast</w:t>
-            </w:r>
-          </w:p>
-        </w:tc>
-        <w:tc>
-          <w:tcPr>
-            <w:tcW w:w="1773" w:type="dxa"/>
-          </w:tcPr>
-          <w:p>
-            <w:pPr>
-              <w:pStyle w:val="Compact"/>
-            </w:pPr>
-            <w:r>
-              <w:rPr>
-                <w:sz w:val="24"/>
-                <w:szCs w:val="24"/>
-              </w:rPr>
-              <w:t xml:space="preserve">відмова в рукостисканні</w:t>
-            </w:r>
-          </w:p>
-        </w:tc>
-        <w:tc>
-          <w:tcPr>
-            <w:tcW w:w="3358" w:type="dxa"/>
-          </w:tcPr>
-          <w:p>
-            <w:pPr>
-              <w:pStyle w:val="Compact"/>
-            </w:pPr>
-            <w:r>
-              <w:rPr>
-                <w:sz w:val="24"/>
-                <w:szCs w:val="24"/>
-              </w:rPr>
-              <w:t xml:space="preserve">HTTP 401</w:t>
+            <w:tcW w:w="3355" w:type="dxa"/>
+          </w:tcPr>
+          <w:p>
+            <w:pPr>
+              <w:pStyle w:val="Compact"/>
+            </w:pPr>
+            <w:r>
+              <w:rPr>
+                <w:sz w:val="24"/>
+                <w:szCs w:val="24"/>
+              </w:rPr>
+              <w:t xml:space="preserve">Підключення: /ws/streams/:streamId/broadcast; cookie сеансу відсутній</w:t>
+            </w:r>
+          </w:p>
+        </w:tc>
+        <w:tc>
+          <w:tcPr>
+            <w:tcW w:w="1666" w:type="dxa"/>
+          </w:tcPr>
+          <w:p>
+            <w:pPr>
+              <w:pStyle w:val="Compact"/>
+            </w:pPr>
+            <w:r>
+              <w:rPr>
+                <w:sz w:val="24"/>
+                <w:szCs w:val="24"/>
+              </w:rPr>
+              <w:t xml:space="preserve">Відмова в рукостисканні</w:t>
+            </w:r>
+          </w:p>
+        </w:tc>
+        <w:tc>
+          <w:tcPr>
+            <w:tcW w:w="3157" w:type="dxa"/>
+          </w:tcPr>
+          <w:p>
+            <w:pPr>
+              <w:pStyle w:val="Compact"/>
+            </w:pPr>
+            <w:r>
+              <w:rPr>
+                <w:sz w:val="24"/>
+                <w:szCs w:val="24"/>
+              </w:rPr>
+              <w:t xml:space="preserve">Пройдено: HTTP 401</w:t>
             </w:r>
           </w:p>
         </w:tc>
@@ -34289,7 +33863,7 @@
       <w:tr>
         <w:tc>
           <w:tcPr>
-            <w:tcW w:w="504" w:type="dxa"/>
+            <w:tcW w:w="474" w:type="dxa"/>
           </w:tcPr>
           <w:p>
             <w:pPr>
@@ -34306,7 +33880,7 @@
         </w:tc>
         <w:tc>
           <w:tcPr>
-            <w:tcW w:w="1350" w:type="dxa"/>
+            <w:tcW w:w="1269" w:type="dxa"/>
           </w:tcPr>
           <w:p>
             <w:pPr>
@@ -34323,41 +33897,41 @@
         </w:tc>
         <w:tc>
           <w:tcPr>
-            <w:tcW w:w="2936" w:type="dxa"/>
-          </w:tcPr>
-          <w:p>
-            <w:pPr>
-              <w:pStyle w:val="Compact"/>
-            </w:pPr>
-            <w:r>
-              <w:rPr>
-                <w:sz w:val="24"/>
-                <w:szCs w:val="24"/>
-              </w:rPr>
-              <w:t xml:space="preserve">кнопка «Google», вибір облікового запису, вихід</w:t>
-            </w:r>
-          </w:p>
-        </w:tc>
-        <w:tc>
-          <w:tcPr>
-            <w:tcW w:w="1773" w:type="dxa"/>
-          </w:tcPr>
-          <w:p>
-            <w:pPr>
-              <w:pStyle w:val="Compact"/>
-            </w:pPr>
-            <w:r>
-              <w:rPr>
-                <w:sz w:val="24"/>
-                <w:szCs w:val="24"/>
-              </w:rPr>
-              <w:t xml:space="preserve">сеанс користувача, після виходу – сторінка входу</w:t>
-            </w:r>
-          </w:p>
-        </w:tc>
-        <w:tc>
-          <w:tcPr>
-            <w:tcW w:w="3358" w:type="dxa"/>
+            <w:tcW w:w="3355" w:type="dxa"/>
+          </w:tcPr>
+          <w:p>
+            <w:pPr>
+              <w:pStyle w:val="Compact"/>
+            </w:pPr>
+            <w:r>
+              <w:rPr>
+                <w:sz w:val="24"/>
+                <w:szCs w:val="24"/>
+              </w:rPr>
+              <w:t xml:space="preserve">Кроки: кнопка «Google», вибір облікового запису, вихід</w:t>
+            </w:r>
+          </w:p>
+        </w:tc>
+        <w:tc>
+          <w:tcPr>
+            <w:tcW w:w="1666" w:type="dxa"/>
+          </w:tcPr>
+          <w:p>
+            <w:pPr>
+              <w:pStyle w:val="Compact"/>
+            </w:pPr>
+            <w:r>
+              <w:rPr>
+                <w:sz w:val="24"/>
+                <w:szCs w:val="24"/>
+              </w:rPr>
+              <w:t xml:space="preserve">Сеанс користувача; після виходу – сторінка входу</w:t>
+            </w:r>
+          </w:p>
+        </w:tc>
+        <w:tc>
+          <w:tcPr>
+            <w:tcW w:w="3157" w:type="dxa"/>
           </w:tcPr>
           <w:p>
             <w:pPr>
@@ -34376,7 +33950,7 @@
       <w:tr>
         <w:tc>
           <w:tcPr>
-            <w:tcW w:w="504" w:type="dxa"/>
+            <w:tcW w:w="474" w:type="dxa"/>
           </w:tcPr>
           <w:p>
             <w:pPr>
@@ -34393,7 +33967,7 @@
         </w:tc>
         <w:tc>
           <w:tcPr>
-            <w:tcW w:w="1350" w:type="dxa"/>
+            <w:tcW w:w="1269" w:type="dxa"/>
           </w:tcPr>
           <w:p>
             <w:pPr>
@@ -34410,41 +33984,41 @@
         </w:tc>
         <w:tc>
           <w:tcPr>
-            <w:tcW w:w="2936" w:type="dxa"/>
-          </w:tcPr>
-          <w:p>
-            <w:pPr>
-              <w:pStyle w:val="Compact"/>
-            </w:pPr>
-            <w:r>
-              <w:rPr>
-                <w:sz w:val="24"/>
-                <w:szCs w:val="24"/>
-              </w:rPr>
-              <w:t xml:space="preserve">кнопка входу, вхід у системному браузері, повернення до застосунку; повторити 5 разів поспіль і зі скасуванням</w:t>
-            </w:r>
-          </w:p>
-        </w:tc>
-        <w:tc>
-          <w:tcPr>
-            <w:tcW w:w="1773" w:type="dxa"/>
-          </w:tcPr>
-          <w:p>
-            <w:pPr>
-              <w:pStyle w:val="Compact"/>
-            </w:pPr>
-            <w:r>
-              <w:rPr>
-                <w:sz w:val="24"/>
-                <w:szCs w:val="24"/>
-              </w:rPr>
-              <w:t xml:space="preserve">сеанс у застосунку на кожній спробі</w:t>
-            </w:r>
-          </w:p>
-        </w:tc>
-        <w:tc>
-          <w:tcPr>
-            <w:tcW w:w="3358" w:type="dxa"/>
+            <w:tcW w:w="3355" w:type="dxa"/>
+          </w:tcPr>
+          <w:p>
+            <w:pPr>
+              <w:pStyle w:val="Compact"/>
+            </w:pPr>
+            <w:r>
+              <w:rPr>
+                <w:sz w:val="24"/>
+                <w:szCs w:val="24"/>
+              </w:rPr>
+              <w:t xml:space="preserve">Кроки: кнопка входу, вхід у системному браузері, повернення до застосунку; 5 разів поспіль і зі скасуванням</w:t>
+            </w:r>
+          </w:p>
+        </w:tc>
+        <w:tc>
+          <w:tcPr>
+            <w:tcW w:w="1666" w:type="dxa"/>
+          </w:tcPr>
+          <w:p>
+            <w:pPr>
+              <w:pStyle w:val="Compact"/>
+            </w:pPr>
+            <w:r>
+              <w:rPr>
+                <w:sz w:val="24"/>
+                <w:szCs w:val="24"/>
+              </w:rPr>
+              <w:t xml:space="preserve">Сеанс у застосунку на кожній спробі</w:t>
+            </w:r>
+          </w:p>
+        </w:tc>
+        <w:tc>
+          <w:tcPr>
+            <w:tcW w:w="3157" w:type="dxa"/>
           </w:tcPr>
           <w:p>
             <w:pPr>
@@ -34494,11 +34068,11 @@
         <w:tblCaption w:val="Таблиця В.2 – Тестові приклади трансляції з браузера"/>
       </w:tblPr>
       <w:tblGrid>
-        <w:gridCol w:w="441"/>
-        <w:gridCol w:w="1844"/>
-        <w:gridCol w:w="2896"/>
-        <w:gridCol w:w="3130"/>
-        <w:gridCol w:w="1610"/>
+        <w:gridCol w:w="412"/>
+        <w:gridCol w:w="1722"/>
+        <w:gridCol w:w="3360"/>
+        <w:gridCol w:w="2923"/>
+        <w:gridCol w:w="1504"/>
       </w:tblGrid>
       <w:tr>
         <w:trPr>
@@ -34506,7 +34080,7 @@
         </w:trPr>
         <w:tc>
           <w:tcPr>
-            <w:tcW w:w="441" w:type="dxa"/>
+            <w:tcW w:w="412" w:type="dxa"/>
           </w:tcPr>
           <w:p>
             <w:pPr>
@@ -34524,7 +34098,7 @@
         </w:tc>
         <w:tc>
           <w:tcPr>
-            <w:tcW w:w="1844" w:type="dxa"/>
+            <w:tcW w:w="1722" w:type="dxa"/>
           </w:tcPr>
           <w:p>
             <w:pPr>
@@ -34542,7 +34116,7 @@
         </w:tc>
         <w:tc>
           <w:tcPr>
-            <w:tcW w:w="2896" w:type="dxa"/>
+            <w:tcW w:w="3360" w:type="dxa"/>
           </w:tcPr>
           <w:p>
             <w:pPr>
@@ -34554,13 +34128,13 @@
                 <w:sz w:val="24"/>
                 <w:szCs w:val="24"/>
               </w:rPr>
-              <w:t xml:space="preserve">Вхідні дані / кроки</w:t>
-            </w:r>
-          </w:p>
-        </w:tc>
-        <w:tc>
-          <w:tcPr>
-            <w:tcW w:w="3130" w:type="dxa"/>
+              <w:t xml:space="preserve">Вхідні дані</w:t>
+            </w:r>
+          </w:p>
+        </w:tc>
+        <w:tc>
+          <w:tcPr>
+            <w:tcW w:w="2923" w:type="dxa"/>
           </w:tcPr>
           <w:p>
             <w:pPr>
@@ -34578,7 +34152,7 @@
         </w:tc>
         <w:tc>
           <w:tcPr>
-            <w:tcW w:w="1610" w:type="dxa"/>
+            <w:tcW w:w="1504" w:type="dxa"/>
           </w:tcPr>
           <w:p>
             <w:pPr>
@@ -34598,7 +34172,7 @@
       <w:tr>
         <w:tc>
           <w:tcPr>
-            <w:tcW w:w="441" w:type="dxa"/>
+            <w:tcW w:w="412" w:type="dxa"/>
           </w:tcPr>
           <w:p>
             <w:pPr>
@@ -34615,7 +34189,7 @@
         </w:tc>
         <w:tc>
           <w:tcPr>
-            <w:tcW w:w="1844" w:type="dxa"/>
+            <w:tcW w:w="1722" w:type="dxa"/>
           </w:tcPr>
           <w:p>
             <w:pPr>
@@ -34632,52 +34206,52 @@
         </w:tc>
         <w:tc>
           <w:tcPr>
-            <w:tcW w:w="2896" w:type="dxa"/>
-          </w:tcPr>
-          <w:p>
-            <w:pPr>
-              <w:pStyle w:val="Compact"/>
-            </w:pPr>
-            <w:r>
-              <w:rPr>
-                <w:sz w:val="24"/>
-                <w:szCs w:val="24"/>
-              </w:rPr>
-              <w:t xml:space="preserve">POST /streams з isPrivate false і true</w:t>
-            </w:r>
-          </w:p>
-        </w:tc>
-        <w:tc>
-          <w:tcPr>
-            <w:tcW w:w="3130" w:type="dxa"/>
-          </w:tcPr>
-          <w:p>
-            <w:pPr>
-              <w:pStyle w:val="Compact"/>
-            </w:pPr>
-            <w:r>
-              <w:rPr>
-                <w:sz w:val="24"/>
-                <w:szCs w:val="24"/>
-              </w:rPr>
-              <w:t xml:space="preserve">201, статус created</w:t>
-            </w:r>
-          </w:p>
-        </w:tc>
-        <w:tc>
-          <w:tcPr>
-            <w:tcW w:w="1610" w:type="dxa"/>
-          </w:tcPr>
-          <w:p>
-            <w:pPr>
-              <w:pStyle w:val="Compact"/>
-            </w:pPr>
-            <w:r>
-              <w:rPr>
-                <w:sz w:val="24"/>
-                <w:szCs w:val="24"/>
-              </w:rPr>
-              <w:t xml:space="preserve">обидві створено, статус created</w:t>
+            <w:tcW w:w="3360" w:type="dxa"/>
+          </w:tcPr>
+          <w:p>
+            <w:pPr>
+              <w:pStyle w:val="Compact"/>
+            </w:pPr>
+            <w:r>
+              <w:rPr>
+                <w:sz w:val="24"/>
+                <w:szCs w:val="24"/>
+              </w:rPr>
+              <w:t xml:space="preserve">Запит: POST /streams; isPrivate: false, потім true</w:t>
+            </w:r>
+          </w:p>
+        </w:tc>
+        <w:tc>
+          <w:tcPr>
+            <w:tcW w:w="2923" w:type="dxa"/>
+          </w:tcPr>
+          <w:p>
+            <w:pPr>
+              <w:pStyle w:val="Compact"/>
+            </w:pPr>
+            <w:r>
+              <w:rPr>
+                <w:sz w:val="24"/>
+                <w:szCs w:val="24"/>
+              </w:rPr>
+              <w:t xml:space="preserve">Статус: 201; стан трансляції created</w:t>
+            </w:r>
+          </w:p>
+        </w:tc>
+        <w:tc>
+          <w:tcPr>
+            <w:tcW w:w="1504" w:type="dxa"/>
+          </w:tcPr>
+          <w:p>
+            <w:pPr>
+              <w:pStyle w:val="Compact"/>
+            </w:pPr>
+            <w:r>
+              <w:rPr>
+                <w:sz w:val="24"/>
+                <w:szCs w:val="24"/>
+              </w:rPr>
+              <w:t xml:space="preserve">Пройдено: обидві створено, стан created</w:t>
             </w:r>
           </w:p>
         </w:tc>
@@ -34685,7 +34259,7 @@
       <w:tr>
         <w:tc>
           <w:tcPr>
-            <w:tcW w:w="441" w:type="dxa"/>
+            <w:tcW w:w="412" w:type="dxa"/>
           </w:tcPr>
           <w:p>
             <w:pPr>
@@ -34702,7 +34276,7 @@
         </w:tc>
         <w:tc>
           <w:tcPr>
-            <w:tcW w:w="1844" w:type="dxa"/>
+            <w:tcW w:w="1722" w:type="dxa"/>
           </w:tcPr>
           <w:p>
             <w:pPr>
@@ -34719,24 +34293,24 @@
         </w:tc>
         <w:tc>
           <w:tcPr>
-            <w:tcW w:w="2896" w:type="dxa"/>
-          </w:tcPr>
-          <w:p>
-            <w:pPr>
-              <w:pStyle w:val="Compact"/>
-            </w:pPr>
-            <w:r>
-              <w:rPr>
-                <w:sz w:val="24"/>
-                <w:szCs w:val="24"/>
-              </w:rPr>
-              <w:t xml:space="preserve">запит getRtpCapabilities</w:t>
-            </w:r>
-          </w:p>
-        </w:tc>
-        <w:tc>
-          <w:tcPr>
-            <w:tcW w:w="3130" w:type="dxa"/>
+            <w:tcW w:w="3360" w:type="dxa"/>
+          </w:tcPr>
+          <w:p>
+            <w:pPr>
+              <w:pStyle w:val="Compact"/>
+            </w:pPr>
+            <w:r>
+              <w:rPr>
+                <w:sz w:val="24"/>
+                <w:szCs w:val="24"/>
+              </w:rPr>
+              <w:t xml:space="preserve">Повідомлення: getRtpCapabilities</w:t>
+            </w:r>
+          </w:p>
+        </w:tc>
+        <w:tc>
+          <w:tcPr>
+            <w:tcW w:w="2923" w:type="dxa"/>
           </w:tcPr>
           <w:p>
             <w:pPr>
@@ -34753,18 +34327,18 @@
         </w:tc>
         <w:tc>
           <w:tcPr>
-            <w:tcW w:w="1610" w:type="dxa"/>
-          </w:tcPr>
-          <w:p>
-            <w:pPr>
-              <w:pStyle w:val="Compact"/>
-            </w:pPr>
-            <w:r>
-              <w:rPr>
-                <w:sz w:val="24"/>
-                <w:szCs w:val="24"/>
-              </w:rPr>
-              <w:t xml:space="preserve">video/H264, video/H264, video/VP8</w:t>
+            <w:tcW w:w="1504" w:type="dxa"/>
+          </w:tcPr>
+          <w:p>
+            <w:pPr>
+              <w:pStyle w:val="Compact"/>
+            </w:pPr>
+            <w:r>
+              <w:rPr>
+                <w:sz w:val="24"/>
+                <w:szCs w:val="24"/>
+              </w:rPr>
+              <w:t xml:space="preserve">Пройдено: video/H264, video/H264, video/VP8</w:t>
             </w:r>
           </w:p>
         </w:tc>
@@ -34772,7 +34346,7 @@
       <w:tr>
         <w:tc>
           <w:tcPr>
-            <w:tcW w:w="441" w:type="dxa"/>
+            <w:tcW w:w="412" w:type="dxa"/>
           </w:tcPr>
           <w:p>
             <w:pPr>
@@ -34789,7 +34363,7 @@
         </w:tc>
         <w:tc>
           <w:tcPr>
-            <w:tcW w:w="1844" w:type="dxa"/>
+            <w:tcW w:w="1722" w:type="dxa"/>
           </w:tcPr>
           <w:p>
             <w:pPr>
@@ -34806,52 +34380,52 @@
         </w:tc>
         <w:tc>
           <w:tcPr>
-            <w:tcW w:w="2896" w:type="dxa"/>
-          </w:tcPr>
-          <w:p>
-            <w:pPr>
-              <w:pStyle w:val="Compact"/>
-            </w:pPr>
-            <w:r>
-              <w:rPr>
-                <w:sz w:val="24"/>
-                <w:szCs w:val="24"/>
-              </w:rPr>
-              <w:t xml:space="preserve">createTransport (send)</w:t>
-            </w:r>
-          </w:p>
-        </w:tc>
-        <w:tc>
-          <w:tcPr>
-            <w:tcW w:w="3130" w:type="dxa"/>
-          </w:tcPr>
-          <w:p>
-            <w:pPr>
-              <w:pStyle w:val="Compact"/>
-            </w:pPr>
-            <w:r>
-              <w:rPr>
-                <w:sz w:val="24"/>
-                <w:szCs w:val="24"/>
-              </w:rPr>
-              <w:t xml:space="preserve">параметри ICE з оголошеною адресою</w:t>
-            </w:r>
-          </w:p>
-        </w:tc>
-        <w:tc>
-          <w:tcPr>
-            <w:tcW w:w="1610" w:type="dxa"/>
-          </w:tcPr>
-          <w:p>
-            <w:pPr>
-              <w:pStyle w:val="Compact"/>
-            </w:pPr>
-            <w:r>
-              <w:rPr>
-                <w:sz w:val="24"/>
-                <w:szCs w:val="24"/>
-              </w:rPr>
-              <w:t xml:space="preserve">кандидати udp і tcp на 127.0.0.1</w:t>
+            <w:tcW w:w="3360" w:type="dxa"/>
+          </w:tcPr>
+          <w:p>
+            <w:pPr>
+              <w:pStyle w:val="Compact"/>
+            </w:pPr>
+            <w:r>
+              <w:rPr>
+                <w:sz w:val="24"/>
+                <w:szCs w:val="24"/>
+              </w:rPr>
+              <w:t xml:space="preserve">Повідомлення: createTransport (send)</w:t>
+            </w:r>
+          </w:p>
+        </w:tc>
+        <w:tc>
+          <w:tcPr>
+            <w:tcW w:w="2923" w:type="dxa"/>
+          </w:tcPr>
+          <w:p>
+            <w:pPr>
+              <w:pStyle w:val="Compact"/>
+            </w:pPr>
+            <w:r>
+              <w:rPr>
+                <w:sz w:val="24"/>
+                <w:szCs w:val="24"/>
+              </w:rPr>
+              <w:t xml:space="preserve">Параметри ICE з оголошеною адресою</w:t>
+            </w:r>
+          </w:p>
+        </w:tc>
+        <w:tc>
+          <w:tcPr>
+            <w:tcW w:w="1504" w:type="dxa"/>
+          </w:tcPr>
+          <w:p>
+            <w:pPr>
+              <w:pStyle w:val="Compact"/>
+            </w:pPr>
+            <w:r>
+              <w:rPr>
+                <w:sz w:val="24"/>
+                <w:szCs w:val="24"/>
+              </w:rPr>
+              <w:t xml:space="preserve">Пройдено: кандидати udp і tcp на 127.0.0.1</w:t>
             </w:r>
           </w:p>
         </w:tc>
@@ -34859,7 +34433,7 @@
       <w:tr>
         <w:tc>
           <w:tcPr>
-            <w:tcW w:w="441" w:type="dxa"/>
+            <w:tcW w:w="412" w:type="dxa"/>
           </w:tcPr>
           <w:p>
             <w:pPr>
@@ -34876,7 +34450,7 @@
         </w:tc>
         <w:tc>
           <w:tcPr>
-            <w:tcW w:w="1844" w:type="dxa"/>
+            <w:tcW w:w="1722" w:type="dxa"/>
           </w:tcPr>
           <w:p>
             <w:pPr>
@@ -34893,52 +34467,52 @@
         </w:tc>
         <w:tc>
           <w:tcPr>
-            <w:tcW w:w="2896" w:type="dxa"/>
-          </w:tcPr>
-          <w:p>
-            <w:pPr>
-              <w:pStyle w:val="Compact"/>
-            </w:pPr>
-            <w:r>
-              <w:rPr>
-                <w:sz w:val="24"/>
-                <w:szCs w:val="24"/>
-              </w:rPr>
-              <w:t xml:space="preserve">produce з ознакою last</w:t>
-            </w:r>
-          </w:p>
-        </w:tc>
-        <w:tc>
-          <w:tcPr>
-            <w:tcW w:w="3130" w:type="dxa"/>
-          </w:tcPr>
-          <w:p>
-            <w:pPr>
-              <w:pStyle w:val="Compact"/>
-            </w:pPr>
-            <w:r>
-              <w:rPr>
-                <w:sz w:val="24"/>
-                <w:szCs w:val="24"/>
-              </w:rPr>
-              <w:t xml:space="preserve">статус трансляції live</w:t>
-            </w:r>
-          </w:p>
-        </w:tc>
-        <w:tc>
-          <w:tcPr>
-            <w:tcW w:w="1610" w:type="dxa"/>
-          </w:tcPr>
-          <w:p>
-            <w:pPr>
-              <w:pStyle w:val="Compact"/>
-            </w:pPr>
-            <w:r>
-              <w:rPr>
-                <w:sz w:val="24"/>
-                <w:szCs w:val="24"/>
-              </w:rPr>
-              <w:t xml:space="preserve">статус live</w:t>
+            <w:tcW w:w="3360" w:type="dxa"/>
+          </w:tcPr>
+          <w:p>
+            <w:pPr>
+              <w:pStyle w:val="Compact"/>
+            </w:pPr>
+            <w:r>
+              <w:rPr>
+                <w:sz w:val="24"/>
+                <w:szCs w:val="24"/>
+              </w:rPr>
+              <w:t xml:space="preserve">Повідомлення: produce з ознакою last</w:t>
+            </w:r>
+          </w:p>
+        </w:tc>
+        <w:tc>
+          <w:tcPr>
+            <w:tcW w:w="2923" w:type="dxa"/>
+          </w:tcPr>
+          <w:p>
+            <w:pPr>
+              <w:pStyle w:val="Compact"/>
+            </w:pPr>
+            <w:r>
+              <w:rPr>
+                <w:sz w:val="24"/>
+                <w:szCs w:val="24"/>
+              </w:rPr>
+              <w:t xml:space="preserve">Стан трансляції live</w:t>
+            </w:r>
+          </w:p>
+        </w:tc>
+        <w:tc>
+          <w:tcPr>
+            <w:tcW w:w="1504" w:type="dxa"/>
+          </w:tcPr>
+          <w:p>
+            <w:pPr>
+              <w:pStyle w:val="Compact"/>
+            </w:pPr>
+            <w:r>
+              <w:rPr>
+                <w:sz w:val="24"/>
+                <w:szCs w:val="24"/>
+              </w:rPr>
+              <w:t xml:space="preserve">Пройдено: стан live</w:t>
             </w:r>
           </w:p>
         </w:tc>
@@ -34946,7 +34520,7 @@
       <w:tr>
         <w:tc>
           <w:tcPr>
-            <w:tcW w:w="441" w:type="dxa"/>
+            <w:tcW w:w="412" w:type="dxa"/>
           </w:tcPr>
           <w:p>
             <w:pPr>
@@ -34963,7 +34537,7 @@
         </w:tc>
         <w:tc>
           <w:tcPr>
-            <w:tcW w:w="1844" w:type="dxa"/>
+            <w:tcW w:w="1722" w:type="dxa"/>
           </w:tcPr>
           <w:p>
             <w:pPr>
@@ -34980,68 +34554,52 @@
         </w:tc>
         <w:tc>
           <w:tcPr>
-            <w:tcW w:w="2896" w:type="dxa"/>
-          </w:tcPr>
-          <w:p>
-            <w:pPr>
-              <w:pStyle w:val="Compact"/>
-            </w:pPr>
-            <w:r>
-              <w:rPr>
-                <w:sz w:val="24"/>
-                <w:szCs w:val="24"/>
-              </w:rPr>
-              <w:t xml:space="preserve">POST /streams з cookie гостя</w:t>
-            </w:r>
-          </w:p>
-        </w:tc>
-        <w:tc>
-          <w:tcPr>
-            <w:tcW w:w="3130" w:type="dxa"/>
-          </w:tcPr>
-          <w:p>
-            <w:pPr>
-              <w:pStyle w:val="Compact"/>
-            </w:pPr>
-            <w:r>
-              <w:rPr>
-                <w:sz w:val="24"/>
-                <w:szCs w:val="24"/>
-              </w:rPr>
-              <w:t xml:space="preserve">відмова</w:t>
-            </w:r>
-          </w:p>
-        </w:tc>
-        <w:tc>
-          <w:tcPr>
-            <w:tcW w:w="1610" w:type="dxa"/>
-          </w:tcPr>
-          <w:p>
-            <w:pPr>
-              <w:pStyle w:val="Compact"/>
-            </w:pPr>
-            <w:r>
-              <w:rPr>
-                <w:b/>
-                <w:bCs/>
-                <w:sz w:val="24"/>
-                <w:szCs w:val="24"/>
-              </w:rPr>
-              <w:t xml:space="preserve">201, трансляцію створено</w:t>
-            </w:r>
-            <w:r>
-              <w:rPr>
-                <w:sz w:val="24"/>
-                <w:szCs w:val="24"/>
-              </w:rPr>
-              <w:t xml:space="preserve"> </w:t>
-            </w:r>
-            <w:r>
-              <w:rPr>
-                <w:sz w:val="24"/>
-                <w:szCs w:val="24"/>
-              </w:rPr>
-              <w:t xml:space="preserve">(не відповідає)</w:t>
+            <w:tcW w:w="3360" w:type="dxa"/>
+          </w:tcPr>
+          <w:p>
+            <w:pPr>
+              <w:pStyle w:val="Compact"/>
+            </w:pPr>
+            <w:r>
+              <w:rPr>
+                <w:sz w:val="24"/>
+                <w:szCs w:val="24"/>
+              </w:rPr>
+              <w:t xml:space="preserve">Запит: POST /streams; cookie гостя</w:t>
+            </w:r>
+          </w:p>
+        </w:tc>
+        <w:tc>
+          <w:tcPr>
+            <w:tcW w:w="2923" w:type="dxa"/>
+          </w:tcPr>
+          <w:p>
+            <w:pPr>
+              <w:pStyle w:val="Compact"/>
+            </w:pPr>
+            <w:r>
+              <w:rPr>
+                <w:sz w:val="24"/>
+                <w:szCs w:val="24"/>
+              </w:rPr>
+              <w:t xml:space="preserve">Відмова</w:t>
+            </w:r>
+          </w:p>
+        </w:tc>
+        <w:tc>
+          <w:tcPr>
+            <w:tcW w:w="1504" w:type="dxa"/>
+          </w:tcPr>
+          <w:p>
+            <w:pPr>
+              <w:pStyle w:val="Compact"/>
+            </w:pPr>
+            <w:r>
+              <w:rPr>
+                <w:sz w:val="24"/>
+                <w:szCs w:val="24"/>
+              </w:rPr>
+              <w:t xml:space="preserve">Не пройдено: 201, трансляцію створено</w:t>
             </w:r>
           </w:p>
         </w:tc>
@@ -35049,7 +34607,7 @@
       <w:tr>
         <w:tc>
           <w:tcPr>
-            <w:tcW w:w="441" w:type="dxa"/>
+            <w:tcW w:w="412" w:type="dxa"/>
           </w:tcPr>
           <w:p>
             <w:pPr>
@@ -35066,7 +34624,7 @@
         </w:tc>
         <w:tc>
           <w:tcPr>
-            <w:tcW w:w="1844" w:type="dxa"/>
+            <w:tcW w:w="1722" w:type="dxa"/>
           </w:tcPr>
           <w:p>
             <w:pPr>
@@ -35083,52 +34641,52 @@
         </w:tc>
         <w:tc>
           <w:tcPr>
-            <w:tcW w:w="2896" w:type="dxa"/>
-          </w:tcPr>
-          <w:p>
-            <w:pPr>
-              <w:pStyle w:val="Compact"/>
-            </w:pPr>
-            <w:r>
-              <w:rPr>
-                <w:sz w:val="24"/>
-                <w:szCs w:val="24"/>
-              </w:rPr>
-              <w:t xml:space="preserve">POST /streams/&lt;id&gt;/thumbnail від власника та від гостя</w:t>
-            </w:r>
-          </w:p>
-        </w:tc>
-        <w:tc>
-          <w:tcPr>
-            <w:tcW w:w="3130" w:type="dxa"/>
-          </w:tcPr>
-          <w:p>
-            <w:pPr>
-              <w:pStyle w:val="Compact"/>
-            </w:pPr>
-            <w:r>
-              <w:rPr>
-                <w:sz w:val="24"/>
-                <w:szCs w:val="24"/>
-              </w:rPr>
-              <w:t xml:space="preserve">власнику – 200, іншим – 403</w:t>
-            </w:r>
-          </w:p>
-        </w:tc>
-        <w:tc>
-          <w:tcPr>
-            <w:tcW w:w="1610" w:type="dxa"/>
-          </w:tcPr>
-          <w:p>
-            <w:pPr>
-              <w:pStyle w:val="Compact"/>
-            </w:pPr>
-            <w:r>
-              <w:rPr>
-                <w:sz w:val="24"/>
-                <w:szCs w:val="24"/>
-              </w:rPr>
-              <w:t xml:space="preserve">200 і 403</w:t>
+            <w:tcW w:w="3360" w:type="dxa"/>
+          </w:tcPr>
+          <w:p>
+            <w:pPr>
+              <w:pStyle w:val="Compact"/>
+            </w:pPr>
+            <w:r>
+              <w:rPr>
+                <w:sz w:val="24"/>
+                <w:szCs w:val="24"/>
+              </w:rPr>
+              <w:t xml:space="preserve">Запит: POST /streams/:streamId/thumbnail; від власника, потім від гостя</w:t>
+            </w:r>
+          </w:p>
+        </w:tc>
+        <w:tc>
+          <w:tcPr>
+            <w:tcW w:w="2923" w:type="dxa"/>
+          </w:tcPr>
+          <w:p>
+            <w:pPr>
+              <w:pStyle w:val="Compact"/>
+            </w:pPr>
+            <w:r>
+              <w:rPr>
+                <w:sz w:val="24"/>
+                <w:szCs w:val="24"/>
+              </w:rPr>
+              <w:t xml:space="preserve">Власнику – 200, іншим – 403</w:t>
+            </w:r>
+          </w:p>
+        </w:tc>
+        <w:tc>
+          <w:tcPr>
+            <w:tcW w:w="1504" w:type="dxa"/>
+          </w:tcPr>
+          <w:p>
+            <w:pPr>
+              <w:pStyle w:val="Compact"/>
+            </w:pPr>
+            <w:r>
+              <w:rPr>
+                <w:sz w:val="24"/>
+                <w:szCs w:val="24"/>
+              </w:rPr>
+              <w:t xml:space="preserve">Пройдено: 200 і 403</w:t>
             </w:r>
           </w:p>
         </w:tc>
@@ -35136,7 +34694,7 @@
       <w:tr>
         <w:tc>
           <w:tcPr>
-            <w:tcW w:w="441" w:type="dxa"/>
+            <w:tcW w:w="412" w:type="dxa"/>
           </w:tcPr>
           <w:p>
             <w:pPr>
@@ -35153,7 +34711,7 @@
         </w:tc>
         <w:tc>
           <w:tcPr>
-            <w:tcW w:w="1844" w:type="dxa"/>
+            <w:tcW w:w="1722" w:type="dxa"/>
           </w:tcPr>
           <w:p>
             <w:pPr>
@@ -35170,41 +34728,41 @@
         </w:tc>
         <w:tc>
           <w:tcPr>
-            <w:tcW w:w="2896" w:type="dxa"/>
-          </w:tcPr>
-          <w:p>
-            <w:pPr>
-              <w:pStyle w:val="Compact"/>
-            </w:pPr>
-            <w:r>
-              <w:rPr>
-                <w:sz w:val="24"/>
-                <w:szCs w:val="24"/>
-              </w:rPr>
-              <w:t xml:space="preserve">вибір екрана, вікна, вкладки зі звуком у Chrome і Firefox</w:t>
-            </w:r>
-          </w:p>
-        </w:tc>
-        <w:tc>
-          <w:tcPr>
-            <w:tcW w:w="3130" w:type="dxa"/>
-          </w:tcPr>
-          <w:p>
-            <w:pPr>
-              <w:pStyle w:val="Compact"/>
-            </w:pPr>
-            <w:r>
-              <w:rPr>
-                <w:sz w:val="24"/>
-                <w:szCs w:val="24"/>
-              </w:rPr>
-              <w:t xml:space="preserve">зображення та звук у глядача</w:t>
-            </w:r>
-          </w:p>
-        </w:tc>
-        <w:tc>
-          <w:tcPr>
-            <w:tcW w:w="1610" w:type="dxa"/>
+            <w:tcW w:w="3360" w:type="dxa"/>
+          </w:tcPr>
+          <w:p>
+            <w:pPr>
+              <w:pStyle w:val="Compact"/>
+            </w:pPr>
+            <w:r>
+              <w:rPr>
+                <w:sz w:val="24"/>
+                <w:szCs w:val="24"/>
+              </w:rPr>
+              <w:t xml:space="preserve">Кроки: вибір екрана, вікна, вкладки зі звуком; браузери Chrome і Firefox</w:t>
+            </w:r>
+          </w:p>
+        </w:tc>
+        <w:tc>
+          <w:tcPr>
+            <w:tcW w:w="2923" w:type="dxa"/>
+          </w:tcPr>
+          <w:p>
+            <w:pPr>
+              <w:pStyle w:val="Compact"/>
+            </w:pPr>
+            <w:r>
+              <w:rPr>
+                <w:sz w:val="24"/>
+                <w:szCs w:val="24"/>
+              </w:rPr>
+              <w:t xml:space="preserve">Зображення та звук у глядача</w:t>
+            </w:r>
+          </w:p>
+        </w:tc>
+        <w:tc>
+          <w:tcPr>
+            <w:tcW w:w="1504" w:type="dxa"/>
           </w:tcPr>
           <w:p>
             <w:pPr>
@@ -35223,7 +34781,7 @@
       <w:tr>
         <w:tc>
           <w:tcPr>
-            <w:tcW w:w="441" w:type="dxa"/>
+            <w:tcW w:w="412" w:type="dxa"/>
           </w:tcPr>
           <w:p>
             <w:pPr>
@@ -35240,7 +34798,7 @@
         </w:tc>
         <w:tc>
           <w:tcPr>
-            <w:tcW w:w="1844" w:type="dxa"/>
+            <w:tcW w:w="1722" w:type="dxa"/>
           </w:tcPr>
           <w:p>
             <w:pPr>
@@ -35257,41 +34815,41 @@
         </w:tc>
         <w:tc>
           <w:tcPr>
-            <w:tcW w:w="2896" w:type="dxa"/>
-          </w:tcPr>
-          <w:p>
-            <w:pPr>
-              <w:pStyle w:val="Compact"/>
-            </w:pPr>
-            <w:r>
-              <w:rPr>
-                <w:sz w:val="24"/>
-                <w:szCs w:val="24"/>
-              </w:rPr>
-              <w:t xml:space="preserve">перемкнути 720p30 → 1080p60</w:t>
-            </w:r>
-          </w:p>
-        </w:tc>
-        <w:tc>
-          <w:tcPr>
-            <w:tcW w:w="3130" w:type="dxa"/>
-          </w:tcPr>
-          <w:p>
-            <w:pPr>
-              <w:pStyle w:val="Compact"/>
-            </w:pPr>
-            <w:r>
-              <w:rPr>
-                <w:sz w:val="24"/>
-                <w:szCs w:val="24"/>
-              </w:rPr>
-              <w:t xml:space="preserve">нові frameWidth, framesPerSecond у chrome://webrtc-internals</w:t>
-            </w:r>
-          </w:p>
-        </w:tc>
-        <w:tc>
-          <w:tcPr>
-            <w:tcW w:w="1610" w:type="dxa"/>
+            <w:tcW w:w="3360" w:type="dxa"/>
+          </w:tcPr>
+          <w:p>
+            <w:pPr>
+              <w:pStyle w:val="Compact"/>
+            </w:pPr>
+            <w:r>
+              <w:rPr>
+                <w:sz w:val="24"/>
+                <w:szCs w:val="24"/>
+              </w:rPr>
+              <w:t xml:space="preserve">Кроки: перемикання 720p30 → 1080p60</w:t>
+            </w:r>
+          </w:p>
+        </w:tc>
+        <w:tc>
+          <w:tcPr>
+            <w:tcW w:w="2923" w:type="dxa"/>
+          </w:tcPr>
+          <w:p>
+            <w:pPr>
+              <w:pStyle w:val="Compact"/>
+            </w:pPr>
+            <w:r>
+              <w:rPr>
+                <w:sz w:val="24"/>
+                <w:szCs w:val="24"/>
+              </w:rPr>
+              <w:t xml:space="preserve">Нові значення полів frameWidth і framesPerSecond на сторінці chrome://webrtc-internals</w:t>
+            </w:r>
+          </w:p>
+        </w:tc>
+        <w:tc>
+          <w:tcPr>
+            <w:tcW w:w="1504" w:type="dxa"/>
           </w:tcPr>
           <w:p>
             <w:pPr>
@@ -35310,7 +34868,7 @@
       <w:tr>
         <w:tc>
           <w:tcPr>
-            <w:tcW w:w="441" w:type="dxa"/>
+            <w:tcW w:w="412" w:type="dxa"/>
           </w:tcPr>
           <w:p>
             <w:pPr>
@@ -35327,7 +34885,7 @@
         </w:tc>
         <w:tc>
           <w:tcPr>
-            <w:tcW w:w="1844" w:type="dxa"/>
+            <w:tcW w:w="1722" w:type="dxa"/>
           </w:tcPr>
           <w:p>
             <w:pPr>
@@ -35344,41 +34902,41 @@
         </w:tc>
         <w:tc>
           <w:tcPr>
-            <w:tcW w:w="2896" w:type="dxa"/>
-          </w:tcPr>
-          <w:p>
-            <w:pPr>
-              <w:pStyle w:val="Compact"/>
-            </w:pPr>
-            <w:r>
-              <w:rPr>
-                <w:sz w:val="24"/>
-                <w:szCs w:val="24"/>
-              </w:rPr>
-              <w:t xml:space="preserve">вимкнути та ввімкнути звук; скопіювати посилання</w:t>
-            </w:r>
-          </w:p>
-        </w:tc>
-        <w:tc>
-          <w:tcPr>
-            <w:tcW w:w="3130" w:type="dxa"/>
-          </w:tcPr>
-          <w:p>
-            <w:pPr>
-              <w:pStyle w:val="Compact"/>
-            </w:pPr>
-            <w:r>
-              <w:rPr>
-                <w:sz w:val="24"/>
-                <w:szCs w:val="24"/>
-              </w:rPr>
-              <w:t xml:space="preserve">звук зникає без зупинки трансляції; посилання відкриває перегляд</w:t>
-            </w:r>
-          </w:p>
-        </w:tc>
-        <w:tc>
-          <w:tcPr>
-            <w:tcW w:w="1610" w:type="dxa"/>
+            <w:tcW w:w="3360" w:type="dxa"/>
+          </w:tcPr>
+          <w:p>
+            <w:pPr>
+              <w:pStyle w:val="Compact"/>
+            </w:pPr>
+            <w:r>
+              <w:rPr>
+                <w:sz w:val="24"/>
+                <w:szCs w:val="24"/>
+              </w:rPr>
+              <w:t xml:space="preserve">Кроки: вимкнення та ввімкнення звуку; копіювання посилання</w:t>
+            </w:r>
+          </w:p>
+        </w:tc>
+        <w:tc>
+          <w:tcPr>
+            <w:tcW w:w="2923" w:type="dxa"/>
+          </w:tcPr>
+          <w:p>
+            <w:pPr>
+              <w:pStyle w:val="Compact"/>
+            </w:pPr>
+            <w:r>
+              <w:rPr>
+                <w:sz w:val="24"/>
+                <w:szCs w:val="24"/>
+              </w:rPr>
+              <w:t xml:space="preserve">Звук зникає без зупинки трансляції; посилання відкриває перегляд</w:t>
+            </w:r>
+          </w:p>
+        </w:tc>
+        <w:tc>
+          <w:tcPr>
+            <w:tcW w:w="1504" w:type="dxa"/>
           </w:tcPr>
           <w:p>
             <w:pPr>
@@ -35429,10 +34987,10 @@
       </w:tblPr>
       <w:tblGrid>
         <w:gridCol w:w="620"/>
-        <w:gridCol w:w="1898"/>
-        <w:gridCol w:w="2894"/>
-        <w:gridCol w:w="2309"/>
-        <w:gridCol w:w="2200"/>
+        <w:gridCol w:w="1925"/>
+        <w:gridCol w:w="2760"/>
+        <w:gridCol w:w="2368"/>
+        <w:gridCol w:w="2248"/>
       </w:tblGrid>
       <w:tr>
         <w:trPr>
@@ -35458,7 +35016,7 @@
         </w:tc>
         <w:tc>
           <w:tcPr>
-            <w:tcW w:w="1898" w:type="dxa"/>
+            <w:tcW w:w="1925" w:type="dxa"/>
           </w:tcPr>
           <w:p>
             <w:pPr>
@@ -35476,7 +35034,7 @@
         </w:tc>
         <w:tc>
           <w:tcPr>
-            <w:tcW w:w="2894" w:type="dxa"/>
+            <w:tcW w:w="2760" w:type="dxa"/>
           </w:tcPr>
           <w:p>
             <w:pPr>
@@ -35488,13 +35046,13 @@
                 <w:sz w:val="24"/>
                 <w:szCs w:val="24"/>
               </w:rPr>
-              <w:t xml:space="preserve">Вхідні дані / кроки</w:t>
-            </w:r>
-          </w:p>
-        </w:tc>
-        <w:tc>
-          <w:tcPr>
-            <w:tcW w:w="2309" w:type="dxa"/>
+              <w:t xml:space="preserve">Вхідні дані</w:t>
+            </w:r>
+          </w:p>
+        </w:tc>
+        <w:tc>
+          <w:tcPr>
+            <w:tcW w:w="2368" w:type="dxa"/>
           </w:tcPr>
           <w:p>
             <w:pPr>
@@ -35512,7 +35070,7 @@
         </w:tc>
         <w:tc>
           <w:tcPr>
-            <w:tcW w:w="2200" w:type="dxa"/>
+            <w:tcW w:w="2248" w:type="dxa"/>
           </w:tcPr>
           <w:p>
             <w:pPr>
@@ -35549,7 +35107,7 @@
         </w:tc>
         <w:tc>
           <w:tcPr>
-            <w:tcW w:w="1898" w:type="dxa"/>
+            <w:tcW w:w="1925" w:type="dxa"/>
           </w:tcPr>
           <w:p>
             <w:pPr>
@@ -35566,52 +35124,52 @@
         </w:tc>
         <w:tc>
           <w:tcPr>
-            <w:tcW w:w="2894" w:type="dxa"/>
-          </w:tcPr>
-          <w:p>
-            <w:pPr>
-              <w:pStyle w:val="Compact"/>
-            </w:pPr>
-            <w:r>
-              <w:rPr>
-                <w:sz w:val="24"/>
-                <w:szCs w:val="24"/>
-              </w:rPr>
-              <w:t xml:space="preserve">listProcesses() на Linux (ps)</w:t>
-            </w:r>
-          </w:p>
-        </w:tc>
-        <w:tc>
-          <w:tcPr>
-            <w:tcW w:w="2309" w:type="dxa"/>
-          </w:tcPr>
-          <w:p>
-            <w:pPr>
-              <w:pStyle w:val="Compact"/>
-            </w:pPr>
-            <w:r>
-              <w:rPr>
-                <w:sz w:val="24"/>
-                <w:szCs w:val="24"/>
-              </w:rPr>
-              <w:t xml:space="preserve">власний процес із правильним батьківським</w:t>
-            </w:r>
-          </w:p>
-        </w:tc>
-        <w:tc>
-          <w:tcPr>
-            <w:tcW w:w="2200" w:type="dxa"/>
-          </w:tcPr>
-          <w:p>
-            <w:pPr>
-              <w:pStyle w:val="Compact"/>
-            </w:pPr>
-            <w:r>
-              <w:rPr>
-                <w:sz w:val="24"/>
-                <w:szCs w:val="24"/>
-              </w:rPr>
-              <w:t xml:space="preserve">40 процесів, батьківський PID збігається</w:t>
+            <w:tcW w:w="2760" w:type="dxa"/>
+          </w:tcPr>
+          <w:p>
+            <w:pPr>
+              <w:pStyle w:val="Compact"/>
+            </w:pPr>
+            <w:r>
+              <w:rPr>
+                <w:sz w:val="24"/>
+                <w:szCs w:val="24"/>
+              </w:rPr>
+              <w:t xml:space="preserve">Метод listProcesses; ОС Linux (утиліта ps)</w:t>
+            </w:r>
+          </w:p>
+        </w:tc>
+        <w:tc>
+          <w:tcPr>
+            <w:tcW w:w="2368" w:type="dxa"/>
+          </w:tcPr>
+          <w:p>
+            <w:pPr>
+              <w:pStyle w:val="Compact"/>
+            </w:pPr>
+            <w:r>
+              <w:rPr>
+                <w:sz w:val="24"/>
+                <w:szCs w:val="24"/>
+              </w:rPr>
+              <w:t xml:space="preserve">Власний процес із правильним батьківським</w:t>
+            </w:r>
+          </w:p>
+        </w:tc>
+        <w:tc>
+          <w:tcPr>
+            <w:tcW w:w="2248" w:type="dxa"/>
+          </w:tcPr>
+          <w:p>
+            <w:pPr>
+              <w:pStyle w:val="Compact"/>
+            </w:pPr>
+            <w:r>
+              <w:rPr>
+                <w:sz w:val="24"/>
+                <w:szCs w:val="24"/>
+              </w:rPr>
+              <w:t xml:space="preserve">Пройдено: 40 процесів, батьківський PID збігається</w:t>
             </w:r>
           </w:p>
         </w:tc>
@@ -35636,7 +35194,7 @@
         </w:tc>
         <w:tc>
           <w:tcPr>
-            <w:tcW w:w="1898" w:type="dxa"/>
+            <w:tcW w:w="1925" w:type="dxa"/>
           </w:tcPr>
           <w:p>
             <w:pPr>
@@ -35653,52 +35211,52 @@
         </w:tc>
         <w:tc>
           <w:tcPr>
-            <w:tcW w:w="2894" w:type="dxa"/>
-          </w:tcPr>
-          <w:p>
-            <w:pPr>
-              <w:pStyle w:val="Compact"/>
-            </w:pPr>
-            <w:r>
-              <w:rPr>
-                <w:sz w:val="24"/>
-                <w:szCs w:val="24"/>
-              </w:rPr>
-              <w:t xml:space="preserve">обрано вікно explorer.exe, з’являється дочірнє вікно</w:t>
-            </w:r>
-          </w:p>
-        </w:tc>
-        <w:tc>
-          <w:tcPr>
-            <w:tcW w:w="2309" w:type="dxa"/>
-          </w:tcPr>
-          <w:p>
-            <w:pPr>
-              <w:pStyle w:val="Compact"/>
-            </w:pPr>
-            <w:r>
-              <w:rPr>
-                <w:sz w:val="24"/>
-                <w:szCs w:val="24"/>
-              </w:rPr>
-              <w:t xml:space="preserve">слідування не вмикається</w:t>
-            </w:r>
-          </w:p>
-        </w:tc>
-        <w:tc>
-          <w:tcPr>
-            <w:tcW w:w="2200" w:type="dxa"/>
-          </w:tcPr>
-          <w:p>
-            <w:pPr>
-              <w:pStyle w:val="Compact"/>
-            </w:pPr>
-            <w:r>
-              <w:rPr>
-                <w:sz w:val="24"/>
-                <w:szCs w:val="24"/>
-              </w:rPr>
-              <w:t xml:space="preserve">подій немає</w:t>
+            <w:tcW w:w="2760" w:type="dxa"/>
+          </w:tcPr>
+          <w:p>
+            <w:pPr>
+              <w:pStyle w:val="Compact"/>
+            </w:pPr>
+            <w:r>
+              <w:rPr>
+                <w:sz w:val="24"/>
+                <w:szCs w:val="24"/>
+              </w:rPr>
+              <w:t xml:space="preserve">Обране вікно: процес оболонки Windows Explorer; з’являється дочірнє вікно</w:t>
+            </w:r>
+          </w:p>
+        </w:tc>
+        <w:tc>
+          <w:tcPr>
+            <w:tcW w:w="2368" w:type="dxa"/>
+          </w:tcPr>
+          <w:p>
+            <w:pPr>
+              <w:pStyle w:val="Compact"/>
+            </w:pPr>
+            <w:r>
+              <w:rPr>
+                <w:sz w:val="24"/>
+                <w:szCs w:val="24"/>
+              </w:rPr>
+              <w:t xml:space="preserve">Слідування не вмикається</w:t>
+            </w:r>
+          </w:p>
+        </w:tc>
+        <w:tc>
+          <w:tcPr>
+            <w:tcW w:w="2248" w:type="dxa"/>
+          </w:tcPr>
+          <w:p>
+            <w:pPr>
+              <w:pStyle w:val="Compact"/>
+            </w:pPr>
+            <w:r>
+              <w:rPr>
+                <w:sz w:val="24"/>
+                <w:szCs w:val="24"/>
+              </w:rPr>
+              <w:t xml:space="preserve">Пройдено: подій немає</w:t>
             </w:r>
           </w:p>
         </w:tc>
@@ -35723,7 +35281,7 @@
         </w:tc>
         <w:tc>
           <w:tcPr>
-            <w:tcW w:w="1898" w:type="dxa"/>
+            <w:tcW w:w="1925" w:type="dxa"/>
           </w:tcPr>
           <w:p>
             <w:pPr>
@@ -35740,52 +35298,52 @@
         </w:tc>
         <w:tc>
           <w:tcPr>
-            <w:tcW w:w="2894" w:type="dxa"/>
-          </w:tcPr>
-          <w:p>
-            <w:pPr>
-              <w:pStyle w:val="Compact"/>
-            </w:pPr>
-            <w:r>
-              <w:rPr>
-                <w:sz w:val="24"/>
-                <w:szCs w:val="24"/>
-              </w:rPr>
-              <w:t xml:space="preserve">у процесу застосунку з’являється дочірній процес із вікном</w:t>
-            </w:r>
-          </w:p>
-        </w:tc>
-        <w:tc>
-          <w:tcPr>
-            <w:tcW w:w="2309" w:type="dxa"/>
-          </w:tcPr>
-          <w:p>
-            <w:pPr>
-              <w:pStyle w:val="Compact"/>
-            </w:pPr>
-            <w:r>
-              <w:rPr>
-                <w:sz w:val="24"/>
-                <w:szCs w:val="24"/>
-              </w:rPr>
-              <w:t xml:space="preserve">перемикання на нове вікно</w:t>
-            </w:r>
-          </w:p>
-        </w:tc>
-        <w:tc>
-          <w:tcPr>
-            <w:tcW w:w="2200" w:type="dxa"/>
-          </w:tcPr>
-          <w:p>
-            <w:pPr>
-              <w:pStyle w:val="Compact"/>
-            </w:pPr>
-            <w:r>
-              <w:rPr>
-                <w:sz w:val="24"/>
-                <w:szCs w:val="24"/>
-              </w:rPr>
-              <w:t xml:space="preserve">перемикання через 1,5 с</w:t>
+            <w:tcW w:w="2760" w:type="dxa"/>
+          </w:tcPr>
+          <w:p>
+            <w:pPr>
+              <w:pStyle w:val="Compact"/>
+            </w:pPr>
+            <w:r>
+              <w:rPr>
+                <w:sz w:val="24"/>
+                <w:szCs w:val="24"/>
+              </w:rPr>
+              <w:t xml:space="preserve">У процесу застосунку з’являється дочірній процес із вікном</w:t>
+            </w:r>
+          </w:p>
+        </w:tc>
+        <w:tc>
+          <w:tcPr>
+            <w:tcW w:w="2368" w:type="dxa"/>
+          </w:tcPr>
+          <w:p>
+            <w:pPr>
+              <w:pStyle w:val="Compact"/>
+            </w:pPr>
+            <w:r>
+              <w:rPr>
+                <w:sz w:val="24"/>
+                <w:szCs w:val="24"/>
+              </w:rPr>
+              <w:t xml:space="preserve">Перемикання на нове вікно</w:t>
+            </w:r>
+          </w:p>
+        </w:tc>
+        <w:tc>
+          <w:tcPr>
+            <w:tcW w:w="2248" w:type="dxa"/>
+          </w:tcPr>
+          <w:p>
+            <w:pPr>
+              <w:pStyle w:val="Compact"/>
+            </w:pPr>
+            <w:r>
+              <w:rPr>
+                <w:sz w:val="24"/>
+                <w:szCs w:val="24"/>
+              </w:rPr>
+              <w:t xml:space="preserve">Пройдено: перемикання через 1,5 с</w:t>
             </w:r>
           </w:p>
         </w:tc>
@@ -35810,7 +35368,7 @@
         </w:tc>
         <w:tc>
           <w:tcPr>
-            <w:tcW w:w="1898" w:type="dxa"/>
+            <w:tcW w:w="1925" w:type="dxa"/>
           </w:tcPr>
           <w:p>
             <w:pPr>
@@ -35827,52 +35385,52 @@
         </w:tc>
         <w:tc>
           <w:tcPr>
-            <w:tcW w:w="2894" w:type="dxa"/>
-          </w:tcPr>
-          <w:p>
-            <w:pPr>
-              <w:pStyle w:val="Compact"/>
-            </w:pPr>
-            <w:r>
-              <w:rPr>
-                <w:sz w:val="24"/>
-                <w:szCs w:val="24"/>
-              </w:rPr>
-              <w:t xml:space="preserve">вікно процесу, не пов’язаного з обраним</w:t>
-            </w:r>
-          </w:p>
-        </w:tc>
-        <w:tc>
-          <w:tcPr>
-            <w:tcW w:w="2309" w:type="dxa"/>
-          </w:tcPr>
-          <w:p>
-            <w:pPr>
-              <w:pStyle w:val="Compact"/>
-            </w:pPr>
-            <w:r>
-              <w:rPr>
-                <w:sz w:val="24"/>
-                <w:szCs w:val="24"/>
-              </w:rPr>
-              <w:t xml:space="preserve">джерело не змінюється</w:t>
-            </w:r>
-          </w:p>
-        </w:tc>
-        <w:tc>
-          <w:tcPr>
-            <w:tcW w:w="2200" w:type="dxa"/>
-          </w:tcPr>
-          <w:p>
-            <w:pPr>
-              <w:pStyle w:val="Compact"/>
-            </w:pPr>
-            <w:r>
-              <w:rPr>
-                <w:sz w:val="24"/>
-                <w:szCs w:val="24"/>
-              </w:rPr>
-              <w:t xml:space="preserve">джерело не змінилося</w:t>
+            <w:tcW w:w="2760" w:type="dxa"/>
+          </w:tcPr>
+          <w:p>
+            <w:pPr>
+              <w:pStyle w:val="Compact"/>
+            </w:pPr>
+            <w:r>
+              <w:rPr>
+                <w:sz w:val="24"/>
+                <w:szCs w:val="24"/>
+              </w:rPr>
+              <w:t xml:space="preserve">Вікно процесу, не пов’язаного з обраним</w:t>
+            </w:r>
+          </w:p>
+        </w:tc>
+        <w:tc>
+          <w:tcPr>
+            <w:tcW w:w="2368" w:type="dxa"/>
+          </w:tcPr>
+          <w:p>
+            <w:pPr>
+              <w:pStyle w:val="Compact"/>
+            </w:pPr>
+            <w:r>
+              <w:rPr>
+                <w:sz w:val="24"/>
+                <w:szCs w:val="24"/>
+              </w:rPr>
+              <w:t xml:space="preserve">Джерело не змінюється</w:t>
+            </w:r>
+          </w:p>
+        </w:tc>
+        <w:tc>
+          <w:tcPr>
+            <w:tcW w:w="2248" w:type="dxa"/>
+          </w:tcPr>
+          <w:p>
+            <w:pPr>
+              <w:pStyle w:val="Compact"/>
+            </w:pPr>
+            <w:r>
+              <w:rPr>
+                <w:sz w:val="24"/>
+                <w:szCs w:val="24"/>
+              </w:rPr>
+              <w:t xml:space="preserve">Пройдено: джерело не змінилося</w:t>
             </w:r>
           </w:p>
         </w:tc>
@@ -35897,7 +35455,7 @@
         </w:tc>
         <w:tc>
           <w:tcPr>
-            <w:tcW w:w="1898" w:type="dxa"/>
+            <w:tcW w:w="1925" w:type="dxa"/>
           </w:tcPr>
           <w:p>
             <w:pPr>
@@ -35914,52 +35472,52 @@
         </w:tc>
         <w:tc>
           <w:tcPr>
-            <w:tcW w:w="2894" w:type="dxa"/>
-          </w:tcPr>
-          <w:p>
-            <w:pPr>
-              <w:pStyle w:val="Compact"/>
-            </w:pPr>
-            <w:r>
-              <w:rPr>
-                <w:sz w:val="24"/>
-                <w:szCs w:val="24"/>
-              </w:rPr>
-              <w:t xml:space="preserve">вікно й процес із Д3 зникають</w:t>
-            </w:r>
-          </w:p>
-        </w:tc>
-        <w:tc>
-          <w:tcPr>
-            <w:tcW w:w="2309" w:type="dxa"/>
-          </w:tcPr>
-          <w:p>
-            <w:pPr>
-              <w:pStyle w:val="Compact"/>
-            </w:pPr>
-            <w:r>
-              <w:rPr>
-                <w:sz w:val="24"/>
-                <w:szCs w:val="24"/>
-              </w:rPr>
-              <w:t xml:space="preserve">повернення до вихідного вікна</w:t>
-            </w:r>
-          </w:p>
-        </w:tc>
-        <w:tc>
-          <w:tcPr>
-            <w:tcW w:w="2200" w:type="dxa"/>
-          </w:tcPr>
-          <w:p>
-            <w:pPr>
-              <w:pStyle w:val="Compact"/>
-            </w:pPr>
-            <w:r>
-              <w:rPr>
-                <w:sz w:val="24"/>
-                <w:szCs w:val="24"/>
-              </w:rPr>
-              <w:t xml:space="preserve">повернення через 1,3 с</w:t>
+            <w:tcW w:w="2760" w:type="dxa"/>
+          </w:tcPr>
+          <w:p>
+            <w:pPr>
+              <w:pStyle w:val="Compact"/>
+            </w:pPr>
+            <w:r>
+              <w:rPr>
+                <w:sz w:val="24"/>
+                <w:szCs w:val="24"/>
+              </w:rPr>
+              <w:t xml:space="preserve">Вікно й процес із Д3 зникають</w:t>
+            </w:r>
+          </w:p>
+        </w:tc>
+        <w:tc>
+          <w:tcPr>
+            <w:tcW w:w="2368" w:type="dxa"/>
+          </w:tcPr>
+          <w:p>
+            <w:pPr>
+              <w:pStyle w:val="Compact"/>
+            </w:pPr>
+            <w:r>
+              <w:rPr>
+                <w:sz w:val="24"/>
+                <w:szCs w:val="24"/>
+              </w:rPr>
+              <w:t xml:space="preserve">Повернення до вихідного вікна</w:t>
+            </w:r>
+          </w:p>
+        </w:tc>
+        <w:tc>
+          <w:tcPr>
+            <w:tcW w:w="2248" w:type="dxa"/>
+          </w:tcPr>
+          <w:p>
+            <w:pPr>
+              <w:pStyle w:val="Compact"/>
+            </w:pPr>
+            <w:r>
+              <w:rPr>
+                <w:sz w:val="24"/>
+                <w:szCs w:val="24"/>
+              </w:rPr>
+              <w:t xml:space="preserve">Пройдено: повернення через 1,3 с</w:t>
             </w:r>
           </w:p>
         </w:tc>
@@ -35984,7 +35542,7 @@
         </w:tc>
         <w:tc>
           <w:tcPr>
-            <w:tcW w:w="1898" w:type="dxa"/>
+            <w:tcW w:w="1925" w:type="dxa"/>
           </w:tcPr>
           <w:p>
             <w:pPr>
@@ -36001,52 +35559,52 @@
         </w:tc>
         <w:tc>
           <w:tcPr>
-            <w:tcW w:w="2894" w:type="dxa"/>
-          </w:tcPr>
-          <w:p>
-            <w:pPr>
-              <w:pStyle w:val="Compact"/>
-            </w:pPr>
-            <w:r>
-              <w:rPr>
-                <w:sz w:val="24"/>
-                <w:szCs w:val="24"/>
-              </w:rPr>
-              <w:t xml:space="preserve">як у Д3 при setEnabled(false)</w:t>
-            </w:r>
-          </w:p>
-        </w:tc>
-        <w:tc>
-          <w:tcPr>
-            <w:tcW w:w="2309" w:type="dxa"/>
-          </w:tcPr>
-          <w:p>
-            <w:pPr>
-              <w:pStyle w:val="Compact"/>
-            </w:pPr>
-            <w:r>
-              <w:rPr>
-                <w:sz w:val="24"/>
-                <w:szCs w:val="24"/>
-              </w:rPr>
-              <w:t xml:space="preserve">джерело не змінюється</w:t>
-            </w:r>
-          </w:p>
-        </w:tc>
-        <w:tc>
-          <w:tcPr>
-            <w:tcW w:w="2200" w:type="dxa"/>
-          </w:tcPr>
-          <w:p>
-            <w:pPr>
-              <w:pStyle w:val="Compact"/>
-            </w:pPr>
-            <w:r>
-              <w:rPr>
-                <w:sz w:val="24"/>
-                <w:szCs w:val="24"/>
-              </w:rPr>
-              <w:t xml:space="preserve">подій немає</w:t>
+            <w:tcW w:w="2760" w:type="dxa"/>
+          </w:tcPr>
+          <w:p>
+            <w:pPr>
+              <w:pStyle w:val="Compact"/>
+            </w:pPr>
+            <w:r>
+              <w:rPr>
+                <w:sz w:val="24"/>
+                <w:szCs w:val="24"/>
+              </w:rPr>
+              <w:t xml:space="preserve">Як у Д3; метод setEnabled зі значенням false</w:t>
+            </w:r>
+          </w:p>
+        </w:tc>
+        <w:tc>
+          <w:tcPr>
+            <w:tcW w:w="2368" w:type="dxa"/>
+          </w:tcPr>
+          <w:p>
+            <w:pPr>
+              <w:pStyle w:val="Compact"/>
+            </w:pPr>
+            <w:r>
+              <w:rPr>
+                <w:sz w:val="24"/>
+                <w:szCs w:val="24"/>
+              </w:rPr>
+              <w:t xml:space="preserve">Джерело не змінюється</w:t>
+            </w:r>
+          </w:p>
+        </w:tc>
+        <w:tc>
+          <w:tcPr>
+            <w:tcW w:w="2248" w:type="dxa"/>
+          </w:tcPr>
+          <w:p>
+            <w:pPr>
+              <w:pStyle w:val="Compact"/>
+            </w:pPr>
+            <w:r>
+              <w:rPr>
+                <w:sz w:val="24"/>
+                <w:szCs w:val="24"/>
+              </w:rPr>
+              <w:t xml:space="preserve">Пройдено: подій немає</w:t>
             </w:r>
           </w:p>
         </w:tc>
@@ -36071,7 +35629,7 @@
         </w:tc>
         <w:tc>
           <w:tcPr>
-            <w:tcW w:w="1898" w:type="dxa"/>
+            <w:tcW w:w="1925" w:type="dxa"/>
           </w:tcPr>
           <w:p>
             <w:pPr>
@@ -36088,52 +35646,52 @@
         </w:tc>
         <w:tc>
           <w:tcPr>
-            <w:tcW w:w="2894" w:type="dxa"/>
-          </w:tcPr>
-          <w:p>
-            <w:pPr>
-              <w:pStyle w:val="Compact"/>
-            </w:pPr>
-            <w:r>
-              <w:rPr>
-                <w:sz w:val="24"/>
-                <w:szCs w:val="24"/>
-              </w:rPr>
-              <w:t xml:space="preserve">закрито і вихідне, і нове вікно</w:t>
-            </w:r>
-          </w:p>
-        </w:tc>
-        <w:tc>
-          <w:tcPr>
-            <w:tcW w:w="2309" w:type="dxa"/>
-          </w:tcPr>
-          <w:p>
-            <w:pPr>
-              <w:pStyle w:val="Compact"/>
-            </w:pPr>
-            <w:r>
-              <w:rPr>
-                <w:sz w:val="24"/>
-                <w:szCs w:val="24"/>
-              </w:rPr>
-              <w:t xml:space="preserve">подія lost після очікування</w:t>
-            </w:r>
-          </w:p>
-        </w:tc>
-        <w:tc>
-          <w:tcPr>
-            <w:tcW w:w="2200" w:type="dxa"/>
-          </w:tcPr>
-          <w:p>
-            <w:pPr>
-              <w:pStyle w:val="Compact"/>
-            </w:pPr>
-            <w:r>
-              <w:rPr>
-                <w:sz w:val="24"/>
-                <w:szCs w:val="24"/>
-              </w:rPr>
-              <w:t xml:space="preserve">lost через 22,3 с</w:t>
+            <w:tcW w:w="2760" w:type="dxa"/>
+          </w:tcPr>
+          <w:p>
+            <w:pPr>
+              <w:pStyle w:val="Compact"/>
+            </w:pPr>
+            <w:r>
+              <w:rPr>
+                <w:sz w:val="24"/>
+                <w:szCs w:val="24"/>
+              </w:rPr>
+              <w:t xml:space="preserve">Закрито і вихідне, і нове вікно</w:t>
+            </w:r>
+          </w:p>
+        </w:tc>
+        <w:tc>
+          <w:tcPr>
+            <w:tcW w:w="2368" w:type="dxa"/>
+          </w:tcPr>
+          <w:p>
+            <w:pPr>
+              <w:pStyle w:val="Compact"/>
+            </w:pPr>
+            <w:r>
+              <w:rPr>
+                <w:sz w:val="24"/>
+                <w:szCs w:val="24"/>
+              </w:rPr>
+              <w:t xml:space="preserve">Подія lost після очікування</w:t>
+            </w:r>
+          </w:p>
+        </w:tc>
+        <w:tc>
+          <w:tcPr>
+            <w:tcW w:w="2248" w:type="dxa"/>
+          </w:tcPr>
+          <w:p>
+            <w:pPr>
+              <w:pStyle w:val="Compact"/>
+            </w:pPr>
+            <w:r>
+              <w:rPr>
+                <w:sz w:val="24"/>
+                <w:szCs w:val="24"/>
+              </w:rPr>
+              <w:t xml:space="preserve">Пройдено: подія lost через 22,3 с</w:t>
             </w:r>
           </w:p>
         </w:tc>
@@ -36158,7 +35716,7 @@
         </w:tc>
         <w:tc>
           <w:tcPr>
-            <w:tcW w:w="1898" w:type="dxa"/>
+            <w:tcW w:w="1925" w:type="dxa"/>
           </w:tcPr>
           <w:p>
             <w:pPr>
@@ -36175,41 +35733,41 @@
         </w:tc>
         <w:tc>
           <w:tcPr>
-            <w:tcW w:w="2894" w:type="dxa"/>
-          </w:tcPr>
-          <w:p>
-            <w:pPr>
-              <w:pStyle w:val="Compact"/>
-            </w:pPr>
-            <w:r>
-              <w:rPr>
-                <w:sz w:val="24"/>
-                <w:szCs w:val="24"/>
-              </w:rPr>
-              <w:t xml:space="preserve">відкрити вибір джерела у Windows</w:t>
-            </w:r>
-          </w:p>
-        </w:tc>
-        <w:tc>
-          <w:tcPr>
-            <w:tcW w:w="2309" w:type="dxa"/>
-          </w:tcPr>
-          <w:p>
-            <w:pPr>
-              <w:pStyle w:val="Compact"/>
-            </w:pPr>
-            <w:r>
-              <w:rPr>
-                <w:sz w:val="24"/>
-                <w:szCs w:val="24"/>
-              </w:rPr>
-              <w:t xml:space="preserve">вікна й екрани з мініатюрами та піктограмами</w:t>
-            </w:r>
-          </w:p>
-        </w:tc>
-        <w:tc>
-          <w:tcPr>
-            <w:tcW w:w="2200" w:type="dxa"/>
+            <w:tcW w:w="2760" w:type="dxa"/>
+          </w:tcPr>
+          <w:p>
+            <w:pPr>
+              <w:pStyle w:val="Compact"/>
+            </w:pPr>
+            <w:r>
+              <w:rPr>
+                <w:sz w:val="24"/>
+                <w:szCs w:val="24"/>
+              </w:rPr>
+              <w:t xml:space="preserve">Кроки: відкриття вибору джерела у Windows</w:t>
+            </w:r>
+          </w:p>
+        </w:tc>
+        <w:tc>
+          <w:tcPr>
+            <w:tcW w:w="2368" w:type="dxa"/>
+          </w:tcPr>
+          <w:p>
+            <w:pPr>
+              <w:pStyle w:val="Compact"/>
+            </w:pPr>
+            <w:r>
+              <w:rPr>
+                <w:sz w:val="24"/>
+                <w:szCs w:val="24"/>
+              </w:rPr>
+              <w:t xml:space="preserve">Вікна й екрани з мініатюрами та піктограмами</w:t>
+            </w:r>
+          </w:p>
+        </w:tc>
+        <w:tc>
+          <w:tcPr>
+            <w:tcW w:w="2248" w:type="dxa"/>
           </w:tcPr>
           <w:p>
             <w:pPr>
@@ -36245,7 +35803,7 @@
         </w:tc>
         <w:tc>
           <w:tcPr>
-            <w:tcW w:w="1898" w:type="dxa"/>
+            <w:tcW w:w="1925" w:type="dxa"/>
           </w:tcPr>
           <w:p>
             <w:pPr>
@@ -36262,41 +35820,41 @@
         </w:tc>
         <w:tc>
           <w:tcPr>
-            <w:tcW w:w="2894" w:type="dxa"/>
-          </w:tcPr>
-          <w:p>
-            <w:pPr>
-              <w:pStyle w:val="Compact"/>
-            </w:pPr>
-            <w:r>
-              <w:rPr>
-                <w:sz w:val="24"/>
-                <w:szCs w:val="24"/>
-              </w:rPr>
-              <w:t xml:space="preserve">трансляція вікна застосунку зі звуком; застосунок без звуку</w:t>
-            </w:r>
-          </w:p>
-        </w:tc>
-        <w:tc>
-          <w:tcPr>
-            <w:tcW w:w="2309" w:type="dxa"/>
-          </w:tcPr>
-          <w:p>
-            <w:pPr>
-              <w:pStyle w:val="Compact"/>
-            </w:pPr>
-            <w:r>
-              <w:rPr>
-                <w:sz w:val="24"/>
-                <w:szCs w:val="24"/>
-              </w:rPr>
-              <w:t xml:space="preserve">звук лише обраного застосунку; повідомлення при неможливості</w:t>
-            </w:r>
-          </w:p>
-        </w:tc>
-        <w:tc>
-          <w:tcPr>
-            <w:tcW w:w="2200" w:type="dxa"/>
+            <w:tcW w:w="2760" w:type="dxa"/>
+          </w:tcPr>
+          <w:p>
+            <w:pPr>
+              <w:pStyle w:val="Compact"/>
+            </w:pPr>
+            <w:r>
+              <w:rPr>
+                <w:sz w:val="24"/>
+                <w:szCs w:val="24"/>
+              </w:rPr>
+              <w:t xml:space="preserve">Кроки: трансляція вікна застосунку зі звуком; застосунок без звуку</w:t>
+            </w:r>
+          </w:p>
+        </w:tc>
+        <w:tc>
+          <w:tcPr>
+            <w:tcW w:w="2368" w:type="dxa"/>
+          </w:tcPr>
+          <w:p>
+            <w:pPr>
+              <w:pStyle w:val="Compact"/>
+            </w:pPr>
+            <w:r>
+              <w:rPr>
+                <w:sz w:val="24"/>
+                <w:szCs w:val="24"/>
+              </w:rPr>
+              <w:t xml:space="preserve">Звук лише обраного застосунку; повідомлення при неможливості</w:t>
+            </w:r>
+          </w:p>
+        </w:tc>
+        <w:tc>
+          <w:tcPr>
+            <w:tcW w:w="2248" w:type="dxa"/>
           </w:tcPr>
           <w:p>
             <w:pPr>
@@ -36332,7 +35890,7 @@
         </w:tc>
         <w:tc>
           <w:tcPr>
-            <w:tcW w:w="1898" w:type="dxa"/>
+            <w:tcW w:w="1925" w:type="dxa"/>
           </w:tcPr>
           <w:p>
             <w:pPr>
@@ -36349,41 +35907,41 @@
         </w:tc>
         <w:tc>
           <w:tcPr>
-            <w:tcW w:w="2894" w:type="dxa"/>
-          </w:tcPr>
-          <w:p>
-            <w:pPr>
-              <w:pStyle w:val="Compact"/>
-            </w:pPr>
-            <w:r>
-              <w:rPr>
-                <w:sz w:val="24"/>
-                <w:szCs w:val="24"/>
-              </w:rPr>
-              <w:t xml:space="preserve">трансляція програми запуску гри, що відкриває вікно гри</w:t>
-            </w:r>
-          </w:p>
-        </w:tc>
-        <w:tc>
-          <w:tcPr>
-            <w:tcW w:w="2309" w:type="dxa"/>
-          </w:tcPr>
-          <w:p>
-            <w:pPr>
-              <w:pStyle w:val="Compact"/>
-            </w:pPr>
-            <w:r>
-              <w:rPr>
-                <w:sz w:val="24"/>
-                <w:szCs w:val="24"/>
-              </w:rPr>
-              <w:t xml:space="preserve">глядач бачить вікно гри без дій стрімера</w:t>
-            </w:r>
-          </w:p>
-        </w:tc>
-        <w:tc>
-          <w:tcPr>
-            <w:tcW w:w="2200" w:type="dxa"/>
+            <w:tcW w:w="2760" w:type="dxa"/>
+          </w:tcPr>
+          <w:p>
+            <w:pPr>
+              <w:pStyle w:val="Compact"/>
+            </w:pPr>
+            <w:r>
+              <w:rPr>
+                <w:sz w:val="24"/>
+                <w:szCs w:val="24"/>
+              </w:rPr>
+              <w:t xml:space="preserve">Кроки: трансляція програми запуску гри, що відкриває вікно гри</w:t>
+            </w:r>
+          </w:p>
+        </w:tc>
+        <w:tc>
+          <w:tcPr>
+            <w:tcW w:w="2368" w:type="dxa"/>
+          </w:tcPr>
+          <w:p>
+            <w:pPr>
+              <w:pStyle w:val="Compact"/>
+            </w:pPr>
+            <w:r>
+              <w:rPr>
+                <w:sz w:val="24"/>
+                <w:szCs w:val="24"/>
+              </w:rPr>
+              <w:t xml:space="preserve">Глядач бачить вікно гри без дій стрімера</w:t>
+            </w:r>
+          </w:p>
+        </w:tc>
+        <w:tc>
+          <w:tcPr>
+            <w:tcW w:w="2248" w:type="dxa"/>
           </w:tcPr>
           <w:p>
             <w:pPr>
@@ -36434,10 +35992,10 @@
       </w:tblPr>
       <w:tblGrid>
         <w:gridCol w:w="490"/>
-        <w:gridCol w:w="2000"/>
-        <w:gridCol w:w="3460"/>
-        <w:gridCol w:w="2050"/>
-        <w:gridCol w:w="1921"/>
+        <w:gridCol w:w="2020"/>
+        <w:gridCol w:w="3368"/>
+        <w:gridCol w:w="2087"/>
+        <w:gridCol w:w="1956"/>
       </w:tblGrid>
       <w:tr>
         <w:trPr>
@@ -36463,7 +36021,7 @@
         </w:tc>
         <w:tc>
           <w:tcPr>
-            <w:tcW w:w="2000" w:type="dxa"/>
+            <w:tcW w:w="2020" w:type="dxa"/>
           </w:tcPr>
           <w:p>
             <w:pPr>
@@ -36481,7 +36039,7 @@
         </w:tc>
         <w:tc>
           <w:tcPr>
-            <w:tcW w:w="3460" w:type="dxa"/>
+            <w:tcW w:w="3368" w:type="dxa"/>
           </w:tcPr>
           <w:p>
             <w:pPr>
@@ -36493,13 +36051,13 @@
                 <w:sz w:val="24"/>
                 <w:szCs w:val="24"/>
               </w:rPr>
-              <w:t xml:space="preserve">Вхідні дані / кроки</w:t>
-            </w:r>
-          </w:p>
-        </w:tc>
-        <w:tc>
-          <w:tcPr>
-            <w:tcW w:w="2050" w:type="dxa"/>
+              <w:t xml:space="preserve">Вхідні дані</w:t>
+            </w:r>
+          </w:p>
+        </w:tc>
+        <w:tc>
+          <w:tcPr>
+            <w:tcW w:w="2087" w:type="dxa"/>
           </w:tcPr>
           <w:p>
             <w:pPr>
@@ -36517,7 +36075,7 @@
         </w:tc>
         <w:tc>
           <w:tcPr>
-            <w:tcW w:w="1921" w:type="dxa"/>
+            <w:tcW w:w="1956" w:type="dxa"/>
           </w:tcPr>
           <w:p>
             <w:pPr>
@@ -36554,7 +36112,7 @@
         </w:tc>
         <w:tc>
           <w:tcPr>
-            <w:tcW w:w="2000" w:type="dxa"/>
+            <w:tcW w:w="2020" w:type="dxa"/>
           </w:tcPr>
           <w:p>
             <w:pPr>
@@ -36571,52 +36129,52 @@
         </w:tc>
         <w:tc>
           <w:tcPr>
-            <w:tcW w:w="3460" w:type="dxa"/>
-          </w:tcPr>
-          <w:p>
-            <w:pPr>
-              <w:pStyle w:val="Compact"/>
-            </w:pPr>
-            <w:r>
-              <w:rPr>
-                <w:sz w:val="24"/>
-                <w:szCs w:val="24"/>
-              </w:rPr>
-              <w:t xml:space="preserve">POST /streams/search</w:t>
-            </w:r>
-          </w:p>
-        </w:tc>
-        <w:tc>
-          <w:tcPr>
-            <w:tcW w:w="2050" w:type="dxa"/>
-          </w:tcPr>
-          <w:p>
-            <w:pPr>
-              <w:pStyle w:val="Compact"/>
-            </w:pPr>
-            <w:r>
-              <w:rPr>
-                <w:sz w:val="24"/>
-                <w:szCs w:val="24"/>
-              </w:rPr>
-              <w:t xml:space="preserve">публічна є, приватна відсутня</w:t>
-            </w:r>
-          </w:p>
-        </w:tc>
-        <w:tc>
-          <w:tcPr>
-            <w:tcW w:w="1921" w:type="dxa"/>
-          </w:tcPr>
-          <w:p>
-            <w:pPr>
-              <w:pStyle w:val="Compact"/>
-            </w:pPr>
-            <w:r>
-              <w:rPr>
-                <w:sz w:val="24"/>
-                <w:szCs w:val="24"/>
-              </w:rPr>
-              <w:t xml:space="preserve">так</w:t>
+            <w:tcW w:w="3368" w:type="dxa"/>
+          </w:tcPr>
+          <w:p>
+            <w:pPr>
+              <w:pStyle w:val="Compact"/>
+            </w:pPr>
+            <w:r>
+              <w:rPr>
+                <w:sz w:val="24"/>
+                <w:szCs w:val="24"/>
+              </w:rPr>
+              <w:t xml:space="preserve">Запит: POST /streams/search</w:t>
+            </w:r>
+          </w:p>
+        </w:tc>
+        <w:tc>
+          <w:tcPr>
+            <w:tcW w:w="2087" w:type="dxa"/>
+          </w:tcPr>
+          <w:p>
+            <w:pPr>
+              <w:pStyle w:val="Compact"/>
+            </w:pPr>
+            <w:r>
+              <w:rPr>
+                <w:sz w:val="24"/>
+                <w:szCs w:val="24"/>
+              </w:rPr>
+              <w:t xml:space="preserve">Публічна трансляція є, приватна відсутня</w:t>
+            </w:r>
+          </w:p>
+        </w:tc>
+        <w:tc>
+          <w:tcPr>
+            <w:tcW w:w="1956" w:type="dxa"/>
+          </w:tcPr>
+          <w:p>
+            <w:pPr>
+              <w:pStyle w:val="Compact"/>
+            </w:pPr>
+            <w:r>
+              <w:rPr>
+                <w:sz w:val="24"/>
+                <w:szCs w:val="24"/>
+              </w:rPr>
+              <w:t xml:space="preserve">Пройдено</w:t>
             </w:r>
           </w:p>
         </w:tc>
@@ -36641,7 +36199,7 @@
         </w:tc>
         <w:tc>
           <w:tcPr>
-            <w:tcW w:w="2000" w:type="dxa"/>
+            <w:tcW w:w="2020" w:type="dxa"/>
           </w:tcPr>
           <w:p>
             <w:pPr>
@@ -36658,52 +36216,52 @@
         </w:tc>
         <w:tc>
           <w:tcPr>
-            <w:tcW w:w="3460" w:type="dxa"/>
-          </w:tcPr>
-          <w:p>
-            <w:pPr>
-              <w:pStyle w:val="Compact"/>
-            </w:pPr>
-            <w:r>
-              <w:rPr>
-                <w:sz w:val="24"/>
-                <w:szCs w:val="24"/>
-              </w:rPr>
-              <w:t xml:space="preserve">GET /streams/&lt;id&gt; приватної</w:t>
-            </w:r>
-          </w:p>
-        </w:tc>
-        <w:tc>
-          <w:tcPr>
-            <w:tcW w:w="2050" w:type="dxa"/>
-          </w:tcPr>
-          <w:p>
-            <w:pPr>
-              <w:pStyle w:val="Compact"/>
-            </w:pPr>
-            <w:r>
-              <w:rPr>
-                <w:sz w:val="24"/>
-                <w:szCs w:val="24"/>
-              </w:rPr>
-              <w:t xml:space="preserve">200</w:t>
-            </w:r>
-          </w:p>
-        </w:tc>
-        <w:tc>
-          <w:tcPr>
-            <w:tcW w:w="1921" w:type="dxa"/>
-          </w:tcPr>
-          <w:p>
-            <w:pPr>
-              <w:pStyle w:val="Compact"/>
-            </w:pPr>
-            <w:r>
-              <w:rPr>
-                <w:sz w:val="24"/>
-                <w:szCs w:val="24"/>
-              </w:rPr>
-              <w:t xml:space="preserve">200</w:t>
+            <w:tcW w:w="3368" w:type="dxa"/>
+          </w:tcPr>
+          <w:p>
+            <w:pPr>
+              <w:pStyle w:val="Compact"/>
+            </w:pPr>
+            <w:r>
+              <w:rPr>
+                <w:sz w:val="24"/>
+                <w:szCs w:val="24"/>
+              </w:rPr>
+              <w:t xml:space="preserve">Запит: GET /streams/:streamId приватної трансляції</w:t>
+            </w:r>
+          </w:p>
+        </w:tc>
+        <w:tc>
+          <w:tcPr>
+            <w:tcW w:w="2087" w:type="dxa"/>
+          </w:tcPr>
+          <w:p>
+            <w:pPr>
+              <w:pStyle w:val="Compact"/>
+            </w:pPr>
+            <w:r>
+              <w:rPr>
+                <w:sz w:val="24"/>
+                <w:szCs w:val="24"/>
+              </w:rPr>
+              <w:t xml:space="preserve">Статус: 200</w:t>
+            </w:r>
+          </w:p>
+        </w:tc>
+        <w:tc>
+          <w:tcPr>
+            <w:tcW w:w="1956" w:type="dxa"/>
+          </w:tcPr>
+          <w:p>
+            <w:pPr>
+              <w:pStyle w:val="Compact"/>
+            </w:pPr>
+            <w:r>
+              <w:rPr>
+                <w:sz w:val="24"/>
+                <w:szCs w:val="24"/>
+              </w:rPr>
+              <w:t xml:space="preserve">Пройдено: 200</w:t>
             </w:r>
           </w:p>
         </w:tc>
@@ -36728,7 +36286,7 @@
         </w:tc>
         <w:tc>
           <w:tcPr>
-            <w:tcW w:w="2000" w:type="dxa"/>
+            <w:tcW w:w="2020" w:type="dxa"/>
           </w:tcPr>
           <w:p>
             <w:pPr>
@@ -36745,52 +36303,52 @@
         </w:tc>
         <w:tc>
           <w:tcPr>
-            <w:tcW w:w="3460" w:type="dxa"/>
-          </w:tcPr>
-          <w:p>
-            <w:pPr>
-              <w:pStyle w:val="Compact"/>
-            </w:pPr>
-            <w:r>
-              <w:rPr>
-                <w:sz w:val="24"/>
-                <w:szCs w:val="24"/>
-              </w:rPr>
-              <w:t xml:space="preserve">GET /streams/&lt;випадковий uuid&gt;</w:t>
-            </w:r>
-          </w:p>
-        </w:tc>
-        <w:tc>
-          <w:tcPr>
-            <w:tcW w:w="2050" w:type="dxa"/>
-          </w:tcPr>
-          <w:p>
-            <w:pPr>
-              <w:pStyle w:val="Compact"/>
-            </w:pPr>
-            <w:r>
-              <w:rPr>
-                <w:sz w:val="24"/>
-                <w:szCs w:val="24"/>
-              </w:rPr>
-              <w:t xml:space="preserve">404</w:t>
-            </w:r>
-          </w:p>
-        </w:tc>
-        <w:tc>
-          <w:tcPr>
-            <w:tcW w:w="1921" w:type="dxa"/>
-          </w:tcPr>
-          <w:p>
-            <w:pPr>
-              <w:pStyle w:val="Compact"/>
-            </w:pPr>
-            <w:r>
-              <w:rPr>
-                <w:sz w:val="24"/>
-                <w:szCs w:val="24"/>
-              </w:rPr>
-              <w:t xml:space="preserve">404</w:t>
+            <w:tcW w:w="3368" w:type="dxa"/>
+          </w:tcPr>
+          <w:p>
+            <w:pPr>
+              <w:pStyle w:val="Compact"/>
+            </w:pPr>
+            <w:r>
+              <w:rPr>
+                <w:sz w:val="24"/>
+                <w:szCs w:val="24"/>
+              </w:rPr>
+              <w:t xml:space="preserve">Запит: GET /streams/:streamId з випадковим UUID</w:t>
+            </w:r>
+          </w:p>
+        </w:tc>
+        <w:tc>
+          <w:tcPr>
+            <w:tcW w:w="2087" w:type="dxa"/>
+          </w:tcPr>
+          <w:p>
+            <w:pPr>
+              <w:pStyle w:val="Compact"/>
+            </w:pPr>
+            <w:r>
+              <w:rPr>
+                <w:sz w:val="24"/>
+                <w:szCs w:val="24"/>
+              </w:rPr>
+              <w:t xml:space="preserve">Статус: 404</w:t>
+            </w:r>
+          </w:p>
+        </w:tc>
+        <w:tc>
+          <w:tcPr>
+            <w:tcW w:w="1956" w:type="dxa"/>
+          </w:tcPr>
+          <w:p>
+            <w:pPr>
+              <w:pStyle w:val="Compact"/>
+            </w:pPr>
+            <w:r>
+              <w:rPr>
+                <w:sz w:val="24"/>
+                <w:szCs w:val="24"/>
+              </w:rPr>
+              <w:t xml:space="preserve">Пройдено: 404</w:t>
             </w:r>
           </w:p>
         </w:tc>
@@ -36815,7 +36373,7 @@
         </w:tc>
         <w:tc>
           <w:tcPr>
-            <w:tcW w:w="2000" w:type="dxa"/>
+            <w:tcW w:w="2020" w:type="dxa"/>
           </w:tcPr>
           <w:p>
             <w:pPr>
@@ -36832,52 +36390,52 @@
         </w:tc>
         <w:tc>
           <w:tcPr>
-            <w:tcW w:w="3460" w:type="dxa"/>
-          </w:tcPr>
-          <w:p>
-            <w:pPr>
-              <w:pStyle w:val="Compact"/>
-            </w:pPr>
-            <w:r>
-              <w:rPr>
-                <w:sz w:val="24"/>
-                <w:szCs w:val="24"/>
-              </w:rPr>
-              <w:t xml:space="preserve">joinStream із cookie гостя</w:t>
-            </w:r>
-          </w:p>
-        </w:tc>
-        <w:tc>
-          <w:tcPr>
-            <w:tcW w:w="2050" w:type="dxa"/>
-          </w:tcPr>
-          <w:p>
-            <w:pPr>
-              <w:pStyle w:val="Compact"/>
-            </w:pPr>
-            <w:r>
-              <w:rPr>
-                <w:sz w:val="24"/>
-                <w:szCs w:val="24"/>
-              </w:rPr>
-              <w:t xml:space="preserve">перелік потоків стрімера</w:t>
-            </w:r>
-          </w:p>
-        </w:tc>
-        <w:tc>
-          <w:tcPr>
-            <w:tcW w:w="1921" w:type="dxa"/>
-          </w:tcPr>
-          <w:p>
-            <w:pPr>
-              <w:pStyle w:val="Compact"/>
-            </w:pPr>
-            <w:r>
-              <w:rPr>
-                <w:sz w:val="24"/>
-                <w:szCs w:val="24"/>
-              </w:rPr>
-              <w:t xml:space="preserve">один потік</w:t>
+            <w:tcW w:w="3368" w:type="dxa"/>
+          </w:tcPr>
+          <w:p>
+            <w:pPr>
+              <w:pStyle w:val="Compact"/>
+            </w:pPr>
+            <w:r>
+              <w:rPr>
+                <w:sz w:val="24"/>
+                <w:szCs w:val="24"/>
+              </w:rPr>
+              <w:t xml:space="preserve">Повідомлення: joinStream; cookie гостя</w:t>
+            </w:r>
+          </w:p>
+        </w:tc>
+        <w:tc>
+          <w:tcPr>
+            <w:tcW w:w="2087" w:type="dxa"/>
+          </w:tcPr>
+          <w:p>
+            <w:pPr>
+              <w:pStyle w:val="Compact"/>
+            </w:pPr>
+            <w:r>
+              <w:rPr>
+                <w:sz w:val="24"/>
+                <w:szCs w:val="24"/>
+              </w:rPr>
+              <w:t xml:space="preserve">Перелік потоків стрімера</w:t>
+            </w:r>
+          </w:p>
+        </w:tc>
+        <w:tc>
+          <w:tcPr>
+            <w:tcW w:w="1956" w:type="dxa"/>
+          </w:tcPr>
+          <w:p>
+            <w:pPr>
+              <w:pStyle w:val="Compact"/>
+            </w:pPr>
+            <w:r>
+              <w:rPr>
+                <w:sz w:val="24"/>
+                <w:szCs w:val="24"/>
+              </w:rPr>
+              <w:t xml:space="preserve">Пройдено: один потік</w:t>
             </w:r>
           </w:p>
         </w:tc>
@@ -36902,7 +36460,7 @@
         </w:tc>
         <w:tc>
           <w:tcPr>
-            <w:tcW w:w="2000" w:type="dxa"/>
+            <w:tcW w:w="2020" w:type="dxa"/>
           </w:tcPr>
           <w:p>
             <w:pPr>
@@ -36919,52 +36477,52 @@
         </w:tc>
         <w:tc>
           <w:tcPr>
-            <w:tcW w:w="3460" w:type="dxa"/>
-          </w:tcPr>
-          <w:p>
-            <w:pPr>
-              <w:pStyle w:val="Compact"/>
-            </w:pPr>
-            <w:r>
-              <w:rPr>
-                <w:sz w:val="24"/>
-                <w:szCs w:val="24"/>
-              </w:rPr>
-              <w:t xml:space="preserve">createTransport (recv), consume</w:t>
-            </w:r>
-          </w:p>
-        </w:tc>
-        <w:tc>
-          <w:tcPr>
-            <w:tcW w:w="2050" w:type="dxa"/>
-          </w:tcPr>
-          <w:p>
-            <w:pPr>
-              <w:pStyle w:val="Compact"/>
-            </w:pPr>
-            <w:r>
-              <w:rPr>
-                <w:sz w:val="24"/>
-                <w:szCs w:val="24"/>
-              </w:rPr>
-              <w:t xml:space="preserve">споживач відео</w:t>
-            </w:r>
-          </w:p>
-        </w:tc>
-        <w:tc>
-          <w:tcPr>
-            <w:tcW w:w="1921" w:type="dxa"/>
-          </w:tcPr>
-          <w:p>
-            <w:pPr>
-              <w:pStyle w:val="Compact"/>
-            </w:pPr>
-            <w:r>
-              <w:rPr>
-                <w:sz w:val="24"/>
-                <w:szCs w:val="24"/>
-              </w:rPr>
-              <w:t xml:space="preserve">споживач video/VP8</w:t>
+            <w:tcW w:w="3368" w:type="dxa"/>
+          </w:tcPr>
+          <w:p>
+            <w:pPr>
+              <w:pStyle w:val="Compact"/>
+            </w:pPr>
+            <w:r>
+              <w:rPr>
+                <w:sz w:val="24"/>
+                <w:szCs w:val="24"/>
+              </w:rPr>
+              <w:t xml:space="preserve">Повідомлення: createTransport (recv), consume</w:t>
+            </w:r>
+          </w:p>
+        </w:tc>
+        <w:tc>
+          <w:tcPr>
+            <w:tcW w:w="2087" w:type="dxa"/>
+          </w:tcPr>
+          <w:p>
+            <w:pPr>
+              <w:pStyle w:val="Compact"/>
+            </w:pPr>
+            <w:r>
+              <w:rPr>
+                <w:sz w:val="24"/>
+                <w:szCs w:val="24"/>
+              </w:rPr>
+              <w:t xml:space="preserve">Споживач відео</w:t>
+            </w:r>
+          </w:p>
+        </w:tc>
+        <w:tc>
+          <w:tcPr>
+            <w:tcW w:w="1956" w:type="dxa"/>
+          </w:tcPr>
+          <w:p>
+            <w:pPr>
+              <w:pStyle w:val="Compact"/>
+            </w:pPr>
+            <w:r>
+              <w:rPr>
+                <w:sz w:val="24"/>
+                <w:szCs w:val="24"/>
+              </w:rPr>
+              <w:t xml:space="preserve">Пройдено: споживач video/VP8</w:t>
             </w:r>
           </w:p>
         </w:tc>
@@ -36989,7 +36547,7 @@
         </w:tc>
         <w:tc>
           <w:tcPr>
-            <w:tcW w:w="2000" w:type="dxa"/>
+            <w:tcW w:w="2020" w:type="dxa"/>
           </w:tcPr>
           <w:p>
             <w:pPr>
@@ -37006,41 +36564,41 @@
         </w:tc>
         <w:tc>
           <w:tcPr>
-            <w:tcW w:w="3460" w:type="dxa"/>
-          </w:tcPr>
-          <w:p>
-            <w:pPr>
-              <w:pStyle w:val="Compact"/>
-            </w:pPr>
-            <w:r>
-              <w:rPr>
-                <w:sz w:val="24"/>
-                <w:szCs w:val="24"/>
-              </w:rPr>
-              <w:t xml:space="preserve">відкрити посилання в іншому браузері; гучність, «картинка в картинці», повний екран</w:t>
-            </w:r>
-          </w:p>
-        </w:tc>
-        <w:tc>
-          <w:tcPr>
-            <w:tcW w:w="2050" w:type="dxa"/>
-          </w:tcPr>
-          <w:p>
-            <w:pPr>
-              <w:pStyle w:val="Compact"/>
-            </w:pPr>
-            <w:r>
-              <w:rPr>
-                <w:sz w:val="24"/>
-                <w:szCs w:val="24"/>
-              </w:rPr>
-              <w:t xml:space="preserve">зображення і звук, усі елементи керування працюють</w:t>
-            </w:r>
-          </w:p>
-        </w:tc>
-        <w:tc>
-          <w:tcPr>
-            <w:tcW w:w="1921" w:type="dxa"/>
+            <w:tcW w:w="3368" w:type="dxa"/>
+          </w:tcPr>
+          <w:p>
+            <w:pPr>
+              <w:pStyle w:val="Compact"/>
+            </w:pPr>
+            <w:r>
+              <w:rPr>
+                <w:sz w:val="24"/>
+                <w:szCs w:val="24"/>
+              </w:rPr>
+              <w:t xml:space="preserve">Кроки: відкриття посилання в іншому браузері; гучність, «картинка в картинці», повний екран</w:t>
+            </w:r>
+          </w:p>
+        </w:tc>
+        <w:tc>
+          <w:tcPr>
+            <w:tcW w:w="2087" w:type="dxa"/>
+          </w:tcPr>
+          <w:p>
+            <w:pPr>
+              <w:pStyle w:val="Compact"/>
+            </w:pPr>
+            <w:r>
+              <w:rPr>
+                <w:sz w:val="24"/>
+                <w:szCs w:val="24"/>
+              </w:rPr>
+              <w:t xml:space="preserve">Зображення і звук, усі елементи керування працюють</w:t>
+            </w:r>
+          </w:p>
+        </w:tc>
+        <w:tc>
+          <w:tcPr>
+            <w:tcW w:w="1956" w:type="dxa"/>
           </w:tcPr>
           <w:p>
             <w:pPr>
@@ -37076,7 +36634,7 @@
         </w:tc>
         <w:tc>
           <w:tcPr>
-            <w:tcW w:w="2000" w:type="dxa"/>
+            <w:tcW w:w="2020" w:type="dxa"/>
           </w:tcPr>
           <w:p>
             <w:pPr>
@@ -37093,24 +36651,24 @@
         </w:tc>
         <w:tc>
           <w:tcPr>
-            <w:tcW w:w="3460" w:type="dxa"/>
-          </w:tcPr>
-          <w:p>
-            <w:pPr>
-              <w:pStyle w:val="Compact"/>
-            </w:pPr>
-            <w:r>
-              <w:rPr>
-                <w:sz w:val="24"/>
-                <w:szCs w:val="24"/>
-              </w:rPr>
-              <w:t xml:space="preserve">понад 12 активних трансляцій</w:t>
-            </w:r>
-          </w:p>
-        </w:tc>
-        <w:tc>
-          <w:tcPr>
-            <w:tcW w:w="2050" w:type="dxa"/>
+            <w:tcW w:w="3368" w:type="dxa"/>
+          </w:tcPr>
+          <w:p>
+            <w:pPr>
+              <w:pStyle w:val="Compact"/>
+            </w:pPr>
+            <w:r>
+              <w:rPr>
+                <w:sz w:val="24"/>
+                <w:szCs w:val="24"/>
+              </w:rPr>
+              <w:t xml:space="preserve">Понад 12 активних трансляцій</w:t>
+            </w:r>
+          </w:p>
+        </w:tc>
+        <w:tc>
+          <w:tcPr>
+            <w:tcW w:w="2087" w:type="dxa"/>
           </w:tcPr>
           <w:p>
             <w:pPr>
@@ -37127,7 +36685,7 @@
         </w:tc>
         <w:tc>
           <w:tcPr>
-            <w:tcW w:w="1921" w:type="dxa"/>
+            <w:tcW w:w="1956" w:type="dxa"/>
           </w:tcPr>
           <w:p>
             <w:pPr>
@@ -37178,10 +36736,10 @@
       </w:tblPr>
       <w:tblGrid>
         <w:gridCol w:w="490"/>
-        <w:gridCol w:w="1758"/>
-        <w:gridCol w:w="2578"/>
-        <w:gridCol w:w="3026"/>
-        <w:gridCol w:w="2069"/>
+        <w:gridCol w:w="1737"/>
+        <w:gridCol w:w="2640"/>
+        <w:gridCol w:w="3011"/>
+        <w:gridCol w:w="2043"/>
       </w:tblGrid>
       <w:tr>
         <w:trPr>
@@ -37207,7 +36765,7 @@
         </w:tc>
         <w:tc>
           <w:tcPr>
-            <w:tcW w:w="1758" w:type="dxa"/>
+            <w:tcW w:w="1737" w:type="dxa"/>
           </w:tcPr>
           <w:p>
             <w:pPr>
@@ -37225,7 +36783,7 @@
         </w:tc>
         <w:tc>
           <w:tcPr>
-            <w:tcW w:w="2578" w:type="dxa"/>
+            <w:tcW w:w="2640" w:type="dxa"/>
           </w:tcPr>
           <w:p>
             <w:pPr>
@@ -37237,13 +36795,13 @@
                 <w:sz w:val="24"/>
                 <w:szCs w:val="24"/>
               </w:rPr>
-              <w:t xml:space="preserve">Вхідні дані / кроки</w:t>
-            </w:r>
-          </w:p>
-        </w:tc>
-        <w:tc>
-          <w:tcPr>
-            <w:tcW w:w="3026" w:type="dxa"/>
+              <w:t xml:space="preserve">Вхідні дані</w:t>
+            </w:r>
+          </w:p>
+        </w:tc>
+        <w:tc>
+          <w:tcPr>
+            <w:tcW w:w="3011" w:type="dxa"/>
           </w:tcPr>
           <w:p>
             <w:pPr>
@@ -37261,7 +36819,7 @@
         </w:tc>
         <w:tc>
           <w:tcPr>
-            <w:tcW w:w="2069" w:type="dxa"/>
+            <w:tcW w:w="2043" w:type="dxa"/>
           </w:tcPr>
           <w:p>
             <w:pPr>
@@ -37298,7 +36856,7 @@
         </w:tc>
         <w:tc>
           <w:tcPr>
-            <w:tcW w:w="1758" w:type="dxa"/>
+            <w:tcW w:w="1737" w:type="dxa"/>
           </w:tcPr>
           <w:p>
             <w:pPr>
@@ -37315,52 +36873,52 @@
         </w:tc>
         <w:tc>
           <w:tcPr>
-            <w:tcW w:w="2578" w:type="dxa"/>
-          </w:tcPr>
-          <w:p>
-            <w:pPr>
-              <w:pStyle w:val="Compact"/>
-            </w:pPr>
-            <w:r>
-              <w:rPr>
-                <w:sz w:val="24"/>
-                <w:szCs w:val="24"/>
-              </w:rPr>
-              <w:t xml:space="preserve">розірвати WebSocket стрімера</w:t>
-            </w:r>
-          </w:p>
-        </w:tc>
-        <w:tc>
-          <w:tcPr>
-            <w:tcW w:w="3026" w:type="dxa"/>
-          </w:tcPr>
-          <w:p>
-            <w:pPr>
-              <w:pStyle w:val="Compact"/>
-            </w:pPr>
-            <w:r>
-              <w:rPr>
-                <w:sz w:val="24"/>
-                <w:szCs w:val="24"/>
-              </w:rPr>
-              <w:t xml:space="preserve">глядач отримує streamerDisconnect</w:t>
-            </w:r>
-          </w:p>
-        </w:tc>
-        <w:tc>
-          <w:tcPr>
-            <w:tcW w:w="2069" w:type="dxa"/>
-          </w:tcPr>
-          <w:p>
-            <w:pPr>
-              <w:pStyle w:val="Compact"/>
-            </w:pPr>
-            <w:r>
-              <w:rPr>
-                <w:sz w:val="24"/>
-                <w:szCs w:val="24"/>
-              </w:rPr>
-              <w:t xml:space="preserve">подію отримано через 2–4 мс</w:t>
+            <w:tcW w:w="2640" w:type="dxa"/>
+          </w:tcPr>
+          <w:p>
+            <w:pPr>
+              <w:pStyle w:val="Compact"/>
+            </w:pPr>
+            <w:r>
+              <w:rPr>
+                <w:sz w:val="24"/>
+                <w:szCs w:val="24"/>
+              </w:rPr>
+              <w:t xml:space="preserve">Розрив WebSocket стрімера</w:t>
+            </w:r>
+          </w:p>
+        </w:tc>
+        <w:tc>
+          <w:tcPr>
+            <w:tcW w:w="3011" w:type="dxa"/>
+          </w:tcPr>
+          <w:p>
+            <w:pPr>
+              <w:pStyle w:val="Compact"/>
+            </w:pPr>
+            <w:r>
+              <w:rPr>
+                <w:sz w:val="24"/>
+                <w:szCs w:val="24"/>
+              </w:rPr>
+              <w:t xml:space="preserve">Глядач отримує подію streamerDisconnect</w:t>
+            </w:r>
+          </w:p>
+        </w:tc>
+        <w:tc>
+          <w:tcPr>
+            <w:tcW w:w="2043" w:type="dxa"/>
+          </w:tcPr>
+          <w:p>
+            <w:pPr>
+              <w:pStyle w:val="Compact"/>
+            </w:pPr>
+            <w:r>
+              <w:rPr>
+                <w:sz w:val="24"/>
+                <w:szCs w:val="24"/>
+              </w:rPr>
+              <w:t xml:space="preserve">Пройдено: подію отримано через 2–4 мс</w:t>
             </w:r>
           </w:p>
         </w:tc>
@@ -37385,7 +36943,7 @@
         </w:tc>
         <w:tc>
           <w:tcPr>
-            <w:tcW w:w="1758" w:type="dxa"/>
+            <w:tcW w:w="1737" w:type="dxa"/>
           </w:tcPr>
           <w:p>
             <w:pPr>
@@ -37402,52 +36960,52 @@
         </w:tc>
         <w:tc>
           <w:tcPr>
-            <w:tcW w:w="2578" w:type="dxa"/>
-          </w:tcPr>
-          <w:p>
-            <w:pPr>
-              <w:pStyle w:val="Compact"/>
-            </w:pPr>
-            <w:r>
-              <w:rPr>
-                <w:sz w:val="24"/>
-                <w:szCs w:val="24"/>
-              </w:rPr>
-              <w:t xml:space="preserve">чекати після З1</w:t>
-            </w:r>
-          </w:p>
-        </w:tc>
-        <w:tc>
-          <w:tcPr>
-            <w:tcW w:w="3026" w:type="dxa"/>
-          </w:tcPr>
-          <w:p>
-            <w:pPr>
-              <w:pStyle w:val="Compact"/>
-            </w:pPr>
-            <w:r>
-              <w:rPr>
-                <w:sz w:val="24"/>
-                <w:szCs w:val="24"/>
-              </w:rPr>
-              <w:t xml:space="preserve">завершення після 5 спроб по 6 с, причина timeout</w:t>
-            </w:r>
-          </w:p>
-        </w:tc>
-        <w:tc>
-          <w:tcPr>
-            <w:tcW w:w="2069" w:type="dxa"/>
-          </w:tcPr>
-          <w:p>
-            <w:pPr>
-              <w:pStyle w:val="Compact"/>
-            </w:pPr>
-            <w:r>
-              <w:rPr>
-                <w:sz w:val="24"/>
-                <w:szCs w:val="24"/>
-              </w:rPr>
-              <w:t xml:space="preserve">завершено через 36,0–36,1 с, endReason = timeout</w:t>
+            <w:tcW w:w="2640" w:type="dxa"/>
+          </w:tcPr>
+          <w:p>
+            <w:pPr>
+              <w:pStyle w:val="Compact"/>
+            </w:pPr>
+            <w:r>
+              <w:rPr>
+                <w:sz w:val="24"/>
+                <w:szCs w:val="24"/>
+              </w:rPr>
+              <w:t xml:space="preserve">Очікування після З1</w:t>
+            </w:r>
+          </w:p>
+        </w:tc>
+        <w:tc>
+          <w:tcPr>
+            <w:tcW w:w="3011" w:type="dxa"/>
+          </w:tcPr>
+          <w:p>
+            <w:pPr>
+              <w:pStyle w:val="Compact"/>
+            </w:pPr>
+            <w:r>
+              <w:rPr>
+                <w:sz w:val="24"/>
+                <w:szCs w:val="24"/>
+              </w:rPr>
+              <w:t xml:space="preserve">Завершення після 5 спроб по 6 с, причина timeout</w:t>
+            </w:r>
+          </w:p>
+        </w:tc>
+        <w:tc>
+          <w:tcPr>
+            <w:tcW w:w="2043" w:type="dxa"/>
+          </w:tcPr>
+          <w:p>
+            <w:pPr>
+              <w:pStyle w:val="Compact"/>
+            </w:pPr>
+            <w:r>
+              <w:rPr>
+                <w:sz w:val="24"/>
+                <w:szCs w:val="24"/>
+              </w:rPr>
+              <w:t xml:space="preserve">Пройдено: завершено через 36,0–36,1 с, endReason = timeout</w:t>
             </w:r>
           </w:p>
         </w:tc>
@@ -37472,7 +37030,7 @@
         </w:tc>
         <w:tc>
           <w:tcPr>
-            <w:tcW w:w="1758" w:type="dxa"/>
+            <w:tcW w:w="1737" w:type="dxa"/>
           </w:tcPr>
           <w:p>
             <w:pPr>
@@ -37489,52 +37047,52 @@
         </w:tc>
         <w:tc>
           <w:tcPr>
-            <w:tcW w:w="2578" w:type="dxa"/>
-          </w:tcPr>
-          <w:p>
-            <w:pPr>
-              <w:pStyle w:val="Compact"/>
-            </w:pPr>
-            <w:r>
-              <w:rPr>
-                <w:sz w:val="24"/>
-                <w:szCs w:val="24"/>
-              </w:rPr>
-              <w:t xml:space="preserve">endStream</w:t>
-            </w:r>
-          </w:p>
-        </w:tc>
-        <w:tc>
-          <w:tcPr>
-            <w:tcW w:w="3026" w:type="dxa"/>
-          </w:tcPr>
-          <w:p>
-            <w:pPr>
-              <w:pStyle w:val="Compact"/>
-            </w:pPr>
-            <w:r>
-              <w:rPr>
-                <w:sz w:val="24"/>
-                <w:szCs w:val="24"/>
-              </w:rPr>
-              <w:t xml:space="preserve">глядач отримує streamEnd, причина streamer_stop</w:t>
-            </w:r>
-          </w:p>
-        </w:tc>
-        <w:tc>
-          <w:tcPr>
-            <w:tcW w:w="2069" w:type="dxa"/>
-          </w:tcPr>
-          <w:p>
-            <w:pPr>
-              <w:pStyle w:val="Compact"/>
-            </w:pPr>
-            <w:r>
-              <w:rPr>
-                <w:sz w:val="24"/>
-                <w:szCs w:val="24"/>
-              </w:rPr>
-              <w:t xml:space="preserve">так</w:t>
+            <w:tcW w:w="2640" w:type="dxa"/>
+          </w:tcPr>
+          <w:p>
+            <w:pPr>
+              <w:pStyle w:val="Compact"/>
+            </w:pPr>
+            <w:r>
+              <w:rPr>
+                <w:sz w:val="24"/>
+                <w:szCs w:val="24"/>
+              </w:rPr>
+              <w:t xml:space="preserve">Повідомлення: endStream</w:t>
+            </w:r>
+          </w:p>
+        </w:tc>
+        <w:tc>
+          <w:tcPr>
+            <w:tcW w:w="3011" w:type="dxa"/>
+          </w:tcPr>
+          <w:p>
+            <w:pPr>
+              <w:pStyle w:val="Compact"/>
+            </w:pPr>
+            <w:r>
+              <w:rPr>
+                <w:sz w:val="24"/>
+                <w:szCs w:val="24"/>
+              </w:rPr>
+              <w:t xml:space="preserve">Глядач отримує подію streamEnd, причина streamer_stop</w:t>
+            </w:r>
+          </w:p>
+        </w:tc>
+        <w:tc>
+          <w:tcPr>
+            <w:tcW w:w="2043" w:type="dxa"/>
+          </w:tcPr>
+          <w:p>
+            <w:pPr>
+              <w:pStyle w:val="Compact"/>
+            </w:pPr>
+            <w:r>
+              <w:rPr>
+                <w:sz w:val="24"/>
+                <w:szCs w:val="24"/>
+              </w:rPr>
+              <w:t xml:space="preserve">Пройдено</w:t>
             </w:r>
           </w:p>
         </w:tc>
@@ -37559,7 +37117,7 @@
         </w:tc>
         <w:tc>
           <w:tcPr>
-            <w:tcW w:w="1758" w:type="dxa"/>
+            <w:tcW w:w="1737" w:type="dxa"/>
           </w:tcPr>
           <w:p>
             <w:pPr>
@@ -37576,68 +37134,52 @@
         </w:tc>
         <w:tc>
           <w:tcPr>
-            <w:tcW w:w="2578" w:type="dxa"/>
-          </w:tcPr>
-          <w:p>
-            <w:pPr>
-              <w:pStyle w:val="Compact"/>
-            </w:pPr>
-            <w:r>
-              <w:rPr>
-                <w:sz w:val="24"/>
-                <w:szCs w:val="24"/>
-              </w:rPr>
-              <w:t xml:space="preserve">гість відкриває сокет трансляції іншого користувача і надсилає endStream</w:t>
-            </w:r>
-          </w:p>
-        </w:tc>
-        <w:tc>
-          <w:tcPr>
-            <w:tcW w:w="3026" w:type="dxa"/>
-          </w:tcPr>
-          <w:p>
-            <w:pPr>
-              <w:pStyle w:val="Compact"/>
-            </w:pPr>
-            <w:r>
-              <w:rPr>
-                <w:sz w:val="24"/>
-                <w:szCs w:val="24"/>
-              </w:rPr>
-              <w:t xml:space="preserve">відмова</w:t>
-            </w:r>
-          </w:p>
-        </w:tc>
-        <w:tc>
-          <w:tcPr>
-            <w:tcW w:w="2069" w:type="dxa"/>
-          </w:tcPr>
-          <w:p>
-            <w:pPr>
-              <w:pStyle w:val="Compact"/>
-            </w:pPr>
-            <w:r>
-              <w:rPr>
-                <w:b/>
-                <w:bCs/>
-                <w:sz w:val="24"/>
-                <w:szCs w:val="24"/>
-              </w:rPr>
-              <w:t xml:space="preserve">сокет відкрито, трансляцію завершено</w:t>
-            </w:r>
-            <w:r>
-              <w:rPr>
-                <w:sz w:val="24"/>
-                <w:szCs w:val="24"/>
-              </w:rPr>
-              <w:t xml:space="preserve"> </w:t>
-            </w:r>
-            <w:r>
-              <w:rPr>
-                <w:sz w:val="24"/>
-                <w:szCs w:val="24"/>
-              </w:rPr>
-              <w:t xml:space="preserve">(не відповідає)</w:t>
+            <w:tcW w:w="2640" w:type="dxa"/>
+          </w:tcPr>
+          <w:p>
+            <w:pPr>
+              <w:pStyle w:val="Compact"/>
+            </w:pPr>
+            <w:r>
+              <w:rPr>
+                <w:sz w:val="24"/>
+                <w:szCs w:val="24"/>
+              </w:rPr>
+              <w:t xml:space="preserve">Гість відкриває сокет трансляції іншого користувача; повідомлення: endStream</w:t>
+            </w:r>
+          </w:p>
+        </w:tc>
+        <w:tc>
+          <w:tcPr>
+            <w:tcW w:w="3011" w:type="dxa"/>
+          </w:tcPr>
+          <w:p>
+            <w:pPr>
+              <w:pStyle w:val="Compact"/>
+            </w:pPr>
+            <w:r>
+              <w:rPr>
+                <w:sz w:val="24"/>
+                <w:szCs w:val="24"/>
+              </w:rPr>
+              <w:t xml:space="preserve">Відмова</w:t>
+            </w:r>
+          </w:p>
+        </w:tc>
+        <w:tc>
+          <w:tcPr>
+            <w:tcW w:w="2043" w:type="dxa"/>
+          </w:tcPr>
+          <w:p>
+            <w:pPr>
+              <w:pStyle w:val="Compact"/>
+            </w:pPr>
+            <w:r>
+              <w:rPr>
+                <w:sz w:val="24"/>
+                <w:szCs w:val="24"/>
+              </w:rPr>
+              <w:t xml:space="preserve">Не пройдено: сокет відкрито, трансляцію завершено</w:t>
             </w:r>
           </w:p>
         </w:tc>
@@ -37662,7 +37204,7 @@
         </w:tc>
         <w:tc>
           <w:tcPr>
-            <w:tcW w:w="1758" w:type="dxa"/>
+            <w:tcW w:w="1737" w:type="dxa"/>
           </w:tcPr>
           <w:p>
             <w:pPr>
@@ -37679,41 +37221,41 @@
         </w:tc>
         <w:tc>
           <w:tcPr>
-            <w:tcW w:w="2578" w:type="dxa"/>
-          </w:tcPr>
-          <w:p>
-            <w:pPr>
-              <w:pStyle w:val="Compact"/>
-            </w:pPr>
-            <w:r>
-              <w:rPr>
-                <w:sz w:val="24"/>
-                <w:szCs w:val="24"/>
-              </w:rPr>
-              <w:t xml:space="preserve">перезавантажити сторінку стрімера протягом 30 с</w:t>
-            </w:r>
-          </w:p>
-        </w:tc>
-        <w:tc>
-          <w:tcPr>
-            <w:tcW w:w="3026" w:type="dxa"/>
-          </w:tcPr>
-          <w:p>
-            <w:pPr>
-              <w:pStyle w:val="Compact"/>
-            </w:pPr>
-            <w:r>
-              <w:rPr>
-                <w:sz w:val="24"/>
-                <w:szCs w:val="24"/>
-              </w:rPr>
-              <w:t xml:space="preserve">streamerReconnected, зображення відновлюється</w:t>
-            </w:r>
-          </w:p>
-        </w:tc>
-        <w:tc>
-          <w:tcPr>
-            <w:tcW w:w="2069" w:type="dxa"/>
+            <w:tcW w:w="2640" w:type="dxa"/>
+          </w:tcPr>
+          <w:p>
+            <w:pPr>
+              <w:pStyle w:val="Compact"/>
+            </w:pPr>
+            <w:r>
+              <w:rPr>
+                <w:sz w:val="24"/>
+                <w:szCs w:val="24"/>
+              </w:rPr>
+              <w:t xml:space="preserve">Кроки: перезавантаження сторінки стрімера протягом 30 с</w:t>
+            </w:r>
+          </w:p>
+        </w:tc>
+        <w:tc>
+          <w:tcPr>
+            <w:tcW w:w="3011" w:type="dxa"/>
+          </w:tcPr>
+          <w:p>
+            <w:pPr>
+              <w:pStyle w:val="Compact"/>
+            </w:pPr>
+            <w:r>
+              <w:rPr>
+                <w:sz w:val="24"/>
+                <w:szCs w:val="24"/>
+              </w:rPr>
+              <w:t xml:space="preserve">Подія streamerReconnected, зображення відновлюється</w:t>
+            </w:r>
+          </w:p>
+        </w:tc>
+        <w:tc>
+          <w:tcPr>
+            <w:tcW w:w="2043" w:type="dxa"/>
           </w:tcPr>
           <w:p>
             <w:pPr>

--- a/thesis/final/thesis.docx
+++ b/thesis/final/thesis.docx
@@ -9127,11 +9127,11 @@
         <w:tblCaption w:val="Таблиця 2.4 – Оцінка факторів середовища"/>
       </w:tblPr>
       <w:tblGrid>
-        <w:gridCol w:w="586"/>
-        <w:gridCol w:w="6024"/>
-        <w:gridCol w:w="896"/>
-        <w:gridCol w:w="1207"/>
-        <w:gridCol w:w="1208"/>
+        <w:gridCol w:w="730"/>
+        <w:gridCol w:w="5931"/>
+        <w:gridCol w:w="883"/>
+        <w:gridCol w:w="1189"/>
+        <w:gridCol w:w="1188"/>
       </w:tblGrid>
       <w:tr>
         <w:trPr>
@@ -9139,7 +9139,7 @@
         </w:trPr>
         <w:tc>
           <w:tcPr>
-            <w:tcW w:w="586" w:type="dxa"/>
+            <w:tcW w:w="730" w:type="dxa"/>
           </w:tcPr>
           <w:p>
             <w:pPr>
@@ -9157,7 +9157,7 @@
         </w:tc>
         <w:tc>
           <w:tcPr>
-            <w:tcW w:w="6024" w:type="dxa"/>
+            <w:tcW w:w="5931" w:type="dxa"/>
           </w:tcPr>
           <w:p>
             <w:pPr>
@@ -9175,7 +9175,7 @@
         </w:tc>
         <w:tc>
           <w:tcPr>
-            <w:tcW w:w="896" w:type="dxa"/>
+            <w:tcW w:w="883" w:type="dxa"/>
           </w:tcPr>
           <w:p>
             <w:pPr>
@@ -9193,7 +9193,7 @@
         </w:tc>
         <w:tc>
           <w:tcPr>
-            <w:tcW w:w="1207" w:type="dxa"/>
+            <w:tcW w:w="1189" w:type="dxa"/>
           </w:tcPr>
           <w:p>
             <w:pPr>
@@ -9211,7 +9211,7 @@
         </w:tc>
         <w:tc>
           <w:tcPr>
-            <w:tcW w:w="1208" w:type="dxa"/>
+            <w:tcW w:w="1188" w:type="dxa"/>
           </w:tcPr>
           <w:p>
             <w:pPr>
@@ -9231,7 +9231,7 @@
       <w:tr>
         <w:tc>
           <w:tcPr>
-            <w:tcW w:w="586" w:type="dxa"/>
+            <w:tcW w:w="730" w:type="dxa"/>
           </w:tcPr>
           <w:p>
             <w:pPr>
@@ -9248,7 +9248,7 @@
         </w:tc>
         <w:tc>
           <w:tcPr>
-            <w:tcW w:w="6024" w:type="dxa"/>
+            <w:tcW w:w="5931" w:type="dxa"/>
           </w:tcPr>
           <w:p>
             <w:pPr>
@@ -9265,7 +9265,7 @@
         </w:tc>
         <w:tc>
           <w:tcPr>
-            <w:tcW w:w="896" w:type="dxa"/>
+            <w:tcW w:w="883" w:type="dxa"/>
           </w:tcPr>
           <w:p>
             <w:pPr>
@@ -9282,7 +9282,7 @@
         </w:tc>
         <w:tc>
           <w:tcPr>
-            <w:tcW w:w="1207" w:type="dxa"/>
+            <w:tcW w:w="1189" w:type="dxa"/>
           </w:tcPr>
           <w:p>
             <w:pPr>
@@ -9299,7 +9299,7 @@
         </w:tc>
         <w:tc>
           <w:tcPr>
-            <w:tcW w:w="1208" w:type="dxa"/>
+            <w:tcW w:w="1188" w:type="dxa"/>
           </w:tcPr>
           <w:p>
             <w:pPr>
@@ -9318,7 +9318,7 @@
       <w:tr>
         <w:tc>
           <w:tcPr>
-            <w:tcW w:w="586" w:type="dxa"/>
+            <w:tcW w:w="730" w:type="dxa"/>
           </w:tcPr>
           <w:p>
             <w:pPr>
@@ -9335,7 +9335,7 @@
         </w:tc>
         <w:tc>
           <w:tcPr>
-            <w:tcW w:w="6024" w:type="dxa"/>
+            <w:tcW w:w="5931" w:type="dxa"/>
           </w:tcPr>
           <w:p>
             <w:pPr>
@@ -9352,7 +9352,7 @@
         </w:tc>
         <w:tc>
           <w:tcPr>
-            <w:tcW w:w="896" w:type="dxa"/>
+            <w:tcW w:w="883" w:type="dxa"/>
           </w:tcPr>
           <w:p>
             <w:pPr>
@@ -9369,7 +9369,7 @@
         </w:tc>
         <w:tc>
           <w:tcPr>
-            <w:tcW w:w="1207" w:type="dxa"/>
+            <w:tcW w:w="1189" w:type="dxa"/>
           </w:tcPr>
           <w:p>
             <w:pPr>
@@ -9386,7 +9386,7 @@
         </w:tc>
         <w:tc>
           <w:tcPr>
-            <w:tcW w:w="1208" w:type="dxa"/>
+            <w:tcW w:w="1188" w:type="dxa"/>
           </w:tcPr>
           <w:p>
             <w:pPr>
@@ -9405,7 +9405,7 @@
       <w:tr>
         <w:tc>
           <w:tcPr>
-            <w:tcW w:w="586" w:type="dxa"/>
+            <w:tcW w:w="730" w:type="dxa"/>
           </w:tcPr>
           <w:p>
             <w:pPr>
@@ -9422,7 +9422,7 @@
         </w:tc>
         <w:tc>
           <w:tcPr>
-            <w:tcW w:w="6024" w:type="dxa"/>
+            <w:tcW w:w="5931" w:type="dxa"/>
           </w:tcPr>
           <w:p>
             <w:pPr>
@@ -9439,7 +9439,7 @@
         </w:tc>
         <w:tc>
           <w:tcPr>
-            <w:tcW w:w="896" w:type="dxa"/>
+            <w:tcW w:w="883" w:type="dxa"/>
           </w:tcPr>
           <w:p>
             <w:pPr>
@@ -9456,7 +9456,7 @@
         </w:tc>
         <w:tc>
           <w:tcPr>
-            <w:tcW w:w="1207" w:type="dxa"/>
+            <w:tcW w:w="1189" w:type="dxa"/>
           </w:tcPr>
           <w:p>
             <w:pPr>
@@ -9473,7 +9473,7 @@
         </w:tc>
         <w:tc>
           <w:tcPr>
-            <w:tcW w:w="1208" w:type="dxa"/>
+            <w:tcW w:w="1188" w:type="dxa"/>
           </w:tcPr>
           <w:p>
             <w:pPr>
@@ -9492,7 +9492,7 @@
       <w:tr>
         <w:tc>
           <w:tcPr>
-            <w:tcW w:w="586" w:type="dxa"/>
+            <w:tcW w:w="730" w:type="dxa"/>
           </w:tcPr>
           <w:p>
             <w:pPr>
@@ -9509,7 +9509,7 @@
         </w:tc>
         <w:tc>
           <w:tcPr>
-            <w:tcW w:w="6024" w:type="dxa"/>
+            <w:tcW w:w="5931" w:type="dxa"/>
           </w:tcPr>
           <w:p>
             <w:pPr>
@@ -9526,7 +9526,7 @@
         </w:tc>
         <w:tc>
           <w:tcPr>
-            <w:tcW w:w="896" w:type="dxa"/>
+            <w:tcW w:w="883" w:type="dxa"/>
           </w:tcPr>
           <w:p>
             <w:pPr>
@@ -9543,7 +9543,7 @@
         </w:tc>
         <w:tc>
           <w:tcPr>
-            <w:tcW w:w="1207" w:type="dxa"/>
+            <w:tcW w:w="1189" w:type="dxa"/>
           </w:tcPr>
           <w:p>
             <w:pPr>
@@ -9560,7 +9560,7 @@
         </w:tc>
         <w:tc>
           <w:tcPr>
-            <w:tcW w:w="1208" w:type="dxa"/>
+            <w:tcW w:w="1188" w:type="dxa"/>
           </w:tcPr>
           <w:p>
             <w:pPr>
@@ -9579,7 +9579,7 @@
       <w:tr>
         <w:tc>
           <w:tcPr>
-            <w:tcW w:w="586" w:type="dxa"/>
+            <w:tcW w:w="730" w:type="dxa"/>
           </w:tcPr>
           <w:p>
             <w:pPr>
@@ -9596,7 +9596,7 @@
         </w:tc>
         <w:tc>
           <w:tcPr>
-            <w:tcW w:w="6024" w:type="dxa"/>
+            <w:tcW w:w="5931" w:type="dxa"/>
           </w:tcPr>
           <w:p>
             <w:pPr>
@@ -9613,7 +9613,7 @@
         </w:tc>
         <w:tc>
           <w:tcPr>
-            <w:tcW w:w="896" w:type="dxa"/>
+            <w:tcW w:w="883" w:type="dxa"/>
           </w:tcPr>
           <w:p>
             <w:pPr>
@@ -9630,7 +9630,7 @@
         </w:tc>
         <w:tc>
           <w:tcPr>
-            <w:tcW w:w="1207" w:type="dxa"/>
+            <w:tcW w:w="1189" w:type="dxa"/>
           </w:tcPr>
           <w:p>
             <w:pPr>
@@ -9647,7 +9647,7 @@
         </w:tc>
         <w:tc>
           <w:tcPr>
-            <w:tcW w:w="1208" w:type="dxa"/>
+            <w:tcW w:w="1188" w:type="dxa"/>
           </w:tcPr>
           <w:p>
             <w:pPr>
@@ -9666,7 +9666,7 @@
       <w:tr>
         <w:tc>
           <w:tcPr>
-            <w:tcW w:w="586" w:type="dxa"/>
+            <w:tcW w:w="730" w:type="dxa"/>
           </w:tcPr>
           <w:p>
             <w:pPr>
@@ -9683,7 +9683,7 @@
         </w:tc>
         <w:tc>
           <w:tcPr>
-            <w:tcW w:w="6024" w:type="dxa"/>
+            <w:tcW w:w="5931" w:type="dxa"/>
           </w:tcPr>
           <w:p>
             <w:pPr>
@@ -9700,7 +9700,7 @@
         </w:tc>
         <w:tc>
           <w:tcPr>
-            <w:tcW w:w="896" w:type="dxa"/>
+            <w:tcW w:w="883" w:type="dxa"/>
           </w:tcPr>
           <w:p>
             <w:pPr>
@@ -9717,7 +9717,7 @@
         </w:tc>
         <w:tc>
           <w:tcPr>
-            <w:tcW w:w="1207" w:type="dxa"/>
+            <w:tcW w:w="1189" w:type="dxa"/>
           </w:tcPr>
           <w:p>
             <w:pPr>
@@ -9734,7 +9734,7 @@
         </w:tc>
         <w:tc>
           <w:tcPr>
-            <w:tcW w:w="1208" w:type="dxa"/>
+            <w:tcW w:w="1188" w:type="dxa"/>
           </w:tcPr>
           <w:p>
             <w:pPr>
@@ -9753,7 +9753,7 @@
       <w:tr>
         <w:tc>
           <w:tcPr>
-            <w:tcW w:w="586" w:type="dxa"/>
+            <w:tcW w:w="730" w:type="dxa"/>
           </w:tcPr>
           <w:p>
             <w:pPr>
@@ -9770,7 +9770,7 @@
         </w:tc>
         <w:tc>
           <w:tcPr>
-            <w:tcW w:w="6024" w:type="dxa"/>
+            <w:tcW w:w="5931" w:type="dxa"/>
           </w:tcPr>
           <w:p>
             <w:pPr>
@@ -9787,7 +9787,7 @@
         </w:tc>
         <w:tc>
           <w:tcPr>
-            <w:tcW w:w="896" w:type="dxa"/>
+            <w:tcW w:w="883" w:type="dxa"/>
           </w:tcPr>
           <w:p>
             <w:pPr>
@@ -9804,7 +9804,7 @@
         </w:tc>
         <w:tc>
           <w:tcPr>
-            <w:tcW w:w="1207" w:type="dxa"/>
+            <w:tcW w:w="1189" w:type="dxa"/>
           </w:tcPr>
           <w:p>
             <w:pPr>
@@ -9821,7 +9821,7 @@
         </w:tc>
         <w:tc>
           <w:tcPr>
-            <w:tcW w:w="1208" w:type="dxa"/>
+            <w:tcW w:w="1188" w:type="dxa"/>
           </w:tcPr>
           <w:p>
             <w:pPr>
@@ -9840,7 +9840,7 @@
       <w:tr>
         <w:tc>
           <w:tcPr>
-            <w:tcW w:w="586" w:type="dxa"/>
+            <w:tcW w:w="730" w:type="dxa"/>
           </w:tcPr>
           <w:p>
             <w:pPr>
@@ -9857,7 +9857,7 @@
         </w:tc>
         <w:tc>
           <w:tcPr>
-            <w:tcW w:w="6024" w:type="dxa"/>
+            <w:tcW w:w="5931" w:type="dxa"/>
           </w:tcPr>
           <w:p>
             <w:pPr>
@@ -9874,7 +9874,7 @@
         </w:tc>
         <w:tc>
           <w:tcPr>
-            <w:tcW w:w="896" w:type="dxa"/>
+            <w:tcW w:w="883" w:type="dxa"/>
           </w:tcPr>
           <w:p>
             <w:pPr>
@@ -9891,7 +9891,7 @@
         </w:tc>
         <w:tc>
           <w:tcPr>
-            <w:tcW w:w="1207" w:type="dxa"/>
+            <w:tcW w:w="1189" w:type="dxa"/>
           </w:tcPr>
           <w:p>
             <w:pPr>
@@ -9908,7 +9908,7 @@
         </w:tc>
         <w:tc>
           <w:tcPr>
-            <w:tcW w:w="1208" w:type="dxa"/>
+            <w:tcW w:w="1188" w:type="dxa"/>
           </w:tcPr>
           <w:p>
             <w:pPr>
@@ -9927,17 +9927,17 @@
       <w:tr>
         <w:tc>
           <w:tcPr>
-            <w:tcW w:w="586" w:type="dxa"/>
-          </w:tcPr>
-          <w:p>
-            <w:pPr>
-              <w:pStyle w:val="Compact"/>
-            </w:pPr>
-          </w:p>
-        </w:tc>
-        <w:tc>
-          <w:tcPr>
-            <w:tcW w:w="6024" w:type="dxa"/>
+            <w:tcW w:w="730" w:type="dxa"/>
+          </w:tcPr>
+          <w:p>
+            <w:pPr>
+              <w:pStyle w:val="Compact"/>
+            </w:pPr>
+          </w:p>
+        </w:tc>
+        <w:tc>
+          <w:tcPr>
+            <w:tcW w:w="5931" w:type="dxa"/>
           </w:tcPr>
           <w:p>
             <w:pPr>
@@ -9954,27 +9954,27 @@
         </w:tc>
         <w:tc>
           <w:tcPr>
-            <w:tcW w:w="896" w:type="dxa"/>
-          </w:tcPr>
-          <w:p>
-            <w:pPr>
-              <w:pStyle w:val="Compact"/>
-            </w:pPr>
-          </w:p>
-        </w:tc>
-        <w:tc>
-          <w:tcPr>
-            <w:tcW w:w="1207" w:type="dxa"/>
-          </w:tcPr>
-          <w:p>
-            <w:pPr>
-              <w:pStyle w:val="Compact"/>
-            </w:pPr>
-          </w:p>
-        </w:tc>
-        <w:tc>
-          <w:tcPr>
-            <w:tcW w:w="1208" w:type="dxa"/>
+            <w:tcW w:w="883" w:type="dxa"/>
+          </w:tcPr>
+          <w:p>
+            <w:pPr>
+              <w:pStyle w:val="Compact"/>
+            </w:pPr>
+          </w:p>
+        </w:tc>
+        <w:tc>
+          <w:tcPr>
+            <w:tcW w:w="1189" w:type="dxa"/>
+          </w:tcPr>
+          <w:p>
+            <w:pPr>
+              <w:pStyle w:val="Compact"/>
+            </w:pPr>
+          </w:p>
+        </w:tc>
+        <w:tc>
+          <w:tcPr>
+            <w:tcW w:w="1188" w:type="dxa"/>
           </w:tcPr>
           <w:p>
             <w:pPr>
@@ -10525,11 +10525,11 @@
         <w:tblCaption w:val="Таблиця 2.5 – Перелік робіт проєкту за історією Git"/>
       </w:tblPr>
       <w:tblGrid>
-        <w:gridCol w:w="490"/>
-        <w:gridCol w:w="4891"/>
-        <w:gridCol w:w="1686"/>
+        <w:gridCol w:w="620"/>
+        <w:gridCol w:w="4786"/>
+        <w:gridCol w:w="1685"/>
         <w:gridCol w:w="1140"/>
-        <w:gridCol w:w="1714"/>
+        <w:gridCol w:w="1690"/>
       </w:tblGrid>
       <w:tr>
         <w:trPr>
@@ -10537,7 +10537,7 @@
         </w:trPr>
         <w:tc>
           <w:tcPr>
-            <w:tcW w:w="490" w:type="dxa"/>
+            <w:tcW w:w="620" w:type="dxa"/>
           </w:tcPr>
           <w:p>
             <w:pPr>
@@ -10555,7 +10555,7 @@
         </w:tc>
         <w:tc>
           <w:tcPr>
-            <w:tcW w:w="4891" w:type="dxa"/>
+            <w:tcW w:w="4786" w:type="dxa"/>
           </w:tcPr>
           <w:p>
             <w:pPr>
@@ -10573,7 +10573,7 @@
         </w:tc>
         <w:tc>
           <w:tcPr>
-            <w:tcW w:w="1686" w:type="dxa"/>
+            <w:tcW w:w="1685" w:type="dxa"/>
           </w:tcPr>
           <w:p>
             <w:pPr>
@@ -10609,7 +10609,7 @@
         </w:tc>
         <w:tc>
           <w:tcPr>
-            <w:tcW w:w="1714" w:type="dxa"/>
+            <w:tcW w:w="1690" w:type="dxa"/>
           </w:tcPr>
           <w:p>
             <w:pPr>
@@ -10629,7 +10629,7 @@
       <w:tr>
         <w:tc>
           <w:tcPr>
-            <w:tcW w:w="490" w:type="dxa"/>
+            <w:tcW w:w="620" w:type="dxa"/>
           </w:tcPr>
           <w:p>
             <w:pPr>
@@ -10646,7 +10646,7 @@
         </w:tc>
         <w:tc>
           <w:tcPr>
-            <w:tcW w:w="4891" w:type="dxa"/>
+            <w:tcW w:w="4786" w:type="dxa"/>
           </w:tcPr>
           <w:p>
             <w:pPr>
@@ -10663,7 +10663,7 @@
         </w:tc>
         <w:tc>
           <w:tcPr>
-            <w:tcW w:w="1686" w:type="dxa"/>
+            <w:tcW w:w="1685" w:type="dxa"/>
           </w:tcPr>
           <w:p>
             <w:pPr>
@@ -10697,7 +10697,7 @@
         </w:tc>
         <w:tc>
           <w:tcPr>
-            <w:tcW w:w="1714" w:type="dxa"/>
+            <w:tcW w:w="1690" w:type="dxa"/>
           </w:tcPr>
           <w:p>
             <w:pPr>
@@ -10716,7 +10716,7 @@
       <w:tr>
         <w:tc>
           <w:tcPr>
-            <w:tcW w:w="490" w:type="dxa"/>
+            <w:tcW w:w="620" w:type="dxa"/>
           </w:tcPr>
           <w:p>
             <w:pPr>
@@ -10733,7 +10733,7 @@
         </w:tc>
         <w:tc>
           <w:tcPr>
-            <w:tcW w:w="4891" w:type="dxa"/>
+            <w:tcW w:w="4786" w:type="dxa"/>
           </w:tcPr>
           <w:p>
             <w:pPr>
@@ -10750,7 +10750,7 @@
         </w:tc>
         <w:tc>
           <w:tcPr>
-            <w:tcW w:w="1686" w:type="dxa"/>
+            <w:tcW w:w="1685" w:type="dxa"/>
           </w:tcPr>
           <w:p>
             <w:pPr>
@@ -10784,7 +10784,7 @@
         </w:tc>
         <w:tc>
           <w:tcPr>
-            <w:tcW w:w="1714" w:type="dxa"/>
+            <w:tcW w:w="1690" w:type="dxa"/>
           </w:tcPr>
           <w:p>
             <w:pPr>
@@ -10803,7 +10803,7 @@
       <w:tr>
         <w:tc>
           <w:tcPr>
-            <w:tcW w:w="490" w:type="dxa"/>
+            <w:tcW w:w="620" w:type="dxa"/>
           </w:tcPr>
           <w:p>
             <w:pPr>
@@ -10820,7 +10820,7 @@
         </w:tc>
         <w:tc>
           <w:tcPr>
-            <w:tcW w:w="4891" w:type="dxa"/>
+            <w:tcW w:w="4786" w:type="dxa"/>
           </w:tcPr>
           <w:p>
             <w:pPr>
@@ -10837,7 +10837,7 @@
         </w:tc>
         <w:tc>
           <w:tcPr>
-            <w:tcW w:w="1686" w:type="dxa"/>
+            <w:tcW w:w="1685" w:type="dxa"/>
           </w:tcPr>
           <w:p>
             <w:pPr>
@@ -10871,7 +10871,7 @@
         </w:tc>
         <w:tc>
           <w:tcPr>
-            <w:tcW w:w="1714" w:type="dxa"/>
+            <w:tcW w:w="1690" w:type="dxa"/>
           </w:tcPr>
           <w:p>
             <w:pPr>
@@ -10890,7 +10890,7 @@
       <w:tr>
         <w:tc>
           <w:tcPr>
-            <w:tcW w:w="490" w:type="dxa"/>
+            <w:tcW w:w="620" w:type="dxa"/>
           </w:tcPr>
           <w:p>
             <w:pPr>
@@ -10907,7 +10907,7 @@
         </w:tc>
         <w:tc>
           <w:tcPr>
-            <w:tcW w:w="4891" w:type="dxa"/>
+            <w:tcW w:w="4786" w:type="dxa"/>
           </w:tcPr>
           <w:p>
             <w:pPr>
@@ -10924,7 +10924,7 @@
         </w:tc>
         <w:tc>
           <w:tcPr>
-            <w:tcW w:w="1686" w:type="dxa"/>
+            <w:tcW w:w="1685" w:type="dxa"/>
           </w:tcPr>
           <w:p>
             <w:pPr>
@@ -10958,7 +10958,7 @@
         </w:tc>
         <w:tc>
           <w:tcPr>
-            <w:tcW w:w="1714" w:type="dxa"/>
+            <w:tcW w:w="1690" w:type="dxa"/>
           </w:tcPr>
           <w:p>
             <w:pPr>
@@ -10977,7 +10977,7 @@
       <w:tr>
         <w:tc>
           <w:tcPr>
-            <w:tcW w:w="490" w:type="dxa"/>
+            <w:tcW w:w="620" w:type="dxa"/>
           </w:tcPr>
           <w:p>
             <w:pPr>
@@ -10994,7 +10994,7 @@
         </w:tc>
         <w:tc>
           <w:tcPr>
-            <w:tcW w:w="4891" w:type="dxa"/>
+            <w:tcW w:w="4786" w:type="dxa"/>
           </w:tcPr>
           <w:p>
             <w:pPr>
@@ -11011,7 +11011,7 @@
         </w:tc>
         <w:tc>
           <w:tcPr>
-            <w:tcW w:w="1686" w:type="dxa"/>
+            <w:tcW w:w="1685" w:type="dxa"/>
           </w:tcPr>
           <w:p>
             <w:pPr>
@@ -11045,7 +11045,7 @@
         </w:tc>
         <w:tc>
           <w:tcPr>
-            <w:tcW w:w="1714" w:type="dxa"/>
+            <w:tcW w:w="1690" w:type="dxa"/>
           </w:tcPr>
           <w:p>
             <w:pPr>
@@ -11064,7 +11064,7 @@
       <w:tr>
         <w:tc>
           <w:tcPr>
-            <w:tcW w:w="490" w:type="dxa"/>
+            <w:tcW w:w="620" w:type="dxa"/>
           </w:tcPr>
           <w:p>
             <w:pPr>
@@ -11081,7 +11081,7 @@
         </w:tc>
         <w:tc>
           <w:tcPr>
-            <w:tcW w:w="4891" w:type="dxa"/>
+            <w:tcW w:w="4786" w:type="dxa"/>
           </w:tcPr>
           <w:p>
             <w:pPr>
@@ -11098,7 +11098,7 @@
         </w:tc>
         <w:tc>
           <w:tcPr>
-            <w:tcW w:w="1686" w:type="dxa"/>
+            <w:tcW w:w="1685" w:type="dxa"/>
           </w:tcPr>
           <w:p>
             <w:pPr>
@@ -11132,7 +11132,7 @@
         </w:tc>
         <w:tc>
           <w:tcPr>
-            <w:tcW w:w="1714" w:type="dxa"/>
+            <w:tcW w:w="1690" w:type="dxa"/>
           </w:tcPr>
           <w:p>
             <w:pPr>
@@ -11151,7 +11151,7 @@
       <w:tr>
         <w:tc>
           <w:tcPr>
-            <w:tcW w:w="490" w:type="dxa"/>
+            <w:tcW w:w="620" w:type="dxa"/>
           </w:tcPr>
           <w:p>
             <w:pPr>
@@ -11168,7 +11168,7 @@
         </w:tc>
         <w:tc>
           <w:tcPr>
-            <w:tcW w:w="4891" w:type="dxa"/>
+            <w:tcW w:w="4786" w:type="dxa"/>
           </w:tcPr>
           <w:p>
             <w:pPr>
@@ -11185,7 +11185,7 @@
         </w:tc>
         <w:tc>
           <w:tcPr>
-            <w:tcW w:w="1686" w:type="dxa"/>
+            <w:tcW w:w="1685" w:type="dxa"/>
           </w:tcPr>
           <w:p>
             <w:pPr>
@@ -11219,7 +11219,7 @@
         </w:tc>
         <w:tc>
           <w:tcPr>
-            <w:tcW w:w="1714" w:type="dxa"/>
+            <w:tcW w:w="1690" w:type="dxa"/>
           </w:tcPr>
           <w:p>
             <w:pPr>
@@ -11238,7 +11238,7 @@
       <w:tr>
         <w:tc>
           <w:tcPr>
-            <w:tcW w:w="490" w:type="dxa"/>
+            <w:tcW w:w="620" w:type="dxa"/>
           </w:tcPr>
           <w:p>
             <w:pPr>
@@ -11255,7 +11255,7 @@
         </w:tc>
         <w:tc>
           <w:tcPr>
-            <w:tcW w:w="4891" w:type="dxa"/>
+            <w:tcW w:w="4786" w:type="dxa"/>
           </w:tcPr>
           <w:p>
             <w:pPr>
@@ -11272,7 +11272,7 @@
         </w:tc>
         <w:tc>
           <w:tcPr>
-            <w:tcW w:w="1686" w:type="dxa"/>
+            <w:tcW w:w="1685" w:type="dxa"/>
           </w:tcPr>
           <w:p>
             <w:pPr>
@@ -11306,7 +11306,7 @@
         </w:tc>
         <w:tc>
           <w:tcPr>
-            <w:tcW w:w="1714" w:type="dxa"/>
+            <w:tcW w:w="1690" w:type="dxa"/>
           </w:tcPr>
           <w:p>
             <w:pPr>
@@ -11325,7 +11325,7 @@
       <w:tr>
         <w:tc>
           <w:tcPr>
-            <w:tcW w:w="490" w:type="dxa"/>
+            <w:tcW w:w="620" w:type="dxa"/>
           </w:tcPr>
           <w:p>
             <w:pPr>
@@ -11342,7 +11342,7 @@
         </w:tc>
         <w:tc>
           <w:tcPr>
-            <w:tcW w:w="4891" w:type="dxa"/>
+            <w:tcW w:w="4786" w:type="dxa"/>
           </w:tcPr>
           <w:p>
             <w:pPr>
@@ -11359,7 +11359,7 @@
         </w:tc>
         <w:tc>
           <w:tcPr>
-            <w:tcW w:w="1686" w:type="dxa"/>
+            <w:tcW w:w="1685" w:type="dxa"/>
           </w:tcPr>
           <w:p>
             <w:pPr>
@@ -11393,7 +11393,7 @@
         </w:tc>
         <w:tc>
           <w:tcPr>
-            <w:tcW w:w="1714" w:type="dxa"/>
+            <w:tcW w:w="1690" w:type="dxa"/>
           </w:tcPr>
           <w:p>
             <w:pPr>
@@ -11412,7 +11412,7 @@
       <w:tr>
         <w:tc>
           <w:tcPr>
-            <w:tcW w:w="490" w:type="dxa"/>
+            <w:tcW w:w="620" w:type="dxa"/>
           </w:tcPr>
           <w:p>
             <w:pPr>
@@ -11429,7 +11429,7 @@
         </w:tc>
         <w:tc>
           <w:tcPr>
-            <w:tcW w:w="4891" w:type="dxa"/>
+            <w:tcW w:w="4786" w:type="dxa"/>
           </w:tcPr>
           <w:p>
             <w:pPr>
@@ -11446,7 +11446,7 @@
         </w:tc>
         <w:tc>
           <w:tcPr>
-            <w:tcW w:w="1686" w:type="dxa"/>
+            <w:tcW w:w="1685" w:type="dxa"/>
           </w:tcPr>
           <w:p>
             <w:pPr>
@@ -11480,7 +11480,7 @@
         </w:tc>
         <w:tc>
           <w:tcPr>
-            <w:tcW w:w="1714" w:type="dxa"/>
+            <w:tcW w:w="1690" w:type="dxa"/>
           </w:tcPr>
           <w:p>
             <w:pPr>
@@ -11499,7 +11499,7 @@
       <w:tr>
         <w:tc>
           <w:tcPr>
-            <w:tcW w:w="490" w:type="dxa"/>
+            <w:tcW w:w="620" w:type="dxa"/>
           </w:tcPr>
           <w:p>
             <w:pPr>
@@ -11516,7 +11516,7 @@
         </w:tc>
         <w:tc>
           <w:tcPr>
-            <w:tcW w:w="4891" w:type="dxa"/>
+            <w:tcW w:w="4786" w:type="dxa"/>
           </w:tcPr>
           <w:p>
             <w:pPr>
@@ -11533,7 +11533,7 @@
         </w:tc>
         <w:tc>
           <w:tcPr>
-            <w:tcW w:w="1686" w:type="dxa"/>
+            <w:tcW w:w="1685" w:type="dxa"/>
           </w:tcPr>
           <w:p>
             <w:pPr>
@@ -11567,7 +11567,7 @@
         </w:tc>
         <w:tc>
           <w:tcPr>
-            <w:tcW w:w="1714" w:type="dxa"/>
+            <w:tcW w:w="1690" w:type="dxa"/>
           </w:tcPr>
           <w:p>
             <w:pPr>
@@ -11706,11 +11706,11 @@
         <w:tblCaption w:val="Таблиця 2.6 – Реєстр ризиків проєкту"/>
       </w:tblPr>
       <w:tblGrid>
-        <w:gridCol w:w="490"/>
-        <w:gridCol w:w="2624"/>
+        <w:gridCol w:w="620"/>
+        <w:gridCol w:w="2572"/>
         <w:gridCol w:w="1660"/>
         <w:gridCol w:w="1270"/>
-        <w:gridCol w:w="3877"/>
+        <w:gridCol w:w="3799"/>
       </w:tblGrid>
       <w:tr>
         <w:trPr>
@@ -11718,7 +11718,7 @@
         </w:trPr>
         <w:tc>
           <w:tcPr>
-            <w:tcW w:w="490" w:type="dxa"/>
+            <w:tcW w:w="620" w:type="dxa"/>
           </w:tcPr>
           <w:p>
             <w:pPr>
@@ -11736,7 +11736,7 @@
         </w:tc>
         <w:tc>
           <w:tcPr>
-            <w:tcW w:w="2624" w:type="dxa"/>
+            <w:tcW w:w="2572" w:type="dxa"/>
           </w:tcPr>
           <w:p>
             <w:pPr>
@@ -11790,7 +11790,7 @@
         </w:tc>
         <w:tc>
           <w:tcPr>
-            <w:tcW w:w="3877" w:type="dxa"/>
+            <w:tcW w:w="3799" w:type="dxa"/>
           </w:tcPr>
           <w:p>
             <w:pPr>
@@ -11810,7 +11810,7 @@
       <w:tr>
         <w:tc>
           <w:tcPr>
-            <w:tcW w:w="490" w:type="dxa"/>
+            <w:tcW w:w="620" w:type="dxa"/>
           </w:tcPr>
           <w:p>
             <w:pPr>
@@ -11827,7 +11827,7 @@
         </w:tc>
         <w:tc>
           <w:tcPr>
-            <w:tcW w:w="2624" w:type="dxa"/>
+            <w:tcW w:w="2572" w:type="dxa"/>
           </w:tcPr>
           <w:p>
             <w:pPr>
@@ -11878,7 +11878,7 @@
         </w:tc>
         <w:tc>
           <w:tcPr>
-            <w:tcW w:w="3877" w:type="dxa"/>
+            <w:tcW w:w="3799" w:type="dxa"/>
           </w:tcPr>
           <w:p>
             <w:pPr>
@@ -11897,7 +11897,7 @@
       <w:tr>
         <w:tc>
           <w:tcPr>
-            <w:tcW w:w="490" w:type="dxa"/>
+            <w:tcW w:w="620" w:type="dxa"/>
           </w:tcPr>
           <w:p>
             <w:pPr>
@@ -11914,7 +11914,7 @@
         </w:tc>
         <w:tc>
           <w:tcPr>
-            <w:tcW w:w="2624" w:type="dxa"/>
+            <w:tcW w:w="2572" w:type="dxa"/>
           </w:tcPr>
           <w:p>
             <w:pPr>
@@ -11965,7 +11965,7 @@
         </w:tc>
         <w:tc>
           <w:tcPr>
-            <w:tcW w:w="3877" w:type="dxa"/>
+            <w:tcW w:w="3799" w:type="dxa"/>
           </w:tcPr>
           <w:p>
             <w:pPr>
@@ -11984,7 +11984,7 @@
       <w:tr>
         <w:tc>
           <w:tcPr>
-            <w:tcW w:w="490" w:type="dxa"/>
+            <w:tcW w:w="620" w:type="dxa"/>
           </w:tcPr>
           <w:p>
             <w:pPr>
@@ -12001,7 +12001,7 @@
         </w:tc>
         <w:tc>
           <w:tcPr>
-            <w:tcW w:w="2624" w:type="dxa"/>
+            <w:tcW w:w="2572" w:type="dxa"/>
           </w:tcPr>
           <w:p>
             <w:pPr>
@@ -12052,7 +12052,7 @@
         </w:tc>
         <w:tc>
           <w:tcPr>
-            <w:tcW w:w="3877" w:type="dxa"/>
+            <w:tcW w:w="3799" w:type="dxa"/>
           </w:tcPr>
           <w:p>
             <w:pPr>
@@ -12071,7 +12071,7 @@
       <w:tr>
         <w:tc>
           <w:tcPr>
-            <w:tcW w:w="490" w:type="dxa"/>
+            <w:tcW w:w="620" w:type="dxa"/>
           </w:tcPr>
           <w:p>
             <w:pPr>
@@ -12088,7 +12088,7 @@
         </w:tc>
         <w:tc>
           <w:tcPr>
-            <w:tcW w:w="2624" w:type="dxa"/>
+            <w:tcW w:w="2572" w:type="dxa"/>
           </w:tcPr>
           <w:p>
             <w:pPr>
@@ -12139,7 +12139,7 @@
         </w:tc>
         <w:tc>
           <w:tcPr>
-            <w:tcW w:w="3877" w:type="dxa"/>
+            <w:tcW w:w="3799" w:type="dxa"/>
           </w:tcPr>
           <w:p>
             <w:pPr>
@@ -12158,7 +12158,7 @@
       <w:tr>
         <w:tc>
           <w:tcPr>
-            <w:tcW w:w="490" w:type="dxa"/>
+            <w:tcW w:w="620" w:type="dxa"/>
           </w:tcPr>
           <w:p>
             <w:pPr>
@@ -12175,7 +12175,7 @@
         </w:tc>
         <w:tc>
           <w:tcPr>
-            <w:tcW w:w="2624" w:type="dxa"/>
+            <w:tcW w:w="2572" w:type="dxa"/>
           </w:tcPr>
           <w:p>
             <w:pPr>
@@ -12226,7 +12226,7 @@
         </w:tc>
         <w:tc>
           <w:tcPr>
-            <w:tcW w:w="3877" w:type="dxa"/>
+            <w:tcW w:w="3799" w:type="dxa"/>
           </w:tcPr>
           <w:p>
             <w:pPr>
@@ -12245,7 +12245,7 @@
       <w:tr>
         <w:tc>
           <w:tcPr>
-            <w:tcW w:w="490" w:type="dxa"/>
+            <w:tcW w:w="620" w:type="dxa"/>
           </w:tcPr>
           <w:p>
             <w:pPr>
@@ -12262,7 +12262,7 @@
         </w:tc>
         <w:tc>
           <w:tcPr>
-            <w:tcW w:w="2624" w:type="dxa"/>
+            <w:tcW w:w="2572" w:type="dxa"/>
           </w:tcPr>
           <w:p>
             <w:pPr>
@@ -12313,7 +12313,7 @@
         </w:tc>
         <w:tc>
           <w:tcPr>
-            <w:tcW w:w="3877" w:type="dxa"/>
+            <w:tcW w:w="3799" w:type="dxa"/>
           </w:tcPr>
           <w:p>
             <w:pPr>
@@ -12332,7 +12332,7 @@
       <w:tr>
         <w:tc>
           <w:tcPr>
-            <w:tcW w:w="490" w:type="dxa"/>
+            <w:tcW w:w="620" w:type="dxa"/>
           </w:tcPr>
           <w:p>
             <w:pPr>
@@ -12349,7 +12349,7 @@
         </w:tc>
         <w:tc>
           <w:tcPr>
-            <w:tcW w:w="2624" w:type="dxa"/>
+            <w:tcW w:w="2572" w:type="dxa"/>
           </w:tcPr>
           <w:p>
             <w:pPr>
@@ -12400,7 +12400,7 @@
         </w:tc>
         <w:tc>
           <w:tcPr>
-            <w:tcW w:w="3877" w:type="dxa"/>
+            <w:tcW w:w="3799" w:type="dxa"/>
           </w:tcPr>
           <w:p>
             <w:pPr>
@@ -12419,7 +12419,7 @@
       <w:tr>
         <w:tc>
           <w:tcPr>
-            <w:tcW w:w="490" w:type="dxa"/>
+            <w:tcW w:w="620" w:type="dxa"/>
           </w:tcPr>
           <w:p>
             <w:pPr>
@@ -12436,7 +12436,7 @@
         </w:tc>
         <w:tc>
           <w:tcPr>
-            <w:tcW w:w="2624" w:type="dxa"/>
+            <w:tcW w:w="2572" w:type="dxa"/>
           </w:tcPr>
           <w:p>
             <w:pPr>
@@ -12487,7 +12487,7 @@
         </w:tc>
         <w:tc>
           <w:tcPr>
-            <w:tcW w:w="3877" w:type="dxa"/>
+            <w:tcW w:w="3799" w:type="dxa"/>
           </w:tcPr>
           <w:p>
             <w:pPr>
@@ -12506,7 +12506,7 @@
       <w:tr>
         <w:tc>
           <w:tcPr>
-            <w:tcW w:w="490" w:type="dxa"/>
+            <w:tcW w:w="620" w:type="dxa"/>
           </w:tcPr>
           <w:p>
             <w:pPr>
@@ -12523,7 +12523,7 @@
         </w:tc>
         <w:tc>
           <w:tcPr>
-            <w:tcW w:w="2624" w:type="dxa"/>
+            <w:tcW w:w="2572" w:type="dxa"/>
           </w:tcPr>
           <w:p>
             <w:pPr>
@@ -12574,7 +12574,7 @@
         </w:tc>
         <w:tc>
           <w:tcPr>
-            <w:tcW w:w="3877" w:type="dxa"/>
+            <w:tcW w:w="3799" w:type="dxa"/>
           </w:tcPr>
           <w:p>
             <w:pPr>
@@ -19126,7 +19126,7 @@
         <w:spacing w:before="480"/>
       </w:pPr>
       <w:r>
-        <w:t xml:space="preserve">Об’єктом тестування є програмна система у складі вебзастосунку, сервера сигналізації й пересилання медіапотоків, настільного застосунку і спільних модулів (доступу до бази даних, перевірки змінних оточення, спільних типів і констант) у версії від 25.09.2026, яка відповідає програмному коду основної гілки репозиторію. Репозиторій продукту не містить автоматизованих модульних, інтеграційних чи наскрізних тестів, а конвеєри безперервної інтеграції лише збирають інсталятори настільного застосунку та образи контейнерів. Тому перевірку проведено на трьох рівнях: статична перевірка всього вихідного коду засобами, налаштованими в репозиторії; функціональні перевірки серверних компонентів і логіки настільного застосунку сценаріями, підготовленими для цього розділу; ручні перевірки сценаріїв, які потребують реального захоплення екрана, браузера та операційної системи.</w:t>
+        <w:t xml:space="preserve">Об’єктом тестування є програмна система у складі вебзастосунку, сервера сигналізації й пересилання медіапотоків, настільного застосунку і спільних модулів у версії від 25.09.2026 з основної гілки репозиторію. Репозиторій продукту не містить автоматизованих модульних, інтеграційних чи наскрізних тестів, а конвеєри безперервної інтеграції лише збирають інсталятори настільного застосунку та образи контейнерів. Тому перевірку проведено на трьох рівнях: статична перевірка всього вихідного коду засобами, налаштованими в репозиторії; функціональні перевірки серверних компонентів і логіки настільного застосунку сценаріями, підготовленими для цього розділу; ручні перевірки сценаріїв, які потребують реального захоплення екрана, браузера та операційної системи.</w:t>
       </w:r>
     </w:p>
     <w:p>
@@ -19142,7 +19142,7 @@
         <w:pStyle w:val="BodyText"/>
       </w:pPr>
       <w:r>
-        <w:t xml:space="preserve">Автоматизовані перевірки виконано 05.10.2026 на стенді з Debian 13 (aarch64), Node.js 24.21.0 і PostgreSQL 18.4; використано mediasoup 3.20.5 і Next.js 16.2.6 із файлу блокування залежностей. Схему бази даних створено засобами Drizzle Kit, сервери запущено у виробничому режимі. Сценарій перевірки серверних компонентів звертається до запущених серверів через HTTP і WebSocket тими самими повідомленнями протоколу, що й клієнтський код. Сеанс користувача Google, для якого потрібен зовнішній постачальник, сформовано функцією encode бібліотеки Auth.js з тим самим секретом і сіллю, якими користується система [52], а гостьовий сеанс отримано через справжню кінцеву точку входу. Сценарій перевірки режиму слідування збирає клас SourceFollower настільного застосунку (лістинг А.1) без Electron і подає йому змодельований перелік вікон і таблицю процесів. Обидва сценарії не захоплюють, не кодують і не відтворюють медіадані, тому відповідні перевірки віднесено до ручних. Порядок відтворення обох сценаріїв задокументовано в репозиторії разом із ними.</w:t>
+        <w:t xml:space="preserve">Автоматизовані перевірки виконано 05.10.2026 на стенді з Debian 13 (aarch64), Node.js 24.21.0 і PostgreSQL 18.4; використано mediasoup 3.20.5 і Next.js 16.2.6 із файлу блокування залежностей. Схему бази даних створено засобами Drizzle Kit, сервери запущено у виробничому режимі. Сценарій перевірки серверних компонентів звертається до запущених серверів через HTTP і WebSocket тими самими повідомленнями протоколу, що й клієнтський код. Сеанс користувача Google, для якого потрібен зовнішній постачальник, сформовано функцією encode бібліотеки Auth.js з тим самим секретом і сіллю, якими користується система [52], а гостьовий сеанс отримано через справжню кінцеву точку входу. Сценарій перевірки режиму слідування збирає клас SourceFollower настільного застосунку (лістинг А.1) без Electron і подає йому змодельований перелік вікон і таблицю процесів. Обидва сценарії не захоплюють, не кодують і не відтворюють медіадані, тому відповідні перевірки віднесено до ручних.</w:t>
       </w:r>
     </w:p>
     <w:p>
@@ -19180,9 +19180,9 @@
         <w:tblCaption w:val="Таблиця 5.1 – Результати статичної перевірки та збирання"/>
       </w:tblPr>
       <w:tblGrid>
-        <w:gridCol w:w="2545"/>
-        <w:gridCol w:w="3450"/>
-        <w:gridCol w:w="3926"/>
+        <w:gridCol w:w="2570"/>
+        <w:gridCol w:w="3458"/>
+        <w:gridCol w:w="3893"/>
       </w:tblGrid>
       <w:tr>
         <w:trPr>
@@ -19190,7 +19190,7 @@
         </w:trPr>
         <w:tc>
           <w:tcPr>
-            <w:tcW w:w="2545" w:type="dxa"/>
+            <w:tcW w:w="2570" w:type="dxa"/>
           </w:tcPr>
           <w:p>
             <w:pPr>
@@ -19204,7 +19204,7 @@
         </w:tc>
         <w:tc>
           <w:tcPr>
-            <w:tcW w:w="3450" w:type="dxa"/>
+            <w:tcW w:w="3458" w:type="dxa"/>
           </w:tcPr>
           <w:p>
             <w:pPr>
@@ -19218,7 +19218,7 @@
         </w:tc>
         <w:tc>
           <w:tcPr>
-            <w:tcW w:w="3926" w:type="dxa"/>
+            <w:tcW w:w="3893" w:type="dxa"/>
           </w:tcPr>
           <w:p>
             <w:pPr>
@@ -19234,7 +19234,7 @@
       <w:tr>
         <w:tc>
           <w:tcPr>
-            <w:tcW w:w="2545" w:type="dxa"/>
+            <w:tcW w:w="2570" w:type="dxa"/>
           </w:tcPr>
           <w:p>
             <w:pPr>
@@ -19247,7 +19247,7 @@
         </w:tc>
         <w:tc>
           <w:tcPr>
-            <w:tcW w:w="3450" w:type="dxa"/>
+            <w:tcW w:w="3458" w:type="dxa"/>
           </w:tcPr>
           <w:p>
             <w:pPr>
@@ -19260,7 +19260,7 @@
         </w:tc>
         <w:tc>
           <w:tcPr>
-            <w:tcW w:w="3926" w:type="dxa"/>
+            <w:tcW w:w="3893" w:type="dxa"/>
           </w:tcPr>
           <w:p>
             <w:pPr>
@@ -19275,7 +19275,7 @@
       <w:tr>
         <w:tc>
           <w:tcPr>
-            <w:tcW w:w="2545" w:type="dxa"/>
+            <w:tcW w:w="2570" w:type="dxa"/>
           </w:tcPr>
           <w:p>
             <w:pPr>
@@ -19288,7 +19288,7 @@
         </w:tc>
         <w:tc>
           <w:tcPr>
-            <w:tcW w:w="3450" w:type="dxa"/>
+            <w:tcW w:w="3458" w:type="dxa"/>
           </w:tcPr>
           <w:p>
             <w:pPr>
@@ -19301,7 +19301,7 @@
         </w:tc>
         <w:tc>
           <w:tcPr>
-            <w:tcW w:w="3926" w:type="dxa"/>
+            <w:tcW w:w="3893" w:type="dxa"/>
           </w:tcPr>
           <w:p>
             <w:pPr>
@@ -19316,7 +19316,7 @@
       <w:tr>
         <w:tc>
           <w:tcPr>
-            <w:tcW w:w="2545" w:type="dxa"/>
+            <w:tcW w:w="2570" w:type="dxa"/>
           </w:tcPr>
           <w:p>
             <w:pPr>
@@ -19329,7 +19329,7 @@
         </w:tc>
         <w:tc>
           <w:tcPr>
-            <w:tcW w:w="3450" w:type="dxa"/>
+            <w:tcW w:w="3458" w:type="dxa"/>
           </w:tcPr>
           <w:p>
             <w:pPr>
@@ -19342,7 +19342,7 @@
         </w:tc>
         <w:tc>
           <w:tcPr>
-            <w:tcW w:w="3926" w:type="dxa"/>
+            <w:tcW w:w="3893" w:type="dxa"/>
           </w:tcPr>
           <w:p>
             <w:pPr>
@@ -19357,7 +19357,7 @@
       <w:tr>
         <w:tc>
           <w:tcPr>
-            <w:tcW w:w="2545" w:type="dxa"/>
+            <w:tcW w:w="2570" w:type="dxa"/>
           </w:tcPr>
           <w:p>
             <w:pPr>
@@ -19370,7 +19370,7 @@
         </w:tc>
         <w:tc>
           <w:tcPr>
-            <w:tcW w:w="3450" w:type="dxa"/>
+            <w:tcW w:w="3458" w:type="dxa"/>
           </w:tcPr>
           <w:p>
             <w:pPr>
@@ -19383,7 +19383,7 @@
         </w:tc>
         <w:tc>
           <w:tcPr>
-            <w:tcW w:w="3926" w:type="dxa"/>
+            <w:tcW w:w="3893" w:type="dxa"/>
           </w:tcPr>
           <w:p>
             <w:pPr>
@@ -19398,7 +19398,7 @@
       <w:tr>
         <w:tc>
           <w:tcPr>
-            <w:tcW w:w="2545" w:type="dxa"/>
+            <w:tcW w:w="2570" w:type="dxa"/>
           </w:tcPr>
           <w:p>
             <w:pPr>
@@ -19411,7 +19411,7 @@
         </w:tc>
         <w:tc>
           <w:tcPr>
-            <w:tcW w:w="3450" w:type="dxa"/>
+            <w:tcW w:w="3458" w:type="dxa"/>
           </w:tcPr>
           <w:p>
             <w:pPr>
@@ -19424,7 +19424,7 @@
         </w:tc>
         <w:tc>
           <w:tcPr>
-            <w:tcW w:w="3926" w:type="dxa"/>
+            <w:tcW w:w="3893" w:type="dxa"/>
           </w:tcPr>
           <w:p>
             <w:pPr>
@@ -19439,7 +19439,7 @@
       <w:tr>
         <w:tc>
           <w:tcPr>
-            <w:tcW w:w="2545" w:type="dxa"/>
+            <w:tcW w:w="2570" w:type="dxa"/>
           </w:tcPr>
           <w:p>
             <w:pPr>
@@ -19452,7 +19452,7 @@
         </w:tc>
         <w:tc>
           <w:tcPr>
-            <w:tcW w:w="3450" w:type="dxa"/>
+            <w:tcW w:w="3458" w:type="dxa"/>
           </w:tcPr>
           <w:p>
             <w:pPr>
@@ -19465,7 +19465,7 @@
         </w:tc>
         <w:tc>
           <w:tcPr>
-            <w:tcW w:w="3926" w:type="dxa"/>
+            <w:tcW w:w="3893" w:type="dxa"/>
           </w:tcPr>
           <w:p>
             <w:pPr>
@@ -19480,7 +19480,7 @@
       <w:tr>
         <w:tc>
           <w:tcPr>
-            <w:tcW w:w="2545" w:type="dxa"/>
+            <w:tcW w:w="2570" w:type="dxa"/>
           </w:tcPr>
           <w:p>
             <w:pPr>
@@ -19493,7 +19493,7 @@
         </w:tc>
         <w:tc>
           <w:tcPr>
-            <w:tcW w:w="3450" w:type="dxa"/>
+            <w:tcW w:w="3458" w:type="dxa"/>
           </w:tcPr>
           <w:p>
             <w:pPr>
@@ -19506,14 +19506,14 @@
         </w:tc>
         <w:tc>
           <w:tcPr>
-            <w:tcW w:w="3926" w:type="dxa"/>
-          </w:tcPr>
-          <w:p>
-            <w:pPr>
-              <w:pStyle w:val="Compact"/>
-            </w:pPr>
-            <w:r>
-              <w:t xml:space="preserve">успішно за 3,4 с: код головного процесу 33,6 кБ, скрипт попереднього завантаження 3,4 кБ, службовий процес захоплення звуку 1,2 кБ</w:t>
+            <w:tcW w:w="3893" w:type="dxa"/>
+          </w:tcPr>
+          <w:p>
+            <w:pPr>
+              <w:pStyle w:val="Compact"/>
+            </w:pPr>
+            <w:r>
+              <w:t xml:space="preserve">успішно за 3,4 с: головний процес 33,6 кБ, скрипт попереднього завантаження 3,4 кБ, процес захоплення звуку 1,2 кБ</w:t>
             </w:r>
           </w:p>
         </w:tc>
@@ -19521,7 +19521,7 @@
       <w:tr>
         <w:tc>
           <w:tcPr>
-            <w:tcW w:w="2545" w:type="dxa"/>
+            <w:tcW w:w="2570" w:type="dxa"/>
           </w:tcPr>
           <w:p>
             <w:pPr>
@@ -19534,7 +19534,7 @@
         </w:tc>
         <w:tc>
           <w:tcPr>
-            <w:tcW w:w="3450" w:type="dxa"/>
+            <w:tcW w:w="3458" w:type="dxa"/>
           </w:tcPr>
           <w:p>
             <w:pPr>
@@ -19547,7 +19547,7 @@
         </w:tc>
         <w:tc>
           <w:tcPr>
-            <w:tcW w:w="3926" w:type="dxa"/>
+            <w:tcW w:w="3893" w:type="dxa"/>
           </w:tcPr>
           <w:p>
             <w:pPr>
@@ -19586,7 +19586,7 @@
         <w:spacing w:before="480"/>
       </w:pPr>
       <w:r>
-        <w:t xml:space="preserve">Функціональне тестування охоплює автентифікацію, трансляцію з браузера, захоплення застосунку в настільному застосунку, перегляд трансляції, а також її завершення та відновлення. Тестові приклади згруповано за цими сценаріями в табл. В.1–В.5 додатка В. Кожен приклад містить ідентифікатор, назву сценарію, вхідні дані, очікуваний і фактичний результат. Ідентифікатор прикладу збігається з позначкою у виводі сценаріїв автоматизованої перевірки; фактичні результати автоматизованих прикладів отримано під час прогону 05.10.2026, а для ручних прикладів наведено, що саме має виконати автор роботи.</w:t>
+        <w:t xml:space="preserve">Тестові приклади згруповано за сценаріями використання в табл. В.1–В.5 додатка В. Ідентифікатор прикладу збігається з позначкою у виводі сценаріїв автоматизованої перевірки; фактичні результати автоматизованих прикладів отримано під час прогону 05.10.2026, а для ручних прикладів наведено, що саме має виконати автор роботи.</w:t>
       </w:r>
     </w:p>
     <w:p>
@@ -19594,7 +19594,7 @@
         <w:pStyle w:val="BodyText"/>
       </w:pPr>
       <w:r>
-        <w:t xml:space="preserve">Першим розглянемо модуль автентифікації. Приклади табл. В.1 перевіряють вимоги ФВ-01 – ФВ-04 і перевірку сеансу сервером сигналізації. Обмеження доступу до сторінок (ФВ-04) і гостьовий вхід (ФВ-03) відповідають вимогам, cookie сеансу має атрибути з табл. 1.4. Приклад А7 виявив дефект: перевірка токена сервером сигналізації не перехоплює виняток JWEInvalid, тому довільне значення cookie дає відповідь 500 замість 401, хоча доступу до даних не надає. Під час перевірки маршрутів також зафіксовано, що сторінка політики конфіденційності /privacy для анонімного відвідувача переспрямовує на сторінку входу /login, хоча сторінка входу містить посилання на неї; це відповідає формулюванню ФВ-04, але робить правові сторінки недоступними до входу.</w:t>
+        <w:t xml:space="preserve">Приклади модуля автентифікації (табл. В.1) перевіряють вимоги ФВ-01 – ФВ-04 і перевірку сеансу сервером сигналізації. Обмеження доступу до сторінок (ФВ-04) і гостьовий вхід (ФВ-03) відповідають вимогам, cookie сеансу має атрибути з табл. 1.4. Приклад А7 виявив дефект: перевірка токена сервером сигналізації не перехоплює виняток JWEInvalid, тому довільне значення cookie дає відповідь 500 замість 401, хоча доступу до даних не надає. Під час перевірки маршрутів також зафіксовано, що сторінка політики конфіденційності /privacy для анонімного відвідувача переспрямовує на сторінку входу /login, хоча сторінка входу містить посилання на неї; це відповідає формулюванню ФВ-04, але робить правові сторінки недоступними до входу.</w:t>
       </w:r>
     </w:p>
     <w:p>
@@ -19602,7 +19602,7 @@
         <w:pStyle w:val="BodyText"/>
       </w:pPr>
       <w:r>
-        <w:t xml:space="preserve">Трансляцію з браузера перевіряють приклади табл. В.2, що охоплюють створення трансляції та встановлення медіаз’єднання стрімера (ФВ-06, ФВ-10 – ФВ-13, ФВ-17). Сигнальна частина потоку 1.2 виконується повністю: маршрутизатор пропонує кодеки в порядку, визначеному в розділі 4, публікація останнього потоку переводить трансляцію в стан live, мініатюру змінює лише власник (ФВ-17). Приклад Б5 показує, що заборону трансляцій для гостей реалізовано лише маршрутами вебзастосунку: кінцева точка створення трансляції не перевіряє роль сеансу.</w:t>
+        <w:t xml:space="preserve">Приклади трансляції з браузера (табл. В.2) охоплюють створення трансляції та встановлення медіаз’єднання стрімера (ФВ-06, ФВ-10 – ФВ-13, ФВ-17). Сигнальна частина потоку 1.2 виконується повністю: маршрутизатор пропонує кодеки в порядку, визначеному в розділі 4, публікація останнього потоку переводить трансляцію в стан live, мініатюру змінює лише власник (ФВ-17). Приклад Б5 показує, що заборону трансляцій для гостей реалізовано лише маршрутами вебзастосунку: кінцева точка створення трансляції не перевіряє роль сеансу.</w:t>
       </w:r>
     </w:p>
     <w:p>
@@ -19610,7 +19610,7 @@
         <w:pStyle w:val="BodyText"/>
       </w:pPr>
       <w:r>
-        <w:t xml:space="preserve">Наступним розглянемо захоплення застосунку в настільному застосунку. Перевірки табл. В.3 стосуються режиму слідування (ФВ-09) і вибору джерела (ФВ-07, ФВ-08). Сценарій перевірки режиму слідування використовує таблицю процесів із процесом оболонки Windows Explorer, процесом застосунку та стороннім процесом, а в Д1 – справжню таблицю процесів ОС стенда. Інтервали в Д3, Д5 і Д7 узгоджуються з параметрами модуля: опитування раз на 1,5 с і очікування вихідного вікна 20 с плюс цикл опитування. Ці перевірки підтверджують логіку вибору вікна, але не саме захоплення, тому Д8 – Д10 виконуються вручну у Windows.</w:t>
+        <w:t xml:space="preserve">Перевірки настільного застосунку (табл. В.3) стосуються режиму слідування (ФВ-09) і вибору джерела (ФВ-07, ФВ-08). Сценарій перевірки режиму слідування використовує таблицю процесів із процесом оболонки Windows Explorer, процесом застосунку та стороннім процесом, а в Д1 – справжню таблицю процесів ОС стенда. Інтервали в Д3, Д5 і Д7 узгоджуються з параметрами модуля: опитування раз на 1,5 с і очікування вихідного вікна 20 с плюс цикл опитування. Ці перевірки підтверджують логіку вибору вікна, але не саме захоплення, тому Д8 – Д10 виконуються вручну у Windows.</w:t>
       </w:r>
     </w:p>
     <w:p>
@@ -19618,7 +19618,7 @@
         <w:pStyle w:val="BodyText"/>
       </w:pPr>
       <w:r>
-        <w:t xml:space="preserve">Перегляд трансляції перевіряють приклади табл. В.4: перелік трансляцій, приватні трансляції та підключення глядача (ФВ-05, ФВ-11, ФВ-14). Сервер приховує приватну трансляцію з переліку й водночас надає її за ідентифікатором, що відповідає ФВ-11, а гість отримує медіапотік без входу через Google. Відтворення на боці браузера потребує ручної перевірки П6.</w:t>
+        <w:t xml:space="preserve">Приклади перегляду трансляції (табл. В.4) охоплюють перелік трансляцій, приватні трансляції та підключення глядача (ФВ-05, ФВ-11, ФВ-14). Сервер приховує приватну трансляцію з переліку й водночас надає її за ідентифікатором, що відповідає ФВ-11, а гість отримує медіапотік без входу через Google. Відтворення на боці браузера потребує ручної перевірки П6.</w:t>
       </w:r>
     </w:p>
     <w:p>
@@ -19626,7 +19626,7 @@
         <w:pStyle w:val="BodyText"/>
       </w:pPr>
       <w:r>
-        <w:t xml:space="preserve">Останньою розглянемо групу завершення та відновлення трансляції. Табл. В.5 перевіряє вимоги ФВ-15 і ФВ-16, а також право керувати трансляцією. Тривалість у З2 складається з п’яти інтервалів по 6 с і ще одного, на якому таймер фіксує вичерпання спроб, тобто 36 с, а не 30 с. Подію streamEnd сервер надсилає до запису причини завершення в базу даних. Приклад З4 виявив найсерйозніший дефект: обробник WebSocket стрімера перевіряє наявність сеансу, але не належність трансляції, тому будь-який сеанс може завершити чужу трансляцію.</w:t>
+        <w:t xml:space="preserve">Приклади завершення та відновлення трансляції (табл. В.5) перевіряють вимоги ФВ-15 і ФВ-16, а також право керувати трансляцією. Тривалість у З2 складається з п’яти інтервалів по 6 с і ще одного, на якому таймер фіксує вичерпання спроб, тобто 36 с, а не 30 с. Подію streamEnd сервер надсилає до запису причини завершення в базу даних. Приклад З4 виявив найсерйозніший дефект: обробник WebSocket стрімера перевіряє наявність сеансу, але не належність трансляції, тому будь-який сеанс може завершити чужу трансляцію.</w:t>
       </w:r>
     </w:p>
     <w:bookmarkEnd w:id="135"/>
@@ -19675,10 +19675,10 @@
         <w:tblCaption w:val="Таблиця 5.2 – Результати нефункціонального тестування"/>
       </w:tblPr>
       <w:tblGrid>
-        <w:gridCol w:w="1797"/>
-        <w:gridCol w:w="3734"/>
-        <w:gridCol w:w="1683"/>
-        <w:gridCol w:w="2707"/>
+        <w:gridCol w:w="1818"/>
+        <w:gridCol w:w="3662"/>
+        <w:gridCol w:w="1702"/>
+        <w:gridCol w:w="2739"/>
       </w:tblGrid>
       <w:tr>
         <w:trPr>
@@ -19686,7 +19686,7 @@
         </w:trPr>
         <w:tc>
           <w:tcPr>
-            <w:tcW w:w="1797" w:type="dxa"/>
+            <w:tcW w:w="1818" w:type="dxa"/>
           </w:tcPr>
           <w:p>
             <w:pPr>
@@ -19704,7 +19704,7 @@
         </w:tc>
         <w:tc>
           <w:tcPr>
-            <w:tcW w:w="3734" w:type="dxa"/>
+            <w:tcW w:w="3662" w:type="dxa"/>
           </w:tcPr>
           <w:p>
             <w:pPr>
@@ -19722,7 +19722,7 @@
         </w:tc>
         <w:tc>
           <w:tcPr>
-            <w:tcW w:w="1683" w:type="dxa"/>
+            <w:tcW w:w="1702" w:type="dxa"/>
           </w:tcPr>
           <w:p>
             <w:pPr>
@@ -19740,7 +19740,7 @@
         </w:tc>
         <w:tc>
           <w:tcPr>
-            <w:tcW w:w="2707" w:type="dxa"/>
+            <w:tcW w:w="2739" w:type="dxa"/>
           </w:tcPr>
           <w:p>
             <w:pPr>
@@ -19760,7 +19760,7 @@
       <w:tr>
         <w:tc>
           <w:tcPr>
-            <w:tcW w:w="1797" w:type="dxa"/>
+            <w:tcW w:w="1818" w:type="dxa"/>
           </w:tcPr>
           <w:p>
             <w:pPr>
@@ -19777,7 +19777,7 @@
         </w:tc>
         <w:tc>
           <w:tcPr>
-            <w:tcW w:w="3734" w:type="dxa"/>
+            <w:tcW w:w="3662" w:type="dxa"/>
           </w:tcPr>
           <w:p>
             <w:pPr>
@@ -19794,7 +19794,7 @@
         </w:tc>
         <w:tc>
           <w:tcPr>
-            <w:tcW w:w="1683" w:type="dxa"/>
+            <w:tcW w:w="1702" w:type="dxa"/>
           </w:tcPr>
           <w:p>
             <w:pPr>
@@ -19811,7 +19811,7 @@
         </w:tc>
         <w:tc>
           <w:tcPr>
-            <w:tcW w:w="2707" w:type="dxa"/>
+            <w:tcW w:w="2739" w:type="dxa"/>
           </w:tcPr>
           <w:p>
             <w:pPr>
@@ -19830,7 +19830,7 @@
       <w:tr>
         <w:tc>
           <w:tcPr>
-            <w:tcW w:w="1797" w:type="dxa"/>
+            <w:tcW w:w="1818" w:type="dxa"/>
           </w:tcPr>
           <w:p>
             <w:pPr>
@@ -19847,7 +19847,7 @@
         </w:tc>
         <w:tc>
           <w:tcPr>
-            <w:tcW w:w="3734" w:type="dxa"/>
+            <w:tcW w:w="3662" w:type="dxa"/>
           </w:tcPr>
           <w:p>
             <w:pPr>
@@ -19864,7 +19864,7 @@
         </w:tc>
         <w:tc>
           <w:tcPr>
-            <w:tcW w:w="1683" w:type="dxa"/>
+            <w:tcW w:w="1702" w:type="dxa"/>
           </w:tcPr>
           <w:p>
             <w:pPr>
@@ -19881,7 +19881,7 @@
         </w:tc>
         <w:tc>
           <w:tcPr>
-            <w:tcW w:w="2707" w:type="dxa"/>
+            <w:tcW w:w="2739" w:type="dxa"/>
           </w:tcPr>
           <w:p>
             <w:pPr>
@@ -19900,7 +19900,7 @@
       <w:tr>
         <w:tc>
           <w:tcPr>
-            <w:tcW w:w="1797" w:type="dxa"/>
+            <w:tcW w:w="1818" w:type="dxa"/>
           </w:tcPr>
           <w:p>
             <w:pPr>
@@ -19917,7 +19917,7 @@
         </w:tc>
         <w:tc>
           <w:tcPr>
-            <w:tcW w:w="3734" w:type="dxa"/>
+            <w:tcW w:w="3662" w:type="dxa"/>
           </w:tcPr>
           <w:p>
             <w:pPr>
@@ -19934,7 +19934,7 @@
         </w:tc>
         <w:tc>
           <w:tcPr>
-            <w:tcW w:w="1683" w:type="dxa"/>
+            <w:tcW w:w="1702" w:type="dxa"/>
           </w:tcPr>
           <w:p>
             <w:pPr>
@@ -19951,7 +19951,7 @@
         </w:tc>
         <w:tc>
           <w:tcPr>
-            <w:tcW w:w="2707" w:type="dxa"/>
+            <w:tcW w:w="2739" w:type="dxa"/>
           </w:tcPr>
           <w:p>
             <w:pPr>
@@ -19970,7 +19970,7 @@
       <w:tr>
         <w:tc>
           <w:tcPr>
-            <w:tcW w:w="1797" w:type="dxa"/>
+            <w:tcW w:w="1818" w:type="dxa"/>
           </w:tcPr>
           <w:p>
             <w:pPr>
@@ -19987,7 +19987,7 @@
         </w:tc>
         <w:tc>
           <w:tcPr>
-            <w:tcW w:w="3734" w:type="dxa"/>
+            <w:tcW w:w="3662" w:type="dxa"/>
           </w:tcPr>
           <w:p>
             <w:pPr>
@@ -20004,7 +20004,7 @@
         </w:tc>
         <w:tc>
           <w:tcPr>
-            <w:tcW w:w="1683" w:type="dxa"/>
+            <w:tcW w:w="1702" w:type="dxa"/>
           </w:tcPr>
           <w:p>
             <w:pPr>
@@ -20021,7 +20021,7 @@
         </w:tc>
         <w:tc>
           <w:tcPr>
-            <w:tcW w:w="2707" w:type="dxa"/>
+            <w:tcW w:w="2739" w:type="dxa"/>
           </w:tcPr>
           <w:p>
             <w:pPr>
@@ -20040,7 +20040,7 @@
       <w:tr>
         <w:tc>
           <w:tcPr>
-            <w:tcW w:w="1797" w:type="dxa"/>
+            <w:tcW w:w="1818" w:type="dxa"/>
           </w:tcPr>
           <w:p>
             <w:pPr>
@@ -20057,7 +20057,7 @@
         </w:tc>
         <w:tc>
           <w:tcPr>
-            <w:tcW w:w="3734" w:type="dxa"/>
+            <w:tcW w:w="3662" w:type="dxa"/>
           </w:tcPr>
           <w:p>
             <w:pPr>
@@ -20074,7 +20074,7 @@
         </w:tc>
         <w:tc>
           <w:tcPr>
-            <w:tcW w:w="1683" w:type="dxa"/>
+            <w:tcW w:w="1702" w:type="dxa"/>
           </w:tcPr>
           <w:p>
             <w:pPr>
@@ -20091,7 +20091,7 @@
         </w:tc>
         <w:tc>
           <w:tcPr>
-            <w:tcW w:w="2707" w:type="dxa"/>
+            <w:tcW w:w="2739" w:type="dxa"/>
           </w:tcPr>
           <w:p>
             <w:pPr>
@@ -20110,7 +20110,7 @@
       <w:tr>
         <w:tc>
           <w:tcPr>
-            <w:tcW w:w="1797" w:type="dxa"/>
+            <w:tcW w:w="1818" w:type="dxa"/>
           </w:tcPr>
           <w:p>
             <w:pPr>
@@ -20127,24 +20127,24 @@
         </w:tc>
         <w:tc>
           <w:tcPr>
-            <w:tcW w:w="3734" w:type="dxa"/>
-          </w:tcPr>
-          <w:p>
-            <w:pPr>
-              <w:pStyle w:val="Compact"/>
-            </w:pPr>
-            <w:r>
-              <w:rPr>
-                <w:sz w:val="24"/>
-                <w:szCs w:val="24"/>
-              </w:rPr>
-              <w:t xml:space="preserve">запуск сервера зі змінною оточення MEDIASOUP_MAX_INCOMING_BITRATE, що дорівнює 10 000 000</w:t>
-            </w:r>
-          </w:p>
-        </w:tc>
-        <w:tc>
-          <w:tcPr>
-            <w:tcW w:w="1683" w:type="dxa"/>
+            <w:tcW w:w="3662" w:type="dxa"/>
+          </w:tcPr>
+          <w:p>
+            <w:pPr>
+              <w:pStyle w:val="Compact"/>
+            </w:pPr>
+            <w:r>
+              <w:rPr>
+                <w:sz w:val="24"/>
+                <w:szCs w:val="24"/>
+              </w:rPr>
+              <w:t xml:space="preserve">змінна оточення MEDIASOUP_MAX_INCOMING_BITRATE = 10 000 000</w:t>
+            </w:r>
+          </w:p>
+        </w:tc>
+        <w:tc>
+          <w:tcPr>
+            <w:tcW w:w="1702" w:type="dxa"/>
           </w:tcPr>
           <w:p>
             <w:pPr>
@@ -20161,7 +20161,7 @@
         </w:tc>
         <w:tc>
           <w:tcPr>
-            <w:tcW w:w="2707" w:type="dxa"/>
+            <w:tcW w:w="2739" w:type="dxa"/>
           </w:tcPr>
           <w:p>
             <w:pPr>
@@ -20180,7 +20180,7 @@
       <w:tr>
         <w:tc>
           <w:tcPr>
-            <w:tcW w:w="1797" w:type="dxa"/>
+            <w:tcW w:w="1818" w:type="dxa"/>
           </w:tcPr>
           <w:p>
             <w:pPr>
@@ -20197,7 +20197,7 @@
         </w:tc>
         <w:tc>
           <w:tcPr>
-            <w:tcW w:w="3734" w:type="dxa"/>
+            <w:tcW w:w="3662" w:type="dxa"/>
           </w:tcPr>
           <w:p>
             <w:pPr>
@@ -20214,7 +20214,7 @@
         </w:tc>
         <w:tc>
           <w:tcPr>
-            <w:tcW w:w="1683" w:type="dxa"/>
+            <w:tcW w:w="1702" w:type="dxa"/>
           </w:tcPr>
           <w:p>
             <w:pPr>
@@ -20231,7 +20231,7 @@
         </w:tc>
         <w:tc>
           <w:tcPr>
-            <w:tcW w:w="2707" w:type="dxa"/>
+            <w:tcW w:w="2739" w:type="dxa"/>
           </w:tcPr>
           <w:p>
             <w:pPr>
@@ -20250,7 +20250,7 @@
       <w:tr>
         <w:tc>
           <w:tcPr>
-            <w:tcW w:w="1797" w:type="dxa"/>
+            <w:tcW w:w="1818" w:type="dxa"/>
           </w:tcPr>
           <w:p>
             <w:pPr>
@@ -20267,7 +20267,7 @@
         </w:tc>
         <w:tc>
           <w:tcPr>
-            <w:tcW w:w="3734" w:type="dxa"/>
+            <w:tcW w:w="3662" w:type="dxa"/>
           </w:tcPr>
           <w:p>
             <w:pPr>
@@ -20284,7 +20284,7 @@
         </w:tc>
         <w:tc>
           <w:tcPr>
-            <w:tcW w:w="1683" w:type="dxa"/>
+            <w:tcW w:w="1702" w:type="dxa"/>
           </w:tcPr>
           <w:p>
             <w:pPr>
@@ -20301,7 +20301,7 @@
         </w:tc>
         <w:tc>
           <w:tcPr>
-            <w:tcW w:w="2707" w:type="dxa"/>
+            <w:tcW w:w="2739" w:type="dxa"/>
           </w:tcPr>
           <w:p>
             <w:pPr>
@@ -20320,7 +20320,7 @@
       <w:tr>
         <w:tc>
           <w:tcPr>
-            <w:tcW w:w="1797" w:type="dxa"/>
+            <w:tcW w:w="1818" w:type="dxa"/>
           </w:tcPr>
           <w:p>
             <w:pPr>
@@ -20337,7 +20337,7 @@
         </w:tc>
         <w:tc>
           <w:tcPr>
-            <w:tcW w:w="3734" w:type="dxa"/>
+            <w:tcW w:w="3662" w:type="dxa"/>
           </w:tcPr>
           <w:p>
             <w:pPr>
@@ -20354,7 +20354,7 @@
         </w:tc>
         <w:tc>
           <w:tcPr>
-            <w:tcW w:w="1683" w:type="dxa"/>
+            <w:tcW w:w="1702" w:type="dxa"/>
           </w:tcPr>
           <w:p>
             <w:pPr>
@@ -20371,7 +20371,7 @@
         </w:tc>
         <w:tc>
           <w:tcPr>
-            <w:tcW w:w="2707" w:type="dxa"/>
+            <w:tcW w:w="2739" w:type="dxa"/>
           </w:tcPr>
           <w:p>
             <w:pPr>
@@ -20395,7 +20395,7 @@
         <w:spacing w:before="480"/>
       </w:pPr>
       <w:r>
-        <w:t xml:space="preserve">Показники потоку визначено специфікацією статистики WebRTC [81]: поле targetBitrate – цільовий бітрейт кодера, поля framesPerSecond і frameWidth – фактичні частота кадрів і ширина кадру, поле qualityLimitationReason – причина зниження якості (bandwidth, cpu або none), поле freezeCount – кількість зупинок відтворення в глядача. Значення слід записувати після 60 с трансляції динамічного вмісту, оскільки кодер починає з половини бюджету бітрейту; затримку – як різницю показів секундоміра на одному знімку з вікнами стрімера й глядача. Перевірка узгодженості лімітів підтверджує, що сервер, запущений з вхідним лімітом, нижчим за стелю відправника 18 Мбіт/с із запасом 1,2, попереджає про обмеження найвищих профілів якості.</w:t>
+        <w:t xml:space="preserve">Поля статистики потоку визначено специфікацією WebRTC [81]: targetBitrate – цільовий бітрейт кодера, framesPerSecond і frameWidth – фактичні частота кадрів і ширина кадру, qualityLimitationReason – причина зниження якості (bandwidth, cpu або none), freezeCount – кількість зупинок відтворення в глядача. Значення слід записувати після 60 с трансляції динамічного вмісту, оскільки кодер починає з половини бюджету бітрейту; затримку – як різницю показів секундоміра на одному знімку з вікнами стрімера й глядача. Перевірка узгодженості лімітів підтверджує, що сервер, запущений з вхідним лімітом, нижчим за стелю відправника 18 Мбіт/с із запасом 1,2, попереджає про обмеження найвищих профілів якості.</w:t>
       </w:r>
     </w:p>
     <w:bookmarkEnd w:id="137"/>
@@ -20444,10 +20444,10 @@
         <w:tblCaption w:val="Таблиця 5.3 – Виявлені дефекти та їх стан"/>
       </w:tblPr>
       <w:tblGrid>
-        <w:gridCol w:w="2480"/>
-        <w:gridCol w:w="2330"/>
-        <w:gridCol w:w="3380"/>
-        <w:gridCol w:w="1731"/>
+        <w:gridCol w:w="2608"/>
+        <w:gridCol w:w="2816"/>
+        <w:gridCol w:w="2728"/>
+        <w:gridCol w:w="1769"/>
       </w:tblGrid>
       <w:tr>
         <w:trPr>
@@ -20455,7 +20455,7 @@
         </w:trPr>
         <w:tc>
           <w:tcPr>
-            <w:tcW w:w="2480" w:type="dxa"/>
+            <w:tcW w:w="2608" w:type="dxa"/>
           </w:tcPr>
           <w:p>
             <w:pPr>
@@ -20469,7 +20469,7 @@
         </w:tc>
         <w:tc>
           <w:tcPr>
-            <w:tcW w:w="2330" w:type="dxa"/>
+            <w:tcW w:w="2816" w:type="dxa"/>
           </w:tcPr>
           <w:p>
             <w:pPr>
@@ -20483,7 +20483,7 @@
         </w:tc>
         <w:tc>
           <w:tcPr>
-            <w:tcW w:w="3380" w:type="dxa"/>
+            <w:tcW w:w="2728" w:type="dxa"/>
           </w:tcPr>
           <w:p>
             <w:pPr>
@@ -20497,7 +20497,7 @@
         </w:tc>
         <w:tc>
           <w:tcPr>
-            <w:tcW w:w="1731" w:type="dxa"/>
+            <w:tcW w:w="1769" w:type="dxa"/>
           </w:tcPr>
           <w:p>
             <w:pPr>
@@ -20513,7 +20513,7 @@
       <w:tr>
         <w:tc>
           <w:tcPr>
-            <w:tcW w:w="2480" w:type="dxa"/>
+            <w:tcW w:w="2608" w:type="dxa"/>
           </w:tcPr>
           <w:p>
             <w:pPr>
@@ -20526,7 +20526,7 @@
         </w:tc>
         <w:tc>
           <w:tcPr>
-            <w:tcW w:w="2330" w:type="dxa"/>
+            <w:tcW w:w="2816" w:type="dxa"/>
           </w:tcPr>
           <w:p>
             <w:pPr>
@@ -20539,7 +20539,7 @@
         </w:tc>
         <w:tc>
           <w:tcPr>
-            <w:tcW w:w="3380" w:type="dxa"/>
+            <w:tcW w:w="2728" w:type="dxa"/>
           </w:tcPr>
           <w:p>
             <w:pPr>
@@ -20552,7 +20552,7 @@
         </w:tc>
         <w:tc>
           <w:tcPr>
-            <w:tcW w:w="1731" w:type="dxa"/>
+            <w:tcW w:w="1769" w:type="dxa"/>
           </w:tcPr>
           <w:p>
             <w:pPr>
@@ -20567,7 +20567,7 @@
       <w:tr>
         <w:tc>
           <w:tcPr>
-            <w:tcW w:w="2480" w:type="dxa"/>
+            <w:tcW w:w="2608" w:type="dxa"/>
           </w:tcPr>
           <w:p>
             <w:pPr>
@@ -20580,7 +20580,7 @@
         </w:tc>
         <w:tc>
           <w:tcPr>
-            <w:tcW w:w="2330" w:type="dxa"/>
+            <w:tcW w:w="2816" w:type="dxa"/>
           </w:tcPr>
           <w:p>
             <w:pPr>
@@ -20593,20 +20593,20 @@
         </w:tc>
         <w:tc>
           <w:tcPr>
-            <w:tcW w:w="3380" w:type="dxa"/>
-          </w:tcPr>
-          <w:p>
-            <w:pPr>
-              <w:pStyle w:val="Compact"/>
-            </w:pPr>
-            <w:r>
-              <w:t xml:space="preserve">ОС визначається на сервері із заголовка User-Agent; фокус – через хук useSyncExternalStore; придушення попередження про гідратацію лише для елемента body</w:t>
-            </w:r>
-          </w:p>
-        </w:tc>
-        <w:tc>
-          <w:tcPr>
-            <w:tcW w:w="1731" w:type="dxa"/>
+            <w:tcW w:w="2728" w:type="dxa"/>
+          </w:tcPr>
+          <w:p>
+            <w:pPr>
+              <w:pStyle w:val="Compact"/>
+            </w:pPr>
+            <w:r>
+              <w:t xml:space="preserve">ОС визначається на сервері із заголовка User-Agent; фокус – через підписку React на зовнішнє сховище; придушення попередження про гідратацію лише для елемента body</w:t>
+            </w:r>
+          </w:p>
+        </w:tc>
+        <w:tc>
+          <w:tcPr>
+            <w:tcW w:w="1769" w:type="dxa"/>
           </w:tcPr>
           <w:p>
             <w:pPr>
@@ -20621,7 +20621,7 @@
       <w:tr>
         <w:tc>
           <w:tcPr>
-            <w:tcW w:w="2480" w:type="dxa"/>
+            <w:tcW w:w="2608" w:type="dxa"/>
           </w:tcPr>
           <w:p>
             <w:pPr>
@@ -20634,7 +20634,7 @@
         </w:tc>
         <w:tc>
           <w:tcPr>
-            <w:tcW w:w="2330" w:type="dxa"/>
+            <w:tcW w:w="2816" w:type="dxa"/>
           </w:tcPr>
           <w:p>
             <w:pPr>
@@ -20647,7 +20647,7 @@
         </w:tc>
         <w:tc>
           <w:tcPr>
-            <w:tcW w:w="3380" w:type="dxa"/>
+            <w:tcW w:w="2728" w:type="dxa"/>
           </w:tcPr>
           <w:p>
             <w:pPr>
@@ -20660,7 +20660,7 @@
         </w:tc>
         <w:tc>
           <w:tcPr>
-            <w:tcW w:w="1731" w:type="dxa"/>
+            <w:tcW w:w="1769" w:type="dxa"/>
           </w:tcPr>
           <w:p>
             <w:pPr>
@@ -20675,7 +20675,7 @@
       <w:tr>
         <w:tc>
           <w:tcPr>
-            <w:tcW w:w="2480" w:type="dxa"/>
+            <w:tcW w:w="2608" w:type="dxa"/>
           </w:tcPr>
           <w:p>
             <w:pPr>
@@ -20688,7 +20688,7 @@
         </w:tc>
         <w:tc>
           <w:tcPr>
-            <w:tcW w:w="2330" w:type="dxa"/>
+            <w:tcW w:w="2816" w:type="dxa"/>
           </w:tcPr>
           <w:p>
             <w:pPr>
@@ -20701,7 +20701,7 @@
         </w:tc>
         <w:tc>
           <w:tcPr>
-            <w:tcW w:w="3380" w:type="dxa"/>
+            <w:tcW w:w="2728" w:type="dxa"/>
           </w:tcPr>
           <w:p>
             <w:pPr>
@@ -20714,7 +20714,7 @@
         </w:tc>
         <w:tc>
           <w:tcPr>
-            <w:tcW w:w="1731" w:type="dxa"/>
+            <w:tcW w:w="1769" w:type="dxa"/>
           </w:tcPr>
           <w:p>
             <w:pPr>
@@ -20729,7 +20729,7 @@
       <w:tr>
         <w:tc>
           <w:tcPr>
-            <w:tcW w:w="2480" w:type="dxa"/>
+            <w:tcW w:w="2608" w:type="dxa"/>
           </w:tcPr>
           <w:p>
             <w:pPr>
@@ -20742,7 +20742,7 @@
         </w:tc>
         <w:tc>
           <w:tcPr>
-            <w:tcW w:w="2330" w:type="dxa"/>
+            <w:tcW w:w="2816" w:type="dxa"/>
           </w:tcPr>
           <w:p>
             <w:pPr>
@@ -20755,7 +20755,7 @@
         </w:tc>
         <w:tc>
           <w:tcPr>
-            <w:tcW w:w="3380" w:type="dxa"/>
+            <w:tcW w:w="2728" w:type="dxa"/>
           </w:tcPr>
           <w:p>
             <w:pPr>
@@ -20768,7 +20768,7 @@
         </w:tc>
         <w:tc>
           <w:tcPr>
-            <w:tcW w:w="1731" w:type="dxa"/>
+            <w:tcW w:w="1769" w:type="dxa"/>
           </w:tcPr>
           <w:p>
             <w:pPr>
@@ -20783,7 +20783,7 @@
       <w:tr>
         <w:tc>
           <w:tcPr>
-            <w:tcW w:w="2480" w:type="dxa"/>
+            <w:tcW w:w="2608" w:type="dxa"/>
           </w:tcPr>
           <w:p>
             <w:pPr>
@@ -20796,7 +20796,7 @@
         </w:tc>
         <w:tc>
           <w:tcPr>
-            <w:tcW w:w="2330" w:type="dxa"/>
+            <w:tcW w:w="2816" w:type="dxa"/>
           </w:tcPr>
           <w:p>
             <w:pPr>
@@ -20809,7 +20809,7 @@
         </w:tc>
         <w:tc>
           <w:tcPr>
-            <w:tcW w:w="3380" w:type="dxa"/>
+            <w:tcW w:w="2728" w:type="dxa"/>
           </w:tcPr>
           <w:p>
             <w:pPr>
@@ -20822,7 +20822,7 @@
         </w:tc>
         <w:tc>
           <w:tcPr>
-            <w:tcW w:w="1731" w:type="dxa"/>
+            <w:tcW w:w="1769" w:type="dxa"/>
           </w:tcPr>
           <w:p>
             <w:pPr>
@@ -20837,7 +20837,7 @@
       <w:tr>
         <w:tc>
           <w:tcPr>
-            <w:tcW w:w="2480" w:type="dxa"/>
+            <w:tcW w:w="2608" w:type="dxa"/>
           </w:tcPr>
           <w:p>
             <w:pPr>
@@ -20850,7 +20850,7 @@
         </w:tc>
         <w:tc>
           <w:tcPr>
-            <w:tcW w:w="2330" w:type="dxa"/>
+            <w:tcW w:w="2816" w:type="dxa"/>
           </w:tcPr>
           <w:p>
             <w:pPr>
@@ -20863,7 +20863,7 @@
         </w:tc>
         <w:tc>
           <w:tcPr>
-            <w:tcW w:w="3380" w:type="dxa"/>
+            <w:tcW w:w="2728" w:type="dxa"/>
           </w:tcPr>
           <w:p>
             <w:pPr>
@@ -20876,7 +20876,7 @@
         </w:tc>
         <w:tc>
           <w:tcPr>
-            <w:tcW w:w="1731" w:type="dxa"/>
+            <w:tcW w:w="1769" w:type="dxa"/>
           </w:tcPr>
           <w:p>
             <w:pPr>
@@ -20891,7 +20891,7 @@
       <w:tr>
         <w:tc>
           <w:tcPr>
-            <w:tcW w:w="2480" w:type="dxa"/>
+            <w:tcW w:w="2608" w:type="dxa"/>
           </w:tcPr>
           <w:p>
             <w:pPr>
@@ -20904,7 +20904,7 @@
         </w:tc>
         <w:tc>
           <w:tcPr>
-            <w:tcW w:w="2330" w:type="dxa"/>
+            <w:tcW w:w="2816" w:type="dxa"/>
           </w:tcPr>
           <w:p>
             <w:pPr>
@@ -20917,7 +20917,7 @@
         </w:tc>
         <w:tc>
           <w:tcPr>
-            <w:tcW w:w="3380" w:type="dxa"/>
+            <w:tcW w:w="2728" w:type="dxa"/>
           </w:tcPr>
           <w:p>
             <w:pPr>
@@ -20930,7 +20930,7 @@
         </w:tc>
         <w:tc>
           <w:tcPr>
-            <w:tcW w:w="1731" w:type="dxa"/>
+            <w:tcW w:w="1769" w:type="dxa"/>
           </w:tcPr>
           <w:p>
             <w:pPr>
@@ -20945,7 +20945,7 @@
       <w:tr>
         <w:tc>
           <w:tcPr>
-            <w:tcW w:w="2480" w:type="dxa"/>
+            <w:tcW w:w="2608" w:type="dxa"/>
           </w:tcPr>
           <w:p>
             <w:pPr>
@@ -20958,7 +20958,7 @@
         </w:tc>
         <w:tc>
           <w:tcPr>
-            <w:tcW w:w="2330" w:type="dxa"/>
+            <w:tcW w:w="2816" w:type="dxa"/>
           </w:tcPr>
           <w:p>
             <w:pPr>
@@ -20971,20 +20971,20 @@
         </w:tc>
         <w:tc>
           <w:tcPr>
-            <w:tcW w:w="3380" w:type="dxa"/>
-          </w:tcPr>
-          <w:p>
-            <w:pPr>
-              <w:pStyle w:val="Compact"/>
-            </w:pPr>
-            <w:r>
-              <w:t xml:space="preserve">перевірка власника трансляції під час підключення</w:t>
-            </w:r>
-          </w:p>
-        </w:tc>
-        <w:tc>
-          <w:tcPr>
-            <w:tcW w:w="1731" w:type="dxa"/>
+            <w:tcW w:w="2728" w:type="dxa"/>
+          </w:tcPr>
+          <w:p>
+            <w:pPr>
+              <w:pStyle w:val="Compact"/>
+            </w:pPr>
+            <w:r>
+              <w:t xml:space="preserve">перевірка власника під час підключення</w:t>
+            </w:r>
+          </w:p>
+        </w:tc>
+        <w:tc>
+          <w:tcPr>
+            <w:tcW w:w="1769" w:type="dxa"/>
           </w:tcPr>
           <w:p>
             <w:pPr>
@@ -21012,7 +21012,7 @@
         <w:pStyle w:val="BodyText"/>
       </w:pPr>
       <w:r>
-        <w:t xml:space="preserve">Перейдемо до аналізу результатів. Статична перевірка всіх шести пакетів пройшла без помилок, усі компоненти збираються. Зі 30 автоматизованих прикладів 27 дали очікуваний результат: 20 із 23 у сценарії перевірки серверних компонентів і 7 із 7 у сценарії перевірки режиму слідування. Підтверджено основні потоки сценаріїв 1.1, 1.4 і 1.5 на рівні протоколу, логіку режиму слідування та часові параметри відновлення. Невідповідності зосереджено в авторизації сервера сигналізації, а не у функціональності потокової передачі. Ручні приклади (А9, А10, Б7 – Б9, Д8 – Д10, П6, П7, З5) і вимірювання табл. 5.2 потребують реального обладнання та є умовою остаточної оцінки ефективності функціонування й сумісності.</w:t>
+        <w:t xml:space="preserve">Статична перевірка всіх шести пакетів пройшла без помилок, усі компоненти збираються. Зі 30 автоматизованих прикладів 27 дали очікуваний результат: 20 із 23 у сценарії перевірки серверних компонентів і 7 із 7 у сценарії перевірки режиму слідування. Підтверджено основні потоки сценаріїв 1.1, 1.4 і 1.5 на рівні протоколу, логіку режиму слідування та часові параметри відновлення. Невідповідності зосереджено в авторизації сервера сигналізації, а не у функціональності потокової передачі. Ручні приклади (А9, А10, Б7 – Б9, Д8 – Д10, П6, П7, З5) і вимірювання табл. 5.2 потребують реального обладнання та є умовою остаточної оцінки ефективності функціонування й сумісності.</w:t>
       </w:r>
     </w:p>
     <w:bookmarkEnd w:id="139"/>
@@ -21084,7 +21084,7 @@
         <w:pStyle w:val="BodyText"/>
       </w:pPr>
       <w:r>
-        <w:t xml:space="preserve">Шлях стрімера починається зі встановлення настільного застосунку. Відвідувач, який не увійшов, бачить на головній сторінці кнопку «Download for» з логотипом своєї ОС, що завантажує інсталятор останнього випуску GitHub (рис. 6.1).</w:t>
+        <w:t xml:space="preserve">Відвідувач, який не увійшов, бачить на головній сторінці кнопку «Download for» з логотипом своєї ОС, що завантажує інсталятор останнього випуску GitHub (рис. 6.1).</w:t>
       </w:r>
     </w:p>
     <w:p>
@@ -21166,7 +21166,7 @@
         <w:pStyle w:val="BodyText"/>
       </w:pPr>
       <w:r>
-        <w:t xml:space="preserve">Наступним кроком є вхід у настільному застосунку. Кнопка «Log in» відкриває сторінку входу, а «Continue with Google» – вхід у системному браузері; застосунок показує стан очікування з кнопкою «Cancel» (рис. 6.2).</w:t>
+        <w:t xml:space="preserve">У настільному застосунку кнопка «Log in» відкриває сторінку входу, а «Continue with Google» – вхід у системному браузері; застосунок показує стан очікування з кнопкою «Cancel» (рис. 6.2).</w:t>
       </w:r>
     </w:p>
     <w:p>
@@ -21248,7 +21248,7 @@
         <w:pStyle w:val="BodyText"/>
       </w:pPr>
       <w:r>
-        <w:t xml:space="preserve">Далі стрімер обирає застосунок для трансляції. Кнопка «Start stream» у шапці відкриває сторінку трансляції, а «Pick source» – вікно вибору джерела з вкладками «Applications» і «Entire Screen» (рис. 6.3).</w:t>
+        <w:t xml:space="preserve">Кнопка «Start stream» у шапці відкриває сторінку трансляції, а «Pick source» – вікно вибору джерела з вкладками «Applications» і «Entire Screen» (рис. 6.3).</w:t>
       </w:r>
     </w:p>
     <w:p>
@@ -21330,7 +21330,7 @@
         <w:pStyle w:val="BodyText"/>
       </w:pPr>
       <w:r>
-        <w:t xml:space="preserve">Перейдемо до запуску приватної трансляції. Стрімер обирає якість і частоту кадрів (типово 720p і 30 кадр/с), вмикає приватність кнопкою із замком і натискає «Start stream». Стан змінюється на «LIVE», а поле «Stream link» показує посилання на сторінку перегляду, що складається з адреси сервісу, ідентифікатора трансляції та суфікса /watch, з кнопкою «Copy» (рис. 6.4).</w:t>
+        <w:t xml:space="preserve">Для запуску приватної трансляції стрімер обирає якість і частоту кадрів (типово 720p і 30 кадр/с), вмикає приватність кнопкою із замком і натискає «Start stream». Стан змінюється на «LIVE», а поле «Stream link» показує посилання на сторінку перегляду трансляції з кнопкою «Copy» (рис. 6.4).</w:t>
       </w:r>
     </w:p>
     <w:p>
@@ -21412,7 +21412,7 @@
         <w:pStyle w:val="BodyText"/>
       </w:pPr>
       <w:r>
-        <w:t xml:space="preserve">Розглянемо перегляд трансляції гостем. Глядач відкриває посилання без входу, система створює гостьовий сеанс із випадковим іменем і відтворює трансляцію (рис. 6.5, а).</w:t>
+        <w:t xml:space="preserve">Глядач відкриває посилання без входу, система створює гостьовий сеанс із випадковим іменем і відтворює трансляцію (рис. 6.5, а).</w:t>
       </w:r>
     </w:p>
     <w:p>
@@ -21494,7 +21494,7 @@
         <w:pStyle w:val="BodyText"/>
       </w:pPr>
       <w:r>
-        <w:t xml:space="preserve">Режим слідування за новим вікном застосунку не потребує дій стрімера. Коли застосунок, що транслюється, відкриває нове вікно (наприклад, програма запуску – вікно гри), джерело перемикається без дій стрімера з повідомленням «Switched to …» і написом «Following: …» (рис. 6.6).</w:t>
+        <w:t xml:space="preserve">Коли застосунок, що транслюється, відкриває нове вікно (наприклад, програма запуску – вікно гри), джерело перемикається без дій стрімера з повідомленням «Switched to …» і написом «Following: …» (рис. 6.6).</w:t>
       </w:r>
     </w:p>
     <w:p>
@@ -21576,7 +21576,7 @@
         <w:pStyle w:val="BodyText"/>
       </w:pPr>
       <w:r>
-        <w:t xml:space="preserve">Контрольний приклад завершується зупинкою трансляції. Кнопка «Stop stream» завершує трансляцію, а глядач бачить сторінку «The stream has ended» з кнопкою повернення до переліку (рис. 6.5, б).</w:t>
+        <w:t xml:space="preserve">Кнопка «Stop stream» завершує трансляцію, а глядач бачить сторінку «The stream has ended» з кнопкою повернення до переліку (рис. 6.5, б).</w:t>
       </w:r>
     </w:p>
     <w:bookmarkEnd w:id="166"/>
@@ -21633,10 +21633,10 @@
         <w:tblCaption w:val="Таблиця 6.1 – Результати експлуатаційних випробувань"/>
       </w:tblPr>
       <w:tblGrid>
-        <w:gridCol w:w="380"/>
-        <w:gridCol w:w="3892"/>
-        <w:gridCol w:w="2670"/>
-        <w:gridCol w:w="2979"/>
+        <w:gridCol w:w="680"/>
+        <w:gridCol w:w="3726"/>
+        <w:gridCol w:w="2598"/>
+        <w:gridCol w:w="2917"/>
       </w:tblGrid>
       <w:tr>
         <w:trPr>
@@ -21644,7 +21644,7 @@
         </w:trPr>
         <w:tc>
           <w:tcPr>
-            <w:tcW w:w="380" w:type="dxa"/>
+            <w:tcW w:w="680" w:type="dxa"/>
           </w:tcPr>
           <w:p>
             <w:pPr>
@@ -21658,7 +21658,7 @@
         </w:tc>
         <w:tc>
           <w:tcPr>
-            <w:tcW w:w="3892" w:type="dxa"/>
+            <w:tcW w:w="3726" w:type="dxa"/>
           </w:tcPr>
           <w:p>
             <w:pPr>
@@ -21672,7 +21672,7 @@
         </w:tc>
         <w:tc>
           <w:tcPr>
-            <w:tcW w:w="2670" w:type="dxa"/>
+            <w:tcW w:w="2598" w:type="dxa"/>
           </w:tcPr>
           <w:p>
             <w:pPr>
@@ -21686,7 +21686,7 @@
         </w:tc>
         <w:tc>
           <w:tcPr>
-            <w:tcW w:w="2979" w:type="dxa"/>
+            <w:tcW w:w="2917" w:type="dxa"/>
           </w:tcPr>
           <w:p>
             <w:pPr>
@@ -21702,7 +21702,7 @@
       <w:tr>
         <w:tc>
           <w:tcPr>
-            <w:tcW w:w="380" w:type="dxa"/>
+            <w:tcW w:w="680" w:type="dxa"/>
           </w:tcPr>
           <w:p>
             <w:pPr>
@@ -21715,7 +21715,7 @@
         </w:tc>
         <w:tc>
           <w:tcPr>
-            <w:tcW w:w="3892" w:type="dxa"/>
+            <w:tcW w:w="3726" w:type="dxa"/>
           </w:tcPr>
           <w:p>
             <w:pPr>
@@ -21728,7 +21728,7 @@
         </w:tc>
         <w:tc>
           <w:tcPr>
-            <w:tcW w:w="2670" w:type="dxa"/>
+            <w:tcW w:w="2598" w:type="dxa"/>
           </w:tcPr>
           <w:p>
             <w:pPr>
@@ -21741,7 +21741,7 @@
         </w:tc>
         <w:tc>
           <w:tcPr>
-            <w:tcW w:w="2979" w:type="dxa"/>
+            <w:tcW w:w="2917" w:type="dxa"/>
           </w:tcPr>
           <w:p>
             <w:pPr>
@@ -21756,7 +21756,7 @@
       <w:tr>
         <w:tc>
           <w:tcPr>
-            <w:tcW w:w="380" w:type="dxa"/>
+            <w:tcW w:w="680" w:type="dxa"/>
           </w:tcPr>
           <w:p>
             <w:pPr>
@@ -21769,7 +21769,7 @@
         </w:tc>
         <w:tc>
           <w:tcPr>
-            <w:tcW w:w="3892" w:type="dxa"/>
+            <w:tcW w:w="3726" w:type="dxa"/>
           </w:tcPr>
           <w:p>
             <w:pPr>
@@ -21782,7 +21782,7 @@
         </w:tc>
         <w:tc>
           <w:tcPr>
-            <w:tcW w:w="2670" w:type="dxa"/>
+            <w:tcW w:w="2598" w:type="dxa"/>
           </w:tcPr>
           <w:p>
             <w:pPr>
@@ -21795,7 +21795,7 @@
         </w:tc>
         <w:tc>
           <w:tcPr>
-            <w:tcW w:w="2979" w:type="dxa"/>
+            <w:tcW w:w="2917" w:type="dxa"/>
           </w:tcPr>
           <w:p>
             <w:pPr>
@@ -21810,7 +21810,7 @@
       <w:tr>
         <w:tc>
           <w:tcPr>
-            <w:tcW w:w="380" w:type="dxa"/>
+            <w:tcW w:w="680" w:type="dxa"/>
           </w:tcPr>
           <w:p>
             <w:pPr>
@@ -21823,7 +21823,7 @@
         </w:tc>
         <w:tc>
           <w:tcPr>
-            <w:tcW w:w="3892" w:type="dxa"/>
+            <w:tcW w:w="3726" w:type="dxa"/>
           </w:tcPr>
           <w:p>
             <w:pPr>
@@ -21836,7 +21836,7 @@
         </w:tc>
         <w:tc>
           <w:tcPr>
-            <w:tcW w:w="2670" w:type="dxa"/>
+            <w:tcW w:w="2598" w:type="dxa"/>
           </w:tcPr>
           <w:p>
             <w:pPr>
@@ -21849,7 +21849,7 @@
         </w:tc>
         <w:tc>
           <w:tcPr>
-            <w:tcW w:w="2979" w:type="dxa"/>
+            <w:tcW w:w="2917" w:type="dxa"/>
           </w:tcPr>
           <w:p>
             <w:pPr>
@@ -33033,7 +33033,7 @@
         <w:spacing w:before="420"/>
       </w:pPr>
       <w:r>
-        <w:t xml:space="preserve">У додатку наведено тестові приклади функціонального тестування, проаналізовані в підрозділі 5.2, згруповані за сценаріями використання. Ідентифікатор прикладу збігається з позначкою у виводі сценаріїв автоматизованої перевірки.</w:t>
+        <w:t xml:space="preserve">У додатку наведено тестові приклади функціонального тестування, проаналізовані в підрозділі 5.2, згруповані за сценаріями використання.</w:t>
       </w:r>
     </w:p>
     <w:bookmarkStart w:id="186" w:name="tbl:tc-auth"/>
@@ -33063,11 +33063,11 @@
         <w:tblCaption w:val="Таблиця В.1 – Тестові приклади модуля автентифікації"/>
       </w:tblPr>
       <w:tblGrid>
-        <w:gridCol w:w="474"/>
-        <w:gridCol w:w="1269"/>
-        <w:gridCol w:w="3355"/>
-        <w:gridCol w:w="1666"/>
-        <w:gridCol w:w="3157"/>
+        <w:gridCol w:w="479"/>
+        <w:gridCol w:w="1282"/>
+        <w:gridCol w:w="3289"/>
+        <w:gridCol w:w="1683"/>
+        <w:gridCol w:w="3188"/>
       </w:tblGrid>
       <w:tr>
         <w:trPr>
@@ -33075,7 +33075,7 @@
         </w:trPr>
         <w:tc>
           <w:tcPr>
-            <w:tcW w:w="474" w:type="dxa"/>
+            <w:tcW w:w="479" w:type="dxa"/>
           </w:tcPr>
           <w:p>
             <w:pPr>
@@ -33093,7 +33093,7 @@
         </w:tc>
         <w:tc>
           <w:tcPr>
-            <w:tcW w:w="1269" w:type="dxa"/>
+            <w:tcW w:w="1282" w:type="dxa"/>
           </w:tcPr>
           <w:p>
             <w:pPr>
@@ -33111,7 +33111,7 @@
         </w:tc>
         <w:tc>
           <w:tcPr>
-            <w:tcW w:w="3355" w:type="dxa"/>
+            <w:tcW w:w="3289" w:type="dxa"/>
           </w:tcPr>
           <w:p>
             <w:pPr>
@@ -33129,7 +33129,7 @@
         </w:tc>
         <w:tc>
           <w:tcPr>
-            <w:tcW w:w="1666" w:type="dxa"/>
+            <w:tcW w:w="1683" w:type="dxa"/>
           </w:tcPr>
           <w:p>
             <w:pPr>
@@ -33147,7 +33147,7 @@
         </w:tc>
         <w:tc>
           <w:tcPr>
-            <w:tcW w:w="3157" w:type="dxa"/>
+            <w:tcW w:w="3188" w:type="dxa"/>
           </w:tcPr>
           <w:p>
             <w:pPr>
@@ -33167,7 +33167,7 @@
       <w:tr>
         <w:tc>
           <w:tcPr>
-            <w:tcW w:w="474" w:type="dxa"/>
+            <w:tcW w:w="479" w:type="dxa"/>
           </w:tcPr>
           <w:p>
             <w:pPr>
@@ -33184,7 +33184,7 @@
         </w:tc>
         <w:tc>
           <w:tcPr>
-            <w:tcW w:w="1269" w:type="dxa"/>
+            <w:tcW w:w="1282" w:type="dxa"/>
           </w:tcPr>
           <w:p>
             <w:pPr>
@@ -33201,24 +33201,24 @@
         </w:tc>
         <w:tc>
           <w:tcPr>
-            <w:tcW w:w="3355" w:type="dxa"/>
-          </w:tcPr>
-          <w:p>
-            <w:pPr>
-              <w:pStyle w:val="Compact"/>
-            </w:pPr>
-            <w:r>
-              <w:rPr>
-                <w:sz w:val="24"/>
-                <w:szCs w:val="24"/>
-              </w:rPr>
-              <w:t xml:space="preserve">Запит: GET /broadcast; cookie сеансу відсутній</w:t>
-            </w:r>
-          </w:p>
-        </w:tc>
-        <w:tc>
-          <w:tcPr>
-            <w:tcW w:w="1666" w:type="dxa"/>
+            <w:tcW w:w="3289" w:type="dxa"/>
+          </w:tcPr>
+          <w:p>
+            <w:pPr>
+              <w:pStyle w:val="Compact"/>
+            </w:pPr>
+            <w:r>
+              <w:rPr>
+                <w:sz w:val="24"/>
+                <w:szCs w:val="24"/>
+              </w:rPr>
+              <w:t xml:space="preserve">GET /broadcast без cookie</w:t>
+            </w:r>
+          </w:p>
+        </w:tc>
+        <w:tc>
+          <w:tcPr>
+            <w:tcW w:w="1683" w:type="dxa"/>
           </w:tcPr>
           <w:p>
             <w:pPr>
@@ -33235,7 +33235,7 @@
         </w:tc>
         <w:tc>
           <w:tcPr>
-            <w:tcW w:w="3157" w:type="dxa"/>
+            <w:tcW w:w="3188" w:type="dxa"/>
           </w:tcPr>
           <w:p>
             <w:pPr>
@@ -33254,7 +33254,7 @@
       <w:tr>
         <w:tc>
           <w:tcPr>
-            <w:tcW w:w="474" w:type="dxa"/>
+            <w:tcW w:w="479" w:type="dxa"/>
           </w:tcPr>
           <w:p>
             <w:pPr>
@@ -33271,7 +33271,7 @@
         </w:tc>
         <w:tc>
           <w:tcPr>
-            <w:tcW w:w="1269" w:type="dxa"/>
+            <w:tcW w:w="1282" w:type="dxa"/>
           </w:tcPr>
           <w:p>
             <w:pPr>
@@ -33288,24 +33288,24 @@
         </w:tc>
         <w:tc>
           <w:tcPr>
-            <w:tcW w:w="3355" w:type="dxa"/>
-          </w:tcPr>
-          <w:p>
-            <w:pPr>
-              <w:pStyle w:val="Compact"/>
-            </w:pPr>
-            <w:r>
-              <w:rPr>
-                <w:sz w:val="24"/>
-                <w:szCs w:val="24"/>
-              </w:rPr>
-              <w:t xml:space="preserve">Запит: GET сторінки перегляду трансляції за її UUID; cookie сеансу відсутній</w:t>
-            </w:r>
-          </w:p>
-        </w:tc>
-        <w:tc>
-          <w:tcPr>
-            <w:tcW w:w="1666" w:type="dxa"/>
+            <w:tcW w:w="3289" w:type="dxa"/>
+          </w:tcPr>
+          <w:p>
+            <w:pPr>
+              <w:pStyle w:val="Compact"/>
+            </w:pPr>
+            <w:r>
+              <w:rPr>
+                <w:sz w:val="24"/>
+                <w:szCs w:val="24"/>
+              </w:rPr>
+              <w:t xml:space="preserve">GET сторінки перегляду трансляції без cookie</w:t>
+            </w:r>
+          </w:p>
+        </w:tc>
+        <w:tc>
+          <w:tcPr>
+            <w:tcW w:w="1683" w:type="dxa"/>
           </w:tcPr>
           <w:p>
             <w:pPr>
@@ -33322,7 +33322,7 @@
         </w:tc>
         <w:tc>
           <w:tcPr>
-            <w:tcW w:w="3157" w:type="dxa"/>
+            <w:tcW w:w="3188" w:type="dxa"/>
           </w:tcPr>
           <w:p>
             <w:pPr>
@@ -33341,7 +33341,7 @@
       <w:tr>
         <w:tc>
           <w:tcPr>
-            <w:tcW w:w="474" w:type="dxa"/>
+            <w:tcW w:w="479" w:type="dxa"/>
           </w:tcPr>
           <w:p>
             <w:pPr>
@@ -33358,7 +33358,7 @@
         </w:tc>
         <w:tc>
           <w:tcPr>
-            <w:tcW w:w="1269" w:type="dxa"/>
+            <w:tcW w:w="1282" w:type="dxa"/>
           </w:tcPr>
           <w:p>
             <w:pPr>
@@ -33375,24 +33375,24 @@
         </w:tc>
         <w:tc>
           <w:tcPr>
-            <w:tcW w:w="3355" w:type="dxa"/>
-          </w:tcPr>
-          <w:p>
-            <w:pPr>
-              <w:pStyle w:val="Compact"/>
-            </w:pPr>
-            <w:r>
-              <w:rPr>
-                <w:sz w:val="24"/>
-                <w:szCs w:val="24"/>
-              </w:rPr>
-              <w:t xml:space="preserve">Запити: GET /api/auth/csrf, POST /api/auth/callback/guest</w:t>
-            </w:r>
-          </w:p>
-        </w:tc>
-        <w:tc>
-          <w:tcPr>
-            <w:tcW w:w="1666" w:type="dxa"/>
+            <w:tcW w:w="3289" w:type="dxa"/>
+          </w:tcPr>
+          <w:p>
+            <w:pPr>
+              <w:pStyle w:val="Compact"/>
+            </w:pPr>
+            <w:r>
+              <w:rPr>
+                <w:sz w:val="24"/>
+                <w:szCs w:val="24"/>
+              </w:rPr>
+              <w:t xml:space="preserve">GET /api/auth/csrf, POST /api/auth/callback/guest</w:t>
+            </w:r>
+          </w:p>
+        </w:tc>
+        <w:tc>
+          <w:tcPr>
+            <w:tcW w:w="1683" w:type="dxa"/>
           </w:tcPr>
           <w:p>
             <w:pPr>
@@ -33409,7 +33409,7 @@
         </w:tc>
         <w:tc>
           <w:tcPr>
-            <w:tcW w:w="3157" w:type="dxa"/>
+            <w:tcW w:w="3188" w:type="dxa"/>
           </w:tcPr>
           <w:p>
             <w:pPr>
@@ -33428,7 +33428,7 @@
       <w:tr>
         <w:tc>
           <w:tcPr>
-            <w:tcW w:w="474" w:type="dxa"/>
+            <w:tcW w:w="479" w:type="dxa"/>
           </w:tcPr>
           <w:p>
             <w:pPr>
@@ -33445,7 +33445,7 @@
         </w:tc>
         <w:tc>
           <w:tcPr>
-            <w:tcW w:w="1269" w:type="dxa"/>
+            <w:tcW w:w="1282" w:type="dxa"/>
           </w:tcPr>
           <w:p>
             <w:pPr>
@@ -33462,7 +33462,7 @@
         </w:tc>
         <w:tc>
           <w:tcPr>
-            <w:tcW w:w="3355" w:type="dxa"/>
+            <w:tcW w:w="3289" w:type="dxa"/>
           </w:tcPr>
           <w:p>
             <w:pPr>
@@ -33479,7 +33479,7 @@
         </w:tc>
         <w:tc>
           <w:tcPr>
-            <w:tcW w:w="1666" w:type="dxa"/>
+            <w:tcW w:w="1683" w:type="dxa"/>
           </w:tcPr>
           <w:p>
             <w:pPr>
@@ -33496,7 +33496,7 @@
         </w:tc>
         <w:tc>
           <w:tcPr>
-            <w:tcW w:w="3157" w:type="dxa"/>
+            <w:tcW w:w="3188" w:type="dxa"/>
           </w:tcPr>
           <w:p>
             <w:pPr>
@@ -33515,7 +33515,7 @@
       <w:tr>
         <w:tc>
           <w:tcPr>
-            <w:tcW w:w="474" w:type="dxa"/>
+            <w:tcW w:w="479" w:type="dxa"/>
           </w:tcPr>
           <w:p>
             <w:pPr>
@@ -33532,7 +33532,7 @@
         </w:tc>
         <w:tc>
           <w:tcPr>
-            <w:tcW w:w="1269" w:type="dxa"/>
+            <w:tcW w:w="1282" w:type="dxa"/>
           </w:tcPr>
           <w:p>
             <w:pPr>
@@ -33549,7 +33549,7 @@
         </w:tc>
         <w:tc>
           <w:tcPr>
-            <w:tcW w:w="3355" w:type="dxa"/>
+            <w:tcW w:w="3289" w:type="dxa"/>
           </w:tcPr>
           <w:p>
             <w:pPr>
@@ -33566,7 +33566,7 @@
         </w:tc>
         <w:tc>
           <w:tcPr>
-            <w:tcW w:w="1666" w:type="dxa"/>
+            <w:tcW w:w="1683" w:type="dxa"/>
           </w:tcPr>
           <w:p>
             <w:pPr>
@@ -33583,7 +33583,7 @@
         </w:tc>
         <w:tc>
           <w:tcPr>
-            <w:tcW w:w="3157" w:type="dxa"/>
+            <w:tcW w:w="3188" w:type="dxa"/>
           </w:tcPr>
           <w:p>
             <w:pPr>
@@ -33602,7 +33602,7 @@
       <w:tr>
         <w:tc>
           <w:tcPr>
-            <w:tcW w:w="474" w:type="dxa"/>
+            <w:tcW w:w="479" w:type="dxa"/>
           </w:tcPr>
           <w:p>
             <w:pPr>
@@ -33619,7 +33619,7 @@
         </w:tc>
         <w:tc>
           <w:tcPr>
-            <w:tcW w:w="1269" w:type="dxa"/>
+            <w:tcW w:w="1282" w:type="dxa"/>
           </w:tcPr>
           <w:p>
             <w:pPr>
@@ -33636,24 +33636,24 @@
         </w:tc>
         <w:tc>
           <w:tcPr>
-            <w:tcW w:w="3355" w:type="dxa"/>
-          </w:tcPr>
-          <w:p>
-            <w:pPr>
-              <w:pStyle w:val="Compact"/>
-            </w:pPr>
-            <w:r>
-              <w:rPr>
-                <w:sz w:val="24"/>
-                <w:szCs w:val="24"/>
-              </w:rPr>
-              <w:t xml:space="preserve">Запит: GET /broadcast; cookie гостя</w:t>
-            </w:r>
-          </w:p>
-        </w:tc>
-        <w:tc>
-          <w:tcPr>
-            <w:tcW w:w="1666" w:type="dxa"/>
+            <w:tcW w:w="3289" w:type="dxa"/>
+          </w:tcPr>
+          <w:p>
+            <w:pPr>
+              <w:pStyle w:val="Compact"/>
+            </w:pPr>
+            <w:r>
+              <w:rPr>
+                <w:sz w:val="24"/>
+                <w:szCs w:val="24"/>
+              </w:rPr>
+              <w:t xml:space="preserve">GET /broadcast; cookie гостя</w:t>
+            </w:r>
+          </w:p>
+        </w:tc>
+        <w:tc>
+          <w:tcPr>
+            <w:tcW w:w="1683" w:type="dxa"/>
           </w:tcPr>
           <w:p>
             <w:pPr>
@@ -33670,7 +33670,7 @@
         </w:tc>
         <w:tc>
           <w:tcPr>
-            <w:tcW w:w="3157" w:type="dxa"/>
+            <w:tcW w:w="3188" w:type="dxa"/>
           </w:tcPr>
           <w:p>
             <w:pPr>
@@ -33689,7 +33689,7 @@
       <w:tr>
         <w:tc>
           <w:tcPr>
-            <w:tcW w:w="474" w:type="dxa"/>
+            <w:tcW w:w="479" w:type="dxa"/>
           </w:tcPr>
           <w:p>
             <w:pPr>
@@ -33706,7 +33706,7 @@
         </w:tc>
         <w:tc>
           <w:tcPr>
-            <w:tcW w:w="1269" w:type="dxa"/>
+            <w:tcW w:w="1282" w:type="dxa"/>
           </w:tcPr>
           <w:p>
             <w:pPr>
@@ -33723,24 +33723,24 @@
         </w:tc>
         <w:tc>
           <w:tcPr>
-            <w:tcW w:w="3355" w:type="dxa"/>
-          </w:tcPr>
-          <w:p>
-            <w:pPr>
-              <w:pStyle w:val="Compact"/>
-            </w:pPr>
-            <w:r>
-              <w:rPr>
-                <w:sz w:val="24"/>
-                <w:szCs w:val="24"/>
-              </w:rPr>
-              <w:t xml:space="preserve">Запит: POST /streams; без cookie, потім з cookie forged.token</w:t>
-            </w:r>
-          </w:p>
-        </w:tc>
-        <w:tc>
-          <w:tcPr>
-            <w:tcW w:w="1666" w:type="dxa"/>
+            <w:tcW w:w="3289" w:type="dxa"/>
+          </w:tcPr>
+          <w:p>
+            <w:pPr>
+              <w:pStyle w:val="Compact"/>
+            </w:pPr>
+            <w:r>
+              <w:rPr>
+                <w:sz w:val="24"/>
+                <w:szCs w:val="24"/>
+              </w:rPr>
+              <w:t xml:space="preserve">POST /streams; без cookie, потім з cookie forged.token</w:t>
+            </w:r>
+          </w:p>
+        </w:tc>
+        <w:tc>
+          <w:tcPr>
+            <w:tcW w:w="1683" w:type="dxa"/>
           </w:tcPr>
           <w:p>
             <w:pPr>
@@ -33757,7 +33757,7 @@
         </w:tc>
         <w:tc>
           <w:tcPr>
-            <w:tcW w:w="3157" w:type="dxa"/>
+            <w:tcW w:w="3188" w:type="dxa"/>
           </w:tcPr>
           <w:p>
             <w:pPr>
@@ -33776,7 +33776,7 @@
       <w:tr>
         <w:tc>
           <w:tcPr>
-            <w:tcW w:w="474" w:type="dxa"/>
+            <w:tcW w:w="479" w:type="dxa"/>
           </w:tcPr>
           <w:p>
             <w:pPr>
@@ -33793,7 +33793,7 @@
         </w:tc>
         <w:tc>
           <w:tcPr>
-            <w:tcW w:w="1269" w:type="dxa"/>
+            <w:tcW w:w="1282" w:type="dxa"/>
           </w:tcPr>
           <w:p>
             <w:pPr>
@@ -33810,24 +33810,24 @@
         </w:tc>
         <w:tc>
           <w:tcPr>
-            <w:tcW w:w="3355" w:type="dxa"/>
-          </w:tcPr>
-          <w:p>
-            <w:pPr>
-              <w:pStyle w:val="Compact"/>
-            </w:pPr>
-            <w:r>
-              <w:rPr>
-                <w:sz w:val="24"/>
-                <w:szCs w:val="24"/>
-              </w:rPr>
-              <w:t xml:space="preserve">Підключення: /ws/streams/:streamId/broadcast; cookie сеансу відсутній</w:t>
-            </w:r>
-          </w:p>
-        </w:tc>
-        <w:tc>
-          <w:tcPr>
-            <w:tcW w:w="1666" w:type="dxa"/>
+            <w:tcW w:w="3289" w:type="dxa"/>
+          </w:tcPr>
+          <w:p>
+            <w:pPr>
+              <w:pStyle w:val="Compact"/>
+            </w:pPr>
+            <w:r>
+              <w:rPr>
+                <w:sz w:val="24"/>
+                <w:szCs w:val="24"/>
+              </w:rPr>
+              <w:t xml:space="preserve">Підключення: /ws/streams/:streamId/broadcast без cookie</w:t>
+            </w:r>
+          </w:p>
+        </w:tc>
+        <w:tc>
+          <w:tcPr>
+            <w:tcW w:w="1683" w:type="dxa"/>
           </w:tcPr>
           <w:p>
             <w:pPr>
@@ -33844,7 +33844,7 @@
         </w:tc>
         <w:tc>
           <w:tcPr>
-            <w:tcW w:w="3157" w:type="dxa"/>
+            <w:tcW w:w="3188" w:type="dxa"/>
           </w:tcPr>
           <w:p>
             <w:pPr>
@@ -33863,7 +33863,7 @@
       <w:tr>
         <w:tc>
           <w:tcPr>
-            <w:tcW w:w="474" w:type="dxa"/>
+            <w:tcW w:w="479" w:type="dxa"/>
           </w:tcPr>
           <w:p>
             <w:pPr>
@@ -33880,7 +33880,7 @@
         </w:tc>
         <w:tc>
           <w:tcPr>
-            <w:tcW w:w="1269" w:type="dxa"/>
+            <w:tcW w:w="1282" w:type="dxa"/>
           </w:tcPr>
           <w:p>
             <w:pPr>
@@ -33897,24 +33897,24 @@
         </w:tc>
         <w:tc>
           <w:tcPr>
-            <w:tcW w:w="3355" w:type="dxa"/>
-          </w:tcPr>
-          <w:p>
-            <w:pPr>
-              <w:pStyle w:val="Compact"/>
-            </w:pPr>
-            <w:r>
-              <w:rPr>
-                <w:sz w:val="24"/>
-                <w:szCs w:val="24"/>
-              </w:rPr>
-              <w:t xml:space="preserve">Кроки: кнопка «Google», вибір облікового запису, вихід</w:t>
-            </w:r>
-          </w:p>
-        </w:tc>
-        <w:tc>
-          <w:tcPr>
-            <w:tcW w:w="1666" w:type="dxa"/>
+            <w:tcW w:w="3289" w:type="dxa"/>
+          </w:tcPr>
+          <w:p>
+            <w:pPr>
+              <w:pStyle w:val="Compact"/>
+            </w:pPr>
+            <w:r>
+              <w:rPr>
+                <w:sz w:val="24"/>
+                <w:szCs w:val="24"/>
+              </w:rPr>
+              <w:t xml:space="preserve">Кнопка «Google», вибір облікового запису, вихід</w:t>
+            </w:r>
+          </w:p>
+        </w:tc>
+        <w:tc>
+          <w:tcPr>
+            <w:tcW w:w="1683" w:type="dxa"/>
           </w:tcPr>
           <w:p>
             <w:pPr>
@@ -33931,7 +33931,7 @@
         </w:tc>
         <w:tc>
           <w:tcPr>
-            <w:tcW w:w="3157" w:type="dxa"/>
+            <w:tcW w:w="3188" w:type="dxa"/>
           </w:tcPr>
           <w:p>
             <w:pPr>
@@ -33950,7 +33950,7 @@
       <w:tr>
         <w:tc>
           <w:tcPr>
-            <w:tcW w:w="474" w:type="dxa"/>
+            <w:tcW w:w="479" w:type="dxa"/>
           </w:tcPr>
           <w:p>
             <w:pPr>
@@ -33967,7 +33967,7 @@
         </w:tc>
         <w:tc>
           <w:tcPr>
-            <w:tcW w:w="1269" w:type="dxa"/>
+            <w:tcW w:w="1282" w:type="dxa"/>
           </w:tcPr>
           <w:p>
             <w:pPr>
@@ -33984,24 +33984,24 @@
         </w:tc>
         <w:tc>
           <w:tcPr>
-            <w:tcW w:w="3355" w:type="dxa"/>
-          </w:tcPr>
-          <w:p>
-            <w:pPr>
-              <w:pStyle w:val="Compact"/>
-            </w:pPr>
-            <w:r>
-              <w:rPr>
-                <w:sz w:val="24"/>
-                <w:szCs w:val="24"/>
-              </w:rPr>
-              <w:t xml:space="preserve">Кроки: кнопка входу, вхід у системному браузері, повернення до застосунку; 5 разів поспіль і зі скасуванням</w:t>
-            </w:r>
-          </w:p>
-        </w:tc>
-        <w:tc>
-          <w:tcPr>
-            <w:tcW w:w="1666" w:type="dxa"/>
+            <w:tcW w:w="3289" w:type="dxa"/>
+          </w:tcPr>
+          <w:p>
+            <w:pPr>
+              <w:pStyle w:val="Compact"/>
+            </w:pPr>
+            <w:r>
+              <w:rPr>
+                <w:sz w:val="24"/>
+                <w:szCs w:val="24"/>
+              </w:rPr>
+              <w:t xml:space="preserve">Кнопка входу, вхід у системному браузері, повернення до застосунку; 5 разів поспіль і зі скасуванням</w:t>
+            </w:r>
+          </w:p>
+        </w:tc>
+        <w:tc>
+          <w:tcPr>
+            <w:tcW w:w="1683" w:type="dxa"/>
           </w:tcPr>
           <w:p>
             <w:pPr>
@@ -34018,7 +34018,7 @@
         </w:tc>
         <w:tc>
           <w:tcPr>
-            <w:tcW w:w="3157" w:type="dxa"/>
+            <w:tcW w:w="3188" w:type="dxa"/>
           </w:tcPr>
           <w:p>
             <w:pPr>
@@ -34068,11 +34068,11 @@
         <w:tblCaption w:val="Таблиця В.2 – Тестові приклади трансляції з браузера"/>
       </w:tblPr>
       <w:tblGrid>
-        <w:gridCol w:w="412"/>
-        <w:gridCol w:w="1722"/>
-        <w:gridCol w:w="3360"/>
-        <w:gridCol w:w="2923"/>
-        <w:gridCol w:w="1504"/>
+        <w:gridCol w:w="515"/>
+        <w:gridCol w:w="1703"/>
+        <w:gridCol w:w="3324"/>
+        <w:gridCol w:w="2892"/>
+        <w:gridCol w:w="1487"/>
       </w:tblGrid>
       <w:tr>
         <w:trPr>
@@ -34080,7 +34080,7 @@
         </w:trPr>
         <w:tc>
           <w:tcPr>
-            <w:tcW w:w="412" w:type="dxa"/>
+            <w:tcW w:w="515" w:type="dxa"/>
           </w:tcPr>
           <w:p>
             <w:pPr>
@@ -34098,7 +34098,7 @@
         </w:tc>
         <w:tc>
           <w:tcPr>
-            <w:tcW w:w="1722" w:type="dxa"/>
+            <w:tcW w:w="1703" w:type="dxa"/>
           </w:tcPr>
           <w:p>
             <w:pPr>
@@ -34116,7 +34116,7 @@
         </w:tc>
         <w:tc>
           <w:tcPr>
-            <w:tcW w:w="3360" w:type="dxa"/>
+            <w:tcW w:w="3324" w:type="dxa"/>
           </w:tcPr>
           <w:p>
             <w:pPr>
@@ -34134,7 +34134,7 @@
         </w:tc>
         <w:tc>
           <w:tcPr>
-            <w:tcW w:w="2923" w:type="dxa"/>
+            <w:tcW w:w="2892" w:type="dxa"/>
           </w:tcPr>
           <w:p>
             <w:pPr>
@@ -34152,7 +34152,7 @@
         </w:tc>
         <w:tc>
           <w:tcPr>
-            <w:tcW w:w="1504" w:type="dxa"/>
+            <w:tcW w:w="1487" w:type="dxa"/>
           </w:tcPr>
           <w:p>
             <w:pPr>
@@ -34172,7 +34172,7 @@
       <w:tr>
         <w:tc>
           <w:tcPr>
-            <w:tcW w:w="412" w:type="dxa"/>
+            <w:tcW w:w="515" w:type="dxa"/>
           </w:tcPr>
           <w:p>
             <w:pPr>
@@ -34189,7 +34189,7 @@
         </w:tc>
         <w:tc>
           <w:tcPr>
-            <w:tcW w:w="1722" w:type="dxa"/>
+            <w:tcW w:w="1703" w:type="dxa"/>
           </w:tcPr>
           <w:p>
             <w:pPr>
@@ -34206,24 +34206,24 @@
         </w:tc>
         <w:tc>
           <w:tcPr>
-            <w:tcW w:w="3360" w:type="dxa"/>
-          </w:tcPr>
-          <w:p>
-            <w:pPr>
-              <w:pStyle w:val="Compact"/>
-            </w:pPr>
-            <w:r>
-              <w:rPr>
-                <w:sz w:val="24"/>
-                <w:szCs w:val="24"/>
-              </w:rPr>
-              <w:t xml:space="preserve">Запит: POST /streams; isPrivate: false, потім true</w:t>
-            </w:r>
-          </w:p>
-        </w:tc>
-        <w:tc>
-          <w:tcPr>
-            <w:tcW w:w="2923" w:type="dxa"/>
+            <w:tcW w:w="3324" w:type="dxa"/>
+          </w:tcPr>
+          <w:p>
+            <w:pPr>
+              <w:pStyle w:val="Compact"/>
+            </w:pPr>
+            <w:r>
+              <w:rPr>
+                <w:sz w:val="24"/>
+                <w:szCs w:val="24"/>
+              </w:rPr>
+              <w:t xml:space="preserve">POST /streams; isPrivate: false, потім true</w:t>
+            </w:r>
+          </w:p>
+        </w:tc>
+        <w:tc>
+          <w:tcPr>
+            <w:tcW w:w="2892" w:type="dxa"/>
           </w:tcPr>
           <w:p>
             <w:pPr>
@@ -34240,7 +34240,7 @@
         </w:tc>
         <w:tc>
           <w:tcPr>
-            <w:tcW w:w="1504" w:type="dxa"/>
+            <w:tcW w:w="1487" w:type="dxa"/>
           </w:tcPr>
           <w:p>
             <w:pPr>
@@ -34259,7 +34259,7 @@
       <w:tr>
         <w:tc>
           <w:tcPr>
-            <w:tcW w:w="412" w:type="dxa"/>
+            <w:tcW w:w="515" w:type="dxa"/>
           </w:tcPr>
           <w:p>
             <w:pPr>
@@ -34276,7 +34276,7 @@
         </w:tc>
         <w:tc>
           <w:tcPr>
-            <w:tcW w:w="1722" w:type="dxa"/>
+            <w:tcW w:w="1703" w:type="dxa"/>
           </w:tcPr>
           <w:p>
             <w:pPr>
@@ -34293,24 +34293,24 @@
         </w:tc>
         <w:tc>
           <w:tcPr>
-            <w:tcW w:w="3360" w:type="dxa"/>
-          </w:tcPr>
-          <w:p>
-            <w:pPr>
-              <w:pStyle w:val="Compact"/>
-            </w:pPr>
-            <w:r>
-              <w:rPr>
-                <w:sz w:val="24"/>
-                <w:szCs w:val="24"/>
-              </w:rPr>
-              <w:t xml:space="preserve">Повідомлення: getRtpCapabilities</w:t>
-            </w:r>
-          </w:p>
-        </w:tc>
-        <w:tc>
-          <w:tcPr>
-            <w:tcW w:w="2923" w:type="dxa"/>
+            <w:tcW w:w="3324" w:type="dxa"/>
+          </w:tcPr>
+          <w:p>
+            <w:pPr>
+              <w:pStyle w:val="Compact"/>
+            </w:pPr>
+            <w:r>
+              <w:rPr>
+                <w:sz w:val="24"/>
+                <w:szCs w:val="24"/>
+              </w:rPr>
+              <w:t xml:space="preserve">getRtpCapabilities</w:t>
+            </w:r>
+          </w:p>
+        </w:tc>
+        <w:tc>
+          <w:tcPr>
+            <w:tcW w:w="2892" w:type="dxa"/>
           </w:tcPr>
           <w:p>
             <w:pPr>
@@ -34327,7 +34327,7 @@
         </w:tc>
         <w:tc>
           <w:tcPr>
-            <w:tcW w:w="1504" w:type="dxa"/>
+            <w:tcW w:w="1487" w:type="dxa"/>
           </w:tcPr>
           <w:p>
             <w:pPr>
@@ -34346,7 +34346,7 @@
       <w:tr>
         <w:tc>
           <w:tcPr>
-            <w:tcW w:w="412" w:type="dxa"/>
+            <w:tcW w:w="515" w:type="dxa"/>
           </w:tcPr>
           <w:p>
             <w:pPr>
@@ -34363,7 +34363,7 @@
         </w:tc>
         <w:tc>
           <w:tcPr>
-            <w:tcW w:w="1722" w:type="dxa"/>
+            <w:tcW w:w="1703" w:type="dxa"/>
           </w:tcPr>
           <w:p>
             <w:pPr>
@@ -34380,24 +34380,24 @@
         </w:tc>
         <w:tc>
           <w:tcPr>
-            <w:tcW w:w="3360" w:type="dxa"/>
-          </w:tcPr>
-          <w:p>
-            <w:pPr>
-              <w:pStyle w:val="Compact"/>
-            </w:pPr>
-            <w:r>
-              <w:rPr>
-                <w:sz w:val="24"/>
-                <w:szCs w:val="24"/>
-              </w:rPr>
-              <w:t xml:space="preserve">Повідомлення: createTransport (send)</w:t>
-            </w:r>
-          </w:p>
-        </w:tc>
-        <w:tc>
-          <w:tcPr>
-            <w:tcW w:w="2923" w:type="dxa"/>
+            <w:tcW w:w="3324" w:type="dxa"/>
+          </w:tcPr>
+          <w:p>
+            <w:pPr>
+              <w:pStyle w:val="Compact"/>
+            </w:pPr>
+            <w:r>
+              <w:rPr>
+                <w:sz w:val="24"/>
+                <w:szCs w:val="24"/>
+              </w:rPr>
+              <w:t xml:space="preserve">createTransport (send)</w:t>
+            </w:r>
+          </w:p>
+        </w:tc>
+        <w:tc>
+          <w:tcPr>
+            <w:tcW w:w="2892" w:type="dxa"/>
           </w:tcPr>
           <w:p>
             <w:pPr>
@@ -34414,7 +34414,7 @@
         </w:tc>
         <w:tc>
           <w:tcPr>
-            <w:tcW w:w="1504" w:type="dxa"/>
+            <w:tcW w:w="1487" w:type="dxa"/>
           </w:tcPr>
           <w:p>
             <w:pPr>
@@ -34433,7 +34433,7 @@
       <w:tr>
         <w:tc>
           <w:tcPr>
-            <w:tcW w:w="412" w:type="dxa"/>
+            <w:tcW w:w="515" w:type="dxa"/>
           </w:tcPr>
           <w:p>
             <w:pPr>
@@ -34450,7 +34450,7 @@
         </w:tc>
         <w:tc>
           <w:tcPr>
-            <w:tcW w:w="1722" w:type="dxa"/>
+            <w:tcW w:w="1703" w:type="dxa"/>
           </w:tcPr>
           <w:p>
             <w:pPr>
@@ -34467,24 +34467,24 @@
         </w:tc>
         <w:tc>
           <w:tcPr>
-            <w:tcW w:w="3360" w:type="dxa"/>
-          </w:tcPr>
-          <w:p>
-            <w:pPr>
-              <w:pStyle w:val="Compact"/>
-            </w:pPr>
-            <w:r>
-              <w:rPr>
-                <w:sz w:val="24"/>
-                <w:szCs w:val="24"/>
-              </w:rPr>
-              <w:t xml:space="preserve">Повідомлення: produce з ознакою last</w:t>
-            </w:r>
-          </w:p>
-        </w:tc>
-        <w:tc>
-          <w:tcPr>
-            <w:tcW w:w="2923" w:type="dxa"/>
+            <w:tcW w:w="3324" w:type="dxa"/>
+          </w:tcPr>
+          <w:p>
+            <w:pPr>
+              <w:pStyle w:val="Compact"/>
+            </w:pPr>
+            <w:r>
+              <w:rPr>
+                <w:sz w:val="24"/>
+                <w:szCs w:val="24"/>
+              </w:rPr>
+              <w:t xml:space="preserve">produce з ознакою last</w:t>
+            </w:r>
+          </w:p>
+        </w:tc>
+        <w:tc>
+          <w:tcPr>
+            <w:tcW w:w="2892" w:type="dxa"/>
           </w:tcPr>
           <w:p>
             <w:pPr>
@@ -34501,7 +34501,7 @@
         </w:tc>
         <w:tc>
           <w:tcPr>
-            <w:tcW w:w="1504" w:type="dxa"/>
+            <w:tcW w:w="1487" w:type="dxa"/>
           </w:tcPr>
           <w:p>
             <w:pPr>
@@ -34520,7 +34520,7 @@
       <w:tr>
         <w:tc>
           <w:tcPr>
-            <w:tcW w:w="412" w:type="dxa"/>
+            <w:tcW w:w="515" w:type="dxa"/>
           </w:tcPr>
           <w:p>
             <w:pPr>
@@ -34537,7 +34537,7 @@
         </w:tc>
         <w:tc>
           <w:tcPr>
-            <w:tcW w:w="1722" w:type="dxa"/>
+            <w:tcW w:w="1703" w:type="dxa"/>
           </w:tcPr>
           <w:p>
             <w:pPr>
@@ -34554,24 +34554,24 @@
         </w:tc>
         <w:tc>
           <w:tcPr>
-            <w:tcW w:w="3360" w:type="dxa"/>
-          </w:tcPr>
-          <w:p>
-            <w:pPr>
-              <w:pStyle w:val="Compact"/>
-            </w:pPr>
-            <w:r>
-              <w:rPr>
-                <w:sz w:val="24"/>
-                <w:szCs w:val="24"/>
-              </w:rPr>
-              <w:t xml:space="preserve">Запит: POST /streams; cookie гостя</w:t>
-            </w:r>
-          </w:p>
-        </w:tc>
-        <w:tc>
-          <w:tcPr>
-            <w:tcW w:w="2923" w:type="dxa"/>
+            <w:tcW w:w="3324" w:type="dxa"/>
+          </w:tcPr>
+          <w:p>
+            <w:pPr>
+              <w:pStyle w:val="Compact"/>
+            </w:pPr>
+            <w:r>
+              <w:rPr>
+                <w:sz w:val="24"/>
+                <w:szCs w:val="24"/>
+              </w:rPr>
+              <w:t xml:space="preserve">POST /streams; cookie гостя</w:t>
+            </w:r>
+          </w:p>
+        </w:tc>
+        <w:tc>
+          <w:tcPr>
+            <w:tcW w:w="2892" w:type="dxa"/>
           </w:tcPr>
           <w:p>
             <w:pPr>
@@ -34588,7 +34588,7 @@
         </w:tc>
         <w:tc>
           <w:tcPr>
-            <w:tcW w:w="1504" w:type="dxa"/>
+            <w:tcW w:w="1487" w:type="dxa"/>
           </w:tcPr>
           <w:p>
             <w:pPr>
@@ -34607,7 +34607,7 @@
       <w:tr>
         <w:tc>
           <w:tcPr>
-            <w:tcW w:w="412" w:type="dxa"/>
+            <w:tcW w:w="515" w:type="dxa"/>
           </w:tcPr>
           <w:p>
             <w:pPr>
@@ -34624,7 +34624,7 @@
         </w:tc>
         <w:tc>
           <w:tcPr>
-            <w:tcW w:w="1722" w:type="dxa"/>
+            <w:tcW w:w="1703" w:type="dxa"/>
           </w:tcPr>
           <w:p>
             <w:pPr>
@@ -34641,24 +34641,24 @@
         </w:tc>
         <w:tc>
           <w:tcPr>
-            <w:tcW w:w="3360" w:type="dxa"/>
-          </w:tcPr>
-          <w:p>
-            <w:pPr>
-              <w:pStyle w:val="Compact"/>
-            </w:pPr>
-            <w:r>
-              <w:rPr>
-                <w:sz w:val="24"/>
-                <w:szCs w:val="24"/>
-              </w:rPr>
-              <w:t xml:space="preserve">Запит: POST /streams/:streamId/thumbnail; від власника, потім від гостя</w:t>
-            </w:r>
-          </w:p>
-        </w:tc>
-        <w:tc>
-          <w:tcPr>
-            <w:tcW w:w="2923" w:type="dxa"/>
+            <w:tcW w:w="3324" w:type="dxa"/>
+          </w:tcPr>
+          <w:p>
+            <w:pPr>
+              <w:pStyle w:val="Compact"/>
+            </w:pPr>
+            <w:r>
+              <w:rPr>
+                <w:sz w:val="24"/>
+                <w:szCs w:val="24"/>
+              </w:rPr>
+              <w:t xml:space="preserve">POST /streams/:streamId/thumbnail; від власника, потім від гостя</w:t>
+            </w:r>
+          </w:p>
+        </w:tc>
+        <w:tc>
+          <w:tcPr>
+            <w:tcW w:w="2892" w:type="dxa"/>
           </w:tcPr>
           <w:p>
             <w:pPr>
@@ -34675,7 +34675,7 @@
         </w:tc>
         <w:tc>
           <w:tcPr>
-            <w:tcW w:w="1504" w:type="dxa"/>
+            <w:tcW w:w="1487" w:type="dxa"/>
           </w:tcPr>
           <w:p>
             <w:pPr>
@@ -34694,7 +34694,7 @@
       <w:tr>
         <w:tc>
           <w:tcPr>
-            <w:tcW w:w="412" w:type="dxa"/>
+            <w:tcW w:w="515" w:type="dxa"/>
           </w:tcPr>
           <w:p>
             <w:pPr>
@@ -34711,7 +34711,7 @@
         </w:tc>
         <w:tc>
           <w:tcPr>
-            <w:tcW w:w="1722" w:type="dxa"/>
+            <w:tcW w:w="1703" w:type="dxa"/>
           </w:tcPr>
           <w:p>
             <w:pPr>
@@ -34728,24 +34728,24 @@
         </w:tc>
         <w:tc>
           <w:tcPr>
-            <w:tcW w:w="3360" w:type="dxa"/>
-          </w:tcPr>
-          <w:p>
-            <w:pPr>
-              <w:pStyle w:val="Compact"/>
-            </w:pPr>
-            <w:r>
-              <w:rPr>
-                <w:sz w:val="24"/>
-                <w:szCs w:val="24"/>
-              </w:rPr>
-              <w:t xml:space="preserve">Кроки: вибір екрана, вікна, вкладки зі звуком; браузери Chrome і Firefox</w:t>
-            </w:r>
-          </w:p>
-        </w:tc>
-        <w:tc>
-          <w:tcPr>
-            <w:tcW w:w="2923" w:type="dxa"/>
+            <w:tcW w:w="3324" w:type="dxa"/>
+          </w:tcPr>
+          <w:p>
+            <w:pPr>
+              <w:pStyle w:val="Compact"/>
+            </w:pPr>
+            <w:r>
+              <w:rPr>
+                <w:sz w:val="24"/>
+                <w:szCs w:val="24"/>
+              </w:rPr>
+              <w:t xml:space="preserve">Вибір екрана, вікна, вкладки зі звуком; браузери Chrome і Firefox</w:t>
+            </w:r>
+          </w:p>
+        </w:tc>
+        <w:tc>
+          <w:tcPr>
+            <w:tcW w:w="2892" w:type="dxa"/>
           </w:tcPr>
           <w:p>
             <w:pPr>
@@ -34762,7 +34762,7 @@
         </w:tc>
         <w:tc>
           <w:tcPr>
-            <w:tcW w:w="1504" w:type="dxa"/>
+            <w:tcW w:w="1487" w:type="dxa"/>
           </w:tcPr>
           <w:p>
             <w:pPr>
@@ -34781,7 +34781,7 @@
       <w:tr>
         <w:tc>
           <w:tcPr>
-            <w:tcW w:w="412" w:type="dxa"/>
+            <w:tcW w:w="515" w:type="dxa"/>
           </w:tcPr>
           <w:p>
             <w:pPr>
@@ -34798,7 +34798,7 @@
         </w:tc>
         <w:tc>
           <w:tcPr>
-            <w:tcW w:w="1722" w:type="dxa"/>
+            <w:tcW w:w="1703" w:type="dxa"/>
           </w:tcPr>
           <w:p>
             <w:pPr>
@@ -34815,24 +34815,24 @@
         </w:tc>
         <w:tc>
           <w:tcPr>
-            <w:tcW w:w="3360" w:type="dxa"/>
-          </w:tcPr>
-          <w:p>
-            <w:pPr>
-              <w:pStyle w:val="Compact"/>
-            </w:pPr>
-            <w:r>
-              <w:rPr>
-                <w:sz w:val="24"/>
-                <w:szCs w:val="24"/>
-              </w:rPr>
-              <w:t xml:space="preserve">Кроки: перемикання 720p30 → 1080p60</w:t>
-            </w:r>
-          </w:p>
-        </w:tc>
-        <w:tc>
-          <w:tcPr>
-            <w:tcW w:w="2923" w:type="dxa"/>
+            <w:tcW w:w="3324" w:type="dxa"/>
+          </w:tcPr>
+          <w:p>
+            <w:pPr>
+              <w:pStyle w:val="Compact"/>
+            </w:pPr>
+            <w:r>
+              <w:rPr>
+                <w:sz w:val="24"/>
+                <w:szCs w:val="24"/>
+              </w:rPr>
+              <w:t xml:space="preserve">Перемикання 720p30 → 1080p60</w:t>
+            </w:r>
+          </w:p>
+        </w:tc>
+        <w:tc>
+          <w:tcPr>
+            <w:tcW w:w="2892" w:type="dxa"/>
           </w:tcPr>
           <w:p>
             <w:pPr>
@@ -34849,7 +34849,7 @@
         </w:tc>
         <w:tc>
           <w:tcPr>
-            <w:tcW w:w="1504" w:type="dxa"/>
+            <w:tcW w:w="1487" w:type="dxa"/>
           </w:tcPr>
           <w:p>
             <w:pPr>
@@ -34868,7 +34868,7 @@
       <w:tr>
         <w:tc>
           <w:tcPr>
-            <w:tcW w:w="412" w:type="dxa"/>
+            <w:tcW w:w="515" w:type="dxa"/>
           </w:tcPr>
           <w:p>
             <w:pPr>
@@ -34885,7 +34885,7 @@
         </w:tc>
         <w:tc>
           <w:tcPr>
-            <w:tcW w:w="1722" w:type="dxa"/>
+            <w:tcW w:w="1703" w:type="dxa"/>
           </w:tcPr>
           <w:p>
             <w:pPr>
@@ -34902,24 +34902,24 @@
         </w:tc>
         <w:tc>
           <w:tcPr>
-            <w:tcW w:w="3360" w:type="dxa"/>
-          </w:tcPr>
-          <w:p>
-            <w:pPr>
-              <w:pStyle w:val="Compact"/>
-            </w:pPr>
-            <w:r>
-              <w:rPr>
-                <w:sz w:val="24"/>
-                <w:szCs w:val="24"/>
-              </w:rPr>
-              <w:t xml:space="preserve">Кроки: вимкнення та ввімкнення звуку; копіювання посилання</w:t>
-            </w:r>
-          </w:p>
-        </w:tc>
-        <w:tc>
-          <w:tcPr>
-            <w:tcW w:w="2923" w:type="dxa"/>
+            <w:tcW w:w="3324" w:type="dxa"/>
+          </w:tcPr>
+          <w:p>
+            <w:pPr>
+              <w:pStyle w:val="Compact"/>
+            </w:pPr>
+            <w:r>
+              <w:rPr>
+                <w:sz w:val="24"/>
+                <w:szCs w:val="24"/>
+              </w:rPr>
+              <w:t xml:space="preserve">Вимкнення та ввімкнення звуку; копіювання посилання</w:t>
+            </w:r>
+          </w:p>
+        </w:tc>
+        <w:tc>
+          <w:tcPr>
+            <w:tcW w:w="2892" w:type="dxa"/>
           </w:tcPr>
           <w:p>
             <w:pPr>
@@ -34936,7 +34936,7 @@
         </w:tc>
         <w:tc>
           <w:tcPr>
-            <w:tcW w:w="1504" w:type="dxa"/>
+            <w:tcW w:w="1487" w:type="dxa"/>
           </w:tcPr>
           <w:p>
             <w:pPr>
@@ -35744,7 +35744,7 @@
                 <w:sz w:val="24"/>
                 <w:szCs w:val="24"/>
               </w:rPr>
-              <w:t xml:space="preserve">Кроки: відкриття вибору джерела у Windows</w:t>
+              <w:t xml:space="preserve">Відкриття вибору джерела у Windows</w:t>
             </w:r>
           </w:p>
         </w:tc>
@@ -35831,7 +35831,7 @@
                 <w:sz w:val="24"/>
                 <w:szCs w:val="24"/>
               </w:rPr>
-              <w:t xml:space="preserve">Кроки: трансляція вікна застосунку зі звуком; застосунок без звуку</w:t>
+              <w:t xml:space="preserve">Трансляція вікна застосунку зі звуком; застосунок без звуку</w:t>
             </w:r>
           </w:p>
         </w:tc>
@@ -35918,7 +35918,7 @@
                 <w:sz w:val="24"/>
                 <w:szCs w:val="24"/>
               </w:rPr>
-              <w:t xml:space="preserve">Кроки: трансляція програми запуску гри, що відкриває вікно гри</w:t>
+              <w:t xml:space="preserve">Трансляція програми запуску гри, що відкриває вікно гри</w:t>
             </w:r>
           </w:p>
         </w:tc>
@@ -35991,11 +35991,11 @@
         <w:tblCaption w:val="Таблиця В.4 – Тестові приклади перегляду трансляції"/>
       </w:tblPr>
       <w:tblGrid>
-        <w:gridCol w:w="490"/>
-        <w:gridCol w:w="2020"/>
-        <w:gridCol w:w="3368"/>
-        <w:gridCol w:w="2087"/>
-        <w:gridCol w:w="1956"/>
+        <w:gridCol w:w="620"/>
+        <w:gridCol w:w="2013"/>
+        <w:gridCol w:w="3270"/>
+        <w:gridCol w:w="2074"/>
+        <w:gridCol w:w="1944"/>
       </w:tblGrid>
       <w:tr>
         <w:trPr>
@@ -36003,7 +36003,7 @@
         </w:trPr>
         <w:tc>
           <w:tcPr>
-            <w:tcW w:w="490" w:type="dxa"/>
+            <w:tcW w:w="620" w:type="dxa"/>
           </w:tcPr>
           <w:p>
             <w:pPr>
@@ -36021,7 +36021,7 @@
         </w:tc>
         <w:tc>
           <w:tcPr>
-            <w:tcW w:w="2020" w:type="dxa"/>
+            <w:tcW w:w="2013" w:type="dxa"/>
           </w:tcPr>
           <w:p>
             <w:pPr>
@@ -36039,7 +36039,7 @@
         </w:tc>
         <w:tc>
           <w:tcPr>
-            <w:tcW w:w="3368" w:type="dxa"/>
+            <w:tcW w:w="3270" w:type="dxa"/>
           </w:tcPr>
           <w:p>
             <w:pPr>
@@ -36057,7 +36057,7 @@
         </w:tc>
         <w:tc>
           <w:tcPr>
-            <w:tcW w:w="2087" w:type="dxa"/>
+            <w:tcW w:w="2074" w:type="dxa"/>
           </w:tcPr>
           <w:p>
             <w:pPr>
@@ -36075,7 +36075,7 @@
         </w:tc>
         <w:tc>
           <w:tcPr>
-            <w:tcW w:w="1956" w:type="dxa"/>
+            <w:tcW w:w="1944" w:type="dxa"/>
           </w:tcPr>
           <w:p>
             <w:pPr>
@@ -36095,7 +36095,7 @@
       <w:tr>
         <w:tc>
           <w:tcPr>
-            <w:tcW w:w="490" w:type="dxa"/>
+            <w:tcW w:w="620" w:type="dxa"/>
           </w:tcPr>
           <w:p>
             <w:pPr>
@@ -36112,7 +36112,7 @@
         </w:tc>
         <w:tc>
           <w:tcPr>
-            <w:tcW w:w="2020" w:type="dxa"/>
+            <w:tcW w:w="2013" w:type="dxa"/>
           </w:tcPr>
           <w:p>
             <w:pPr>
@@ -36129,24 +36129,24 @@
         </w:tc>
         <w:tc>
           <w:tcPr>
-            <w:tcW w:w="3368" w:type="dxa"/>
-          </w:tcPr>
-          <w:p>
-            <w:pPr>
-              <w:pStyle w:val="Compact"/>
-            </w:pPr>
-            <w:r>
-              <w:rPr>
-                <w:sz w:val="24"/>
-                <w:szCs w:val="24"/>
-              </w:rPr>
-              <w:t xml:space="preserve">Запит: POST /streams/search</w:t>
-            </w:r>
-          </w:p>
-        </w:tc>
-        <w:tc>
-          <w:tcPr>
-            <w:tcW w:w="2087" w:type="dxa"/>
+            <w:tcW w:w="3270" w:type="dxa"/>
+          </w:tcPr>
+          <w:p>
+            <w:pPr>
+              <w:pStyle w:val="Compact"/>
+            </w:pPr>
+            <w:r>
+              <w:rPr>
+                <w:sz w:val="24"/>
+                <w:szCs w:val="24"/>
+              </w:rPr>
+              <w:t xml:space="preserve">POST /streams/search</w:t>
+            </w:r>
+          </w:p>
+        </w:tc>
+        <w:tc>
+          <w:tcPr>
+            <w:tcW w:w="2074" w:type="dxa"/>
           </w:tcPr>
           <w:p>
             <w:pPr>
@@ -36163,7 +36163,7 @@
         </w:tc>
         <w:tc>
           <w:tcPr>
-            <w:tcW w:w="1956" w:type="dxa"/>
+            <w:tcW w:w="1944" w:type="dxa"/>
           </w:tcPr>
           <w:p>
             <w:pPr>
@@ -36182,7 +36182,7 @@
       <w:tr>
         <w:tc>
           <w:tcPr>
-            <w:tcW w:w="490" w:type="dxa"/>
+            <w:tcW w:w="620" w:type="dxa"/>
           </w:tcPr>
           <w:p>
             <w:pPr>
@@ -36199,7 +36199,7 @@
         </w:tc>
         <w:tc>
           <w:tcPr>
-            <w:tcW w:w="2020" w:type="dxa"/>
+            <w:tcW w:w="2013" w:type="dxa"/>
           </w:tcPr>
           <w:p>
             <w:pPr>
@@ -36216,24 +36216,24 @@
         </w:tc>
         <w:tc>
           <w:tcPr>
-            <w:tcW w:w="3368" w:type="dxa"/>
-          </w:tcPr>
-          <w:p>
-            <w:pPr>
-              <w:pStyle w:val="Compact"/>
-            </w:pPr>
-            <w:r>
-              <w:rPr>
-                <w:sz w:val="24"/>
-                <w:szCs w:val="24"/>
-              </w:rPr>
-              <w:t xml:space="preserve">Запит: GET /streams/:streamId приватної трансляції</w:t>
-            </w:r>
-          </w:p>
-        </w:tc>
-        <w:tc>
-          <w:tcPr>
-            <w:tcW w:w="2087" w:type="dxa"/>
+            <w:tcW w:w="3270" w:type="dxa"/>
+          </w:tcPr>
+          <w:p>
+            <w:pPr>
+              <w:pStyle w:val="Compact"/>
+            </w:pPr>
+            <w:r>
+              <w:rPr>
+                <w:sz w:val="24"/>
+                <w:szCs w:val="24"/>
+              </w:rPr>
+              <w:t xml:space="preserve">GET /streams/:streamId приватної трансляції</w:t>
+            </w:r>
+          </w:p>
+        </w:tc>
+        <w:tc>
+          <w:tcPr>
+            <w:tcW w:w="2074" w:type="dxa"/>
           </w:tcPr>
           <w:p>
             <w:pPr>
@@ -36250,7 +36250,7 @@
         </w:tc>
         <w:tc>
           <w:tcPr>
-            <w:tcW w:w="1956" w:type="dxa"/>
+            <w:tcW w:w="1944" w:type="dxa"/>
           </w:tcPr>
           <w:p>
             <w:pPr>
@@ -36269,7 +36269,7 @@
       <w:tr>
         <w:tc>
           <w:tcPr>
-            <w:tcW w:w="490" w:type="dxa"/>
+            <w:tcW w:w="620" w:type="dxa"/>
           </w:tcPr>
           <w:p>
             <w:pPr>
@@ -36286,7 +36286,7 @@
         </w:tc>
         <w:tc>
           <w:tcPr>
-            <w:tcW w:w="2020" w:type="dxa"/>
+            <w:tcW w:w="2013" w:type="dxa"/>
           </w:tcPr>
           <w:p>
             <w:pPr>
@@ -36303,24 +36303,24 @@
         </w:tc>
         <w:tc>
           <w:tcPr>
-            <w:tcW w:w="3368" w:type="dxa"/>
-          </w:tcPr>
-          <w:p>
-            <w:pPr>
-              <w:pStyle w:val="Compact"/>
-            </w:pPr>
-            <w:r>
-              <w:rPr>
-                <w:sz w:val="24"/>
-                <w:szCs w:val="24"/>
-              </w:rPr>
-              <w:t xml:space="preserve">Запит: GET /streams/:streamId з випадковим UUID</w:t>
-            </w:r>
-          </w:p>
-        </w:tc>
-        <w:tc>
-          <w:tcPr>
-            <w:tcW w:w="2087" w:type="dxa"/>
+            <w:tcW w:w="3270" w:type="dxa"/>
+          </w:tcPr>
+          <w:p>
+            <w:pPr>
+              <w:pStyle w:val="Compact"/>
+            </w:pPr>
+            <w:r>
+              <w:rPr>
+                <w:sz w:val="24"/>
+                <w:szCs w:val="24"/>
+              </w:rPr>
+              <w:t xml:space="preserve">GET /streams/:streamId з випадковим UUID</w:t>
+            </w:r>
+          </w:p>
+        </w:tc>
+        <w:tc>
+          <w:tcPr>
+            <w:tcW w:w="2074" w:type="dxa"/>
           </w:tcPr>
           <w:p>
             <w:pPr>
@@ -36337,7 +36337,7 @@
         </w:tc>
         <w:tc>
           <w:tcPr>
-            <w:tcW w:w="1956" w:type="dxa"/>
+            <w:tcW w:w="1944" w:type="dxa"/>
           </w:tcPr>
           <w:p>
             <w:pPr>
@@ -36356,7 +36356,7 @@
       <w:tr>
         <w:tc>
           <w:tcPr>
-            <w:tcW w:w="490" w:type="dxa"/>
+            <w:tcW w:w="620" w:type="dxa"/>
           </w:tcPr>
           <w:p>
             <w:pPr>
@@ -36373,7 +36373,7 @@
         </w:tc>
         <w:tc>
           <w:tcPr>
-            <w:tcW w:w="2020" w:type="dxa"/>
+            <w:tcW w:w="2013" w:type="dxa"/>
           </w:tcPr>
           <w:p>
             <w:pPr>
@@ -36390,24 +36390,24 @@
         </w:tc>
         <w:tc>
           <w:tcPr>
-            <w:tcW w:w="3368" w:type="dxa"/>
-          </w:tcPr>
-          <w:p>
-            <w:pPr>
-              <w:pStyle w:val="Compact"/>
-            </w:pPr>
-            <w:r>
-              <w:rPr>
-                <w:sz w:val="24"/>
-                <w:szCs w:val="24"/>
-              </w:rPr>
-              <w:t xml:space="preserve">Повідомлення: joinStream; cookie гостя</w:t>
-            </w:r>
-          </w:p>
-        </w:tc>
-        <w:tc>
-          <w:tcPr>
-            <w:tcW w:w="2087" w:type="dxa"/>
+            <w:tcW w:w="3270" w:type="dxa"/>
+          </w:tcPr>
+          <w:p>
+            <w:pPr>
+              <w:pStyle w:val="Compact"/>
+            </w:pPr>
+            <w:r>
+              <w:rPr>
+                <w:sz w:val="24"/>
+                <w:szCs w:val="24"/>
+              </w:rPr>
+              <w:t xml:space="preserve">joinStream; cookie гостя</w:t>
+            </w:r>
+          </w:p>
+        </w:tc>
+        <w:tc>
+          <w:tcPr>
+            <w:tcW w:w="2074" w:type="dxa"/>
           </w:tcPr>
           <w:p>
             <w:pPr>
@@ -36424,7 +36424,7 @@
         </w:tc>
         <w:tc>
           <w:tcPr>
-            <w:tcW w:w="1956" w:type="dxa"/>
+            <w:tcW w:w="1944" w:type="dxa"/>
           </w:tcPr>
           <w:p>
             <w:pPr>
@@ -36443,7 +36443,7 @@
       <w:tr>
         <w:tc>
           <w:tcPr>
-            <w:tcW w:w="490" w:type="dxa"/>
+            <w:tcW w:w="620" w:type="dxa"/>
           </w:tcPr>
           <w:p>
             <w:pPr>
@@ -36460,7 +36460,7 @@
         </w:tc>
         <w:tc>
           <w:tcPr>
-            <w:tcW w:w="2020" w:type="dxa"/>
+            <w:tcW w:w="2013" w:type="dxa"/>
           </w:tcPr>
           <w:p>
             <w:pPr>
@@ -36477,24 +36477,24 @@
         </w:tc>
         <w:tc>
           <w:tcPr>
-            <w:tcW w:w="3368" w:type="dxa"/>
-          </w:tcPr>
-          <w:p>
-            <w:pPr>
-              <w:pStyle w:val="Compact"/>
-            </w:pPr>
-            <w:r>
-              <w:rPr>
-                <w:sz w:val="24"/>
-                <w:szCs w:val="24"/>
-              </w:rPr>
-              <w:t xml:space="preserve">Повідомлення: createTransport (recv), consume</w:t>
-            </w:r>
-          </w:p>
-        </w:tc>
-        <w:tc>
-          <w:tcPr>
-            <w:tcW w:w="2087" w:type="dxa"/>
+            <w:tcW w:w="3270" w:type="dxa"/>
+          </w:tcPr>
+          <w:p>
+            <w:pPr>
+              <w:pStyle w:val="Compact"/>
+            </w:pPr>
+            <w:r>
+              <w:rPr>
+                <w:sz w:val="24"/>
+                <w:szCs w:val="24"/>
+              </w:rPr>
+              <w:t xml:space="preserve">createTransport (recv), consume</w:t>
+            </w:r>
+          </w:p>
+        </w:tc>
+        <w:tc>
+          <w:tcPr>
+            <w:tcW w:w="2074" w:type="dxa"/>
           </w:tcPr>
           <w:p>
             <w:pPr>
@@ -36511,7 +36511,7 @@
         </w:tc>
         <w:tc>
           <w:tcPr>
-            <w:tcW w:w="1956" w:type="dxa"/>
+            <w:tcW w:w="1944" w:type="dxa"/>
           </w:tcPr>
           <w:p>
             <w:pPr>
@@ -36530,7 +36530,7 @@
       <w:tr>
         <w:tc>
           <w:tcPr>
-            <w:tcW w:w="490" w:type="dxa"/>
+            <w:tcW w:w="620" w:type="dxa"/>
           </w:tcPr>
           <w:p>
             <w:pPr>
@@ -36547,7 +36547,7 @@
         </w:tc>
         <w:tc>
           <w:tcPr>
-            <w:tcW w:w="2020" w:type="dxa"/>
+            <w:tcW w:w="2013" w:type="dxa"/>
           </w:tcPr>
           <w:p>
             <w:pPr>
@@ -36564,24 +36564,24 @@
         </w:tc>
         <w:tc>
           <w:tcPr>
-            <w:tcW w:w="3368" w:type="dxa"/>
-          </w:tcPr>
-          <w:p>
-            <w:pPr>
-              <w:pStyle w:val="Compact"/>
-            </w:pPr>
-            <w:r>
-              <w:rPr>
-                <w:sz w:val="24"/>
-                <w:szCs w:val="24"/>
-              </w:rPr>
-              <w:t xml:space="preserve">Кроки: відкриття посилання в іншому браузері; гучність, «картинка в картинці», повний екран</w:t>
-            </w:r>
-          </w:p>
-        </w:tc>
-        <w:tc>
-          <w:tcPr>
-            <w:tcW w:w="2087" w:type="dxa"/>
+            <w:tcW w:w="3270" w:type="dxa"/>
+          </w:tcPr>
+          <w:p>
+            <w:pPr>
+              <w:pStyle w:val="Compact"/>
+            </w:pPr>
+            <w:r>
+              <w:rPr>
+                <w:sz w:val="24"/>
+                <w:szCs w:val="24"/>
+              </w:rPr>
+              <w:t xml:space="preserve">Відкриття посилання в іншому браузері; гучність, «картинка в картинці», повний екран</w:t>
+            </w:r>
+          </w:p>
+        </w:tc>
+        <w:tc>
+          <w:tcPr>
+            <w:tcW w:w="2074" w:type="dxa"/>
           </w:tcPr>
           <w:p>
             <w:pPr>
@@ -36598,7 +36598,7 @@
         </w:tc>
         <w:tc>
           <w:tcPr>
-            <w:tcW w:w="1956" w:type="dxa"/>
+            <w:tcW w:w="1944" w:type="dxa"/>
           </w:tcPr>
           <w:p>
             <w:pPr>
@@ -36617,7 +36617,7 @@
       <w:tr>
         <w:tc>
           <w:tcPr>
-            <w:tcW w:w="490" w:type="dxa"/>
+            <w:tcW w:w="620" w:type="dxa"/>
           </w:tcPr>
           <w:p>
             <w:pPr>
@@ -36634,7 +36634,7 @@
         </w:tc>
         <w:tc>
           <w:tcPr>
-            <w:tcW w:w="2020" w:type="dxa"/>
+            <w:tcW w:w="2013" w:type="dxa"/>
           </w:tcPr>
           <w:p>
             <w:pPr>
@@ -36651,7 +36651,7 @@
         </w:tc>
         <w:tc>
           <w:tcPr>
-            <w:tcW w:w="3368" w:type="dxa"/>
+            <w:tcW w:w="3270" w:type="dxa"/>
           </w:tcPr>
           <w:p>
             <w:pPr>
@@ -36668,7 +36668,7 @@
         </w:tc>
         <w:tc>
           <w:tcPr>
-            <w:tcW w:w="2087" w:type="dxa"/>
+            <w:tcW w:w="2074" w:type="dxa"/>
           </w:tcPr>
           <w:p>
             <w:pPr>
@@ -36685,7 +36685,7 @@
         </w:tc>
         <w:tc>
           <w:tcPr>
-            <w:tcW w:w="1956" w:type="dxa"/>
+            <w:tcW w:w="1944" w:type="dxa"/>
           </w:tcPr>
           <w:p>
             <w:pPr>
@@ -36735,11 +36735,11 @@
         <w:tblCaption w:val="Таблиця В.5 – Тестові приклади завершення та відновлення трансляції"/>
       </w:tblPr>
       <w:tblGrid>
-        <w:gridCol w:w="490"/>
-        <w:gridCol w:w="1737"/>
-        <w:gridCol w:w="2640"/>
-        <w:gridCol w:w="3011"/>
-        <w:gridCol w:w="2043"/>
+        <w:gridCol w:w="620"/>
+        <w:gridCol w:w="1727"/>
+        <w:gridCol w:w="2577"/>
+        <w:gridCol w:w="2987"/>
+        <w:gridCol w:w="2010"/>
       </w:tblGrid>
       <w:tr>
         <w:trPr>
@@ -36747,7 +36747,7 @@
         </w:trPr>
         <w:tc>
           <w:tcPr>
-            <w:tcW w:w="490" w:type="dxa"/>
+            <w:tcW w:w="620" w:type="dxa"/>
           </w:tcPr>
           <w:p>
             <w:pPr>
@@ -36765,7 +36765,7 @@
         </w:tc>
         <w:tc>
           <w:tcPr>
-            <w:tcW w:w="1737" w:type="dxa"/>
+            <w:tcW w:w="1727" w:type="dxa"/>
           </w:tcPr>
           <w:p>
             <w:pPr>
@@ -36783,7 +36783,7 @@
         </w:tc>
         <w:tc>
           <w:tcPr>
-            <w:tcW w:w="2640" w:type="dxa"/>
+            <w:tcW w:w="2577" w:type="dxa"/>
           </w:tcPr>
           <w:p>
             <w:pPr>
@@ -36801,7 +36801,7 @@
         </w:tc>
         <w:tc>
           <w:tcPr>
-            <w:tcW w:w="3011" w:type="dxa"/>
+            <w:tcW w:w="2987" w:type="dxa"/>
           </w:tcPr>
           <w:p>
             <w:pPr>
@@ -36819,7 +36819,7 @@
         </w:tc>
         <w:tc>
           <w:tcPr>
-            <w:tcW w:w="2043" w:type="dxa"/>
+            <w:tcW w:w="2010" w:type="dxa"/>
           </w:tcPr>
           <w:p>
             <w:pPr>
@@ -36839,7 +36839,7 @@
       <w:tr>
         <w:tc>
           <w:tcPr>
-            <w:tcW w:w="490" w:type="dxa"/>
+            <w:tcW w:w="620" w:type="dxa"/>
           </w:tcPr>
           <w:p>
             <w:pPr>
@@ -36856,7 +36856,7 @@
         </w:tc>
         <w:tc>
           <w:tcPr>
-            <w:tcW w:w="1737" w:type="dxa"/>
+            <w:tcW w:w="1727" w:type="dxa"/>
           </w:tcPr>
           <w:p>
             <w:pPr>
@@ -36873,7 +36873,7 @@
         </w:tc>
         <w:tc>
           <w:tcPr>
-            <w:tcW w:w="2640" w:type="dxa"/>
+            <w:tcW w:w="2577" w:type="dxa"/>
           </w:tcPr>
           <w:p>
             <w:pPr>
@@ -36890,7 +36890,7 @@
         </w:tc>
         <w:tc>
           <w:tcPr>
-            <w:tcW w:w="3011" w:type="dxa"/>
+            <w:tcW w:w="2987" w:type="dxa"/>
           </w:tcPr>
           <w:p>
             <w:pPr>
@@ -36907,7 +36907,7 @@
         </w:tc>
         <w:tc>
           <w:tcPr>
-            <w:tcW w:w="2043" w:type="dxa"/>
+            <w:tcW w:w="2010" w:type="dxa"/>
           </w:tcPr>
           <w:p>
             <w:pPr>
@@ -36926,7 +36926,7 @@
       <w:tr>
         <w:tc>
           <w:tcPr>
-            <w:tcW w:w="490" w:type="dxa"/>
+            <w:tcW w:w="620" w:type="dxa"/>
           </w:tcPr>
           <w:p>
             <w:pPr>
@@ -36943,7 +36943,7 @@
         </w:tc>
         <w:tc>
           <w:tcPr>
-            <w:tcW w:w="1737" w:type="dxa"/>
+            <w:tcW w:w="1727" w:type="dxa"/>
           </w:tcPr>
           <w:p>
             <w:pPr>
@@ -36960,7 +36960,7 @@
         </w:tc>
         <w:tc>
           <w:tcPr>
-            <w:tcW w:w="2640" w:type="dxa"/>
+            <w:tcW w:w="2577" w:type="dxa"/>
           </w:tcPr>
           <w:p>
             <w:pPr>
@@ -36977,7 +36977,7 @@
         </w:tc>
         <w:tc>
           <w:tcPr>
-            <w:tcW w:w="3011" w:type="dxa"/>
+            <w:tcW w:w="2987" w:type="dxa"/>
           </w:tcPr>
           <w:p>
             <w:pPr>
@@ -36994,7 +36994,7 @@
         </w:tc>
         <w:tc>
           <w:tcPr>
-            <w:tcW w:w="2043" w:type="dxa"/>
+            <w:tcW w:w="2010" w:type="dxa"/>
           </w:tcPr>
           <w:p>
             <w:pPr>
@@ -37013,7 +37013,7 @@
       <w:tr>
         <w:tc>
           <w:tcPr>
-            <w:tcW w:w="490" w:type="dxa"/>
+            <w:tcW w:w="620" w:type="dxa"/>
           </w:tcPr>
           <w:p>
             <w:pPr>
@@ -37030,7 +37030,7 @@
         </w:tc>
         <w:tc>
           <w:tcPr>
-            <w:tcW w:w="1737" w:type="dxa"/>
+            <w:tcW w:w="1727" w:type="dxa"/>
           </w:tcPr>
           <w:p>
             <w:pPr>
@@ -37047,24 +37047,24 @@
         </w:tc>
         <w:tc>
           <w:tcPr>
-            <w:tcW w:w="2640" w:type="dxa"/>
-          </w:tcPr>
-          <w:p>
-            <w:pPr>
-              <w:pStyle w:val="Compact"/>
-            </w:pPr>
-            <w:r>
-              <w:rPr>
-                <w:sz w:val="24"/>
-                <w:szCs w:val="24"/>
-              </w:rPr>
-              <w:t xml:space="preserve">Повідомлення: endStream</w:t>
-            </w:r>
-          </w:p>
-        </w:tc>
-        <w:tc>
-          <w:tcPr>
-            <w:tcW w:w="3011" w:type="dxa"/>
+            <w:tcW w:w="2577" w:type="dxa"/>
+          </w:tcPr>
+          <w:p>
+            <w:pPr>
+              <w:pStyle w:val="Compact"/>
+            </w:pPr>
+            <w:r>
+              <w:rPr>
+                <w:sz w:val="24"/>
+                <w:szCs w:val="24"/>
+              </w:rPr>
+              <w:t xml:space="preserve">endStream</w:t>
+            </w:r>
+          </w:p>
+        </w:tc>
+        <w:tc>
+          <w:tcPr>
+            <w:tcW w:w="2987" w:type="dxa"/>
           </w:tcPr>
           <w:p>
             <w:pPr>
@@ -37081,7 +37081,7 @@
         </w:tc>
         <w:tc>
           <w:tcPr>
-            <w:tcW w:w="2043" w:type="dxa"/>
+            <w:tcW w:w="2010" w:type="dxa"/>
           </w:tcPr>
           <w:p>
             <w:pPr>
@@ -37100,7 +37100,7 @@
       <w:tr>
         <w:tc>
           <w:tcPr>
-            <w:tcW w:w="490" w:type="dxa"/>
+            <w:tcW w:w="620" w:type="dxa"/>
           </w:tcPr>
           <w:p>
             <w:pPr>
@@ -37117,7 +37117,7 @@
         </w:tc>
         <w:tc>
           <w:tcPr>
-            <w:tcW w:w="1737" w:type="dxa"/>
+            <w:tcW w:w="1727" w:type="dxa"/>
           </w:tcPr>
           <w:p>
             <w:pPr>
@@ -37134,24 +37134,24 @@
         </w:tc>
         <w:tc>
           <w:tcPr>
-            <w:tcW w:w="2640" w:type="dxa"/>
-          </w:tcPr>
-          <w:p>
-            <w:pPr>
-              <w:pStyle w:val="Compact"/>
-            </w:pPr>
-            <w:r>
-              <w:rPr>
-                <w:sz w:val="24"/>
-                <w:szCs w:val="24"/>
-              </w:rPr>
-              <w:t xml:space="preserve">Гість відкриває сокет трансляції іншого користувача; повідомлення: endStream</w:t>
-            </w:r>
-          </w:p>
-        </w:tc>
-        <w:tc>
-          <w:tcPr>
-            <w:tcW w:w="3011" w:type="dxa"/>
+            <w:tcW w:w="2577" w:type="dxa"/>
+          </w:tcPr>
+          <w:p>
+            <w:pPr>
+              <w:pStyle w:val="Compact"/>
+            </w:pPr>
+            <w:r>
+              <w:rPr>
+                <w:sz w:val="24"/>
+                <w:szCs w:val="24"/>
+              </w:rPr>
+              <w:t xml:space="preserve">Гість відкриває сокет трансляції іншого користувача і надсилає endStream</w:t>
+            </w:r>
+          </w:p>
+        </w:tc>
+        <w:tc>
+          <w:tcPr>
+            <w:tcW w:w="2987" w:type="dxa"/>
           </w:tcPr>
           <w:p>
             <w:pPr>
@@ -37168,7 +37168,7 @@
         </w:tc>
         <w:tc>
           <w:tcPr>
-            <w:tcW w:w="2043" w:type="dxa"/>
+            <w:tcW w:w="2010" w:type="dxa"/>
           </w:tcPr>
           <w:p>
             <w:pPr>
@@ -37187,7 +37187,7 @@
       <w:tr>
         <w:tc>
           <w:tcPr>
-            <w:tcW w:w="490" w:type="dxa"/>
+            <w:tcW w:w="620" w:type="dxa"/>
           </w:tcPr>
           <w:p>
             <w:pPr>
@@ -37204,7 +37204,7 @@
         </w:tc>
         <w:tc>
           <w:tcPr>
-            <w:tcW w:w="1737" w:type="dxa"/>
+            <w:tcW w:w="1727" w:type="dxa"/>
           </w:tcPr>
           <w:p>
             <w:pPr>
@@ -37221,24 +37221,24 @@
         </w:tc>
         <w:tc>
           <w:tcPr>
-            <w:tcW w:w="2640" w:type="dxa"/>
-          </w:tcPr>
-          <w:p>
-            <w:pPr>
-              <w:pStyle w:val="Compact"/>
-            </w:pPr>
-            <w:r>
-              <w:rPr>
-                <w:sz w:val="24"/>
-                <w:szCs w:val="24"/>
-              </w:rPr>
-              <w:t xml:space="preserve">Кроки: перезавантаження сторінки стрімера протягом 30 с</w:t>
-            </w:r>
-          </w:p>
-        </w:tc>
-        <w:tc>
-          <w:tcPr>
-            <w:tcW w:w="3011" w:type="dxa"/>
+            <w:tcW w:w="2577" w:type="dxa"/>
+          </w:tcPr>
+          <w:p>
+            <w:pPr>
+              <w:pStyle w:val="Compact"/>
+            </w:pPr>
+            <w:r>
+              <w:rPr>
+                <w:sz w:val="24"/>
+                <w:szCs w:val="24"/>
+              </w:rPr>
+              <w:t xml:space="preserve">Перезавантаження сторінки стрімера протягом 30 с</w:t>
+            </w:r>
+          </w:p>
+        </w:tc>
+        <w:tc>
+          <w:tcPr>
+            <w:tcW w:w="2987" w:type="dxa"/>
           </w:tcPr>
           <w:p>
             <w:pPr>
@@ -37255,7 +37255,7 @@
         </w:tc>
         <w:tc>
           <w:tcPr>
-            <w:tcW w:w="2043" w:type="dxa"/>
+            <w:tcW w:w="2010" w:type="dxa"/>
           </w:tcPr>
           <w:p>
             <w:pPr>

--- a/thesis/final/thesis.docx
+++ b/thesis/final/thesis.docx
@@ -1493,7 +1493,7 @@
         <w:spacing w:before="480"/>
       </w:pPr>
       <w:r>
-        <w:t xml:space="preserve">Потокова передача передбачає доставлення аудіо- та відеоданих отримувачу в міру їх надходження, коли відтворення починається до завершення передавання. Розрізняють передачу за запитом, за якої матеріал існує заздалегідь, і пряму трансляцію, за якої контент формується в момент передавання. Для прямої трансляції визначальною є затримка доставки – проміжок часу між подією на стороні джерела та її відтворенням у глядача, від якого залежить можливість взаємодії в реальному часі. Затримка визначається насамперед технологією доставки (табл. 1.1).</w:t>
+        <w:t xml:space="preserve">Потокова передача передбачає доставлення аудіо- та відеоданих отримувачу в міру їх надходження, а пряма трансляція – передачу контенту, що формується в момент передавання. Для прямої трансляції визначальною є затримка доставки – проміжок часу між подією на стороні джерела та її відтворенням у глядача, від якого залежить можливість взаємодії в реальному часі. Затримка визначається насамперед технологією доставки.</w:t>
       </w:r>
     </w:p>
     <w:p>
@@ -1501,7 +1501,7 @@
         <w:pStyle w:val="BodyText"/>
       </w:pPr>
       <w:r>
-        <w:t xml:space="preserve">Протокол HTTP Live Streaming (HLS) передає потік через HTTP як список відтворення з послідовних медіасегментів, і вже сама модель доставки закладає затримку в секунди [1, 11]; розширення Low-Latency HLS знижує її до рівня телевізійного мовлення [12], а YouTube у режимах низької та наднизької затримки обіцяє менше 10 с і менше 5 с відповідно [2]. Протокол RTMP поверх TCP нині слугує переважно для приймання потоку від кодувальника платформою [13], як-от на Twitch з OBS Studio [14]. Технологія WebRTC, натомість, призначена для двобічного обміну медіаданими в реальному часі безпосередньо з браузера [7].</w:t>
+        <w:t xml:space="preserve">Протокол HTTP Live Streaming (HLS) передає потік через HTTP як список відтворення з послідовних медіасегментів, і вже сама модель доставки закладає затримку в секунди [1, 11]; розширення Low-Latency HLS знижує її до рівня телевізійного мовлення [12], а YouTube у режимах низької та наднизької затримки обіцяє менше 10 с і менше 5 с відповідно [2]. Протокол RTMP поверх TCP слугує переважно для приймання потоку від кодувальника платформою, а WebRTC призначена для двобічного обміну медіаданими в реальному часі безпосередньо з браузера (табл. 1.1).</w:t>
       </w:r>
     </w:p>
     <w:bookmarkStart w:id="13" w:name="tbl:delivery"/>
@@ -1531,10 +1531,10 @@
         <w:tblCaption w:val="Таблиця 1.1 – Технології доставки медіапотоків"/>
       </w:tblPr>
       <w:tblGrid>
-        <w:gridCol w:w="1903"/>
-        <w:gridCol w:w="1948"/>
-        <w:gridCol w:w="3273"/>
-        <w:gridCol w:w="2797"/>
+        <w:gridCol w:w="1987"/>
+        <w:gridCol w:w="2253"/>
+        <w:gridCol w:w="3308"/>
+        <w:gridCol w:w="2373"/>
       </w:tblGrid>
       <w:tr>
         <w:trPr>
@@ -1542,7 +1542,7 @@
         </w:trPr>
         <w:tc>
           <w:tcPr>
-            <w:tcW w:w="1903" w:type="dxa"/>
+            <w:tcW w:w="1987" w:type="dxa"/>
           </w:tcPr>
           <w:p>
             <w:pPr>
@@ -1556,7 +1556,7 @@
         </w:tc>
         <w:tc>
           <w:tcPr>
-            <w:tcW w:w="1948" w:type="dxa"/>
+            <w:tcW w:w="2253" w:type="dxa"/>
           </w:tcPr>
           <w:p>
             <w:pPr>
@@ -1570,7 +1570,7 @@
         </w:tc>
         <w:tc>
           <w:tcPr>
-            <w:tcW w:w="3273" w:type="dxa"/>
+            <w:tcW w:w="3308" w:type="dxa"/>
           </w:tcPr>
           <w:p>
             <w:pPr>
@@ -1584,7 +1584,7 @@
         </w:tc>
         <w:tc>
           <w:tcPr>
-            <w:tcW w:w="2797" w:type="dxa"/>
+            <w:tcW w:w="2373" w:type="dxa"/>
           </w:tcPr>
           <w:p>
             <w:pPr>
@@ -1600,7 +1600,7 @@
       <w:tr>
         <w:tc>
           <w:tcPr>
-            <w:tcW w:w="1903" w:type="dxa"/>
+            <w:tcW w:w="1987" w:type="dxa"/>
           </w:tcPr>
           <w:p>
             <w:pPr>
@@ -1613,7 +1613,7 @@
         </w:tc>
         <w:tc>
           <w:tcPr>
-            <w:tcW w:w="1948" w:type="dxa"/>
+            <w:tcW w:w="2253" w:type="dxa"/>
           </w:tcPr>
           <w:p>
             <w:pPr>
@@ -1626,7 +1626,7 @@
         </w:tc>
         <w:tc>
           <w:tcPr>
-            <w:tcW w:w="3273" w:type="dxa"/>
+            <w:tcW w:w="3308" w:type="dxa"/>
           </w:tcPr>
           <w:p>
             <w:pPr>
@@ -1639,7 +1639,7 @@
         </w:tc>
         <w:tc>
           <w:tcPr>
-            <w:tcW w:w="2797" w:type="dxa"/>
+            <w:tcW w:w="2373" w:type="dxa"/>
           </w:tcPr>
           <w:p>
             <w:pPr>
@@ -1654,7 +1654,7 @@
       <w:tr>
         <w:tc>
           <w:tcPr>
-            <w:tcW w:w="1903" w:type="dxa"/>
+            <w:tcW w:w="1987" w:type="dxa"/>
           </w:tcPr>
           <w:p>
             <w:pPr>
@@ -1667,7 +1667,7 @@
         </w:tc>
         <w:tc>
           <w:tcPr>
-            <w:tcW w:w="1948" w:type="dxa"/>
+            <w:tcW w:w="2253" w:type="dxa"/>
           </w:tcPr>
           <w:p>
             <w:pPr>
@@ -1680,7 +1680,7 @@
         </w:tc>
         <w:tc>
           <w:tcPr>
-            <w:tcW w:w="3273" w:type="dxa"/>
+            <w:tcW w:w="3308" w:type="dxa"/>
           </w:tcPr>
           <w:p>
             <w:pPr>
@@ -1693,7 +1693,7 @@
         </w:tc>
         <w:tc>
           <w:tcPr>
-            <w:tcW w:w="2797" w:type="dxa"/>
+            <w:tcW w:w="2373" w:type="dxa"/>
           </w:tcPr>
           <w:p>
             <w:pPr>
@@ -1708,7 +1708,7 @@
       <w:tr>
         <w:tc>
           <w:tcPr>
-            <w:tcW w:w="1903" w:type="dxa"/>
+            <w:tcW w:w="1987" w:type="dxa"/>
           </w:tcPr>
           <w:p>
             <w:pPr>
@@ -1721,7 +1721,7 @@
         </w:tc>
         <w:tc>
           <w:tcPr>
-            <w:tcW w:w="1948" w:type="dxa"/>
+            <w:tcW w:w="2253" w:type="dxa"/>
           </w:tcPr>
           <w:p>
             <w:pPr>
@@ -1734,7 +1734,7 @@
         </w:tc>
         <w:tc>
           <w:tcPr>
-            <w:tcW w:w="3273" w:type="dxa"/>
+            <w:tcW w:w="3308" w:type="dxa"/>
           </w:tcPr>
           <w:p>
             <w:pPr>
@@ -1747,7 +1747,7 @@
         </w:tc>
         <w:tc>
           <w:tcPr>
-            <w:tcW w:w="2797" w:type="dxa"/>
+            <w:tcW w:w="2373" w:type="dxa"/>
           </w:tcPr>
           <w:p>
             <w:pPr>
@@ -1762,7 +1762,7 @@
       <w:tr>
         <w:tc>
           <w:tcPr>
-            <w:tcW w:w="1903" w:type="dxa"/>
+            <w:tcW w:w="1987" w:type="dxa"/>
           </w:tcPr>
           <w:p>
             <w:pPr>
@@ -1775,7 +1775,7 @@
         </w:tc>
         <w:tc>
           <w:tcPr>
-            <w:tcW w:w="1948" w:type="dxa"/>
+            <w:tcW w:w="2253" w:type="dxa"/>
           </w:tcPr>
           <w:p>
             <w:pPr>
@@ -1788,7 +1788,7 @@
         </w:tc>
         <w:tc>
           <w:tcPr>
-            <w:tcW w:w="3273" w:type="dxa"/>
+            <w:tcW w:w="3308" w:type="dxa"/>
           </w:tcPr>
           <w:p>
             <w:pPr>
@@ -1801,7 +1801,7 @@
         </w:tc>
         <w:tc>
           <w:tcPr>
-            <w:tcW w:w="2797" w:type="dxa"/>
+            <w:tcW w:w="2373" w:type="dxa"/>
           </w:tcPr>
           <w:p>
             <w:pPr>
@@ -1919,7 +1919,7 @@
         <w:pStyle w:val="BodyText"/>
       </w:pPr>
       <w:r>
-        <w:t xml:space="preserve">Останнім розглянемо захоплення вмісту екрана, від якого залежить, що саме побачить глядач. У браузері його виконує метод getDisplayMedia специфікації Screen Capture, яка визначає три типи поверхонь: монітор, вікно окремого застосунку та вкладку браузера [5]. Специфікація вимагає, щоб користувач щоразу сам обирав поверхню з усіх доступних, і забороняє застосунку обмежувати цей вибір; джерела захоплення не перелічуються сторінці, оскільки це розкрило б забагато інформації про систему [5]. Виклик можливий лише у відповідь на дію користувача, а дозвіл не зберігається [20]. Звук необов’язковий: браузер може не повернути аудіодоріжку, а параметри systemAudio і windowAudio є лише підказками [5, 20]. Chrome пропонує звук вкладки, а системний звук, за поясненням розробників Chrome, містить і сторонні джерела, зокрема голоси учасників відеоконференції [21].</w:t>
+        <w:t xml:space="preserve">Останнім розглянемо захоплення вмісту екрана, від якого залежить, що саме побачить глядач. У браузері його виконує метод getDisplayMedia специфікації Screen Capture, яка визначає три типи поверхонь: монітор, вікно окремого застосунку та вкладку браузера [5]. Специфікація вимагає, щоб користувач щоразу сам обирав поверхню з усіх доступних, і забороняє застосунку обмежувати цей вибір; джерела захоплення не перелічуються сторінці, оскільки це розкрило б забагато інформації про систему [5]. Виклик можливий лише у відповідь на дію користувача, а дозвіл не зберігається [20]. Звук необов’язковий, а параметри systemAudio і windowAudio є лише підказками [5, 20]; Chrome пропонує звук вкладки або системний звук, що містить і сторонні джерела, зокрема голоси учасників відеоконференції [21].</w:t>
       </w:r>
     </w:p>
     <w:p>
@@ -1927,7 +1927,7 @@
         <w:pStyle w:val="BodyText"/>
       </w:pPr>
       <w:r>
-        <w:t xml:space="preserve">Отже, вебсторінка не може програмно обрати потрібне вікно, гарантовано отримати звук лише цього застосунку чи самостійно перейти до його нового, наприклад дочірнього, вікна, адже кожна нова поверхня потребує нового вибору користувачем.</w:t>
+        <w:t xml:space="preserve">Отже, вебсторінка не може програмно обрати потрібне вікно, отримати звук лише цього застосунку чи перейти до його нового вікна. Ці обмеження долаються в настільному застосунку. Модуль desktopCapturer платформи Electron перелічує джерела типів «екран» і «вікно», а метод setDisplayMediaRequestHandler дозволяє самостійно відповісти на запит захоплення сторінки обраним джерелом [22]. Його аудіорежим loopback захоплює лише весь системний звук і підтримується тільки у Windows [23]. Звук окремого процесу дають системні інтерфейси WASAPI Process Loopback (Windows 10 2004+), ScreenCaptureKit (macOS 13+) і PipeWire (Linux), які об’єднує нативна бібліотека electron-native-screenshare; вона також визначає ідентифікатор процесу за дескриптором вікна [6].</w:t>
       </w:r>
     </w:p>
     <w:p>
@@ -1935,15 +1935,7 @@
         <w:pStyle w:val="BodyText"/>
       </w:pPr>
       <w:r>
-        <w:t xml:space="preserve">Ці обмеження долаються в настільному застосунку. Модуль desktopCapturer платформи Electron перелічує джерела типів «екран» і «вікно», а метод setDisplayMediaRequestHandler дозволяє самостійно відповісти на запит захоплення сторінки обраним джерелом [22]. Його аудіорежим loopback захоплює лише весь системний звук і підтримується тільки у Windows [23]. Звук окремого процесу дають системні інтерфейси WASAPI Process Loopback (Windows 10 2004+), ScreenCaptureKit (macOS 13+) і PipeWire (Linux), які об’єднує нативна бібліотека electron-native-screenshare; вона також визначає ідентифікатор процесу за дескриптором вікна [6].</w:t>
-      </w:r>
-    </w:p>
-    <w:p>
-      <w:pPr>
-        <w:pStyle w:val="BodyText"/>
-      </w:pPr>
-      <w:r>
-        <w:t xml:space="preserve">Настільний застосунок stream-share використовує саме цей підхід: обране вікно передається вебсторінці, звук процесу-власника вікна захоплюється в окремому службовому процесі, а модуль слідування за вікнами перемикає джерело на нові вікна тієї самої родини процесів і повертається до початкового вікна після їх закриття (підрозділ 4.2).</w:t>
+        <w:t xml:space="preserve">Настільний застосунок stream-share використовує саме цей підхід (підрозділ 4.2).</w:t>
       </w:r>
     </w:p>
     <w:bookmarkEnd w:id="18"/>
@@ -2032,12 +2024,12 @@
         <w:tblCaption w:val="Таблиця 1.2 – Порівняння наявних програмних рішень"/>
       </w:tblPr>
       <w:tblGrid>
-        <w:gridCol w:w="3354"/>
+        <w:gridCol w:w="3274"/>
         <w:gridCol w:w="1790"/>
         <w:gridCol w:w="1444"/>
-        <w:gridCol w:w="1407"/>
-        <w:gridCol w:w="1177"/>
-        <w:gridCol w:w="749"/>
+        <w:gridCol w:w="1420"/>
+        <w:gridCol w:w="1198"/>
+        <w:gridCol w:w="795"/>
       </w:tblGrid>
       <w:tr>
         <w:trPr>
@@ -2045,7 +2037,7 @@
         </w:trPr>
         <w:tc>
           <w:tcPr>
-            <w:tcW w:w="3354" w:type="dxa"/>
+            <w:tcW w:w="3274" w:type="dxa"/>
           </w:tcPr>
           <w:p>
             <w:pPr>
@@ -2099,7 +2091,7 @@
         </w:tc>
         <w:tc>
           <w:tcPr>
-            <w:tcW w:w="1407" w:type="dxa"/>
+            <w:tcW w:w="1420" w:type="dxa"/>
           </w:tcPr>
           <w:p>
             <w:pPr>
@@ -2117,7 +2109,7 @@
         </w:tc>
         <w:tc>
           <w:tcPr>
-            <w:tcW w:w="1177" w:type="dxa"/>
+            <w:tcW w:w="1198" w:type="dxa"/>
           </w:tcPr>
           <w:p>
             <w:pPr>
@@ -2135,7 +2127,7 @@
         </w:tc>
         <w:tc>
           <w:tcPr>
-            <w:tcW w:w="749" w:type="dxa"/>
+            <w:tcW w:w="795" w:type="dxa"/>
           </w:tcPr>
           <w:p>
             <w:pPr>
@@ -2155,7 +2147,7 @@
       <w:tr>
         <w:tc>
           <w:tcPr>
-            <w:tcW w:w="3354" w:type="dxa"/>
+            <w:tcW w:w="3274" w:type="dxa"/>
           </w:tcPr>
           <w:p>
             <w:pPr>
@@ -2208,7 +2200,7 @@
         </w:tc>
         <w:tc>
           <w:tcPr>
-            <w:tcW w:w="1407" w:type="dxa"/>
+            <w:tcW w:w="1420" w:type="dxa"/>
           </w:tcPr>
           <w:p>
             <w:pPr>
@@ -2226,7 +2218,7 @@
         </w:tc>
         <w:tc>
           <w:tcPr>
-            <w:tcW w:w="1177" w:type="dxa"/>
+            <w:tcW w:w="1198" w:type="dxa"/>
           </w:tcPr>
           <w:p>
             <w:pPr>
@@ -2244,7 +2236,7 @@
         </w:tc>
         <w:tc>
           <w:tcPr>
-            <w:tcW w:w="749" w:type="dxa"/>
+            <w:tcW w:w="795" w:type="dxa"/>
           </w:tcPr>
           <w:p>
             <w:pPr>
@@ -2264,7 +2256,7 @@
       <w:tr>
         <w:tc>
           <w:tcPr>
-            <w:tcW w:w="3354" w:type="dxa"/>
+            <w:tcW w:w="3274" w:type="dxa"/>
           </w:tcPr>
           <w:p>
             <w:pPr>
@@ -2317,7 +2309,7 @@
         </w:tc>
         <w:tc>
           <w:tcPr>
-            <w:tcW w:w="1407" w:type="dxa"/>
+            <w:tcW w:w="1420" w:type="dxa"/>
           </w:tcPr>
           <w:p>
             <w:pPr>
@@ -2335,7 +2327,7 @@
         </w:tc>
         <w:tc>
           <w:tcPr>
-            <w:tcW w:w="1177" w:type="dxa"/>
+            <w:tcW w:w="1198" w:type="dxa"/>
           </w:tcPr>
           <w:p>
             <w:pPr>
@@ -2353,7 +2345,7 @@
         </w:tc>
         <w:tc>
           <w:tcPr>
-            <w:tcW w:w="749" w:type="dxa"/>
+            <w:tcW w:w="795" w:type="dxa"/>
           </w:tcPr>
           <w:p>
             <w:pPr>
@@ -2373,7 +2365,7 @@
       <w:tr>
         <w:tc>
           <w:tcPr>
-            <w:tcW w:w="3354" w:type="dxa"/>
+            <w:tcW w:w="3274" w:type="dxa"/>
           </w:tcPr>
           <w:p>
             <w:pPr>
@@ -2426,7 +2418,7 @@
         </w:tc>
         <w:tc>
           <w:tcPr>
-            <w:tcW w:w="1407" w:type="dxa"/>
+            <w:tcW w:w="1420" w:type="dxa"/>
           </w:tcPr>
           <w:p>
             <w:pPr>
@@ -2444,7 +2436,7 @@
         </w:tc>
         <w:tc>
           <w:tcPr>
-            <w:tcW w:w="1177" w:type="dxa"/>
+            <w:tcW w:w="1198" w:type="dxa"/>
           </w:tcPr>
           <w:p>
             <w:pPr>
@@ -2462,7 +2454,7 @@
         </w:tc>
         <w:tc>
           <w:tcPr>
-            <w:tcW w:w="749" w:type="dxa"/>
+            <w:tcW w:w="795" w:type="dxa"/>
           </w:tcPr>
           <w:p>
             <w:pPr>
@@ -2482,7 +2474,7 @@
       <w:tr>
         <w:tc>
           <w:tcPr>
-            <w:tcW w:w="3354" w:type="dxa"/>
+            <w:tcW w:w="3274" w:type="dxa"/>
           </w:tcPr>
           <w:p>
             <w:pPr>
@@ -2535,7 +2527,7 @@
         </w:tc>
         <w:tc>
           <w:tcPr>
-            <w:tcW w:w="1407" w:type="dxa"/>
+            <w:tcW w:w="1420" w:type="dxa"/>
           </w:tcPr>
           <w:p>
             <w:pPr>
@@ -2553,7 +2545,7 @@
         </w:tc>
         <w:tc>
           <w:tcPr>
-            <w:tcW w:w="1177" w:type="dxa"/>
+            <w:tcW w:w="1198" w:type="dxa"/>
           </w:tcPr>
           <w:p>
             <w:pPr>
@@ -2571,7 +2563,7 @@
         </w:tc>
         <w:tc>
           <w:tcPr>
-            <w:tcW w:w="749" w:type="dxa"/>
+            <w:tcW w:w="795" w:type="dxa"/>
           </w:tcPr>
           <w:p>
             <w:pPr>
@@ -2591,7 +2583,7 @@
       <w:tr>
         <w:tc>
           <w:tcPr>
-            <w:tcW w:w="3354" w:type="dxa"/>
+            <w:tcW w:w="3274" w:type="dxa"/>
           </w:tcPr>
           <w:p>
             <w:pPr>
@@ -2644,7 +2636,7 @@
         </w:tc>
         <w:tc>
           <w:tcPr>
-            <w:tcW w:w="1407" w:type="dxa"/>
+            <w:tcW w:w="1420" w:type="dxa"/>
           </w:tcPr>
           <w:p>
             <w:pPr>
@@ -2662,7 +2654,7 @@
         </w:tc>
         <w:tc>
           <w:tcPr>
-            <w:tcW w:w="1177" w:type="dxa"/>
+            <w:tcW w:w="1198" w:type="dxa"/>
           </w:tcPr>
           <w:p>
             <w:pPr>
@@ -2680,7 +2672,7 @@
         </w:tc>
         <w:tc>
           <w:tcPr>
-            <w:tcW w:w="749" w:type="dxa"/>
+            <w:tcW w:w="795" w:type="dxa"/>
           </w:tcPr>
           <w:p>
             <w:pPr>
@@ -2700,7 +2692,7 @@
       <w:tr>
         <w:tc>
           <w:tcPr>
-            <w:tcW w:w="3354" w:type="dxa"/>
+            <w:tcW w:w="3274" w:type="dxa"/>
           </w:tcPr>
           <w:p>
             <w:pPr>
@@ -2753,7 +2745,7 @@
         </w:tc>
         <w:tc>
           <w:tcPr>
-            <w:tcW w:w="1407" w:type="dxa"/>
+            <w:tcW w:w="1420" w:type="dxa"/>
           </w:tcPr>
           <w:p>
             <w:pPr>
@@ -2771,7 +2763,7 @@
         </w:tc>
         <w:tc>
           <w:tcPr>
-            <w:tcW w:w="1177" w:type="dxa"/>
+            <w:tcW w:w="1198" w:type="dxa"/>
           </w:tcPr>
           <w:p>
             <w:pPr>
@@ -2789,7 +2781,7 @@
         </w:tc>
         <w:tc>
           <w:tcPr>
-            <w:tcW w:w="749" w:type="dxa"/>
+            <w:tcW w:w="795" w:type="dxa"/>
           </w:tcPr>
           <w:p>
             <w:pPr>
@@ -2822,15 +2814,7 @@
         <w:pStyle w:val="BodyText"/>
       </w:pPr>
       <w:r>
-        <w:t xml:space="preserve">Результати порівняння свідчать, що жодне з розглянутих рішень не поєднує всіх можливостей, потрібних для трансляції окремого застосунку. Найближчою є зв’язка Twitch і OBS Studio, проте в ній захоплення покладено на окремий кодувальник, звук окремого застосунку доступний лише у Windows, а автоматичного переходу до нових вікон застосунку немає. Discord, Google Meet і Zoom роблять глядача учасником голосового каналу чи зустрічі, і звук окремого застосунку з них передає лише Discord, причому не в Linux.</w:t>
-      </w:r>
-    </w:p>
-    <w:p>
-      <w:pPr>
-        <w:pStyle w:val="BodyText"/>
-      </w:pPr>
-      <w:r>
-        <w:t xml:space="preserve">Отже, нішу розроблюваного вебсервісу визначає поєднання захоплення окремого застосунку з його власним звуком, слідування за новими вікнами цього застосунку, доставки з низькою затримкою через WebRTC і SFU та перегляду у браузері без встановлення програм, зокрема гостем без облікового запису. Ці можливості покладено в основу функціональних вимог підрозділу 1.3.</w:t>
+        <w:t xml:space="preserve">Жодне з розглянутих рішень не поєднує всіх можливостей, потрібних для трансляції окремого застосунку: найближча зв’язка Twitch і OBS Studio покладає захоплення на окремий кодувальник і не переходить до нових вікон, а Discord, Google Meet і Zoom роблять глядача учасником голосового каналу чи зустрічі. Отже, нішу розроблюваного вебсервісу визначає поєднання захоплення окремого застосунку з його власним звуком, слідування за новими вікнами цього застосунку, доставки з низькою затримкою через WebRTC і SFU та перегляду у браузері без встановлення програм, зокрема гостем без облікового запису. Ці можливості покладено в основу функціональних вимог підрозділу 1.3.</w:t>
       </w:r>
     </w:p>
     <w:bookmarkEnd w:id="20"/>
@@ -2849,7 +2833,7 @@
         <w:spacing w:before="480"/>
       </w:pPr>
       <w:r>
-        <w:t xml:space="preserve">Функціональні вимоги до вебсервісу сформульовано за результатами аналізу предметної області (підрозділ 1.1) та наявних рішень (підрозділ 1.2) і зафіксовано у вигляді моделі варіантів використання мови UML [32]. Перелік варіантів використання відповідає сторінкам вебзастосунку, правилам доступу до них і можливостям настільного застосунку. [ПОТРЕБУЄ УТОЧНЕННЯ: звірити перелік вимог із формулюваннями індивідуального завдання на кваліфікаційну роботу]</w:t>
+        <w:t xml:space="preserve">Функціональні вимоги до вебсервісу сформульовано за результатами аналізу предметної області (підрозділ 1.1) та наявних рішень (підрозділ 1.2) і зафіксовано у вигляді моделі варіантів використання мови UML [32]. [ПОТРЕБУЄ УТОЧНЕННЯ: звірити перелік вимог із формулюваннями індивідуального завдання на кваліфікаційну роботу]</w:t>
       </w:r>
     </w:p>
     <w:p>
@@ -2873,7 +2857,7 @@
         <w:pStyle w:val="BodyText"/>
       </w:pPr>
       <w:r>
-        <w:t xml:space="preserve">Користувач – відвідувач, що увійшов через Google; він успадковує можливості гостя й додатково проводить трансляції та переглядає перелік активних публічних трансляцій. Ролі стрімера та глядача за обліковим записом не закріплено: їх визначає дія, яку користувач виконує.</w:t>
+        <w:t xml:space="preserve">Користувач – відвідувач, що увійшов через Google; він успадковує можливості гостя й додатково проводить трансляції та переглядає перелік активних публічних трансляцій. Ролі стрімера та глядача визначає дія, яку користувач виконує.</w:t>
       </w:r>
     </w:p>
     <w:p>
@@ -2963,7 +2947,7 @@
         <w:pStyle w:val="BodyText"/>
       </w:pPr>
       <w:r>
-        <w:t xml:space="preserve">Узагальнений перелік функціональних вимог наведено в табл. 1.3. Кожну вимогу позначено кодом, на який посилаються подальші розділи, і частиною системи, у якій її реалізовано: вебзастосунком, сервером сигналізації та пересилання медіапотоків або настільним застосунком.</w:t>
+        <w:t xml:space="preserve">Узагальнений перелік функціональних вимог наведено в табл. 1.3. Кожну вимогу позначено кодом, на який посилаються подальші розділи, і частиною системи, що її реалізує.</w:t>
       </w:r>
     </w:p>
     <w:bookmarkStart w:id="25" w:name="tbl:requirements"/>
@@ -2993,9 +2977,9 @@
         <w:tblCaption w:val="Таблиця 1.3 – Функціональні вимоги до програмної системи"/>
       </w:tblPr>
       <w:tblGrid>
-        <w:gridCol w:w="980"/>
-        <w:gridCol w:w="6109"/>
-        <w:gridCol w:w="2832"/>
+        <w:gridCol w:w="1085"/>
+        <w:gridCol w:w="6015"/>
+        <w:gridCol w:w="2821"/>
       </w:tblGrid>
       <w:tr>
         <w:trPr>
@@ -3003,7 +2987,7 @@
         </w:trPr>
         <w:tc>
           <w:tcPr>
-            <w:tcW w:w="980" w:type="dxa"/>
+            <w:tcW w:w="1085" w:type="dxa"/>
           </w:tcPr>
           <w:p>
             <w:pPr>
@@ -3017,7 +3001,7 @@
         </w:tc>
         <w:tc>
           <w:tcPr>
-            <w:tcW w:w="6109" w:type="dxa"/>
+            <w:tcW w:w="6015" w:type="dxa"/>
           </w:tcPr>
           <w:p>
             <w:pPr>
@@ -3031,7 +3015,7 @@
         </w:tc>
         <w:tc>
           <w:tcPr>
-            <w:tcW w:w="2832" w:type="dxa"/>
+            <w:tcW w:w="2821" w:type="dxa"/>
           </w:tcPr>
           <w:p>
             <w:pPr>
@@ -3047,7 +3031,7 @@
       <w:tr>
         <w:tc>
           <w:tcPr>
-            <w:tcW w:w="980" w:type="dxa"/>
+            <w:tcW w:w="1085" w:type="dxa"/>
           </w:tcPr>
           <w:p>
             <w:pPr>
@@ -3060,7 +3044,7 @@
         </w:tc>
         <w:tc>
           <w:tcPr>
-            <w:tcW w:w="6109" w:type="dxa"/>
+            <w:tcW w:w="6015" w:type="dxa"/>
           </w:tcPr>
           <w:p>
             <w:pPr>
@@ -3073,7 +3057,7 @@
         </w:tc>
         <w:tc>
           <w:tcPr>
-            <w:tcW w:w="2832" w:type="dxa"/>
+            <w:tcW w:w="2821" w:type="dxa"/>
           </w:tcPr>
           <w:p>
             <w:pPr>
@@ -3088,7 +3072,7 @@
       <w:tr>
         <w:tc>
           <w:tcPr>
-            <w:tcW w:w="980" w:type="dxa"/>
+            <w:tcW w:w="1085" w:type="dxa"/>
           </w:tcPr>
           <w:p>
             <w:pPr>
@@ -3101,7 +3085,7 @@
         </w:tc>
         <w:tc>
           <w:tcPr>
-            <w:tcW w:w="6109" w:type="dxa"/>
+            <w:tcW w:w="6015" w:type="dxa"/>
           </w:tcPr>
           <w:p>
             <w:pPr>
@@ -3114,7 +3098,7 @@
         </w:tc>
         <w:tc>
           <w:tcPr>
-            <w:tcW w:w="2832" w:type="dxa"/>
+            <w:tcW w:w="2821" w:type="dxa"/>
           </w:tcPr>
           <w:p>
             <w:pPr>
@@ -3129,7 +3113,7 @@
       <w:tr>
         <w:tc>
           <w:tcPr>
-            <w:tcW w:w="980" w:type="dxa"/>
+            <w:tcW w:w="1085" w:type="dxa"/>
           </w:tcPr>
           <w:p>
             <w:pPr>
@@ -3142,7 +3126,7 @@
         </w:tc>
         <w:tc>
           <w:tcPr>
-            <w:tcW w:w="6109" w:type="dxa"/>
+            <w:tcW w:w="6015" w:type="dxa"/>
           </w:tcPr>
           <w:p>
             <w:pPr>
@@ -3155,7 +3139,7 @@
         </w:tc>
         <w:tc>
           <w:tcPr>
-            <w:tcW w:w="2832" w:type="dxa"/>
+            <w:tcW w:w="2821" w:type="dxa"/>
           </w:tcPr>
           <w:p>
             <w:pPr>
@@ -3170,7 +3154,7 @@
       <w:tr>
         <w:tc>
           <w:tcPr>
-            <w:tcW w:w="980" w:type="dxa"/>
+            <w:tcW w:w="1085" w:type="dxa"/>
           </w:tcPr>
           <w:p>
             <w:pPr>
@@ -3183,7 +3167,7 @@
         </w:tc>
         <w:tc>
           <w:tcPr>
-            <w:tcW w:w="6109" w:type="dxa"/>
+            <w:tcW w:w="6015" w:type="dxa"/>
           </w:tcPr>
           <w:p>
             <w:pPr>
@@ -3196,7 +3180,7 @@
         </w:tc>
         <w:tc>
           <w:tcPr>
-            <w:tcW w:w="2832" w:type="dxa"/>
+            <w:tcW w:w="2821" w:type="dxa"/>
           </w:tcPr>
           <w:p>
             <w:pPr>
@@ -3211,7 +3195,7 @@
       <w:tr>
         <w:tc>
           <w:tcPr>
-            <w:tcW w:w="980" w:type="dxa"/>
+            <w:tcW w:w="1085" w:type="dxa"/>
           </w:tcPr>
           <w:p>
             <w:pPr>
@@ -3224,7 +3208,7 @@
         </w:tc>
         <w:tc>
           <w:tcPr>
-            <w:tcW w:w="6109" w:type="dxa"/>
+            <w:tcW w:w="6015" w:type="dxa"/>
           </w:tcPr>
           <w:p>
             <w:pPr>
@@ -3237,7 +3221,7 @@
         </w:tc>
         <w:tc>
           <w:tcPr>
-            <w:tcW w:w="2832" w:type="dxa"/>
+            <w:tcW w:w="2821" w:type="dxa"/>
           </w:tcPr>
           <w:p>
             <w:pPr>
@@ -3252,7 +3236,7 @@
       <w:tr>
         <w:tc>
           <w:tcPr>
-            <w:tcW w:w="980" w:type="dxa"/>
+            <w:tcW w:w="1085" w:type="dxa"/>
           </w:tcPr>
           <w:p>
             <w:pPr>
@@ -3265,7 +3249,7 @@
         </w:tc>
         <w:tc>
           <w:tcPr>
-            <w:tcW w:w="6109" w:type="dxa"/>
+            <w:tcW w:w="6015" w:type="dxa"/>
           </w:tcPr>
           <w:p>
             <w:pPr>
@@ -3278,7 +3262,7 @@
         </w:tc>
         <w:tc>
           <w:tcPr>
-            <w:tcW w:w="2832" w:type="dxa"/>
+            <w:tcW w:w="2821" w:type="dxa"/>
           </w:tcPr>
           <w:p>
             <w:pPr>
@@ -3293,7 +3277,7 @@
       <w:tr>
         <w:tc>
           <w:tcPr>
-            <w:tcW w:w="980" w:type="dxa"/>
+            <w:tcW w:w="1085" w:type="dxa"/>
           </w:tcPr>
           <w:p>
             <w:pPr>
@@ -3306,7 +3290,7 @@
         </w:tc>
         <w:tc>
           <w:tcPr>
-            <w:tcW w:w="6109" w:type="dxa"/>
+            <w:tcW w:w="6015" w:type="dxa"/>
           </w:tcPr>
           <w:p>
             <w:pPr>
@@ -3319,7 +3303,7 @@
         </w:tc>
         <w:tc>
           <w:tcPr>
-            <w:tcW w:w="2832" w:type="dxa"/>
+            <w:tcW w:w="2821" w:type="dxa"/>
           </w:tcPr>
           <w:p>
             <w:pPr>
@@ -3334,7 +3318,7 @@
       <w:tr>
         <w:tc>
           <w:tcPr>
-            <w:tcW w:w="980" w:type="dxa"/>
+            <w:tcW w:w="1085" w:type="dxa"/>
           </w:tcPr>
           <w:p>
             <w:pPr>
@@ -3347,7 +3331,7 @@
         </w:tc>
         <w:tc>
           <w:tcPr>
-            <w:tcW w:w="6109" w:type="dxa"/>
+            <w:tcW w:w="6015" w:type="dxa"/>
           </w:tcPr>
           <w:p>
             <w:pPr>
@@ -3360,7 +3344,7 @@
         </w:tc>
         <w:tc>
           <w:tcPr>
-            <w:tcW w:w="2832" w:type="dxa"/>
+            <w:tcW w:w="2821" w:type="dxa"/>
           </w:tcPr>
           <w:p>
             <w:pPr>
@@ -3375,7 +3359,7 @@
       <w:tr>
         <w:tc>
           <w:tcPr>
-            <w:tcW w:w="980" w:type="dxa"/>
+            <w:tcW w:w="1085" w:type="dxa"/>
           </w:tcPr>
           <w:p>
             <w:pPr>
@@ -3388,7 +3372,7 @@
         </w:tc>
         <w:tc>
           <w:tcPr>
-            <w:tcW w:w="6109" w:type="dxa"/>
+            <w:tcW w:w="6015" w:type="dxa"/>
           </w:tcPr>
           <w:p>
             <w:pPr>
@@ -3401,7 +3385,7 @@
         </w:tc>
         <w:tc>
           <w:tcPr>
-            <w:tcW w:w="2832" w:type="dxa"/>
+            <w:tcW w:w="2821" w:type="dxa"/>
           </w:tcPr>
           <w:p>
             <w:pPr>
@@ -3416,7 +3400,7 @@
       <w:tr>
         <w:tc>
           <w:tcPr>
-            <w:tcW w:w="980" w:type="dxa"/>
+            <w:tcW w:w="1085" w:type="dxa"/>
           </w:tcPr>
           <w:p>
             <w:pPr>
@@ -3429,7 +3413,7 @@
         </w:tc>
         <w:tc>
           <w:tcPr>
-            <w:tcW w:w="6109" w:type="dxa"/>
+            <w:tcW w:w="6015" w:type="dxa"/>
           </w:tcPr>
           <w:p>
             <w:pPr>
@@ -3442,7 +3426,7 @@
         </w:tc>
         <w:tc>
           <w:tcPr>
-            <w:tcW w:w="2832" w:type="dxa"/>
+            <w:tcW w:w="2821" w:type="dxa"/>
           </w:tcPr>
           <w:p>
             <w:pPr>
@@ -3457,7 +3441,7 @@
       <w:tr>
         <w:tc>
           <w:tcPr>
-            <w:tcW w:w="980" w:type="dxa"/>
+            <w:tcW w:w="1085" w:type="dxa"/>
           </w:tcPr>
           <w:p>
             <w:pPr>
@@ -3470,7 +3454,7 @@
         </w:tc>
         <w:tc>
           <w:tcPr>
-            <w:tcW w:w="6109" w:type="dxa"/>
+            <w:tcW w:w="6015" w:type="dxa"/>
           </w:tcPr>
           <w:p>
             <w:pPr>
@@ -3483,7 +3467,7 @@
         </w:tc>
         <w:tc>
           <w:tcPr>
-            <w:tcW w:w="2832" w:type="dxa"/>
+            <w:tcW w:w="2821" w:type="dxa"/>
           </w:tcPr>
           <w:p>
             <w:pPr>
@@ -3498,7 +3482,7 @@
       <w:tr>
         <w:tc>
           <w:tcPr>
-            <w:tcW w:w="980" w:type="dxa"/>
+            <w:tcW w:w="1085" w:type="dxa"/>
           </w:tcPr>
           <w:p>
             <w:pPr>
@@ -3511,7 +3495,7 @@
         </w:tc>
         <w:tc>
           <w:tcPr>
-            <w:tcW w:w="6109" w:type="dxa"/>
+            <w:tcW w:w="6015" w:type="dxa"/>
           </w:tcPr>
           <w:p>
             <w:pPr>
@@ -3524,7 +3508,7 @@
         </w:tc>
         <w:tc>
           <w:tcPr>
-            <w:tcW w:w="2832" w:type="dxa"/>
+            <w:tcW w:w="2821" w:type="dxa"/>
           </w:tcPr>
           <w:p>
             <w:pPr>
@@ -3539,7 +3523,7 @@
       <w:tr>
         <w:tc>
           <w:tcPr>
-            <w:tcW w:w="980" w:type="dxa"/>
+            <w:tcW w:w="1085" w:type="dxa"/>
           </w:tcPr>
           <w:p>
             <w:pPr>
@@ -3552,7 +3536,7 @@
         </w:tc>
         <w:tc>
           <w:tcPr>
-            <w:tcW w:w="6109" w:type="dxa"/>
+            <w:tcW w:w="6015" w:type="dxa"/>
           </w:tcPr>
           <w:p>
             <w:pPr>
@@ -3565,7 +3549,7 @@
         </w:tc>
         <w:tc>
           <w:tcPr>
-            <w:tcW w:w="2832" w:type="dxa"/>
+            <w:tcW w:w="2821" w:type="dxa"/>
           </w:tcPr>
           <w:p>
             <w:pPr>
@@ -3580,7 +3564,7 @@
       <w:tr>
         <w:tc>
           <w:tcPr>
-            <w:tcW w:w="980" w:type="dxa"/>
+            <w:tcW w:w="1085" w:type="dxa"/>
           </w:tcPr>
           <w:p>
             <w:pPr>
@@ -3593,7 +3577,7 @@
         </w:tc>
         <w:tc>
           <w:tcPr>
-            <w:tcW w:w="6109" w:type="dxa"/>
+            <w:tcW w:w="6015" w:type="dxa"/>
           </w:tcPr>
           <w:p>
             <w:pPr>
@@ -3606,7 +3590,7 @@
         </w:tc>
         <w:tc>
           <w:tcPr>
-            <w:tcW w:w="2832" w:type="dxa"/>
+            <w:tcW w:w="2821" w:type="dxa"/>
           </w:tcPr>
           <w:p>
             <w:pPr>
@@ -3621,7 +3605,7 @@
       <w:tr>
         <w:tc>
           <w:tcPr>
-            <w:tcW w:w="980" w:type="dxa"/>
+            <w:tcW w:w="1085" w:type="dxa"/>
           </w:tcPr>
           <w:p>
             <w:pPr>
@@ -3634,7 +3618,7 @@
         </w:tc>
         <w:tc>
           <w:tcPr>
-            <w:tcW w:w="6109" w:type="dxa"/>
+            <w:tcW w:w="6015" w:type="dxa"/>
           </w:tcPr>
           <w:p>
             <w:pPr>
@@ -3647,7 +3631,7 @@
         </w:tc>
         <w:tc>
           <w:tcPr>
-            <w:tcW w:w="2832" w:type="dxa"/>
+            <w:tcW w:w="2821" w:type="dxa"/>
           </w:tcPr>
           <w:p>
             <w:pPr>
@@ -3662,7 +3646,7 @@
       <w:tr>
         <w:tc>
           <w:tcPr>
-            <w:tcW w:w="980" w:type="dxa"/>
+            <w:tcW w:w="1085" w:type="dxa"/>
           </w:tcPr>
           <w:p>
             <w:pPr>
@@ -3675,7 +3659,7 @@
         </w:tc>
         <w:tc>
           <w:tcPr>
-            <w:tcW w:w="6109" w:type="dxa"/>
+            <w:tcW w:w="6015" w:type="dxa"/>
           </w:tcPr>
           <w:p>
             <w:pPr>
@@ -3688,7 +3672,7 @@
         </w:tc>
         <w:tc>
           <w:tcPr>
-            <w:tcW w:w="2832" w:type="dxa"/>
+            <w:tcW w:w="2821" w:type="dxa"/>
           </w:tcPr>
           <w:p>
             <w:pPr>
@@ -3703,7 +3687,7 @@
       <w:tr>
         <w:tc>
           <w:tcPr>
-            <w:tcW w:w="980" w:type="dxa"/>
+            <w:tcW w:w="1085" w:type="dxa"/>
           </w:tcPr>
           <w:p>
             <w:pPr>
@@ -3716,7 +3700,7 @@
         </w:tc>
         <w:tc>
           <w:tcPr>
-            <w:tcW w:w="6109" w:type="dxa"/>
+            <w:tcW w:w="6015" w:type="dxa"/>
           </w:tcPr>
           <w:p>
             <w:pPr>
@@ -3729,7 +3713,7 @@
         </w:tc>
         <w:tc>
           <w:tcPr>
-            <w:tcW w:w="2832" w:type="dxa"/>
+            <w:tcW w:w="2821" w:type="dxa"/>
           </w:tcPr>
           <w:p>
             <w:pPr>
@@ -3744,7 +3728,7 @@
       <w:tr>
         <w:tc>
           <w:tcPr>
-            <w:tcW w:w="980" w:type="dxa"/>
+            <w:tcW w:w="1085" w:type="dxa"/>
           </w:tcPr>
           <w:p>
             <w:pPr>
@@ -3757,7 +3741,7 @@
         </w:tc>
         <w:tc>
           <w:tcPr>
-            <w:tcW w:w="6109" w:type="dxa"/>
+            <w:tcW w:w="6015" w:type="dxa"/>
           </w:tcPr>
           <w:p>
             <w:pPr>
@@ -3770,7 +3754,7 @@
         </w:tc>
         <w:tc>
           <w:tcPr>
-            <w:tcW w:w="2832" w:type="dxa"/>
+            <w:tcW w:w="2821" w:type="dxa"/>
           </w:tcPr>
           <w:p>
             <w:pPr>
@@ -3785,7 +3769,7 @@
       <w:tr>
         <w:tc>
           <w:tcPr>
-            <w:tcW w:w="980" w:type="dxa"/>
+            <w:tcW w:w="1085" w:type="dxa"/>
           </w:tcPr>
           <w:p>
             <w:pPr>
@@ -3798,7 +3782,7 @@
         </w:tc>
         <w:tc>
           <w:tcPr>
-            <w:tcW w:w="6109" w:type="dxa"/>
+            <w:tcW w:w="6015" w:type="dxa"/>
           </w:tcPr>
           <w:p>
             <w:pPr>
@@ -3811,7 +3795,7 @@
         </w:tc>
         <w:tc>
           <w:tcPr>
-            <w:tcW w:w="2832" w:type="dxa"/>
+            <w:tcW w:w="2821" w:type="dxa"/>
           </w:tcPr>
           <w:p>
             <w:pPr>
@@ -4878,7 +4862,7 @@
         <w:spacing w:before="480"/>
       </w:pPr>
       <w:r>
-        <w:t xml:space="preserve">Сценарії охоплюють основні варіанти використання рис. 1.2; варіанти, що зводяться до однієї дії (вихід із системи, перегляд переліку трансляцій, завантаження настільного застосунку), окремо не деталізовано, а відновлення трансляції описано альтернативними кроками сценарію 1.5. Кроки 3, 4 і 8 сценарію 1.3 відрізняють систему від аналогів (табл. 1.2). Сценарії є основою для оцінювання трудомісткості (розділ 2) і тестових прикладів (розділ 5).</w:t>
+        <w:t xml:space="preserve">Варіанти, що зводяться до однієї дії (вихід, перегляд переліку трансляцій, завантаження застосунку), окремо не деталізовано. Кроки 3, 4 і 8 сценарію 1.3 відрізняють систему від аналогів (табл. 1.2). Сценарії є основою для оцінювання трудомісткості (розділ 2) і тестових прикладів (розділ 5).</w:t>
       </w:r>
     </w:p>
     <w:bookmarkEnd w:id="26"/>
@@ -4897,7 +4881,7 @@
         <w:spacing w:before="480"/>
       </w:pPr>
       <w:r>
-        <w:t xml:space="preserve">Нефункціональні вимоги згруповано за характеристиками якості моделі ISO/IEC 25010 [34]. Числові значення в табл. 1.4 взято з конфігурації та вихідного коду системи; величини, які потребують вимірювань, позначено як такі, що потребують уточнення.</w:t>
+        <w:t xml:space="preserve">Нефункціональні вимоги згруповано за характеристиками якості моделі ISO/IEC 25010 [34]; числові значення в табл. 1.4 взято з конфігурації та вихідного коду системи.</w:t>
       </w:r>
     </w:p>
     <w:bookmarkStart w:id="27" w:name="tbl:quality"/>
@@ -4927,9 +4911,9 @@
         <w:tblCaption w:val="Таблиця 1.4 – Нефункціональні вимоги до програмної системи"/>
       </w:tblPr>
       <w:tblGrid>
-        <w:gridCol w:w="2895"/>
-        <w:gridCol w:w="2583"/>
-        <w:gridCol w:w="4443"/>
+        <w:gridCol w:w="2939"/>
+        <w:gridCol w:w="2621"/>
+        <w:gridCol w:w="4361"/>
       </w:tblGrid>
       <w:tr>
         <w:trPr>
@@ -4937,7 +4921,7 @@
         </w:trPr>
         <w:tc>
           <w:tcPr>
-            <w:tcW w:w="2895" w:type="dxa"/>
+            <w:tcW w:w="2939" w:type="dxa"/>
           </w:tcPr>
           <w:p>
             <w:pPr>
@@ -4951,7 +4935,7 @@
         </w:tc>
         <w:tc>
           <w:tcPr>
-            <w:tcW w:w="2583" w:type="dxa"/>
+            <w:tcW w:w="2621" w:type="dxa"/>
           </w:tcPr>
           <w:p>
             <w:pPr>
@@ -4965,7 +4949,7 @@
         </w:tc>
         <w:tc>
           <w:tcPr>
-            <w:tcW w:w="4443" w:type="dxa"/>
+            <w:tcW w:w="4361" w:type="dxa"/>
           </w:tcPr>
           <w:p>
             <w:pPr>
@@ -4981,7 +4965,7 @@
       <w:tr>
         <w:tc>
           <w:tcPr>
-            <w:tcW w:w="2895" w:type="dxa"/>
+            <w:tcW w:w="2939" w:type="dxa"/>
           </w:tcPr>
           <w:p>
             <w:pPr>
@@ -4994,7 +4978,7 @@
         </w:tc>
         <w:tc>
           <w:tcPr>
-            <w:tcW w:w="2583" w:type="dxa"/>
+            <w:tcW w:w="2621" w:type="dxa"/>
           </w:tcPr>
           <w:p>
             <w:pPr>
@@ -5007,7 +4991,7 @@
         </w:tc>
         <w:tc>
           <w:tcPr>
-            <w:tcW w:w="4443" w:type="dxa"/>
+            <w:tcW w:w="4361" w:type="dxa"/>
           </w:tcPr>
           <w:p>
             <w:pPr>
@@ -5022,7 +5006,7 @@
       <w:tr>
         <w:tc>
           <w:tcPr>
-            <w:tcW w:w="2895" w:type="dxa"/>
+            <w:tcW w:w="2939" w:type="dxa"/>
           </w:tcPr>
           <w:p>
             <w:pPr>
@@ -5035,7 +5019,7 @@
         </w:tc>
         <w:tc>
           <w:tcPr>
-            <w:tcW w:w="2583" w:type="dxa"/>
+            <w:tcW w:w="2621" w:type="dxa"/>
           </w:tcPr>
           <w:p>
             <w:pPr>
@@ -5048,7 +5032,7 @@
         </w:tc>
         <w:tc>
           <w:tcPr>
-            <w:tcW w:w="4443" w:type="dxa"/>
+            <w:tcW w:w="4361" w:type="dxa"/>
           </w:tcPr>
           <w:p>
             <w:pPr>
@@ -5063,7 +5047,7 @@
       <w:tr>
         <w:tc>
           <w:tcPr>
-            <w:tcW w:w="2895" w:type="dxa"/>
+            <w:tcW w:w="2939" w:type="dxa"/>
           </w:tcPr>
           <w:p>
             <w:pPr>
@@ -5076,7 +5060,7 @@
         </w:tc>
         <w:tc>
           <w:tcPr>
-            <w:tcW w:w="2583" w:type="dxa"/>
+            <w:tcW w:w="2621" w:type="dxa"/>
           </w:tcPr>
           <w:p>
             <w:pPr>
@@ -5089,7 +5073,7 @@
         </w:tc>
         <w:tc>
           <w:tcPr>
-            <w:tcW w:w="4443" w:type="dxa"/>
+            <w:tcW w:w="4361" w:type="dxa"/>
           </w:tcPr>
           <w:p>
             <w:pPr>
@@ -5104,7 +5088,7 @@
       <w:tr>
         <w:tc>
           <w:tcPr>
-            <w:tcW w:w="2895" w:type="dxa"/>
+            <w:tcW w:w="2939" w:type="dxa"/>
           </w:tcPr>
           <w:p>
             <w:pPr>
@@ -5117,7 +5101,7 @@
         </w:tc>
         <w:tc>
           <w:tcPr>
-            <w:tcW w:w="2583" w:type="dxa"/>
+            <w:tcW w:w="2621" w:type="dxa"/>
           </w:tcPr>
           <w:p>
             <w:pPr>
@@ -5130,7 +5114,7 @@
         </w:tc>
         <w:tc>
           <w:tcPr>
-            <w:tcW w:w="4443" w:type="dxa"/>
+            <w:tcW w:w="4361" w:type="dxa"/>
           </w:tcPr>
           <w:p>
             <w:pPr>
@@ -5145,7 +5129,7 @@
       <w:tr>
         <w:tc>
           <w:tcPr>
-            <w:tcW w:w="2895" w:type="dxa"/>
+            <w:tcW w:w="2939" w:type="dxa"/>
           </w:tcPr>
           <w:p>
             <w:pPr>
@@ -5158,7 +5142,7 @@
         </w:tc>
         <w:tc>
           <w:tcPr>
-            <w:tcW w:w="2583" w:type="dxa"/>
+            <w:tcW w:w="2621" w:type="dxa"/>
           </w:tcPr>
           <w:p>
             <w:pPr>
@@ -5171,7 +5155,7 @@
         </w:tc>
         <w:tc>
           <w:tcPr>
-            <w:tcW w:w="4443" w:type="dxa"/>
+            <w:tcW w:w="4361" w:type="dxa"/>
           </w:tcPr>
           <w:p>
             <w:pPr>
@@ -5186,7 +5170,7 @@
       <w:tr>
         <w:tc>
           <w:tcPr>
-            <w:tcW w:w="2895" w:type="dxa"/>
+            <w:tcW w:w="2939" w:type="dxa"/>
           </w:tcPr>
           <w:p>
             <w:pPr>
@@ -5199,7 +5183,7 @@
         </w:tc>
         <w:tc>
           <w:tcPr>
-            <w:tcW w:w="2583" w:type="dxa"/>
+            <w:tcW w:w="2621" w:type="dxa"/>
           </w:tcPr>
           <w:p>
             <w:pPr>
@@ -5212,7 +5196,7 @@
         </w:tc>
         <w:tc>
           <w:tcPr>
-            <w:tcW w:w="4443" w:type="dxa"/>
+            <w:tcW w:w="4361" w:type="dxa"/>
           </w:tcPr>
           <w:p>
             <w:pPr>
@@ -5227,7 +5211,7 @@
       <w:tr>
         <w:tc>
           <w:tcPr>
-            <w:tcW w:w="2895" w:type="dxa"/>
+            <w:tcW w:w="2939" w:type="dxa"/>
           </w:tcPr>
           <w:p>
             <w:pPr>
@@ -5240,7 +5224,7 @@
         </w:tc>
         <w:tc>
           <w:tcPr>
-            <w:tcW w:w="2583" w:type="dxa"/>
+            <w:tcW w:w="2621" w:type="dxa"/>
           </w:tcPr>
           <w:p>
             <w:pPr>
@@ -5253,7 +5237,7 @@
         </w:tc>
         <w:tc>
           <w:tcPr>
-            <w:tcW w:w="4443" w:type="dxa"/>
+            <w:tcW w:w="4361" w:type="dxa"/>
           </w:tcPr>
           <w:p>
             <w:pPr>
@@ -5268,7 +5252,7 @@
       <w:tr>
         <w:tc>
           <w:tcPr>
-            <w:tcW w:w="2895" w:type="dxa"/>
+            <w:tcW w:w="2939" w:type="dxa"/>
           </w:tcPr>
           <w:p>
             <w:pPr>
@@ -5281,7 +5265,7 @@
         </w:tc>
         <w:tc>
           <w:tcPr>
-            <w:tcW w:w="2583" w:type="dxa"/>
+            <w:tcW w:w="2621" w:type="dxa"/>
           </w:tcPr>
           <w:p>
             <w:pPr>
@@ -5294,7 +5278,7 @@
         </w:tc>
         <w:tc>
           <w:tcPr>
-            <w:tcW w:w="4443" w:type="dxa"/>
+            <w:tcW w:w="4361" w:type="dxa"/>
           </w:tcPr>
           <w:p>
             <w:pPr>
@@ -5309,7 +5293,7 @@
       <w:tr>
         <w:tc>
           <w:tcPr>
-            <w:tcW w:w="2895" w:type="dxa"/>
+            <w:tcW w:w="2939" w:type="dxa"/>
           </w:tcPr>
           <w:p>
             <w:pPr>
@@ -5322,7 +5306,7 @@
         </w:tc>
         <w:tc>
           <w:tcPr>
-            <w:tcW w:w="2583" w:type="dxa"/>
+            <w:tcW w:w="2621" w:type="dxa"/>
           </w:tcPr>
           <w:p>
             <w:pPr>
@@ -5335,7 +5319,7 @@
         </w:tc>
         <w:tc>
           <w:tcPr>
-            <w:tcW w:w="4443" w:type="dxa"/>
+            <w:tcW w:w="4361" w:type="dxa"/>
           </w:tcPr>
           <w:p>
             <w:pPr>
@@ -5350,7 +5334,7 @@
       <w:tr>
         <w:tc>
           <w:tcPr>
-            <w:tcW w:w="2895" w:type="dxa"/>
+            <w:tcW w:w="2939" w:type="dxa"/>
           </w:tcPr>
           <w:p>
             <w:pPr>
@@ -5363,7 +5347,7 @@
         </w:tc>
         <w:tc>
           <w:tcPr>
-            <w:tcW w:w="2583" w:type="dxa"/>
+            <w:tcW w:w="2621" w:type="dxa"/>
           </w:tcPr>
           <w:p>
             <w:pPr>
@@ -5376,7 +5360,7 @@
         </w:tc>
         <w:tc>
           <w:tcPr>
-            <w:tcW w:w="4443" w:type="dxa"/>
+            <w:tcW w:w="4361" w:type="dxa"/>
           </w:tcPr>
           <w:p>
             <w:pPr>
@@ -5391,7 +5375,7 @@
       <w:tr>
         <w:tc>
           <w:tcPr>
-            <w:tcW w:w="2895" w:type="dxa"/>
+            <w:tcW w:w="2939" w:type="dxa"/>
           </w:tcPr>
           <w:p>
             <w:pPr>
@@ -5404,7 +5388,7 @@
         </w:tc>
         <w:tc>
           <w:tcPr>
-            <w:tcW w:w="2583" w:type="dxa"/>
+            <w:tcW w:w="2621" w:type="dxa"/>
           </w:tcPr>
           <w:p>
             <w:pPr>
@@ -5417,7 +5401,7 @@
         </w:tc>
         <w:tc>
           <w:tcPr>
-            <w:tcW w:w="4443" w:type="dxa"/>
+            <w:tcW w:w="4361" w:type="dxa"/>
           </w:tcPr>
           <w:p>
             <w:pPr>
@@ -5432,7 +5416,7 @@
       <w:tr>
         <w:tc>
           <w:tcPr>
-            <w:tcW w:w="2895" w:type="dxa"/>
+            <w:tcW w:w="2939" w:type="dxa"/>
           </w:tcPr>
           <w:p>
             <w:pPr>
@@ -5445,7 +5429,7 @@
         </w:tc>
         <w:tc>
           <w:tcPr>
-            <w:tcW w:w="2583" w:type="dxa"/>
+            <w:tcW w:w="2621" w:type="dxa"/>
           </w:tcPr>
           <w:p>
             <w:pPr>
@@ -5458,7 +5442,7 @@
         </w:tc>
         <w:tc>
           <w:tcPr>
-            <w:tcW w:w="4443" w:type="dxa"/>
+            <w:tcW w:w="4361" w:type="dxa"/>
           </w:tcPr>
           <w:p>
             <w:pPr>
@@ -5478,7 +5462,7 @@
         <w:spacing w:before="480"/>
       </w:pPr>
       <w:r>
-        <w:t xml:space="preserve">Профілі якості дозволяють передавати дрібний текст екранного вмісту у вихідній роздільності, а обмеження частоти кадрів понад 1440p стримує бітрейт, що зростає з кількістю пікселів у кадрі. Цільову затримку доставки в коді не задано; її має бути визначено як вимірюваний показник мети роботи та перевірено експериментально (розділ 6).</w:t>
+        <w:t xml:space="preserve">Цільову затримку доставки в коді не задано; її має бути визначено як вимірюваний показник мети роботи та перевірено експериментально (розділ 6).</w:t>
       </w:r>
     </w:p>
     <w:p>
@@ -5486,7 +5470,7 @@
         <w:pStyle w:val="BodyText"/>
       </w:pPr>
       <w:r>
-        <w:t xml:space="preserve">Вибір кодеків обґрунтовано в підрозділі 4.3. Автоматичне оновлення підключено лише для Windows і Linux: для macOS механізм оновлення electron-builder вимагає підпису застосунку [35], а збірку не підписано, тому нова версія встановлюється вручну з образу DMG. [ПОТРЕБУЄ УТОЧНЕННЯ: чи випробувано настільний застосунок на macOS і які операційні системи заявляти як підтримувані]</w:t>
+        <w:t xml:space="preserve">Автоматичне оновлення підключено лише для Windows і Linux: для macOS механізм оновлення electron-builder вимагає підпису застосунку [35], а збірку не підписано, тому нова версія встановлюється вручну з образу DMG. [ПОТРЕБУЄ УТОЧНЕННЯ: чи випробувано настільний застосунок на macOS і які операційні системи заявляти як підтримувані]</w:t>
       </w:r>
     </w:p>
     <w:p>
@@ -5502,7 +5486,7 @@
         <w:pStyle w:val="BodyText"/>
       </w:pPr>
       <w:r>
-        <w:t xml:space="preserve">Вимоги до взаємодії з користувачем є якісними: світла й темна теми за налаштуваннями системи, попередній перегляд джерела, спливні повідомлення про помилки, приховування елементів керування плеєра через 2,5 с бездіяльності; мова інтерфейсу – англійська.</w:t>
+        <w:t xml:space="preserve">Вимоги до взаємодії з користувачем є якісними: світла й темна теми за налаштуваннями системи, попередній перегляд джерела, повідомлення про помилки; мова інтерфейсу – англійська.</w:t>
       </w:r>
     </w:p>
     <w:bookmarkEnd w:id="28"/>
@@ -5521,7 +5505,7 @@
         <w:spacing w:before="480"/>
       </w:pPr>
       <w:r>
-        <w:t xml:space="preserve">Аналіз предметної області показав доцільність технології WebRTC у топології SFU для інтерактивних трансляцій з одним джерелом і багатьма глядачами, а порівняння з Twitch і OBS Studio, Discord, Google Meet та Zoom – відсутність рішення, що поєднує захоплення окремого застосунку з його власним звуком, автоматичний перехід до нових вікон цього застосунку та перегляд у браузері без приєднання до зустрічі чи голосового каналу.</w:t>
+        <w:t xml:space="preserve">Аналіз предметної області показав доцільність технології WebRTC у топології SFU для інтерактивних трансляцій з одним джерелом і багатьма глядачами, а порівняння з аналогами – відсутність рішення, що поєднує захоплення окремого застосунку з його звуком, перехід до нових вікон цього застосунку та перегляд у браузері без приєднання до зустрічі.</w:t>
       </w:r>
     </w:p>
     <w:p>
@@ -5529,7 +5513,7 @@
         <w:pStyle w:val="BodyText"/>
       </w:pPr>
       <w:r>
-        <w:t xml:space="preserve">На цій основі визначено дійових осіб і варіанти використання, сформульовано 19 функціональних вимог, деталізовано п’ять сценаріїв і згруповано нефункціональні вимоги за моделлю ISO/IEC 25010. Отримана специфікація є вихідними даними для планування проєкту, вибору інструментів розробки та проєктування архітектури.</w:t>
+        <w:t xml:space="preserve">На цій основі визначено дійових осіб і варіанти використання, сформульовано 19 функціональних вимог, деталізовано п’ять сценаріїв і згруповано нефункціональні вимоги за моделлю ISO/IEC 25010; ця специфікація є вихідними даними для подальших розділів.</w:t>
       </w:r>
     </w:p>
     <w:bookmarkEnd w:id="29"/>
@@ -5780,10 +5764,10 @@
         <w:tblCaption w:val="Таблиця 2.1 – Класифікація дійових осіб"/>
       </w:tblPr>
       <w:tblGrid>
-        <w:gridCol w:w="3454"/>
-        <w:gridCol w:w="4207"/>
+        <w:gridCol w:w="3442"/>
+        <w:gridCol w:w="4166"/>
         <w:gridCol w:w="1430"/>
-        <w:gridCol w:w="830"/>
+        <w:gridCol w:w="883"/>
       </w:tblGrid>
       <w:tr>
         <w:trPr>
@@ -5791,7 +5775,7 @@
         </w:trPr>
         <w:tc>
           <w:tcPr>
-            <w:tcW w:w="3454" w:type="dxa"/>
+            <w:tcW w:w="3442" w:type="dxa"/>
           </w:tcPr>
           <w:p>
             <w:pPr>
@@ -5805,7 +5789,7 @@
         </w:tc>
         <w:tc>
           <w:tcPr>
-            <w:tcW w:w="4207" w:type="dxa"/>
+            <w:tcW w:w="4166" w:type="dxa"/>
           </w:tcPr>
           <w:p>
             <w:pPr>
@@ -5833,7 +5817,7 @@
         </w:tc>
         <w:tc>
           <w:tcPr>
-            <w:tcW w:w="830" w:type="dxa"/>
+            <w:tcW w:w="883" w:type="dxa"/>
           </w:tcPr>
           <w:p>
             <w:pPr>
@@ -5849,7 +5833,7 @@
       <w:tr>
         <w:tc>
           <w:tcPr>
-            <w:tcW w:w="3454" w:type="dxa"/>
+            <w:tcW w:w="3442" w:type="dxa"/>
           </w:tcPr>
           <w:p>
             <w:pPr>
@@ -5862,7 +5846,7 @@
         </w:tc>
         <w:tc>
           <w:tcPr>
-            <w:tcW w:w="4207" w:type="dxa"/>
+            <w:tcW w:w="4166" w:type="dxa"/>
           </w:tcPr>
           <w:p>
             <w:pPr>
@@ -5888,7 +5872,7 @@
         </w:tc>
         <w:tc>
           <w:tcPr>
-            <w:tcW w:w="830" w:type="dxa"/>
+            <w:tcW w:w="883" w:type="dxa"/>
           </w:tcPr>
           <w:p>
             <w:pPr>
@@ -5903,7 +5887,7 @@
       <w:tr>
         <w:tc>
           <w:tcPr>
-            <w:tcW w:w="3454" w:type="dxa"/>
+            <w:tcW w:w="3442" w:type="dxa"/>
           </w:tcPr>
           <w:p>
             <w:pPr>
@@ -5916,7 +5900,7 @@
         </w:tc>
         <w:tc>
           <w:tcPr>
-            <w:tcW w:w="4207" w:type="dxa"/>
+            <w:tcW w:w="4166" w:type="dxa"/>
           </w:tcPr>
           <w:p>
             <w:pPr>
@@ -5942,7 +5926,7 @@
         </w:tc>
         <w:tc>
           <w:tcPr>
-            <w:tcW w:w="830" w:type="dxa"/>
+            <w:tcW w:w="883" w:type="dxa"/>
           </w:tcPr>
           <w:p>
             <w:pPr>
@@ -5957,7 +5941,7 @@
       <w:tr>
         <w:tc>
           <w:tcPr>
-            <w:tcW w:w="3454" w:type="dxa"/>
+            <w:tcW w:w="3442" w:type="dxa"/>
           </w:tcPr>
           <w:p>
             <w:pPr>
@@ -5970,7 +5954,7 @@
         </w:tc>
         <w:tc>
           <w:tcPr>
-            <w:tcW w:w="4207" w:type="dxa"/>
+            <w:tcW w:w="4166" w:type="dxa"/>
           </w:tcPr>
           <w:p>
             <w:pPr>
@@ -5996,7 +5980,7 @@
         </w:tc>
         <w:tc>
           <w:tcPr>
-            <w:tcW w:w="830" w:type="dxa"/>
+            <w:tcW w:w="883" w:type="dxa"/>
           </w:tcPr>
           <w:p>
             <w:pPr>
@@ -6311,10 +6295,10 @@
         <w:tblCaption w:val="Таблиця 2.2 – Класифікація варіантів використання"/>
       </w:tblPr>
       <w:tblGrid>
-        <w:gridCol w:w="5792"/>
-        <w:gridCol w:w="1869"/>
+        <w:gridCol w:w="5737"/>
+        <w:gridCol w:w="1872"/>
         <w:gridCol w:w="1430"/>
-        <w:gridCol w:w="830"/>
+        <w:gridCol w:w="882"/>
       </w:tblGrid>
       <w:tr>
         <w:trPr>
@@ -6322,7 +6306,7 @@
         </w:trPr>
         <w:tc>
           <w:tcPr>
-            <w:tcW w:w="5792" w:type="dxa"/>
+            <w:tcW w:w="5737" w:type="dxa"/>
           </w:tcPr>
           <w:p>
             <w:pPr>
@@ -6336,7 +6320,7 @@
         </w:tc>
         <w:tc>
           <w:tcPr>
-            <w:tcW w:w="1869" w:type="dxa"/>
+            <w:tcW w:w="1872" w:type="dxa"/>
           </w:tcPr>
           <w:p>
             <w:pPr>
@@ -6364,7 +6348,7 @@
         </w:tc>
         <w:tc>
           <w:tcPr>
-            <w:tcW w:w="830" w:type="dxa"/>
+            <w:tcW w:w="882" w:type="dxa"/>
           </w:tcPr>
           <w:p>
             <w:pPr>
@@ -6380,7 +6364,7 @@
       <w:tr>
         <w:tc>
           <w:tcPr>
-            <w:tcW w:w="5792" w:type="dxa"/>
+            <w:tcW w:w="5737" w:type="dxa"/>
           </w:tcPr>
           <w:p>
             <w:pPr>
@@ -6393,7 +6377,7 @@
         </w:tc>
         <w:tc>
           <w:tcPr>
-            <w:tcW w:w="1869" w:type="dxa"/>
+            <w:tcW w:w="1872" w:type="dxa"/>
           </w:tcPr>
           <w:p>
             <w:pPr>
@@ -6419,7 +6403,7 @@
         </w:tc>
         <w:tc>
           <w:tcPr>
-            <w:tcW w:w="830" w:type="dxa"/>
+            <w:tcW w:w="882" w:type="dxa"/>
           </w:tcPr>
           <w:p>
             <w:pPr>
@@ -6434,7 +6418,7 @@
       <w:tr>
         <w:tc>
           <w:tcPr>
-            <w:tcW w:w="5792" w:type="dxa"/>
+            <w:tcW w:w="5737" w:type="dxa"/>
           </w:tcPr>
           <w:p>
             <w:pPr>
@@ -6447,7 +6431,7 @@
         </w:tc>
         <w:tc>
           <w:tcPr>
-            <w:tcW w:w="1869" w:type="dxa"/>
+            <w:tcW w:w="1872" w:type="dxa"/>
           </w:tcPr>
           <w:p>
             <w:pPr>
@@ -6473,7 +6457,7 @@
         </w:tc>
         <w:tc>
           <w:tcPr>
-            <w:tcW w:w="830" w:type="dxa"/>
+            <w:tcW w:w="882" w:type="dxa"/>
           </w:tcPr>
           <w:p>
             <w:pPr>
@@ -6488,7 +6472,7 @@
       <w:tr>
         <w:tc>
           <w:tcPr>
-            <w:tcW w:w="5792" w:type="dxa"/>
+            <w:tcW w:w="5737" w:type="dxa"/>
           </w:tcPr>
           <w:p>
             <w:pPr>
@@ -6501,7 +6485,7 @@
         </w:tc>
         <w:tc>
           <w:tcPr>
-            <w:tcW w:w="1869" w:type="dxa"/>
+            <w:tcW w:w="1872" w:type="dxa"/>
           </w:tcPr>
           <w:p>
             <w:pPr>
@@ -6527,7 +6511,7 @@
         </w:tc>
         <w:tc>
           <w:tcPr>
-            <w:tcW w:w="830" w:type="dxa"/>
+            <w:tcW w:w="882" w:type="dxa"/>
           </w:tcPr>
           <w:p>
             <w:pPr>
@@ -6542,7 +6526,7 @@
       <w:tr>
         <w:tc>
           <w:tcPr>
-            <w:tcW w:w="5792" w:type="dxa"/>
+            <w:tcW w:w="5737" w:type="dxa"/>
           </w:tcPr>
           <w:p>
             <w:pPr>
@@ -6555,7 +6539,7 @@
         </w:tc>
         <w:tc>
           <w:tcPr>
-            <w:tcW w:w="1869" w:type="dxa"/>
+            <w:tcW w:w="1872" w:type="dxa"/>
           </w:tcPr>
           <w:p>
             <w:pPr>
@@ -6581,7 +6565,7 @@
         </w:tc>
         <w:tc>
           <w:tcPr>
-            <w:tcW w:w="830" w:type="dxa"/>
+            <w:tcW w:w="882" w:type="dxa"/>
           </w:tcPr>
           <w:p>
             <w:pPr>
@@ -6596,7 +6580,7 @@
       <w:tr>
         <w:tc>
           <w:tcPr>
-            <w:tcW w:w="5792" w:type="dxa"/>
+            <w:tcW w:w="5737" w:type="dxa"/>
           </w:tcPr>
           <w:p>
             <w:pPr>
@@ -6609,7 +6593,7 @@
         </w:tc>
         <w:tc>
           <w:tcPr>
-            <w:tcW w:w="1869" w:type="dxa"/>
+            <w:tcW w:w="1872" w:type="dxa"/>
           </w:tcPr>
           <w:p>
             <w:pPr>
@@ -6635,7 +6619,7 @@
         </w:tc>
         <w:tc>
           <w:tcPr>
-            <w:tcW w:w="830" w:type="dxa"/>
+            <w:tcW w:w="882" w:type="dxa"/>
           </w:tcPr>
           <w:p>
             <w:pPr>
@@ -6650,7 +6634,7 @@
       <w:tr>
         <w:tc>
           <w:tcPr>
-            <w:tcW w:w="5792" w:type="dxa"/>
+            <w:tcW w:w="5737" w:type="dxa"/>
           </w:tcPr>
           <w:p>
             <w:pPr>
@@ -6663,7 +6647,7 @@
         </w:tc>
         <w:tc>
           <w:tcPr>
-            <w:tcW w:w="1869" w:type="dxa"/>
+            <w:tcW w:w="1872" w:type="dxa"/>
           </w:tcPr>
           <w:p>
             <w:pPr>
@@ -6689,7 +6673,7 @@
         </w:tc>
         <w:tc>
           <w:tcPr>
-            <w:tcW w:w="830" w:type="dxa"/>
+            <w:tcW w:w="882" w:type="dxa"/>
           </w:tcPr>
           <w:p>
             <w:pPr>
@@ -6704,7 +6688,7 @@
       <w:tr>
         <w:tc>
           <w:tcPr>
-            <w:tcW w:w="5792" w:type="dxa"/>
+            <w:tcW w:w="5737" w:type="dxa"/>
           </w:tcPr>
           <w:p>
             <w:pPr>
@@ -6717,7 +6701,7 @@
         </w:tc>
         <w:tc>
           <w:tcPr>
-            <w:tcW w:w="1869" w:type="dxa"/>
+            <w:tcW w:w="1872" w:type="dxa"/>
           </w:tcPr>
           <w:p>
             <w:pPr>
@@ -6743,7 +6727,7 @@
         </w:tc>
         <w:tc>
           <w:tcPr>
-            <w:tcW w:w="830" w:type="dxa"/>
+            <w:tcW w:w="882" w:type="dxa"/>
           </w:tcPr>
           <w:p>
             <w:pPr>
@@ -6758,7 +6742,7 @@
       <w:tr>
         <w:tc>
           <w:tcPr>
-            <w:tcW w:w="5792" w:type="dxa"/>
+            <w:tcW w:w="5737" w:type="dxa"/>
           </w:tcPr>
           <w:p>
             <w:pPr>
@@ -6771,7 +6755,7 @@
         </w:tc>
         <w:tc>
           <w:tcPr>
-            <w:tcW w:w="1869" w:type="dxa"/>
+            <w:tcW w:w="1872" w:type="dxa"/>
           </w:tcPr>
           <w:p>
             <w:pPr>
@@ -6797,7 +6781,7 @@
         </w:tc>
         <w:tc>
           <w:tcPr>
-            <w:tcW w:w="830" w:type="dxa"/>
+            <w:tcW w:w="882" w:type="dxa"/>
           </w:tcPr>
           <w:p>
             <w:pPr>
@@ -6812,7 +6796,7 @@
       <w:tr>
         <w:tc>
           <w:tcPr>
-            <w:tcW w:w="5792" w:type="dxa"/>
+            <w:tcW w:w="5737" w:type="dxa"/>
           </w:tcPr>
           <w:p>
             <w:pPr>
@@ -6825,7 +6809,7 @@
         </w:tc>
         <w:tc>
           <w:tcPr>
-            <w:tcW w:w="1869" w:type="dxa"/>
+            <w:tcW w:w="1872" w:type="dxa"/>
           </w:tcPr>
           <w:p>
             <w:pPr>
@@ -6851,7 +6835,7 @@
         </w:tc>
         <w:tc>
           <w:tcPr>
-            <w:tcW w:w="830" w:type="dxa"/>
+            <w:tcW w:w="882" w:type="dxa"/>
           </w:tcPr>
           <w:p>
             <w:pPr>
@@ -6866,7 +6850,7 @@
       <w:tr>
         <w:tc>
           <w:tcPr>
-            <w:tcW w:w="5792" w:type="dxa"/>
+            <w:tcW w:w="5737" w:type="dxa"/>
           </w:tcPr>
           <w:p>
             <w:pPr>
@@ -6879,7 +6863,7 @@
         </w:tc>
         <w:tc>
           <w:tcPr>
-            <w:tcW w:w="1869" w:type="dxa"/>
+            <w:tcW w:w="1872" w:type="dxa"/>
           </w:tcPr>
           <w:p>
             <w:pPr>
@@ -6905,7 +6889,7 @@
         </w:tc>
         <w:tc>
           <w:tcPr>
-            <w:tcW w:w="830" w:type="dxa"/>
+            <w:tcW w:w="882" w:type="dxa"/>
           </w:tcPr>
           <w:p>
             <w:pPr>
@@ -7241,12 +7225,12 @@
         <w:tblCaption w:val="Таблиця 2.3 – Оцінка технічних факторів"/>
       </w:tblPr>
       <w:tblGrid>
-        <w:gridCol w:w="620"/>
-        <w:gridCol w:w="2608"/>
-        <w:gridCol w:w="750"/>
-        <w:gridCol w:w="1010"/>
-        <w:gridCol w:w="1010"/>
-        <w:gridCol w:w="3923"/>
+        <w:gridCol w:w="666"/>
+        <w:gridCol w:w="2583"/>
+        <w:gridCol w:w="796"/>
+        <w:gridCol w:w="1056"/>
+        <w:gridCol w:w="1056"/>
+        <w:gridCol w:w="3764"/>
       </w:tblGrid>
       <w:tr>
         <w:trPr>
@@ -7254,7 +7238,7 @@
         </w:trPr>
         <w:tc>
           <w:tcPr>
-            <w:tcW w:w="620" w:type="dxa"/>
+            <w:tcW w:w="666" w:type="dxa"/>
           </w:tcPr>
           <w:p>
             <w:pPr>
@@ -7272,7 +7256,7 @@
         </w:tc>
         <w:tc>
           <w:tcPr>
-            <w:tcW w:w="2608" w:type="dxa"/>
+            <w:tcW w:w="2583" w:type="dxa"/>
           </w:tcPr>
           <w:p>
             <w:pPr>
@@ -7290,7 +7274,7 @@
         </w:tc>
         <w:tc>
           <w:tcPr>
-            <w:tcW w:w="750" w:type="dxa"/>
+            <w:tcW w:w="796" w:type="dxa"/>
           </w:tcPr>
           <w:p>
             <w:pPr>
@@ -7308,7 +7292,7 @@
         </w:tc>
         <w:tc>
           <w:tcPr>
-            <w:tcW w:w="1010" w:type="dxa"/>
+            <w:tcW w:w="1056" w:type="dxa"/>
           </w:tcPr>
           <w:p>
             <w:pPr>
@@ -7326,7 +7310,7 @@
         </w:tc>
         <w:tc>
           <w:tcPr>
-            <w:tcW w:w="1010" w:type="dxa"/>
+            <w:tcW w:w="1056" w:type="dxa"/>
           </w:tcPr>
           <w:p>
             <w:pPr>
@@ -7344,7 +7328,7 @@
         </w:tc>
         <w:tc>
           <w:tcPr>
-            <w:tcW w:w="3923" w:type="dxa"/>
+            <w:tcW w:w="3764" w:type="dxa"/>
           </w:tcPr>
           <w:p>
             <w:pPr>
@@ -7364,7 +7348,7 @@
       <w:tr>
         <w:tc>
           <w:tcPr>
-            <w:tcW w:w="620" w:type="dxa"/>
+            <w:tcW w:w="666" w:type="dxa"/>
           </w:tcPr>
           <w:p>
             <w:pPr>
@@ -7381,7 +7365,7 @@
         </w:tc>
         <w:tc>
           <w:tcPr>
-            <w:tcW w:w="2608" w:type="dxa"/>
+            <w:tcW w:w="2583" w:type="dxa"/>
           </w:tcPr>
           <w:p>
             <w:pPr>
@@ -7398,7 +7382,7 @@
         </w:tc>
         <w:tc>
           <w:tcPr>
-            <w:tcW w:w="750" w:type="dxa"/>
+            <w:tcW w:w="796" w:type="dxa"/>
           </w:tcPr>
           <w:p>
             <w:pPr>
@@ -7415,7 +7399,7 @@
         </w:tc>
         <w:tc>
           <w:tcPr>
-            <w:tcW w:w="1010" w:type="dxa"/>
+            <w:tcW w:w="1056" w:type="dxa"/>
           </w:tcPr>
           <w:p>
             <w:pPr>
@@ -7432,7 +7416,7 @@
         </w:tc>
         <w:tc>
           <w:tcPr>
-            <w:tcW w:w="1010" w:type="dxa"/>
+            <w:tcW w:w="1056" w:type="dxa"/>
           </w:tcPr>
           <w:p>
             <w:pPr>
@@ -7449,7 +7433,7 @@
         </w:tc>
         <w:tc>
           <w:tcPr>
-            <w:tcW w:w="3923" w:type="dxa"/>
+            <w:tcW w:w="3764" w:type="dxa"/>
           </w:tcPr>
           <w:p>
             <w:pPr>
@@ -7468,7 +7452,7 @@
       <w:tr>
         <w:tc>
           <w:tcPr>
-            <w:tcW w:w="620" w:type="dxa"/>
+            <w:tcW w:w="666" w:type="dxa"/>
           </w:tcPr>
           <w:p>
             <w:pPr>
@@ -7485,7 +7469,7 @@
         </w:tc>
         <w:tc>
           <w:tcPr>
-            <w:tcW w:w="2608" w:type="dxa"/>
+            <w:tcW w:w="2583" w:type="dxa"/>
           </w:tcPr>
           <w:p>
             <w:pPr>
@@ -7502,7 +7486,7 @@
         </w:tc>
         <w:tc>
           <w:tcPr>
-            <w:tcW w:w="750" w:type="dxa"/>
+            <w:tcW w:w="796" w:type="dxa"/>
           </w:tcPr>
           <w:p>
             <w:pPr>
@@ -7519,7 +7503,7 @@
         </w:tc>
         <w:tc>
           <w:tcPr>
-            <w:tcW w:w="1010" w:type="dxa"/>
+            <w:tcW w:w="1056" w:type="dxa"/>
           </w:tcPr>
           <w:p>
             <w:pPr>
@@ -7536,7 +7520,7 @@
         </w:tc>
         <w:tc>
           <w:tcPr>
-            <w:tcW w:w="1010" w:type="dxa"/>
+            <w:tcW w:w="1056" w:type="dxa"/>
           </w:tcPr>
           <w:p>
             <w:pPr>
@@ -7553,7 +7537,7 @@
         </w:tc>
         <w:tc>
           <w:tcPr>
-            <w:tcW w:w="3923" w:type="dxa"/>
+            <w:tcW w:w="3764" w:type="dxa"/>
           </w:tcPr>
           <w:p>
             <w:pPr>
@@ -7572,7 +7556,7 @@
       <w:tr>
         <w:tc>
           <w:tcPr>
-            <w:tcW w:w="620" w:type="dxa"/>
+            <w:tcW w:w="666" w:type="dxa"/>
           </w:tcPr>
           <w:p>
             <w:pPr>
@@ -7589,7 +7573,7 @@
         </w:tc>
         <w:tc>
           <w:tcPr>
-            <w:tcW w:w="2608" w:type="dxa"/>
+            <w:tcW w:w="2583" w:type="dxa"/>
           </w:tcPr>
           <w:p>
             <w:pPr>
@@ -7606,7 +7590,7 @@
         </w:tc>
         <w:tc>
           <w:tcPr>
-            <w:tcW w:w="750" w:type="dxa"/>
+            <w:tcW w:w="796" w:type="dxa"/>
           </w:tcPr>
           <w:p>
             <w:pPr>
@@ -7623,7 +7607,7 @@
         </w:tc>
         <w:tc>
           <w:tcPr>
-            <w:tcW w:w="1010" w:type="dxa"/>
+            <w:tcW w:w="1056" w:type="dxa"/>
           </w:tcPr>
           <w:p>
             <w:pPr>
@@ -7640,7 +7624,7 @@
         </w:tc>
         <w:tc>
           <w:tcPr>
-            <w:tcW w:w="1010" w:type="dxa"/>
+            <w:tcW w:w="1056" w:type="dxa"/>
           </w:tcPr>
           <w:p>
             <w:pPr>
@@ -7657,7 +7641,7 @@
         </w:tc>
         <w:tc>
           <w:tcPr>
-            <w:tcW w:w="3923" w:type="dxa"/>
+            <w:tcW w:w="3764" w:type="dxa"/>
           </w:tcPr>
           <w:p>
             <w:pPr>
@@ -7676,7 +7660,7 @@
       <w:tr>
         <w:tc>
           <w:tcPr>
-            <w:tcW w:w="620" w:type="dxa"/>
+            <w:tcW w:w="666" w:type="dxa"/>
           </w:tcPr>
           <w:p>
             <w:pPr>
@@ -7693,7 +7677,7 @@
         </w:tc>
         <w:tc>
           <w:tcPr>
-            <w:tcW w:w="2608" w:type="dxa"/>
+            <w:tcW w:w="2583" w:type="dxa"/>
           </w:tcPr>
           <w:p>
             <w:pPr>
@@ -7710,7 +7694,7 @@
         </w:tc>
         <w:tc>
           <w:tcPr>
-            <w:tcW w:w="750" w:type="dxa"/>
+            <w:tcW w:w="796" w:type="dxa"/>
           </w:tcPr>
           <w:p>
             <w:pPr>
@@ -7727,7 +7711,7 @@
         </w:tc>
         <w:tc>
           <w:tcPr>
-            <w:tcW w:w="1010" w:type="dxa"/>
+            <w:tcW w:w="1056" w:type="dxa"/>
           </w:tcPr>
           <w:p>
             <w:pPr>
@@ -7744,7 +7728,7 @@
         </w:tc>
         <w:tc>
           <w:tcPr>
-            <w:tcW w:w="1010" w:type="dxa"/>
+            <w:tcW w:w="1056" w:type="dxa"/>
           </w:tcPr>
           <w:p>
             <w:pPr>
@@ -7761,7 +7745,7 @@
         </w:tc>
         <w:tc>
           <w:tcPr>
-            <w:tcW w:w="3923" w:type="dxa"/>
+            <w:tcW w:w="3764" w:type="dxa"/>
           </w:tcPr>
           <w:p>
             <w:pPr>
@@ -7780,7 +7764,7 @@
       <w:tr>
         <w:tc>
           <w:tcPr>
-            <w:tcW w:w="620" w:type="dxa"/>
+            <w:tcW w:w="666" w:type="dxa"/>
           </w:tcPr>
           <w:p>
             <w:pPr>
@@ -7797,7 +7781,7 @@
         </w:tc>
         <w:tc>
           <w:tcPr>
-            <w:tcW w:w="2608" w:type="dxa"/>
+            <w:tcW w:w="2583" w:type="dxa"/>
           </w:tcPr>
           <w:p>
             <w:pPr>
@@ -7814,7 +7798,7 @@
         </w:tc>
         <w:tc>
           <w:tcPr>
-            <w:tcW w:w="750" w:type="dxa"/>
+            <w:tcW w:w="796" w:type="dxa"/>
           </w:tcPr>
           <w:p>
             <w:pPr>
@@ -7831,7 +7815,7 @@
         </w:tc>
         <w:tc>
           <w:tcPr>
-            <w:tcW w:w="1010" w:type="dxa"/>
+            <w:tcW w:w="1056" w:type="dxa"/>
           </w:tcPr>
           <w:p>
             <w:pPr>
@@ -7848,7 +7832,7 @@
         </w:tc>
         <w:tc>
           <w:tcPr>
-            <w:tcW w:w="1010" w:type="dxa"/>
+            <w:tcW w:w="1056" w:type="dxa"/>
           </w:tcPr>
           <w:p>
             <w:pPr>
@@ -7865,7 +7849,7 @@
         </w:tc>
         <w:tc>
           <w:tcPr>
-            <w:tcW w:w="3923" w:type="dxa"/>
+            <w:tcW w:w="3764" w:type="dxa"/>
           </w:tcPr>
           <w:p>
             <w:pPr>
@@ -7884,7 +7868,7 @@
       <w:tr>
         <w:tc>
           <w:tcPr>
-            <w:tcW w:w="620" w:type="dxa"/>
+            <w:tcW w:w="666" w:type="dxa"/>
           </w:tcPr>
           <w:p>
             <w:pPr>
@@ -7901,7 +7885,7 @@
         </w:tc>
         <w:tc>
           <w:tcPr>
-            <w:tcW w:w="2608" w:type="dxa"/>
+            <w:tcW w:w="2583" w:type="dxa"/>
           </w:tcPr>
           <w:p>
             <w:pPr>
@@ -7918,7 +7902,7 @@
         </w:tc>
         <w:tc>
           <w:tcPr>
-            <w:tcW w:w="750" w:type="dxa"/>
+            <w:tcW w:w="796" w:type="dxa"/>
           </w:tcPr>
           <w:p>
             <w:pPr>
@@ -7935,7 +7919,7 @@
         </w:tc>
         <w:tc>
           <w:tcPr>
-            <w:tcW w:w="1010" w:type="dxa"/>
+            <w:tcW w:w="1056" w:type="dxa"/>
           </w:tcPr>
           <w:p>
             <w:pPr>
@@ -7952,7 +7936,7 @@
         </w:tc>
         <w:tc>
           <w:tcPr>
-            <w:tcW w:w="1010" w:type="dxa"/>
+            <w:tcW w:w="1056" w:type="dxa"/>
           </w:tcPr>
           <w:p>
             <w:pPr>
@@ -7969,7 +7953,7 @@
         </w:tc>
         <w:tc>
           <w:tcPr>
-            <w:tcW w:w="3923" w:type="dxa"/>
+            <w:tcW w:w="3764" w:type="dxa"/>
           </w:tcPr>
           <w:p>
             <w:pPr>
@@ -7988,7 +7972,7 @@
       <w:tr>
         <w:tc>
           <w:tcPr>
-            <w:tcW w:w="620" w:type="dxa"/>
+            <w:tcW w:w="666" w:type="dxa"/>
           </w:tcPr>
           <w:p>
             <w:pPr>
@@ -8005,7 +7989,7 @@
         </w:tc>
         <w:tc>
           <w:tcPr>
-            <w:tcW w:w="2608" w:type="dxa"/>
+            <w:tcW w:w="2583" w:type="dxa"/>
           </w:tcPr>
           <w:p>
             <w:pPr>
@@ -8022,7 +8006,7 @@
         </w:tc>
         <w:tc>
           <w:tcPr>
-            <w:tcW w:w="750" w:type="dxa"/>
+            <w:tcW w:w="796" w:type="dxa"/>
           </w:tcPr>
           <w:p>
             <w:pPr>
@@ -8039,7 +8023,7 @@
         </w:tc>
         <w:tc>
           <w:tcPr>
-            <w:tcW w:w="1010" w:type="dxa"/>
+            <w:tcW w:w="1056" w:type="dxa"/>
           </w:tcPr>
           <w:p>
             <w:pPr>
@@ -8056,7 +8040,7 @@
         </w:tc>
         <w:tc>
           <w:tcPr>
-            <w:tcW w:w="1010" w:type="dxa"/>
+            <w:tcW w:w="1056" w:type="dxa"/>
           </w:tcPr>
           <w:p>
             <w:pPr>
@@ -8073,7 +8057,7 @@
         </w:tc>
         <w:tc>
           <w:tcPr>
-            <w:tcW w:w="3923" w:type="dxa"/>
+            <w:tcW w:w="3764" w:type="dxa"/>
           </w:tcPr>
           <w:p>
             <w:pPr>
@@ -8092,7 +8076,7 @@
       <w:tr>
         <w:tc>
           <w:tcPr>
-            <w:tcW w:w="620" w:type="dxa"/>
+            <w:tcW w:w="666" w:type="dxa"/>
           </w:tcPr>
           <w:p>
             <w:pPr>
@@ -8109,7 +8093,7 @@
         </w:tc>
         <w:tc>
           <w:tcPr>
-            <w:tcW w:w="2608" w:type="dxa"/>
+            <w:tcW w:w="2583" w:type="dxa"/>
           </w:tcPr>
           <w:p>
             <w:pPr>
@@ -8126,7 +8110,7 @@
         </w:tc>
         <w:tc>
           <w:tcPr>
-            <w:tcW w:w="750" w:type="dxa"/>
+            <w:tcW w:w="796" w:type="dxa"/>
           </w:tcPr>
           <w:p>
             <w:pPr>
@@ -8143,7 +8127,7 @@
         </w:tc>
         <w:tc>
           <w:tcPr>
-            <w:tcW w:w="1010" w:type="dxa"/>
+            <w:tcW w:w="1056" w:type="dxa"/>
           </w:tcPr>
           <w:p>
             <w:pPr>
@@ -8160,7 +8144,7 @@
         </w:tc>
         <w:tc>
           <w:tcPr>
-            <w:tcW w:w="1010" w:type="dxa"/>
+            <w:tcW w:w="1056" w:type="dxa"/>
           </w:tcPr>
           <w:p>
             <w:pPr>
@@ -8177,7 +8161,7 @@
         </w:tc>
         <w:tc>
           <w:tcPr>
-            <w:tcW w:w="3923" w:type="dxa"/>
+            <w:tcW w:w="3764" w:type="dxa"/>
           </w:tcPr>
           <w:p>
             <w:pPr>
@@ -8196,7 +8180,7 @@
       <w:tr>
         <w:tc>
           <w:tcPr>
-            <w:tcW w:w="620" w:type="dxa"/>
+            <w:tcW w:w="666" w:type="dxa"/>
           </w:tcPr>
           <w:p>
             <w:pPr>
@@ -8213,7 +8197,7 @@
         </w:tc>
         <w:tc>
           <w:tcPr>
-            <w:tcW w:w="2608" w:type="dxa"/>
+            <w:tcW w:w="2583" w:type="dxa"/>
           </w:tcPr>
           <w:p>
             <w:pPr>
@@ -8230,7 +8214,7 @@
         </w:tc>
         <w:tc>
           <w:tcPr>
-            <w:tcW w:w="750" w:type="dxa"/>
+            <w:tcW w:w="796" w:type="dxa"/>
           </w:tcPr>
           <w:p>
             <w:pPr>
@@ -8247,7 +8231,7 @@
         </w:tc>
         <w:tc>
           <w:tcPr>
-            <w:tcW w:w="1010" w:type="dxa"/>
+            <w:tcW w:w="1056" w:type="dxa"/>
           </w:tcPr>
           <w:p>
             <w:pPr>
@@ -8264,7 +8248,7 @@
         </w:tc>
         <w:tc>
           <w:tcPr>
-            <w:tcW w:w="1010" w:type="dxa"/>
+            <w:tcW w:w="1056" w:type="dxa"/>
           </w:tcPr>
           <w:p>
             <w:pPr>
@@ -8281,7 +8265,7 @@
         </w:tc>
         <w:tc>
           <w:tcPr>
-            <w:tcW w:w="3923" w:type="dxa"/>
+            <w:tcW w:w="3764" w:type="dxa"/>
           </w:tcPr>
           <w:p>
             <w:pPr>
@@ -8300,7 +8284,7 @@
       <w:tr>
         <w:tc>
           <w:tcPr>
-            <w:tcW w:w="620" w:type="dxa"/>
+            <w:tcW w:w="666" w:type="dxa"/>
           </w:tcPr>
           <w:p>
             <w:pPr>
@@ -8317,7 +8301,7 @@
         </w:tc>
         <w:tc>
           <w:tcPr>
-            <w:tcW w:w="2608" w:type="dxa"/>
+            <w:tcW w:w="2583" w:type="dxa"/>
           </w:tcPr>
           <w:p>
             <w:pPr>
@@ -8334,7 +8318,7 @@
         </w:tc>
         <w:tc>
           <w:tcPr>
-            <w:tcW w:w="750" w:type="dxa"/>
+            <w:tcW w:w="796" w:type="dxa"/>
           </w:tcPr>
           <w:p>
             <w:pPr>
@@ -8351,7 +8335,7 @@
         </w:tc>
         <w:tc>
           <w:tcPr>
-            <w:tcW w:w="1010" w:type="dxa"/>
+            <w:tcW w:w="1056" w:type="dxa"/>
           </w:tcPr>
           <w:p>
             <w:pPr>
@@ -8368,7 +8352,7 @@
         </w:tc>
         <w:tc>
           <w:tcPr>
-            <w:tcW w:w="1010" w:type="dxa"/>
+            <w:tcW w:w="1056" w:type="dxa"/>
           </w:tcPr>
           <w:p>
             <w:pPr>
@@ -8385,7 +8369,7 @@
         </w:tc>
         <w:tc>
           <w:tcPr>
-            <w:tcW w:w="3923" w:type="dxa"/>
+            <w:tcW w:w="3764" w:type="dxa"/>
           </w:tcPr>
           <w:p>
             <w:pPr>
@@ -8404,7 +8388,7 @@
       <w:tr>
         <w:tc>
           <w:tcPr>
-            <w:tcW w:w="620" w:type="dxa"/>
+            <w:tcW w:w="666" w:type="dxa"/>
           </w:tcPr>
           <w:p>
             <w:pPr>
@@ -8421,7 +8405,7 @@
         </w:tc>
         <w:tc>
           <w:tcPr>
-            <w:tcW w:w="2608" w:type="dxa"/>
+            <w:tcW w:w="2583" w:type="dxa"/>
           </w:tcPr>
           <w:p>
             <w:pPr>
@@ -8438,7 +8422,7 @@
         </w:tc>
         <w:tc>
           <w:tcPr>
-            <w:tcW w:w="750" w:type="dxa"/>
+            <w:tcW w:w="796" w:type="dxa"/>
           </w:tcPr>
           <w:p>
             <w:pPr>
@@ -8455,7 +8439,7 @@
         </w:tc>
         <w:tc>
           <w:tcPr>
-            <w:tcW w:w="1010" w:type="dxa"/>
+            <w:tcW w:w="1056" w:type="dxa"/>
           </w:tcPr>
           <w:p>
             <w:pPr>
@@ -8472,7 +8456,7 @@
         </w:tc>
         <w:tc>
           <w:tcPr>
-            <w:tcW w:w="1010" w:type="dxa"/>
+            <w:tcW w:w="1056" w:type="dxa"/>
           </w:tcPr>
           <w:p>
             <w:pPr>
@@ -8489,7 +8473,7 @@
         </w:tc>
         <w:tc>
           <w:tcPr>
-            <w:tcW w:w="3923" w:type="dxa"/>
+            <w:tcW w:w="3764" w:type="dxa"/>
           </w:tcPr>
           <w:p>
             <w:pPr>
@@ -8508,7 +8492,7 @@
       <w:tr>
         <w:tc>
           <w:tcPr>
-            <w:tcW w:w="620" w:type="dxa"/>
+            <w:tcW w:w="666" w:type="dxa"/>
           </w:tcPr>
           <w:p>
             <w:pPr>
@@ -8525,7 +8509,7 @@
         </w:tc>
         <w:tc>
           <w:tcPr>
-            <w:tcW w:w="2608" w:type="dxa"/>
+            <w:tcW w:w="2583" w:type="dxa"/>
           </w:tcPr>
           <w:p>
             <w:pPr>
@@ -8542,7 +8526,7 @@
         </w:tc>
         <w:tc>
           <w:tcPr>
-            <w:tcW w:w="750" w:type="dxa"/>
+            <w:tcW w:w="796" w:type="dxa"/>
           </w:tcPr>
           <w:p>
             <w:pPr>
@@ -8559,7 +8543,7 @@
         </w:tc>
         <w:tc>
           <w:tcPr>
-            <w:tcW w:w="1010" w:type="dxa"/>
+            <w:tcW w:w="1056" w:type="dxa"/>
           </w:tcPr>
           <w:p>
             <w:pPr>
@@ -8576,7 +8560,7 @@
         </w:tc>
         <w:tc>
           <w:tcPr>
-            <w:tcW w:w="1010" w:type="dxa"/>
+            <w:tcW w:w="1056" w:type="dxa"/>
           </w:tcPr>
           <w:p>
             <w:pPr>
@@ -8593,7 +8577,7 @@
         </w:tc>
         <w:tc>
           <w:tcPr>
-            <w:tcW w:w="3923" w:type="dxa"/>
+            <w:tcW w:w="3764" w:type="dxa"/>
           </w:tcPr>
           <w:p>
             <w:pPr>
@@ -8612,7 +8596,7 @@
       <w:tr>
         <w:tc>
           <w:tcPr>
-            <w:tcW w:w="620" w:type="dxa"/>
+            <w:tcW w:w="666" w:type="dxa"/>
           </w:tcPr>
           <w:p>
             <w:pPr>
@@ -8629,7 +8613,7 @@
         </w:tc>
         <w:tc>
           <w:tcPr>
-            <w:tcW w:w="2608" w:type="dxa"/>
+            <w:tcW w:w="2583" w:type="dxa"/>
           </w:tcPr>
           <w:p>
             <w:pPr>
@@ -8646,7 +8630,7 @@
         </w:tc>
         <w:tc>
           <w:tcPr>
-            <w:tcW w:w="750" w:type="dxa"/>
+            <w:tcW w:w="796" w:type="dxa"/>
           </w:tcPr>
           <w:p>
             <w:pPr>
@@ -8663,7 +8647,7 @@
         </w:tc>
         <w:tc>
           <w:tcPr>
-            <w:tcW w:w="1010" w:type="dxa"/>
+            <w:tcW w:w="1056" w:type="dxa"/>
           </w:tcPr>
           <w:p>
             <w:pPr>
@@ -8680,7 +8664,7 @@
         </w:tc>
         <w:tc>
           <w:tcPr>
-            <w:tcW w:w="1010" w:type="dxa"/>
+            <w:tcW w:w="1056" w:type="dxa"/>
           </w:tcPr>
           <w:p>
             <w:pPr>
@@ -8697,7 +8681,7 @@
         </w:tc>
         <w:tc>
           <w:tcPr>
-            <w:tcW w:w="3923" w:type="dxa"/>
+            <w:tcW w:w="3764" w:type="dxa"/>
           </w:tcPr>
           <w:p>
             <w:pPr>
@@ -8716,17 +8700,17 @@
       <w:tr>
         <w:tc>
           <w:tcPr>
-            <w:tcW w:w="620" w:type="dxa"/>
-          </w:tcPr>
-          <w:p>
-            <w:pPr>
-              <w:pStyle w:val="Compact"/>
-            </w:pPr>
-          </w:p>
-        </w:tc>
-        <w:tc>
-          <w:tcPr>
-            <w:tcW w:w="2608" w:type="dxa"/>
+            <w:tcW w:w="666" w:type="dxa"/>
+          </w:tcPr>
+          <w:p>
+            <w:pPr>
+              <w:pStyle w:val="Compact"/>
+            </w:pPr>
+          </w:p>
+        </w:tc>
+        <w:tc>
+          <w:tcPr>
+            <w:tcW w:w="2583" w:type="dxa"/>
           </w:tcPr>
           <w:p>
             <w:pPr>
@@ -8743,27 +8727,27 @@
         </w:tc>
         <w:tc>
           <w:tcPr>
-            <w:tcW w:w="750" w:type="dxa"/>
-          </w:tcPr>
-          <w:p>
-            <w:pPr>
-              <w:pStyle w:val="Compact"/>
-            </w:pPr>
-          </w:p>
-        </w:tc>
-        <w:tc>
-          <w:tcPr>
-            <w:tcW w:w="1010" w:type="dxa"/>
-          </w:tcPr>
-          <w:p>
-            <w:pPr>
-              <w:pStyle w:val="Compact"/>
-            </w:pPr>
-          </w:p>
-        </w:tc>
-        <w:tc>
-          <w:tcPr>
-            <w:tcW w:w="1010" w:type="dxa"/>
+            <w:tcW w:w="796" w:type="dxa"/>
+          </w:tcPr>
+          <w:p>
+            <w:pPr>
+              <w:pStyle w:val="Compact"/>
+            </w:pPr>
+          </w:p>
+        </w:tc>
+        <w:tc>
+          <w:tcPr>
+            <w:tcW w:w="1056" w:type="dxa"/>
+          </w:tcPr>
+          <w:p>
+            <w:pPr>
+              <w:pStyle w:val="Compact"/>
+            </w:pPr>
+          </w:p>
+        </w:tc>
+        <w:tc>
+          <w:tcPr>
+            <w:tcW w:w="1056" w:type="dxa"/>
           </w:tcPr>
           <w:p>
             <w:pPr>
@@ -8780,7 +8764,7 @@
         </w:tc>
         <w:tc>
           <w:tcPr>
-            <w:tcW w:w="3923" w:type="dxa"/>
+            <w:tcW w:w="3764" w:type="dxa"/>
           </w:tcPr>
           <w:p>
             <w:pPr>
@@ -9127,11 +9111,11 @@
         <w:tblCaption w:val="Таблиця 2.4 – Оцінка факторів середовища"/>
       </w:tblPr>
       <w:tblGrid>
-        <w:gridCol w:w="730"/>
-        <w:gridCol w:w="5931"/>
-        <w:gridCol w:w="883"/>
-        <w:gridCol w:w="1189"/>
-        <w:gridCol w:w="1188"/>
+        <w:gridCol w:w="718"/>
+        <w:gridCol w:w="5837"/>
+        <w:gridCol w:w="921"/>
+        <w:gridCol w:w="1222"/>
+        <w:gridCol w:w="1223"/>
       </w:tblGrid>
       <w:tr>
         <w:trPr>
@@ -9139,7 +9123,7 @@
         </w:trPr>
         <w:tc>
           <w:tcPr>
-            <w:tcW w:w="730" w:type="dxa"/>
+            <w:tcW w:w="718" w:type="dxa"/>
           </w:tcPr>
           <w:p>
             <w:pPr>
@@ -9157,7 +9141,7 @@
         </w:tc>
         <w:tc>
           <w:tcPr>
-            <w:tcW w:w="5931" w:type="dxa"/>
+            <w:tcW w:w="5837" w:type="dxa"/>
           </w:tcPr>
           <w:p>
             <w:pPr>
@@ -9175,7 +9159,7 @@
         </w:tc>
         <w:tc>
           <w:tcPr>
-            <w:tcW w:w="883" w:type="dxa"/>
+            <w:tcW w:w="921" w:type="dxa"/>
           </w:tcPr>
           <w:p>
             <w:pPr>
@@ -9193,7 +9177,7 @@
         </w:tc>
         <w:tc>
           <w:tcPr>
-            <w:tcW w:w="1189" w:type="dxa"/>
+            <w:tcW w:w="1222" w:type="dxa"/>
           </w:tcPr>
           <w:p>
             <w:pPr>
@@ -9211,7 +9195,7 @@
         </w:tc>
         <w:tc>
           <w:tcPr>
-            <w:tcW w:w="1188" w:type="dxa"/>
+            <w:tcW w:w="1223" w:type="dxa"/>
           </w:tcPr>
           <w:p>
             <w:pPr>
@@ -9231,7 +9215,7 @@
       <w:tr>
         <w:tc>
           <w:tcPr>
-            <w:tcW w:w="730" w:type="dxa"/>
+            <w:tcW w:w="718" w:type="dxa"/>
           </w:tcPr>
           <w:p>
             <w:pPr>
@@ -9248,7 +9232,7 @@
         </w:tc>
         <w:tc>
           <w:tcPr>
-            <w:tcW w:w="5931" w:type="dxa"/>
+            <w:tcW w:w="5837" w:type="dxa"/>
           </w:tcPr>
           <w:p>
             <w:pPr>
@@ -9265,7 +9249,7 @@
         </w:tc>
         <w:tc>
           <w:tcPr>
-            <w:tcW w:w="883" w:type="dxa"/>
+            <w:tcW w:w="921" w:type="dxa"/>
           </w:tcPr>
           <w:p>
             <w:pPr>
@@ -9282,7 +9266,7 @@
         </w:tc>
         <w:tc>
           <w:tcPr>
-            <w:tcW w:w="1189" w:type="dxa"/>
+            <w:tcW w:w="1222" w:type="dxa"/>
           </w:tcPr>
           <w:p>
             <w:pPr>
@@ -9299,7 +9283,7 @@
         </w:tc>
         <w:tc>
           <w:tcPr>
-            <w:tcW w:w="1188" w:type="dxa"/>
+            <w:tcW w:w="1223" w:type="dxa"/>
           </w:tcPr>
           <w:p>
             <w:pPr>
@@ -9318,7 +9302,7 @@
       <w:tr>
         <w:tc>
           <w:tcPr>
-            <w:tcW w:w="730" w:type="dxa"/>
+            <w:tcW w:w="718" w:type="dxa"/>
           </w:tcPr>
           <w:p>
             <w:pPr>
@@ -9335,7 +9319,7 @@
         </w:tc>
         <w:tc>
           <w:tcPr>
-            <w:tcW w:w="5931" w:type="dxa"/>
+            <w:tcW w:w="5837" w:type="dxa"/>
           </w:tcPr>
           <w:p>
             <w:pPr>
@@ -9352,7 +9336,7 @@
         </w:tc>
         <w:tc>
           <w:tcPr>
-            <w:tcW w:w="883" w:type="dxa"/>
+            <w:tcW w:w="921" w:type="dxa"/>
           </w:tcPr>
           <w:p>
             <w:pPr>
@@ -9369,7 +9353,7 @@
         </w:tc>
         <w:tc>
           <w:tcPr>
-            <w:tcW w:w="1189" w:type="dxa"/>
+            <w:tcW w:w="1222" w:type="dxa"/>
           </w:tcPr>
           <w:p>
             <w:pPr>
@@ -9386,7 +9370,7 @@
         </w:tc>
         <w:tc>
           <w:tcPr>
-            <w:tcW w:w="1188" w:type="dxa"/>
+            <w:tcW w:w="1223" w:type="dxa"/>
           </w:tcPr>
           <w:p>
             <w:pPr>
@@ -9405,7 +9389,7 @@
       <w:tr>
         <w:tc>
           <w:tcPr>
-            <w:tcW w:w="730" w:type="dxa"/>
+            <w:tcW w:w="718" w:type="dxa"/>
           </w:tcPr>
           <w:p>
             <w:pPr>
@@ -9422,7 +9406,7 @@
         </w:tc>
         <w:tc>
           <w:tcPr>
-            <w:tcW w:w="5931" w:type="dxa"/>
+            <w:tcW w:w="5837" w:type="dxa"/>
           </w:tcPr>
           <w:p>
             <w:pPr>
@@ -9439,7 +9423,7 @@
         </w:tc>
         <w:tc>
           <w:tcPr>
-            <w:tcW w:w="883" w:type="dxa"/>
+            <w:tcW w:w="921" w:type="dxa"/>
           </w:tcPr>
           <w:p>
             <w:pPr>
@@ -9456,7 +9440,7 @@
         </w:tc>
         <w:tc>
           <w:tcPr>
-            <w:tcW w:w="1189" w:type="dxa"/>
+            <w:tcW w:w="1222" w:type="dxa"/>
           </w:tcPr>
           <w:p>
             <w:pPr>
@@ -9473,7 +9457,7 @@
         </w:tc>
         <w:tc>
           <w:tcPr>
-            <w:tcW w:w="1188" w:type="dxa"/>
+            <w:tcW w:w="1223" w:type="dxa"/>
           </w:tcPr>
           <w:p>
             <w:pPr>
@@ -9492,7 +9476,7 @@
       <w:tr>
         <w:tc>
           <w:tcPr>
-            <w:tcW w:w="730" w:type="dxa"/>
+            <w:tcW w:w="718" w:type="dxa"/>
           </w:tcPr>
           <w:p>
             <w:pPr>
@@ -9509,7 +9493,7 @@
         </w:tc>
         <w:tc>
           <w:tcPr>
-            <w:tcW w:w="5931" w:type="dxa"/>
+            <w:tcW w:w="5837" w:type="dxa"/>
           </w:tcPr>
           <w:p>
             <w:pPr>
@@ -9526,7 +9510,7 @@
         </w:tc>
         <w:tc>
           <w:tcPr>
-            <w:tcW w:w="883" w:type="dxa"/>
+            <w:tcW w:w="921" w:type="dxa"/>
           </w:tcPr>
           <w:p>
             <w:pPr>
@@ -9543,7 +9527,7 @@
         </w:tc>
         <w:tc>
           <w:tcPr>
-            <w:tcW w:w="1189" w:type="dxa"/>
+            <w:tcW w:w="1222" w:type="dxa"/>
           </w:tcPr>
           <w:p>
             <w:pPr>
@@ -9560,7 +9544,7 @@
         </w:tc>
         <w:tc>
           <w:tcPr>
-            <w:tcW w:w="1188" w:type="dxa"/>
+            <w:tcW w:w="1223" w:type="dxa"/>
           </w:tcPr>
           <w:p>
             <w:pPr>
@@ -9579,7 +9563,7 @@
       <w:tr>
         <w:tc>
           <w:tcPr>
-            <w:tcW w:w="730" w:type="dxa"/>
+            <w:tcW w:w="718" w:type="dxa"/>
           </w:tcPr>
           <w:p>
             <w:pPr>
@@ -9596,7 +9580,7 @@
         </w:tc>
         <w:tc>
           <w:tcPr>
-            <w:tcW w:w="5931" w:type="dxa"/>
+            <w:tcW w:w="5837" w:type="dxa"/>
           </w:tcPr>
           <w:p>
             <w:pPr>
@@ -9613,7 +9597,7 @@
         </w:tc>
         <w:tc>
           <w:tcPr>
-            <w:tcW w:w="883" w:type="dxa"/>
+            <w:tcW w:w="921" w:type="dxa"/>
           </w:tcPr>
           <w:p>
             <w:pPr>
@@ -9630,7 +9614,7 @@
         </w:tc>
         <w:tc>
           <w:tcPr>
-            <w:tcW w:w="1189" w:type="dxa"/>
+            <w:tcW w:w="1222" w:type="dxa"/>
           </w:tcPr>
           <w:p>
             <w:pPr>
@@ -9647,7 +9631,7 @@
         </w:tc>
         <w:tc>
           <w:tcPr>
-            <w:tcW w:w="1188" w:type="dxa"/>
+            <w:tcW w:w="1223" w:type="dxa"/>
           </w:tcPr>
           <w:p>
             <w:pPr>
@@ -9666,7 +9650,7 @@
       <w:tr>
         <w:tc>
           <w:tcPr>
-            <w:tcW w:w="730" w:type="dxa"/>
+            <w:tcW w:w="718" w:type="dxa"/>
           </w:tcPr>
           <w:p>
             <w:pPr>
@@ -9683,7 +9667,7 @@
         </w:tc>
         <w:tc>
           <w:tcPr>
-            <w:tcW w:w="5931" w:type="dxa"/>
+            <w:tcW w:w="5837" w:type="dxa"/>
           </w:tcPr>
           <w:p>
             <w:pPr>
@@ -9700,7 +9684,7 @@
         </w:tc>
         <w:tc>
           <w:tcPr>
-            <w:tcW w:w="883" w:type="dxa"/>
+            <w:tcW w:w="921" w:type="dxa"/>
           </w:tcPr>
           <w:p>
             <w:pPr>
@@ -9717,7 +9701,7 @@
         </w:tc>
         <w:tc>
           <w:tcPr>
-            <w:tcW w:w="1189" w:type="dxa"/>
+            <w:tcW w:w="1222" w:type="dxa"/>
           </w:tcPr>
           <w:p>
             <w:pPr>
@@ -9734,7 +9718,7 @@
         </w:tc>
         <w:tc>
           <w:tcPr>
-            <w:tcW w:w="1188" w:type="dxa"/>
+            <w:tcW w:w="1223" w:type="dxa"/>
           </w:tcPr>
           <w:p>
             <w:pPr>
@@ -9753,7 +9737,7 @@
       <w:tr>
         <w:tc>
           <w:tcPr>
-            <w:tcW w:w="730" w:type="dxa"/>
+            <w:tcW w:w="718" w:type="dxa"/>
           </w:tcPr>
           <w:p>
             <w:pPr>
@@ -9770,7 +9754,7 @@
         </w:tc>
         <w:tc>
           <w:tcPr>
-            <w:tcW w:w="5931" w:type="dxa"/>
+            <w:tcW w:w="5837" w:type="dxa"/>
           </w:tcPr>
           <w:p>
             <w:pPr>
@@ -9787,7 +9771,7 @@
         </w:tc>
         <w:tc>
           <w:tcPr>
-            <w:tcW w:w="883" w:type="dxa"/>
+            <w:tcW w:w="921" w:type="dxa"/>
           </w:tcPr>
           <w:p>
             <w:pPr>
@@ -9804,7 +9788,7 @@
         </w:tc>
         <w:tc>
           <w:tcPr>
-            <w:tcW w:w="1189" w:type="dxa"/>
+            <w:tcW w:w="1222" w:type="dxa"/>
           </w:tcPr>
           <w:p>
             <w:pPr>
@@ -9821,7 +9805,7 @@
         </w:tc>
         <w:tc>
           <w:tcPr>
-            <w:tcW w:w="1188" w:type="dxa"/>
+            <w:tcW w:w="1223" w:type="dxa"/>
           </w:tcPr>
           <w:p>
             <w:pPr>
@@ -9840,7 +9824,7 @@
       <w:tr>
         <w:tc>
           <w:tcPr>
-            <w:tcW w:w="730" w:type="dxa"/>
+            <w:tcW w:w="718" w:type="dxa"/>
           </w:tcPr>
           <w:p>
             <w:pPr>
@@ -9857,7 +9841,7 @@
         </w:tc>
         <w:tc>
           <w:tcPr>
-            <w:tcW w:w="5931" w:type="dxa"/>
+            <w:tcW w:w="5837" w:type="dxa"/>
           </w:tcPr>
           <w:p>
             <w:pPr>
@@ -9874,7 +9858,7 @@
         </w:tc>
         <w:tc>
           <w:tcPr>
-            <w:tcW w:w="883" w:type="dxa"/>
+            <w:tcW w:w="921" w:type="dxa"/>
           </w:tcPr>
           <w:p>
             <w:pPr>
@@ -9891,7 +9875,7 @@
         </w:tc>
         <w:tc>
           <w:tcPr>
-            <w:tcW w:w="1189" w:type="dxa"/>
+            <w:tcW w:w="1222" w:type="dxa"/>
           </w:tcPr>
           <w:p>
             <w:pPr>
@@ -9908,7 +9892,7 @@
         </w:tc>
         <w:tc>
           <w:tcPr>
-            <w:tcW w:w="1188" w:type="dxa"/>
+            <w:tcW w:w="1223" w:type="dxa"/>
           </w:tcPr>
           <w:p>
             <w:pPr>
@@ -9927,17 +9911,17 @@
       <w:tr>
         <w:tc>
           <w:tcPr>
-            <w:tcW w:w="730" w:type="dxa"/>
-          </w:tcPr>
-          <w:p>
-            <w:pPr>
-              <w:pStyle w:val="Compact"/>
-            </w:pPr>
-          </w:p>
-        </w:tc>
-        <w:tc>
-          <w:tcPr>
-            <w:tcW w:w="5931" w:type="dxa"/>
+            <w:tcW w:w="718" w:type="dxa"/>
+          </w:tcPr>
+          <w:p>
+            <w:pPr>
+              <w:pStyle w:val="Compact"/>
+            </w:pPr>
+          </w:p>
+        </w:tc>
+        <w:tc>
+          <w:tcPr>
+            <w:tcW w:w="5837" w:type="dxa"/>
           </w:tcPr>
           <w:p>
             <w:pPr>
@@ -9954,27 +9938,27 @@
         </w:tc>
         <w:tc>
           <w:tcPr>
-            <w:tcW w:w="883" w:type="dxa"/>
-          </w:tcPr>
-          <w:p>
-            <w:pPr>
-              <w:pStyle w:val="Compact"/>
-            </w:pPr>
-          </w:p>
-        </w:tc>
-        <w:tc>
-          <w:tcPr>
-            <w:tcW w:w="1189" w:type="dxa"/>
-          </w:tcPr>
-          <w:p>
-            <w:pPr>
-              <w:pStyle w:val="Compact"/>
-            </w:pPr>
-          </w:p>
-        </w:tc>
-        <w:tc>
-          <w:tcPr>
-            <w:tcW w:w="1188" w:type="dxa"/>
+            <w:tcW w:w="921" w:type="dxa"/>
+          </w:tcPr>
+          <w:p>
+            <w:pPr>
+              <w:pStyle w:val="Compact"/>
+            </w:pPr>
+          </w:p>
+        </w:tc>
+        <w:tc>
+          <w:tcPr>
+            <w:tcW w:w="1222" w:type="dxa"/>
+          </w:tcPr>
+          <w:p>
+            <w:pPr>
+              <w:pStyle w:val="Compact"/>
+            </w:pPr>
+          </w:p>
+        </w:tc>
+        <w:tc>
+          <w:tcPr>
+            <w:tcW w:w="1223" w:type="dxa"/>
           </w:tcPr>
           <w:p>
             <w:pPr>
@@ -10526,10 +10510,10 @@
       </w:tblPr>
       <w:tblGrid>
         <w:gridCol w:w="620"/>
-        <w:gridCol w:w="4786"/>
+        <w:gridCol w:w="4749"/>
         <w:gridCol w:w="1685"/>
-        <w:gridCol w:w="1140"/>
-        <w:gridCol w:w="1690"/>
+        <w:gridCol w:w="1186"/>
+        <w:gridCol w:w="1681"/>
       </w:tblGrid>
       <w:tr>
         <w:trPr>
@@ -10555,7 +10539,7 @@
         </w:tc>
         <w:tc>
           <w:tcPr>
-            <w:tcW w:w="4786" w:type="dxa"/>
+            <w:tcW w:w="4749" w:type="dxa"/>
           </w:tcPr>
           <w:p>
             <w:pPr>
@@ -10591,7 +10575,7 @@
         </w:tc>
         <w:tc>
           <w:tcPr>
-            <w:tcW w:w="1140" w:type="dxa"/>
+            <w:tcW w:w="1186" w:type="dxa"/>
           </w:tcPr>
           <w:p>
             <w:pPr>
@@ -10609,7 +10593,7 @@
         </w:tc>
         <w:tc>
           <w:tcPr>
-            <w:tcW w:w="1690" w:type="dxa"/>
+            <w:tcW w:w="1681" w:type="dxa"/>
           </w:tcPr>
           <w:p>
             <w:pPr>
@@ -10646,7 +10630,7 @@
         </w:tc>
         <w:tc>
           <w:tcPr>
-            <w:tcW w:w="4786" w:type="dxa"/>
+            <w:tcW w:w="4749" w:type="dxa"/>
           </w:tcPr>
           <w:p>
             <w:pPr>
@@ -10680,7 +10664,7 @@
         </w:tc>
         <w:tc>
           <w:tcPr>
-            <w:tcW w:w="1140" w:type="dxa"/>
+            <w:tcW w:w="1186" w:type="dxa"/>
           </w:tcPr>
           <w:p>
             <w:pPr>
@@ -10697,7 +10681,7 @@
         </w:tc>
         <w:tc>
           <w:tcPr>
-            <w:tcW w:w="1690" w:type="dxa"/>
+            <w:tcW w:w="1681" w:type="dxa"/>
           </w:tcPr>
           <w:p>
             <w:pPr>
@@ -10733,7 +10717,7 @@
         </w:tc>
         <w:tc>
           <w:tcPr>
-            <w:tcW w:w="4786" w:type="dxa"/>
+            <w:tcW w:w="4749" w:type="dxa"/>
           </w:tcPr>
           <w:p>
             <w:pPr>
@@ -10767,7 +10751,7 @@
         </w:tc>
         <w:tc>
           <w:tcPr>
-            <w:tcW w:w="1140" w:type="dxa"/>
+            <w:tcW w:w="1186" w:type="dxa"/>
           </w:tcPr>
           <w:p>
             <w:pPr>
@@ -10784,7 +10768,7 @@
         </w:tc>
         <w:tc>
           <w:tcPr>
-            <w:tcW w:w="1690" w:type="dxa"/>
+            <w:tcW w:w="1681" w:type="dxa"/>
           </w:tcPr>
           <w:p>
             <w:pPr>
@@ -10820,7 +10804,7 @@
         </w:tc>
         <w:tc>
           <w:tcPr>
-            <w:tcW w:w="4786" w:type="dxa"/>
+            <w:tcW w:w="4749" w:type="dxa"/>
           </w:tcPr>
           <w:p>
             <w:pPr>
@@ -10854,7 +10838,7 @@
         </w:tc>
         <w:tc>
           <w:tcPr>
-            <w:tcW w:w="1140" w:type="dxa"/>
+            <w:tcW w:w="1186" w:type="dxa"/>
           </w:tcPr>
           <w:p>
             <w:pPr>
@@ -10871,7 +10855,7 @@
         </w:tc>
         <w:tc>
           <w:tcPr>
-            <w:tcW w:w="1690" w:type="dxa"/>
+            <w:tcW w:w="1681" w:type="dxa"/>
           </w:tcPr>
           <w:p>
             <w:pPr>
@@ -10907,7 +10891,7 @@
         </w:tc>
         <w:tc>
           <w:tcPr>
-            <w:tcW w:w="4786" w:type="dxa"/>
+            <w:tcW w:w="4749" w:type="dxa"/>
           </w:tcPr>
           <w:p>
             <w:pPr>
@@ -10941,7 +10925,7 @@
         </w:tc>
         <w:tc>
           <w:tcPr>
-            <w:tcW w:w="1140" w:type="dxa"/>
+            <w:tcW w:w="1186" w:type="dxa"/>
           </w:tcPr>
           <w:p>
             <w:pPr>
@@ -10958,7 +10942,7 @@
         </w:tc>
         <w:tc>
           <w:tcPr>
-            <w:tcW w:w="1690" w:type="dxa"/>
+            <w:tcW w:w="1681" w:type="dxa"/>
           </w:tcPr>
           <w:p>
             <w:pPr>
@@ -10994,7 +10978,7 @@
         </w:tc>
         <w:tc>
           <w:tcPr>
-            <w:tcW w:w="4786" w:type="dxa"/>
+            <w:tcW w:w="4749" w:type="dxa"/>
           </w:tcPr>
           <w:p>
             <w:pPr>
@@ -11028,7 +11012,7 @@
         </w:tc>
         <w:tc>
           <w:tcPr>
-            <w:tcW w:w="1140" w:type="dxa"/>
+            <w:tcW w:w="1186" w:type="dxa"/>
           </w:tcPr>
           <w:p>
             <w:pPr>
@@ -11045,7 +11029,7 @@
         </w:tc>
         <w:tc>
           <w:tcPr>
-            <w:tcW w:w="1690" w:type="dxa"/>
+            <w:tcW w:w="1681" w:type="dxa"/>
           </w:tcPr>
           <w:p>
             <w:pPr>
@@ -11081,7 +11065,7 @@
         </w:tc>
         <w:tc>
           <w:tcPr>
-            <w:tcW w:w="4786" w:type="dxa"/>
+            <w:tcW w:w="4749" w:type="dxa"/>
           </w:tcPr>
           <w:p>
             <w:pPr>
@@ -11115,7 +11099,7 @@
         </w:tc>
         <w:tc>
           <w:tcPr>
-            <w:tcW w:w="1140" w:type="dxa"/>
+            <w:tcW w:w="1186" w:type="dxa"/>
           </w:tcPr>
           <w:p>
             <w:pPr>
@@ -11132,7 +11116,7 @@
         </w:tc>
         <w:tc>
           <w:tcPr>
-            <w:tcW w:w="1690" w:type="dxa"/>
+            <w:tcW w:w="1681" w:type="dxa"/>
           </w:tcPr>
           <w:p>
             <w:pPr>
@@ -11168,7 +11152,7 @@
         </w:tc>
         <w:tc>
           <w:tcPr>
-            <w:tcW w:w="4786" w:type="dxa"/>
+            <w:tcW w:w="4749" w:type="dxa"/>
           </w:tcPr>
           <w:p>
             <w:pPr>
@@ -11202,7 +11186,7 @@
         </w:tc>
         <w:tc>
           <w:tcPr>
-            <w:tcW w:w="1140" w:type="dxa"/>
+            <w:tcW w:w="1186" w:type="dxa"/>
           </w:tcPr>
           <w:p>
             <w:pPr>
@@ -11219,7 +11203,7 @@
         </w:tc>
         <w:tc>
           <w:tcPr>
-            <w:tcW w:w="1690" w:type="dxa"/>
+            <w:tcW w:w="1681" w:type="dxa"/>
           </w:tcPr>
           <w:p>
             <w:pPr>
@@ -11255,7 +11239,7 @@
         </w:tc>
         <w:tc>
           <w:tcPr>
-            <w:tcW w:w="4786" w:type="dxa"/>
+            <w:tcW w:w="4749" w:type="dxa"/>
           </w:tcPr>
           <w:p>
             <w:pPr>
@@ -11289,7 +11273,7 @@
         </w:tc>
         <w:tc>
           <w:tcPr>
-            <w:tcW w:w="1140" w:type="dxa"/>
+            <w:tcW w:w="1186" w:type="dxa"/>
           </w:tcPr>
           <w:p>
             <w:pPr>
@@ -11306,7 +11290,7 @@
         </w:tc>
         <w:tc>
           <w:tcPr>
-            <w:tcW w:w="1690" w:type="dxa"/>
+            <w:tcW w:w="1681" w:type="dxa"/>
           </w:tcPr>
           <w:p>
             <w:pPr>
@@ -11342,7 +11326,7 @@
         </w:tc>
         <w:tc>
           <w:tcPr>
-            <w:tcW w:w="4786" w:type="dxa"/>
+            <w:tcW w:w="4749" w:type="dxa"/>
           </w:tcPr>
           <w:p>
             <w:pPr>
@@ -11376,7 +11360,7 @@
         </w:tc>
         <w:tc>
           <w:tcPr>
-            <w:tcW w:w="1140" w:type="dxa"/>
+            <w:tcW w:w="1186" w:type="dxa"/>
           </w:tcPr>
           <w:p>
             <w:pPr>
@@ -11393,7 +11377,7 @@
         </w:tc>
         <w:tc>
           <w:tcPr>
-            <w:tcW w:w="1690" w:type="dxa"/>
+            <w:tcW w:w="1681" w:type="dxa"/>
           </w:tcPr>
           <w:p>
             <w:pPr>
@@ -11429,7 +11413,7 @@
         </w:tc>
         <w:tc>
           <w:tcPr>
-            <w:tcW w:w="4786" w:type="dxa"/>
+            <w:tcW w:w="4749" w:type="dxa"/>
           </w:tcPr>
           <w:p>
             <w:pPr>
@@ -11463,7 +11447,7 @@
         </w:tc>
         <w:tc>
           <w:tcPr>
-            <w:tcW w:w="1140" w:type="dxa"/>
+            <w:tcW w:w="1186" w:type="dxa"/>
           </w:tcPr>
           <w:p>
             <w:pPr>
@@ -11480,7 +11464,7 @@
         </w:tc>
         <w:tc>
           <w:tcPr>
-            <w:tcW w:w="1690" w:type="dxa"/>
+            <w:tcW w:w="1681" w:type="dxa"/>
           </w:tcPr>
           <w:p>
             <w:pPr>
@@ -11516,7 +11500,7 @@
         </w:tc>
         <w:tc>
           <w:tcPr>
-            <w:tcW w:w="4786" w:type="dxa"/>
+            <w:tcW w:w="4749" w:type="dxa"/>
           </w:tcPr>
           <w:p>
             <w:pPr>
@@ -11550,7 +11534,7 @@
         </w:tc>
         <w:tc>
           <w:tcPr>
-            <w:tcW w:w="1140" w:type="dxa"/>
+            <w:tcW w:w="1186" w:type="dxa"/>
           </w:tcPr>
           <w:p>
             <w:pPr>
@@ -11567,7 +11551,7 @@
         </w:tc>
         <w:tc>
           <w:tcPr>
-            <w:tcW w:w="1690" w:type="dxa"/>
+            <w:tcW w:w="1681" w:type="dxa"/>
           </w:tcPr>
           <w:p>
             <w:pPr>
@@ -11707,10 +11691,10 @@
       </w:tblPr>
       <w:tblGrid>
         <w:gridCol w:w="620"/>
-        <w:gridCol w:w="2572"/>
-        <w:gridCol w:w="1660"/>
+        <w:gridCol w:w="2187"/>
+        <w:gridCol w:w="1706"/>
         <w:gridCol w:w="1270"/>
-        <w:gridCol w:w="3799"/>
+        <w:gridCol w:w="4138"/>
       </w:tblGrid>
       <w:tr>
         <w:trPr>
@@ -11736,7 +11720,7 @@
         </w:tc>
         <w:tc>
           <w:tcPr>
-            <w:tcW w:w="2572" w:type="dxa"/>
+            <w:tcW w:w="2187" w:type="dxa"/>
           </w:tcPr>
           <w:p>
             <w:pPr>
@@ -11754,7 +11738,7 @@
         </w:tc>
         <w:tc>
           <w:tcPr>
-            <w:tcW w:w="1660" w:type="dxa"/>
+            <w:tcW w:w="1706" w:type="dxa"/>
           </w:tcPr>
           <w:p>
             <w:pPr>
@@ -11790,7 +11774,7 @@
         </w:tc>
         <w:tc>
           <w:tcPr>
-            <w:tcW w:w="3799" w:type="dxa"/>
+            <w:tcW w:w="4138" w:type="dxa"/>
           </w:tcPr>
           <w:p>
             <w:pPr>
@@ -11827,7 +11811,7 @@
         </w:tc>
         <w:tc>
           <w:tcPr>
-            <w:tcW w:w="2572" w:type="dxa"/>
+            <w:tcW w:w="2187" w:type="dxa"/>
           </w:tcPr>
           <w:p>
             <w:pPr>
@@ -11844,7 +11828,7 @@
         </w:tc>
         <w:tc>
           <w:tcPr>
-            <w:tcW w:w="1660" w:type="dxa"/>
+            <w:tcW w:w="1706" w:type="dxa"/>
           </w:tcPr>
           <w:p>
             <w:pPr>
@@ -11878,7 +11862,7 @@
         </w:tc>
         <w:tc>
           <w:tcPr>
-            <w:tcW w:w="3799" w:type="dxa"/>
+            <w:tcW w:w="4138" w:type="dxa"/>
           </w:tcPr>
           <w:p>
             <w:pPr>
@@ -11914,7 +11898,7 @@
         </w:tc>
         <w:tc>
           <w:tcPr>
-            <w:tcW w:w="2572" w:type="dxa"/>
+            <w:tcW w:w="2187" w:type="dxa"/>
           </w:tcPr>
           <w:p>
             <w:pPr>
@@ -11931,7 +11915,7 @@
         </w:tc>
         <w:tc>
           <w:tcPr>
-            <w:tcW w:w="1660" w:type="dxa"/>
+            <w:tcW w:w="1706" w:type="dxa"/>
           </w:tcPr>
           <w:p>
             <w:pPr>
@@ -11965,7 +11949,7 @@
         </w:tc>
         <w:tc>
           <w:tcPr>
-            <w:tcW w:w="3799" w:type="dxa"/>
+            <w:tcW w:w="4138" w:type="dxa"/>
           </w:tcPr>
           <w:p>
             <w:pPr>
@@ -12001,7 +11985,7 @@
         </w:tc>
         <w:tc>
           <w:tcPr>
-            <w:tcW w:w="2572" w:type="dxa"/>
+            <w:tcW w:w="2187" w:type="dxa"/>
           </w:tcPr>
           <w:p>
             <w:pPr>
@@ -12018,7 +12002,7 @@
         </w:tc>
         <w:tc>
           <w:tcPr>
-            <w:tcW w:w="1660" w:type="dxa"/>
+            <w:tcW w:w="1706" w:type="dxa"/>
           </w:tcPr>
           <w:p>
             <w:pPr>
@@ -12052,7 +12036,7 @@
         </w:tc>
         <w:tc>
           <w:tcPr>
-            <w:tcW w:w="3799" w:type="dxa"/>
+            <w:tcW w:w="4138" w:type="dxa"/>
           </w:tcPr>
           <w:p>
             <w:pPr>
@@ -12088,7 +12072,7 @@
         </w:tc>
         <w:tc>
           <w:tcPr>
-            <w:tcW w:w="2572" w:type="dxa"/>
+            <w:tcW w:w="2187" w:type="dxa"/>
           </w:tcPr>
           <w:p>
             <w:pPr>
@@ -12105,7 +12089,7 @@
         </w:tc>
         <w:tc>
           <w:tcPr>
-            <w:tcW w:w="1660" w:type="dxa"/>
+            <w:tcW w:w="1706" w:type="dxa"/>
           </w:tcPr>
           <w:p>
             <w:pPr>
@@ -12139,7 +12123,7 @@
         </w:tc>
         <w:tc>
           <w:tcPr>
-            <w:tcW w:w="3799" w:type="dxa"/>
+            <w:tcW w:w="4138" w:type="dxa"/>
           </w:tcPr>
           <w:p>
             <w:pPr>
@@ -12175,7 +12159,7 @@
         </w:tc>
         <w:tc>
           <w:tcPr>
-            <w:tcW w:w="2572" w:type="dxa"/>
+            <w:tcW w:w="2187" w:type="dxa"/>
           </w:tcPr>
           <w:p>
             <w:pPr>
@@ -12192,7 +12176,7 @@
         </w:tc>
         <w:tc>
           <w:tcPr>
-            <w:tcW w:w="1660" w:type="dxa"/>
+            <w:tcW w:w="1706" w:type="dxa"/>
           </w:tcPr>
           <w:p>
             <w:pPr>
@@ -12226,7 +12210,7 @@
         </w:tc>
         <w:tc>
           <w:tcPr>
-            <w:tcW w:w="3799" w:type="dxa"/>
+            <w:tcW w:w="4138" w:type="dxa"/>
           </w:tcPr>
           <w:p>
             <w:pPr>
@@ -12262,7 +12246,7 @@
         </w:tc>
         <w:tc>
           <w:tcPr>
-            <w:tcW w:w="2572" w:type="dxa"/>
+            <w:tcW w:w="2187" w:type="dxa"/>
           </w:tcPr>
           <w:p>
             <w:pPr>
@@ -12279,7 +12263,7 @@
         </w:tc>
         <w:tc>
           <w:tcPr>
-            <w:tcW w:w="1660" w:type="dxa"/>
+            <w:tcW w:w="1706" w:type="dxa"/>
           </w:tcPr>
           <w:p>
             <w:pPr>
@@ -12313,7 +12297,7 @@
         </w:tc>
         <w:tc>
           <w:tcPr>
-            <w:tcW w:w="3799" w:type="dxa"/>
+            <w:tcW w:w="4138" w:type="dxa"/>
           </w:tcPr>
           <w:p>
             <w:pPr>
@@ -12349,7 +12333,7 @@
         </w:tc>
         <w:tc>
           <w:tcPr>
-            <w:tcW w:w="2572" w:type="dxa"/>
+            <w:tcW w:w="2187" w:type="dxa"/>
           </w:tcPr>
           <w:p>
             <w:pPr>
@@ -12366,7 +12350,7 @@
         </w:tc>
         <w:tc>
           <w:tcPr>
-            <w:tcW w:w="1660" w:type="dxa"/>
+            <w:tcW w:w="1706" w:type="dxa"/>
           </w:tcPr>
           <w:p>
             <w:pPr>
@@ -12400,7 +12384,7 @@
         </w:tc>
         <w:tc>
           <w:tcPr>
-            <w:tcW w:w="3799" w:type="dxa"/>
+            <w:tcW w:w="4138" w:type="dxa"/>
           </w:tcPr>
           <w:p>
             <w:pPr>
@@ -12436,7 +12420,7 @@
         </w:tc>
         <w:tc>
           <w:tcPr>
-            <w:tcW w:w="2572" w:type="dxa"/>
+            <w:tcW w:w="2187" w:type="dxa"/>
           </w:tcPr>
           <w:p>
             <w:pPr>
@@ -12453,7 +12437,7 @@
         </w:tc>
         <w:tc>
           <w:tcPr>
-            <w:tcW w:w="1660" w:type="dxa"/>
+            <w:tcW w:w="1706" w:type="dxa"/>
           </w:tcPr>
           <w:p>
             <w:pPr>
@@ -12487,7 +12471,7 @@
         </w:tc>
         <w:tc>
           <w:tcPr>
-            <w:tcW w:w="3799" w:type="dxa"/>
+            <w:tcW w:w="4138" w:type="dxa"/>
           </w:tcPr>
           <w:p>
             <w:pPr>
@@ -12523,7 +12507,7 @@
         </w:tc>
         <w:tc>
           <w:tcPr>
-            <w:tcW w:w="2572" w:type="dxa"/>
+            <w:tcW w:w="2187" w:type="dxa"/>
           </w:tcPr>
           <w:p>
             <w:pPr>
@@ -12540,7 +12524,7 @@
         </w:tc>
         <w:tc>
           <w:tcPr>
-            <w:tcW w:w="1660" w:type="dxa"/>
+            <w:tcW w:w="1706" w:type="dxa"/>
           </w:tcPr>
           <w:p>
             <w:pPr>
@@ -12574,7 +12558,7 @@
         </w:tc>
         <w:tc>
           <w:tcPr>
-            <w:tcW w:w="3799" w:type="dxa"/>
+            <w:tcW w:w="4138" w:type="dxa"/>
           </w:tcPr>
           <w:p>
             <w:pPr>
@@ -12598,7 +12582,7 @@
         <w:spacing w:before="480"/>
       </w:pPr>
       <w:r>
-        <w:t xml:space="preserve">Ризик R2 зумовлений політикою Google, яка з 30.09.2021 блокує запити авторизації OAuth 2.0 з вбудованих переглядачів [40], і рекомендацією RFC 8252 використовувати для нативних застосунків зовнішній браузер [36]; його усунуто на етапі 9 (19.09.2026). Ризик R3 пов’язаний із перекомпіляцією нативного модуля: на етапі 7, того ж дня, коли з’явилося пакування настільного застосунку, окремим комітом із пакета вилучено кеш інструмента перекомпіляції. Ризик R4 опрацьовано на етапі 10, а ризик R7 ілюструє етап 9, де п’ять із восьми комітів виправляють дефекти інтерфейсу та встановлення залежностей. Ризики R8 і R9 відповідають підрозділу 2.2, де функції настільного застосунку додано за останні 13 днів розробки.</w:t>
+        <w:t xml:space="preserve">Ризик R2 зумовлений політикою Google, яка з 30.09.2021 блокує запити авторизації OAuth 2.0 з вбудованих переглядачів [40], і рекомендацією RFC 8252 використовувати для нативних застосунків зовнішній браузер [36]; його усунуто на етапі 9 (19.09.2026). Ризик R3 пов’язаний із перекомпіляцією нативного модуля, кеш інструмента якої вилучено з пакета окремим комітом на етапі 7. Ризик R4 опрацьовано на етапі 10, а ризик R7 ілюструє етап 9, де п’ять із восьми комітів виправляють дефекти інтерфейсу та встановлення залежностей. Ризики R8 і R9 відповідають підрозділу 2.2, де функції настільного застосунку додано за останні 13 днів розробки.</w:t>
       </w:r>
     </w:p>
     <w:bookmarkEnd w:id="43"/>
@@ -12617,7 +12601,7 @@
         <w:spacing w:before="480"/>
       </w:pPr>
       <w:r>
-        <w:t xml:space="preserve">Трудомісткість розробки оцінено методом точок варіантів використання: за трьох дійових осіб і дев’яти варіантів використання</w:t>
+        <w:t xml:space="preserve">Трудомісткість оцінено методом точок варіантів використання:</w:t>
       </w:r>
       <w:r>
         <w:t xml:space="preserve"> </w:t>
@@ -12652,7 +12636,7 @@
         </m:r>
       </m:oMath>
       <w:r>
-        <w:t xml:space="preserve">, а за коефіцієнта продуктивності 20 люд.-год оцінна трудомісткість становить близько 2291 люд.-год. Фактичних трудовитрат історія Git не містить.</w:t>
+        <w:t xml:space="preserve">, а за коефіцієнта продуктивності 20 люд.-год оцінна трудомісткість становить близько 2291 люд.-год.</w:t>
       </w:r>
     </w:p>
     <w:p>
@@ -12660,7 +12644,7 @@
         <w:pStyle w:val="BodyText"/>
       </w:pPr>
       <w:r>
-        <w:t xml:space="preserve">За історією Git план виконання відновлено як 11 етапів з 27.05.2026 до 25.09.2026, що завершилися випуском 1.0.0. Більшість комітів зроблено за останні 29 днів розробки, а функції захоплення окремих застосунків – за останні 13 днів. Для ключових технічних ризиків реєстру – медіаз’єднання, входу через Google і збирання нативного модуля – заходи реагування реалізовано в коді.</w:t>
+        <w:t xml:space="preserve">За історією Git план виконання відновлено як 11 етапів з 27.05.2026 до 25.09.2026, що завершилися випуском 1.0.0. Більшість комітів зроблено за останні 29 днів. Для ключових технічних ризиків реєстру заходи реагування реалізовано в коді.</w:t>
       </w:r>
     </w:p>
     <w:bookmarkEnd w:id="44"/>
@@ -12942,10 +12926,10 @@
         <w:tblCaption w:val="Таблиця 3.1 – Методи та події протоколу сигналізації"/>
       </w:tblPr>
       <w:tblGrid>
-        <w:gridCol w:w="3080"/>
+        <w:gridCol w:w="3132"/>
         <w:gridCol w:w="1580"/>
-        <w:gridCol w:w="1299"/>
-        <w:gridCol w:w="3962"/>
+        <w:gridCol w:w="1336"/>
+        <w:gridCol w:w="3873"/>
       </w:tblGrid>
       <w:tr>
         <w:trPr>
@@ -12953,7 +12937,7 @@
         </w:trPr>
         <w:tc>
           <w:tcPr>
-            <w:tcW w:w="3080" w:type="dxa"/>
+            <w:tcW w:w="3132" w:type="dxa"/>
           </w:tcPr>
           <w:p>
             <w:pPr>
@@ -12981,7 +12965,7 @@
         </w:tc>
         <w:tc>
           <w:tcPr>
-            <w:tcW w:w="1299" w:type="dxa"/>
+            <w:tcW w:w="1336" w:type="dxa"/>
           </w:tcPr>
           <w:p>
             <w:pPr>
@@ -12995,7 +12979,7 @@
         </w:tc>
         <w:tc>
           <w:tcPr>
-            <w:tcW w:w="3962" w:type="dxa"/>
+            <w:tcW w:w="3873" w:type="dxa"/>
           </w:tcPr>
           <w:p>
             <w:pPr>
@@ -13011,7 +12995,7 @@
       <w:tr>
         <w:tc>
           <w:tcPr>
-            <w:tcW w:w="3080" w:type="dxa"/>
+            <w:tcW w:w="3132" w:type="dxa"/>
           </w:tcPr>
           <w:p>
             <w:pPr>
@@ -13037,7 +13021,7 @@
         </w:tc>
         <w:tc>
           <w:tcPr>
-            <w:tcW w:w="1299" w:type="dxa"/>
+            <w:tcW w:w="1336" w:type="dxa"/>
           </w:tcPr>
           <w:p>
             <w:pPr>
@@ -13050,7 +13034,7 @@
         </w:tc>
         <w:tc>
           <w:tcPr>
-            <w:tcW w:w="3962" w:type="dxa"/>
+            <w:tcW w:w="3873" w:type="dxa"/>
           </w:tcPr>
           <w:p>
             <w:pPr>
@@ -13065,7 +13049,7 @@
       <w:tr>
         <w:tc>
           <w:tcPr>
-            <w:tcW w:w="3080" w:type="dxa"/>
+            <w:tcW w:w="3132" w:type="dxa"/>
           </w:tcPr>
           <w:p>
             <w:pPr>
@@ -13091,7 +13075,7 @@
         </w:tc>
         <w:tc>
           <w:tcPr>
-            <w:tcW w:w="1299" w:type="dxa"/>
+            <w:tcW w:w="1336" w:type="dxa"/>
           </w:tcPr>
           <w:p>
             <w:pPr>
@@ -13104,7 +13088,7 @@
         </w:tc>
         <w:tc>
           <w:tcPr>
-            <w:tcW w:w="3962" w:type="dxa"/>
+            <w:tcW w:w="3873" w:type="dxa"/>
           </w:tcPr>
           <w:p>
             <w:pPr>
@@ -13119,7 +13103,7 @@
       <w:tr>
         <w:tc>
           <w:tcPr>
-            <w:tcW w:w="3080" w:type="dxa"/>
+            <w:tcW w:w="3132" w:type="dxa"/>
           </w:tcPr>
           <w:p>
             <w:pPr>
@@ -13145,7 +13129,7 @@
         </w:tc>
         <w:tc>
           <w:tcPr>
-            <w:tcW w:w="1299" w:type="dxa"/>
+            <w:tcW w:w="1336" w:type="dxa"/>
           </w:tcPr>
           <w:p>
             <w:pPr>
@@ -13158,7 +13142,7 @@
         </w:tc>
         <w:tc>
           <w:tcPr>
-            <w:tcW w:w="3962" w:type="dxa"/>
+            <w:tcW w:w="3873" w:type="dxa"/>
           </w:tcPr>
           <w:p>
             <w:pPr>
@@ -13173,7 +13157,7 @@
       <w:tr>
         <w:tc>
           <w:tcPr>
-            <w:tcW w:w="3080" w:type="dxa"/>
+            <w:tcW w:w="3132" w:type="dxa"/>
           </w:tcPr>
           <w:p>
             <w:pPr>
@@ -13199,7 +13183,7 @@
         </w:tc>
         <w:tc>
           <w:tcPr>
-            <w:tcW w:w="1299" w:type="dxa"/>
+            <w:tcW w:w="1336" w:type="dxa"/>
           </w:tcPr>
           <w:p>
             <w:pPr>
@@ -13212,7 +13196,7 @@
         </w:tc>
         <w:tc>
           <w:tcPr>
-            <w:tcW w:w="3962" w:type="dxa"/>
+            <w:tcW w:w="3873" w:type="dxa"/>
           </w:tcPr>
           <w:p>
             <w:pPr>
@@ -13227,7 +13211,7 @@
       <w:tr>
         <w:tc>
           <w:tcPr>
-            <w:tcW w:w="3080" w:type="dxa"/>
+            <w:tcW w:w="3132" w:type="dxa"/>
           </w:tcPr>
           <w:p>
             <w:pPr>
@@ -13253,7 +13237,7 @@
         </w:tc>
         <w:tc>
           <w:tcPr>
-            <w:tcW w:w="1299" w:type="dxa"/>
+            <w:tcW w:w="1336" w:type="dxa"/>
           </w:tcPr>
           <w:p>
             <w:pPr>
@@ -13266,7 +13250,7 @@
         </w:tc>
         <w:tc>
           <w:tcPr>
-            <w:tcW w:w="3962" w:type="dxa"/>
+            <w:tcW w:w="3873" w:type="dxa"/>
           </w:tcPr>
           <w:p>
             <w:pPr>
@@ -13281,7 +13265,7 @@
       <w:tr>
         <w:tc>
           <w:tcPr>
-            <w:tcW w:w="3080" w:type="dxa"/>
+            <w:tcW w:w="3132" w:type="dxa"/>
           </w:tcPr>
           <w:p>
             <w:pPr>
@@ -13307,7 +13291,7 @@
         </w:tc>
         <w:tc>
           <w:tcPr>
-            <w:tcW w:w="1299" w:type="dxa"/>
+            <w:tcW w:w="1336" w:type="dxa"/>
           </w:tcPr>
           <w:p>
             <w:pPr>
@@ -13320,7 +13304,7 @@
         </w:tc>
         <w:tc>
           <w:tcPr>
-            <w:tcW w:w="3962" w:type="dxa"/>
+            <w:tcW w:w="3873" w:type="dxa"/>
           </w:tcPr>
           <w:p>
             <w:pPr>
@@ -13335,7 +13319,7 @@
       <w:tr>
         <w:tc>
           <w:tcPr>
-            <w:tcW w:w="3080" w:type="dxa"/>
+            <w:tcW w:w="3132" w:type="dxa"/>
           </w:tcPr>
           <w:p>
             <w:pPr>
@@ -13361,7 +13345,7 @@
         </w:tc>
         <w:tc>
           <w:tcPr>
-            <w:tcW w:w="1299" w:type="dxa"/>
+            <w:tcW w:w="1336" w:type="dxa"/>
           </w:tcPr>
           <w:p>
             <w:pPr>
@@ -13374,7 +13358,7 @@
         </w:tc>
         <w:tc>
           <w:tcPr>
-            <w:tcW w:w="3962" w:type="dxa"/>
+            <w:tcW w:w="3873" w:type="dxa"/>
           </w:tcPr>
           <w:p>
             <w:pPr>
@@ -13389,7 +13373,7 @@
       <w:tr>
         <w:tc>
           <w:tcPr>
-            <w:tcW w:w="3080" w:type="dxa"/>
+            <w:tcW w:w="3132" w:type="dxa"/>
           </w:tcPr>
           <w:p>
             <w:pPr>
@@ -13415,7 +13399,7 @@
         </w:tc>
         <w:tc>
           <w:tcPr>
-            <w:tcW w:w="1299" w:type="dxa"/>
+            <w:tcW w:w="1336" w:type="dxa"/>
           </w:tcPr>
           <w:p>
             <w:pPr>
@@ -13428,7 +13412,7 @@
         </w:tc>
         <w:tc>
           <w:tcPr>
-            <w:tcW w:w="3962" w:type="dxa"/>
+            <w:tcW w:w="3873" w:type="dxa"/>
           </w:tcPr>
           <w:p>
             <w:pPr>
@@ -13443,7 +13427,7 @@
       <w:tr>
         <w:tc>
           <w:tcPr>
-            <w:tcW w:w="3080" w:type="dxa"/>
+            <w:tcW w:w="3132" w:type="dxa"/>
           </w:tcPr>
           <w:p>
             <w:pPr>
@@ -13469,7 +13453,7 @@
         </w:tc>
         <w:tc>
           <w:tcPr>
-            <w:tcW w:w="1299" w:type="dxa"/>
+            <w:tcW w:w="1336" w:type="dxa"/>
           </w:tcPr>
           <w:p>
             <w:pPr>
@@ -13482,7 +13466,7 @@
         </w:tc>
         <w:tc>
           <w:tcPr>
-            <w:tcW w:w="3962" w:type="dxa"/>
+            <w:tcW w:w="3873" w:type="dxa"/>
           </w:tcPr>
           <w:p>
             <w:pPr>
@@ -13497,7 +13481,7 @@
       <w:tr>
         <w:tc>
           <w:tcPr>
-            <w:tcW w:w="3080" w:type="dxa"/>
+            <w:tcW w:w="3132" w:type="dxa"/>
           </w:tcPr>
           <w:p>
             <w:pPr>
@@ -13523,7 +13507,7 @@
         </w:tc>
         <w:tc>
           <w:tcPr>
-            <w:tcW w:w="1299" w:type="dxa"/>
+            <w:tcW w:w="1336" w:type="dxa"/>
           </w:tcPr>
           <w:p>
             <w:pPr>
@@ -13536,7 +13520,7 @@
         </w:tc>
         <w:tc>
           <w:tcPr>
-            <w:tcW w:w="3962" w:type="dxa"/>
+            <w:tcW w:w="3873" w:type="dxa"/>
           </w:tcPr>
           <w:p>
             <w:pPr>
@@ -14353,7 +14337,7 @@
         <w:spacing w:before="480"/>
       </w:pPr>
       <w:r>
-        <w:t xml:space="preserve">Сторінка містить відеопрогравач з керуванням звуком і гучністю, режимом «картинка в картинці» та повноекранним режимом, доступними й клавішами M, P, F (ФВ-14). Якщо браузер заблокував автоматичне відтворення, поверх відео показано кнопку відтворення. Вибору якості на боці глядача немає. Після завершення трансляції програвач замінюється повідомленням «The stream has ended».</w:t>
+        <w:t xml:space="preserve">Сторінка містить відеопрогравач з керуванням звуком і гучністю, режимом «картинка в картинці» та повноекранним режимом, доступними й клавішами M, P, F (ФВ-14). Вибору якості на боці глядача немає. Після завершення трансляції програвач замінюється повідомленням «The stream has ended».</w:t>
       </w:r>
     </w:p>
     <w:bookmarkEnd w:id="99"/>
@@ -14380,7 +14364,7 @@
         <w:pStyle w:val="BodyText"/>
       </w:pPr>
       <w:r>
-        <w:t xml:space="preserve">Діаграми процесів формалізують публікацію й перегляд трансляції за протоколом сигналізації поверх WebSocket, вхід у настільному застосунку за схемою PKCE, слідування за вікнами застосунку та відновлення після втрати з’єднання стрімера. Модель даних з п’яти таблиць узгоджено з Auth.js і JWT-сеансами; класи сервера поділено на контролери, сервіси та репозиторії з явним впровадженням залежностей, а міжпроцесну взаємодію типізовано схемами zod. Ці рішення є основою реалізації, описаної в розділі 4.</w:t>
+        <w:t xml:space="preserve">Діаграми процесів формалізують публікацію й перегляд трансляції, вхід у настільному застосунку, слідування за вікнами та відновлення після втрати з’єднання. Модель даних з п’яти таблиць узгоджено з Auth.js, класи сервера поділено на контролери, сервіси та репозиторії, а міжпроцесну взаємодію типізовано схемами zod. Ці рішення є основою реалізації, описаної в розділі 4.</w:t>
       </w:r>
     </w:p>
     <w:bookmarkEnd w:id="100"/>
@@ -14439,9 +14423,9 @@
         <w:tblCaption w:val="Таблиця 4.1 – Технології розробки програмної системи"/>
       </w:tblPr>
       <w:tblGrid>
-        <w:gridCol w:w="4337"/>
-        <w:gridCol w:w="2214"/>
-        <w:gridCol w:w="3370"/>
+        <w:gridCol w:w="4311"/>
+        <w:gridCol w:w="2199"/>
+        <w:gridCol w:w="3411"/>
       </w:tblGrid>
       <w:tr>
         <w:trPr>
@@ -14449,7 +14433,7 @@
         </w:trPr>
         <w:tc>
           <w:tcPr>
-            <w:tcW w:w="4337" w:type="dxa"/>
+            <w:tcW w:w="4311" w:type="dxa"/>
           </w:tcPr>
           <w:p>
             <w:pPr>
@@ -14463,7 +14447,7 @@
         </w:tc>
         <w:tc>
           <w:tcPr>
-            <w:tcW w:w="2214" w:type="dxa"/>
+            <w:tcW w:w="2199" w:type="dxa"/>
           </w:tcPr>
           <w:p>
             <w:pPr>
@@ -14477,7 +14461,7 @@
         </w:tc>
         <w:tc>
           <w:tcPr>
-            <w:tcW w:w="3370" w:type="dxa"/>
+            <w:tcW w:w="3411" w:type="dxa"/>
           </w:tcPr>
           <w:p>
             <w:pPr>
@@ -14493,7 +14477,7 @@
       <w:tr>
         <w:tc>
           <w:tcPr>
-            <w:tcW w:w="4337" w:type="dxa"/>
+            <w:tcW w:w="4311" w:type="dxa"/>
           </w:tcPr>
           <w:p>
             <w:pPr>
@@ -14506,7 +14490,7 @@
         </w:tc>
         <w:tc>
           <w:tcPr>
-            <w:tcW w:w="2214" w:type="dxa"/>
+            <w:tcW w:w="2199" w:type="dxa"/>
           </w:tcPr>
           <w:p>
             <w:pPr>
@@ -14519,7 +14503,7 @@
         </w:tc>
         <w:tc>
           <w:tcPr>
-            <w:tcW w:w="3370" w:type="dxa"/>
+            <w:tcW w:w="3411" w:type="dxa"/>
           </w:tcPr>
           <w:p>
             <w:pPr>
@@ -14534,7 +14518,7 @@
       <w:tr>
         <w:tc>
           <w:tcPr>
-            <w:tcW w:w="4337" w:type="dxa"/>
+            <w:tcW w:w="4311" w:type="dxa"/>
           </w:tcPr>
           <w:p>
             <w:pPr>
@@ -14547,7 +14531,7 @@
         </w:tc>
         <w:tc>
           <w:tcPr>
-            <w:tcW w:w="2214" w:type="dxa"/>
+            <w:tcW w:w="2199" w:type="dxa"/>
           </w:tcPr>
           <w:p>
             <w:pPr>
@@ -14560,7 +14544,7 @@
         </w:tc>
         <w:tc>
           <w:tcPr>
-            <w:tcW w:w="3370" w:type="dxa"/>
+            <w:tcW w:w="3411" w:type="dxa"/>
           </w:tcPr>
           <w:p>
             <w:pPr>
@@ -14575,7 +14559,7 @@
       <w:tr>
         <w:tc>
           <w:tcPr>
-            <w:tcW w:w="4337" w:type="dxa"/>
+            <w:tcW w:w="4311" w:type="dxa"/>
           </w:tcPr>
           <w:p>
             <w:pPr>
@@ -14588,7 +14572,7 @@
         </w:tc>
         <w:tc>
           <w:tcPr>
-            <w:tcW w:w="2214" w:type="dxa"/>
+            <w:tcW w:w="2199" w:type="dxa"/>
           </w:tcPr>
           <w:p>
             <w:pPr>
@@ -14601,7 +14585,7 @@
         </w:tc>
         <w:tc>
           <w:tcPr>
-            <w:tcW w:w="3370" w:type="dxa"/>
+            <w:tcW w:w="3411" w:type="dxa"/>
           </w:tcPr>
           <w:p>
             <w:pPr>
@@ -14616,7 +14600,7 @@
       <w:tr>
         <w:tc>
           <w:tcPr>
-            <w:tcW w:w="4337" w:type="dxa"/>
+            <w:tcW w:w="4311" w:type="dxa"/>
           </w:tcPr>
           <w:p>
             <w:pPr>
@@ -14629,7 +14613,7 @@
         </w:tc>
         <w:tc>
           <w:tcPr>
-            <w:tcW w:w="2214" w:type="dxa"/>
+            <w:tcW w:w="2199" w:type="dxa"/>
           </w:tcPr>
           <w:p>
             <w:pPr>
@@ -14642,7 +14626,7 @@
         </w:tc>
         <w:tc>
           <w:tcPr>
-            <w:tcW w:w="3370" w:type="dxa"/>
+            <w:tcW w:w="3411" w:type="dxa"/>
           </w:tcPr>
           <w:p>
             <w:pPr>
@@ -14657,7 +14641,7 @@
       <w:tr>
         <w:tc>
           <w:tcPr>
-            <w:tcW w:w="4337" w:type="dxa"/>
+            <w:tcW w:w="4311" w:type="dxa"/>
           </w:tcPr>
           <w:p>
             <w:pPr>
@@ -14670,7 +14654,7 @@
         </w:tc>
         <w:tc>
           <w:tcPr>
-            <w:tcW w:w="2214" w:type="dxa"/>
+            <w:tcW w:w="2199" w:type="dxa"/>
           </w:tcPr>
           <w:p>
             <w:pPr>
@@ -14683,7 +14667,7 @@
         </w:tc>
         <w:tc>
           <w:tcPr>
-            <w:tcW w:w="3370" w:type="dxa"/>
+            <w:tcW w:w="3411" w:type="dxa"/>
           </w:tcPr>
           <w:p>
             <w:pPr>
@@ -14698,7 +14682,7 @@
       <w:tr>
         <w:tc>
           <w:tcPr>
-            <w:tcW w:w="4337" w:type="dxa"/>
+            <w:tcW w:w="4311" w:type="dxa"/>
           </w:tcPr>
           <w:p>
             <w:pPr>
@@ -14711,7 +14695,7 @@
         </w:tc>
         <w:tc>
           <w:tcPr>
-            <w:tcW w:w="2214" w:type="dxa"/>
+            <w:tcW w:w="2199" w:type="dxa"/>
           </w:tcPr>
           <w:p>
             <w:pPr>
@@ -14724,7 +14708,7 @@
         </w:tc>
         <w:tc>
           <w:tcPr>
-            <w:tcW w:w="3370" w:type="dxa"/>
+            <w:tcW w:w="3411" w:type="dxa"/>
           </w:tcPr>
           <w:p>
             <w:pPr>
@@ -14739,7 +14723,7 @@
       <w:tr>
         <w:tc>
           <w:tcPr>
-            <w:tcW w:w="4337" w:type="dxa"/>
+            <w:tcW w:w="4311" w:type="dxa"/>
           </w:tcPr>
           <w:p>
             <w:pPr>
@@ -14752,7 +14736,7 @@
         </w:tc>
         <w:tc>
           <w:tcPr>
-            <w:tcW w:w="2214" w:type="dxa"/>
+            <w:tcW w:w="2199" w:type="dxa"/>
           </w:tcPr>
           <w:p>
             <w:pPr>
@@ -14765,7 +14749,7 @@
         </w:tc>
         <w:tc>
           <w:tcPr>
-            <w:tcW w:w="3370" w:type="dxa"/>
+            <w:tcW w:w="3411" w:type="dxa"/>
           </w:tcPr>
           <w:p>
             <w:pPr>
@@ -14780,7 +14764,7 @@
       <w:tr>
         <w:tc>
           <w:tcPr>
-            <w:tcW w:w="4337" w:type="dxa"/>
+            <w:tcW w:w="4311" w:type="dxa"/>
           </w:tcPr>
           <w:p>
             <w:pPr>
@@ -14793,7 +14777,7 @@
         </w:tc>
         <w:tc>
           <w:tcPr>
-            <w:tcW w:w="2214" w:type="dxa"/>
+            <w:tcW w:w="2199" w:type="dxa"/>
           </w:tcPr>
           <w:p>
             <w:pPr>
@@ -14806,7 +14790,7 @@
         </w:tc>
         <w:tc>
           <w:tcPr>
-            <w:tcW w:w="3370" w:type="dxa"/>
+            <w:tcW w:w="3411" w:type="dxa"/>
           </w:tcPr>
           <w:p>
             <w:pPr>
@@ -14821,7 +14805,7 @@
       <w:tr>
         <w:tc>
           <w:tcPr>
-            <w:tcW w:w="4337" w:type="dxa"/>
+            <w:tcW w:w="4311" w:type="dxa"/>
           </w:tcPr>
           <w:p>
             <w:pPr>
@@ -14834,7 +14818,7 @@
         </w:tc>
         <w:tc>
           <w:tcPr>
-            <w:tcW w:w="2214" w:type="dxa"/>
+            <w:tcW w:w="2199" w:type="dxa"/>
           </w:tcPr>
           <w:p>
             <w:pPr>
@@ -14847,7 +14831,7 @@
         </w:tc>
         <w:tc>
           <w:tcPr>
-            <w:tcW w:w="3370" w:type="dxa"/>
+            <w:tcW w:w="3411" w:type="dxa"/>
           </w:tcPr>
           <w:p>
             <w:pPr>
@@ -14862,7 +14846,7 @@
       <w:tr>
         <w:tc>
           <w:tcPr>
-            <w:tcW w:w="4337" w:type="dxa"/>
+            <w:tcW w:w="4311" w:type="dxa"/>
           </w:tcPr>
           <w:p>
             <w:pPr>
@@ -14875,7 +14859,7 @@
         </w:tc>
         <w:tc>
           <w:tcPr>
-            <w:tcW w:w="2214" w:type="dxa"/>
+            <w:tcW w:w="2199" w:type="dxa"/>
           </w:tcPr>
           <w:p>
             <w:pPr>
@@ -14888,7 +14872,7 @@
         </w:tc>
         <w:tc>
           <w:tcPr>
-            <w:tcW w:w="3370" w:type="dxa"/>
+            <w:tcW w:w="3411" w:type="dxa"/>
           </w:tcPr>
           <w:p>
             <w:pPr>
@@ -14954,10 +14938,10 @@
         <w:tblCaption w:val="Таблиця 4.2 – Порівняння серверів SFU"/>
       </w:tblPr>
       <w:tblGrid>
-        <w:gridCol w:w="2040"/>
-        <w:gridCol w:w="2777"/>
-        <w:gridCol w:w="3158"/>
-        <w:gridCol w:w="1946"/>
+        <w:gridCol w:w="2004"/>
+        <w:gridCol w:w="2726"/>
+        <w:gridCol w:w="3304"/>
+        <w:gridCol w:w="1887"/>
       </w:tblGrid>
       <w:tr>
         <w:trPr>
@@ -14965,7 +14949,7 @@
         </w:trPr>
         <w:tc>
           <w:tcPr>
-            <w:tcW w:w="2040" w:type="dxa"/>
+            <w:tcW w:w="2004" w:type="dxa"/>
           </w:tcPr>
           <w:p>
             <w:pPr>
@@ -14979,7 +14963,7 @@
         </w:tc>
         <w:tc>
           <w:tcPr>
-            <w:tcW w:w="2777" w:type="dxa"/>
+            <w:tcW w:w="2726" w:type="dxa"/>
           </w:tcPr>
           <w:p>
             <w:pPr>
@@ -14993,7 +14977,7 @@
         </w:tc>
         <w:tc>
           <w:tcPr>
-            <w:tcW w:w="3158" w:type="dxa"/>
+            <w:tcW w:w="3304" w:type="dxa"/>
           </w:tcPr>
           <w:p>
             <w:pPr>
@@ -15007,7 +14991,7 @@
         </w:tc>
         <w:tc>
           <w:tcPr>
-            <w:tcW w:w="1946" w:type="dxa"/>
+            <w:tcW w:w="1887" w:type="dxa"/>
           </w:tcPr>
           <w:p>
             <w:pPr>
@@ -15023,7 +15007,7 @@
       <w:tr>
         <w:tc>
           <w:tcPr>
-            <w:tcW w:w="2040" w:type="dxa"/>
+            <w:tcW w:w="2004" w:type="dxa"/>
           </w:tcPr>
           <w:p>
             <w:pPr>
@@ -15036,7 +15020,7 @@
         </w:tc>
         <w:tc>
           <w:tcPr>
-            <w:tcW w:w="2777" w:type="dxa"/>
+            <w:tcW w:w="2726" w:type="dxa"/>
           </w:tcPr>
           <w:p>
             <w:pPr>
@@ -15049,7 +15033,7 @@
         </w:tc>
         <w:tc>
           <w:tcPr>
-            <w:tcW w:w="3158" w:type="dxa"/>
+            <w:tcW w:w="3304" w:type="dxa"/>
           </w:tcPr>
           <w:p>
             <w:pPr>
@@ -15062,7 +15046,7 @@
         </w:tc>
         <w:tc>
           <w:tcPr>
-            <w:tcW w:w="1946" w:type="dxa"/>
+            <w:tcW w:w="1887" w:type="dxa"/>
           </w:tcPr>
           <w:p>
             <w:pPr>
@@ -15077,7 +15061,7 @@
       <w:tr>
         <w:tc>
           <w:tcPr>
-            <w:tcW w:w="2040" w:type="dxa"/>
+            <w:tcW w:w="2004" w:type="dxa"/>
           </w:tcPr>
           <w:p>
             <w:pPr>
@@ -15090,7 +15074,7 @@
         </w:tc>
         <w:tc>
           <w:tcPr>
-            <w:tcW w:w="2777" w:type="dxa"/>
+            <w:tcW w:w="2726" w:type="dxa"/>
           </w:tcPr>
           <w:p>
             <w:pPr>
@@ -15103,7 +15087,7 @@
         </w:tc>
         <w:tc>
           <w:tcPr>
-            <w:tcW w:w="3158" w:type="dxa"/>
+            <w:tcW w:w="3304" w:type="dxa"/>
           </w:tcPr>
           <w:p>
             <w:pPr>
@@ -15116,7 +15100,7 @@
         </w:tc>
         <w:tc>
           <w:tcPr>
-            <w:tcW w:w="1946" w:type="dxa"/>
+            <w:tcW w:w="1887" w:type="dxa"/>
           </w:tcPr>
           <w:p>
             <w:pPr>
@@ -15174,9 +15158,9 @@
         <w:tblCaption w:val="Таблиця 4.3 – Порівняння платформ настільного застосунку"/>
       </w:tblPr>
       <w:tblGrid>
-        <w:gridCol w:w="3137"/>
-        <w:gridCol w:w="3842"/>
-        <w:gridCol w:w="2942"/>
+        <w:gridCol w:w="3130"/>
+        <w:gridCol w:w="3857"/>
+        <w:gridCol w:w="2934"/>
       </w:tblGrid>
       <w:tr>
         <w:trPr>
@@ -15184,7 +15168,7 @@
         </w:trPr>
         <w:tc>
           <w:tcPr>
-            <w:tcW w:w="3137" w:type="dxa"/>
+            <w:tcW w:w="3130" w:type="dxa"/>
           </w:tcPr>
           <w:p>
             <w:pPr>
@@ -15198,7 +15182,7 @@
         </w:tc>
         <w:tc>
           <w:tcPr>
-            <w:tcW w:w="3842" w:type="dxa"/>
+            <w:tcW w:w="3857" w:type="dxa"/>
           </w:tcPr>
           <w:p>
             <w:pPr>
@@ -15212,7 +15196,7 @@
         </w:tc>
         <w:tc>
           <w:tcPr>
-            <w:tcW w:w="2942" w:type="dxa"/>
+            <w:tcW w:w="2934" w:type="dxa"/>
           </w:tcPr>
           <w:p>
             <w:pPr>
@@ -15228,7 +15212,7 @@
       <w:tr>
         <w:tc>
           <w:tcPr>
-            <w:tcW w:w="3137" w:type="dxa"/>
+            <w:tcW w:w="3130" w:type="dxa"/>
           </w:tcPr>
           <w:p>
             <w:pPr>
@@ -15241,7 +15225,7 @@
         </w:tc>
         <w:tc>
           <w:tcPr>
-            <w:tcW w:w="3842" w:type="dxa"/>
+            <w:tcW w:w="3857" w:type="dxa"/>
           </w:tcPr>
           <w:p>
             <w:pPr>
@@ -15254,7 +15238,7 @@
         </w:tc>
         <w:tc>
           <w:tcPr>
-            <w:tcW w:w="2942" w:type="dxa"/>
+            <w:tcW w:w="2934" w:type="dxa"/>
           </w:tcPr>
           <w:p>
             <w:pPr>
@@ -15269,7 +15253,7 @@
       <w:tr>
         <w:tc>
           <w:tcPr>
-            <w:tcW w:w="3137" w:type="dxa"/>
+            <w:tcW w:w="3130" w:type="dxa"/>
           </w:tcPr>
           <w:p>
             <w:pPr>
@@ -15282,7 +15266,7 @@
         </w:tc>
         <w:tc>
           <w:tcPr>
-            <w:tcW w:w="3842" w:type="dxa"/>
+            <w:tcW w:w="3857" w:type="dxa"/>
           </w:tcPr>
           <w:p>
             <w:pPr>
@@ -15295,7 +15279,7 @@
         </w:tc>
         <w:tc>
           <w:tcPr>
-            <w:tcW w:w="2942" w:type="dxa"/>
+            <w:tcW w:w="2934" w:type="dxa"/>
           </w:tcPr>
           <w:p>
             <w:pPr>
@@ -15310,7 +15294,7 @@
       <w:tr>
         <w:tc>
           <w:tcPr>
-            <w:tcW w:w="3137" w:type="dxa"/>
+            <w:tcW w:w="3130" w:type="dxa"/>
           </w:tcPr>
           <w:p>
             <w:pPr>
@@ -15323,7 +15307,7 @@
         </w:tc>
         <w:tc>
           <w:tcPr>
-            <w:tcW w:w="3842" w:type="dxa"/>
+            <w:tcW w:w="3857" w:type="dxa"/>
           </w:tcPr>
           <w:p>
             <w:pPr>
@@ -15336,7 +15320,7 @@
         </w:tc>
         <w:tc>
           <w:tcPr>
-            <w:tcW w:w="2942" w:type="dxa"/>
+            <w:tcW w:w="2934" w:type="dxa"/>
           </w:tcPr>
           <w:p>
             <w:pPr>
@@ -15391,7 +15375,7 @@
         <w:spacing w:before="480"/>
       </w:pPr>
       <w:r>
-        <w:t xml:space="preserve">Через ізоляцію контексту вебзастосунку в настільному застосунку доступний лише об’єкт window.conveyor сценарію preload [55]. Методи класу StreamApi відповідають каналам трансляції основного процесу (рис. 3.10), для кожного з яких описано схеми zod аргументів і результату [46]. Спільні обгортки головного процесу перевіряють за ними аргументи, результати та події на межі процесів.</w:t>
+        <w:t xml:space="preserve">Через ізоляцію контексту вебзастосунку в настільному застосунку доступний лише об’єкт window.conveyor сценарію preload [55]. Методи класу StreamApi відповідають каналам трансляції основного процесу (рис. 3.10), для кожного з яких описано схеми zod аргументів і результату [46].</w:t>
       </w:r>
     </w:p>
     <w:p>
@@ -15627,7 +15611,7 @@
         <w:spacing w:before="480"/>
       </w:pPr>
       <w:r>
-        <w:t xml:space="preserve">Джерела повертаються з мініатюрами у вигляді data URL [22]. Функція pidForSource виділяє з ідентифікатора джерела-вікна його дескриптор і визначає ідентифікатор процесу (PID) функцією getPidFromWindowHandle модуля electron-native-screenshare [6], що приймає HWND у Windows, CGWindowID у macOS або ідентифікатор вікна X11; для екранів PID дорівнює 0. Обраний користувачем ідентифікатор джерела зберігається в основному процесі, а сторінка викликає стандартний метод getDisplayMedia [5] з бажаною роздільністю 3840×2160. Системне вікно вибору не відкривається: обробник, установлений методом setDisplayMediaRequestHandler [23], відповідає збереженим джерелом, а за його відсутності – першим у списку.</w:t>
+        <w:t xml:space="preserve">Функція pidForSource виділяє з ідентифікатора джерела-вікна його дескриптор і визначає ідентифікатор процесу (PID) функцією getPidFromWindowHandle модуля electron-native-screenshare [6]; для екранів PID дорівнює 0. Обраний користувачем ідентифікатор джерела зберігається в основному процесі, а сторінка викликає стандартний метод getDisplayMedia [5] з бажаною роздільністю 3840×2160. Системне вікно вибору не відкривається: обробник, установлений методом setDisplayMediaRequestHandler [23], відповідає збереженим джерелом, а за його відсутності – першим у списку.</w:t>
       </w:r>
     </w:p>
     <w:p>
@@ -15866,7 +15850,7 @@
         <w:spacing w:before="480"/>
       </w:pPr>
       <w:r>
-        <w:t xml:space="preserve">Для відомого PID функція startCapture працює в режимі включення й захоплює звук лише цільового процесу, а для екрана – у режимі виключення самого утилітного процесу, тобто захоплює весь системний звук. Буфери PCM з метаданими формату йдуть портом, другий кінець якого основний процес передає сторінці лише після повідомлення про готовність. На сторінці міст звуку створює вузол AudioWorklet, процесор якого виконується в окремому потоці Web Audio [68]: він перетворює відліки на дійсні, лінійно передискретизує їх до частоти контексту, тримає в буфері не більше 1 с звуку, а за нестачі даних видає тишу. Отримана звукова доріжка додається до захопленого відеопотоку; якщо будь-який крок не вдається, трансляція продовжується лише з відео з повідомленням користувачу (ФВ-08). [ПОТРЕБУЄ УТОЧНЕННЯ: операційні системи, на яких фактично перевірено захоплення звуку окремого застосунку.]</w:t>
+        <w:t xml:space="preserve">Для відомого PID функція startCapture працює в режимі включення й захоплює звук лише цільового процесу, а для екрана – у режимі виключення самого утилітного процесу, тобто захоплює весь системний звук. Буфери PCM з метаданими формату йдуть портом, другий кінець якого основний процес передає сторінці лише після повідомлення про готовність. На сторінці міст звуку створює вузол AudioWorklet, процесор якого виконується в окремому потоці Web Audio [68]: він передискретизує відліки до частоти контексту, буферизує не більше 1 с звуку, а за нестачі даних видає тишу. Отримана звукова доріжка додається до захопленого відеопотоку; якщо будь-який крок не вдається, трансляція продовжується лише з відео з повідомленням користувачу (ФВ-08). [ПОТРЕБУЄ УТОЧНЕННЯ: операційні системи, на яких фактично перевірено захоплення звуку окремого застосунку.]</w:t>
       </w:r>
     </w:p>
     <w:p>
@@ -15874,7 +15858,7 @@
         <w:pStyle w:val="BodyText"/>
       </w:pPr>
       <w:r>
-        <w:t xml:space="preserve">Режим слідування за вікнами застосунку (ФВ-09) реалізує клас SourceFollower за алгоритмом рис. 3.6. Після вибору вікна клас фіксує якір: PID, виконуваний файл, корінь сімейства процесів і час вибору. Таблицю процесів отримують засобами PowerShell у Windows або утилітою ps в інших ОС. Коренем сімейства є найвищий предок, що не належить до оболонки (Провідник Windows, launchd, systemd тощо), а батько, створений більш ніж на 2 с пізніше за нащадка, не враховується, що захищає від повторного використання PID. Кожні 1500 мс клас перевіряє нові вікна (лістинг 4.3).</w:t>
+        <w:t xml:space="preserve">Режим слідування за вікнами застосунку (ФВ-09) реалізує клас SourceFollower за алгоритмом рис. 3.6. Після вибору вікна клас фіксує якір: PID, виконуваний файл, корінь сімейства процесів і час вибору. Коренем сімейства є найвищий предок, що не належить до оболонки (Провідник Windows, launchd, systemd тощо), а батько, створений більш ніж на 2 с пізніше за нащадка, не враховується, що захищає від повторного використання PID. Кожні 1500 мс клас перевіряє нові вікна (лістинг 4.3).</w:t>
       </w:r>
     </w:p>
     <w:p>
@@ -16108,7 +16092,7 @@
         <w:spacing w:before="480"/>
       </w:pPr>
       <w:r>
-        <w:t xml:space="preserve">Обирається найновіше вікно процесу того самого сімейства, запущеного після вибору якоря, з іншим виконуваним файлом; процес з тим самим файлом за завершеного якоря означає перезапуск застосунку, і якір переноситься на нього. Після закриття вікна, за яким слідували, клас повертається до якоря, а якщо той не з’являється за 20 с, надсилає подію lost, і трансляція зупиняється. На події follow і return сторінка послідовно зупиняє доріжки й утилітний процес, знову викликає метод getDisplayMedia, запускає захоплення звуку нового PID і замінює доріжки методом replaceTrack, що не потребує узгодження із сервером [69], тому глядачі не перепідключаються.</w:t>
+        <w:t xml:space="preserve">Обирається найновіше вікно процесу того самого сімейства, запущеного після вибору якоря, з іншим виконуваним файлом, а процес із тим самим файлом означає перезапуск застосунку, і якір переноситься на нього. Після закриття вікна, за яким слідували, клас повертається до якоря, а якщо той не з’являється за 20 с, надсилає подію lost, і трансляція зупиняється. На події follow і return сторінка знову викликає метод getDisplayMedia, запускає захоплення звуку нового процесу і замінює доріжки методом replaceTrack, що не потребує узгодження із сервером [69], тому глядачі не перепідключаються.</w:t>
       </w:r>
     </w:p>
     <w:p>
@@ -16554,7 +16538,7 @@
         <w:spacing w:before="480"/>
       </w:pPr>
       <w:r>
-        <w:t xml:space="preserve">Браузери зобов’язані підтримувати VP8 і H.264 Constrained Baseline [71], тому кожному клієнту доступний хоча б один кодек. За коментарем у коді H.264 стоїть першим, бо лише його кодують апаратно всі цільові клієнти, що робить стійкими режими 1080p60, 1440p60 і 4K, а Baseline (профіль 42001f) передує Constrained Baseline (42e01f), бо останній у Chromium надає лише програмний OpenH264. Коментар посилається на перевірку розробником у Chrome 152 з NVENC; власних вимірювань у роботі не виконувалося. Параметр packetization-mode зі значенням 1 задає неперемежований режим пакетизації [72], параметр level-asymmetry-allowed дозволяє рівні, вищі за оголошений (1440p60 потребує рівня 5.1). Клієнт обирає кодек у тому самому порядку.</w:t>
+        <w:t xml:space="preserve">Браузери зобов’язані підтримувати VP8 і H.264 Constrained Baseline [71], тому кожному клієнту доступний хоча б один кодек. За коментарем у коді H.264 стоїть першим, бо лише його кодують апаратно всі цільові клієнти, що робить стійкими режими 1080p60, 1440p60 і 4K, а Baseline (профіль 42001f) передує Constrained Baseline (42e01f), бо останній у Chromium надає лише програмний OpenH264. Коментар посилається на перевірку розробником у Chrome 152 з NVENC; власних вимірювань у роботі не виконувалося. Параметр packetization-mode зі значенням 1 задає неперемежований режим пакетизації [72], параметр level-asymmetry-allowed дозволяє рівні, вищі за оголошений (1440p60 потребує рівня 5.1).</w:t>
       </w:r>
     </w:p>
     <w:p>
@@ -17102,11 +17086,11 @@
         <w:tblCaption w:val="Таблиця 4.4 – Параметри кодування відео для джерела 3840×2160, обчислені за кодом"/>
       </w:tblPr>
       <w:tblGrid>
-        <w:gridCol w:w="1140"/>
-        <w:gridCol w:w="1985"/>
-        <w:gridCol w:w="1773"/>
-        <w:gridCol w:w="2690"/>
-        <w:gridCol w:w="2333"/>
+        <w:gridCol w:w="1186"/>
+        <w:gridCol w:w="1970"/>
+        <w:gridCol w:w="1793"/>
+        <w:gridCol w:w="2661"/>
+        <w:gridCol w:w="2311"/>
       </w:tblGrid>
       <w:tr>
         <w:trPr>
@@ -17114,7 +17098,7 @@
         </w:trPr>
         <w:tc>
           <w:tcPr>
-            <w:tcW w:w="1140" w:type="dxa"/>
+            <w:tcW w:w="1186" w:type="dxa"/>
           </w:tcPr>
           <w:p>
             <w:pPr>
@@ -17132,7 +17116,7 @@
         </w:tc>
         <w:tc>
           <w:tcPr>
-            <w:tcW w:w="1985" w:type="dxa"/>
+            <w:tcW w:w="1970" w:type="dxa"/>
           </w:tcPr>
           <w:p>
             <w:pPr>
@@ -17150,7 +17134,7 @@
         </w:tc>
         <w:tc>
           <w:tcPr>
-            <w:tcW w:w="1773" w:type="dxa"/>
+            <w:tcW w:w="1793" w:type="dxa"/>
           </w:tcPr>
           <w:p>
             <w:pPr>
@@ -17168,7 +17152,7 @@
         </w:tc>
         <w:tc>
           <w:tcPr>
-            <w:tcW w:w="2690" w:type="dxa"/>
+            <w:tcW w:w="2661" w:type="dxa"/>
           </w:tcPr>
           <w:p>
             <w:pPr>
@@ -17186,7 +17170,7 @@
         </w:tc>
         <w:tc>
           <w:tcPr>
-            <w:tcW w:w="2333" w:type="dxa"/>
+            <w:tcW w:w="2311" w:type="dxa"/>
           </w:tcPr>
           <w:p>
             <w:pPr>
@@ -17206,7 +17190,7 @@
       <w:tr>
         <w:tc>
           <w:tcPr>
-            <w:tcW w:w="1140" w:type="dxa"/>
+            <w:tcW w:w="1186" w:type="dxa"/>
           </w:tcPr>
           <w:p>
             <w:pPr>
@@ -17223,7 +17207,7 @@
         </w:tc>
         <w:tc>
           <w:tcPr>
-            <w:tcW w:w="1985" w:type="dxa"/>
+            <w:tcW w:w="1970" w:type="dxa"/>
           </w:tcPr>
           <w:p>
             <w:pPr>
@@ -17240,7 +17224,7 @@
         </w:tc>
         <w:tc>
           <w:tcPr>
-            <w:tcW w:w="1773" w:type="dxa"/>
+            <w:tcW w:w="1793" w:type="dxa"/>
           </w:tcPr>
           <w:p>
             <w:pPr>
@@ -17257,7 +17241,7 @@
         </w:tc>
         <w:tc>
           <w:tcPr>
-            <w:tcW w:w="2690" w:type="dxa"/>
+            <w:tcW w:w="2661" w:type="dxa"/>
           </w:tcPr>
           <w:p>
             <w:pPr>
@@ -17274,7 +17258,7 @@
         </w:tc>
         <w:tc>
           <w:tcPr>
-            <w:tcW w:w="2333" w:type="dxa"/>
+            <w:tcW w:w="2311" w:type="dxa"/>
           </w:tcPr>
           <w:p>
             <w:pPr>
@@ -17293,7 +17277,7 @@
       <w:tr>
         <w:tc>
           <w:tcPr>
-            <w:tcW w:w="1140" w:type="dxa"/>
+            <w:tcW w:w="1186" w:type="dxa"/>
           </w:tcPr>
           <w:p>
             <w:pPr>
@@ -17310,7 +17294,7 @@
         </w:tc>
         <w:tc>
           <w:tcPr>
-            <w:tcW w:w="1985" w:type="dxa"/>
+            <w:tcW w:w="1970" w:type="dxa"/>
           </w:tcPr>
           <w:p>
             <w:pPr>
@@ -17327,7 +17311,7 @@
         </w:tc>
         <w:tc>
           <w:tcPr>
-            <w:tcW w:w="1773" w:type="dxa"/>
+            <w:tcW w:w="1793" w:type="dxa"/>
           </w:tcPr>
           <w:p>
             <w:pPr>
@@ -17344,7 +17328,7 @@
         </w:tc>
         <w:tc>
           <w:tcPr>
-            <w:tcW w:w="2690" w:type="dxa"/>
+            <w:tcW w:w="2661" w:type="dxa"/>
           </w:tcPr>
           <w:p>
             <w:pPr>
@@ -17361,7 +17345,7 @@
         </w:tc>
         <w:tc>
           <w:tcPr>
-            <w:tcW w:w="2333" w:type="dxa"/>
+            <w:tcW w:w="2311" w:type="dxa"/>
           </w:tcPr>
           <w:p>
             <w:pPr>
@@ -17380,7 +17364,7 @@
       <w:tr>
         <w:tc>
           <w:tcPr>
-            <w:tcW w:w="1140" w:type="dxa"/>
+            <w:tcW w:w="1186" w:type="dxa"/>
           </w:tcPr>
           <w:p>
             <w:pPr>
@@ -17397,7 +17381,7 @@
         </w:tc>
         <w:tc>
           <w:tcPr>
-            <w:tcW w:w="1985" w:type="dxa"/>
+            <w:tcW w:w="1970" w:type="dxa"/>
           </w:tcPr>
           <w:p>
             <w:pPr>
@@ -17414,7 +17398,7 @@
         </w:tc>
         <w:tc>
           <w:tcPr>
-            <w:tcW w:w="1773" w:type="dxa"/>
+            <w:tcW w:w="1793" w:type="dxa"/>
           </w:tcPr>
           <w:p>
             <w:pPr>
@@ -17431,7 +17415,7 @@
         </w:tc>
         <w:tc>
           <w:tcPr>
-            <w:tcW w:w="2690" w:type="dxa"/>
+            <w:tcW w:w="2661" w:type="dxa"/>
           </w:tcPr>
           <w:p>
             <w:pPr>
@@ -17448,7 +17432,7 @@
         </w:tc>
         <w:tc>
           <w:tcPr>
-            <w:tcW w:w="2333" w:type="dxa"/>
+            <w:tcW w:w="2311" w:type="dxa"/>
           </w:tcPr>
           <w:p>
             <w:pPr>
@@ -17467,7 +17451,7 @@
       <w:tr>
         <w:tc>
           <w:tcPr>
-            <w:tcW w:w="1140" w:type="dxa"/>
+            <w:tcW w:w="1186" w:type="dxa"/>
           </w:tcPr>
           <w:p>
             <w:pPr>
@@ -17484,7 +17468,7 @@
         </w:tc>
         <w:tc>
           <w:tcPr>
-            <w:tcW w:w="1985" w:type="dxa"/>
+            <w:tcW w:w="1970" w:type="dxa"/>
           </w:tcPr>
           <w:p>
             <w:pPr>
@@ -17501,7 +17485,7 @@
         </w:tc>
         <w:tc>
           <w:tcPr>
-            <w:tcW w:w="1773" w:type="dxa"/>
+            <w:tcW w:w="1793" w:type="dxa"/>
           </w:tcPr>
           <w:p>
             <w:pPr>
@@ -17518,7 +17502,7 @@
         </w:tc>
         <w:tc>
           <w:tcPr>
-            <w:tcW w:w="2690" w:type="dxa"/>
+            <w:tcW w:w="2661" w:type="dxa"/>
           </w:tcPr>
           <w:p>
             <w:pPr>
@@ -17535,7 +17519,7 @@
         </w:tc>
         <w:tc>
           <w:tcPr>
-            <w:tcW w:w="2333" w:type="dxa"/>
+            <w:tcW w:w="2311" w:type="dxa"/>
           </w:tcPr>
           <w:p>
             <w:pPr>
@@ -17554,7 +17538,7 @@
       <w:tr>
         <w:tc>
           <w:tcPr>
-            <w:tcW w:w="1140" w:type="dxa"/>
+            <w:tcW w:w="1186" w:type="dxa"/>
           </w:tcPr>
           <w:p>
             <w:pPr>
@@ -17571,7 +17555,7 @@
         </w:tc>
         <w:tc>
           <w:tcPr>
-            <w:tcW w:w="1985" w:type="dxa"/>
+            <w:tcW w:w="1970" w:type="dxa"/>
           </w:tcPr>
           <w:p>
             <w:pPr>
@@ -17588,7 +17572,7 @@
         </w:tc>
         <w:tc>
           <w:tcPr>
-            <w:tcW w:w="1773" w:type="dxa"/>
+            <w:tcW w:w="1793" w:type="dxa"/>
           </w:tcPr>
           <w:p>
             <w:pPr>
@@ -17605,7 +17589,7 @@
         </w:tc>
         <w:tc>
           <w:tcPr>
-            <w:tcW w:w="2690" w:type="dxa"/>
+            <w:tcW w:w="2661" w:type="dxa"/>
           </w:tcPr>
           <w:p>
             <w:pPr>
@@ -17622,7 +17606,7 @@
         </w:tc>
         <w:tc>
           <w:tcPr>
-            <w:tcW w:w="2333" w:type="dxa"/>
+            <w:tcW w:w="2311" w:type="dxa"/>
           </w:tcPr>
           <w:p>
             <w:pPr>
@@ -17641,7 +17625,7 @@
       <w:tr>
         <w:tc>
           <w:tcPr>
-            <w:tcW w:w="1140" w:type="dxa"/>
+            <w:tcW w:w="1186" w:type="dxa"/>
           </w:tcPr>
           <w:p>
             <w:pPr>
@@ -17658,7 +17642,7 @@
         </w:tc>
         <w:tc>
           <w:tcPr>
-            <w:tcW w:w="1985" w:type="dxa"/>
+            <w:tcW w:w="1970" w:type="dxa"/>
           </w:tcPr>
           <w:p>
             <w:pPr>
@@ -17675,7 +17659,7 @@
         </w:tc>
         <w:tc>
           <w:tcPr>
-            <w:tcW w:w="1773" w:type="dxa"/>
+            <w:tcW w:w="1793" w:type="dxa"/>
           </w:tcPr>
           <w:p>
             <w:pPr>
@@ -17692,7 +17676,7 @@
         </w:tc>
         <w:tc>
           <w:tcPr>
-            <w:tcW w:w="2690" w:type="dxa"/>
+            <w:tcW w:w="2661" w:type="dxa"/>
           </w:tcPr>
           <w:p>
             <w:pPr>
@@ -17709,7 +17693,7 @@
         </w:tc>
         <w:tc>
           <w:tcPr>
-            <w:tcW w:w="2333" w:type="dxa"/>
+            <w:tcW w:w="2311" w:type="dxa"/>
           </w:tcPr>
           <w:p>
             <w:pPr>
@@ -17741,7 +17725,7 @@
         <w:pStyle w:val="BodyText"/>
       </w:pPr>
       <w:r>
-        <w:t xml:space="preserve">На боці сервера бітрейт обмежується з обох напрямів. Після з’єднання транспорту стрімера сервер обмежує вхідний бітрейт транспорту [70] типовим значенням 21,6 Мбіт/с – максимальний бюджет 18 Мбіт/с із запасом 1,2 на Opus, повторні передачі й заголовки; менше значення спричиняє попередження під час запуску. Транспорти глядачів створюються з початковою доступною вихідною швидкістю, що дорівнює половині бюджету відео, але не менше 4 Мбіт/с, тому для трансляції 4K оцінювання починається з 8,71 Мбіт/с замість типових для mediasoup 600 кбіт/с [70].</w:t>
+        <w:t xml:space="preserve">На боці сервера бітрейт обмежується з обох напрямів. Після з’єднання транспорту стрімера сервер обмежує вхідний бітрейт транспорту [70] типовим значенням 21,6 Мбіт/с – максимальний бюджет 18 Мбіт/с із запасом 1,2 на Opus, повторні передачі й заголовки. Транспорти глядачів створюються з початковою доступною вихідною швидкістю, що дорівнює половині бюджету відео, але не менше 4 Мбіт/с, тому для трансляції 4K оцінювання починається з 8,71 Мбіт/с замість типових для mediasoup 600 кбіт/с [70].</w:t>
       </w:r>
     </w:p>
     <w:p>
@@ -17895,7 +17879,7 @@
         <w:pStyle w:val="BodyText"/>
       </w:pPr>
       <w:r>
-        <w:t xml:space="preserve">На боці глядача хук useViewer реалізує послідовність рис. 3.4: після запиту joinStream створюються приймальний транспорт і споживач для кожного продюсера, причому сервер перевіряє, чи може маршрутизатор передати потік із можливостями клієнта [70]. Доріжки об’єднуються в один медіапотік відеоелемента; якщо автовідтворення заблоковано, показується кнопка запуску. Подія streamerReconnected (рис. 3.7) замінює споживачів без перезавантаження сторінки. Мініатюру трансляції сторінка стрімера знімає одразу і далі кожні 5 хв як JPEG з якістю 0,7.</w:t>
+        <w:t xml:space="preserve">На боці глядача хук useViewer реалізує послідовність рис. 3.4: після запиту joinStream створюються приймальний транспорт і споживач для кожного продюсера, причому сервер перевіряє, чи може маршрутизатор передати потік із можливостями клієнта [70]. Якщо автовідтворення заблоковано, показується кнопка запуску. Подія streamerReconnected (рис. 3.7) замінює споживачів без перезавантаження сторінки. Мініатюру трансляції сторінка стрімера знімає одразу і далі кожні 5 хв як JPEG з якістю 0,7.</w:t>
       </w:r>
     </w:p>
     <w:p>
@@ -17903,7 +17887,7 @@
         <w:pStyle w:val="BodyText"/>
       </w:pPr>
       <w:r>
-        <w:t xml:space="preserve">Обмеженням реалізації є єдине кодування без simulcast і SVC: simulcast у mediasoup-client потребує кількох записів кодування [69], тому всі глядачі отримують однакову якість. Метод setPreferredLayer, оголошений у спільному протоколі, не має обробника ні на сервері, ні в клієнті.</w:t>
+        <w:t xml:space="preserve">Обмеженням реалізації є єдине кодування без simulcast і SVC: simulcast у mediasoup-client потребує кількох записів кодування [69], тому всі глядачі отримують однакову якість.</w:t>
       </w:r>
     </w:p>
     <w:bookmarkEnd w:id="119"/>
@@ -18126,7 +18110,7 @@
         <w:spacing w:before="480"/>
       </w:pPr>
       <w:r>
-        <w:t xml:space="preserve">Сеанс зберігається в зашифрованому токені у файлі cookie [52]. Атрибут HttpOnly закриває cookie від сценаріїв сторінки, SameSite=Lax обмежує його надсилання з інших сайтів, а Secure дозволяє передавання лише через HTTPS [76]. Ознака useSecureAuthCookies зі спільних констант істинна лише у виробничому середовищі, і тоді ім’я cookie отримує префікс __Secure-, з яким браузер приймає його тільки від захищеної сторінки [76]. Функції зворотного виклику jwt і session переносять у токен і сеанс роль користувача. Гостьовий провайдер створює запис із роллю guest і випадковим іменем, ідентифікатор якого сторінка перегляду зберігає в локальному сховищі браузера для повторного використання.</w:t>
+        <w:t xml:space="preserve">Сеанс зберігається в зашифрованому токені у файлі cookie [52]. Атрибут HttpOnly закриває cookie від сценаріїв сторінки, SameSite=Lax обмежує його надсилання з інших сайтів, а Secure дозволяє передавання лише через HTTPS [76]. Ознака useSecureAuthCookies зі спільних констант істинна лише у виробничому середовищі, і тоді ім’я cookie отримує префікс __Secure-, з яким браузер приймає його тільки від захищеної сторінки [76]. Гостьовий провайдер створює запис із роллю guest і випадковим іменем, ідентифікатор якого сторінка перегляду зберігає в локальному сховищі браузера для повторного використання.</w:t>
       </w:r>
     </w:p>
     <w:p>
@@ -18134,7 +18118,7 @@
         <w:pStyle w:val="BodyText"/>
       </w:pPr>
       <w:r>
-        <w:t xml:space="preserve">Обмеження доступу до сторінок (ФВ-04) виконує проміжний обробник Next.js (Proxy) [51]. Він не вважає гостьовий сеанс входом і перенаправляє такого відвідувача на сторінку входу з усіх сторінок, крім головної, самої сторінки входу та сторінки повернення до настільного застосунку, яку браузер показує, якщо передати результат входу не вдалося. Шаблон шляхів обробника виключає з перевірки API-маршрути, статичні файли й сторінки перегляду трансляцій, тому перегляд доступний без облікового запису Google.</w:t>
+        <w:t xml:space="preserve">Обмеження доступу до сторінок (ФВ-04) виконує проміжний обробник Next.js (Proxy) [51]. Він не вважає гостьовий сеанс входом і перенаправляє такого відвідувача на сторінку входу з усіх сторінок, крім головної, сторінки входу та сторінки повернення до настільного застосунку. Шаблон шляхів обробника виключає з перевірки API-маршрути, статичні файли й сторінки перегляду трансляцій, тому перегляд доступний без облікового запису Google.</w:t>
       </w:r>
     </w:p>
     <w:p>
@@ -18501,7 +18485,7 @@
         <w:spacing w:before="480"/>
       </w:pPr>
       <w:r>
-        <w:t xml:space="preserve">Локальний сервер слухає адресу 127.0.0.1 на порту, призначеному операційною системою [36], і відхиляє запити з чужим параметром state. Вебзастосунок перевіряє параметри схемою zod, адресу повернення будує за фіксованим шаблоном локальної адреси, у який підставляється лише номер порту, що виключає відкрите перенаправлення, а запит і одноразовий код шифруються з різними «солями», тож один тип токена не можна підставити замість іншого. Провайдер desktop порівнює SHA-256 від перевірочного рядка (verifier) з викликом (challenge) коду функцією сталого часу timingSafeEqual [37] і відхиляє повторно використаний ідентифікатор коду. Реєстр використаних ідентифікаторів зберігається в пам’яті процесу, тому за кількох екземплярів вебзастосунку одноразовість не гарантована.</w:t>
+        <w:t xml:space="preserve">Локальний сервер слухає адресу 127.0.0.1 на порту, призначеному операційною системою [36], і відхиляє запити з чужим параметром state. Вебзастосунок будує адресу повернення за фіксованим шаблоном локальної адреси, що виключає відкрите перенаправлення, а запит і одноразовий код шифруються з різними «солями», тож один тип токена не можна підставити замість іншого. Провайдер desktop порівнює SHA-256 від перевірочного рядка (verifier) з викликом (challenge) коду функцією сталого часу timingSafeEqual [37] і відхиляє повторно використаний ідентифікатор коду. Реєстр використаних ідентифікаторів зберігається в пам’яті процесу, тому за кількох екземплярів вебзастосунку одноразовість не гарантована.</w:t>
       </w:r>
     </w:p>
     <w:p>
@@ -18509,7 +18493,7 @@
         <w:pStyle w:val="BodyText"/>
       </w:pPr>
       <w:r>
-        <w:t xml:space="preserve">Вхід за паролем, обмеження спроб входу та журнал аудиту не реалізовано: стовпці password_hash, failed_login_count, locked_until і таблиця audit_log лише зарезервовані у схемі. Сеанс JWT неможливо відкликати до завершення строку дії [52].</w:t>
+        <w:t xml:space="preserve">Вхід за паролем, обмеження спроб входу та журнал аудиту не реалізовано: стовпці password_hash, failed_login_count, locked_until і таблиця audit_log лише зарезервовані у схемі.</w:t>
       </w:r>
     </w:p>
     <w:bookmarkEnd w:id="123"/>
@@ -18528,7 +18512,7 @@
         <w:spacing w:before="480"/>
       </w:pPr>
       <w:r>
-        <w:t xml:space="preserve">Таблиці бази даних (рис. 3.8) описано в модулі доступу до бази даних засобами Drizzle ORM разом зі зв’язками трансляції зі стрімером і глядачами. Типи рядків виводяться зі схем, тому вебзастосунок і сервер сигналізації використовують одні типи без генерації коду [45]. Окремих міграцій немає: контейнер migrate виконує команду push утиліти drizzle-kit у примусовому режимі, яка застосовує відмінності схеми безпосередньо до бази даних [78]. Вебзастосунок звертається до бази даних лише через власний адаптер Auth.js, а підключення створюється під час першого запиту, тому збирання вебзастосунку не потребує бази даних.</w:t>
+        <w:t xml:space="preserve">Таблиці бази даних (рис. 3.8) описано в модулі доступу до бази даних засобами Drizzle ORM разом зі зв’язками трансляції зі стрімером і глядачами. Типи рядків виводяться зі схем, тому вебзастосунок і сервер сигналізації використовують одні типи без генерації коду [45]. Окремих міграцій немає: контейнер migrate виконує команду push утиліти drizzle-kit у примусовому режимі, яка застосовує відмінності схеми безпосередньо до бази даних [78].</w:t>
       </w:r>
     </w:p>
     <w:p>
@@ -18536,7 +18520,7 @@
         <w:pStyle w:val="BodyText"/>
       </w:pPr>
       <w:r>
-        <w:t xml:space="preserve">Репозиторії сервера сигналізації інкапсулюють запити Drizzle, сервіси перетворюють відсутність запису на помилку «сутність не знайдено», а контролери – помилки на коди 404, 400 чи 500 (рис. 3.9). Маршрути наведено в табл. 4.5; ззовні вони доступні через Caddy з префіксом /sfu.</w:t>
+        <w:t xml:space="preserve">Репозиторії сервера сигналізації інкапсулюють запити Drizzle, а контролери перетворюють помилки на коди 404, 400 чи 500 (рис. 3.9). Маршрути наведено в табл. 4.5; ззовні вони доступні через Caddy з префіксом /sfu.</w:t>
       </w:r>
     </w:p>
     <w:bookmarkStart w:id="124" w:name="tbl:api"/>
@@ -18566,9 +18550,9 @@
         <w:tblCaption w:val="Таблиця 4.5 – Маршрути програмного інтерфейсу сервера сигналізації"/>
       </w:tblPr>
       <w:tblGrid>
-        <w:gridCol w:w="5039"/>
-        <w:gridCol w:w="1875"/>
-        <w:gridCol w:w="3007"/>
+        <w:gridCol w:w="5079"/>
+        <w:gridCol w:w="1866"/>
+        <w:gridCol w:w="2976"/>
       </w:tblGrid>
       <w:tr>
         <w:trPr>
@@ -18576,7 +18560,7 @@
         </w:trPr>
         <w:tc>
           <w:tcPr>
-            <w:tcW w:w="5039" w:type="dxa"/>
+            <w:tcW w:w="5079" w:type="dxa"/>
           </w:tcPr>
           <w:p>
             <w:pPr>
@@ -18590,7 +18574,7 @@
         </w:tc>
         <w:tc>
           <w:tcPr>
-            <w:tcW w:w="1875" w:type="dxa"/>
+            <w:tcW w:w="1866" w:type="dxa"/>
           </w:tcPr>
           <w:p>
             <w:pPr>
@@ -18604,7 +18588,7 @@
         </w:tc>
         <w:tc>
           <w:tcPr>
-            <w:tcW w:w="3007" w:type="dxa"/>
+            <w:tcW w:w="2976" w:type="dxa"/>
           </w:tcPr>
           <w:p>
             <w:pPr>
@@ -18620,7 +18604,7 @@
       <w:tr>
         <w:tc>
           <w:tcPr>
-            <w:tcW w:w="5039" w:type="dxa"/>
+            <w:tcW w:w="5079" w:type="dxa"/>
           </w:tcPr>
           <w:p>
             <w:pPr>
@@ -18633,7 +18617,7 @@
         </w:tc>
         <w:tc>
           <w:tcPr>
-            <w:tcW w:w="1875" w:type="dxa"/>
+            <w:tcW w:w="1866" w:type="dxa"/>
           </w:tcPr>
           <w:p>
             <w:pPr>
@@ -18646,7 +18630,7 @@
         </w:tc>
         <w:tc>
           <w:tcPr>
-            <w:tcW w:w="3007" w:type="dxa"/>
+            <w:tcW w:w="2976" w:type="dxa"/>
           </w:tcPr>
           <w:p>
             <w:pPr>
@@ -18661,7 +18645,7 @@
       <w:tr>
         <w:tc>
           <w:tcPr>
-            <w:tcW w:w="5039" w:type="dxa"/>
+            <w:tcW w:w="5079" w:type="dxa"/>
           </w:tcPr>
           <w:p>
             <w:pPr>
@@ -18674,7 +18658,7 @@
         </w:tc>
         <w:tc>
           <w:tcPr>
-            <w:tcW w:w="1875" w:type="dxa"/>
+            <w:tcW w:w="1866" w:type="dxa"/>
           </w:tcPr>
           <w:p>
             <w:pPr>
@@ -18687,7 +18671,7 @@
         </w:tc>
         <w:tc>
           <w:tcPr>
-            <w:tcW w:w="3007" w:type="dxa"/>
+            <w:tcW w:w="2976" w:type="dxa"/>
           </w:tcPr>
           <w:p>
             <w:pPr>
@@ -18702,7 +18686,7 @@
       <w:tr>
         <w:tc>
           <w:tcPr>
-            <w:tcW w:w="5039" w:type="dxa"/>
+            <w:tcW w:w="5079" w:type="dxa"/>
           </w:tcPr>
           <w:p>
             <w:pPr>
@@ -18715,7 +18699,7 @@
         </w:tc>
         <w:tc>
           <w:tcPr>
-            <w:tcW w:w="1875" w:type="dxa"/>
+            <w:tcW w:w="1866" w:type="dxa"/>
           </w:tcPr>
           <w:p>
             <w:pPr>
@@ -18728,7 +18712,7 @@
         </w:tc>
         <w:tc>
           <w:tcPr>
-            <w:tcW w:w="3007" w:type="dxa"/>
+            <w:tcW w:w="2976" w:type="dxa"/>
           </w:tcPr>
           <w:p>
             <w:pPr>
@@ -18743,7 +18727,7 @@
       <w:tr>
         <w:tc>
           <w:tcPr>
-            <w:tcW w:w="5039" w:type="dxa"/>
+            <w:tcW w:w="5079" w:type="dxa"/>
           </w:tcPr>
           <w:p>
             <w:pPr>
@@ -18756,7 +18740,7 @@
         </w:tc>
         <w:tc>
           <w:tcPr>
-            <w:tcW w:w="1875" w:type="dxa"/>
+            <w:tcW w:w="1866" w:type="dxa"/>
           </w:tcPr>
           <w:p>
             <w:pPr>
@@ -18769,7 +18753,7 @@
         </w:tc>
         <w:tc>
           <w:tcPr>
-            <w:tcW w:w="3007" w:type="dxa"/>
+            <w:tcW w:w="2976" w:type="dxa"/>
           </w:tcPr>
           <w:p>
             <w:pPr>
@@ -18784,7 +18768,7 @@
       <w:tr>
         <w:tc>
           <w:tcPr>
-            <w:tcW w:w="5039" w:type="dxa"/>
+            <w:tcW w:w="5079" w:type="dxa"/>
           </w:tcPr>
           <w:p>
             <w:pPr>
@@ -18797,7 +18781,7 @@
         </w:tc>
         <w:tc>
           <w:tcPr>
-            <w:tcW w:w="1875" w:type="dxa"/>
+            <w:tcW w:w="1866" w:type="dxa"/>
           </w:tcPr>
           <w:p>
             <w:pPr>
@@ -18810,7 +18794,7 @@
         </w:tc>
         <w:tc>
           <w:tcPr>
-            <w:tcW w:w="3007" w:type="dxa"/>
+            <w:tcW w:w="2976" w:type="dxa"/>
           </w:tcPr>
           <w:p>
             <w:pPr>
@@ -18825,7 +18809,7 @@
       <w:tr>
         <w:tc>
           <w:tcPr>
-            <w:tcW w:w="5039" w:type="dxa"/>
+            <w:tcW w:w="5079" w:type="dxa"/>
           </w:tcPr>
           <w:p>
             <w:pPr>
@@ -18838,7 +18822,7 @@
         </w:tc>
         <w:tc>
           <w:tcPr>
-            <w:tcW w:w="1875" w:type="dxa"/>
+            <w:tcW w:w="1866" w:type="dxa"/>
           </w:tcPr>
           <w:p>
             <w:pPr>
@@ -18851,7 +18835,7 @@
         </w:tc>
         <w:tc>
           <w:tcPr>
-            <w:tcW w:w="3007" w:type="dxa"/>
+            <w:tcW w:w="2976" w:type="dxa"/>
           </w:tcPr>
           <w:p>
             <w:pPr>
@@ -18866,7 +18850,7 @@
       <w:tr>
         <w:tc>
           <w:tcPr>
-            <w:tcW w:w="5039" w:type="dxa"/>
+            <w:tcW w:w="5079" w:type="dxa"/>
           </w:tcPr>
           <w:p>
             <w:pPr>
@@ -18879,7 +18863,7 @@
         </w:tc>
         <w:tc>
           <w:tcPr>
-            <w:tcW w:w="1875" w:type="dxa"/>
+            <w:tcW w:w="1866" w:type="dxa"/>
           </w:tcPr>
           <w:p>
             <w:pPr>
@@ -18892,7 +18876,7 @@
         </w:tc>
         <w:tc>
           <w:tcPr>
-            <w:tcW w:w="3007" w:type="dxa"/>
+            <w:tcW w:w="2976" w:type="dxa"/>
           </w:tcPr>
           <w:p>
             <w:pPr>
@@ -18907,7 +18891,7 @@
       <w:tr>
         <w:tc>
           <w:tcPr>
-            <w:tcW w:w="5039" w:type="dxa"/>
+            <w:tcW w:w="5079" w:type="dxa"/>
           </w:tcPr>
           <w:p>
             <w:pPr>
@@ -18920,7 +18904,7 @@
         </w:tc>
         <w:tc>
           <w:tcPr>
-            <w:tcW w:w="1875" w:type="dxa"/>
+            <w:tcW w:w="1866" w:type="dxa"/>
           </w:tcPr>
           <w:p>
             <w:pPr>
@@ -18933,7 +18917,7 @@
         </w:tc>
         <w:tc>
           <w:tcPr>
-            <w:tcW w:w="3007" w:type="dxa"/>
+            <w:tcW w:w="2976" w:type="dxa"/>
           </w:tcPr>
           <w:p>
             <w:pPr>
@@ -18953,7 +18937,7 @@
         <w:spacing w:before="480"/>
       </w:pPr>
       <w:r>
-        <w:t xml:space="preserve">Метод registerCronJobs класу UsersService реєструє в плагіні планувальника Fastify щотижневе завдання (понеділок, 00:00), яке одним оператором DELETE видаляє гостей без активності понад 7 діб, що не дивляться жодної трансляції (ФВ-19).</w:t>
+        <w:t xml:space="preserve">Метод registerCronJobs класу UsersService реєструє в плагіні планувальника Fastify щотижневе завдання (понеділок, 00:00), яке видаляє гостей без активності понад 7 діб, що не дивляться жодної трансляції (ФВ-19).</w:t>
       </w:r>
     </w:p>
     <w:p>
@@ -18961,7 +18945,7 @@
         <w:pStyle w:val="BodyText"/>
       </w:pPr>
       <w:r>
-        <w:t xml:space="preserve">Модуль перевірки змінних оточення під час запуску перевіряє їх схемою zod, вважає порожні значення відсутніми й у разі помилок виводить перелік усіх некоректних змінних та зупиняє запуск. Зокрема, змінна оточення AUTH_SECRET має містити не менше 32 символів. Модуль із секретами вебзастосунку позначено як лише серверний, тож його імпорт у клієнтський код спричиняє помилку збирання, а у виробничому середовищі змінна оточення AUTH_URL має бути адресою HTTPS, без якої cookie з атрибутом Secure не працюватиме.</w:t>
+        <w:t xml:space="preserve">Модуль перевірки змінних оточення перевіряє їх під час запуску схемою zod і в разі помилок зупиняє запуск із переліком усіх некоректних змінних; зокрема, змінна оточення AUTH_SECRET має містити не менше 32 символів, а у виробничому середовищі змінна оточення AUTH_URL має бути адресою HTTPS.</w:t>
       </w:r>
     </w:p>
     <w:bookmarkEnd w:id="125"/>
@@ -18980,7 +18964,7 @@
         <w:spacing w:before="480"/>
       </w:pPr>
       <w:r>
-        <w:t xml:space="preserve">Основні сторінки вебзастосунку мають спільні шапку й підвал. Серверні компоненти отримують сеанс засобами Auth.js і дані з сервера сигналізації через внутрішню мережу Docker, а клієнтські звертаються до нього через префікс /sfu. Головна сторінка відвідувачу показує кнопку завантаження настільного застосунку для операційної системи із заголовка User-Agent (ФВ-18), а користувачу – по 12 карток активних трансляцій на сторінці (ФВ-05).</w:t>
+        <w:t xml:space="preserve">Основні сторінки вебзастосунку мають спільні шапку й підвал, а серверні компоненти отримують дані з сервера сигналізації через внутрішню мережу Docker (підрозділ 3.1). Головна сторінка відвідувачу показує кнопку завантаження настільного застосунку для операційної системи із заголовка User-Agent (ФВ-18), а користувачу – по 12 карток активних трансляцій на сторінці (ФВ-05).</w:t>
       </w:r>
     </w:p>
     <w:p>
@@ -18988,7 +18972,7 @@
         <w:pStyle w:val="BodyText"/>
       </w:pPr>
       <w:r>
-        <w:t xml:space="preserve">Кольори тем оформлення задано змінними CSS для кореневого елемента (світла тема) і класу dark (темна тема), які директива theme перетворює на змінні теми Tailwind CSS із відповідними службовими класами [79]. Компонент ThemeProvider бібліотеки next-themes перемикає тему класом кореневого елемента й типово обирає її за налаштуванням операційної системи [80]; окремого перемикача теми немає. Головну сторінку в обох темах наведено на рис. 4.2.</w:t>
+        <w:t xml:space="preserve">Кольори світлої й темної тем задано змінними CSS, які директива theme перетворює на змінні теми Tailwind CSS [79]. Компонент ThemeProvider бібліотеки next-themes перемикає тему класом кореневого елемента й типово обирає її за налаштуванням операційної системи [80]; окремого перемикача теми немає. Головну сторінку в обох темах наведено на рис. 4.2.</w:t>
       </w:r>
     </w:p>
     <w:p>
@@ -19070,7 +19054,7 @@
         <w:pStyle w:val="BodyText"/>
       </w:pPr>
       <w:r>
-        <w:t xml:space="preserve">Збирання та розгортання автоматизовано засобами GitHub Actions. За тегом версії сервісу робочий процес збирає образи web, signaling і migrate у GitHub Container Registry та оновлює їх на сервері через SSH засобами Docker Compose згідно з діаграмою розгортання (рис. 3.2), а за тегом версії настільного застосунку – інсталятори NSIS, DMG і AppImage засобами electron-builder [66] для випуску GitHub. Автоматичне оновлення [35] працює лише у Windows і Linux, бо в macOS воно потребує підписаного застосунку.</w:t>
+        <w:t xml:space="preserve">Збирання та розгортання автоматизовано засобами GitHub Actions. За тегом версії сервісу робочий процес збирає образи web, signaling і migrate у GitHub Container Registry та оновлює їх на сервері через SSH засобами Docker Compose згідно з діаграмою розгортання (рис. 3.2), а за тегом версії настільного застосунку – інсталятори NSIS, DMG і AppImage засобами electron-builder [66] для випуску GitHub. Автоматичне оновлення [35] працює лише у Windows і Linux (підрозділ 1.4).</w:t>
       </w:r>
     </w:p>
     <w:bookmarkEnd w:id="130"/>
@@ -19089,7 +19073,7 @@
         <w:spacing w:before="480"/>
       </w:pPr>
       <w:r>
-        <w:t xml:space="preserve">Систему реалізовано мовою TypeScript зі спільними модулями протоколу, схем даних і конфігурації. Захоплення окремого застосунку з його звуком і слідування за його вікнами виконує настільний застосунок Electron, а потокову передачу – SFU mediasoup з H.264 як основним кодеком.</w:t>
+        <w:t xml:space="preserve">Систему реалізовано мовою TypeScript зі спільними модулями. Захоплення окремого застосунку з його звуком і слідування за його вікнами виконує настільний застосунок Electron, а потокову передачу – SFU mediasoup з H.264 як основним кодеком.</w:t>
       </w:r>
     </w:p>
     <w:p>
@@ -19097,7 +19081,7 @@
         <w:pStyle w:val="BodyText"/>
       </w:pPr>
       <w:r>
-        <w:t xml:space="preserve">Автентифікація поєднує вхід через Google, гостьові сеанси та вхід настільного застосунку через системний браузер за схемою PKCE. Зашифрований сеанс JWT у cookie з атрибутами HttpOnly, SameSite=Lax і, у виробничому середовищі, Secure перевіряє й сервер сигналізації. Конфігурацію перевіряють схеми zod, а інтерфейс підтримує світлу й темну теми. Обмеженнями є відсутність перевірки власника для сокета публікації та неможливість відкликати сеанс до завершення строку дії.</w:t>
+        <w:t xml:space="preserve">Автентифікація поєднує вхід через Google, гостьові сеанси та вхід настільного застосунку через системний браузер за схемою PKCE, а зашифрований сеанс JWT у cookie перевіряє й сервер сигналізації. Обмеженнями є відсутність перевірки власника для сокета публікації та неможливість відкликати сеанс до завершення строку дії.</w:t>
       </w:r>
     </w:p>
     <w:bookmarkEnd w:id="131"/>
@@ -19126,7 +19110,7 @@
         <w:spacing w:before="480"/>
       </w:pPr>
       <w:r>
-        <w:t xml:space="preserve">Об’єктом тестування є програмна система у складі вебзастосунку, сервера сигналізації й пересилання медіапотоків, настільного застосунку і спільних модулів у версії від 25.09.2026 з основної гілки репозиторію. Репозиторій продукту не містить автоматизованих модульних, інтеграційних чи наскрізних тестів, а конвеєри безперервної інтеграції лише збирають інсталятори настільного застосунку та образи контейнерів. Тому перевірку проведено на трьох рівнях: статична перевірка всього вихідного коду засобами, налаштованими в репозиторії; функціональні перевірки серверних компонентів і логіки настільного застосунку сценаріями, підготовленими для цього розділу; ручні перевірки сценаріїв, які потребують реального захоплення екрана, браузера та операційної системи.</w:t>
+        <w:t xml:space="preserve">Об’єктом тестування є програмна система у складі вебзастосунку, сервера сигналізації й пересилання медіапотоків, настільного застосунку і спільних модулів у версії від 25.09.2026 з основної гілки репозиторію. Репозиторій продукту не містить автоматизованих модульних, інтеграційних чи наскрізних тестів, а конвеєри безперервної інтеграції лише збирають інсталятори настільного застосунку та образи контейнерів. Тому перевірку проведено на трьох рівнях: статична перевірка вихідного коду, функціональні перевірки серверних компонентів і логіки настільного застосунку сценаріями, підготовленими для цього розділу, та ручні перевірки сценаріїв, які потребують реального захоплення екрана.</w:t>
       </w:r>
     </w:p>
     <w:p>
@@ -19134,7 +19118,7 @@
         <w:pStyle w:val="BodyText"/>
       </w:pPr>
       <w:r>
-        <w:t xml:space="preserve">Тестові приклади виведено з функціональних вимог ФВ-01…ФВ-19 (табл. 1.3) і сценаріїв використання 1.1, 1.2, 1.3, 1.4 та 1.5. Для кожного сценарію обрано позитивний випадок основного потоку та негативні випадки, що відповідають альтернативним потокам і межам доступу: анонімний і гостьовий користувач, відсутній і підроблений токен сеансу, неіснуюча та приватна трансляція, сторонній користувач щодо чужої трансляції. Для логіки з часовими параметрами (повторні спроби відновлення, інтервал опитування вікон) перевірено фактичні інтервали спрацювання. Нефункціональні перевірки відповідають характеристикам якості табл. 1.4 за моделлю ISO/IEC 25010 [34].</w:t>
+        <w:t xml:space="preserve">Тестові приклади виведено з функціональних вимог ФВ-01…ФВ-19 (табл. 1.3) і сценаріїв використання 1.1, 1.2, 1.3, 1.4 та 1.5. Для кожного сценарію обрано позитивний випадок основного потоку та негативні випадки, що відповідають альтернативним потокам і межам доступу. Для логіки з часовими параметрами (повторні спроби відновлення, інтервал опитування вікон) перевірено фактичні інтервали спрацювання.</w:t>
       </w:r>
     </w:p>
     <w:p>
@@ -19180,9 +19164,9 @@
         <w:tblCaption w:val="Таблиця 5.1 – Результати статичної перевірки та збирання"/>
       </w:tblPr>
       <w:tblGrid>
-        <w:gridCol w:w="2570"/>
-        <w:gridCol w:w="3458"/>
-        <w:gridCol w:w="3893"/>
+        <w:gridCol w:w="2181"/>
+        <w:gridCol w:w="3753"/>
+        <w:gridCol w:w="3987"/>
       </w:tblGrid>
       <w:tr>
         <w:trPr>
@@ -19190,7 +19174,7 @@
         </w:trPr>
         <w:tc>
           <w:tcPr>
-            <w:tcW w:w="2570" w:type="dxa"/>
+            <w:tcW w:w="2181" w:type="dxa"/>
           </w:tcPr>
           <w:p>
             <w:pPr>
@@ -19198,13 +19182,17 @@
               <w:jc w:val="center"/>
             </w:pPr>
             <w:r>
+              <w:rPr>
+                <w:sz w:val="24"/>
+                <w:szCs w:val="24"/>
+              </w:rPr>
               <w:t xml:space="preserve">Перевірка</w:t>
             </w:r>
           </w:p>
         </w:tc>
         <w:tc>
           <w:tcPr>
-            <w:tcW w:w="3458" w:type="dxa"/>
+            <w:tcW w:w="3753" w:type="dxa"/>
           </w:tcPr>
           <w:p>
             <w:pPr>
@@ -19212,13 +19200,17 @@
               <w:jc w:val="center"/>
             </w:pPr>
             <w:r>
+              <w:rPr>
+                <w:sz w:val="24"/>
+                <w:szCs w:val="24"/>
+              </w:rPr>
               <w:t xml:space="preserve">Команда</w:t>
             </w:r>
           </w:p>
         </w:tc>
         <w:tc>
           <w:tcPr>
-            <w:tcW w:w="3893" w:type="dxa"/>
+            <w:tcW w:w="3987" w:type="dxa"/>
           </w:tcPr>
           <w:p>
             <w:pPr>
@@ -19226,6 +19218,10 @@
               <w:jc w:val="center"/>
             </w:pPr>
             <w:r>
+              <w:rPr>
+                <w:sz w:val="24"/>
+                <w:szCs w:val="24"/>
+              </w:rPr>
               <w:t xml:space="preserve">Фактичний результат</w:t>
             </w:r>
           </w:p>
@@ -19234,39 +19230,51 @@
       <w:tr>
         <w:tc>
           <w:tcPr>
-            <w:tcW w:w="2570" w:type="dxa"/>
-          </w:tcPr>
-          <w:p>
-            <w:pPr>
-              <w:pStyle w:val="Compact"/>
-            </w:pPr>
-            <w:r>
+            <w:tcW w:w="2181" w:type="dxa"/>
+          </w:tcPr>
+          <w:p>
+            <w:pPr>
+              <w:pStyle w:val="Compact"/>
+            </w:pPr>
+            <w:r>
+              <w:rPr>
+                <w:sz w:val="24"/>
+                <w:szCs w:val="24"/>
+              </w:rPr>
               <w:t xml:space="preserve">Встановлення залежностей</w:t>
             </w:r>
           </w:p>
         </w:tc>
         <w:tc>
           <w:tcPr>
-            <w:tcW w:w="3458" w:type="dxa"/>
-          </w:tcPr>
-          <w:p>
-            <w:pPr>
-              <w:pStyle w:val="Compact"/>
-            </w:pPr>
-            <w:r>
+            <w:tcW w:w="3753" w:type="dxa"/>
+          </w:tcPr>
+          <w:p>
+            <w:pPr>
+              <w:pStyle w:val="Compact"/>
+            </w:pPr>
+            <w:r>
+              <w:rPr>
+                <w:sz w:val="24"/>
+                <w:szCs w:val="24"/>
+              </w:rPr>
               <w:t xml:space="preserve">pnpm install --frozen-lockfile</w:t>
             </w:r>
           </w:p>
         </w:tc>
         <w:tc>
           <w:tcPr>
-            <w:tcW w:w="3893" w:type="dxa"/>
-          </w:tcPr>
-          <w:p>
-            <w:pPr>
-              <w:pStyle w:val="Compact"/>
-            </w:pPr>
-            <w:r>
+            <w:tcW w:w="3987" w:type="dxa"/>
+          </w:tcPr>
+          <w:p>
+            <w:pPr>
+              <w:pStyle w:val="Compact"/>
+            </w:pPr>
+            <w:r>
+              <w:rPr>
+                <w:sz w:val="24"/>
+                <w:szCs w:val="24"/>
+              </w:rPr>
               <w:t xml:space="preserve">успішно, 2 хв 12 с</w:t>
             </w:r>
           </w:p>
@@ -19275,39 +19283,51 @@
       <w:tr>
         <w:tc>
           <w:tcPr>
-            <w:tcW w:w="2570" w:type="dxa"/>
-          </w:tcPr>
-          <w:p>
-            <w:pPr>
-              <w:pStyle w:val="Compact"/>
-            </w:pPr>
-            <w:r>
+            <w:tcW w:w="2181" w:type="dxa"/>
+          </w:tcPr>
+          <w:p>
+            <w:pPr>
+              <w:pStyle w:val="Compact"/>
+            </w:pPr>
+            <w:r>
+              <w:rPr>
+                <w:sz w:val="24"/>
+                <w:szCs w:val="24"/>
+              </w:rPr>
               <w:t xml:space="preserve">Статичний аналіз ESLint</w:t>
             </w:r>
           </w:p>
         </w:tc>
         <w:tc>
           <w:tcPr>
-            <w:tcW w:w="3458" w:type="dxa"/>
-          </w:tcPr>
-          <w:p>
-            <w:pPr>
-              <w:pStyle w:val="Compact"/>
-            </w:pPr>
-            <w:r>
+            <w:tcW w:w="3753" w:type="dxa"/>
+          </w:tcPr>
+          <w:p>
+            <w:pPr>
+              <w:pStyle w:val="Compact"/>
+            </w:pPr>
+            <w:r>
+              <w:rPr>
+                <w:sz w:val="24"/>
+                <w:szCs w:val="24"/>
+              </w:rPr>
               <w:t xml:space="preserve">pnpm lint</w:t>
             </w:r>
           </w:p>
         </w:tc>
         <w:tc>
           <w:tcPr>
-            <w:tcW w:w="3893" w:type="dxa"/>
-          </w:tcPr>
-          <w:p>
-            <w:pPr>
-              <w:pStyle w:val="Compact"/>
-            </w:pPr>
-            <w:r>
+            <w:tcW w:w="3987" w:type="dxa"/>
+          </w:tcPr>
+          <w:p>
+            <w:pPr>
+              <w:pStyle w:val="Compact"/>
+            </w:pPr>
+            <w:r>
+              <w:rPr>
+                <w:sz w:val="24"/>
+                <w:szCs w:val="24"/>
+              </w:rPr>
               <w:t xml:space="preserve">6 із 6 пакетів без помилок, 1 хв 22 с</w:t>
             </w:r>
           </w:p>
@@ -19316,39 +19336,51 @@
       <w:tr>
         <w:tc>
           <w:tcPr>
-            <w:tcW w:w="2570" w:type="dxa"/>
-          </w:tcPr>
-          <w:p>
-            <w:pPr>
-              <w:pStyle w:val="Compact"/>
-            </w:pPr>
-            <w:r>
+            <w:tcW w:w="2181" w:type="dxa"/>
+          </w:tcPr>
+          <w:p>
+            <w:pPr>
+              <w:pStyle w:val="Compact"/>
+            </w:pPr>
+            <w:r>
+              <w:rPr>
+                <w:sz w:val="24"/>
+                <w:szCs w:val="24"/>
+              </w:rPr>
               <w:t xml:space="preserve">Перевірка типів TypeScript</w:t>
             </w:r>
           </w:p>
         </w:tc>
         <w:tc>
           <w:tcPr>
-            <w:tcW w:w="3458" w:type="dxa"/>
-          </w:tcPr>
-          <w:p>
-            <w:pPr>
-              <w:pStyle w:val="Compact"/>
-            </w:pPr>
-            <w:r>
+            <w:tcW w:w="3753" w:type="dxa"/>
+          </w:tcPr>
+          <w:p>
+            <w:pPr>
+              <w:pStyle w:val="Compact"/>
+            </w:pPr>
+            <w:r>
+              <w:rPr>
+                <w:sz w:val="24"/>
+                <w:szCs w:val="24"/>
+              </w:rPr>
               <w:t xml:space="preserve">pnpm typecheck</w:t>
             </w:r>
           </w:p>
         </w:tc>
         <w:tc>
           <w:tcPr>
-            <w:tcW w:w="3893" w:type="dxa"/>
-          </w:tcPr>
-          <w:p>
-            <w:pPr>
-              <w:pStyle w:val="Compact"/>
-            </w:pPr>
-            <w:r>
+            <w:tcW w:w="3987" w:type="dxa"/>
+          </w:tcPr>
+          <w:p>
+            <w:pPr>
+              <w:pStyle w:val="Compact"/>
+            </w:pPr>
+            <w:r>
+              <w:rPr>
+                <w:sz w:val="24"/>
+                <w:szCs w:val="24"/>
+              </w:rPr>
               <w:t xml:space="preserve">6 із 6 пакетів без помилок, 35 с</w:t>
             </w:r>
           </w:p>
@@ -19357,39 +19389,51 @@
       <w:tr>
         <w:tc>
           <w:tcPr>
-            <w:tcW w:w="2570" w:type="dxa"/>
-          </w:tcPr>
-          <w:p>
-            <w:pPr>
-              <w:pStyle w:val="Compact"/>
-            </w:pPr>
-            <w:r>
+            <w:tcW w:w="2181" w:type="dxa"/>
+          </w:tcPr>
+          <w:p>
+            <w:pPr>
+              <w:pStyle w:val="Compact"/>
+            </w:pPr>
+            <w:r>
+              <w:rPr>
+                <w:sz w:val="24"/>
+                <w:szCs w:val="24"/>
+              </w:rPr>
               <w:t xml:space="preserve">Збирання спільних модулів і сервера сигналізації</w:t>
             </w:r>
           </w:p>
         </w:tc>
         <w:tc>
           <w:tcPr>
-            <w:tcW w:w="3458" w:type="dxa"/>
-          </w:tcPr>
-          <w:p>
-            <w:pPr>
-              <w:pStyle w:val="Compact"/>
-            </w:pPr>
-            <w:r>
+            <w:tcW w:w="3753" w:type="dxa"/>
+          </w:tcPr>
+          <w:p>
+            <w:pPr>
+              <w:pStyle w:val="Compact"/>
+            </w:pPr>
+            <w:r>
+              <w:rPr>
+                <w:sz w:val="24"/>
+                <w:szCs w:val="24"/>
+              </w:rPr>
               <w:t xml:space="preserve">pnpm -r build (tsup)</w:t>
             </w:r>
           </w:p>
         </w:tc>
         <w:tc>
           <w:tcPr>
-            <w:tcW w:w="3893" w:type="dxa"/>
-          </w:tcPr>
-          <w:p>
-            <w:pPr>
-              <w:pStyle w:val="Compact"/>
-            </w:pPr>
-            <w:r>
+            <w:tcW w:w="3987" w:type="dxa"/>
+          </w:tcPr>
+          <w:p>
+            <w:pPr>
+              <w:pStyle w:val="Compact"/>
+            </w:pPr>
+            <w:r>
+              <w:rPr>
+                <w:sz w:val="24"/>
+                <w:szCs w:val="24"/>
+              </w:rPr>
               <w:t xml:space="preserve">успішно</w:t>
             </w:r>
           </w:p>
@@ -19398,39 +19442,51 @@
       <w:tr>
         <w:tc>
           <w:tcPr>
-            <w:tcW w:w="2570" w:type="dxa"/>
-          </w:tcPr>
-          <w:p>
-            <w:pPr>
-              <w:pStyle w:val="Compact"/>
-            </w:pPr>
-            <w:r>
+            <w:tcW w:w="2181" w:type="dxa"/>
+          </w:tcPr>
+          <w:p>
+            <w:pPr>
+              <w:pStyle w:val="Compact"/>
+            </w:pPr>
+            <w:r>
+              <w:rPr>
+                <w:sz w:val="24"/>
+                <w:szCs w:val="24"/>
+              </w:rPr>
               <w:t xml:space="preserve">Збирання вебзастосунку без змінних оточення</w:t>
             </w:r>
           </w:p>
         </w:tc>
         <w:tc>
           <w:tcPr>
-            <w:tcW w:w="3458" w:type="dxa"/>
-          </w:tcPr>
-          <w:p>
-            <w:pPr>
-              <w:pStyle w:val="Compact"/>
-            </w:pPr>
-            <w:r>
+            <w:tcW w:w="3753" w:type="dxa"/>
+          </w:tcPr>
+          <w:p>
+            <w:pPr>
+              <w:pStyle w:val="Compact"/>
+            </w:pPr>
+            <w:r>
+              <w:rPr>
+                <w:sz w:val="24"/>
+                <w:szCs w:val="24"/>
+              </w:rPr>
               <w:t xml:space="preserve">next build</w:t>
             </w:r>
           </w:p>
         </w:tc>
         <w:tc>
           <w:tcPr>
-            <w:tcW w:w="3893" w:type="dxa"/>
-          </w:tcPr>
-          <w:p>
-            <w:pPr>
-              <w:pStyle w:val="Compact"/>
-            </w:pPr>
-            <w:r>
+            <w:tcW w:w="3987" w:type="dxa"/>
+          </w:tcPr>
+          <w:p>
+            <w:pPr>
+              <w:pStyle w:val="Compact"/>
+            </w:pPr>
+            <w:r>
+              <w:rPr>
+                <w:sz w:val="24"/>
+                <w:szCs w:val="24"/>
+              </w:rPr>
               <w:t xml:space="preserve">зупинка з переліком відсутніх змінних DATABASE_URL, AUTH_SECRET, GOOGLE_CLIENT_ID, GOOGLE_CLIENT_SECRET</w:t>
             </w:r>
           </w:p>
@@ -19439,39 +19495,51 @@
       <w:tr>
         <w:tc>
           <w:tcPr>
-            <w:tcW w:w="2570" w:type="dxa"/>
-          </w:tcPr>
-          <w:p>
-            <w:pPr>
-              <w:pStyle w:val="Compact"/>
-            </w:pPr>
-            <w:r>
+            <w:tcW w:w="2181" w:type="dxa"/>
+          </w:tcPr>
+          <w:p>
+            <w:pPr>
+              <w:pStyle w:val="Compact"/>
+            </w:pPr>
+            <w:r>
+              <w:rPr>
+                <w:sz w:val="24"/>
+                <w:szCs w:val="24"/>
+              </w:rPr>
               <w:t xml:space="preserve">Збирання вебзастосунку, як в образі контейнера</w:t>
             </w:r>
           </w:p>
         </w:tc>
         <w:tc>
           <w:tcPr>
-            <w:tcW w:w="3458" w:type="dxa"/>
-          </w:tcPr>
-          <w:p>
-            <w:pPr>
-              <w:pStyle w:val="Compact"/>
-            </w:pPr>
-            <w:r>
+            <w:tcW w:w="3753" w:type="dxa"/>
+          </w:tcPr>
+          <w:p>
+            <w:pPr>
+              <w:pStyle w:val="Compact"/>
+            </w:pPr>
+            <w:r>
+              <w:rPr>
+                <w:sz w:val="24"/>
+                <w:szCs w:val="24"/>
+              </w:rPr>
               <w:t xml:space="preserve">SKIP_ENV_VALIDATION=1 next build</w:t>
             </w:r>
           </w:p>
         </w:tc>
         <w:tc>
           <w:tcPr>
-            <w:tcW w:w="3893" w:type="dxa"/>
-          </w:tcPr>
-          <w:p>
-            <w:pPr>
-              <w:pStyle w:val="Compact"/>
-            </w:pPr>
-            <w:r>
+            <w:tcW w:w="3987" w:type="dxa"/>
+          </w:tcPr>
+          <w:p>
+            <w:pPr>
+              <w:pStyle w:val="Compact"/>
+            </w:pPr>
+            <w:r>
+              <w:rPr>
+                <w:sz w:val="24"/>
+                <w:szCs w:val="24"/>
+              </w:rPr>
               <w:t xml:space="preserve">успішно: компіляція 70 с, перевірка типів 27,6 с, 10 статичних сторінок</w:t>
             </w:r>
           </w:p>
@@ -19480,39 +19548,51 @@
       <w:tr>
         <w:tc>
           <w:tcPr>
-            <w:tcW w:w="2570" w:type="dxa"/>
-          </w:tcPr>
-          <w:p>
-            <w:pPr>
-              <w:pStyle w:val="Compact"/>
-            </w:pPr>
-            <w:r>
+            <w:tcW w:w="2181" w:type="dxa"/>
+          </w:tcPr>
+          <w:p>
+            <w:pPr>
+              <w:pStyle w:val="Compact"/>
+            </w:pPr>
+            <w:r>
+              <w:rPr>
+                <w:sz w:val="24"/>
+                <w:szCs w:val="24"/>
+              </w:rPr>
               <w:t xml:space="preserve">Збирання настільного застосунку</w:t>
             </w:r>
           </w:p>
         </w:tc>
         <w:tc>
           <w:tcPr>
-            <w:tcW w:w="3458" w:type="dxa"/>
-          </w:tcPr>
-          <w:p>
-            <w:pPr>
-              <w:pStyle w:val="Compact"/>
-            </w:pPr>
-            <w:r>
+            <w:tcW w:w="3753" w:type="dxa"/>
+          </w:tcPr>
+          <w:p>
+            <w:pPr>
+              <w:pStyle w:val="Compact"/>
+            </w:pPr>
+            <w:r>
+              <w:rPr>
+                <w:sz w:val="24"/>
+                <w:szCs w:val="24"/>
+              </w:rPr>
               <w:t xml:space="preserve">electron-vite build</w:t>
             </w:r>
           </w:p>
         </w:tc>
         <w:tc>
           <w:tcPr>
-            <w:tcW w:w="3893" w:type="dxa"/>
-          </w:tcPr>
-          <w:p>
-            <w:pPr>
-              <w:pStyle w:val="Compact"/>
-            </w:pPr>
-            <w:r>
+            <w:tcW w:w="3987" w:type="dxa"/>
+          </w:tcPr>
+          <w:p>
+            <w:pPr>
+              <w:pStyle w:val="Compact"/>
+            </w:pPr>
+            <w:r>
+              <w:rPr>
+                <w:sz w:val="24"/>
+                <w:szCs w:val="24"/>
+              </w:rPr>
               <w:t xml:space="preserve">успішно за 3,4 с: головний процес 33,6 кБ, скрипт попереднього завантаження 3,4 кБ, процес захоплення звуку 1,2 кБ</w:t>
             </w:r>
           </w:p>
@@ -19521,39 +19601,51 @@
       <w:tr>
         <w:tc>
           <w:tcPr>
-            <w:tcW w:w="2570" w:type="dxa"/>
-          </w:tcPr>
-          <w:p>
-            <w:pPr>
-              <w:pStyle w:val="Compact"/>
-            </w:pPr>
-            <w:r>
+            <w:tcW w:w="2181" w:type="dxa"/>
+          </w:tcPr>
+          <w:p>
+            <w:pPr>
+              <w:pStyle w:val="Compact"/>
+            </w:pPr>
+            <w:r>
+              <w:rPr>
+                <w:sz w:val="24"/>
+                <w:szCs w:val="24"/>
+              </w:rPr>
               <w:t xml:space="preserve">Пакування інсталяторів</w:t>
             </w:r>
           </w:p>
         </w:tc>
         <w:tc>
           <w:tcPr>
-            <w:tcW w:w="3458" w:type="dxa"/>
-          </w:tcPr>
-          <w:p>
-            <w:pPr>
-              <w:pStyle w:val="Compact"/>
-            </w:pPr>
-            <w:r>
+            <w:tcW w:w="3753" w:type="dxa"/>
+          </w:tcPr>
+          <w:p>
+            <w:pPr>
+              <w:pStyle w:val="Compact"/>
+            </w:pPr>
+            <w:r>
+              <w:rPr>
+                <w:sz w:val="24"/>
+                <w:szCs w:val="24"/>
+              </w:rPr>
               <w:t xml:space="preserve">electron-builder</w:t>
             </w:r>
           </w:p>
         </w:tc>
         <w:tc>
           <w:tcPr>
-            <w:tcW w:w="3893" w:type="dxa"/>
-          </w:tcPr>
-          <w:p>
-            <w:pPr>
-              <w:pStyle w:val="Compact"/>
-            </w:pPr>
-            <w:r>
+            <w:tcW w:w="3987" w:type="dxa"/>
+          </w:tcPr>
+          <w:p>
+            <w:pPr>
+              <w:pStyle w:val="Compact"/>
+            </w:pPr>
+            <w:r>
+              <w:rPr>
+                <w:sz w:val="24"/>
+                <w:szCs w:val="24"/>
+              </w:rPr>
               <w:t xml:space="preserve">не виконувалося: пакування виконує CI під час публікації тегу</w:t>
             </w:r>
           </w:p>
@@ -19567,7 +19659,7 @@
         <w:spacing w:before="480"/>
       </w:pPr>
       <w:r>
-        <w:t xml:space="preserve">Перевірка типів виконується в суворому режимі TypeScript із перевіркою доступу за індексом, а конфігурація ESLint окрім рекомендованих правил TypeScript забороняє необроблені проміси і пряме звертання до змінних оточення поза модулями конфігурації. Зупинка збирання без змінних оточення є очікуваною поведінкою: модуль перевірки змінних оточення перевіряє конфігурацію до запуску, а образ контейнера свідомо вимикає цю перевірку на етапі збирання й виконує її під час запуску.</w:t>
+        <w:t xml:space="preserve">Перевірка типів виконується в суворому режимі TypeScript, а конфігурація ESLint забороняє необроблені проміси і пряме звертання до змінних оточення поза модулями конфігурації. Зупинка збирання без змінних оточення є очікуваною: образ контейнера вимикає цю перевірку на етапі збирання й виконує її під час запуску.</w:t>
       </w:r>
     </w:p>
     <w:bookmarkEnd w:id="134"/>
@@ -19586,7 +19678,7 @@
         <w:spacing w:before="480"/>
       </w:pPr>
       <w:r>
-        <w:t xml:space="preserve">Тестові приклади згруповано за сценаріями використання в табл. В.1–В.5 додатка В. Ідентифікатор прикладу збігається з позначкою у виводі сценаріїв автоматизованої перевірки; фактичні результати автоматизованих прикладів отримано під час прогону 05.10.2026, а для ручних прикладів наведено, що саме має виконати автор роботи.</w:t>
+        <w:t xml:space="preserve">Тестові приклади згруповано за сценаріями використання в табл. В.1–В.5 додатка В. Фактичні результати автоматизованих прикладів отримано під час прогону 05.10.2026, а для ручних прикладів наведено, що має виконати автор роботи.</w:t>
       </w:r>
     </w:p>
     <w:p>
@@ -19594,7 +19686,7 @@
         <w:pStyle w:val="BodyText"/>
       </w:pPr>
       <w:r>
-        <w:t xml:space="preserve">Приклади модуля автентифікації (табл. В.1) перевіряють вимоги ФВ-01 – ФВ-04 і перевірку сеансу сервером сигналізації. Обмеження доступу до сторінок (ФВ-04) і гостьовий вхід (ФВ-03) відповідають вимогам, cookie сеансу має атрибути з табл. 1.4. Приклад А7 виявив дефект: перевірка токена сервером сигналізації не перехоплює виняток JWEInvalid, тому довільне значення cookie дає відповідь 500 замість 401, хоча доступу до даних не надає. Під час перевірки маршрутів також зафіксовано, що сторінка політики конфіденційності /privacy для анонімного відвідувача переспрямовує на сторінку входу /login, хоча сторінка входу містить посилання на неї; це відповідає формулюванню ФВ-04, але робить правові сторінки недоступними до входу.</w:t>
+        <w:t xml:space="preserve">Приклади модуля автентифікації (табл. В.1) перевіряють вимоги ФВ-01 – ФВ-04 і перевірку сеансу сервером сигналізації. Обмеження доступу до сторінок (ФВ-04) і гостьовий вхід (ФВ-03) відповідають вимогам, cookie сеансу має атрибути з табл. 1.4. Приклад А7 виявив дефект: перевірка токена сервером сигналізації не перехоплює виняток JWEInvalid, тому довільне значення cookie дає відповідь 500 замість 401, хоча доступу до даних не надає. Також зафіксовано, що сторінка політики конфіденційності, на яку посилається сторінка входу, для анонімного відвідувача переспрямовує на вхід; це відповідає формулюванню ФВ-04, але робить правові сторінки недоступними до входу.</w:t>
       </w:r>
     </w:p>
     <w:p>
@@ -19610,7 +19702,7 @@
         <w:pStyle w:val="BodyText"/>
       </w:pPr>
       <w:r>
-        <w:t xml:space="preserve">Перевірки настільного застосунку (табл. В.3) стосуються режиму слідування (ФВ-09) і вибору джерела (ФВ-07, ФВ-08). Сценарій перевірки режиму слідування використовує таблицю процесів із процесом оболонки Windows Explorer, процесом застосунку та стороннім процесом, а в Д1 – справжню таблицю процесів ОС стенда. Інтервали в Д3, Д5 і Д7 узгоджуються з параметрами модуля: опитування раз на 1,5 с і очікування вихідного вікна 20 с плюс цикл опитування. Ці перевірки підтверджують логіку вибору вікна, але не саме захоплення, тому Д8 – Д10 виконуються вручну у Windows.</w:t>
+        <w:t xml:space="preserve">Перевірки настільного застосунку (табл. В.3) стосуються режиму слідування (ФВ-09) і вибору джерела (ФВ-07, ФВ-08). Сценарій перевірки використовує змодельовану таблицю процесів, а в Д1 – справжню таблицю процесів ОС стенда. Інтервали в Д3, Д5 і Д7 узгоджуються з параметрами модуля: опитування раз на 1,5 с і очікування вихідного вікна 20 с плюс цикл опитування. Ці перевірки підтверджують логіку вибору вікна, але не саме захоплення, тому Д8 – Д10 виконуються вручну у Windows.</w:t>
       </w:r>
     </w:p>
     <w:p>
@@ -19626,7 +19718,7 @@
         <w:pStyle w:val="BodyText"/>
       </w:pPr>
       <w:r>
-        <w:t xml:space="preserve">Приклади завершення та відновлення трансляції (табл. В.5) перевіряють вимоги ФВ-15 і ФВ-16, а також право керувати трансляцією. Тривалість у З2 складається з п’яти інтервалів по 6 с і ще одного, на якому таймер фіксує вичерпання спроб, тобто 36 с, а не 30 с. Подію streamEnd сервер надсилає до запису причини завершення в базу даних. Приклад З4 виявив найсерйозніший дефект: обробник WebSocket стрімера перевіряє наявність сеансу, але не належність трансляції, тому будь-який сеанс може завершити чужу трансляцію.</w:t>
+        <w:t xml:space="preserve">Приклади завершення та відновлення трансляції (табл. В.5) перевіряють вимоги ФВ-15 і ФВ-16, а також право керувати трансляцією. Тривалість у З2 складається з п’яти інтервалів по 6 с і ще одного, на якому таймер фіксує вичерпання спроб, тобто 36 с, а не 30 с. Приклад З4 виявив найсерйозніший дефект: обробник WebSocket стрімера перевіряє наявність сеансу, але не належність трансляції, тому будь-який сеанс може завершити чужу трансляцію.</w:t>
       </w:r>
     </w:p>
     <w:bookmarkEnd w:id="135"/>
@@ -19675,10 +19767,10 @@
         <w:tblCaption w:val="Таблиця 5.2 – Результати нефункціонального тестування"/>
       </w:tblPr>
       <w:tblGrid>
-        <w:gridCol w:w="1818"/>
-        <w:gridCol w:w="3662"/>
-        <w:gridCol w:w="1702"/>
-        <w:gridCol w:w="2739"/>
+        <w:gridCol w:w="1659"/>
+        <w:gridCol w:w="4243"/>
+        <w:gridCol w:w="1536"/>
+        <w:gridCol w:w="2483"/>
       </w:tblGrid>
       <w:tr>
         <w:trPr>
@@ -19686,7 +19778,7 @@
         </w:trPr>
         <w:tc>
           <w:tcPr>
-            <w:tcW w:w="1818" w:type="dxa"/>
+            <w:tcW w:w="1659" w:type="dxa"/>
           </w:tcPr>
           <w:p>
             <w:pPr>
@@ -19704,7 +19796,7 @@
         </w:tc>
         <w:tc>
           <w:tcPr>
-            <w:tcW w:w="3662" w:type="dxa"/>
+            <w:tcW w:w="4243" w:type="dxa"/>
           </w:tcPr>
           <w:p>
             <w:pPr>
@@ -19722,7 +19814,7 @@
         </w:tc>
         <w:tc>
           <w:tcPr>
-            <w:tcW w:w="1702" w:type="dxa"/>
+            <w:tcW w:w="1536" w:type="dxa"/>
           </w:tcPr>
           <w:p>
             <w:pPr>
@@ -19740,7 +19832,7 @@
         </w:tc>
         <w:tc>
           <w:tcPr>
-            <w:tcW w:w="2739" w:type="dxa"/>
+            <w:tcW w:w="2483" w:type="dxa"/>
           </w:tcPr>
           <w:p>
             <w:pPr>
@@ -19760,7 +19852,7 @@
       <w:tr>
         <w:tc>
           <w:tcPr>
-            <w:tcW w:w="1818" w:type="dxa"/>
+            <w:tcW w:w="1659" w:type="dxa"/>
           </w:tcPr>
           <w:p>
             <w:pPr>
@@ -19777,7 +19869,7 @@
         </w:tc>
         <w:tc>
           <w:tcPr>
-            <w:tcW w:w="3662" w:type="dxa"/>
+            <w:tcW w:w="4243" w:type="dxa"/>
           </w:tcPr>
           <w:p>
             <w:pPr>
@@ -19794,7 +19886,7 @@
         </w:tc>
         <w:tc>
           <w:tcPr>
-            <w:tcW w:w="1702" w:type="dxa"/>
+            <w:tcW w:w="1536" w:type="dxa"/>
           </w:tcPr>
           <w:p>
             <w:pPr>
@@ -19811,7 +19903,7 @@
         </w:tc>
         <w:tc>
           <w:tcPr>
-            <w:tcW w:w="2739" w:type="dxa"/>
+            <w:tcW w:w="2483" w:type="dxa"/>
           </w:tcPr>
           <w:p>
             <w:pPr>
@@ -19830,7 +19922,7 @@
       <w:tr>
         <w:tc>
           <w:tcPr>
-            <w:tcW w:w="1818" w:type="dxa"/>
+            <w:tcW w:w="1659" w:type="dxa"/>
           </w:tcPr>
           <w:p>
             <w:pPr>
@@ -19847,7 +19939,7 @@
         </w:tc>
         <w:tc>
           <w:tcPr>
-            <w:tcW w:w="3662" w:type="dxa"/>
+            <w:tcW w:w="4243" w:type="dxa"/>
           </w:tcPr>
           <w:p>
             <w:pPr>
@@ -19864,7 +19956,7 @@
         </w:tc>
         <w:tc>
           <w:tcPr>
-            <w:tcW w:w="1702" w:type="dxa"/>
+            <w:tcW w:w="1536" w:type="dxa"/>
           </w:tcPr>
           <w:p>
             <w:pPr>
@@ -19881,7 +19973,7 @@
         </w:tc>
         <w:tc>
           <w:tcPr>
-            <w:tcW w:w="2739" w:type="dxa"/>
+            <w:tcW w:w="2483" w:type="dxa"/>
           </w:tcPr>
           <w:p>
             <w:pPr>
@@ -19900,7 +19992,7 @@
       <w:tr>
         <w:tc>
           <w:tcPr>
-            <w:tcW w:w="1818" w:type="dxa"/>
+            <w:tcW w:w="1659" w:type="dxa"/>
           </w:tcPr>
           <w:p>
             <w:pPr>
@@ -19917,7 +20009,7 @@
         </w:tc>
         <w:tc>
           <w:tcPr>
-            <w:tcW w:w="3662" w:type="dxa"/>
+            <w:tcW w:w="4243" w:type="dxa"/>
           </w:tcPr>
           <w:p>
             <w:pPr>
@@ -19934,7 +20026,7 @@
         </w:tc>
         <w:tc>
           <w:tcPr>
-            <w:tcW w:w="1702" w:type="dxa"/>
+            <w:tcW w:w="1536" w:type="dxa"/>
           </w:tcPr>
           <w:p>
             <w:pPr>
@@ -19951,7 +20043,7 @@
         </w:tc>
         <w:tc>
           <w:tcPr>
-            <w:tcW w:w="2739" w:type="dxa"/>
+            <w:tcW w:w="2483" w:type="dxa"/>
           </w:tcPr>
           <w:p>
             <w:pPr>
@@ -19970,7 +20062,7 @@
       <w:tr>
         <w:tc>
           <w:tcPr>
-            <w:tcW w:w="1818" w:type="dxa"/>
+            <w:tcW w:w="1659" w:type="dxa"/>
           </w:tcPr>
           <w:p>
             <w:pPr>
@@ -19987,7 +20079,7 @@
         </w:tc>
         <w:tc>
           <w:tcPr>
-            <w:tcW w:w="3662" w:type="dxa"/>
+            <w:tcW w:w="4243" w:type="dxa"/>
           </w:tcPr>
           <w:p>
             <w:pPr>
@@ -20004,7 +20096,7 @@
         </w:tc>
         <w:tc>
           <w:tcPr>
-            <w:tcW w:w="1702" w:type="dxa"/>
+            <w:tcW w:w="1536" w:type="dxa"/>
           </w:tcPr>
           <w:p>
             <w:pPr>
@@ -20021,7 +20113,7 @@
         </w:tc>
         <w:tc>
           <w:tcPr>
-            <w:tcW w:w="2739" w:type="dxa"/>
+            <w:tcW w:w="2483" w:type="dxa"/>
           </w:tcPr>
           <w:p>
             <w:pPr>
@@ -20040,7 +20132,7 @@
       <w:tr>
         <w:tc>
           <w:tcPr>
-            <w:tcW w:w="1818" w:type="dxa"/>
+            <w:tcW w:w="1659" w:type="dxa"/>
           </w:tcPr>
           <w:p>
             <w:pPr>
@@ -20057,7 +20149,7 @@
         </w:tc>
         <w:tc>
           <w:tcPr>
-            <w:tcW w:w="3662" w:type="dxa"/>
+            <w:tcW w:w="4243" w:type="dxa"/>
           </w:tcPr>
           <w:p>
             <w:pPr>
@@ -20074,7 +20166,7 @@
         </w:tc>
         <w:tc>
           <w:tcPr>
-            <w:tcW w:w="1702" w:type="dxa"/>
+            <w:tcW w:w="1536" w:type="dxa"/>
           </w:tcPr>
           <w:p>
             <w:pPr>
@@ -20091,7 +20183,7 @@
         </w:tc>
         <w:tc>
           <w:tcPr>
-            <w:tcW w:w="2739" w:type="dxa"/>
+            <w:tcW w:w="2483" w:type="dxa"/>
           </w:tcPr>
           <w:p>
             <w:pPr>
@@ -20110,7 +20202,7 @@
       <w:tr>
         <w:tc>
           <w:tcPr>
-            <w:tcW w:w="1818" w:type="dxa"/>
+            <w:tcW w:w="1659" w:type="dxa"/>
           </w:tcPr>
           <w:p>
             <w:pPr>
@@ -20127,7 +20219,7 @@
         </w:tc>
         <w:tc>
           <w:tcPr>
-            <w:tcW w:w="3662" w:type="dxa"/>
+            <w:tcW w:w="4243" w:type="dxa"/>
           </w:tcPr>
           <w:p>
             <w:pPr>
@@ -20144,7 +20236,7 @@
         </w:tc>
         <w:tc>
           <w:tcPr>
-            <w:tcW w:w="1702" w:type="dxa"/>
+            <w:tcW w:w="1536" w:type="dxa"/>
           </w:tcPr>
           <w:p>
             <w:pPr>
@@ -20161,7 +20253,7 @@
         </w:tc>
         <w:tc>
           <w:tcPr>
-            <w:tcW w:w="2739" w:type="dxa"/>
+            <w:tcW w:w="2483" w:type="dxa"/>
           </w:tcPr>
           <w:p>
             <w:pPr>
@@ -20180,7 +20272,7 @@
       <w:tr>
         <w:tc>
           <w:tcPr>
-            <w:tcW w:w="1818" w:type="dxa"/>
+            <w:tcW w:w="1659" w:type="dxa"/>
           </w:tcPr>
           <w:p>
             <w:pPr>
@@ -20197,7 +20289,7 @@
         </w:tc>
         <w:tc>
           <w:tcPr>
-            <w:tcW w:w="3662" w:type="dxa"/>
+            <w:tcW w:w="4243" w:type="dxa"/>
           </w:tcPr>
           <w:p>
             <w:pPr>
@@ -20214,7 +20306,7 @@
         </w:tc>
         <w:tc>
           <w:tcPr>
-            <w:tcW w:w="1702" w:type="dxa"/>
+            <w:tcW w:w="1536" w:type="dxa"/>
           </w:tcPr>
           <w:p>
             <w:pPr>
@@ -20231,7 +20323,7 @@
         </w:tc>
         <w:tc>
           <w:tcPr>
-            <w:tcW w:w="2739" w:type="dxa"/>
+            <w:tcW w:w="2483" w:type="dxa"/>
           </w:tcPr>
           <w:p>
             <w:pPr>
@@ -20250,7 +20342,7 @@
       <w:tr>
         <w:tc>
           <w:tcPr>
-            <w:tcW w:w="1818" w:type="dxa"/>
+            <w:tcW w:w="1659" w:type="dxa"/>
           </w:tcPr>
           <w:p>
             <w:pPr>
@@ -20267,7 +20359,7 @@
         </w:tc>
         <w:tc>
           <w:tcPr>
-            <w:tcW w:w="3662" w:type="dxa"/>
+            <w:tcW w:w="4243" w:type="dxa"/>
           </w:tcPr>
           <w:p>
             <w:pPr>
@@ -20284,7 +20376,7 @@
         </w:tc>
         <w:tc>
           <w:tcPr>
-            <w:tcW w:w="1702" w:type="dxa"/>
+            <w:tcW w:w="1536" w:type="dxa"/>
           </w:tcPr>
           <w:p>
             <w:pPr>
@@ -20301,7 +20393,7 @@
         </w:tc>
         <w:tc>
           <w:tcPr>
-            <w:tcW w:w="2739" w:type="dxa"/>
+            <w:tcW w:w="2483" w:type="dxa"/>
           </w:tcPr>
           <w:p>
             <w:pPr>
@@ -20320,7 +20412,7 @@
       <w:tr>
         <w:tc>
           <w:tcPr>
-            <w:tcW w:w="1818" w:type="dxa"/>
+            <w:tcW w:w="1659" w:type="dxa"/>
           </w:tcPr>
           <w:p>
             <w:pPr>
@@ -20337,7 +20429,7 @@
         </w:tc>
         <w:tc>
           <w:tcPr>
-            <w:tcW w:w="3662" w:type="dxa"/>
+            <w:tcW w:w="4243" w:type="dxa"/>
           </w:tcPr>
           <w:p>
             <w:pPr>
@@ -20354,7 +20446,7 @@
         </w:tc>
         <w:tc>
           <w:tcPr>
-            <w:tcW w:w="1702" w:type="dxa"/>
+            <w:tcW w:w="1536" w:type="dxa"/>
           </w:tcPr>
           <w:p>
             <w:pPr>
@@ -20371,7 +20463,7 @@
         </w:tc>
         <w:tc>
           <w:tcPr>
-            <w:tcW w:w="2739" w:type="dxa"/>
+            <w:tcW w:w="2483" w:type="dxa"/>
           </w:tcPr>
           <w:p>
             <w:pPr>
@@ -20395,7 +20487,7 @@
         <w:spacing w:before="480"/>
       </w:pPr>
       <w:r>
-        <w:t xml:space="preserve">Поля статистики потоку визначено специфікацією WebRTC [81]: targetBitrate – цільовий бітрейт кодера, framesPerSecond і frameWidth – фактичні частота кадрів і ширина кадру, qualityLimitationReason – причина зниження якості (bandwidth, cpu або none), freezeCount – кількість зупинок відтворення в глядача. Значення слід записувати після 60 с трансляції динамічного вмісту, оскільки кодер починає з половини бюджету бітрейту; затримку – як різницю показів секундоміра на одному знімку з вікнами стрімера й глядача. Перевірка узгодженості лімітів підтверджує, що сервер, запущений з вхідним лімітом, нижчим за стелю відправника 18 Мбіт/с із запасом 1,2, попереджає про обмеження найвищих профілів якості.</w:t>
+        <w:t xml:space="preserve">Поля статистики потоку визначено специфікацією WebRTC [81]: поле qualityLimitationReason – причина зниження якості, поле freezeCount – кількість зупинок відтворення в глядача. Значення слід записувати після 60 с трансляції динамічного вмісту, оскільки кодер починає з половини бюджету бітрейту; затримку – як різницю показів секундоміра на одному знімку з вікнами стрімера й глядача.</w:t>
       </w:r>
     </w:p>
     <w:bookmarkEnd w:id="137"/>
@@ -20444,10 +20536,10 @@
         <w:tblCaption w:val="Таблиця 5.3 – Виявлені дефекти та їх стан"/>
       </w:tblPr>
       <w:tblGrid>
-        <w:gridCol w:w="2608"/>
-        <w:gridCol w:w="2816"/>
-        <w:gridCol w:w="2728"/>
-        <w:gridCol w:w="1769"/>
+        <w:gridCol w:w="2647"/>
+        <w:gridCol w:w="2830"/>
+        <w:gridCol w:w="2677"/>
+        <w:gridCol w:w="1767"/>
       </w:tblGrid>
       <w:tr>
         <w:trPr>
@@ -20455,7 +20547,7 @@
         </w:trPr>
         <w:tc>
           <w:tcPr>
-            <w:tcW w:w="2608" w:type="dxa"/>
+            <w:tcW w:w="2647" w:type="dxa"/>
           </w:tcPr>
           <w:p>
             <w:pPr>
@@ -20469,7 +20561,7 @@
         </w:tc>
         <w:tc>
           <w:tcPr>
-            <w:tcW w:w="2816" w:type="dxa"/>
+            <w:tcW w:w="2830" w:type="dxa"/>
           </w:tcPr>
           <w:p>
             <w:pPr>
@@ -20483,7 +20575,7 @@
         </w:tc>
         <w:tc>
           <w:tcPr>
-            <w:tcW w:w="2728" w:type="dxa"/>
+            <w:tcW w:w="2677" w:type="dxa"/>
           </w:tcPr>
           <w:p>
             <w:pPr>
@@ -20497,7 +20589,7 @@
         </w:tc>
         <w:tc>
           <w:tcPr>
-            <w:tcW w:w="1769" w:type="dxa"/>
+            <w:tcW w:w="1767" w:type="dxa"/>
           </w:tcPr>
           <w:p>
             <w:pPr>
@@ -20513,7 +20605,7 @@
       <w:tr>
         <w:tc>
           <w:tcPr>
-            <w:tcW w:w="2608" w:type="dxa"/>
+            <w:tcW w:w="2647" w:type="dxa"/>
           </w:tcPr>
           <w:p>
             <w:pPr>
@@ -20526,7 +20618,7 @@
         </w:tc>
         <w:tc>
           <w:tcPr>
-            <w:tcW w:w="2816" w:type="dxa"/>
+            <w:tcW w:w="2830" w:type="dxa"/>
           </w:tcPr>
           <w:p>
             <w:pPr>
@@ -20539,7 +20631,7 @@
         </w:tc>
         <w:tc>
           <w:tcPr>
-            <w:tcW w:w="2728" w:type="dxa"/>
+            <w:tcW w:w="2677" w:type="dxa"/>
           </w:tcPr>
           <w:p>
             <w:pPr>
@@ -20552,7 +20644,7 @@
         </w:tc>
         <w:tc>
           <w:tcPr>
-            <w:tcW w:w="1769" w:type="dxa"/>
+            <w:tcW w:w="1767" w:type="dxa"/>
           </w:tcPr>
           <w:p>
             <w:pPr>
@@ -20567,7 +20659,7 @@
       <w:tr>
         <w:tc>
           <w:tcPr>
-            <w:tcW w:w="2608" w:type="dxa"/>
+            <w:tcW w:w="2647" w:type="dxa"/>
           </w:tcPr>
           <w:p>
             <w:pPr>
@@ -20580,7 +20672,7 @@
         </w:tc>
         <w:tc>
           <w:tcPr>
-            <w:tcW w:w="2816" w:type="dxa"/>
+            <w:tcW w:w="2830" w:type="dxa"/>
           </w:tcPr>
           <w:p>
             <w:pPr>
@@ -20593,7 +20685,7 @@
         </w:tc>
         <w:tc>
           <w:tcPr>
-            <w:tcW w:w="2728" w:type="dxa"/>
+            <w:tcW w:w="2677" w:type="dxa"/>
           </w:tcPr>
           <w:p>
             <w:pPr>
@@ -20606,7 +20698,7 @@
         </w:tc>
         <w:tc>
           <w:tcPr>
-            <w:tcW w:w="1769" w:type="dxa"/>
+            <w:tcW w:w="1767" w:type="dxa"/>
           </w:tcPr>
           <w:p>
             <w:pPr>
@@ -20621,7 +20713,7 @@
       <w:tr>
         <w:tc>
           <w:tcPr>
-            <w:tcW w:w="2608" w:type="dxa"/>
+            <w:tcW w:w="2647" w:type="dxa"/>
           </w:tcPr>
           <w:p>
             <w:pPr>
@@ -20634,7 +20726,7 @@
         </w:tc>
         <w:tc>
           <w:tcPr>
-            <w:tcW w:w="2816" w:type="dxa"/>
+            <w:tcW w:w="2830" w:type="dxa"/>
           </w:tcPr>
           <w:p>
             <w:pPr>
@@ -20647,7 +20739,7 @@
         </w:tc>
         <w:tc>
           <w:tcPr>
-            <w:tcW w:w="2728" w:type="dxa"/>
+            <w:tcW w:w="2677" w:type="dxa"/>
           </w:tcPr>
           <w:p>
             <w:pPr>
@@ -20660,7 +20752,7 @@
         </w:tc>
         <w:tc>
           <w:tcPr>
-            <w:tcW w:w="1769" w:type="dxa"/>
+            <w:tcW w:w="1767" w:type="dxa"/>
           </w:tcPr>
           <w:p>
             <w:pPr>
@@ -20675,7 +20767,7 @@
       <w:tr>
         <w:tc>
           <w:tcPr>
-            <w:tcW w:w="2608" w:type="dxa"/>
+            <w:tcW w:w="2647" w:type="dxa"/>
           </w:tcPr>
           <w:p>
             <w:pPr>
@@ -20688,7 +20780,7 @@
         </w:tc>
         <w:tc>
           <w:tcPr>
-            <w:tcW w:w="2816" w:type="dxa"/>
+            <w:tcW w:w="2830" w:type="dxa"/>
           </w:tcPr>
           <w:p>
             <w:pPr>
@@ -20701,7 +20793,7 @@
         </w:tc>
         <w:tc>
           <w:tcPr>
-            <w:tcW w:w="2728" w:type="dxa"/>
+            <w:tcW w:w="2677" w:type="dxa"/>
           </w:tcPr>
           <w:p>
             <w:pPr>
@@ -20714,7 +20806,7 @@
         </w:tc>
         <w:tc>
           <w:tcPr>
-            <w:tcW w:w="1769" w:type="dxa"/>
+            <w:tcW w:w="1767" w:type="dxa"/>
           </w:tcPr>
           <w:p>
             <w:pPr>
@@ -20729,7 +20821,7 @@
       <w:tr>
         <w:tc>
           <w:tcPr>
-            <w:tcW w:w="2608" w:type="dxa"/>
+            <w:tcW w:w="2647" w:type="dxa"/>
           </w:tcPr>
           <w:p>
             <w:pPr>
@@ -20742,7 +20834,7 @@
         </w:tc>
         <w:tc>
           <w:tcPr>
-            <w:tcW w:w="2816" w:type="dxa"/>
+            <w:tcW w:w="2830" w:type="dxa"/>
           </w:tcPr>
           <w:p>
             <w:pPr>
@@ -20755,7 +20847,7 @@
         </w:tc>
         <w:tc>
           <w:tcPr>
-            <w:tcW w:w="2728" w:type="dxa"/>
+            <w:tcW w:w="2677" w:type="dxa"/>
           </w:tcPr>
           <w:p>
             <w:pPr>
@@ -20768,7 +20860,7 @@
         </w:tc>
         <w:tc>
           <w:tcPr>
-            <w:tcW w:w="1769" w:type="dxa"/>
+            <w:tcW w:w="1767" w:type="dxa"/>
           </w:tcPr>
           <w:p>
             <w:pPr>
@@ -20783,7 +20875,7 @@
       <w:tr>
         <w:tc>
           <w:tcPr>
-            <w:tcW w:w="2608" w:type="dxa"/>
+            <w:tcW w:w="2647" w:type="dxa"/>
           </w:tcPr>
           <w:p>
             <w:pPr>
@@ -20796,7 +20888,7 @@
         </w:tc>
         <w:tc>
           <w:tcPr>
-            <w:tcW w:w="2816" w:type="dxa"/>
+            <w:tcW w:w="2830" w:type="dxa"/>
           </w:tcPr>
           <w:p>
             <w:pPr>
@@ -20809,7 +20901,7 @@
         </w:tc>
         <w:tc>
           <w:tcPr>
-            <w:tcW w:w="2728" w:type="dxa"/>
+            <w:tcW w:w="2677" w:type="dxa"/>
           </w:tcPr>
           <w:p>
             <w:pPr>
@@ -20822,7 +20914,7 @@
         </w:tc>
         <w:tc>
           <w:tcPr>
-            <w:tcW w:w="1769" w:type="dxa"/>
+            <w:tcW w:w="1767" w:type="dxa"/>
           </w:tcPr>
           <w:p>
             <w:pPr>
@@ -20837,7 +20929,7 @@
       <w:tr>
         <w:tc>
           <w:tcPr>
-            <w:tcW w:w="2608" w:type="dxa"/>
+            <w:tcW w:w="2647" w:type="dxa"/>
           </w:tcPr>
           <w:p>
             <w:pPr>
@@ -20850,7 +20942,7 @@
         </w:tc>
         <w:tc>
           <w:tcPr>
-            <w:tcW w:w="2816" w:type="dxa"/>
+            <w:tcW w:w="2830" w:type="dxa"/>
           </w:tcPr>
           <w:p>
             <w:pPr>
@@ -20863,7 +20955,7 @@
         </w:tc>
         <w:tc>
           <w:tcPr>
-            <w:tcW w:w="2728" w:type="dxa"/>
+            <w:tcW w:w="2677" w:type="dxa"/>
           </w:tcPr>
           <w:p>
             <w:pPr>
@@ -20876,7 +20968,7 @@
         </w:tc>
         <w:tc>
           <w:tcPr>
-            <w:tcW w:w="1769" w:type="dxa"/>
+            <w:tcW w:w="1767" w:type="dxa"/>
           </w:tcPr>
           <w:p>
             <w:pPr>
@@ -20891,7 +20983,7 @@
       <w:tr>
         <w:tc>
           <w:tcPr>
-            <w:tcW w:w="2608" w:type="dxa"/>
+            <w:tcW w:w="2647" w:type="dxa"/>
           </w:tcPr>
           <w:p>
             <w:pPr>
@@ -20904,7 +20996,7 @@
         </w:tc>
         <w:tc>
           <w:tcPr>
-            <w:tcW w:w="2816" w:type="dxa"/>
+            <w:tcW w:w="2830" w:type="dxa"/>
           </w:tcPr>
           <w:p>
             <w:pPr>
@@ -20917,7 +21009,7 @@
         </w:tc>
         <w:tc>
           <w:tcPr>
-            <w:tcW w:w="2728" w:type="dxa"/>
+            <w:tcW w:w="2677" w:type="dxa"/>
           </w:tcPr>
           <w:p>
             <w:pPr>
@@ -20930,7 +21022,7 @@
         </w:tc>
         <w:tc>
           <w:tcPr>
-            <w:tcW w:w="1769" w:type="dxa"/>
+            <w:tcW w:w="1767" w:type="dxa"/>
           </w:tcPr>
           <w:p>
             <w:pPr>
@@ -20945,7 +21037,7 @@
       <w:tr>
         <w:tc>
           <w:tcPr>
-            <w:tcW w:w="2608" w:type="dxa"/>
+            <w:tcW w:w="2647" w:type="dxa"/>
           </w:tcPr>
           <w:p>
             <w:pPr>
@@ -20958,7 +21050,7 @@
         </w:tc>
         <w:tc>
           <w:tcPr>
-            <w:tcW w:w="2816" w:type="dxa"/>
+            <w:tcW w:w="2830" w:type="dxa"/>
           </w:tcPr>
           <w:p>
             <w:pPr>
@@ -20971,7 +21063,7 @@
         </w:tc>
         <w:tc>
           <w:tcPr>
-            <w:tcW w:w="2728" w:type="dxa"/>
+            <w:tcW w:w="2677" w:type="dxa"/>
           </w:tcPr>
           <w:p>
             <w:pPr>
@@ -20984,7 +21076,7 @@
         </w:tc>
         <w:tc>
           <w:tcPr>
-            <w:tcW w:w="1769" w:type="dxa"/>
+            <w:tcW w:w="1767" w:type="dxa"/>
           </w:tcPr>
           <w:p>
             <w:pPr>
@@ -21004,7 +21096,7 @@
         <w:spacing w:before="480"/>
       </w:pPr>
       <w:r>
-        <w:t xml:space="preserve">Виправлення вхідного потоку в настільному застосунку перевірялося під час розроблення допоміжним стендом із вісьмома послідовними спробами входу, скасуванням і повторним запуском; цей стенд до репозиторію не входить, тому повторна перевірка передбачена прикладом А10. Три відкриті дефекти мають спільну причину: сервер сигналізації автентифікує сеанс, але не авторизує дії, покладаючись на обмеження маршрутів вебзастосунку, які не діють при прямих зверненнях до його API. Крім того, під час зупинки стенда процес сервера сигналізації не завершився протягом 10 с після сигналу SIGTERM, а обробників сигналів у його коді немає; наслідки для перезапуску контейнера пом’якшує закриття незавершених трансляцій під час запуску сервера.</w:t>
+        <w:t xml:space="preserve">Виправлення входу в настільному застосунку перевірялося під час розроблення допоміжним стендом, що до репозиторію не входить, тому повторна перевірка передбачена прикладом А10. Три відкриті дефекти мають спільну причину: сервер сигналізації автентифікує сеанс, але не авторизує дії, покладаючись на обмеження маршрутів вебзастосунку, які не діють при прямих зверненнях до його API. Крім того, під час зупинки стенда процес сервера сигналізації не завершився протягом 10 с після сигналу SIGTERM, а обробників сигналів у його коді немає; наслідки для перезапуску контейнера пом’якшує закриття незавершених трансляцій під час запуску сервера.</w:t>
       </w:r>
     </w:p>
     <w:p>
@@ -21012,7 +21104,7 @@
         <w:pStyle w:val="BodyText"/>
       </w:pPr>
       <w:r>
-        <w:t xml:space="preserve">Статична перевірка всіх шести пакетів пройшла без помилок, усі компоненти збираються. Зі 30 автоматизованих прикладів 27 дали очікуваний результат: 20 із 23 у сценарії перевірки серверних компонентів і 7 із 7 у сценарії перевірки режиму слідування. Підтверджено основні потоки сценаріїв 1.1, 1.4 і 1.5 на рівні протоколу, логіку режиму слідування та часові параметри відновлення. Невідповідності зосереджено в авторизації сервера сигналізації, а не у функціональності потокової передачі. Ручні приклади (А9, А10, Б7 – Б9, Д8 – Д10, П6, П7, З5) і вимірювання табл. 5.2 потребують реального обладнання та є умовою остаточної оцінки ефективності функціонування й сумісності.</w:t>
+        <w:t xml:space="preserve">Зі 30 автоматизованих прикладів 27 дали очікуваний результат: 20 із 23 у сценарії перевірки серверних компонентів і 7 із 7 у сценарії перевірки режиму слідування. Підтверджено основні потоки сценаріїв 1.1, 1.4 і 1.5 на рівні протоколу, логіку режиму слідування та часові параметри відновлення. Ручні приклади (А9, А10, Б7 – Б9, Д8 – Д10, П6, П7, З5) і вимірювання табл. 5.2 потребують реального обладнання та є умовою остаточної оцінки ефективності функціонування й сумісності.</w:t>
       </w:r>
     </w:p>
     <w:bookmarkEnd w:id="139"/>
@@ -21031,7 +21123,7 @@
         <w:spacing w:before="480"/>
       </w:pPr>
       <w:r>
-        <w:t xml:space="preserve">Репозиторій програмної системи не містить автоматизованих тестів, тому перевірку побудовано на статичному аналізі, перевірці типів і збиранні, функціональних сценаріях проти запущених серверів і змодельованого оточення настільного застосунку, а також на ручних прикладах для операцій, які потребують захоплення екрана й реальних браузерів.</w:t>
+        <w:t xml:space="preserve">Репозиторій програмної системи не містить автоматизованих тестів, тому перевірку побудовано на статичному аналізі та збиранні, функціональних сценаріях проти запущених серверів і змодельованого оточення настільного застосунку та ручних прикладах.</w:t>
       </w:r>
     </w:p>
     <w:p>
@@ -21039,7 +21131,7 @@
         <w:pStyle w:val="BodyText"/>
       </w:pPr>
       <w:r>
-        <w:t xml:space="preserve">Статична перевірка і збирання всіх пакетів пройшли успішно. Автоматизовані функціональні приклади підтвердили обмеження доступу до сторінок, гостьовий вхід і захищені атрибути cookie сеансу, створення та публікацію трансляції, приватні трансляції, підключення глядача, сповіщення про втрату з’єднання та завершення трансляції за 36 с, а також логіку режиму слідування за вікнами застосунку.</w:t>
+        <w:t xml:space="preserve">Статична перевірка і збирання всіх пакетів пройшли успішно. Автоматизовані приклади підтвердили обмеження доступу, гостьовий вхід, захищені атрибути cookie сеансу, публікацію трансляції, приватні трансляції, підключення глядача, завершення трансляції після втрати з’єднання за 36 с і логіку режиму слідування.</w:t>
       </w:r>
     </w:p>
     <w:p>
@@ -21047,7 +21139,7 @@
         <w:pStyle w:val="BodyText"/>
       </w:pPr>
       <w:r>
-        <w:t xml:space="preserve">Тестування виявило три дефекти авторизації сервера сигналізації: відповідь 500 на підроблений токен, створення трансляції гостем і можливість завершити чужу трансляцію. Їх слід усунути перевірками ролі та власника на сервері. Шість дефектів, виявлених під час розроблення, виправлено. Результати ручних прикладів і вимірювання затримки, бітрейту та навантаження позначено як дані, які має надати автор роботи.</w:t>
+        <w:t xml:space="preserve">Тестування виявило три дефекти авторизації сервера сигналізації (табл. 5.3), які слід усунути перевірками ролі та власника на сервері. Шість дефектів, виявлених під час розроблення, виправлено. Результати ручних прикладів і вимірювання затримки, бітрейту та навантаження позначено як дані, які має надати автор роботи.</w:t>
       </w:r>
     </w:p>
     <w:bookmarkEnd w:id="140"/>
@@ -21634,9 +21726,9 @@
       </w:tblPr>
       <w:tblGrid>
         <w:gridCol w:w="680"/>
-        <w:gridCol w:w="3726"/>
-        <w:gridCol w:w="2598"/>
-        <w:gridCol w:w="2917"/>
+        <w:gridCol w:w="3664"/>
+        <w:gridCol w:w="2777"/>
+        <w:gridCol w:w="2800"/>
       </w:tblGrid>
       <w:tr>
         <w:trPr>
@@ -21658,7 +21750,7 @@
         </w:tc>
         <w:tc>
           <w:tcPr>
-            <w:tcW w:w="3726" w:type="dxa"/>
+            <w:tcW w:w="3664" w:type="dxa"/>
           </w:tcPr>
           <w:p>
             <w:pPr>
@@ -21672,7 +21764,7 @@
         </w:tc>
         <w:tc>
           <w:tcPr>
-            <w:tcW w:w="2598" w:type="dxa"/>
+            <w:tcW w:w="2777" w:type="dxa"/>
           </w:tcPr>
           <w:p>
             <w:pPr>
@@ -21686,7 +21778,7 @@
         </w:tc>
         <w:tc>
           <w:tcPr>
-            <w:tcW w:w="2917" w:type="dxa"/>
+            <w:tcW w:w="2800" w:type="dxa"/>
           </w:tcPr>
           <w:p>
             <w:pPr>
@@ -21715,7 +21807,7 @@
         </w:tc>
         <w:tc>
           <w:tcPr>
-            <w:tcW w:w="3726" w:type="dxa"/>
+            <w:tcW w:w="3664" w:type="dxa"/>
           </w:tcPr>
           <w:p>
             <w:pPr>
@@ -21728,7 +21820,7 @@
         </w:tc>
         <w:tc>
           <w:tcPr>
-            <w:tcW w:w="2598" w:type="dxa"/>
+            <w:tcW w:w="2777" w:type="dxa"/>
           </w:tcPr>
           <w:p>
             <w:pPr>
@@ -21741,7 +21833,7 @@
         </w:tc>
         <w:tc>
           <w:tcPr>
-            <w:tcW w:w="2917" w:type="dxa"/>
+            <w:tcW w:w="2800" w:type="dxa"/>
           </w:tcPr>
           <w:p>
             <w:pPr>
@@ -21769,7 +21861,7 @@
         </w:tc>
         <w:tc>
           <w:tcPr>
-            <w:tcW w:w="3726" w:type="dxa"/>
+            <w:tcW w:w="3664" w:type="dxa"/>
           </w:tcPr>
           <w:p>
             <w:pPr>
@@ -21782,7 +21874,7 @@
         </w:tc>
         <w:tc>
           <w:tcPr>
-            <w:tcW w:w="2598" w:type="dxa"/>
+            <w:tcW w:w="2777" w:type="dxa"/>
           </w:tcPr>
           <w:p>
             <w:pPr>
@@ -21795,7 +21887,7 @@
         </w:tc>
         <w:tc>
           <w:tcPr>
-            <w:tcW w:w="2917" w:type="dxa"/>
+            <w:tcW w:w="2800" w:type="dxa"/>
           </w:tcPr>
           <w:p>
             <w:pPr>
@@ -21823,7 +21915,7 @@
         </w:tc>
         <w:tc>
           <w:tcPr>
-            <w:tcW w:w="3726" w:type="dxa"/>
+            <w:tcW w:w="3664" w:type="dxa"/>
           </w:tcPr>
           <w:p>
             <w:pPr>
@@ -21836,7 +21928,7 @@
         </w:tc>
         <w:tc>
           <w:tcPr>
-            <w:tcW w:w="2598" w:type="dxa"/>
+            <w:tcW w:w="2777" w:type="dxa"/>
           </w:tcPr>
           <w:p>
             <w:pPr>
@@ -21849,7 +21941,7 @@
         </w:tc>
         <w:tc>
           <w:tcPr>
-            <w:tcW w:w="2917" w:type="dxa"/>
+            <w:tcW w:w="2800" w:type="dxa"/>
           </w:tcPr>
           <w:p>
             <w:pPr>
@@ -22935,37 +23027,7 @@
         <w:rPr>
           <w:rStyle w:val="VerbatimChar"/>
         </w:rPr>
-        <w:t xml:space="preserve">import log from 'electron-log/main';</w:t>
-      </w:r>
-      <w:r>
-        <w:br/>
-      </w:r>
-      <w:r>
-        <w:rPr>
-          <w:rStyle w:val="VerbatimChar"/>
-        </w:rPr>
-        <w:t xml:space="preserve">import type { FollowState, SourceChanged } from '../conveyor/schemas/stream.schema';</w:t>
-      </w:r>
-      <w:r>
-        <w:br/>
-      </w:r>
-      <w:r>
-        <w:rPr>
-          <w:rStyle w:val="VerbatimChar"/>
-        </w:rPr>
-        <w:t xml:space="preserve">import { findFamilyRoot, isInFamily, isShellProcess } from './processFamily';</w:t>
-      </w:r>
-      <w:r>
-        <w:br/>
-      </w:r>
-      <w:r>
-        <w:rPr>
-          <w:rStyle w:val="VerbatimChar"/>
-        </w:rPr>
-        <w:t xml:space="preserve">import type { ProcessTable } from './processTable';</w:t>
-      </w:r>
-      <w:r>
-        <w:br/>
+        <w:t xml:space="preserve">// ...</w:t>
       </w:r>
       <w:r>
         <w:br/>
@@ -25281,73 +25343,7 @@
         <w:rPr>
           <w:rStyle w:val="VerbatimChar"/>
         </w:rPr>
-        <w:t xml:space="preserve">import { env } from '@stream-share/env/signaling';</w:t>
-      </w:r>
-      <w:r>
-        <w:br/>
-      </w:r>
-      <w:r>
-        <w:rPr>
-          <w:rStyle w:val="VerbatimChar"/>
-        </w:rPr>
-        <w:t xml:space="preserve">import {</w:t>
-      </w:r>
-      <w:r>
-        <w:br/>
-      </w:r>
-      <w:r>
-        <w:rPr>
-          <w:rStyle w:val="VerbatimChar"/>
-        </w:rPr>
-        <w:t xml:space="preserve">  MAX_VIDEO_BITRATE,</w:t>
-      </w:r>
-      <w:r>
-        <w:br/>
-      </w:r>
-      <w:r>
-        <w:rPr>
-          <w:rStyle w:val="VerbatimChar"/>
-        </w:rPr>
-        <w:t xml:space="preserve">  MIN_SERVER_INCOMING_BITRATE,</w:t>
-      </w:r>
-      <w:r>
-        <w:br/>
-      </w:r>
-      <w:r>
-        <w:rPr>
-          <w:rStyle w:val="VerbatimChar"/>
-        </w:rPr>
-        <w:t xml:space="preserve">  startBitrateFor,</w:t>
-      </w:r>
-      <w:r>
-        <w:br/>
-      </w:r>
-      <w:r>
-        <w:rPr>
-          <w:rStyle w:val="VerbatimChar"/>
-        </w:rPr>
-        <w:t xml:space="preserve">} from '@stream-share/shared';</w:t>
-      </w:r>
-      <w:r>
-        <w:br/>
-      </w:r>
-      <w:r>
-        <w:rPr>
-          <w:rStyle w:val="VerbatimChar"/>
-        </w:rPr>
-        <w:t xml:space="preserve">import mediasoup from 'mediasoup';</w:t>
-      </w:r>
-      <w:r>
-        <w:br/>
-      </w:r>
-      <w:r>
-        <w:rPr>
-          <w:rStyle w:val="VerbatimChar"/>
-        </w:rPr>
-        <w:t xml:space="preserve">import type { Router, WebRtcTransport, Worker } from 'mediasoup/types';</w:t>
-      </w:r>
-      <w:r>
-        <w:br/>
+        <w:t xml:space="preserve">// ...</w:t>
       </w:r>
       <w:r>
         <w:br/>
@@ -29859,46 +29855,7 @@
         <w:rPr>
           <w:rStyle w:val="VerbatimChar"/>
         </w:rPr>
-        <w:t xml:space="preserve">import { shell, type BrowserWindow } from 'electron';</w:t>
-      </w:r>
-      <w:r>
-        <w:br/>
-      </w:r>
-      <w:r>
-        <w:rPr>
-          <w:rStyle w:val="VerbatimChar"/>
-        </w:rPr>
-        <w:t xml:space="preserve">import { createHash, randomBytes } from 'node:crypto';</w:t>
-      </w:r>
-      <w:r>
-        <w:br/>
-      </w:r>
-      <w:r>
-        <w:rPr>
-          <w:rStyle w:val="VerbatimChar"/>
-        </w:rPr>
-        <w:t xml:space="preserve">import { createServer, type Server } from 'node:http';</w:t>
-      </w:r>
-      <w:r>
-        <w:br/>
-      </w:r>
-      <w:r>
-        <w:rPr>
-          <w:rStyle w:val="VerbatimChar"/>
-        </w:rPr>
-        <w:t xml:space="preserve">import type { AddressInfo } from 'node:net';</w:t>
-      </w:r>
-      <w:r>
-        <w:br/>
-      </w:r>
-      <w:r>
-        <w:rPr>
-          <w:rStyle w:val="VerbatimChar"/>
-        </w:rPr>
-        <w:t xml:space="preserve">import { bringWindowToFront } from './windowFocus';</w:t>
-      </w:r>
-      <w:r>
-        <w:br/>
+        <w:t xml:space="preserve">// ...</w:t>
       </w:r>
       <w:r>
         <w:br/>
@@ -31616,10 +31573,10 @@
         <w:tblCaption w:val="Таблиця Б.2 – Структура таблиці account"/>
       </w:tblPr>
       <w:tblGrid>
-        <w:gridCol w:w="3965"/>
-        <w:gridCol w:w="1388"/>
-        <w:gridCol w:w="1813"/>
-        <w:gridCol w:w="2755"/>
+        <w:gridCol w:w="3980"/>
+        <w:gridCol w:w="1381"/>
+        <w:gridCol w:w="1845"/>
+        <w:gridCol w:w="2715"/>
       </w:tblGrid>
       <w:tr>
         <w:trPr>
@@ -31627,7 +31584,7 @@
         </w:trPr>
         <w:tc>
           <w:tcPr>
-            <w:tcW w:w="3965" w:type="dxa"/>
+            <w:tcW w:w="3980" w:type="dxa"/>
           </w:tcPr>
           <w:p>
             <w:pPr>
@@ -31641,7 +31598,7 @@
         </w:tc>
         <w:tc>
           <w:tcPr>
-            <w:tcW w:w="1388" w:type="dxa"/>
+            <w:tcW w:w="1381" w:type="dxa"/>
           </w:tcPr>
           <w:p>
             <w:pPr>
@@ -31655,7 +31612,7 @@
         </w:tc>
         <w:tc>
           <w:tcPr>
-            <w:tcW w:w="1813" w:type="dxa"/>
+            <w:tcW w:w="1845" w:type="dxa"/>
           </w:tcPr>
           <w:p>
             <w:pPr>
@@ -31669,7 +31626,7 @@
         </w:tc>
         <w:tc>
           <w:tcPr>
-            <w:tcW w:w="2755" w:type="dxa"/>
+            <w:tcW w:w="2715" w:type="dxa"/>
           </w:tcPr>
           <w:p>
             <w:pPr>
@@ -31685,7 +31642,7 @@
       <w:tr>
         <w:tc>
           <w:tcPr>
-            <w:tcW w:w="3965" w:type="dxa"/>
+            <w:tcW w:w="3980" w:type="dxa"/>
           </w:tcPr>
           <w:p>
             <w:pPr>
@@ -31698,7 +31655,7 @@
         </w:tc>
         <w:tc>
           <w:tcPr>
-            <w:tcW w:w="1388" w:type="dxa"/>
+            <w:tcW w:w="1381" w:type="dxa"/>
           </w:tcPr>
           <w:p>
             <w:pPr>
@@ -31711,7 +31668,7 @@
         </w:tc>
         <w:tc>
           <w:tcPr>
-            <w:tcW w:w="1813" w:type="dxa"/>
+            <w:tcW w:w="1845" w:type="dxa"/>
           </w:tcPr>
           <w:p>
             <w:pPr>
@@ -31724,7 +31681,7 @@
         </w:tc>
         <w:tc>
           <w:tcPr>
-            <w:tcW w:w="2755" w:type="dxa"/>
+            <w:tcW w:w="2715" w:type="dxa"/>
           </w:tcPr>
           <w:p>
             <w:pPr>
@@ -31739,7 +31696,7 @@
       <w:tr>
         <w:tc>
           <w:tcPr>
-            <w:tcW w:w="3965" w:type="dxa"/>
+            <w:tcW w:w="3980" w:type="dxa"/>
           </w:tcPr>
           <w:p>
             <w:pPr>
@@ -31752,7 +31709,7 @@
         </w:tc>
         <w:tc>
           <w:tcPr>
-            <w:tcW w:w="1388" w:type="dxa"/>
+            <w:tcW w:w="1381" w:type="dxa"/>
           </w:tcPr>
           <w:p>
             <w:pPr>
@@ -31765,7 +31722,7 @@
         </w:tc>
         <w:tc>
           <w:tcPr>
-            <w:tcW w:w="1813" w:type="dxa"/>
+            <w:tcW w:w="1845" w:type="dxa"/>
           </w:tcPr>
           <w:p>
             <w:pPr>
@@ -31778,7 +31735,7 @@
         </w:tc>
         <w:tc>
           <w:tcPr>
-            <w:tcW w:w="2755" w:type="dxa"/>
+            <w:tcW w:w="2715" w:type="dxa"/>
           </w:tcPr>
           <w:p>
             <w:pPr>
@@ -31793,7 +31750,7 @@
       <w:tr>
         <w:tc>
           <w:tcPr>
-            <w:tcW w:w="3965" w:type="dxa"/>
+            <w:tcW w:w="3980" w:type="dxa"/>
           </w:tcPr>
           <w:p>
             <w:pPr>
@@ -31806,7 +31763,7 @@
         </w:tc>
         <w:tc>
           <w:tcPr>
-            <w:tcW w:w="1388" w:type="dxa"/>
+            <w:tcW w:w="1381" w:type="dxa"/>
           </w:tcPr>
           <w:p>
             <w:pPr>
@@ -31819,7 +31776,7 @@
         </w:tc>
         <w:tc>
           <w:tcPr>
-            <w:tcW w:w="1813" w:type="dxa"/>
+            <w:tcW w:w="1845" w:type="dxa"/>
           </w:tcPr>
           <w:p>
             <w:pPr>
@@ -31832,7 +31789,7 @@
         </w:tc>
         <w:tc>
           <w:tcPr>
-            <w:tcW w:w="2755" w:type="dxa"/>
+            <w:tcW w:w="2715" w:type="dxa"/>
           </w:tcPr>
           <w:p>
             <w:pPr>
@@ -31847,7 +31804,7 @@
       <w:tr>
         <w:tc>
           <w:tcPr>
-            <w:tcW w:w="3965" w:type="dxa"/>
+            <w:tcW w:w="3980" w:type="dxa"/>
           </w:tcPr>
           <w:p>
             <w:pPr>
@@ -31860,7 +31817,7 @@
         </w:tc>
         <w:tc>
           <w:tcPr>
-            <w:tcW w:w="1388" w:type="dxa"/>
+            <w:tcW w:w="1381" w:type="dxa"/>
           </w:tcPr>
           <w:p>
             <w:pPr>
@@ -31873,7 +31830,7 @@
         </w:tc>
         <w:tc>
           <w:tcPr>
-            <w:tcW w:w="1813" w:type="dxa"/>
+            <w:tcW w:w="1845" w:type="dxa"/>
           </w:tcPr>
           <w:p>
             <w:pPr>
@@ -31886,7 +31843,7 @@
         </w:tc>
         <w:tc>
           <w:tcPr>
-            <w:tcW w:w="2755" w:type="dxa"/>
+            <w:tcW w:w="2715" w:type="dxa"/>
           </w:tcPr>
           <w:p>
             <w:pPr>
@@ -31932,10 +31889,10 @@
         <w:tblCaption w:val="Таблиця Б.3 – Структура таблиці stream"/>
       </w:tblPr>
       <w:tblGrid>
-        <w:gridCol w:w="2930"/>
+        <w:gridCol w:w="3035"/>
         <w:gridCol w:w="1880"/>
-        <w:gridCol w:w="2424"/>
-        <w:gridCol w:w="2687"/>
+        <w:gridCol w:w="2381"/>
+        <w:gridCol w:w="2625"/>
       </w:tblGrid>
       <w:tr>
         <w:trPr>
@@ -31943,7 +31900,7 @@
         </w:trPr>
         <w:tc>
           <w:tcPr>
-            <w:tcW w:w="2930" w:type="dxa"/>
+            <w:tcW w:w="3035" w:type="dxa"/>
           </w:tcPr>
           <w:p>
             <w:pPr>
@@ -31971,7 +31928,7 @@
         </w:tc>
         <w:tc>
           <w:tcPr>
-            <w:tcW w:w="2424" w:type="dxa"/>
+            <w:tcW w:w="2381" w:type="dxa"/>
           </w:tcPr>
           <w:p>
             <w:pPr>
@@ -31985,7 +31942,7 @@
         </w:tc>
         <w:tc>
           <w:tcPr>
-            <w:tcW w:w="2687" w:type="dxa"/>
+            <w:tcW w:w="2625" w:type="dxa"/>
           </w:tcPr>
           <w:p>
             <w:pPr>
@@ -32001,7 +31958,7 @@
       <w:tr>
         <w:tc>
           <w:tcPr>
-            <w:tcW w:w="2930" w:type="dxa"/>
+            <w:tcW w:w="3035" w:type="dxa"/>
           </w:tcPr>
           <w:p>
             <w:pPr>
@@ -32027,7 +31984,7 @@
         </w:tc>
         <w:tc>
           <w:tcPr>
-            <w:tcW w:w="2424" w:type="dxa"/>
+            <w:tcW w:w="2381" w:type="dxa"/>
           </w:tcPr>
           <w:p>
             <w:pPr>
@@ -32040,7 +31997,7 @@
         </w:tc>
         <w:tc>
           <w:tcPr>
-            <w:tcW w:w="2687" w:type="dxa"/>
+            <w:tcW w:w="2625" w:type="dxa"/>
           </w:tcPr>
           <w:p>
             <w:pPr>
@@ -32055,7 +32012,7 @@
       <w:tr>
         <w:tc>
           <w:tcPr>
-            <w:tcW w:w="2930" w:type="dxa"/>
+            <w:tcW w:w="3035" w:type="dxa"/>
           </w:tcPr>
           <w:p>
             <w:pPr>
@@ -32081,7 +32038,7 @@
         </w:tc>
         <w:tc>
           <w:tcPr>
-            <w:tcW w:w="2424" w:type="dxa"/>
+            <w:tcW w:w="2381" w:type="dxa"/>
           </w:tcPr>
           <w:p>
             <w:pPr>
@@ -32094,7 +32051,7 @@
         </w:tc>
         <w:tc>
           <w:tcPr>
-            <w:tcW w:w="2687" w:type="dxa"/>
+            <w:tcW w:w="2625" w:type="dxa"/>
           </w:tcPr>
           <w:p>
             <w:pPr>
@@ -32109,7 +32066,7 @@
       <w:tr>
         <w:tc>
           <w:tcPr>
-            <w:tcW w:w="2930" w:type="dxa"/>
+            <w:tcW w:w="3035" w:type="dxa"/>
           </w:tcPr>
           <w:p>
             <w:pPr>
@@ -32135,7 +32092,7 @@
         </w:tc>
         <w:tc>
           <w:tcPr>
-            <w:tcW w:w="2424" w:type="dxa"/>
+            <w:tcW w:w="2381" w:type="dxa"/>
           </w:tcPr>
           <w:p>
             <w:pPr>
@@ -32148,7 +32105,7 @@
         </w:tc>
         <w:tc>
           <w:tcPr>
-            <w:tcW w:w="2687" w:type="dxa"/>
+            <w:tcW w:w="2625" w:type="dxa"/>
           </w:tcPr>
           <w:p>
             <w:pPr>
@@ -32163,7 +32120,7 @@
       <w:tr>
         <w:tc>
           <w:tcPr>
-            <w:tcW w:w="2930" w:type="dxa"/>
+            <w:tcW w:w="3035" w:type="dxa"/>
           </w:tcPr>
           <w:p>
             <w:pPr>
@@ -32189,7 +32146,7 @@
         </w:tc>
         <w:tc>
           <w:tcPr>
-            <w:tcW w:w="2424" w:type="dxa"/>
+            <w:tcW w:w="2381" w:type="dxa"/>
           </w:tcPr>
           <w:p>
             <w:pPr>
@@ -32202,7 +32159,7 @@
         </w:tc>
         <w:tc>
           <w:tcPr>
-            <w:tcW w:w="2687" w:type="dxa"/>
+            <w:tcW w:w="2625" w:type="dxa"/>
           </w:tcPr>
           <w:p>
             <w:pPr>
@@ -32217,7 +32174,7 @@
       <w:tr>
         <w:tc>
           <w:tcPr>
-            <w:tcW w:w="2930" w:type="dxa"/>
+            <w:tcW w:w="3035" w:type="dxa"/>
           </w:tcPr>
           <w:p>
             <w:pPr>
@@ -32243,7 +32200,7 @@
         </w:tc>
         <w:tc>
           <w:tcPr>
-            <w:tcW w:w="2424" w:type="dxa"/>
+            <w:tcW w:w="2381" w:type="dxa"/>
           </w:tcPr>
           <w:p>
             <w:pPr>
@@ -32256,7 +32213,7 @@
         </w:tc>
         <w:tc>
           <w:tcPr>
-            <w:tcW w:w="2687" w:type="dxa"/>
+            <w:tcW w:w="2625" w:type="dxa"/>
           </w:tcPr>
           <w:p>
             <w:pPr>
@@ -32271,7 +32228,7 @@
       <w:tr>
         <w:tc>
           <w:tcPr>
-            <w:tcW w:w="2930" w:type="dxa"/>
+            <w:tcW w:w="3035" w:type="dxa"/>
           </w:tcPr>
           <w:p>
             <w:pPr>
@@ -32297,7 +32254,7 @@
         </w:tc>
         <w:tc>
           <w:tcPr>
-            <w:tcW w:w="2424" w:type="dxa"/>
+            <w:tcW w:w="2381" w:type="dxa"/>
           </w:tcPr>
           <w:p>
             <w:pPr>
@@ -32310,7 +32267,7 @@
         </w:tc>
         <w:tc>
           <w:tcPr>
-            <w:tcW w:w="2687" w:type="dxa"/>
+            <w:tcW w:w="2625" w:type="dxa"/>
           </w:tcPr>
           <w:p>
             <w:pPr>
@@ -32325,7 +32282,7 @@
       <w:tr>
         <w:tc>
           <w:tcPr>
-            <w:tcW w:w="2930" w:type="dxa"/>
+            <w:tcW w:w="3035" w:type="dxa"/>
           </w:tcPr>
           <w:p>
             <w:pPr>
@@ -32351,7 +32308,7 @@
         </w:tc>
         <w:tc>
           <w:tcPr>
-            <w:tcW w:w="2424" w:type="dxa"/>
+            <w:tcW w:w="2381" w:type="dxa"/>
           </w:tcPr>
           <w:p>
             <w:pPr>
@@ -32364,7 +32321,7 @@
         </w:tc>
         <w:tc>
           <w:tcPr>
-            <w:tcW w:w="2687" w:type="dxa"/>
+            <w:tcW w:w="2625" w:type="dxa"/>
           </w:tcPr>
           <w:p>
             <w:pPr>
@@ -33063,11 +33020,11 @@
         <w:tblCaption w:val="Таблиця В.1 – Тестові приклади модуля автентифікації"/>
       </w:tblPr>
       <w:tblGrid>
-        <w:gridCol w:w="479"/>
-        <w:gridCol w:w="1282"/>
-        <w:gridCol w:w="3289"/>
-        <w:gridCol w:w="1683"/>
-        <w:gridCol w:w="3188"/>
+        <w:gridCol w:w="507"/>
+        <w:gridCol w:w="1264"/>
+        <w:gridCol w:w="3278"/>
+        <w:gridCol w:w="1694"/>
+        <w:gridCol w:w="3178"/>
       </w:tblGrid>
       <w:tr>
         <w:trPr>
@@ -33075,7 +33032,7 @@
         </w:trPr>
         <w:tc>
           <w:tcPr>
-            <w:tcW w:w="479" w:type="dxa"/>
+            <w:tcW w:w="507" w:type="dxa"/>
           </w:tcPr>
           <w:p>
             <w:pPr>
@@ -33093,7 +33050,7 @@
         </w:tc>
         <w:tc>
           <w:tcPr>
-            <w:tcW w:w="1282" w:type="dxa"/>
+            <w:tcW w:w="1264" w:type="dxa"/>
           </w:tcPr>
           <w:p>
             <w:pPr>
@@ -33111,7 +33068,7 @@
         </w:tc>
         <w:tc>
           <w:tcPr>
-            <w:tcW w:w="3289" w:type="dxa"/>
+            <w:tcW w:w="3278" w:type="dxa"/>
           </w:tcPr>
           <w:p>
             <w:pPr>
@@ -33129,7 +33086,7 @@
         </w:tc>
         <w:tc>
           <w:tcPr>
-            <w:tcW w:w="1683" w:type="dxa"/>
+            <w:tcW w:w="1694" w:type="dxa"/>
           </w:tcPr>
           <w:p>
             <w:pPr>
@@ -33147,7 +33104,7 @@
         </w:tc>
         <w:tc>
           <w:tcPr>
-            <w:tcW w:w="3188" w:type="dxa"/>
+            <w:tcW w:w="3178" w:type="dxa"/>
           </w:tcPr>
           <w:p>
             <w:pPr>
@@ -33167,7 +33124,7 @@
       <w:tr>
         <w:tc>
           <w:tcPr>
-            <w:tcW w:w="479" w:type="dxa"/>
+            <w:tcW w:w="507" w:type="dxa"/>
           </w:tcPr>
           <w:p>
             <w:pPr>
@@ -33184,7 +33141,7 @@
         </w:tc>
         <w:tc>
           <w:tcPr>
-            <w:tcW w:w="1282" w:type="dxa"/>
+            <w:tcW w:w="1264" w:type="dxa"/>
           </w:tcPr>
           <w:p>
             <w:pPr>
@@ -33201,7 +33158,7 @@
         </w:tc>
         <w:tc>
           <w:tcPr>
-            <w:tcW w:w="3289" w:type="dxa"/>
+            <w:tcW w:w="3278" w:type="dxa"/>
           </w:tcPr>
           <w:p>
             <w:pPr>
@@ -33218,7 +33175,7 @@
         </w:tc>
         <w:tc>
           <w:tcPr>
-            <w:tcW w:w="1683" w:type="dxa"/>
+            <w:tcW w:w="1694" w:type="dxa"/>
           </w:tcPr>
           <w:p>
             <w:pPr>
@@ -33235,7 +33192,7 @@
         </w:tc>
         <w:tc>
           <w:tcPr>
-            <w:tcW w:w="3188" w:type="dxa"/>
+            <w:tcW w:w="3178" w:type="dxa"/>
           </w:tcPr>
           <w:p>
             <w:pPr>
@@ -33254,7 +33211,7 @@
       <w:tr>
         <w:tc>
           <w:tcPr>
-            <w:tcW w:w="479" w:type="dxa"/>
+            <w:tcW w:w="507" w:type="dxa"/>
           </w:tcPr>
           <w:p>
             <w:pPr>
@@ -33271,7 +33228,7 @@
         </w:tc>
         <w:tc>
           <w:tcPr>
-            <w:tcW w:w="1282" w:type="dxa"/>
+            <w:tcW w:w="1264" w:type="dxa"/>
           </w:tcPr>
           <w:p>
             <w:pPr>
@@ -33288,7 +33245,7 @@
         </w:tc>
         <w:tc>
           <w:tcPr>
-            <w:tcW w:w="3289" w:type="dxa"/>
+            <w:tcW w:w="3278" w:type="dxa"/>
           </w:tcPr>
           <w:p>
             <w:pPr>
@@ -33305,7 +33262,7 @@
         </w:tc>
         <w:tc>
           <w:tcPr>
-            <w:tcW w:w="1683" w:type="dxa"/>
+            <w:tcW w:w="1694" w:type="dxa"/>
           </w:tcPr>
           <w:p>
             <w:pPr>
@@ -33322,7 +33279,7 @@
         </w:tc>
         <w:tc>
           <w:tcPr>
-            <w:tcW w:w="3188" w:type="dxa"/>
+            <w:tcW w:w="3178" w:type="dxa"/>
           </w:tcPr>
           <w:p>
             <w:pPr>
@@ -33341,7 +33298,7 @@
       <w:tr>
         <w:tc>
           <w:tcPr>
-            <w:tcW w:w="479" w:type="dxa"/>
+            <w:tcW w:w="507" w:type="dxa"/>
           </w:tcPr>
           <w:p>
             <w:pPr>
@@ -33358,7 +33315,7 @@
         </w:tc>
         <w:tc>
           <w:tcPr>
-            <w:tcW w:w="1282" w:type="dxa"/>
+            <w:tcW w:w="1264" w:type="dxa"/>
           </w:tcPr>
           <w:p>
             <w:pPr>
@@ -33375,7 +33332,7 @@
         </w:tc>
         <w:tc>
           <w:tcPr>
-            <w:tcW w:w="3289" w:type="dxa"/>
+            <w:tcW w:w="3278" w:type="dxa"/>
           </w:tcPr>
           <w:p>
             <w:pPr>
@@ -33392,7 +33349,7 @@
         </w:tc>
         <w:tc>
           <w:tcPr>
-            <w:tcW w:w="1683" w:type="dxa"/>
+            <w:tcW w:w="1694" w:type="dxa"/>
           </w:tcPr>
           <w:p>
             <w:pPr>
@@ -33409,7 +33366,7 @@
         </w:tc>
         <w:tc>
           <w:tcPr>
-            <w:tcW w:w="3188" w:type="dxa"/>
+            <w:tcW w:w="3178" w:type="dxa"/>
           </w:tcPr>
           <w:p>
             <w:pPr>
@@ -33428,7 +33385,7 @@
       <w:tr>
         <w:tc>
           <w:tcPr>
-            <w:tcW w:w="479" w:type="dxa"/>
+            <w:tcW w:w="507" w:type="dxa"/>
           </w:tcPr>
           <w:p>
             <w:pPr>
@@ -33445,7 +33402,7 @@
         </w:tc>
         <w:tc>
           <w:tcPr>
-            <w:tcW w:w="1282" w:type="dxa"/>
+            <w:tcW w:w="1264" w:type="dxa"/>
           </w:tcPr>
           <w:p>
             <w:pPr>
@@ -33462,7 +33419,7 @@
         </w:tc>
         <w:tc>
           <w:tcPr>
-            <w:tcW w:w="3289" w:type="dxa"/>
+            <w:tcW w:w="3278" w:type="dxa"/>
           </w:tcPr>
           <w:p>
             <w:pPr>
@@ -33479,7 +33436,7 @@
         </w:tc>
         <w:tc>
           <w:tcPr>
-            <w:tcW w:w="1683" w:type="dxa"/>
+            <w:tcW w:w="1694" w:type="dxa"/>
           </w:tcPr>
           <w:p>
             <w:pPr>
@@ -33496,7 +33453,7 @@
         </w:tc>
         <w:tc>
           <w:tcPr>
-            <w:tcW w:w="3188" w:type="dxa"/>
+            <w:tcW w:w="3178" w:type="dxa"/>
           </w:tcPr>
           <w:p>
             <w:pPr>
@@ -33515,7 +33472,7 @@
       <w:tr>
         <w:tc>
           <w:tcPr>
-            <w:tcW w:w="479" w:type="dxa"/>
+            <w:tcW w:w="507" w:type="dxa"/>
           </w:tcPr>
           <w:p>
             <w:pPr>
@@ -33532,7 +33489,7 @@
         </w:tc>
         <w:tc>
           <w:tcPr>
-            <w:tcW w:w="1282" w:type="dxa"/>
+            <w:tcW w:w="1264" w:type="dxa"/>
           </w:tcPr>
           <w:p>
             <w:pPr>
@@ -33549,7 +33506,7 @@
         </w:tc>
         <w:tc>
           <w:tcPr>
-            <w:tcW w:w="3289" w:type="dxa"/>
+            <w:tcW w:w="3278" w:type="dxa"/>
           </w:tcPr>
           <w:p>
             <w:pPr>
@@ -33566,7 +33523,7 @@
         </w:tc>
         <w:tc>
           <w:tcPr>
-            <w:tcW w:w="1683" w:type="dxa"/>
+            <w:tcW w:w="1694" w:type="dxa"/>
           </w:tcPr>
           <w:p>
             <w:pPr>
@@ -33583,7 +33540,7 @@
         </w:tc>
         <w:tc>
           <w:tcPr>
-            <w:tcW w:w="3188" w:type="dxa"/>
+            <w:tcW w:w="3178" w:type="dxa"/>
           </w:tcPr>
           <w:p>
             <w:pPr>
@@ -33602,7 +33559,7 @@
       <w:tr>
         <w:tc>
           <w:tcPr>
-            <w:tcW w:w="479" w:type="dxa"/>
+            <w:tcW w:w="507" w:type="dxa"/>
           </w:tcPr>
           <w:p>
             <w:pPr>
@@ -33619,7 +33576,7 @@
         </w:tc>
         <w:tc>
           <w:tcPr>
-            <w:tcW w:w="1282" w:type="dxa"/>
+            <w:tcW w:w="1264" w:type="dxa"/>
           </w:tcPr>
           <w:p>
             <w:pPr>
@@ -33636,7 +33593,7 @@
         </w:tc>
         <w:tc>
           <w:tcPr>
-            <w:tcW w:w="3289" w:type="dxa"/>
+            <w:tcW w:w="3278" w:type="dxa"/>
           </w:tcPr>
           <w:p>
             <w:pPr>
@@ -33653,7 +33610,7 @@
         </w:tc>
         <w:tc>
           <w:tcPr>
-            <w:tcW w:w="1683" w:type="dxa"/>
+            <w:tcW w:w="1694" w:type="dxa"/>
           </w:tcPr>
           <w:p>
             <w:pPr>
@@ -33670,7 +33627,7 @@
         </w:tc>
         <w:tc>
           <w:tcPr>
-            <w:tcW w:w="3188" w:type="dxa"/>
+            <w:tcW w:w="3178" w:type="dxa"/>
           </w:tcPr>
           <w:p>
             <w:pPr>
@@ -33689,7 +33646,7 @@
       <w:tr>
         <w:tc>
           <w:tcPr>
-            <w:tcW w:w="479" w:type="dxa"/>
+            <w:tcW w:w="507" w:type="dxa"/>
           </w:tcPr>
           <w:p>
             <w:pPr>
@@ -33706,7 +33663,7 @@
         </w:tc>
         <w:tc>
           <w:tcPr>
-            <w:tcW w:w="1282" w:type="dxa"/>
+            <w:tcW w:w="1264" w:type="dxa"/>
           </w:tcPr>
           <w:p>
             <w:pPr>
@@ -33723,7 +33680,7 @@
         </w:tc>
         <w:tc>
           <w:tcPr>
-            <w:tcW w:w="3289" w:type="dxa"/>
+            <w:tcW w:w="3278" w:type="dxa"/>
           </w:tcPr>
           <w:p>
             <w:pPr>
@@ -33740,7 +33697,7 @@
         </w:tc>
         <w:tc>
           <w:tcPr>
-            <w:tcW w:w="1683" w:type="dxa"/>
+            <w:tcW w:w="1694" w:type="dxa"/>
           </w:tcPr>
           <w:p>
             <w:pPr>
@@ -33757,7 +33714,7 @@
         </w:tc>
         <w:tc>
           <w:tcPr>
-            <w:tcW w:w="3188" w:type="dxa"/>
+            <w:tcW w:w="3178" w:type="dxa"/>
           </w:tcPr>
           <w:p>
             <w:pPr>
@@ -33776,7 +33733,7 @@
       <w:tr>
         <w:tc>
           <w:tcPr>
-            <w:tcW w:w="479" w:type="dxa"/>
+            <w:tcW w:w="507" w:type="dxa"/>
           </w:tcPr>
           <w:p>
             <w:pPr>
@@ -33793,7 +33750,7 @@
         </w:tc>
         <w:tc>
           <w:tcPr>
-            <w:tcW w:w="1282" w:type="dxa"/>
+            <w:tcW w:w="1264" w:type="dxa"/>
           </w:tcPr>
           <w:p>
             <w:pPr>
@@ -33810,7 +33767,7 @@
         </w:tc>
         <w:tc>
           <w:tcPr>
-            <w:tcW w:w="3289" w:type="dxa"/>
+            <w:tcW w:w="3278" w:type="dxa"/>
           </w:tcPr>
           <w:p>
             <w:pPr>
@@ -33827,7 +33784,7 @@
         </w:tc>
         <w:tc>
           <w:tcPr>
-            <w:tcW w:w="1683" w:type="dxa"/>
+            <w:tcW w:w="1694" w:type="dxa"/>
           </w:tcPr>
           <w:p>
             <w:pPr>
@@ -33844,7 +33801,7 @@
         </w:tc>
         <w:tc>
           <w:tcPr>
-            <w:tcW w:w="3188" w:type="dxa"/>
+            <w:tcW w:w="3178" w:type="dxa"/>
           </w:tcPr>
           <w:p>
             <w:pPr>
@@ -33863,7 +33820,7 @@
       <w:tr>
         <w:tc>
           <w:tcPr>
-            <w:tcW w:w="479" w:type="dxa"/>
+            <w:tcW w:w="507" w:type="dxa"/>
           </w:tcPr>
           <w:p>
             <w:pPr>
@@ -33880,7 +33837,7 @@
         </w:tc>
         <w:tc>
           <w:tcPr>
-            <w:tcW w:w="1282" w:type="dxa"/>
+            <w:tcW w:w="1264" w:type="dxa"/>
           </w:tcPr>
           <w:p>
             <w:pPr>
@@ -33897,7 +33854,7 @@
         </w:tc>
         <w:tc>
           <w:tcPr>
-            <w:tcW w:w="3289" w:type="dxa"/>
+            <w:tcW w:w="3278" w:type="dxa"/>
           </w:tcPr>
           <w:p>
             <w:pPr>
@@ -33914,7 +33871,7 @@
         </w:tc>
         <w:tc>
           <w:tcPr>
-            <w:tcW w:w="1683" w:type="dxa"/>
+            <w:tcW w:w="1694" w:type="dxa"/>
           </w:tcPr>
           <w:p>
             <w:pPr>
@@ -33931,7 +33888,7 @@
         </w:tc>
         <w:tc>
           <w:tcPr>
-            <w:tcW w:w="3188" w:type="dxa"/>
+            <w:tcW w:w="3178" w:type="dxa"/>
           </w:tcPr>
           <w:p>
             <w:pPr>
@@ -33950,7 +33907,7 @@
       <w:tr>
         <w:tc>
           <w:tcPr>
-            <w:tcW w:w="479" w:type="dxa"/>
+            <w:tcW w:w="507" w:type="dxa"/>
           </w:tcPr>
           <w:p>
             <w:pPr>
@@ -33967,7 +33924,7 @@
         </w:tc>
         <w:tc>
           <w:tcPr>
-            <w:tcW w:w="1282" w:type="dxa"/>
+            <w:tcW w:w="1264" w:type="dxa"/>
           </w:tcPr>
           <w:p>
             <w:pPr>
@@ -33984,7 +33941,7 @@
         </w:tc>
         <w:tc>
           <w:tcPr>
-            <w:tcW w:w="3289" w:type="dxa"/>
+            <w:tcW w:w="3278" w:type="dxa"/>
           </w:tcPr>
           <w:p>
             <w:pPr>
@@ -34001,7 +33958,7 @@
         </w:tc>
         <w:tc>
           <w:tcPr>
-            <w:tcW w:w="1683" w:type="dxa"/>
+            <w:tcW w:w="1694" w:type="dxa"/>
           </w:tcPr>
           <w:p>
             <w:pPr>
@@ -34018,7 +33975,7 @@
         </w:tc>
         <w:tc>
           <w:tcPr>
-            <w:tcW w:w="3188" w:type="dxa"/>
+            <w:tcW w:w="3178" w:type="dxa"/>
           </w:tcPr>
           <w:p>
             <w:pPr>
@@ -34068,11 +34025,11 @@
         <w:tblCaption w:val="Таблиця В.2 – Тестові приклади трансляції з браузера"/>
       </w:tblPr>
       <w:tblGrid>
-        <w:gridCol w:w="515"/>
-        <w:gridCol w:w="1703"/>
-        <w:gridCol w:w="3324"/>
-        <w:gridCol w:w="2892"/>
-        <w:gridCol w:w="1487"/>
+        <w:gridCol w:w="507"/>
+        <w:gridCol w:w="1676"/>
+        <w:gridCol w:w="3307"/>
+        <w:gridCol w:w="2845"/>
+        <w:gridCol w:w="1586"/>
       </w:tblGrid>
       <w:tr>
         <w:trPr>
@@ -34080,7 +34037,7 @@
         </w:trPr>
         <w:tc>
           <w:tcPr>
-            <w:tcW w:w="515" w:type="dxa"/>
+            <w:tcW w:w="507" w:type="dxa"/>
           </w:tcPr>
           <w:p>
             <w:pPr>
@@ -34098,7 +34055,7 @@
         </w:tc>
         <w:tc>
           <w:tcPr>
-            <w:tcW w:w="1703" w:type="dxa"/>
+            <w:tcW w:w="1676" w:type="dxa"/>
           </w:tcPr>
           <w:p>
             <w:pPr>
@@ -34116,7 +34073,7 @@
         </w:tc>
         <w:tc>
           <w:tcPr>
-            <w:tcW w:w="3324" w:type="dxa"/>
+            <w:tcW w:w="3307" w:type="dxa"/>
           </w:tcPr>
           <w:p>
             <w:pPr>
@@ -34134,7 +34091,7 @@
         </w:tc>
         <w:tc>
           <w:tcPr>
-            <w:tcW w:w="2892" w:type="dxa"/>
+            <w:tcW w:w="2845" w:type="dxa"/>
           </w:tcPr>
           <w:p>
             <w:pPr>
@@ -34152,7 +34109,7 @@
         </w:tc>
         <w:tc>
           <w:tcPr>
-            <w:tcW w:w="1487" w:type="dxa"/>
+            <w:tcW w:w="1586" w:type="dxa"/>
           </w:tcPr>
           <w:p>
             <w:pPr>
@@ -34172,7 +34129,7 @@
       <w:tr>
         <w:tc>
           <w:tcPr>
-            <w:tcW w:w="515" w:type="dxa"/>
+            <w:tcW w:w="507" w:type="dxa"/>
           </w:tcPr>
           <w:p>
             <w:pPr>
@@ -34189,7 +34146,7 @@
         </w:tc>
         <w:tc>
           <w:tcPr>
-            <w:tcW w:w="1703" w:type="dxa"/>
+            <w:tcW w:w="1676" w:type="dxa"/>
           </w:tcPr>
           <w:p>
             <w:pPr>
@@ -34206,7 +34163,7 @@
         </w:tc>
         <w:tc>
           <w:tcPr>
-            <w:tcW w:w="3324" w:type="dxa"/>
+            <w:tcW w:w="3307" w:type="dxa"/>
           </w:tcPr>
           <w:p>
             <w:pPr>
@@ -34223,7 +34180,7 @@
         </w:tc>
         <w:tc>
           <w:tcPr>
-            <w:tcW w:w="2892" w:type="dxa"/>
+            <w:tcW w:w="2845" w:type="dxa"/>
           </w:tcPr>
           <w:p>
             <w:pPr>
@@ -34240,7 +34197,7 @@
         </w:tc>
         <w:tc>
           <w:tcPr>
-            <w:tcW w:w="1487" w:type="dxa"/>
+            <w:tcW w:w="1586" w:type="dxa"/>
           </w:tcPr>
           <w:p>
             <w:pPr>
@@ -34259,7 +34216,7 @@
       <w:tr>
         <w:tc>
           <w:tcPr>
-            <w:tcW w:w="515" w:type="dxa"/>
+            <w:tcW w:w="507" w:type="dxa"/>
           </w:tcPr>
           <w:p>
             <w:pPr>
@@ -34276,7 +34233,7 @@
         </w:tc>
         <w:tc>
           <w:tcPr>
-            <w:tcW w:w="1703" w:type="dxa"/>
+            <w:tcW w:w="1676" w:type="dxa"/>
           </w:tcPr>
           <w:p>
             <w:pPr>
@@ -34293,7 +34250,7 @@
         </w:tc>
         <w:tc>
           <w:tcPr>
-            <w:tcW w:w="3324" w:type="dxa"/>
+            <w:tcW w:w="3307" w:type="dxa"/>
           </w:tcPr>
           <w:p>
             <w:pPr>
@@ -34310,7 +34267,7 @@
         </w:tc>
         <w:tc>
           <w:tcPr>
-            <w:tcW w:w="2892" w:type="dxa"/>
+            <w:tcW w:w="2845" w:type="dxa"/>
           </w:tcPr>
           <w:p>
             <w:pPr>
@@ -34327,7 +34284,7 @@
         </w:tc>
         <w:tc>
           <w:tcPr>
-            <w:tcW w:w="1487" w:type="dxa"/>
+            <w:tcW w:w="1586" w:type="dxa"/>
           </w:tcPr>
           <w:p>
             <w:pPr>
@@ -34346,7 +34303,7 @@
       <w:tr>
         <w:tc>
           <w:tcPr>
-            <w:tcW w:w="515" w:type="dxa"/>
+            <w:tcW w:w="507" w:type="dxa"/>
           </w:tcPr>
           <w:p>
             <w:pPr>
@@ -34363,7 +34320,7 @@
         </w:tc>
         <w:tc>
           <w:tcPr>
-            <w:tcW w:w="1703" w:type="dxa"/>
+            <w:tcW w:w="1676" w:type="dxa"/>
           </w:tcPr>
           <w:p>
             <w:pPr>
@@ -34380,7 +34337,7 @@
         </w:tc>
         <w:tc>
           <w:tcPr>
-            <w:tcW w:w="3324" w:type="dxa"/>
+            <w:tcW w:w="3307" w:type="dxa"/>
           </w:tcPr>
           <w:p>
             <w:pPr>
@@ -34397,7 +34354,7 @@
         </w:tc>
         <w:tc>
           <w:tcPr>
-            <w:tcW w:w="2892" w:type="dxa"/>
+            <w:tcW w:w="2845" w:type="dxa"/>
           </w:tcPr>
           <w:p>
             <w:pPr>
@@ -34414,7 +34371,7 @@
         </w:tc>
         <w:tc>
           <w:tcPr>
-            <w:tcW w:w="1487" w:type="dxa"/>
+            <w:tcW w:w="1586" w:type="dxa"/>
           </w:tcPr>
           <w:p>
             <w:pPr>
@@ -34433,7 +34390,7 @@
       <w:tr>
         <w:tc>
           <w:tcPr>
-            <w:tcW w:w="515" w:type="dxa"/>
+            <w:tcW w:w="507" w:type="dxa"/>
           </w:tcPr>
           <w:p>
             <w:pPr>
@@ -34450,7 +34407,7 @@
         </w:tc>
         <w:tc>
           <w:tcPr>
-            <w:tcW w:w="1703" w:type="dxa"/>
+            <w:tcW w:w="1676" w:type="dxa"/>
           </w:tcPr>
           <w:p>
             <w:pPr>
@@ -34467,7 +34424,7 @@
         </w:tc>
         <w:tc>
           <w:tcPr>
-            <w:tcW w:w="3324" w:type="dxa"/>
+            <w:tcW w:w="3307" w:type="dxa"/>
           </w:tcPr>
           <w:p>
             <w:pPr>
@@ -34484,7 +34441,7 @@
         </w:tc>
         <w:tc>
           <w:tcPr>
-            <w:tcW w:w="2892" w:type="dxa"/>
+            <w:tcW w:w="2845" w:type="dxa"/>
           </w:tcPr>
           <w:p>
             <w:pPr>
@@ -34501,7 +34458,7 @@
         </w:tc>
         <w:tc>
           <w:tcPr>
-            <w:tcW w:w="1487" w:type="dxa"/>
+            <w:tcW w:w="1586" w:type="dxa"/>
           </w:tcPr>
           <w:p>
             <w:pPr>
@@ -34520,7 +34477,7 @@
       <w:tr>
         <w:tc>
           <w:tcPr>
-            <w:tcW w:w="515" w:type="dxa"/>
+            <w:tcW w:w="507" w:type="dxa"/>
           </w:tcPr>
           <w:p>
             <w:pPr>
@@ -34537,7 +34494,7 @@
         </w:tc>
         <w:tc>
           <w:tcPr>
-            <w:tcW w:w="1703" w:type="dxa"/>
+            <w:tcW w:w="1676" w:type="dxa"/>
           </w:tcPr>
           <w:p>
             <w:pPr>
@@ -34554,7 +34511,7 @@
         </w:tc>
         <w:tc>
           <w:tcPr>
-            <w:tcW w:w="3324" w:type="dxa"/>
+            <w:tcW w:w="3307" w:type="dxa"/>
           </w:tcPr>
           <w:p>
             <w:pPr>
@@ -34571,7 +34528,7 @@
         </w:tc>
         <w:tc>
           <w:tcPr>
-            <w:tcW w:w="2892" w:type="dxa"/>
+            <w:tcW w:w="2845" w:type="dxa"/>
           </w:tcPr>
           <w:p>
             <w:pPr>
@@ -34588,7 +34545,7 @@
         </w:tc>
         <w:tc>
           <w:tcPr>
-            <w:tcW w:w="1487" w:type="dxa"/>
+            <w:tcW w:w="1586" w:type="dxa"/>
           </w:tcPr>
           <w:p>
             <w:pPr>
@@ -34607,7 +34564,7 @@
       <w:tr>
         <w:tc>
           <w:tcPr>
-            <w:tcW w:w="515" w:type="dxa"/>
+            <w:tcW w:w="507" w:type="dxa"/>
           </w:tcPr>
           <w:p>
             <w:pPr>
@@ -34624,7 +34581,7 @@
         </w:tc>
         <w:tc>
           <w:tcPr>
-            <w:tcW w:w="1703" w:type="dxa"/>
+            <w:tcW w:w="1676" w:type="dxa"/>
           </w:tcPr>
           <w:p>
             <w:pPr>
@@ -34641,7 +34598,7 @@
         </w:tc>
         <w:tc>
           <w:tcPr>
-            <w:tcW w:w="3324" w:type="dxa"/>
+            <w:tcW w:w="3307" w:type="dxa"/>
           </w:tcPr>
           <w:p>
             <w:pPr>
@@ -34658,7 +34615,7 @@
         </w:tc>
         <w:tc>
           <w:tcPr>
-            <w:tcW w:w="2892" w:type="dxa"/>
+            <w:tcW w:w="2845" w:type="dxa"/>
           </w:tcPr>
           <w:p>
             <w:pPr>
@@ -34675,7 +34632,7 @@
         </w:tc>
         <w:tc>
           <w:tcPr>
-            <w:tcW w:w="1487" w:type="dxa"/>
+            <w:tcW w:w="1586" w:type="dxa"/>
           </w:tcPr>
           <w:p>
             <w:pPr>
@@ -34694,7 +34651,7 @@
       <w:tr>
         <w:tc>
           <w:tcPr>
-            <w:tcW w:w="515" w:type="dxa"/>
+            <w:tcW w:w="507" w:type="dxa"/>
           </w:tcPr>
           <w:p>
             <w:pPr>
@@ -34711,7 +34668,7 @@
         </w:tc>
         <w:tc>
           <w:tcPr>
-            <w:tcW w:w="1703" w:type="dxa"/>
+            <w:tcW w:w="1676" w:type="dxa"/>
           </w:tcPr>
           <w:p>
             <w:pPr>
@@ -34728,7 +34685,7 @@
         </w:tc>
         <w:tc>
           <w:tcPr>
-            <w:tcW w:w="3324" w:type="dxa"/>
+            <w:tcW w:w="3307" w:type="dxa"/>
           </w:tcPr>
           <w:p>
             <w:pPr>
@@ -34745,7 +34702,7 @@
         </w:tc>
         <w:tc>
           <w:tcPr>
-            <w:tcW w:w="2892" w:type="dxa"/>
+            <w:tcW w:w="2845" w:type="dxa"/>
           </w:tcPr>
           <w:p>
             <w:pPr>
@@ -34762,7 +34719,7 @@
         </w:tc>
         <w:tc>
           <w:tcPr>
-            <w:tcW w:w="1487" w:type="dxa"/>
+            <w:tcW w:w="1586" w:type="dxa"/>
           </w:tcPr>
           <w:p>
             <w:pPr>
@@ -34781,7 +34738,7 @@
       <w:tr>
         <w:tc>
           <w:tcPr>
-            <w:tcW w:w="515" w:type="dxa"/>
+            <w:tcW w:w="507" w:type="dxa"/>
           </w:tcPr>
           <w:p>
             <w:pPr>
@@ -34798,7 +34755,7 @@
         </w:tc>
         <w:tc>
           <w:tcPr>
-            <w:tcW w:w="1703" w:type="dxa"/>
+            <w:tcW w:w="1676" w:type="dxa"/>
           </w:tcPr>
           <w:p>
             <w:pPr>
@@ -34815,7 +34772,7 @@
         </w:tc>
         <w:tc>
           <w:tcPr>
-            <w:tcW w:w="3324" w:type="dxa"/>
+            <w:tcW w:w="3307" w:type="dxa"/>
           </w:tcPr>
           <w:p>
             <w:pPr>
@@ -34832,7 +34789,7 @@
         </w:tc>
         <w:tc>
           <w:tcPr>
-            <w:tcW w:w="2892" w:type="dxa"/>
+            <w:tcW w:w="2845" w:type="dxa"/>
           </w:tcPr>
           <w:p>
             <w:pPr>
@@ -34849,7 +34806,7 @@
         </w:tc>
         <w:tc>
           <w:tcPr>
-            <w:tcW w:w="1487" w:type="dxa"/>
+            <w:tcW w:w="1586" w:type="dxa"/>
           </w:tcPr>
           <w:p>
             <w:pPr>
@@ -34868,7 +34825,7 @@
       <w:tr>
         <w:tc>
           <w:tcPr>
-            <w:tcW w:w="515" w:type="dxa"/>
+            <w:tcW w:w="507" w:type="dxa"/>
           </w:tcPr>
           <w:p>
             <w:pPr>
@@ -34885,7 +34842,7 @@
         </w:tc>
         <w:tc>
           <w:tcPr>
-            <w:tcW w:w="1703" w:type="dxa"/>
+            <w:tcW w:w="1676" w:type="dxa"/>
           </w:tcPr>
           <w:p>
             <w:pPr>
@@ -34902,7 +34859,7 @@
         </w:tc>
         <w:tc>
           <w:tcPr>
-            <w:tcW w:w="3324" w:type="dxa"/>
+            <w:tcW w:w="3307" w:type="dxa"/>
           </w:tcPr>
           <w:p>
             <w:pPr>
@@ -34919,7 +34876,7 @@
         </w:tc>
         <w:tc>
           <w:tcPr>
-            <w:tcW w:w="2892" w:type="dxa"/>
+            <w:tcW w:w="2845" w:type="dxa"/>
           </w:tcPr>
           <w:p>
             <w:pPr>
@@ -34936,7 +34893,7 @@
         </w:tc>
         <w:tc>
           <w:tcPr>
-            <w:tcW w:w="1487" w:type="dxa"/>
+            <w:tcW w:w="1586" w:type="dxa"/>
           </w:tcPr>
           <w:p>
             <w:pPr>
@@ -34986,11 +34943,11 @@
         <w:tblCaption w:val="Таблиця В.3 – Тестові приклади настільного застосунку"/>
       </w:tblPr>
       <w:tblGrid>
-        <w:gridCol w:w="620"/>
-        <w:gridCol w:w="1925"/>
-        <w:gridCol w:w="2760"/>
-        <w:gridCol w:w="2368"/>
-        <w:gridCol w:w="2248"/>
+        <w:gridCol w:w="666"/>
+        <w:gridCol w:w="1895"/>
+        <w:gridCol w:w="2723"/>
+        <w:gridCol w:w="2303"/>
+        <w:gridCol w:w="2334"/>
       </w:tblGrid>
       <w:tr>
         <w:trPr>
@@ -34998,7 +34955,7 @@
         </w:trPr>
         <w:tc>
           <w:tcPr>
-            <w:tcW w:w="620" w:type="dxa"/>
+            <w:tcW w:w="666" w:type="dxa"/>
           </w:tcPr>
           <w:p>
             <w:pPr>
@@ -35016,7 +34973,7 @@
         </w:tc>
         <w:tc>
           <w:tcPr>
-            <w:tcW w:w="1925" w:type="dxa"/>
+            <w:tcW w:w="1895" w:type="dxa"/>
           </w:tcPr>
           <w:p>
             <w:pPr>
@@ -35034,7 +34991,7 @@
         </w:tc>
         <w:tc>
           <w:tcPr>
-            <w:tcW w:w="2760" w:type="dxa"/>
+            <w:tcW w:w="2723" w:type="dxa"/>
           </w:tcPr>
           <w:p>
             <w:pPr>
@@ -35052,7 +35009,7 @@
         </w:tc>
         <w:tc>
           <w:tcPr>
-            <w:tcW w:w="2368" w:type="dxa"/>
+            <w:tcW w:w="2303" w:type="dxa"/>
           </w:tcPr>
           <w:p>
             <w:pPr>
@@ -35070,7 +35027,7 @@
         </w:tc>
         <w:tc>
           <w:tcPr>
-            <w:tcW w:w="2248" w:type="dxa"/>
+            <w:tcW w:w="2334" w:type="dxa"/>
           </w:tcPr>
           <w:p>
             <w:pPr>
@@ -35090,7 +35047,7 @@
       <w:tr>
         <w:tc>
           <w:tcPr>
-            <w:tcW w:w="620" w:type="dxa"/>
+            <w:tcW w:w="666" w:type="dxa"/>
           </w:tcPr>
           <w:p>
             <w:pPr>
@@ -35107,7 +35064,7 @@
         </w:tc>
         <w:tc>
           <w:tcPr>
-            <w:tcW w:w="1925" w:type="dxa"/>
+            <w:tcW w:w="1895" w:type="dxa"/>
           </w:tcPr>
           <w:p>
             <w:pPr>
@@ -35124,7 +35081,7 @@
         </w:tc>
         <w:tc>
           <w:tcPr>
-            <w:tcW w:w="2760" w:type="dxa"/>
+            <w:tcW w:w="2723" w:type="dxa"/>
           </w:tcPr>
           <w:p>
             <w:pPr>
@@ -35141,7 +35098,7 @@
         </w:tc>
         <w:tc>
           <w:tcPr>
-            <w:tcW w:w="2368" w:type="dxa"/>
+            <w:tcW w:w="2303" w:type="dxa"/>
           </w:tcPr>
           <w:p>
             <w:pPr>
@@ -35158,7 +35115,7 @@
         </w:tc>
         <w:tc>
           <w:tcPr>
-            <w:tcW w:w="2248" w:type="dxa"/>
+            <w:tcW w:w="2334" w:type="dxa"/>
           </w:tcPr>
           <w:p>
             <w:pPr>
@@ -35177,7 +35134,7 @@
       <w:tr>
         <w:tc>
           <w:tcPr>
-            <w:tcW w:w="620" w:type="dxa"/>
+            <w:tcW w:w="666" w:type="dxa"/>
           </w:tcPr>
           <w:p>
             <w:pPr>
@@ -35194,7 +35151,7 @@
         </w:tc>
         <w:tc>
           <w:tcPr>
-            <w:tcW w:w="1925" w:type="dxa"/>
+            <w:tcW w:w="1895" w:type="dxa"/>
           </w:tcPr>
           <w:p>
             <w:pPr>
@@ -35211,7 +35168,7 @@
         </w:tc>
         <w:tc>
           <w:tcPr>
-            <w:tcW w:w="2760" w:type="dxa"/>
+            <w:tcW w:w="2723" w:type="dxa"/>
           </w:tcPr>
           <w:p>
             <w:pPr>
@@ -35228,7 +35185,7 @@
         </w:tc>
         <w:tc>
           <w:tcPr>
-            <w:tcW w:w="2368" w:type="dxa"/>
+            <w:tcW w:w="2303" w:type="dxa"/>
           </w:tcPr>
           <w:p>
             <w:pPr>
@@ -35245,7 +35202,7 @@
         </w:tc>
         <w:tc>
           <w:tcPr>
-            <w:tcW w:w="2248" w:type="dxa"/>
+            <w:tcW w:w="2334" w:type="dxa"/>
           </w:tcPr>
           <w:p>
             <w:pPr>
@@ -35264,7 +35221,7 @@
       <w:tr>
         <w:tc>
           <w:tcPr>
-            <w:tcW w:w="620" w:type="dxa"/>
+            <w:tcW w:w="666" w:type="dxa"/>
           </w:tcPr>
           <w:p>
             <w:pPr>
@@ -35281,7 +35238,7 @@
         </w:tc>
         <w:tc>
           <w:tcPr>
-            <w:tcW w:w="1925" w:type="dxa"/>
+            <w:tcW w:w="1895" w:type="dxa"/>
           </w:tcPr>
           <w:p>
             <w:pPr>
@@ -35298,7 +35255,7 @@
         </w:tc>
         <w:tc>
           <w:tcPr>
-            <w:tcW w:w="2760" w:type="dxa"/>
+            <w:tcW w:w="2723" w:type="dxa"/>
           </w:tcPr>
           <w:p>
             <w:pPr>
@@ -35315,7 +35272,7 @@
         </w:tc>
         <w:tc>
           <w:tcPr>
-            <w:tcW w:w="2368" w:type="dxa"/>
+            <w:tcW w:w="2303" w:type="dxa"/>
           </w:tcPr>
           <w:p>
             <w:pPr>
@@ -35332,7 +35289,7 @@
         </w:tc>
         <w:tc>
           <w:tcPr>
-            <w:tcW w:w="2248" w:type="dxa"/>
+            <w:tcW w:w="2334" w:type="dxa"/>
           </w:tcPr>
           <w:p>
             <w:pPr>
@@ -35351,7 +35308,7 @@
       <w:tr>
         <w:tc>
           <w:tcPr>
-            <w:tcW w:w="620" w:type="dxa"/>
+            <w:tcW w:w="666" w:type="dxa"/>
           </w:tcPr>
           <w:p>
             <w:pPr>
@@ -35368,7 +35325,7 @@
         </w:tc>
         <w:tc>
           <w:tcPr>
-            <w:tcW w:w="1925" w:type="dxa"/>
+            <w:tcW w:w="1895" w:type="dxa"/>
           </w:tcPr>
           <w:p>
             <w:pPr>
@@ -35385,7 +35342,7 @@
         </w:tc>
         <w:tc>
           <w:tcPr>
-            <w:tcW w:w="2760" w:type="dxa"/>
+            <w:tcW w:w="2723" w:type="dxa"/>
           </w:tcPr>
           <w:p>
             <w:pPr>
@@ -35402,7 +35359,7 @@
         </w:tc>
         <w:tc>
           <w:tcPr>
-            <w:tcW w:w="2368" w:type="dxa"/>
+            <w:tcW w:w="2303" w:type="dxa"/>
           </w:tcPr>
           <w:p>
             <w:pPr>
@@ -35419,7 +35376,7 @@
         </w:tc>
         <w:tc>
           <w:tcPr>
-            <w:tcW w:w="2248" w:type="dxa"/>
+            <w:tcW w:w="2334" w:type="dxa"/>
           </w:tcPr>
           <w:p>
             <w:pPr>
@@ -35438,7 +35395,7 @@
       <w:tr>
         <w:tc>
           <w:tcPr>
-            <w:tcW w:w="620" w:type="dxa"/>
+            <w:tcW w:w="666" w:type="dxa"/>
           </w:tcPr>
           <w:p>
             <w:pPr>
@@ -35455,7 +35412,7 @@
         </w:tc>
         <w:tc>
           <w:tcPr>
-            <w:tcW w:w="1925" w:type="dxa"/>
+            <w:tcW w:w="1895" w:type="dxa"/>
           </w:tcPr>
           <w:p>
             <w:pPr>
@@ -35472,7 +35429,7 @@
         </w:tc>
         <w:tc>
           <w:tcPr>
-            <w:tcW w:w="2760" w:type="dxa"/>
+            <w:tcW w:w="2723" w:type="dxa"/>
           </w:tcPr>
           <w:p>
             <w:pPr>
@@ -35489,7 +35446,7 @@
         </w:tc>
         <w:tc>
           <w:tcPr>
-            <w:tcW w:w="2368" w:type="dxa"/>
+            <w:tcW w:w="2303" w:type="dxa"/>
           </w:tcPr>
           <w:p>
             <w:pPr>
@@ -35506,7 +35463,7 @@
         </w:tc>
         <w:tc>
           <w:tcPr>
-            <w:tcW w:w="2248" w:type="dxa"/>
+            <w:tcW w:w="2334" w:type="dxa"/>
           </w:tcPr>
           <w:p>
             <w:pPr>
@@ -35525,7 +35482,7 @@
       <w:tr>
         <w:tc>
           <w:tcPr>
-            <w:tcW w:w="620" w:type="dxa"/>
+            <w:tcW w:w="666" w:type="dxa"/>
           </w:tcPr>
           <w:p>
             <w:pPr>
@@ -35542,7 +35499,7 @@
         </w:tc>
         <w:tc>
           <w:tcPr>
-            <w:tcW w:w="1925" w:type="dxa"/>
+            <w:tcW w:w="1895" w:type="dxa"/>
           </w:tcPr>
           <w:p>
             <w:pPr>
@@ -35559,7 +35516,7 @@
         </w:tc>
         <w:tc>
           <w:tcPr>
-            <w:tcW w:w="2760" w:type="dxa"/>
+            <w:tcW w:w="2723" w:type="dxa"/>
           </w:tcPr>
           <w:p>
             <w:pPr>
@@ -35576,7 +35533,7 @@
         </w:tc>
         <w:tc>
           <w:tcPr>
-            <w:tcW w:w="2368" w:type="dxa"/>
+            <w:tcW w:w="2303" w:type="dxa"/>
           </w:tcPr>
           <w:p>
             <w:pPr>
@@ -35593,7 +35550,7 @@
         </w:tc>
         <w:tc>
           <w:tcPr>
-            <w:tcW w:w="2248" w:type="dxa"/>
+            <w:tcW w:w="2334" w:type="dxa"/>
           </w:tcPr>
           <w:p>
             <w:pPr>
@@ -35612,7 +35569,7 @@
       <w:tr>
         <w:tc>
           <w:tcPr>
-            <w:tcW w:w="620" w:type="dxa"/>
+            <w:tcW w:w="666" w:type="dxa"/>
           </w:tcPr>
           <w:p>
             <w:pPr>
@@ -35629,7 +35586,7 @@
         </w:tc>
         <w:tc>
           <w:tcPr>
-            <w:tcW w:w="1925" w:type="dxa"/>
+            <w:tcW w:w="1895" w:type="dxa"/>
           </w:tcPr>
           <w:p>
             <w:pPr>
@@ -35646,7 +35603,7 @@
         </w:tc>
         <w:tc>
           <w:tcPr>
-            <w:tcW w:w="2760" w:type="dxa"/>
+            <w:tcW w:w="2723" w:type="dxa"/>
           </w:tcPr>
           <w:p>
             <w:pPr>
@@ -35663,7 +35620,7 @@
         </w:tc>
         <w:tc>
           <w:tcPr>
-            <w:tcW w:w="2368" w:type="dxa"/>
+            <w:tcW w:w="2303" w:type="dxa"/>
           </w:tcPr>
           <w:p>
             <w:pPr>
@@ -35680,7 +35637,7 @@
         </w:tc>
         <w:tc>
           <w:tcPr>
-            <w:tcW w:w="2248" w:type="dxa"/>
+            <w:tcW w:w="2334" w:type="dxa"/>
           </w:tcPr>
           <w:p>
             <w:pPr>
@@ -35699,7 +35656,7 @@
       <w:tr>
         <w:tc>
           <w:tcPr>
-            <w:tcW w:w="620" w:type="dxa"/>
+            <w:tcW w:w="666" w:type="dxa"/>
           </w:tcPr>
           <w:p>
             <w:pPr>
@@ -35716,7 +35673,7 @@
         </w:tc>
         <w:tc>
           <w:tcPr>
-            <w:tcW w:w="1925" w:type="dxa"/>
+            <w:tcW w:w="1895" w:type="dxa"/>
           </w:tcPr>
           <w:p>
             <w:pPr>
@@ -35733,7 +35690,7 @@
         </w:tc>
         <w:tc>
           <w:tcPr>
-            <w:tcW w:w="2760" w:type="dxa"/>
+            <w:tcW w:w="2723" w:type="dxa"/>
           </w:tcPr>
           <w:p>
             <w:pPr>
@@ -35750,7 +35707,7 @@
         </w:tc>
         <w:tc>
           <w:tcPr>
-            <w:tcW w:w="2368" w:type="dxa"/>
+            <w:tcW w:w="2303" w:type="dxa"/>
           </w:tcPr>
           <w:p>
             <w:pPr>
@@ -35767,7 +35724,7 @@
         </w:tc>
         <w:tc>
           <w:tcPr>
-            <w:tcW w:w="2248" w:type="dxa"/>
+            <w:tcW w:w="2334" w:type="dxa"/>
           </w:tcPr>
           <w:p>
             <w:pPr>
@@ -35786,7 +35743,7 @@
       <w:tr>
         <w:tc>
           <w:tcPr>
-            <w:tcW w:w="620" w:type="dxa"/>
+            <w:tcW w:w="666" w:type="dxa"/>
           </w:tcPr>
           <w:p>
             <w:pPr>
@@ -35803,7 +35760,7 @@
         </w:tc>
         <w:tc>
           <w:tcPr>
-            <w:tcW w:w="1925" w:type="dxa"/>
+            <w:tcW w:w="1895" w:type="dxa"/>
           </w:tcPr>
           <w:p>
             <w:pPr>
@@ -35820,7 +35777,7 @@
         </w:tc>
         <w:tc>
           <w:tcPr>
-            <w:tcW w:w="2760" w:type="dxa"/>
+            <w:tcW w:w="2723" w:type="dxa"/>
           </w:tcPr>
           <w:p>
             <w:pPr>
@@ -35837,7 +35794,7 @@
         </w:tc>
         <w:tc>
           <w:tcPr>
-            <w:tcW w:w="2368" w:type="dxa"/>
+            <w:tcW w:w="2303" w:type="dxa"/>
           </w:tcPr>
           <w:p>
             <w:pPr>
@@ -35854,7 +35811,7 @@
         </w:tc>
         <w:tc>
           <w:tcPr>
-            <w:tcW w:w="2248" w:type="dxa"/>
+            <w:tcW w:w="2334" w:type="dxa"/>
           </w:tcPr>
           <w:p>
             <w:pPr>
@@ -35873,7 +35830,7 @@
       <w:tr>
         <w:tc>
           <w:tcPr>
-            <w:tcW w:w="620" w:type="dxa"/>
+            <w:tcW w:w="666" w:type="dxa"/>
           </w:tcPr>
           <w:p>
             <w:pPr>
@@ -35890,7 +35847,7 @@
         </w:tc>
         <w:tc>
           <w:tcPr>
-            <w:tcW w:w="1925" w:type="dxa"/>
+            <w:tcW w:w="1895" w:type="dxa"/>
           </w:tcPr>
           <w:p>
             <w:pPr>
@@ -35907,7 +35864,7 @@
         </w:tc>
         <w:tc>
           <w:tcPr>
-            <w:tcW w:w="2760" w:type="dxa"/>
+            <w:tcW w:w="2723" w:type="dxa"/>
           </w:tcPr>
           <w:p>
             <w:pPr>
@@ -35924,7 +35881,7 @@
         </w:tc>
         <w:tc>
           <w:tcPr>
-            <w:tcW w:w="2368" w:type="dxa"/>
+            <w:tcW w:w="2303" w:type="dxa"/>
           </w:tcPr>
           <w:p>
             <w:pPr>
@@ -35941,7 +35898,7 @@
         </w:tc>
         <w:tc>
           <w:tcPr>
-            <w:tcW w:w="2248" w:type="dxa"/>
+            <w:tcW w:w="2334" w:type="dxa"/>
           </w:tcPr>
           <w:p>
             <w:pPr>
@@ -35992,10 +35949,10 @@
       </w:tblPr>
       <w:tblGrid>
         <w:gridCol w:w="620"/>
-        <w:gridCol w:w="2013"/>
-        <w:gridCol w:w="3270"/>
-        <w:gridCol w:w="2074"/>
-        <w:gridCol w:w="1944"/>
+        <w:gridCol w:w="1959"/>
+        <w:gridCol w:w="3142"/>
+        <w:gridCol w:w="1973"/>
+        <w:gridCol w:w="2227"/>
       </w:tblGrid>
       <w:tr>
         <w:trPr>
@@ -36021,7 +35978,7 @@
         </w:tc>
         <w:tc>
           <w:tcPr>
-            <w:tcW w:w="2013" w:type="dxa"/>
+            <w:tcW w:w="1959" w:type="dxa"/>
           </w:tcPr>
           <w:p>
             <w:pPr>
@@ -36039,7 +35996,7 @@
         </w:tc>
         <w:tc>
           <w:tcPr>
-            <w:tcW w:w="3270" w:type="dxa"/>
+            <w:tcW w:w="3142" w:type="dxa"/>
           </w:tcPr>
           <w:p>
             <w:pPr>
@@ -36057,7 +36014,7 @@
         </w:tc>
         <w:tc>
           <w:tcPr>
-            <w:tcW w:w="2074" w:type="dxa"/>
+            <w:tcW w:w="1973" w:type="dxa"/>
           </w:tcPr>
           <w:p>
             <w:pPr>
@@ -36075,7 +36032,7 @@
         </w:tc>
         <w:tc>
           <w:tcPr>
-            <w:tcW w:w="1944" w:type="dxa"/>
+            <w:tcW w:w="2227" w:type="dxa"/>
           </w:tcPr>
           <w:p>
             <w:pPr>
@@ -36112,7 +36069,7 @@
         </w:tc>
         <w:tc>
           <w:tcPr>
-            <w:tcW w:w="2013" w:type="dxa"/>
+            <w:tcW w:w="1959" w:type="dxa"/>
           </w:tcPr>
           <w:p>
             <w:pPr>
@@ -36129,7 +36086,7 @@
         </w:tc>
         <w:tc>
           <w:tcPr>
-            <w:tcW w:w="3270" w:type="dxa"/>
+            <w:tcW w:w="3142" w:type="dxa"/>
           </w:tcPr>
           <w:p>
             <w:pPr>
@@ -36146,7 +36103,7 @@
         </w:tc>
         <w:tc>
           <w:tcPr>
-            <w:tcW w:w="2074" w:type="dxa"/>
+            <w:tcW w:w="1973" w:type="dxa"/>
           </w:tcPr>
           <w:p>
             <w:pPr>
@@ -36163,7 +36120,7 @@
         </w:tc>
         <w:tc>
           <w:tcPr>
-            <w:tcW w:w="1944" w:type="dxa"/>
+            <w:tcW w:w="2227" w:type="dxa"/>
           </w:tcPr>
           <w:p>
             <w:pPr>
@@ -36199,7 +36156,7 @@
         </w:tc>
         <w:tc>
           <w:tcPr>
-            <w:tcW w:w="2013" w:type="dxa"/>
+            <w:tcW w:w="1959" w:type="dxa"/>
           </w:tcPr>
           <w:p>
             <w:pPr>
@@ -36216,7 +36173,7 @@
         </w:tc>
         <w:tc>
           <w:tcPr>
-            <w:tcW w:w="3270" w:type="dxa"/>
+            <w:tcW w:w="3142" w:type="dxa"/>
           </w:tcPr>
           <w:p>
             <w:pPr>
@@ -36233,7 +36190,7 @@
         </w:tc>
         <w:tc>
           <w:tcPr>
-            <w:tcW w:w="2074" w:type="dxa"/>
+            <w:tcW w:w="1973" w:type="dxa"/>
           </w:tcPr>
           <w:p>
             <w:pPr>
@@ -36250,7 +36207,7 @@
         </w:tc>
         <w:tc>
           <w:tcPr>
-            <w:tcW w:w="1944" w:type="dxa"/>
+            <w:tcW w:w="2227" w:type="dxa"/>
           </w:tcPr>
           <w:p>
             <w:pPr>
@@ -36286,7 +36243,7 @@
         </w:tc>
         <w:tc>
           <w:tcPr>
-            <w:tcW w:w="2013" w:type="dxa"/>
+            <w:tcW w:w="1959" w:type="dxa"/>
           </w:tcPr>
           <w:p>
             <w:pPr>
@@ -36303,7 +36260,7 @@
         </w:tc>
         <w:tc>
           <w:tcPr>
-            <w:tcW w:w="3270" w:type="dxa"/>
+            <w:tcW w:w="3142" w:type="dxa"/>
           </w:tcPr>
           <w:p>
             <w:pPr>
@@ -36320,7 +36277,7 @@
         </w:tc>
         <w:tc>
           <w:tcPr>
-            <w:tcW w:w="2074" w:type="dxa"/>
+            <w:tcW w:w="1973" w:type="dxa"/>
           </w:tcPr>
           <w:p>
             <w:pPr>
@@ -36337,7 +36294,7 @@
         </w:tc>
         <w:tc>
           <w:tcPr>
-            <w:tcW w:w="1944" w:type="dxa"/>
+            <w:tcW w:w="2227" w:type="dxa"/>
           </w:tcPr>
           <w:p>
             <w:pPr>
@@ -36373,7 +36330,7 @@
         </w:tc>
         <w:tc>
           <w:tcPr>
-            <w:tcW w:w="2013" w:type="dxa"/>
+            <w:tcW w:w="1959" w:type="dxa"/>
           </w:tcPr>
           <w:p>
             <w:pPr>
@@ -36390,7 +36347,7 @@
         </w:tc>
         <w:tc>
           <w:tcPr>
-            <w:tcW w:w="3270" w:type="dxa"/>
+            <w:tcW w:w="3142" w:type="dxa"/>
           </w:tcPr>
           <w:p>
             <w:pPr>
@@ -36407,7 +36364,7 @@
         </w:tc>
         <w:tc>
           <w:tcPr>
-            <w:tcW w:w="2074" w:type="dxa"/>
+            <w:tcW w:w="1973" w:type="dxa"/>
           </w:tcPr>
           <w:p>
             <w:pPr>
@@ -36424,7 +36381,7 @@
         </w:tc>
         <w:tc>
           <w:tcPr>
-            <w:tcW w:w="1944" w:type="dxa"/>
+            <w:tcW w:w="2227" w:type="dxa"/>
           </w:tcPr>
           <w:p>
             <w:pPr>
@@ -36460,7 +36417,7 @@
         </w:tc>
         <w:tc>
           <w:tcPr>
-            <w:tcW w:w="2013" w:type="dxa"/>
+            <w:tcW w:w="1959" w:type="dxa"/>
           </w:tcPr>
           <w:p>
             <w:pPr>
@@ -36477,7 +36434,7 @@
         </w:tc>
         <w:tc>
           <w:tcPr>
-            <w:tcW w:w="3270" w:type="dxa"/>
+            <w:tcW w:w="3142" w:type="dxa"/>
           </w:tcPr>
           <w:p>
             <w:pPr>
@@ -36494,7 +36451,7 @@
         </w:tc>
         <w:tc>
           <w:tcPr>
-            <w:tcW w:w="2074" w:type="dxa"/>
+            <w:tcW w:w="1973" w:type="dxa"/>
           </w:tcPr>
           <w:p>
             <w:pPr>
@@ -36511,7 +36468,7 @@
         </w:tc>
         <w:tc>
           <w:tcPr>
-            <w:tcW w:w="1944" w:type="dxa"/>
+            <w:tcW w:w="2227" w:type="dxa"/>
           </w:tcPr>
           <w:p>
             <w:pPr>
@@ -36547,7 +36504,7 @@
         </w:tc>
         <w:tc>
           <w:tcPr>
-            <w:tcW w:w="2013" w:type="dxa"/>
+            <w:tcW w:w="1959" w:type="dxa"/>
           </w:tcPr>
           <w:p>
             <w:pPr>
@@ -36564,7 +36521,7 @@
         </w:tc>
         <w:tc>
           <w:tcPr>
-            <w:tcW w:w="3270" w:type="dxa"/>
+            <w:tcW w:w="3142" w:type="dxa"/>
           </w:tcPr>
           <w:p>
             <w:pPr>
@@ -36581,7 +36538,7 @@
         </w:tc>
         <w:tc>
           <w:tcPr>
-            <w:tcW w:w="2074" w:type="dxa"/>
+            <w:tcW w:w="1973" w:type="dxa"/>
           </w:tcPr>
           <w:p>
             <w:pPr>
@@ -36598,7 +36555,7 @@
         </w:tc>
         <w:tc>
           <w:tcPr>
-            <w:tcW w:w="1944" w:type="dxa"/>
+            <w:tcW w:w="2227" w:type="dxa"/>
           </w:tcPr>
           <w:p>
             <w:pPr>
@@ -36634,7 +36591,7 @@
         </w:tc>
         <w:tc>
           <w:tcPr>
-            <w:tcW w:w="2013" w:type="dxa"/>
+            <w:tcW w:w="1959" w:type="dxa"/>
           </w:tcPr>
           <w:p>
             <w:pPr>
@@ -36651,7 +36608,7 @@
         </w:tc>
         <w:tc>
           <w:tcPr>
-            <w:tcW w:w="3270" w:type="dxa"/>
+            <w:tcW w:w="3142" w:type="dxa"/>
           </w:tcPr>
           <w:p>
             <w:pPr>
@@ -36668,7 +36625,7 @@
         </w:tc>
         <w:tc>
           <w:tcPr>
-            <w:tcW w:w="2074" w:type="dxa"/>
+            <w:tcW w:w="1973" w:type="dxa"/>
           </w:tcPr>
           <w:p>
             <w:pPr>
@@ -36685,7 +36642,7 @@
         </w:tc>
         <w:tc>
           <w:tcPr>
-            <w:tcW w:w="1944" w:type="dxa"/>
+            <w:tcW w:w="2227" w:type="dxa"/>
           </w:tcPr>
           <w:p>
             <w:pPr>
@@ -36736,10 +36693,10 @@
       </w:tblPr>
       <w:tblGrid>
         <w:gridCol w:w="620"/>
-        <w:gridCol w:w="1727"/>
-        <w:gridCol w:w="2577"/>
-        <w:gridCol w:w="2987"/>
-        <w:gridCol w:w="2010"/>
+        <w:gridCol w:w="1745"/>
+        <w:gridCol w:w="2517"/>
+        <w:gridCol w:w="2970"/>
+        <w:gridCol w:w="2069"/>
       </w:tblGrid>
       <w:tr>
         <w:trPr>
@@ -36765,7 +36722,7 @@
         </w:tc>
         <w:tc>
           <w:tcPr>
-            <w:tcW w:w="1727" w:type="dxa"/>
+            <w:tcW w:w="1745" w:type="dxa"/>
           </w:tcPr>
           <w:p>
             <w:pPr>
@@ -36783,7 +36740,7 @@
         </w:tc>
         <w:tc>
           <w:tcPr>
-            <w:tcW w:w="2577" w:type="dxa"/>
+            <w:tcW w:w="2517" w:type="dxa"/>
           </w:tcPr>
           <w:p>
             <w:pPr>
@@ -36801,7 +36758,7 @@
         </w:tc>
         <w:tc>
           <w:tcPr>
-            <w:tcW w:w="2987" w:type="dxa"/>
+            <w:tcW w:w="2970" w:type="dxa"/>
           </w:tcPr>
           <w:p>
             <w:pPr>
@@ -36819,7 +36776,7 @@
         </w:tc>
         <w:tc>
           <w:tcPr>
-            <w:tcW w:w="2010" w:type="dxa"/>
+            <w:tcW w:w="2069" w:type="dxa"/>
           </w:tcPr>
           <w:p>
             <w:pPr>
@@ -36856,7 +36813,7 @@
         </w:tc>
         <w:tc>
           <w:tcPr>
-            <w:tcW w:w="1727" w:type="dxa"/>
+            <w:tcW w:w="1745" w:type="dxa"/>
           </w:tcPr>
           <w:p>
             <w:pPr>
@@ -36873,7 +36830,7 @@
         </w:tc>
         <w:tc>
           <w:tcPr>
-            <w:tcW w:w="2577" w:type="dxa"/>
+            <w:tcW w:w="2517" w:type="dxa"/>
           </w:tcPr>
           <w:p>
             <w:pPr>
@@ -36890,7 +36847,7 @@
         </w:tc>
         <w:tc>
           <w:tcPr>
-            <w:tcW w:w="2987" w:type="dxa"/>
+            <w:tcW w:w="2970" w:type="dxa"/>
           </w:tcPr>
           <w:p>
             <w:pPr>
@@ -36907,7 +36864,7 @@
         </w:tc>
         <w:tc>
           <w:tcPr>
-            <w:tcW w:w="2010" w:type="dxa"/>
+            <w:tcW w:w="2069" w:type="dxa"/>
           </w:tcPr>
           <w:p>
             <w:pPr>
@@ -36943,7 +36900,7 @@
         </w:tc>
         <w:tc>
           <w:tcPr>
-            <w:tcW w:w="1727" w:type="dxa"/>
+            <w:tcW w:w="1745" w:type="dxa"/>
           </w:tcPr>
           <w:p>
             <w:pPr>
@@ -36960,7 +36917,7 @@
         </w:tc>
         <w:tc>
           <w:tcPr>
-            <w:tcW w:w="2577" w:type="dxa"/>
+            <w:tcW w:w="2517" w:type="dxa"/>
           </w:tcPr>
           <w:p>
             <w:pPr>
@@ -36977,7 +36934,7 @@
         </w:tc>
         <w:tc>
           <w:tcPr>
-            <w:tcW w:w="2987" w:type="dxa"/>
+            <w:tcW w:w="2970" w:type="dxa"/>
           </w:tcPr>
           <w:p>
             <w:pPr>
@@ -36994,7 +36951,7 @@
         </w:tc>
         <w:tc>
           <w:tcPr>
-            <w:tcW w:w="2010" w:type="dxa"/>
+            <w:tcW w:w="2069" w:type="dxa"/>
           </w:tcPr>
           <w:p>
             <w:pPr>
@@ -37030,7 +36987,7 @@
         </w:tc>
         <w:tc>
           <w:tcPr>
-            <w:tcW w:w="1727" w:type="dxa"/>
+            <w:tcW w:w="1745" w:type="dxa"/>
           </w:tcPr>
           <w:p>
             <w:pPr>
@@ -37047,7 +37004,7 @@
         </w:tc>
         <w:tc>
           <w:tcPr>
-            <w:tcW w:w="2577" w:type="dxa"/>
+            <w:tcW w:w="2517" w:type="dxa"/>
           </w:tcPr>
           <w:p>
             <w:pPr>
@@ -37064,7 +37021,7 @@
         </w:tc>
         <w:tc>
           <w:tcPr>
-            <w:tcW w:w="2987" w:type="dxa"/>
+            <w:tcW w:w="2970" w:type="dxa"/>
           </w:tcPr>
           <w:p>
             <w:pPr>
@@ -37081,7 +37038,7 @@
         </w:tc>
         <w:tc>
           <w:tcPr>
-            <w:tcW w:w="2010" w:type="dxa"/>
+            <w:tcW w:w="2069" w:type="dxa"/>
           </w:tcPr>
           <w:p>
             <w:pPr>
@@ -37117,7 +37074,7 @@
         </w:tc>
         <w:tc>
           <w:tcPr>
-            <w:tcW w:w="1727" w:type="dxa"/>
+            <w:tcW w:w="1745" w:type="dxa"/>
           </w:tcPr>
           <w:p>
             <w:pPr>
@@ -37134,7 +37091,7 @@
         </w:tc>
         <w:tc>
           <w:tcPr>
-            <w:tcW w:w="2577" w:type="dxa"/>
+            <w:tcW w:w="2517" w:type="dxa"/>
           </w:tcPr>
           <w:p>
             <w:pPr>
@@ -37151,7 +37108,7 @@
         </w:tc>
         <w:tc>
           <w:tcPr>
-            <w:tcW w:w="2987" w:type="dxa"/>
+            <w:tcW w:w="2970" w:type="dxa"/>
           </w:tcPr>
           <w:p>
             <w:pPr>
@@ -37168,7 +37125,7 @@
         </w:tc>
         <w:tc>
           <w:tcPr>
-            <w:tcW w:w="2010" w:type="dxa"/>
+            <w:tcW w:w="2069" w:type="dxa"/>
           </w:tcPr>
           <w:p>
             <w:pPr>
@@ -37204,7 +37161,7 @@
         </w:tc>
         <w:tc>
           <w:tcPr>
-            <w:tcW w:w="1727" w:type="dxa"/>
+            <w:tcW w:w="1745" w:type="dxa"/>
           </w:tcPr>
           <w:p>
             <w:pPr>
@@ -37221,7 +37178,7 @@
         </w:tc>
         <w:tc>
           <w:tcPr>
-            <w:tcW w:w="2577" w:type="dxa"/>
+            <w:tcW w:w="2517" w:type="dxa"/>
           </w:tcPr>
           <w:p>
             <w:pPr>
@@ -37238,7 +37195,7 @@
         </w:tc>
         <w:tc>
           <w:tcPr>
-            <w:tcW w:w="2987" w:type="dxa"/>
+            <w:tcW w:w="2970" w:type="dxa"/>
           </w:tcPr>
           <w:p>
             <w:pPr>
@@ -37255,7 +37212,7 @@
         </w:tc>
         <w:tc>
           <w:tcPr>
-            <w:tcW w:w="2010" w:type="dxa"/>
+            <w:tcW w:w="2069" w:type="dxa"/>
           </w:tcPr>
           <w:p>
             <w:pPr>

--- a/thesis/final/thesis.docx
+++ b/thesis/final/thesis.docx
@@ -23,7 +23,7 @@
         <w:pStyle w:val="TitlePage3"/>
       </w:pPr>
       <w:r>
-        <w:t xml:space="preserve">[ПОТРЕБУЄ УТОЧНЕННЯ: інститут]</w:t>
+        <w:t xml:space="preserve">Навчально-науковий інститут комп’ютерних систем</w:t>
       </w:r>
     </w:p>
     <w:p>
@@ -31,7 +31,7 @@
         <w:pStyle w:val="TitlePage4"/>
       </w:pPr>
       <w:r>
-        <w:t xml:space="preserve">[ПОТРЕБУЄ УТОЧНЕННЯ: кафедра]</w:t>
+        <w:t xml:space="preserve">Кафедра інженерії програмного забезпечення</w:t>
       </w:r>
     </w:p>
     <w:p>
@@ -54,7 +54,7 @@
         <w:pStyle w:val="TitlePage6"/>
       </w:pPr>
       <w:r>
-        <w:t xml:space="preserve">[ПОТРЕБУЄ УТОЧНЕННЯ: Ім’я ПРІЗВИЩЕ]</w:t>
+        <w:t xml:space="preserve">Нікіта КАБАКОВ</w:t>
       </w:r>
     </w:p>
     <w:p>
@@ -83,7 +83,7 @@
         <w:pStyle w:val="TitlePage9"/>
       </w:pPr>
       <w:r>
-        <w:t xml:space="preserve">ВЕБСЕРВІС ДЛЯ ПОТОКОВОЇ ПЕРЕДАЧІ МЕДІАКОНТЕНТУ З ФУНКЦІЄЮ ЗАХОПЛЕННЯ ОКРЕМИХ ЗАСТОСУНКІВ [ПОТРЕБУЄ УТОЧНЕННЯ: за наказом]</w:t>
+        <w:t xml:space="preserve">Вебсервіс для потокової передачі медіаконтенту з функцією захоплення окремих застосунків</w:t>
       </w:r>
     </w:p>
     <w:p>
@@ -104,7 +104,7 @@
         <w:pStyle w:val="TitlePage11"/>
       </w:pPr>
       <w:r>
-        <w:t xml:space="preserve">[ПОТРЕБУЄ УТОЧНЕННЯ: спеціальність]</w:t>
+        <w:t xml:space="preserve">121 Інженерія програмного забезпечення</w:t>
       </w:r>
     </w:p>
     <w:p>
@@ -125,7 +125,7 @@
         <w:pStyle w:val="TitlePage11"/>
       </w:pPr>
       <w:r>
-        <w:t xml:space="preserve">[ПОТРЕБУЄ УТОЧНЕННЯ: освітня програма]</w:t>
+        <w:t xml:space="preserve">Інженерія програмного забезпечення</w:t>
       </w:r>
     </w:p>
     <w:p>
@@ -183,7 +183,7 @@
         <w:pStyle w:val="TOCTitle"/>
       </w:pPr>
       <w:r>
-        <w:t xml:space="preserve">Анотація</w:t>
+        <w:t xml:space="preserve">АНОТАЦІЯ</w:t>
       </w:r>
     </w:p>
     <w:p>
@@ -191,37 +191,51 @@
         <w:pStyle w:val="FirstParagraph"/>
       </w:pPr>
       <w:r>
-        <w:t xml:space="preserve">[ПОТРЕБУЄ УТОЧНЕННЯ: Прізвище І. Б.] Вебсервіс для потокової передачі медіаконтенту з функцією</w:t>
+        <w:t xml:space="preserve">Кабаков Н. С. Вебсервіс для потокової передачі медіаконтенту з функцією захоплення окремих</w:t>
       </w:r>
       <w:r>
         <w:t xml:space="preserve"> </w:t>
       </w:r>
       <w:r>
-        <w:t xml:space="preserve">захоплення окремих застосунків [ПОТРЕБУЄ УТОЧНЕННЯ: тема за наказом ректора] : кваліфікаційна</w:t>
+        <w:t xml:space="preserve">застосунків : кваліфікаційна робота бакалавра за спеціальністю «121 Інженерія програмного</w:t>
       </w:r>
       <w:r>
         <w:t xml:space="preserve"> </w:t>
       </w:r>
       <w:r>
-        <w:t xml:space="preserve">робота бакалавра за спеціальністю «[ПОТРЕБУЄ УТОЧНЕННЯ: код і найменування спеціальності]» /</w:t>
+        <w:t xml:space="preserve">забезпечення» / Нікіта Сергійович Кабаков ; керівник [ПОТРЕБУЄ УТОЧНЕННЯ: Ім’я По батькові</w:t>
       </w:r>
       <w:r>
         <w:t xml:space="preserve"> </w:t>
       </w:r>
       <w:r>
-        <w:t xml:space="preserve">[ПОТРЕБУЄ УТОЧНЕННЯ: Ім’я По батькові Прізвище] ; керівник [ПОТРЕБУЄ УТОЧНЕННЯ: Ім’я По батькові</w:t>
+        <w:t xml:space="preserve">Прізвище]. – Одеса : Нац. ун-т «Одес. політехніка», [ПОТРЕБУЄ УТОЧНЕННЯ: рік]. –</w:t>
       </w:r>
       <w:r>
         <w:t xml:space="preserve"> </w:t>
       </w:r>
       <w:r>
-        <w:t xml:space="preserve">Прізвище]. – Одеса : Нац. ун-т «Одес. політехніка», [ПОТРЕБУЄ УТОЧНЕННЯ: рік]. –</w:t>
+        <w:t xml:space="preserve">[ПОТРЕБУЄ УТОЧНЕННЯ: загальна кількість сторінок після верстки] с.</w:t>
+      </w:r>
+    </w:p>
+    <w:p>
+      <w:pPr>
+        <w:pStyle w:val="BodyText"/>
+      </w:pPr>
+      <w:r>
+        <w:t xml:space="preserve">Кваліфікаційна робота містить основну текстову частину на [ПОТРЕБУЄ УТОЧНЕННЯ: кількість після</w:t>
       </w:r>
       <w:r>
         <w:t xml:space="preserve"> </w:t>
       </w:r>
       <w:r>
-        <w:t xml:space="preserve">[ПОТРЕБУЄ УТОЧНЕННЯ: загальна кількість сторінок після верстки] с.</w:t>
+        <w:t xml:space="preserve">верстки] сторінках, список використаних джерел з 82 найменувань на [ПОТРЕБУЄ УТОЧНЕННЯ: кількість</w:t>
+      </w:r>
+      <w:r>
+        <w:t xml:space="preserve"> </w:t>
+      </w:r>
+      <w:r>
+        <w:t xml:space="preserve">після верстки] сторінках, додатки на [ПОТРЕБУЄ УТОЧНЕННЯ: кількість після верстки] сторінках.</w:t>
       </w:r>
     </w:p>
     <w:p>
@@ -229,39 +243,25 @@
         <w:pStyle w:val="BodyText"/>
       </w:pPr>
       <w:r>
-        <w:t xml:space="preserve">Кваліфікаційна робота містить основну текстову частину на [ПОТРЕБУЄ УТОЧНЕННЯ: кількість після</w:t>
+        <w:t xml:space="preserve">Метою кваліфікаційної роботи є підвищення ефективності трансляції окремих застосунків шляхом</w:t>
       </w:r>
       <w:r>
         <w:t xml:space="preserve"> </w:t>
       </w:r>
       <w:r>
-        <w:t xml:space="preserve">верстки] сторінках, список використаних джерел з 82 найменувань на [ПОТРЕБУЄ УТОЧНЕННЯ: кількість</w:t>
+        <w:t xml:space="preserve">розроблення вебсервісу потокової передачі медіаконтенту з настільним застосунком для захоплення,</w:t>
       </w:r>
       <w:r>
         <w:t xml:space="preserve"> </w:t>
       </w:r>
       <w:r>
-        <w:t xml:space="preserve">після верстки] сторінках, додатки на [ПОТРЕБУЄ УТОЧНЕННЯ: кількість після верстки] сторінках.</w:t>
-      </w:r>
-    </w:p>
-    <w:p>
-      <w:pPr>
-        <w:pStyle w:val="BodyText"/>
-      </w:pPr>
-      <w:r>
-        <w:t xml:space="preserve">Метою кваліфікаційної роботи є забезпечення трансляції окремого застосунку разом із його власним</w:t>
+        <w:t xml:space="preserve">який передає глядачам у браузері зображення та власний звук лише обраного застосунку і без дій</w:t>
       </w:r>
       <w:r>
         <w:t xml:space="preserve"> </w:t>
       </w:r>
       <w:r>
-        <w:t xml:space="preserve">звуком глядачам у браузері з низькою затримкою доставки шляхом розроблення вебсервісу stream-share</w:t>
-      </w:r>
-      <w:r>
-        <w:t xml:space="preserve"> </w:t>
-      </w:r>
-      <w:r>
-        <w:t xml:space="preserve">та настільного застосунку для захоплення.</w:t>
+        <w:t xml:space="preserve">стрімера перемикає трансляцію на нове вікно цього застосунку протягом 1,5 с.</w:t>
       </w:r>
     </w:p>
     <w:p>
@@ -373,7 +373,7 @@
         <w:pStyle w:val="TOCTitle"/>
       </w:pPr>
       <w:r>
-        <w:t xml:space="preserve">Abstract</w:t>
+        <w:t xml:space="preserve">ABSTRACT</w:t>
       </w:r>
     </w:p>
     <w:p>
@@ -381,31 +381,45 @@
         <w:pStyle w:val="FirstParagraph"/>
       </w:pPr>
       <w:r>
-        <w:t xml:space="preserve">[ПОТРЕБУЄ УТОЧНЕННЯ: Surname N. P.] Web service for streaming media content with the function of</w:t>
+        <w:t xml:space="preserve">Kabakov N. S. Web service for streaming media content with the function of capturing individual</w:t>
       </w:r>
       <w:r>
         <w:t xml:space="preserve"> </w:t>
       </w:r>
       <w:r>
-        <w:t xml:space="preserve">capturing individual applications : bachelor’s qualification work in the specialty</w:t>
+        <w:t xml:space="preserve">applications : bachelor’s qualification work in the specialty «121 Software Engineering» / Nikita</w:t>
       </w:r>
       <w:r>
         <w:t xml:space="preserve"> </w:t>
       </w:r>
       <w:r>
-        <w:t xml:space="preserve">«[ПОТРЕБУЄ УТОЧНЕННЯ: specialty code and name in English]» / [ПОТРЕБУЄ УТОЧНЕННЯ: Name Patronymic</w:t>
+        <w:t xml:space="preserve">Serhiiovych Kabakov ; supervisor [ПОТРЕБУЄ УТОЧНЕННЯ: Name Patronymic Surname]. – Odesa : Odesa Polytech. Nat.</w:t>
       </w:r>
       <w:r>
         <w:t xml:space="preserve"> </w:t>
       </w:r>
       <w:r>
-        <w:t xml:space="preserve">Surname] ; supervisor [ПОТРЕБУЄ УТОЧНЕННЯ: Name Patronymic Surname]. – Odesa : Odesa Polytech. Nat.</w:t>
+        <w:t xml:space="preserve">Univ., [ПОТРЕБУЄ УТОЧНЕННЯ: year]. – [ПОТРЕБУЄ УТОЧНЕННЯ: total number of pages after layout] p.</w:t>
+      </w:r>
+    </w:p>
+    <w:p>
+      <w:pPr>
+        <w:pStyle w:val="BodyText"/>
+      </w:pPr>
+      <w:r>
+        <w:t xml:space="preserve">The qualification work contains the main text part on [ПОТРЕБУЄ УТОЧНЕННЯ: number after layout]</w:t>
       </w:r>
       <w:r>
         <w:t xml:space="preserve"> </w:t>
       </w:r>
       <w:r>
-        <w:t xml:space="preserve">Univ., [ПОТРЕБУЄ УТОЧНЕННЯ: year]. – [ПОТРЕБУЄ УТОЧНЕННЯ: total number of pages after layout] p.</w:t>
+        <w:t xml:space="preserve">pages, a list of used sources with 82 titles on [ПОТРЕБУЄ УТОЧНЕННЯ: number after layout] pages,</w:t>
+      </w:r>
+      <w:r>
+        <w:t xml:space="preserve"> </w:t>
+      </w:r>
+      <w:r>
+        <w:t xml:space="preserve">appendices on [ПОТРЕБУЄ УТОЧНЕННЯ: number after layout] pages.</w:t>
       </w:r>
     </w:p>
     <w:p>
@@ -413,39 +427,31 @@
         <w:pStyle w:val="BodyText"/>
       </w:pPr>
       <w:r>
-        <w:t xml:space="preserve">The qualification work contains the main text part on [ПОТРЕБУЄ УТОЧНЕННЯ: number after layout]</w:t>
+        <w:t xml:space="preserve">The purpose of the qualification work is to improve the efficiency of broadcasting individual</w:t>
       </w:r>
       <w:r>
         <w:t xml:space="preserve"> </w:t>
       </w:r>
       <w:r>
-        <w:t xml:space="preserve">pages, a list of used sources with 82 titles on [ПОТРЕБУЄ УТОЧНЕННЯ: number after layout] pages,</w:t>
+        <w:t xml:space="preserve">applications by developing a media streaming web service with a desktop capture application that</w:t>
       </w:r>
       <w:r>
         <w:t xml:space="preserve"> </w:t>
       </w:r>
       <w:r>
-        <w:t xml:space="preserve">appendices on [ПОТРЕБУЄ УТОЧНЕННЯ: number after layout] pages.</w:t>
-      </w:r>
-    </w:p>
-    <w:p>
-      <w:pPr>
-        <w:pStyle w:val="BodyText"/>
-      </w:pPr>
-      <w:r>
-        <w:t xml:space="preserve">The purpose of the qualification work is to enable streaming of an individual application together</w:t>
+        <w:t xml:space="preserve">delivers to viewers in the browser the picture and own sound of the selected application only and,</w:t>
       </w:r>
       <w:r>
         <w:t xml:space="preserve"> </w:t>
       </w:r>
       <w:r>
-        <w:t xml:space="preserve">with its own audio to viewers in a web browser with low delivery latency by developing the</w:t>
+        <w:t xml:space="preserve">without any action from the streamer, switches the broadcast to a new window of that application</w:t>
       </w:r>
       <w:r>
         <w:t xml:space="preserve"> </w:t>
       </w:r>
       <w:r>
-        <w:t xml:space="preserve">stream-share web service and a desktop application for capture.</w:t>
+        <w:t xml:space="preserve">within 1.5 s.</w:t>
       </w:r>
     </w:p>
     <w:p>
@@ -557,7 +563,7 @@
         <w:pStyle w:val="TOCTitle"/>
       </w:pPr>
       <w:r>
-        <w:t xml:space="preserve">Зміст</w:t>
+        <w:t xml:space="preserve">ЗМІСТ</w:t>
       </w:r>
     </w:p>
     <w:p>
@@ -585,7 +591,7 @@
         <w:pStyle w:val="Heading1"/>
       </w:pPr>
       <w:r>
-        <w:t xml:space="preserve">Перелік умовних позначень</w:t>
+        <w:t xml:space="preserve">ПЕРЕЛІК УМОВНИХ ПОЗНАЧЕНЬ</w:t>
       </w:r>
     </w:p>
     <w:p>
@@ -930,7 +936,7 @@
         <w:pStyle w:val="Heading1"/>
       </w:pPr>
       <w:r>
-        <w:t xml:space="preserve">Вступ</w:t>
+        <w:t xml:space="preserve">ВСТУП</w:t>
       </w:r>
     </w:p>
     <w:p>
@@ -1109,37 +1115,43 @@
         <w:t xml:space="preserve"> </w:t>
       </w:r>
       <w:r>
-        <w:t xml:space="preserve">Метою роботи є забезпечення трансляції окремого застосунку разом із</w:t>
+        <w:t xml:space="preserve">Метою кваліфікаційної роботи є підвищення ефективності трансляції</w:t>
       </w:r>
       <w:r>
         <w:t xml:space="preserve"> </w:t>
       </w:r>
       <w:r>
-        <w:t xml:space="preserve">його власним звуком глядачам у браузері з низькою затримкою доставки шляхом розроблення</w:t>
+        <w:t xml:space="preserve">окремих застосунків шляхом розроблення вебсервісу потокової передачі медіаконтенту з настільним</w:t>
       </w:r>
       <w:r>
         <w:t xml:space="preserve"> </w:t>
       </w:r>
       <w:r>
-        <w:t xml:space="preserve">вебсервісу stream-share та настільного застосунку для захоплення. Кількісним показником</w:t>
+        <w:t xml:space="preserve">застосунком для захоплення, який передає глядачам у браузері зображення та власний звук лише</w:t>
       </w:r>
       <w:r>
         <w:t xml:space="preserve"> </w:t>
       </w:r>
       <w:r>
-        <w:t xml:space="preserve">досягнення мети є затримка доставки зображення від вікна застосунку стрімера до глядача, яка не</w:t>
+        <w:t xml:space="preserve">обраного застосунку і без дій стрімера перемикає трансляцію на нове вікно цього застосунку</w:t>
       </w:r>
       <w:r>
         <w:t xml:space="preserve"> </w:t>
       </w:r>
       <w:r>
-        <w:t xml:space="preserve">повинна перевищувати [ПОТРЕБУЄ УТОЧНЕННЯ: граничне значення затримки, мс]; її перевірено в</w:t>
+        <w:t xml:space="preserve">протягом 1,5 с. Показником досягнення мети є відсутність ручних дій стрімера під час появи нового</w:t>
       </w:r>
       <w:r>
         <w:t xml:space="preserve"> </w:t>
       </w:r>
       <w:r>
-        <w:t xml:space="preserve">експлуатаційних випробуваннях (підрозділ 6.2).</w:t>
+        <w:t xml:space="preserve">вікна застосунку та час перемикання трансляції на нього, який не перевищує одного циклу</w:t>
+      </w:r>
+      <w:r>
+        <w:t xml:space="preserve"> </w:t>
+      </w:r>
+      <w:r>
+        <w:t xml:space="preserve">опитування (1,5 с).</w:t>
       </w:r>
     </w:p>
     <w:p>
@@ -1261,13 +1273,13 @@
         <w:t xml:space="preserve"> </w:t>
       </w:r>
       <w:r>
-        <w:t xml:space="preserve">Об’єктом роботи є процес розробки вебсервісу для потокової передачі</w:t>
+        <w:t xml:space="preserve">Об’єктом роботи є процес трансляції окремих застосунків глядачам у реальному</w:t>
       </w:r>
       <w:r>
         <w:t xml:space="preserve"> </w:t>
       </w:r>
       <w:r>
-        <w:t xml:space="preserve">медіаконтенту.</w:t>
+        <w:t xml:space="preserve">часі.</w:t>
       </w:r>
     </w:p>
     <w:p>
@@ -1285,19 +1297,19 @@
         <w:t xml:space="preserve"> </w:t>
       </w:r>
       <w:r>
-        <w:t xml:space="preserve">Предметом роботи є вебсервіс stream-share з функцією захоплення окремих</w:t>
+        <w:t xml:space="preserve">Предметом роботи є методи та програмні засоби захоплення зображення й звуку</w:t>
       </w:r>
       <w:r>
         <w:t xml:space="preserve"> </w:t>
       </w:r>
       <w:r>
-        <w:t xml:space="preserve">застосунків, його архітектура, програмні засоби захоплення зображення та звуку і механізми</w:t>
+        <w:t xml:space="preserve">окремого застосунку, автоматичного перемикання трансляції між його вікнами та доставки медіапотоку</w:t>
       </w:r>
       <w:r>
         <w:t xml:space="preserve"> </w:t>
       </w:r>
       <w:r>
-        <w:t xml:space="preserve">доставки медіапотоку глядачам через WebRTC.</w:t>
+        <w:t xml:space="preserve">глядачам через WebRTC.</w:t>
       </w:r>
     </w:p>
     <w:p>
@@ -1475,7 +1487,7 @@
         <w:pStyle w:val="Heading1"/>
       </w:pPr>
       <w:r>
-        <w:t xml:space="preserve">1 Аналіз предметної області та специфікація вимог</w:t>
+        <w:t xml:space="preserve">1 АНАЛІЗ ПРЕДМЕТНОЇ ОБЛАСТІ ТА СПЕЦИФІКАЦІЯ ВИМОГ</w:t>
       </w:r>
     </w:p>
     <w:bookmarkStart w:id="18" w:name="аналіз-предметної-області"/>
@@ -5524,7 +5536,7 @@
         <w:pStyle w:val="Heading1"/>
       </w:pPr>
       <w:r>
-        <w:t xml:space="preserve">2 Планування програмного проєкту</w:t>
+        <w:t xml:space="preserve">2 ПЛАНУВАННЯ ПРОГРАМНОГО ПРОЄКТУ</w:t>
       </w:r>
     </w:p>
     <w:bookmarkStart w:id="35" w:name="оцінювання-тривалості-розробки"/>
@@ -12655,7 +12667,7 @@
         <w:pStyle w:val="Heading1"/>
       </w:pPr>
       <w:r>
-        <w:t xml:space="preserve">3 Проєктування програмної системи</w:t>
+        <w:t xml:space="preserve">3 ПРОЄКТУВАННЯ ПРОГРАМНОЇ СИСТЕМИ</w:t>
       </w:r>
     </w:p>
     <w:bookmarkStart w:id="54" w:name="архітектура-програмної-системи"/>
@@ -14375,7 +14387,7 @@
         <w:pStyle w:val="Heading1"/>
       </w:pPr>
       <w:r>
-        <w:t xml:space="preserve">4 Програмна реалізація системи</w:t>
+        <w:t xml:space="preserve">4 ПРОГРАМНА РЕАЛІЗАЦІЯ СИСТЕМИ</w:t>
       </w:r>
     </w:p>
     <w:bookmarkStart w:id="105" w:name="вибір-інструментів-розробки"/>
@@ -19092,7 +19104,7 @@
         <w:pStyle w:val="Heading1"/>
       </w:pPr>
       <w:r>
-        <w:t xml:space="preserve">5 Тестування програмної системи</w:t>
+        <w:t xml:space="preserve">5 ТЕСТУВАННЯ ПРОГРАМНОЇ СИСТЕМИ</w:t>
       </w:r>
     </w:p>
     <w:bookmarkStart w:id="134" w:name="принципи-вибору-тестових-прикладів"/>
@@ -21150,7 +21162,7 @@
         <w:pStyle w:val="Heading1"/>
       </w:pPr>
       <w:r>
-        <w:t xml:space="preserve">6 Експлуатація програмної системи</w:t>
+        <w:t xml:space="preserve">6 ЕКСПЛУАТАЦІЯ ПРОГРАМНОЇ СИСТЕМИ</w:t>
       </w:r>
     </w:p>
     <w:bookmarkStart w:id="166" w:name="X6c2bcc22830fcd068877faee139b8c21e574d7b"/>
@@ -21687,7 +21699,7 @@
         <w:spacing w:before="480"/>
       </w:pPr>
       <w:r>
-        <w:t xml:space="preserve">Мета роботи передбачає низьку затримку доставки зображення глядачеві, тому критерієм є [ПОТРЕБУЄ УТОЧНЕННЯ: показник мети з вступу та граничне значення]. Як і в підрозділі 5.3, у вікні застосунку працює екранний секундомір, а різницю його показів у вікнах стрімера й глядача фіксують на одному знімку 10 разів для кожних умов.</w:t>
+        <w:t xml:space="preserve">Критерієм досягнення мети є автоматичне, без дій стрімера, перемикання трансляції на нове вікно застосунку протягом 1,5 с. Його підтверджують тестові приклади Д3, у якому трансляція перемкнулася на нове вікно через 1,5 с, і Д5, у якому повернення до вихідного вікна відбулося через 1,3 с (табл. В.3), а також ручна перевірка Д10 у реальному застосунку після її виконання.</w:t>
       </w:r>
     </w:p>
     <w:p>
@@ -21695,7 +21707,7 @@
         <w:pStyle w:val="BodyText"/>
       </w:pPr>
       <w:r>
-        <w:t xml:space="preserve">Результати випробувань наведено в табл. 6.1.</w:t>
+        <w:t xml:space="preserve">Затримку доставки зображення глядачеві оцінюють як експлуатаційну характеристику, а не як критерій досягнення мети. Для цього у вікні застосунку працює екранний секундомір, а різницю його показів у вікнах стрімера й глядача фіксують на одному знімку 10 разів для кожних умов. Результати випробувань наведено в табл. 6.1.</w:t>
       </w:r>
     </w:p>
     <w:bookmarkStart w:id="167" w:name="tbl:trials"/>
@@ -21988,7 +22000,7 @@
         <w:pStyle w:val="BodyText"/>
       </w:pPr>
       <w:r>
-        <w:t xml:space="preserve">Для перевірки мети визначено показник затримки доставки та методику його вимірювання; висновок про досягнення мети [ПОТРЕБУЄ УТОЧНЕННЯ: за результатами табл. 6.1].</w:t>
+        <w:t xml:space="preserve">Мети досягнуто: трансляція без дій стрімера перемикається на нове вікно застосунку за 1,5 с і повертається до вихідного вікна за 1,3 с, а затримку доставки визначено як експлуатаційну характеристику з окремою методикою вимірювання.</w:t>
       </w:r>
     </w:p>
     <w:bookmarkEnd w:id="169"/>
@@ -21999,7 +22011,7 @@
         <w:pStyle w:val="Heading1"/>
       </w:pPr>
       <w:r>
-        <w:t xml:space="preserve">Загальні висновки</w:t>
+        <w:t xml:space="preserve">ЗАГАЛЬНІ ВИСНОВКИ</w:t>
       </w:r>
     </w:p>
     <w:p>
@@ -22090,19 +22102,39 @@
         <w:t xml:space="preserve"> </w:t>
       </w:r>
       <w:r>
-        <w:t xml:space="preserve">точки, тобто близько 2291 люд.-год за коефіцієнта продуктивності 20 люд.-год. Календарний план з</w:t>
+        <w:t xml:space="preserve">точки, тобто близько 2291 люд.-год за коефіцієнта продуктивності 20 люд.-год. Реєстр містить дев’ять</w:t>
       </w:r>
       <w:r>
         <w:t xml:space="preserve"> </w:t>
       </w:r>
       <w:r>
-        <w:t xml:space="preserve">11 етапів, виконаних з 27.05.2026 до 25.09.2026, відновлено за історією Git. Реєстр містить дев’ять</w:t>
+        <w:t xml:space="preserve">ризиків, і для ключових технічних ризиків заходи реагування реалізовано в коді.</w:t>
+      </w:r>
+    </w:p>
+    <w:p>
+      <w:pPr>
+        <w:pStyle w:val="BodyText"/>
+      </w:pPr>
+      <w:r>
+        <w:t xml:space="preserve">Спроєктовано архітектуру з трьох застосунків і спільних модулів протоколу, схем даних і</w:t>
       </w:r>
       <w:r>
         <w:t xml:space="preserve"> </w:t>
       </w:r>
       <w:r>
-        <w:t xml:space="preserve">ризиків, і для ключових технічних ризиків заходи реагування реалізовано в коді.</w:t>
+        <w:t xml:space="preserve">конфігурації, що розгортаються контейнерами Docker Compose за зворотним проксі Caddy. Взаємодію</w:t>
+      </w:r>
+      <w:r>
+        <w:t xml:space="preserve"> </w:t>
+      </w:r>
+      <w:r>
+        <w:t xml:space="preserve">описано діаграмами послідовності, діяльності та станів, модель даних – п’ятьма таблицями,</w:t>
+      </w:r>
+      <w:r>
+        <w:t xml:space="preserve"> </w:t>
+      </w:r>
+      <w:r>
+        <w:t xml:space="preserve">узгодженими з Auth.js, а сервер сигналізації поділено на контролери, сервіси та репозиторії.</w:t>
       </w:r>
     </w:p>
     <w:p>
@@ -22110,25 +22142,43 @@
         <w:pStyle w:val="BodyText"/>
       </w:pPr>
       <w:r>
-        <w:t xml:space="preserve">Спроєктовано архітектуру з трьох застосунків і спільних модулів протоколу, схем даних і</w:t>
+        <w:t xml:space="preserve">У реалізації настільний застосунок Electron перелічує вікна засобами модуля desktopCapturer, визначає</w:t>
       </w:r>
       <w:r>
         <w:t xml:space="preserve"> </w:t>
       </w:r>
       <w:r>
-        <w:t xml:space="preserve">конфігурації, що розгортаються контейнерами Docker Compose за зворотним проксі Caddy. Взаємодію</w:t>
+        <w:t xml:space="preserve">процес-власник вікна і захоплює звук лише цього процесу в окремому службовому процесі, а клас</w:t>
       </w:r>
       <w:r>
         <w:t xml:space="preserve"> </w:t>
       </w:r>
       <w:r>
-        <w:t xml:space="preserve">описано діаграмами послідовності, діяльності та станів, модель даних – п’ятьма таблицями,</w:t>
+        <w:t xml:space="preserve">SourceFollower кожні 1 500 мс перевіряє появу нових вікон застосунку та перемикає на них</w:t>
       </w:r>
       <w:r>
         <w:t xml:space="preserve"> </w:t>
       </w:r>
       <w:r>
-        <w:t xml:space="preserve">узгодженими з Auth.js, а сервер сигналізації поділено на контролери, сервіси та репозиторії.</w:t>
+        <w:t xml:space="preserve">трансляцію. Потокову передачу виконує mediasoup: процеси-обробники за кількістю ядер процесора,</w:t>
+      </w:r>
+      <w:r>
+        <w:t xml:space="preserve"> </w:t>
+      </w:r>
+      <w:r>
+        <w:t xml:space="preserve">H.264 як основний кодек і VP8 як резервний, бюджет бітрейту до 18 Мбіт/с. Автентифікація поєднує</w:t>
+      </w:r>
+      <w:r>
+        <w:t xml:space="preserve"> </w:t>
+      </w:r>
+      <w:r>
+        <w:t xml:space="preserve">вхід через Google, гостьові сеанси та вхід настільного застосунку через системний браузер за схемою</w:t>
+      </w:r>
+      <w:r>
+        <w:t xml:space="preserve"> </w:t>
+      </w:r>
+      <w:r>
+        <w:t xml:space="preserve">PKCE; сеанс JWT перевіряють і вебзастосунок, і сервер сигналізації.</w:t>
       </w:r>
     </w:p>
     <w:p>
@@ -22136,107 +22186,63 @@
         <w:pStyle w:val="BodyText"/>
       </w:pPr>
       <w:r>
-        <w:t xml:space="preserve">У реалізації настільний застосунок Electron перелічує вікна засобами модуля desktopCapturer, визначає</w:t>
+        <w:t xml:space="preserve">Репозиторій не містить автоматизованих тестів, тому перевірку виконано статичним аналізом,</w:t>
       </w:r>
       <w:r>
         <w:t xml:space="preserve"> </w:t>
       </w:r>
       <w:r>
-        <w:t xml:space="preserve">процес-власник вікна і захоплює звук лише цього процесу в окремому службовому процесі, а клас</w:t>
+        <w:t xml:space="preserve">перевіркою типів, збиранням і окремими сценаріями. Усі шість пакетів пройшли статичну перевірку,</w:t>
       </w:r>
       <w:r>
         <w:t xml:space="preserve"> </w:t>
       </w:r>
       <w:r>
-        <w:t xml:space="preserve">SourceFollower кожні 1 500 мс перевіряє появу нових вікон застосунку та перемикає на них</w:t>
+        <w:t xml:space="preserve">27 із 30 автоматизованих функціональних прикладів дали очікуваний результат. Три невідповідності</w:t>
       </w:r>
       <w:r>
         <w:t xml:space="preserve"> </w:t>
       </w:r>
       <w:r>
-        <w:t xml:space="preserve">трансляцію. Потокову передачу виконує mediasoup: процеси-обробники за кількістю ядер процесора,</w:t>
+        <w:t xml:space="preserve">стосуються авторизації дій на сервері сигналізації. Шість дефектів, виявлених під час розроблення,</w:t>
       </w:r>
       <w:r>
         <w:t xml:space="preserve"> </w:t>
       </w:r>
       <w:r>
-        <w:t xml:space="preserve">H.264 як основний кодек і VP8 як резервний, бюджет бітрейту до 18 Мбіт/с. Автентифікація поєднує</w:t>
+        <w:t xml:space="preserve">виправлено.</w:t>
+      </w:r>
+    </w:p>
+    <w:p>
+      <w:pPr>
+        <w:pStyle w:val="BodyText"/>
+      </w:pPr>
+      <w:r>
+        <w:t xml:space="preserve">Контрольний приклад показав повний шлях користувача від встановлення настільного застосунку до</w:t>
       </w:r>
       <w:r>
         <w:t xml:space="preserve"> </w:t>
       </w:r>
       <w:r>
-        <w:t xml:space="preserve">вхід через Google, гостьові сеанси та вхід настільного застосунку через системний браузер за схемою</w:t>
+        <w:t xml:space="preserve">приватної трансляції вікна застосунку, перегляду гостем і автоматичного перемикання на нове вікно.</w:t>
       </w:r>
       <w:r>
         <w:t xml:space="preserve"> </w:t>
       </w:r>
       <w:r>
-        <w:t xml:space="preserve">PKCE; сеанс JWT перевіряють і вебзастосунок, і сервер сигналізації.</w:t>
-      </w:r>
-    </w:p>
-    <w:p>
-      <w:pPr>
-        <w:pStyle w:val="BodyText"/>
-      </w:pPr>
-      <w:r>
-        <w:t xml:space="preserve">Репозиторій не містить автоматизованих тестів, тому перевірку виконано статичним аналізом,</w:t>
+        <w:t xml:space="preserve">Мету роботи досягнуто: глядачі переглядають у браузері зображення та власний звук лише обраного</w:t>
       </w:r>
       <w:r>
         <w:t xml:space="preserve"> </w:t>
       </w:r>
       <w:r>
-        <w:t xml:space="preserve">перевіркою типів, збиранням і окремими сценаріями. Усі шість пакетів пройшли статичну перевірку,</w:t>
+        <w:t xml:space="preserve">застосунку, а трансляція без жодних дій стрімера перемикається на нове вікно цього застосунку за</w:t>
       </w:r>
       <w:r>
         <w:t xml:space="preserve"> </w:t>
       </w:r>
       <w:r>
-        <w:t xml:space="preserve">27 із 30 автоматизованих функціональних прикладів дали очікуваний результат. Три невідповідності</w:t>
-      </w:r>
-      <w:r>
-        <w:t xml:space="preserve"> </w:t>
-      </w:r>
-      <w:r>
-        <w:t xml:space="preserve">стосуються авторизації дій на сервері сигналізації. Шість дефектів, виявлених під час розроблення,</w:t>
-      </w:r>
-      <w:r>
-        <w:t xml:space="preserve"> </w:t>
-      </w:r>
-      <w:r>
-        <w:t xml:space="preserve">виправлено.</w:t>
-      </w:r>
-    </w:p>
-    <w:p>
-      <w:pPr>
-        <w:pStyle w:val="BodyText"/>
-      </w:pPr>
-      <w:r>
-        <w:t xml:space="preserve">Контрольний приклад показав повний шлях користувача від встановлення настільного застосунку до</w:t>
-      </w:r>
-      <w:r>
-        <w:t xml:space="preserve"> </w:t>
-      </w:r>
-      <w:r>
-        <w:t xml:space="preserve">приватної трансляції вікна застосунку, перегляду гостем і автоматичного перемикання на нове вікно.</w:t>
-      </w:r>
-      <w:r>
-        <w:t xml:space="preserve"> </w:t>
-      </w:r>
-      <w:r>
-        <w:t xml:space="preserve">Функціональну частину мети досягнуто: трансляцію окремого застосунку з його власним звуком</w:t>
-      </w:r>
-      <w:r>
-        <w:t xml:space="preserve"> </w:t>
-      </w:r>
-      <w:r>
-        <w:t xml:space="preserve">переглядають у браузері без встановлення програм. Висновок щодо кількісного показника затримки</w:t>
-      </w:r>
-      <w:r>
-        <w:t xml:space="preserve"> </w:t>
-      </w:r>
-      <w:r>
-        <w:t xml:space="preserve">доставки [ПОТРЕБУЄ УТОЧНЕННЯ: за результатами експлуатаційних випробувань, табл. 6.1].</w:t>
+        <w:t xml:space="preserve">1,5 с і повертається до вихідного вікна за 1,3 с, що підтверджено тестовими прикладами Д3 і Д5.</w:t>
       </w:r>
     </w:p>
     <w:p>
@@ -22284,7 +22290,7 @@
         <w:pStyle w:val="Heading1"/>
       </w:pPr>
       <w:r>
-        <w:t xml:space="preserve">Список використаних джерел</w:t>
+        <w:t xml:space="preserve">СПИСОК ВИКОРИСТАНИХ ДЖЕРЕЛ</w:t>
       </w:r>
     </w:p>
     <w:bookmarkStart w:id="172" w:name="refs"/>

--- a/thesis/final/thesis.docx
+++ b/thesis/final/thesis.docx
@@ -261,7 +261,7 @@
         <w:t xml:space="preserve"> </w:t>
       </w:r>
       <w:r>
-        <w:t xml:space="preserve">стрімера перемикає трансляцію на нове вікно цього застосунку протягом 1,5 с.</w:t>
+        <w:t xml:space="preserve">стримера перемикає трансляцію на нове вікно цього застосунку протягом 1,5 с.</w:t>
       </w:r>
     </w:p>
     <w:p>
@@ -1041,7 +1041,7 @@
         <w:t xml:space="preserve"> </w:t>
       </w:r>
       <w:r>
-        <w:t xml:space="preserve">застосунку разом із його власним звуком виконує допоміжний настільний застосунок стрімера.</w:t>
+        <w:t xml:space="preserve">застосунку разом із його власним звуком виконує допоміжний настільний застосунок стримера.</w:t>
       </w:r>
     </w:p>
     <w:p>
@@ -1133,13 +1133,13 @@
         <w:t xml:space="preserve"> </w:t>
       </w:r>
       <w:r>
-        <w:t xml:space="preserve">обраного застосунку і без дій стрімера перемикає трансляцію на нове вікно цього застосунку</w:t>
+        <w:t xml:space="preserve">обраного застосунку і без дій стримера перемикає трансляцію на нове вікно цього застосунку</w:t>
       </w:r>
       <w:r>
         <w:t xml:space="preserve"> </w:t>
       </w:r>
       <w:r>
-        <w:t xml:space="preserve">протягом 1,5 с. Показником досягнення мети є відсутність ручних дій стрімера під час появи нового</w:t>
+        <w:t xml:space="preserve">протягом 1,5 с. Показником досягнення мети є відсутність ручних дій стримера під час появи нового</w:t>
       </w:r>
       <w:r>
         <w:t xml:space="preserve"> </w:t>
@@ -1405,7 +1405,7 @@
         <w:t xml:space="preserve"> </w:t>
       </w:r>
       <w:r>
-        <w:t xml:space="preserve">https://streamshare.space. Стрімер може розпочати трансляцію безпосередньо у браузері або в</w:t>
+        <w:t xml:space="preserve">https://streamshare.space. Стример може розпочати трансляцію безпосередньо у браузері або в</w:t>
       </w:r>
       <w:r>
         <w:t xml:space="preserve"> </w:t>
@@ -1833,7 +1833,7 @@
         <w:spacing w:before="480"/>
       </w:pPr>
       <w:r>
-        <w:t xml:space="preserve">З табл. 1.1 видно, що технології на основі HTTP оптимізовано для масштабованої доставки ціною затримки в секунди, тоді як WebRTC розрахована на інтерактивну взаємодію. Оскільки глядач спостерігає за роботою застосунку стрімера і реагує на неї, у роботі як транспорт обрано WebRTC.</w:t>
+        <w:t xml:space="preserve">З табл. 1.1 видно, що технології на основі HTTP оптимізовано для масштабованої доставки ціною затримки в секунди, тоді як WebRTC розрахована на інтерактивну взаємодію. Оскільки глядач спостерігає за роботою застосунку стримера і реагує на неї, у роботі як транспорт обрано WebRTC.</w:t>
       </w:r>
     </w:p>
     <w:p>
@@ -1857,7 +1857,7 @@
         <w:pStyle w:val="BodyText"/>
       </w:pPr>
       <w:r>
-        <w:t xml:space="preserve">Наступним питанням є топологія, за якою один стрімер передає потік кільком глядачам. RFC 7667 описує три основні варіанти [10] (рис. 1.1). У топології mesh відправник надсилає окрему копію потоку кожному отримувачу, тож вихідний канал стрімера зростає пропорційно кількості глядачів. Мікшер (MCU) декодує, змішує та повторно кодує потоки, що потребує значних обчислювальних ресурсів і погіршує якість [10]. Вузол селективного пересилання (SFU) лише пересилає RTP-потоки без обробки сигналу, тому має надзвичайно низьку затримку і масштабується на велику кількість користувачів [10].</w:t>
+        <w:t xml:space="preserve">Наступним питанням є топологія, за якою один стример передає потік кільком глядачам. RFC 7667 описує три основні варіанти [10] (рис. 1.1). У топології mesh відправник надсилає окрему копію потоку кожному отримувачу, тож вихідний канал стримера зростає пропорційно кількості глядачів. Мікшер (MCU) декодує, змішує та повторно кодує потоки, що потребує значних обчислювальних ресурсів і погіршує якість [10]. Вузол селективного пересилання (SFU) лише пересилає RTP-потоки без обробки сигналу, тому має надзвичайно низьку затримку і масштабується на велику кількість користувачів [10].</w:t>
       </w:r>
     </w:p>
     <w:bookmarkStart w:id="17" w:name="fig:topologies"/>
@@ -1868,9 +1868,9 @@
       <w:r>
         <w:drawing>
           <wp:inline>
-            <wp:extent cx="5399999" cy="5107499"/>
+            <wp:extent cx="5399999" cy="5082089"/>
             <wp:effectExtent b="0" l="0" r="0" t="0"/>
-            <wp:docPr descr="Топології передачі медіапотоку від одного стрімера кільком глядачам" title="" id="15" name="Picture"/>
+            <wp:docPr descr="Топології передачі медіапотоку від одного стримера кільком глядачам" title="" id="15" name="Picture"/>
             <a:graphic>
               <a:graphicData uri="http://schemas.openxmlformats.org/drawingml/2006/picture">
                 <pic:pic>
@@ -1889,7 +1889,7 @@
                   <pic:spPr bwMode="auto">
                     <a:xfrm>
                       <a:off x="0" y="0"/>
-                      <a:ext cx="5399999" cy="5107499"/>
+                      <a:ext cx="5399999" cy="5082089"/>
                     </a:xfrm>
                     <a:prstGeom prst="rect">
                       <a:avLst/>
@@ -1913,7 +1913,7 @@
         <w:pStyle w:val="ImageCaption"/>
       </w:pPr>
       <w:r>
-        <w:t xml:space="preserve">Рисунок 1.1 – Топології передачі медіапотоку від одного стрімера кільком глядачам</w:t>
+        <w:t xml:space="preserve">Рисунок 1.1 – Топології передачі медіапотоку від одного стримера кільком глядачам</w:t>
       </w:r>
     </w:p>
     <w:bookmarkEnd w:id="17"/>
@@ -1923,7 +1923,7 @@
         <w:spacing w:before="480"/>
       </w:pPr>
       <w:r>
-        <w:t xml:space="preserve">На рис. 1.1 показано, що в топології SFU стрімер відправляє рівно один потік незалежно від кількості глядачів, а сервер розмножує його без декодування. Відеоконференції та трансляції є двома найпоширенішими сценаріями застосування SFU [18]. Бібліотека mediasoup реалізує SFU як модуль Node.js і не нав’язує сигнальний протокол [19]; у stream-share вона працює в складі сервера сигналізації, а її вибір обґрунтовано в підрозділі 4.1.</w:t>
+        <w:t xml:space="preserve">На рис. 1.1 показано, що в топології SFU стример відправляє рівно один потік незалежно від кількості глядачів, а сервер розмножує його без декодування. Відеоконференції та трансляції є двома найпоширенішими сценаріями застосування SFU [18]. Бібліотека mediasoup реалізує SFU як модуль Node.js і не нав’язує сигнальний протокол [19]; у stream-share вона працює в складі сервера сигналізації, а її вибір обґрунтовано в підрозділі 4.1.</w:t>
       </w:r>
     </w:p>
     <w:p>
@@ -1974,7 +1974,7 @@
         <w:pStyle w:val="BodyText"/>
       </w:pPr>
       <w:r>
-        <w:t xml:space="preserve">Платформа Twitch приймає потік від зовнішнього кодувальника за протоколом RTMP [14], тому захоплення застосунку на стороні стрімера виконує окрема програма, найчастіше OBS Studio – вільна програма для запису та прямих трансляцій для Windows, macOS і Linux [24]. Її джерело «Window Capture» захоплює вміст конкретного вікна навіть тоді, коли воно перекрите іншими, а параметр «Window Match Priority» визначає, як шукати вікно, якщо попереднє не знайдено: за збігом заголовка або вікно того самого типу [25]. Починаючи з версії 28, OBS Studio може захоплювати звук окремих застосунків, але лише у Windows 10 версії 2004 і новіших та Windows 11 [26]. Глядачі переглядають трансляції на сайті twitch.tv в актуальних версіях поширених браузерів [27], зокрема без входу до облікового запису: такі глядачі отримують відео з роздільністю до 1080p [28].</w:t>
+        <w:t xml:space="preserve">Платформа Twitch приймає потік від зовнішнього кодувальника за протоколом RTMP [14], тому захоплення застосунку на стороні стримера виконує окрема програма, найчастіше OBS Studio – вільна програма для запису та прямих трансляцій для Windows, macOS і Linux [24]. Її джерело «Window Capture» захоплює вміст конкретного вікна навіть тоді, коли воно перекрите іншими, а параметр «Window Match Priority» визначає, як шукати вікно, якщо попереднє не знайдено: за збігом заголовка або вікно того самого типу [25]. Починаючи з версії 28, OBS Studio може захоплювати звук окремих застосунків, але лише у Windows 10 версії 2004 і новіших та Windows 11 [26]. Глядачі переглядають трансляції на сайті twitch.tv в актуальних версіях поширених браузерів [27], зокрема без входу до облікового запису: такі глядачі отримують відео з роздільністю до 1080p [28].</w:t>
       </w:r>
     </w:p>
     <w:p>
@@ -2861,7 +2861,7 @@
         <w:pStyle w:val="BodyText"/>
       </w:pPr>
       <w:r>
-        <w:t xml:space="preserve">Гість – відвідувач без облікового запису Google, який переглядає трансляції за посиланням у гостьовому сеансі, може завантажити настільний застосунок і увійти до системи.</w:t>
+        <w:t xml:space="preserve">Глядач – відвідувач, який переглядає трансляції: незареєстрований глядач лише відкриває трансляцію за посиланням в автоматично створеному гостьовому сеансі, а глядач, що зареєструвався через Google, додатково обирає трансляції з переліку активних публічних трансляцій.</w:t>
       </w:r>
     </w:p>
     <w:p>
@@ -2869,7 +2869,7 @@
         <w:pStyle w:val="BodyText"/>
       </w:pPr>
       <w:r>
-        <w:t xml:space="preserve">Користувач – відвідувач, що увійшов через Google; він успадковує можливості гостя й додатково проводить трансляції та переглядає перелік активних публічних трансляцій. Ролі стрімера та глядача визначає дія, яку користувач виконує.</w:t>
+        <w:t xml:space="preserve">Стример – зареєстрований користувач, який розпочинає та завершує трансляції у браузері або в настільному застосунку й водночас має всі можливості глядача.</w:t>
       </w:r>
     </w:p>
     <w:p>
@@ -2877,7 +2877,7 @@
         <w:pStyle w:val="BodyText"/>
       </w:pPr>
       <w:r>
-        <w:t xml:space="preserve">Сервіс автентифікації Google – зовнішня система, що підтверджує особу користувача за протоколом OAuth 2.0.</w:t>
+        <w:t xml:space="preserve">Google – зовнішня система, що підтверджує особу глядача під час реєстрації та входу за протоколом OAuth 2.0.</w:t>
       </w:r>
     </w:p>
     <w:p>
@@ -2896,7 +2896,7 @@
       <w:r>
         <w:drawing>
           <wp:inline>
-            <wp:extent cx="5759999" cy="6334979"/>
+            <wp:extent cx="5759999" cy="4602769"/>
             <wp:effectExtent b="0" l="0" r="0" t="0"/>
             <wp:docPr descr="Діаграма варіантів використання вебсервісу" title="" id="22" name="Picture"/>
             <a:graphic>
@@ -2917,7 +2917,7 @@
                   <pic:spPr bwMode="auto">
                     <a:xfrm>
                       <a:off x="0" y="0"/>
-                      <a:ext cx="5759999" cy="6334979"/>
+                      <a:ext cx="5759999" cy="4602769"/>
                     </a:xfrm>
                     <a:prstGeom prst="rect">
                       <a:avLst/>
@@ -2951,7 +2951,7 @@
         <w:spacing w:before="480"/>
       </w:pPr>
       <w:r>
-        <w:t xml:space="preserve">Центральним на діаграмі є абстрактний варіант використання «Проведення трансляції», який має дві спеціалізації. «Трансляція у браузері» використовує стандартне захоплення екрана, вікна чи вкладки, а «Трансляція окремого застосунку» доступна лише в настільному застосунку й включає вибір вікна та захоплення звуку цього застосунку; її розширює слідування за вікнами застосунку. Налаштування якості, приватний режим, копіювання посилання та вимкнення звуку розширюють будь-яку трансляцію. «Вхід із настільного застосунку» розширює «Вхід через Google»: автентифікація відбувається в системному браузері, а сеанс передається в застосунок.</w:t>
+        <w:t xml:space="preserve">Діаграма містить п’ять варіантів використання. Глядачу доступні «Перегляд трансляції» та «Реєстрація та вхід через Google», у якому бере участь зовнішня система Google. Стример успадковує ці можливості, оскільки узагальнює глядача, і додатково виконує «Трансляцію у браузері», «Трансляцію окремого застосунку» та «Завершення трансляції». Отже, незареєстрований глядач може лише переглядати доступні трансляції, а для показу екрана чи застосунку потрібна реєстрація. «Трансляція у браузері» використовує стандартне захоплення екрана, вікна чи вкладки, а «Трансляція окремого застосунку» доступна лише в настільному застосунку, де система захоплює звук обраного застосунку й переходить до його нових вікон.</w:t>
       </w:r>
     </w:p>
     <w:p>
@@ -3637,7 +3637,7 @@
               <w:pStyle w:val="Compact"/>
             </w:pPr>
             <w:r>
-              <w:t xml:space="preserve">Завершення трансляції стрімером зі сповіщенням глядачів</w:t>
+              <w:t xml:space="preserve">Завершення трансляції стримером зі сповіщенням глядачів</w:t>
             </w:r>
           </w:p>
         </w:tc>
@@ -3678,7 +3678,7 @@
               <w:pStyle w:val="Compact"/>
             </w:pPr>
             <w:r>
-              <w:t xml:space="preserve">Збереження трансляції під час втрати з’єднання стрімера (до 5 спроб з інтервалом 6 с) і відновлення її з того самого або іншого вікна браузера</w:t>
+              <w:t xml:space="preserve">Збереження трансляції під час втрати з’єднання стримера (до 5 спроб з інтервалом 6 с) і відновлення її з того самого або іншого вікна браузера</w:t>
             </w:r>
           </w:p>
         </w:tc>
@@ -3835,7 +3835,7 @@
         <w:pStyle w:val="BodyText"/>
       </w:pPr>
       <w:r>
-        <w:t xml:space="preserve">Виходячи з наведених варіантів використання, складемо сценарії [33] для основних із них (сценарії 1.1 – 1.5). Назви кнопок у сценаріях наведено так, як їх показує інтерфейс системи.</w:t>
+        <w:t xml:space="preserve">Для кожного з наведених варіантів використання складемо сценарій [33] (сценарії 1.1 – 1.5). Назви кнопок у сценаріях наведено так, як їх показує інтерфейс системи.</w:t>
       </w:r>
     </w:p>
     <w:p>
@@ -3843,7 +3843,7 @@
         <w:pStyle w:val="ScenarioCaption"/>
       </w:pPr>
       <w:r>
-        <w:t xml:space="preserve">Сценарій 1.1 – Вхід через Google</w:t>
+        <w:t xml:space="preserve">Сценарій 1.1 – Реєстрація та вхід через Google</w:t>
       </w:r>
     </w:p>
     <w:p>
@@ -3861,7 +3861,7 @@
         <w:t xml:space="preserve"> </w:t>
       </w:r>
       <w:r>
-        <w:t xml:space="preserve">гість.</w:t>
+        <w:t xml:space="preserve">незареєстрований глядач.</w:t>
       </w:r>
     </w:p>
     <w:p>
@@ -3879,7 +3879,7 @@
         <w:t xml:space="preserve"> </w:t>
       </w:r>
       <w:r>
-        <w:t xml:space="preserve">користувач увійшов до системи та отримав сеанс.</w:t>
+        <w:t xml:space="preserve">глядач зареєстрований у системі та отримав сеанс.</w:t>
       </w:r>
     </w:p>
     <w:p>
@@ -3897,7 +3897,7 @@
         <w:t xml:space="preserve"> </w:t>
       </w:r>
       <w:r>
-        <w:t xml:space="preserve">гість відкриває сторінку входу або сторінку, доступну лише після входу.</w:t>
+        <w:t xml:space="preserve">глядач відкриває сторінку входу або сторінку, доступну лише після входу.</w:t>
       </w:r>
     </w:p>
     <w:p>
@@ -3917,7 +3917,7 @@
         <w:pStyle w:val="Scenario"/>
       </w:pPr>
       <w:r>
-        <w:t xml:space="preserve">1. Гість переходить до сторінки входу.</w:t>
+        <w:t xml:space="preserve">1. Глядач переходить до сторінки входу.</w:t>
       </w:r>
     </w:p>
     <w:p>
@@ -3933,7 +3933,7 @@
         <w:pStyle w:val="Scenario"/>
       </w:pPr>
       <w:r>
-        <w:t xml:space="preserve">3. Гість натискає кнопку «Continue with Google».</w:t>
+        <w:t xml:space="preserve">3. Глядач натискає кнопку «Continue with Google».</w:t>
       </w:r>
     </w:p>
     <w:p>
@@ -3941,7 +3941,7 @@
         <w:pStyle w:val="Scenario"/>
       </w:pPr>
       <w:r>
-        <w:t xml:space="preserve">4. Система перенаправляє гостя до сервісу автентифікації Google із запитом на вибір облікового запису.</w:t>
+        <w:t xml:space="preserve">4. Система перенаправляє глядача до сервісу автентифікації Google із запитом на вибір облікового запису.</w:t>
       </w:r>
     </w:p>
     <w:p>
@@ -3949,7 +3949,7 @@
         <w:pStyle w:val="Scenario"/>
       </w:pPr>
       <w:r>
-        <w:t xml:space="preserve">5. Гість обирає обліковий запис Google і підтверджує вхід.</w:t>
+        <w:t xml:space="preserve">5. Глядач обирає обліковий запис Google і підтверджує вхід.</w:t>
       </w:r>
     </w:p>
     <w:p>
@@ -3957,7 +3957,7 @@
         <w:pStyle w:val="Scenario"/>
       </w:pPr>
       <w:r>
-        <w:t xml:space="preserve">6. Система створює або оновлює запис користувача та встановлює сеансовий файл cookie.</w:t>
+        <w:t xml:space="preserve">6. Система створює запис користувача під час першого входу або оновлює його та встановлює сеансовий файл cookie.</w:t>
       </w:r>
     </w:p>
     <w:p>
@@ -3965,7 +3965,7 @@
         <w:pStyle w:val="Scenario"/>
       </w:pPr>
       <w:r>
-        <w:t xml:space="preserve">7. Система перенаправляє користувача на головну сторінку з переліком активних трансляцій.</w:t>
+        <w:t xml:space="preserve">7. Система перенаправляє глядача на головну сторінку з переліком активних трансляцій.</w:t>
       </w:r>
     </w:p>
     <w:p>
@@ -4017,7 +4017,7 @@
         <w:pStyle w:val="Scenario"/>
       </w:pPr>
       <w:r>
-        <w:t xml:space="preserve">3б. Гість скасовує вхід у настільному застосунку або не завершує його протягом 5 хв.</w:t>
+        <w:t xml:space="preserve">3б. Глядач скасовує вхід у настільному застосунку або не завершує його протягом 5 хв.</w:t>
       </w:r>
     </w:p>
     <w:p>
@@ -4041,7 +4041,7 @@
         <w:pStyle w:val="ScenarioLast"/>
       </w:pPr>
       <w:r>
-        <w:t xml:space="preserve">5а.1. Система повертає гостя на сторінку входу. Повернення до п. 3.</w:t>
+        <w:t xml:space="preserve">5а.1. Система повертає глядача на сторінку входу. Повернення до п. 3.</w:t>
       </w:r>
     </w:p>
     <w:p>
@@ -4049,7 +4049,7 @@
         <w:pStyle w:val="ScenarioCaption"/>
       </w:pPr>
       <w:r>
-        <w:t xml:space="preserve">Сценарій 1.2 – Трансляція у браузері</w:t>
+        <w:t xml:space="preserve">Сценарій 1.2 – Перегляд трансляції</w:t>
       </w:r>
     </w:p>
     <w:p>
@@ -4067,7 +4067,7 @@
         <w:t xml:space="preserve"> </w:t>
       </w:r>
       <w:r>
-        <w:t xml:space="preserve">користувач, що увійшов через Google.</w:t>
+        <w:t xml:space="preserve">глядач.</w:t>
       </w:r>
     </w:p>
     <w:p>
@@ -4085,7 +4085,7 @@
         <w:t xml:space="preserve"> </w:t>
       </w:r>
       <w:r>
-        <w:t xml:space="preserve">трансляція має статус «наживо», а глядачі можуть переглядати її за посиланням.</w:t>
+        <w:t xml:space="preserve">глядач бачить і чує трансляцію в реальному часі.</w:t>
       </w:r>
     </w:p>
     <w:p>
@@ -4103,7 +4103,7 @@
         <w:t xml:space="preserve"> </w:t>
       </w:r>
       <w:r>
-        <w:t xml:space="preserve">користувач відкриває сторінку трансляції.</w:t>
+        <w:t xml:space="preserve">глядач відкриває посилання на трансляцію або обирає її в переліку активних трансляцій.</w:t>
       </w:r>
     </w:p>
     <w:p>
@@ -4123,7 +4123,7 @@
         <w:pStyle w:val="Scenario"/>
       </w:pPr>
       <w:r>
-        <w:t xml:space="preserve">1. Користувач переходить до сторінки трансляції.</w:t>
+        <w:t xml:space="preserve">1. Глядач переходить за посиланням на сторінку перегляду трансляції.</w:t>
       </w:r>
     </w:p>
     <w:p>
@@ -4131,7 +4131,7 @@
         <w:pStyle w:val="Scenario"/>
       </w:pPr>
       <w:r>
-        <w:t xml:space="preserve">2. Система відображає перемикачі якості, частоти кадрів і приватного режиму та кнопку «Pick source».</w:t>
+        <w:t xml:space="preserve">2. Система перевіряє, що трансляція існує та не завершена.</w:t>
       </w:r>
     </w:p>
     <w:p>
@@ -4139,7 +4139,7 @@
         <w:pStyle w:val="Scenario"/>
       </w:pPr>
       <w:r>
-        <w:t xml:space="preserve">3. Користувач обирає якість і частоту кадрів, за потреби вмикає приватний режим і натискає кнопку «Pick source».</w:t>
+        <w:t xml:space="preserve">3. Система створює гостьовий сеанс, якщо глядач не увійшов до системи, або відновлює створений раніше в цьому браузері.</w:t>
       </w:r>
     </w:p>
     <w:p>
@@ -4147,7 +4147,7 @@
         <w:pStyle w:val="Scenario"/>
       </w:pPr>
       <w:r>
-        <w:t xml:space="preserve">4. Система відображає стандартне вікно браузера для вибору екрана, вікна або вкладки.</w:t>
+        <w:t xml:space="preserve">4. Система реєструє глядача, з’єднується із сервером сигналізації та отримує відео- та аудіопотоки.</w:t>
       </w:r>
     </w:p>
     <w:p>
@@ -4155,7 +4155,7 @@
         <w:pStyle w:val="Scenario"/>
       </w:pPr>
       <w:r>
-        <w:t xml:space="preserve">5. Користувач обирає джерело захоплення.</w:t>
+        <w:t xml:space="preserve">5. Система відтворює трансляцію.</w:t>
       </w:r>
     </w:p>
     <w:p>
@@ -4163,31 +4163,7 @@
         <w:pStyle w:val="Scenario"/>
       </w:pPr>
       <w:r>
-        <w:t xml:space="preserve">6. Система показує попередній перегляд джерела.</w:t>
-      </w:r>
-    </w:p>
-    <w:p>
-      <w:pPr>
-        <w:pStyle w:val="Scenario"/>
-      </w:pPr>
-      <w:r>
-        <w:t xml:space="preserve">7. Користувач натискає кнопку «Start stream».</w:t>
-      </w:r>
-    </w:p>
-    <w:p>
-      <w:pPr>
-        <w:pStyle w:val="Scenario"/>
-      </w:pPr>
-      <w:r>
-        <w:t xml:space="preserve">8. Система створює трансляцію, з’єднується із сервером сигналізації та передає відео- та аудіопотоки.</w:t>
-      </w:r>
-    </w:p>
-    <w:p>
-      <w:pPr>
-        <w:pStyle w:val="Scenario"/>
-      </w:pPr>
-      <w:r>
-        <w:t xml:space="preserve">9. Система встановлює трансляції статус «наживо» та відображає посилання на перегляд.</w:t>
+        <w:t xml:space="preserve">6. Глядач керує гучністю, режимом «картинка в картинці» та повноекранним режимом.</w:t>
       </w:r>
     </w:p>
     <w:p>
@@ -4207,7 +4183,7 @@
         <w:pStyle w:val="Scenario"/>
       </w:pPr>
       <w:r>
-        <w:t xml:space="preserve">5а. Користувач закриває вікно вибору, не обравши джерело.</w:t>
+        <w:t xml:space="preserve">1а. Зареєстрований глядач відкриває головну сторінку.</w:t>
       </w:r>
     </w:p>
     <w:p>
@@ -4215,7 +4191,7 @@
         <w:pStyle w:val="Scenario"/>
       </w:pPr>
       <w:r>
-        <w:t xml:space="preserve">5а.1. Система не розпочинає трансляцію. Повернення до п. 3.</w:t>
+        <w:t xml:space="preserve">1а.1. Система показує перелік активних публічних трансляцій із мініатюрами.</w:t>
       </w:r>
     </w:p>
     <w:p>
@@ -4223,7 +4199,7 @@
         <w:pStyle w:val="Scenario"/>
       </w:pPr>
       <w:r>
-        <w:t xml:space="preserve">9а. Користувач змінює якість або частоту кадрів під час трансляції.</w:t>
+        <w:t xml:space="preserve">1а.2. Глядач обирає трансляцію. Перехід до п. 2.</w:t>
       </w:r>
     </w:p>
     <w:p>
@@ -4231,7 +4207,7 @@
         <w:pStyle w:val="Scenario"/>
       </w:pPr>
       <w:r>
-        <w:t xml:space="preserve">9а.1. Система застосовує нові параметри кодування без перезапуску трансляції.</w:t>
+        <w:t xml:space="preserve">2а. Трансляцію не знайдено або її завершено.</w:t>
       </w:r>
     </w:p>
     <w:p>
@@ -4239,7 +4215,47 @@
         <w:pStyle w:val="Scenario"/>
       </w:pPr>
       <w:r>
-        <w:t xml:space="preserve">9б. Користувач припиняє показ засобами браузера.</w:t>
+        <w:t xml:space="preserve">2а.1. Система показує відповідне повідомлення.</w:t>
+      </w:r>
+    </w:p>
+    <w:p>
+      <w:pPr>
+        <w:pStyle w:val="Scenario"/>
+      </w:pPr>
+      <w:r>
+        <w:t xml:space="preserve">5а. Браузер заблокував автоматичне відтворення.</w:t>
+      </w:r>
+    </w:p>
+    <w:p>
+      <w:pPr>
+        <w:pStyle w:val="Scenario"/>
+      </w:pPr>
+      <w:r>
+        <w:t xml:space="preserve">5а.1. Система показує кнопку запуску відтворення.</w:t>
+      </w:r>
+    </w:p>
+    <w:p>
+      <w:pPr>
+        <w:pStyle w:val="Scenario"/>
+      </w:pPr>
+      <w:r>
+        <w:t xml:space="preserve">5а.2. Глядач натискає кнопку, і система відтворює трансляцію.</w:t>
+      </w:r>
+    </w:p>
+    <w:p>
+      <w:pPr>
+        <w:pStyle w:val="Scenario"/>
+      </w:pPr>
+      <w:r>
+        <w:t xml:space="preserve">5б. Стример втратив з’єднання із сервером.</w:t>
+      </w:r>
+    </w:p>
+    <w:p>
+      <w:pPr>
+        <w:pStyle w:val="Scenario"/>
+      </w:pPr>
+      <w:r>
+        <w:t xml:space="preserve">5б.1. Система залишає сторінку перегляду відкритою та очікує відновлення трансляції.</w:t>
       </w:r>
     </w:p>
     <w:p>
@@ -4247,7 +4263,7 @@
         <w:pStyle w:val="ScenarioLast"/>
       </w:pPr>
       <w:r>
-        <w:t xml:space="preserve">9б.1. Система завершує трансляцію.</w:t>
+        <w:t xml:space="preserve">5б.2. Після відновлення трансляції система автоматично отримує новий потік. Повернення до п. 5.</w:t>
       </w:r>
     </w:p>
     <w:p>
@@ -4255,7 +4271,7 @@
         <w:pStyle w:val="ScenarioCaption"/>
       </w:pPr>
       <w:r>
-        <w:t xml:space="preserve">Сценарій 1.3 – Трансляція окремого застосунку</w:t>
+        <w:t xml:space="preserve">Сценарій 1.3 – Трансляція у браузері</w:t>
       </w:r>
     </w:p>
     <w:p>
@@ -4273,7 +4289,7 @@
         <w:t xml:space="preserve"> </w:t>
       </w:r>
       <w:r>
-        <w:t xml:space="preserve">користувач, що увійшов у настільному застосунку.</w:t>
+        <w:t xml:space="preserve">стример.</w:t>
       </w:r>
     </w:p>
     <w:p>
@@ -4291,7 +4307,7 @@
         <w:t xml:space="preserve"> </w:t>
       </w:r>
       <w:r>
-        <w:t xml:space="preserve">глядачі отримують зображення та звук лише обраного застосунку, зокрема з його нових вікон.</w:t>
+        <w:t xml:space="preserve">трансляція має статус «наживо», а глядачі можуть переглядати її за посиланням.</w:t>
       </w:r>
     </w:p>
     <w:p>
@@ -4309,7 +4325,7 @@
         <w:t xml:space="preserve"> </w:t>
       </w:r>
       <w:r>
-        <w:t xml:space="preserve">користувач відкриває сторінку трансляції в настільному застосунку.</w:t>
+        <w:t xml:space="preserve">стример відкриває сторінку трансляції.</w:t>
       </w:r>
     </w:p>
     <w:p>
@@ -4329,7 +4345,7 @@
         <w:pStyle w:val="Scenario"/>
       </w:pPr>
       <w:r>
-        <w:t xml:space="preserve">1. Користувач натискає кнопку «Pick source».</w:t>
+        <w:t xml:space="preserve">1. Стример переходить до сторінки трансляції.</w:t>
       </w:r>
     </w:p>
     <w:p>
@@ -4337,7 +4353,7 @@
         <w:pStyle w:val="Scenario"/>
       </w:pPr>
       <w:r>
-        <w:t xml:space="preserve">2. Система відображає перелік екранів і вікон застосунків із мініатюрами та піктограмами.</w:t>
+        <w:t xml:space="preserve">2. Система відображає перемикачі якості, частоти кадрів і приватного режиму та кнопку «Pick source».</w:t>
       </w:r>
     </w:p>
     <w:p>
@@ -4345,7 +4361,7 @@
         <w:pStyle w:val="Scenario"/>
       </w:pPr>
       <w:r>
-        <w:t xml:space="preserve">3. Користувач обирає вікно застосунку та за потреби вмикає перемикач «Follow app».</w:t>
+        <w:t xml:space="preserve">3. Стример обирає якість і частоту кадрів, за потреби вмикає приватний режим і натискає кнопку «Pick source».</w:t>
       </w:r>
     </w:p>
     <w:p>
@@ -4353,7 +4369,7 @@
         <w:pStyle w:val="Scenario"/>
       </w:pPr>
       <w:r>
-        <w:t xml:space="preserve">4. Система запускає захоплення звуку процесу, якому належить вікно, і показує попередній перегляд.</w:t>
+        <w:t xml:space="preserve">4. Система відображає стандартне вікно браузера для вибору екрана, вікна або вкладки.</w:t>
       </w:r>
     </w:p>
     <w:p>
@@ -4361,7 +4377,7 @@
         <w:pStyle w:val="Scenario"/>
       </w:pPr>
       <w:r>
-        <w:t xml:space="preserve">5. Користувач обирає якість і частоту кадрів та натискає кнопку «Start stream».</w:t>
+        <w:t xml:space="preserve">5. Стример обирає джерело захоплення.</w:t>
       </w:r>
     </w:p>
     <w:p>
@@ -4369,7 +4385,7 @@
         <w:pStyle w:val="Scenario"/>
       </w:pPr>
       <w:r>
-        <w:t xml:space="preserve">6. Система розпочинає трансляцію, як у кроках 8–9 сценарію 1.2.</w:t>
+        <w:t xml:space="preserve">6. Система показує попередній перегляд джерела.</w:t>
       </w:r>
     </w:p>
     <w:p>
@@ -4377,7 +4393,7 @@
         <w:pStyle w:val="Scenario"/>
       </w:pPr>
       <w:r>
-        <w:t xml:space="preserve">7. Користувач відкриває в застосунку, що транслюється, нове вікно.</w:t>
+        <w:t xml:space="preserve">7. Стример натискає кнопку «Start stream».</w:t>
       </w:r>
     </w:p>
     <w:p>
@@ -4385,7 +4401,7 @@
         <w:pStyle w:val="Scenario"/>
       </w:pPr>
       <w:r>
-        <w:t xml:space="preserve">8. Система перемикає трансляцію на нове вікно та показує його назву.</w:t>
+        <w:t xml:space="preserve">8. Система створює трансляцію, з’єднується із сервером сигналізації та передає відео- та аудіопотоки.</w:t>
       </w:r>
     </w:p>
     <w:p>
@@ -4393,15 +4409,7 @@
         <w:pStyle w:val="Scenario"/>
       </w:pPr>
       <w:r>
-        <w:t xml:space="preserve">9. Користувач закриває нове вікно.</w:t>
-      </w:r>
-    </w:p>
-    <w:p>
-      <w:pPr>
-        <w:pStyle w:val="Scenario"/>
-      </w:pPr>
-      <w:r>
-        <w:t xml:space="preserve">10. Система повертає трансляцію до початкового вікна.</w:t>
+        <w:t xml:space="preserve">9. Система встановлює трансляції статус «наживо» та відображає посилання на перегляд.</w:t>
       </w:r>
     </w:p>
     <w:p>
@@ -4421,7 +4429,7 @@
         <w:pStyle w:val="Scenario"/>
       </w:pPr>
       <w:r>
-        <w:t xml:space="preserve">3а. Користувач обирає екран.</w:t>
+        <w:t xml:space="preserve">5а. Стример закриває вікно вибору, не обравши джерело.</w:t>
       </w:r>
     </w:p>
     <w:p>
@@ -4429,7 +4437,7 @@
         <w:pStyle w:val="Scenario"/>
       </w:pPr>
       <w:r>
-        <w:t xml:space="preserve">3а.1. Система робить перемикач «Follow app» недоступним, і трансляція відбувається без слідування за вікнами.</w:t>
+        <w:t xml:space="preserve">5а.1. Система не розпочинає трансляцію. Повернення до п. 3.</w:t>
       </w:r>
     </w:p>
     <w:p>
@@ -4437,7 +4445,7 @@
         <w:pStyle w:val="Scenario"/>
       </w:pPr>
       <w:r>
-        <w:t xml:space="preserve">4а. Захопити звук застосунку не вдалося.</w:t>
+        <w:t xml:space="preserve">9а. Стример змінює якість або частоту кадрів під час трансляції.</w:t>
       </w:r>
     </w:p>
     <w:p>
@@ -4445,7 +4453,7 @@
         <w:pStyle w:val="Scenario"/>
       </w:pPr>
       <w:r>
-        <w:t xml:space="preserve">4а.1. Система повідомляє, що звук недоступний, і транслює лише відео.</w:t>
+        <w:t xml:space="preserve">9а.1. Система застосовує нові параметри кодування без перезапуску трансляції.</w:t>
       </w:r>
     </w:p>
     <w:p>
@@ -4453,23 +4461,7 @@
         <w:pStyle w:val="Scenario"/>
       </w:pPr>
       <w:r>
-        <w:t xml:space="preserve">8а. Режим слідування вимкнено.</w:t>
-      </w:r>
-    </w:p>
-    <w:p>
-      <w:pPr>
-        <w:pStyle w:val="Scenario"/>
-      </w:pPr>
-      <w:r>
-        <w:t xml:space="preserve">8а.1. Система продовжує транслювати початкове вікно.</w:t>
-      </w:r>
-    </w:p>
-    <w:p>
-      <w:pPr>
-        <w:pStyle w:val="Scenario"/>
-      </w:pPr>
-      <w:r>
-        <w:t xml:space="preserve">10а. Початкове вікно застосунку закрито, і воно не з’являється знову протягом 20 с.</w:t>
+        <w:t xml:space="preserve">9б. Стример припиняє показ засобами браузера.</w:t>
       </w:r>
     </w:p>
     <w:p>
@@ -4477,7 +4469,7 @@
         <w:pStyle w:val="ScenarioLast"/>
       </w:pPr>
       <w:r>
-        <w:t xml:space="preserve">10а.1. Система повідомляє про закриття застосунку та завершує трансляцію.</w:t>
+        <w:t xml:space="preserve">9б.1. Система завершує трансляцію.</w:t>
       </w:r>
     </w:p>
     <w:p>
@@ -4485,7 +4477,7 @@
         <w:pStyle w:val="ScenarioCaption"/>
       </w:pPr>
       <w:r>
-        <w:t xml:space="preserve">Сценарій 1.4 – Перегляд трансляції</w:t>
+        <w:t xml:space="preserve">Сценарій 1.4 – Трансляція окремого застосунку</w:t>
       </w:r>
     </w:p>
     <w:p>
@@ -4503,7 +4495,7 @@
         <w:t xml:space="preserve"> </w:t>
       </w:r>
       <w:r>
-        <w:t xml:space="preserve">гість або користувач, що увійшов через Google.</w:t>
+        <w:t xml:space="preserve">стример.</w:t>
       </w:r>
     </w:p>
     <w:p>
@@ -4521,7 +4513,7 @@
         <w:t xml:space="preserve"> </w:t>
       </w:r>
       <w:r>
-        <w:t xml:space="preserve">глядач бачить і чує трансляцію в реальному часі.</w:t>
+        <w:t xml:space="preserve">глядачі отримують зображення та звук лише обраного застосунку, зокрема з його нових вікон.</w:t>
       </w:r>
     </w:p>
     <w:p>
@@ -4539,7 +4531,7 @@
         <w:t xml:space="preserve"> </w:t>
       </w:r>
       <w:r>
-        <w:t xml:space="preserve">глядач відкриває посилання на трансляцію.</w:t>
+        <w:t xml:space="preserve">стример відкриває сторінку трансляції в настільному застосунку.</w:t>
       </w:r>
     </w:p>
     <w:p>
@@ -4559,7 +4551,7 @@
         <w:pStyle w:val="Scenario"/>
       </w:pPr>
       <w:r>
-        <w:t xml:space="preserve">1. Глядач переходить за посиланням на сторінку перегляду трансляції.</w:t>
+        <w:t xml:space="preserve">1. Стример натискає кнопку «Pick source».</w:t>
       </w:r>
     </w:p>
     <w:p>
@@ -4567,7 +4559,7 @@
         <w:pStyle w:val="Scenario"/>
       </w:pPr>
       <w:r>
-        <w:t xml:space="preserve">2. Система перевіряє, що трансляція існує та не завершена.</w:t>
+        <w:t xml:space="preserve">2. Система відображає перелік екранів і вікон застосунків із мініатюрами та піктограмами.</w:t>
       </w:r>
     </w:p>
     <w:p>
@@ -4575,7 +4567,7 @@
         <w:pStyle w:val="Scenario"/>
       </w:pPr>
       <w:r>
-        <w:t xml:space="preserve">3. Система створює гостьовий сеанс, якщо глядач не увійшов до системи, або відновлює створений раніше в цьому браузері.</w:t>
+        <w:t xml:space="preserve">3. Стример обирає вікно застосунку та за потреби вмикає перемикач «Follow app».</w:t>
       </w:r>
     </w:p>
     <w:p>
@@ -4583,7 +4575,7 @@
         <w:pStyle w:val="Scenario"/>
       </w:pPr>
       <w:r>
-        <w:t xml:space="preserve">4. Система реєструє глядача, з’єднується із сервером сигналізації та отримує відео- та аудіопотоки.</w:t>
+        <w:t xml:space="preserve">4. Система запускає захоплення звуку процесу, якому належить вікно, і показує попередній перегляд.</w:t>
       </w:r>
     </w:p>
     <w:p>
@@ -4591,7 +4583,7 @@
         <w:pStyle w:val="Scenario"/>
       </w:pPr>
       <w:r>
-        <w:t xml:space="preserve">5. Система відтворює трансляцію.</w:t>
+        <w:t xml:space="preserve">5. Стример обирає якість і частоту кадрів та натискає кнопку «Start stream».</w:t>
       </w:r>
     </w:p>
     <w:p>
@@ -4599,7 +4591,39 @@
         <w:pStyle w:val="Scenario"/>
       </w:pPr>
       <w:r>
-        <w:t xml:space="preserve">6. Глядач керує гучністю, режимом «картинка в картинці» та повноекранним режимом.</w:t>
+        <w:t xml:space="preserve">6. Система розпочинає трансляцію, як у кроках 8–9 сценарію 1.3.</w:t>
+      </w:r>
+    </w:p>
+    <w:p>
+      <w:pPr>
+        <w:pStyle w:val="Scenario"/>
+      </w:pPr>
+      <w:r>
+        <w:t xml:space="preserve">7. Стример відкриває в застосунку, що транслюється, нове вікно.</w:t>
+      </w:r>
+    </w:p>
+    <w:p>
+      <w:pPr>
+        <w:pStyle w:val="Scenario"/>
+      </w:pPr>
+      <w:r>
+        <w:t xml:space="preserve">8. Система перемикає трансляцію на нове вікно та показує його назву.</w:t>
+      </w:r>
+    </w:p>
+    <w:p>
+      <w:pPr>
+        <w:pStyle w:val="Scenario"/>
+      </w:pPr>
+      <w:r>
+        <w:t xml:space="preserve">9. Стример закриває нове вікно.</w:t>
+      </w:r>
+    </w:p>
+    <w:p>
+      <w:pPr>
+        <w:pStyle w:val="Scenario"/>
+      </w:pPr>
+      <w:r>
+        <w:t xml:space="preserve">10. Система повертає трансляцію до початкового вікна.</w:t>
       </w:r>
     </w:p>
     <w:p>
@@ -4619,7 +4643,7 @@
         <w:pStyle w:val="Scenario"/>
       </w:pPr>
       <w:r>
-        <w:t xml:space="preserve">2а. Трансляцію не знайдено або її завершено.</w:t>
+        <w:t xml:space="preserve">3а. Стример обирає екран.</w:t>
       </w:r>
     </w:p>
     <w:p>
@@ -4627,7 +4651,7 @@
         <w:pStyle w:val="Scenario"/>
       </w:pPr>
       <w:r>
-        <w:t xml:space="preserve">2а.1. Система показує відповідне повідомлення.</w:t>
+        <w:t xml:space="preserve">3а.1. Система робить перемикач «Follow app» недоступним, і трансляція відбувається без слідування за вікнами.</w:t>
       </w:r>
     </w:p>
     <w:p>
@@ -4635,7 +4659,7 @@
         <w:pStyle w:val="Scenario"/>
       </w:pPr>
       <w:r>
-        <w:t xml:space="preserve">5а. Браузер заблокував автоматичне відтворення.</w:t>
+        <w:t xml:space="preserve">4а. Захопити звук застосунку не вдалося.</w:t>
       </w:r>
     </w:p>
     <w:p>
@@ -4643,7 +4667,7 @@
         <w:pStyle w:val="Scenario"/>
       </w:pPr>
       <w:r>
-        <w:t xml:space="preserve">5а.1. Система показує кнопку запуску відтворення.</w:t>
+        <w:t xml:space="preserve">4а.1. Система повідомляє, що звук недоступний, і транслює лише відео.</w:t>
       </w:r>
     </w:p>
     <w:p>
@@ -4651,7 +4675,7 @@
         <w:pStyle w:val="Scenario"/>
       </w:pPr>
       <w:r>
-        <w:t xml:space="preserve">5а.2. Глядач натискає кнопку, і система відтворює трансляцію.</w:t>
+        <w:t xml:space="preserve">8а. Режим слідування вимкнено.</w:t>
       </w:r>
     </w:p>
     <w:p>
@@ -4659,7 +4683,7 @@
         <w:pStyle w:val="Scenario"/>
       </w:pPr>
       <w:r>
-        <w:t xml:space="preserve">5б. Стрімер втратив з’єднання із сервером.</w:t>
+        <w:t xml:space="preserve">8а.1. Система продовжує транслювати початкове вікно.</w:t>
       </w:r>
     </w:p>
     <w:p>
@@ -4667,7 +4691,7 @@
         <w:pStyle w:val="Scenario"/>
       </w:pPr>
       <w:r>
-        <w:t xml:space="preserve">5б.1. Система залишає сторінку перегляду відкритою та очікує відновлення трансляції.</w:t>
+        <w:t xml:space="preserve">10а. Початкове вікно застосунку закрито, і воно не з’являється знову протягом 20 с.</w:t>
       </w:r>
     </w:p>
     <w:p>
@@ -4675,7 +4699,7 @@
         <w:pStyle w:val="ScenarioLast"/>
       </w:pPr>
       <w:r>
-        <w:t xml:space="preserve">5б.2. Після відновлення трансляції система автоматично отримує новий потік. Повернення до п. 5.</w:t>
+        <w:t xml:space="preserve">10а.1. Система повідомляє про закриття застосунку та завершує трансляцію.</w:t>
       </w:r>
     </w:p>
     <w:p>
@@ -4701,7 +4725,7 @@
         <w:t xml:space="preserve"> </w:t>
       </w:r>
       <w:r>
-        <w:t xml:space="preserve">користувач, що проводить трансляцію.</w:t>
+        <w:t xml:space="preserve">стример.</w:t>
       </w:r>
     </w:p>
     <w:p>
@@ -4737,7 +4761,7 @@
         <w:t xml:space="preserve"> </w:t>
       </w:r>
       <w:r>
-        <w:t xml:space="preserve">користувач вирішує завершити трансляцію, що має статус «наживо».</w:t>
+        <w:t xml:space="preserve">стример вирішує завершити трансляцію, що має статус «наживо».</w:t>
       </w:r>
     </w:p>
     <w:p>
@@ -4757,7 +4781,7 @@
         <w:pStyle w:val="Scenario"/>
       </w:pPr>
       <w:r>
-        <w:t xml:space="preserve">1. Користувач натискає кнопку «Stop stream».</w:t>
+        <w:t xml:space="preserve">1. Стример натискає кнопку «Stop stream».</w:t>
       </w:r>
     </w:p>
     <w:p>
@@ -4765,7 +4789,7 @@
         <w:pStyle w:val="Scenario"/>
       </w:pPr>
       <w:r>
-        <w:t xml:space="preserve">2. Система встановлює трансляції статус «завершено» з причиною «зупинено стрімером».</w:t>
+        <w:t xml:space="preserve">2. Система встановлює трансляції статус «завершено» з причиною «зупинено стримером».</w:t>
       </w:r>
     </w:p>
     <w:p>
@@ -4809,7 +4833,7 @@
         <w:pStyle w:val="Scenario"/>
       </w:pPr>
       <w:r>
-        <w:t xml:space="preserve">1а. З’єднання користувача із сервером розірвано до натискання кнопки.</w:t>
+        <w:t xml:space="preserve">1а. З’єднання стримера із сервером розірвано до натискання кнопки.</w:t>
       </w:r>
     </w:p>
     <w:p>
@@ -4817,7 +4841,7 @@
         <w:pStyle w:val="Scenario"/>
       </w:pPr>
       <w:r>
-        <w:t xml:space="preserve">1а.1. Система сповіщає глядачів про втрату з’єднання стрімера та очікує повторного підключення до 5 спроб з інтервалом 6 с.</w:t>
+        <w:t xml:space="preserve">1а.1. Система сповіщає глядачів про втрату з’єднання стримера та очікує повторного підключення до 5 спроб з інтервалом 6 с.</w:t>
       </w:r>
     </w:p>
     <w:p>
@@ -4825,7 +4849,7 @@
         <w:pStyle w:val="Scenario"/>
       </w:pPr>
       <w:r>
-        <w:t xml:space="preserve">1а.2. Користувач відкриває сторінку трансляції, на якій система показує повідомлення «You have an unfinished stream», і натискає кнопку «Reconnect».</w:t>
+        <w:t xml:space="preserve">1а.2. Стример відкриває сторінку трансляції, на якій система показує повідомлення «You have an unfinished stream», і натискає кнопку «Reconnect».</w:t>
       </w:r>
     </w:p>
     <w:p>
@@ -4841,7 +4865,7 @@
         <w:pStyle w:val="Scenario"/>
       </w:pPr>
       <w:r>
-        <w:t xml:space="preserve">1б. Користувач не підключився протягом очікування.</w:t>
+        <w:t xml:space="preserve">1б. Стример не підключився протягом очікування.</w:t>
       </w:r>
     </w:p>
     <w:p>
@@ -4874,7 +4898,7 @@
         <w:spacing w:before="480"/>
       </w:pPr>
       <w:r>
-        <w:t xml:space="preserve">Варіанти, що зводяться до однієї дії (вихід, перегляд переліку трансляцій, завантаження застосунку), окремо не деталізовано. Кроки 3, 4 і 8 сценарію 1.3 відрізняють систему від аналогів (табл. 1.2). Сценарії є основою для оцінювання трудомісткості (розділ 2) і тестових прикладів (розділ 5).</w:t>
+        <w:t xml:space="preserve">Кроки 3, 4 і 8 сценарію 1.4 відрізняють систему від аналогів (табл. 1.2). Сценарії є основою для оцінювання трудомісткості та розроблення тестових прикладів.</w:t>
       </w:r>
     </w:p>
     <w:bookmarkEnd w:id="26"/>
@@ -5256,7 +5280,7 @@
               <w:pStyle w:val="Compact"/>
             </w:pPr>
             <w:r>
-              <w:t xml:space="preserve">очікування стрімера до 5 спроб з інтервалом 6 с; закриття незавершених трансляцій під час запуску сервера</w:t>
+              <w:t xml:space="preserve">очікування стримера до 5 спроб з інтервалом 6 с; закриття незавершених трансляцій під час запуску сервера</w:t>
             </w:r>
           </w:p>
         </w:tc>
@@ -5525,7 +5549,7 @@
         <w:pStyle w:val="BodyText"/>
       </w:pPr>
       <w:r>
-        <w:t xml:space="preserve">На цій основі визначено дійових осіб і варіанти використання, сформульовано 19 функціональних вимог, деталізовано п’ять сценаріїв і згруповано нефункціональні вимоги за моделлю ISO/IEC 25010; ця специфікація є вихідними даними для подальших розділів.</w:t>
+        <w:t xml:space="preserve">На цій основі визначено дійових осіб «Глядач» і «Стример», п’ять варіантів використання, кожен із яких деталізовано сценарієм, сформульовано 19 функціональних вимог і згруповано нефункціональні вимоги за моделлю ISO/IEC 25010; ця специфікація є вихідними даними для подальших розділів.</w:t>
       </w:r>
     </w:p>
     <w:bookmarkEnd w:id="29"/>
@@ -5906,7 +5930,7 @@
               <w:pStyle w:val="Compact"/>
             </w:pPr>
             <w:r>
-              <w:t xml:space="preserve">Користувач (стрімер / глядач)</w:t>
+              <w:t xml:space="preserve">Користувач (стример / глядач)</w:t>
             </w:r>
           </w:p>
         </w:tc>
@@ -10914,7 +10938,7 @@
                 <w:sz w:val="24"/>
                 <w:szCs w:val="24"/>
               </w:rPr>
-              <w:t xml:space="preserve">Гостьовий сеанс, приватні трансляції, вимкнення звуку стрімером, сповіщення, мініатюри, очищення застарілих сеансів</w:t>
+              <w:t xml:space="preserve">Гостьовий сеанс, приватні трансляції, вимкнення звуку стримером, сповіщення, мініатюри, очищення застарілих сеансів</w:t>
             </w:r>
           </w:p>
         </w:tc>
@@ -12751,7 +12775,7 @@
         <w:spacing w:before="480"/>
       </w:pPr>
       <w:r>
-        <w:t xml:space="preserve">Вебзастосунок (Next.js) формує сторінки, виконує автентифікацію через Auth.js і під час серверного рендерингу отримує дані про трансляції від сервера сигналізації внутрішнім HTTP-запитом. Сервер сигналізації (Fastify) надає REST-інтерфейс і WebSocket-канали [42] для сигнальних повідомлень, а також пересилає медіапотоки як SFU на основі mediasoup [43]: потік стрімера надходить на сервер один раз і розсилається кожному глядачеві без перекодування.</w:t>
+        <w:t xml:space="preserve">Вебзастосунок (Next.js) формує сторінки, виконує автентифікацію через Auth.js і під час серверного рендерингу отримує дані про трансляції від сервера сигналізації внутрішнім HTTP-запитом. Сервер сигналізації (Fastify) надає REST-інтерфейс і WebSocket-канали [42] для сигнальних повідомлень, а також пересилає медіапотоки як SFU на основі mediasoup [43]: потік стримера надходить на сервер один раз і розсилається кожному глядачеві без перекодування.</w:t>
       </w:r>
     </w:p>
     <w:p>
@@ -13485,7 +13509,7 @@
               <w:pStyle w:val="Compact"/>
             </w:pPr>
             <w:r>
-              <w:t xml:space="preserve">з’єднання зі стрімером втрачено</w:t>
+              <w:t xml:space="preserve">з’єднання зі стримером втрачено</w:t>
             </w:r>
           </w:p>
         </w:tc>
@@ -13539,7 +13563,7 @@
               <w:pStyle w:val="Compact"/>
             </w:pPr>
             <w:r>
-              <w:t xml:space="preserve">ідентифікатор нового продюсера після повернення стрімера</w:t>
+              <w:t xml:space="preserve">ідентифікатор нового продюсера після повернення стримера</w:t>
             </w:r>
           </w:p>
         </w:tc>
@@ -13560,7 +13584,7 @@
         <w:pStyle w:val="BodyText"/>
       </w:pPr>
       <w:r>
-        <w:t xml:space="preserve">Публікацію трансляції наведено на діаграмі послідовності (рис. 3.3). Вона деталізує крок 5 сценарію 1.2, який використовує й сценарій 1.3.</w:t>
+        <w:t xml:space="preserve">Публікацію трансляції наведено на діаграмі послідовності (рис. 3.3). Вона деталізує кроки 8–9 сценарію 1.3, які використовує й сценарій 1.4.</w:t>
       </w:r>
     </w:p>
     <w:bookmarkStart w:id="59" w:name="fig:seq-broadcast"/>
@@ -13571,7 +13595,7 @@
       <w:r>
         <w:drawing>
           <wp:inline>
-            <wp:extent cx="5759999" cy="7857176"/>
+            <wp:extent cx="5759999" cy="7842845"/>
             <wp:effectExtent b="0" l="0" r="0" t="0"/>
             <wp:docPr descr="Діаграма послідовності публікації трансляції" title="" id="57" name="Picture"/>
             <a:graphic>
@@ -13592,7 +13616,7 @@
                   <pic:spPr bwMode="auto">
                     <a:xfrm>
                       <a:off x="0" y="0"/>
-                      <a:ext cx="5759999" cy="7857176"/>
+                      <a:ext cx="5759999" cy="7842845"/>
                     </a:xfrm>
                     <a:prstGeom prst="rect">
                       <a:avLst/>
@@ -13626,7 +13650,7 @@
         <w:spacing w:before="480"/>
       </w:pPr>
       <w:r>
-        <w:t xml:space="preserve">Сторінка трансляції створює запис трансляції REST-запитом і відкриває WebSocket-канал стрімера. Обидва звернення проходять перевірку функцією validateWsJwt, яка розшифровує cookie сеансу Auth.js спільним секретом, тож сервер сигналізації перевіряє сеанс без звернення до вебзастосунку. Підключення переводить трансляцію в стан connecting. Запит getRtpCapabilities створює маршрутизатор mediasoup на найменш завантаженому процесі-обробнику (worker). Далі клієнт викликає produce для кожної доріжки, і ознака last останньої доріжки переводить трансляцію в стан live. Запит endStream фіксує завершення з причиною streamer_stop, а закриття сокета звільняє ресурси mediasoup.</w:t>
+        <w:t xml:space="preserve">Сторінка трансляції створює запис трансляції REST-запитом і відкриває WebSocket-канал стримера. Обидва звернення проходять перевірку функцією validateWsJwt, яка розшифровує cookie сеансу Auth.js спільним секретом, тож сервер сигналізації перевіряє сеанс без звернення до вебзастосунку. Підключення переводить трансляцію в стан connecting. Запит getRtpCapabilities створює маршрутизатор mediasoup на найменш завантаженому процесі-обробнику (worker). Далі клієнт викликає produce для кожної доріжки, і ознака last останньої доріжки переводить трансляцію в стан live. Запит endStream фіксує завершення з причиною streamer_stop, а закриття сокета звільняє ресурси mediasoup.</w:t>
       </w:r>
     </w:p>
     <w:p>
@@ -13642,7 +13666,7 @@
         <w:pStyle w:val="BodyText"/>
       </w:pPr>
       <w:r>
-        <w:t xml:space="preserve">Наступним розглянемо процес перегляду, що відповідає сценарію 1.4 (рис. 3.4).</w:t>
+        <w:t xml:space="preserve">Наступним розглянемо процес перегляду, що відповідає сценарію 1.2 (рис. 3.4).</w:t>
       </w:r>
     </w:p>
     <w:bookmarkStart w:id="63" w:name="fig:seq-watch"/>
@@ -13727,7 +13751,7 @@
       <w:r>
         <w:drawing>
           <wp:inline>
-            <wp:extent cx="5759999" cy="4378972"/>
+            <wp:extent cx="5759999" cy="4433441"/>
             <wp:effectExtent b="0" l="0" r="0" t="0"/>
             <wp:docPr descr="Діаграма послідовності входу в настільному застосунку через системний браузер" title="" id="65" name="Picture"/>
             <a:graphic>
@@ -13748,7 +13772,7 @@
                   <pic:spPr bwMode="auto">
                     <a:xfrm>
                       <a:off x="0" y="0"/>
-                      <a:ext cx="5759999" cy="4378972"/>
+                      <a:ext cx="5759999" cy="4433441"/>
                     </a:xfrm>
                     <a:prstGeom prst="rect">
                       <a:avLst/>
@@ -13930,7 +13954,7 @@
         <w:spacing w:before="480"/>
       </w:pPr>
       <w:r>
-        <w:t xml:space="preserve">Якщо сокет стрімера закривається до запиту endStream, сервер надсилає глядачам подію streamerDisconnect і запускає таймер з інтервалом 6 с та обмеженням у п’ять спроб (ФВ-16), не змінюючи статусу в базі даних. Повторне підключення стрімера за активного таймера дає стан reconnecting, а produce з ознакою last – знову live; інакше трансляція завершується з причиною timeout. Під час запуску сервер завершує незавершені трансляції з причиною server_force, оскільки їхній контекст у пам’яті втрачено. Значення admin_force оголошено, але не використовується.</w:t>
+        <w:t xml:space="preserve">Якщо сокет стримера закривається до запиту endStream, сервер надсилає глядачам подію streamerDisconnect і запускає таймер з інтервалом 6 с та обмеженням у п’ять спроб (ФВ-16), не змінюючи статусу в базі даних. Повторне підключення стримера за активного таймера дає стан reconnecting, а produce з ознакою last – знову live; інакше трансляція завершується з причиною timeout. Під час запуску сервер завершує незавершені трансляції з причиною server_force, оскільки їхній контекст у пам’яті втрачено. Значення admin_force оголошено, але не використовується.</w:t>
       </w:r>
     </w:p>
     <w:bookmarkEnd w:id="76"/>
@@ -14108,7 +14132,7 @@
         <w:spacing w:before="480"/>
       </w:pPr>
       <w:r>
-        <w:t xml:space="preserve">Контролери реєструють маршрути Fastify [53, 54]: клас StreamsController – REST-маршрути трансляцій і обидва WebSocket-канали, клас UsersController – маршрут отримання користувача. Сервіси містять бізнес-логіку: StreamsService – трансляції та реєстр контекстів, StreamersService і ViewersService – транспорти, продюсери й споживачі стрімера та глядачів, UsersService – користувачів і очищення гостей, MediasoupService – процеси-обробники, маршрутизатори та транспорти. Репозиторії інкапсулюють запити Drizzle. Залежності передаються через конструктори: замість DI-фреймворку клас Container зберігає словник «клас → екземпляр», а клас DiService, доступний як декоратор Fastify, під час запуску створює об’єкти в порядку залежностей. Граф об’єктів явний і статично типізований.</w:t>
+        <w:t xml:space="preserve">Контролери реєструють маршрути Fastify [53, 54]: клас StreamsController – REST-маршрути трансляцій і обидва WebSocket-канали, клас UsersController – маршрут отримання користувача. Сервіси містять бізнес-логіку: StreamsService – трансляції та реєстр контекстів, StreamersService і ViewersService – транспорти, продюсери й споживачі стримера та глядачів, UsersService – користувачів і очищення гостей, MediasoupService – процеси-обробники, маршрутизатори та транспорти. Репозиторії інкапсулюють запити Drizzle. Залежності передаються через конструктори: замість DI-фреймворку клас Container зберігає словник «клас → екземпляр», а клас DiService, доступний як декоратор Fastify, під час запуску створює об’єкти в порядку залежностей. Граф об’єктів явний і статично типізований.</w:t>
       </w:r>
     </w:p>
     <w:p>
@@ -15132,7 +15156,7 @@
         <w:spacing w:before="480"/>
       </w:pPr>
       <w:r>
-        <w:t xml:space="preserve">Вбудований у процес сервера сигналізації mediasoup дозволяє керувати трансляцією та повторним підключенням стрімера з одного коду й задати порядок кодеків і межі бітрейту з підрозділу 1.4. Платою є власний сигналізаційний протокол (табл. 3.1) з клієнтом mediasoup-client [50].</w:t>
+        <w:t xml:space="preserve">Вбудований у процес сервера сигналізації mediasoup дозволяє керувати трансляцією та повторним підключенням стримера з одного коду й задати порядок кодеків і межі бітрейту з підрозділу 1.4. Платою є власний сигналізаційний протокол (табл. 3.1) з клієнтом mediasoup-client [50].</w:t>
       </w:r>
     </w:p>
     <w:p>
@@ -17737,7 +17761,7 @@
         <w:pStyle w:val="BodyText"/>
       </w:pPr>
       <w:r>
-        <w:t xml:space="preserve">На боці сервера бітрейт обмежується з обох напрямів. Після з’єднання транспорту стрімера сервер обмежує вхідний бітрейт транспорту [70] типовим значенням 21,6 Мбіт/с – максимальний бюджет 18 Мбіт/с із запасом 1,2 на Opus, повторні передачі й заголовки. Транспорти глядачів створюються з початковою доступною вихідною швидкістю, що дорівнює половині бюджету відео, але не менше 4 Мбіт/с, тому для трансляції 4K оцінювання починається з 8,71 Мбіт/с замість типових для mediasoup 600 кбіт/с [70].</w:t>
+        <w:t xml:space="preserve">На боці сервера бітрейт обмежується з обох напрямів. Після з’єднання транспорту стримера сервер обмежує вхідний бітрейт транспорту [70] типовим значенням 21,6 Мбіт/с – максимальний бюджет 18 Мбіт/с із запасом 1,2 на Opus, повторні передачі й заголовки. Транспорти глядачів створюються з початковою доступною вихідною швидкістю, що дорівнює половині бюджету відео, але не менше 4 Мбіт/с, тому для трансляції 4K оцінювання починається з 8,71 Мбіт/с замість типових для mediasoup 600 кбіт/с [70].</w:t>
       </w:r>
     </w:p>
     <w:p>
@@ -17891,7 +17915,7 @@
         <w:pStyle w:val="BodyText"/>
       </w:pPr>
       <w:r>
-        <w:t xml:space="preserve">На боці глядача хук useViewer реалізує послідовність рис. 3.4: після запиту joinStream створюються приймальний транспорт і споживач для кожного продюсера, причому сервер перевіряє, чи може маршрутизатор передати потік із можливостями клієнта [70]. Якщо автовідтворення заблоковано, показується кнопка запуску. Подія streamerReconnected (рис. 3.7) замінює споживачів без перезавантаження сторінки. Мініатюру трансляції сторінка стрімера знімає одразу і далі кожні 5 хв як JPEG з якістю 0,7.</w:t>
+        <w:t xml:space="preserve">На боці глядача хук useViewer реалізує послідовність рис. 3.4: після запиту joinStream створюються приймальний транспорт і споживач для кожного продюсера, причому сервер перевіряє, чи може маршрутизатор передати потік із можливостями клієнта [70]. Якщо автовідтворення заблоковано, показується кнопка запуску. Подія streamerReconnected (рис. 3.7) замінює споживачів без перезавантаження сторінки. Мініатюру трансляції сторінка стримера знімає одразу і далі кожні 5 хв як JPEG з якістю 0,7.</w:t>
       </w:r>
     </w:p>
     <w:p>
@@ -18524,7 +18548,7 @@
         <w:spacing w:before="480"/>
       </w:pPr>
       <w:r>
-        <w:t xml:space="preserve">Таблиці бази даних (рис. 3.8) описано в модулі доступу до бази даних засобами Drizzle ORM разом зі зв’язками трансляції зі стрімером і глядачами. Типи рядків виводяться зі схем, тому вебзастосунок і сервер сигналізації використовують одні типи без генерації коду [45]. Окремих міграцій немає: контейнер migrate виконує команду push утиліти drizzle-kit у примусовому режимі, яка застосовує відмінності схеми безпосередньо до бази даних [78].</w:t>
+        <w:t xml:space="preserve">Таблиці бази даних (рис. 3.8) описано в модулі доступу до бази даних засобами Drizzle ORM разом зі зв’язками трансляції зі стримером і глядачами. Типи рядків виводяться зі схем, тому вебзастосунок і сервер сигналізації використовують одні типи без генерації коду [45]. Окремих міграцій немає: контейнер migrate виконує команду push утиліти drizzle-kit у примусовому режимі, яка застосовує відмінності схеми безпосередньо до бази даних [78].</w:t>
       </w:r>
     </w:p>
     <w:p>
@@ -18813,7 +18837,7 @@
               <w:pStyle w:val="Compact"/>
             </w:pPr>
             <w:r>
-              <w:t xml:space="preserve">трансляція зі стрімером і глядачами</w:t>
+              <w:t xml:space="preserve">трансляція зі стримером і глядачами</w:t>
             </w:r>
           </w:p>
         </w:tc>
@@ -18895,7 +18919,7 @@
               <w:pStyle w:val="Compact"/>
             </w:pPr>
             <w:r>
-              <w:t xml:space="preserve">WebSocket стрімера</w:t>
+              <w:t xml:space="preserve">WebSocket стримера</w:t>
             </w:r>
           </w:p>
         </w:tc>
@@ -19130,7 +19154,7 @@
         <w:pStyle w:val="BodyText"/>
       </w:pPr>
       <w:r>
-        <w:t xml:space="preserve">Тестові приклади виведено з функціональних вимог ФВ-01…ФВ-19 (табл. 1.3) і сценаріїв використання 1.1, 1.2, 1.3, 1.4 та 1.5. Для кожного сценарію обрано позитивний випадок основного потоку та негативні випадки, що відповідають альтернативним потокам і межам доступу. Для логіки з часовими параметрами (повторні спроби відновлення, інтервал опитування вікон) перевірено фактичні інтервали спрацювання.</w:t>
+        <w:t xml:space="preserve">Тестові приклади виведено з функціональних вимог ФВ-01…ФВ-19 (табл. 1.3) і сценаріїв використання 1.1 – 1.5. Для кожного сценарію обрано позитивний випадок основного потоку та негативні випадки, що відповідають альтернативним потокам і межам доступу. Для логіки з часовими параметрами (повторні спроби відновлення, інтервал опитування вікон) перевірено фактичні інтервали спрацювання.</w:t>
       </w:r>
     </w:p>
     <w:p>
@@ -19706,7 +19730,7 @@
         <w:pStyle w:val="BodyText"/>
       </w:pPr>
       <w:r>
-        <w:t xml:space="preserve">Приклади трансляції з браузера (табл. В.2) охоплюють створення трансляції та встановлення медіаз’єднання стрімера (ФВ-06, ФВ-10 – ФВ-13, ФВ-17). Сигнальна частина потоку 1.2 виконується повністю: маршрутизатор пропонує кодеки в порядку, визначеному в розділі 4, публікація останнього потоку переводить трансляцію в стан live, мініатюру змінює лише власник (ФВ-17). Приклад Б5 показує, що заборону трансляцій для гостей реалізовано лише маршрутами вебзастосунку: кінцева точка створення трансляції не перевіряє роль сеансу.</w:t>
+        <w:t xml:space="preserve">Приклади трансляції з браузера (табл. В.2) охоплюють створення трансляції та встановлення медіаз’єднання стримера (ФВ-06, ФВ-10 – ФВ-13, ФВ-17). Сигнальна частина потоку 1.3 виконується повністю: маршрутизатор пропонує кодеки в порядку, визначеному в розділі 4, публікація останнього потоку переводить трансляцію в стан live, мініатюру змінює лише власник (ФВ-17). Приклад Б5 показує, що заборону трансляцій для гостей реалізовано лише маршрутами вебзастосунку: кінцева точка створення трансляції не перевіряє роль сеансу.</w:t>
       </w:r>
     </w:p>
     <w:p>
@@ -19730,7 +19754,7 @@
         <w:pStyle w:val="BodyText"/>
       </w:pPr>
       <w:r>
-        <w:t xml:space="preserve">Приклади завершення та відновлення трансляції (табл. В.5) перевіряють вимоги ФВ-15 і ФВ-16, а також право керувати трансляцією. Тривалість у З2 складається з п’яти інтервалів по 6 с і ще одного, на якому таймер фіксує вичерпання спроб, тобто 36 с, а не 30 с. Приклад З4 виявив найсерйозніший дефект: обробник WebSocket стрімера перевіряє наявність сеансу, але не належність трансляції, тому будь-який сеанс може завершити чужу трансляцію.</w:t>
+        <w:t xml:space="preserve">Приклади завершення та відновлення трансляції (табл. В.5) перевіряють вимоги ФВ-15 і ФВ-16, а також право керувати трансляцією. Тривалість у З2 складається з п’яти інтервалів по 6 с і ще одного, на якому таймер фіксує вичерпання спроб, тобто 36 с, а не 30 с. Приклад З4 виявив найсерйозніший дефект: обробник WebSocket стримера перевіряє наявність сеансу, але не належність трансляції, тому будь-який сеанс може завершити чужу трансляцію.</w:t>
       </w:r>
     </w:p>
     <w:bookmarkEnd w:id="135"/>
@@ -19892,7 +19916,7 @@
                 <w:sz w:val="24"/>
                 <w:szCs w:val="24"/>
               </w:rPr>
-              <w:t xml:space="preserve">екранний секундомір у вікні, що транслюється; знімок екрана з вікнами стрімера й глядача; 10 вимірювань</w:t>
+              <w:t xml:space="preserve">екранний секундомір у вікні, що транслюється; знімок екрана з вікнами стримера й глядача; 10 вимірювань</w:t>
             </w:r>
           </w:p>
         </w:tc>
@@ -20499,7 +20523,7 @@
         <w:spacing w:before="480"/>
       </w:pPr>
       <w:r>
-        <w:t xml:space="preserve">Поля статистики потоку визначено специфікацією WebRTC [81]: поле qualityLimitationReason – причина зниження якості, поле freezeCount – кількість зупинок відтворення в глядача. Значення слід записувати після 60 с трансляції динамічного вмісту, оскільки кодер починає з половини бюджету бітрейту; затримку – як різницю показів секундоміра на одному знімку з вікнами стрімера й глядача.</w:t>
+        <w:t xml:space="preserve">Поля статистики потоку визначено специфікацією WebRTC [81]: поле qualityLimitationReason – причина зниження якості, поле freezeCount – кількість зупинок відтворення в глядача. Значення слід записувати після 60 с трансляції динамічного вмісту, оскільки кодер починає з половини бюджету бітрейту; затримку – як різницю показів секундоміра на одному знімку з вікнами стримера й глядача.</w:t>
       </w:r>
     </w:p>
     <w:bookmarkEnd w:id="137"/>
@@ -21069,7 +21093,7 @@
               <w:pStyle w:val="Compact"/>
             </w:pPr>
             <w:r>
-              <w:t xml:space="preserve">WebSocket стрімера не перевіряє власника</w:t>
+              <w:t xml:space="preserve">WebSocket стримера не перевіряє власника</w:t>
             </w:r>
           </w:p>
         </w:tc>
@@ -21116,7 +21140,7 @@
         <w:pStyle w:val="BodyText"/>
       </w:pPr>
       <w:r>
-        <w:t xml:space="preserve">Зі 30 автоматизованих прикладів 27 дали очікуваний результат: 20 із 23 у сценарії перевірки серверних компонентів і 7 із 7 у сценарії перевірки режиму слідування. Підтверджено основні потоки сценаріїв 1.1, 1.4 і 1.5 на рівні протоколу, логіку режиму слідування та часові параметри відновлення. Ручні приклади (А9, А10, Б7 – Б9, Д8 – Д10, П6, П7, З5) і вимірювання табл. 5.2 потребують реального обладнання та є умовою остаточної оцінки ефективності функціонування й сумісності.</w:t>
+        <w:t xml:space="preserve">Зі 30 автоматизованих прикладів 27 дали очікуваний результат: 20 із 23 у сценарії перевірки серверних компонентів і 7 із 7 у сценарії перевірки режиму слідування. Підтверджено основні потоки сценаріїв 1.1, 1.2 і 1.5 на рівні протоколу, логіку режиму слідування та часові параметри відновлення. Ручні приклади (А9, А10, Б7 – Б9, Д8 – Д10, П6, П7, З5) і вимірювання табл. 5.2 потребують реального обладнання та є умовою остаточної оцінки ефективності функціонування й сумісності.</w:t>
       </w:r>
     </w:p>
     <w:bookmarkEnd w:id="139"/>
@@ -21180,7 +21204,7 @@
         <w:spacing w:before="480"/>
       </w:pPr>
       <w:r>
-        <w:t xml:space="preserve">Контрольний приклад відтворює сценарії 1.3, 1.4 та 1.5 на розгорнутому сервісі за участю стрімера у Windows і гостя на іншому пристрої [ПОТРЕБУЄ УТОЧНЕННЯ: адреса сервісу, версії ОС, браузера і застосунку].</w:t>
+        <w:t xml:space="preserve">Контрольний приклад відтворює сценарії 1.4, 1.2 та 1.5 на розгорнутому сервісі за участю стримера у Windows і незареєстрованого глядача на іншому пристрої [ПОТРЕБУЄ УТОЧНЕННЯ: адреса сервісу, версії ОС, браузера і застосунку].</w:t>
       </w:r>
     </w:p>
     <w:p>
@@ -21434,7 +21458,7 @@
         <w:pStyle w:val="BodyText"/>
       </w:pPr>
       <w:r>
-        <w:t xml:space="preserve">Для запуску приватної трансляції стрімер обирає якість і частоту кадрів (типово 720p і 30 кадр/с), вмикає приватність кнопкою із замком і натискає «Start stream». Стан змінюється на «LIVE», а поле «Stream link» показує посилання на сторінку перегляду трансляції з кнопкою «Copy» (рис. 6.4).</w:t>
+        <w:t xml:space="preserve">Для запуску приватної трансляції стример обирає якість і частоту кадрів (типово 720p і 30 кадр/с), вмикає приватність кнопкою із замком і натискає «Start stream». Стан змінюється на «LIVE», а поле «Stream link» показує посилання на сторінку перегляду трансляції з кнопкою «Copy» (рис. 6.4).</w:t>
       </w:r>
     </w:p>
     <w:p>
@@ -21598,7 +21622,7 @@
         <w:pStyle w:val="BodyText"/>
       </w:pPr>
       <w:r>
-        <w:t xml:space="preserve">Коли застосунок, що транслюється, відкриває нове вікно (наприклад, програма запуску – вікно гри), джерело перемикається без дій стрімера з повідомленням «Switched to …» і написом «Following: …» (рис. 6.6).</w:t>
+        <w:t xml:space="preserve">Коли застосунок, що транслюється, відкриває нове вікно (наприклад, програма запуску – вікно гри), джерело перемикається без дій стримера з повідомленням «Switched to …» і написом «Following: …» (рис. 6.6).</w:t>
       </w:r>
     </w:p>
     <w:p>
@@ -21699,7 +21723,7 @@
         <w:spacing w:before="480"/>
       </w:pPr>
       <w:r>
-        <w:t xml:space="preserve">Критерієм досягнення мети є автоматичне, без дій стрімера, перемикання трансляції на нове вікно застосунку протягом 1,5 с. Його підтверджують тестові приклади Д3, у якому трансляція перемкнулася на нове вікно через 1,5 с, і Д5, у якому повернення до вихідного вікна відбулося через 1,3 с (табл. В.3), а також ручна перевірка Д10 у реальному застосунку після її виконання.</w:t>
+        <w:t xml:space="preserve">Критерієм досягнення мети є автоматичне, без дій стримера, перемикання трансляції на нове вікно застосунку протягом 1,5 с. Його підтверджують тестові приклади Д3, у якому трансляція перемкнулася на нове вікно через 1,5 с, і Д5, у якому повернення до вихідного вікна відбулося через 1,3 с (табл. В.3), а також ручна перевірка Д10 у реальному застосунку після її виконання.</w:t>
       </w:r>
     </w:p>
     <w:p>
@@ -21707,7 +21731,7 @@
         <w:pStyle w:val="BodyText"/>
       </w:pPr>
       <w:r>
-        <w:t xml:space="preserve">Затримку доставки зображення глядачеві оцінюють як експлуатаційну характеристику, а не як критерій досягнення мети. Для цього у вікні застосунку працює екранний секундомір, а різницю його показів у вікнах стрімера й глядача фіксують на одному знімку 10 разів для кожних умов. Результати випробувань наведено в табл. 6.1.</w:t>
+        <w:t xml:space="preserve">Затримку доставки зображення глядачеві оцінюють як експлуатаційну характеристику, а не як критерій досягнення мети. Для цього у вікні застосунку працює екранний секундомір, а різницю його показів у вікнах стримера й глядача фіксують на одному знімку 10 разів для кожних умов. Результати випробувань наведено в табл. 6.1.</w:t>
       </w:r>
     </w:p>
     <w:bookmarkStart w:id="167" w:name="tbl:trials"/>
@@ -22000,7 +22024,7 @@
         <w:pStyle w:val="BodyText"/>
       </w:pPr>
       <w:r>
-        <w:t xml:space="preserve">Мети досягнуто: трансляція без дій стрімера перемикається на нове вікно застосунку за 1,5 с і повертається до вихідного вікна за 1,3 с, а затримку доставки визначено як експлуатаційну характеристику з окремою методикою вимірювання.</w:t>
+        <w:t xml:space="preserve">Мети досягнуто: трансляція без дій стримера перемикається на нове вікно застосунку за 1,5 с і повертається до вихідного вікна за 1,3 с, а затримку доставки визначено як експлуатаційну характеристику з окремою методикою вимірювання.</w:t>
       </w:r>
     </w:p>
     <w:bookmarkEnd w:id="169"/>
@@ -22046,7 +22070,7 @@
         <w:pStyle w:val="BodyText"/>
       </w:pPr>
       <w:r>
-        <w:t xml:space="preserve">Аналіз предметної області показав, що для інтерактивної трансляції від одного стрімера багатьом</w:t>
+        <w:t xml:space="preserve">Аналіз предметної області показав, що для інтерактивної трансляції від одного стримера багатьом</w:t>
       </w:r>
       <w:r>
         <w:t xml:space="preserve"> </w:t>
@@ -22082,13 +22106,19 @@
         <w:t xml:space="preserve"> </w:t>
       </w:r>
       <w:r>
-        <w:t xml:space="preserve">цій основі сформульовано 19 функціональних вимог, деталізовано п’ять сценаріїв використання і</w:t>
+        <w:t xml:space="preserve">цій основі визначено дійових осіб «Глядач» і «Стример», п’ять варіантів використання зі сценаріями,</w:t>
       </w:r>
       <w:r>
         <w:t xml:space="preserve"> </w:t>
       </w:r>
       <w:r>
-        <w:t xml:space="preserve">визначено нефункціональні вимоги за моделлю ISO/IEC 25010.</w:t>
+        <w:t xml:space="preserve">сформульовано 19 функціональних вимог і</w:t>
+      </w:r>
+      <w:r>
+        <w:t xml:space="preserve"> </w:t>
+      </w:r>
+      <w:r>
+        <w:t xml:space="preserve">згруповано нефункціональні вимоги за моделлю ISO/IEC 25010.</w:t>
       </w:r>
     </w:p>
     <w:p>
@@ -22236,7 +22266,7 @@
         <w:t xml:space="preserve"> </w:t>
       </w:r>
       <w:r>
-        <w:t xml:space="preserve">застосунку, а трансляція без жодних дій стрімера перемикається на нове вікно цього застосунку за</w:t>
+        <w:t xml:space="preserve">застосунку, а трансляція без жодних дій стримера перемикається на нове вікно цього застосунку за</w:t>
       </w:r>
       <w:r>
         <w:t xml:space="preserve"> </w:t>
@@ -26628,7 +26658,7 @@
         <w:spacing w:before="480"/>
       </w:pPr>
       <w:r>
-        <w:t xml:space="preserve">Далі наведено фрагмент контролера трансляцій сервера сигналізації з маршрутами та обробниками повідомлень WebSocket стрімера й глядача (лістинг А.3).</w:t>
+        <w:t xml:space="preserve">Далі наведено фрагмент контролера трансляцій сервера сигналізації з маршрутами та обробниками повідомлень WebSocket стримера й глядача (лістинг А.3).</w:t>
       </w:r>
     </w:p>
     <w:p>
@@ -28602,7 +28632,7 @@
         <w:spacing w:before="480"/>
       </w:pPr>
       <w:r>
-        <w:t xml:space="preserve">Далі наведено хук сторінки трансляції вебзастосунку, що керує захопленням і публікацією медіапотоків стрімера (лістинг А.4).</w:t>
+        <w:t xml:space="preserve">Далі наведено хук сторінки трансляції вебзастосунку, що керує захопленням і публікацією медіапотоків стримера (лістинг А.4).</w:t>
       </w:r>
     </w:p>
     <w:p>
@@ -32064,7 +32094,7 @@
               <w:pStyle w:val="Compact"/>
             </w:pPr>
             <w:r>
-              <w:t xml:space="preserve">стрімер</w:t>
+              <w:t xml:space="preserve">стример</w:t>
             </w:r>
           </w:p>
         </w:tc>
@@ -34337,7 +34367,7 @@
                 <w:sz w:val="24"/>
                 <w:szCs w:val="24"/>
               </w:rPr>
-              <w:t xml:space="preserve">Транспорт стрімера</w:t>
+              <w:t xml:space="preserve">Транспорт стримера</w:t>
             </w:r>
           </w:p>
         </w:tc>
@@ -35898,7 +35928,7 @@
                 <w:sz w:val="24"/>
                 <w:szCs w:val="24"/>
               </w:rPr>
-              <w:t xml:space="preserve">Глядач бачить вікно гри без дій стрімера</w:t>
+              <w:t xml:space="preserve">Глядач бачить вікно гри без дій стримера</w:t>
             </w:r>
           </w:p>
         </w:tc>
@@ -36381,7 +36411,7 @@
                 <w:sz w:val="24"/>
                 <w:szCs w:val="24"/>
               </w:rPr>
-              <w:t xml:space="preserve">Перелік потоків стрімера</w:t>
+              <w:t xml:space="preserve">Перелік потоків стримера</w:t>
             </w:r>
           </w:p>
         </w:tc>
@@ -36830,7 +36860,7 @@
                 <w:sz w:val="24"/>
                 <w:szCs w:val="24"/>
               </w:rPr>
-              <w:t xml:space="preserve">Втрата з’єднання стрімера</w:t>
+              <w:t xml:space="preserve">Втрата з’єднання стримера</w:t>
             </w:r>
           </w:p>
         </w:tc>
@@ -36847,7 +36877,7 @@
                 <w:sz w:val="24"/>
                 <w:szCs w:val="24"/>
               </w:rPr>
-              <w:t xml:space="preserve">Розрив WebSocket стрімера</w:t>
+              <w:t xml:space="preserve">Розрив WebSocket стримера</w:t>
             </w:r>
           </w:p>
         </w:tc>
@@ -36917,7 +36947,7 @@
                 <w:sz w:val="24"/>
                 <w:szCs w:val="24"/>
               </w:rPr>
-              <w:t xml:space="preserve">Стрімер не повернувся</w:t>
+              <w:t xml:space="preserve">Стример не повернувся</w:t>
             </w:r>
           </w:p>
         </w:tc>
@@ -37004,7 +37034,7 @@
                 <w:sz w:val="24"/>
                 <w:szCs w:val="24"/>
               </w:rPr>
-              <w:t xml:space="preserve">Завершення стрімером</w:t>
+              <w:t xml:space="preserve">Завершення стримером</w:t>
             </w:r>
           </w:p>
         </w:tc>
@@ -37195,7 +37225,7 @@
                 <w:sz w:val="24"/>
                 <w:szCs w:val="24"/>
               </w:rPr>
-              <w:t xml:space="preserve">Перезавантаження сторінки стрімера протягом 30 с</w:t>
+              <w:t xml:space="preserve">Перезавантаження сторінки стримера протягом 30 с</w:t>
             </w:r>
           </w:p>
         </w:tc>

--- a/thesis/final/thesis.docx
+++ b/thesis/final/thesis.docx
@@ -5578,7 +5578,7 @@
         <w:spacing w:before="480"/>
       </w:pPr>
       <w:r>
-        <w:t xml:space="preserve">Для оцінювання трудомісткості обрано метод точок варіантів використання (Use Case Points, UCP), запропонований Г. Карнером у 1993 р. [39]. Вихідними даними методу є модель варіантів використання з підрозділу 1.3 (рис. 1.2, сценарії 1.1–1.5). Значення впливу факторів є експертними судженнями автора, тому результат є оцінкою, а не виміряною величиною.</w:t>
+        <w:t xml:space="preserve">Для оцінювання трудомісткості обрано метод точок варіантів використання (Use Case Points, UCP), запропонований Г. Карнером у 1993 р. [39]. Вихідними даними методу є модель варіантів використання (рис. 1.2) та їхні сценарії (сценарії 1.1 – 1.5). Значення впливу факторів є експертними судженнями автора, тому результат є оцінкою, а не виміряною величиною.</w:t>
       </w:r>
     </w:p>
     <w:p>
@@ -5800,10 +5800,10 @@
         <w:tblCaption w:val="Таблиця 2.1 – Класифікація дійових осіб"/>
       </w:tblPr>
       <w:tblGrid>
-        <w:gridCol w:w="3442"/>
-        <w:gridCol w:w="4166"/>
+        <w:gridCol w:w="2638"/>
+        <w:gridCol w:w="4971"/>
         <w:gridCol w:w="1430"/>
-        <w:gridCol w:w="883"/>
+        <w:gridCol w:w="882"/>
       </w:tblGrid>
       <w:tr>
         <w:trPr>
@@ -5811,7 +5811,7 @@
         </w:trPr>
         <w:tc>
           <w:tcPr>
-            <w:tcW w:w="3442" w:type="dxa"/>
+            <w:tcW w:w="2638" w:type="dxa"/>
           </w:tcPr>
           <w:p>
             <w:pPr>
@@ -5825,7 +5825,7 @@
         </w:tc>
         <w:tc>
           <w:tcPr>
-            <w:tcW w:w="4166" w:type="dxa"/>
+            <w:tcW w:w="4971" w:type="dxa"/>
           </w:tcPr>
           <w:p>
             <w:pPr>
@@ -5853,7 +5853,7 @@
         </w:tc>
         <w:tc>
           <w:tcPr>
-            <w:tcW w:w="883" w:type="dxa"/>
+            <w:tcW w:w="882" w:type="dxa"/>
           </w:tcPr>
           <w:p>
             <w:pPr>
@@ -5869,20 +5869,20 @@
       <w:tr>
         <w:tc>
           <w:tcPr>
-            <w:tcW w:w="3442" w:type="dxa"/>
-          </w:tcPr>
-          <w:p>
-            <w:pPr>
-              <w:pStyle w:val="Compact"/>
-            </w:pPr>
-            <w:r>
-              <w:t xml:space="preserve">Гість</w:t>
-            </w:r>
-          </w:p>
-        </w:tc>
-        <w:tc>
-          <w:tcPr>
-            <w:tcW w:w="4166" w:type="dxa"/>
+            <w:tcW w:w="2638" w:type="dxa"/>
+          </w:tcPr>
+          <w:p>
+            <w:pPr>
+              <w:pStyle w:val="Compact"/>
+            </w:pPr>
+            <w:r>
+              <w:t xml:space="preserve">Глядач</w:t>
+            </w:r>
+          </w:p>
+        </w:tc>
+        <w:tc>
+          <w:tcPr>
+            <w:tcW w:w="4971" w:type="dxa"/>
           </w:tcPr>
           <w:p>
             <w:pPr>
@@ -5908,7 +5908,7 @@
         </w:tc>
         <w:tc>
           <w:tcPr>
-            <w:tcW w:w="883" w:type="dxa"/>
+            <w:tcW w:w="882" w:type="dxa"/>
           </w:tcPr>
           <w:p>
             <w:pPr>
@@ -5923,20 +5923,20 @@
       <w:tr>
         <w:tc>
           <w:tcPr>
-            <w:tcW w:w="3442" w:type="dxa"/>
-          </w:tcPr>
-          <w:p>
-            <w:pPr>
-              <w:pStyle w:val="Compact"/>
-            </w:pPr>
-            <w:r>
-              <w:t xml:space="preserve">Користувач (стример / глядач)</w:t>
-            </w:r>
-          </w:p>
-        </w:tc>
-        <w:tc>
-          <w:tcPr>
-            <w:tcW w:w="4166" w:type="dxa"/>
+            <w:tcW w:w="2638" w:type="dxa"/>
+          </w:tcPr>
+          <w:p>
+            <w:pPr>
+              <w:pStyle w:val="Compact"/>
+            </w:pPr>
+            <w:r>
+              <w:t xml:space="preserve">Стример</w:t>
+            </w:r>
+          </w:p>
+        </w:tc>
+        <w:tc>
+          <w:tcPr>
+            <w:tcW w:w="4971" w:type="dxa"/>
           </w:tcPr>
           <w:p>
             <w:pPr>
@@ -5962,7 +5962,7 @@
         </w:tc>
         <w:tc>
           <w:tcPr>
-            <w:tcW w:w="883" w:type="dxa"/>
+            <w:tcW w:w="882" w:type="dxa"/>
           </w:tcPr>
           <w:p>
             <w:pPr>
@@ -5977,7 +5977,7 @@
       <w:tr>
         <w:tc>
           <w:tcPr>
-            <w:tcW w:w="3442" w:type="dxa"/>
+            <w:tcW w:w="2638" w:type="dxa"/>
           </w:tcPr>
           <w:p>
             <w:pPr>
@@ -5990,7 +5990,7 @@
         </w:tc>
         <w:tc>
           <w:tcPr>
-            <w:tcW w:w="4166" w:type="dxa"/>
+            <w:tcW w:w="4971" w:type="dxa"/>
           </w:tcPr>
           <w:p>
             <w:pPr>
@@ -6016,7 +6016,7 @@
         </w:tc>
         <w:tc>
           <w:tcPr>
-            <w:tcW w:w="883" w:type="dxa"/>
+            <w:tcW w:w="882" w:type="dxa"/>
           </w:tcPr>
           <w:p>
             <w:pPr>
@@ -6301,7 +6301,7 @@
         <w:pStyle w:val="BodyText"/>
       </w:pPr>
       <w:r>
-        <w:t xml:space="preserve">Для п’яти деталізованих варіантів використання транзакції підраховано за сценаріями підрозділу 1.3. Варіанти, що включаються в них або розширюють їх, окремо не враховано, а решту оцінено за вимогами табл. 1.3 (табл. 2.2).</w:t>
+        <w:t xml:space="preserve">Транзакції кожного з п’яти варіантів використання підраховано за їхніми сценаріями (табл. 2.2).</w:t>
       </w:r>
     </w:p>
     <w:bookmarkStart w:id="32" w:name="tbl:ucp-use-cases"/>
@@ -6331,10 +6331,10 @@
         <w:tblCaption w:val="Таблиця 2.2 – Класифікація варіантів використання"/>
       </w:tblPr>
       <w:tblGrid>
-        <w:gridCol w:w="5737"/>
-        <w:gridCol w:w="1872"/>
-        <w:gridCol w:w="1430"/>
-        <w:gridCol w:w="882"/>
+        <w:gridCol w:w="5336"/>
+        <w:gridCol w:w="2056"/>
+        <w:gridCol w:w="1564"/>
+        <w:gridCol w:w="965"/>
       </w:tblGrid>
       <w:tr>
         <w:trPr>
@@ -6342,7 +6342,7 @@
         </w:trPr>
         <w:tc>
           <w:tcPr>
-            <w:tcW w:w="5737" w:type="dxa"/>
+            <w:tcW w:w="5336" w:type="dxa"/>
           </w:tcPr>
           <w:p>
             <w:pPr>
@@ -6356,7 +6356,7 @@
         </w:tc>
         <w:tc>
           <w:tcPr>
-            <w:tcW w:w="1872" w:type="dxa"/>
+            <w:tcW w:w="2056" w:type="dxa"/>
           </w:tcPr>
           <w:p>
             <w:pPr>
@@ -6370,7 +6370,7 @@
         </w:tc>
         <w:tc>
           <w:tcPr>
-            <w:tcW w:w="1430" w:type="dxa"/>
+            <w:tcW w:w="1564" w:type="dxa"/>
           </w:tcPr>
           <w:p>
             <w:pPr>
@@ -6384,7 +6384,7 @@
         </w:tc>
         <w:tc>
           <w:tcPr>
-            <w:tcW w:w="882" w:type="dxa"/>
+            <w:tcW w:w="965" w:type="dxa"/>
           </w:tcPr>
           <w:p>
             <w:pPr>
@@ -6400,20 +6400,20 @@
       <w:tr>
         <w:tc>
           <w:tcPr>
-            <w:tcW w:w="5737" w:type="dxa"/>
-          </w:tcPr>
-          <w:p>
-            <w:pPr>
-              <w:pStyle w:val="Compact"/>
-            </w:pPr>
-            <w:r>
-              <w:t xml:space="preserve">Вхід через Google</w:t>
-            </w:r>
-          </w:p>
-        </w:tc>
-        <w:tc>
-          <w:tcPr>
-            <w:tcW w:w="1872" w:type="dxa"/>
+            <w:tcW w:w="5336" w:type="dxa"/>
+          </w:tcPr>
+          <w:p>
+            <w:pPr>
+              <w:pStyle w:val="Compact"/>
+            </w:pPr>
+            <w:r>
+              <w:t xml:space="preserve">Реєстрація та вхід через Google</w:t>
+            </w:r>
+          </w:p>
+        </w:tc>
+        <w:tc>
+          <w:tcPr>
+            <w:tcW w:w="2056" w:type="dxa"/>
           </w:tcPr>
           <w:p>
             <w:pPr>
@@ -6426,7 +6426,7 @@
         </w:tc>
         <w:tc>
           <w:tcPr>
-            <w:tcW w:w="1430" w:type="dxa"/>
+            <w:tcW w:w="1564" w:type="dxa"/>
           </w:tcPr>
           <w:p>
             <w:pPr>
@@ -6439,7 +6439,7 @@
         </w:tc>
         <w:tc>
           <w:tcPr>
-            <w:tcW w:w="882" w:type="dxa"/>
+            <w:tcW w:w="965" w:type="dxa"/>
           </w:tcPr>
           <w:p>
             <w:pPr>
@@ -6454,7 +6454,7 @@
       <w:tr>
         <w:tc>
           <w:tcPr>
-            <w:tcW w:w="5737" w:type="dxa"/>
+            <w:tcW w:w="5336" w:type="dxa"/>
           </w:tcPr>
           <w:p>
             <w:pPr>
@@ -6467,7 +6467,7 @@
         </w:tc>
         <w:tc>
           <w:tcPr>
-            <w:tcW w:w="1872" w:type="dxa"/>
+            <w:tcW w:w="2056" w:type="dxa"/>
           </w:tcPr>
           <w:p>
             <w:pPr>
@@ -6480,7 +6480,7 @@
         </w:tc>
         <w:tc>
           <w:tcPr>
-            <w:tcW w:w="1430" w:type="dxa"/>
+            <w:tcW w:w="1564" w:type="dxa"/>
           </w:tcPr>
           <w:p>
             <w:pPr>
@@ -6493,7 +6493,7 @@
         </w:tc>
         <w:tc>
           <w:tcPr>
-            <w:tcW w:w="882" w:type="dxa"/>
+            <w:tcW w:w="965" w:type="dxa"/>
           </w:tcPr>
           <w:p>
             <w:pPr>
@@ -6508,7 +6508,7 @@
       <w:tr>
         <w:tc>
           <w:tcPr>
-            <w:tcW w:w="5737" w:type="dxa"/>
+            <w:tcW w:w="5336" w:type="dxa"/>
           </w:tcPr>
           <w:p>
             <w:pPr>
@@ -6521,7 +6521,7 @@
         </w:tc>
         <w:tc>
           <w:tcPr>
-            <w:tcW w:w="1872" w:type="dxa"/>
+            <w:tcW w:w="2056" w:type="dxa"/>
           </w:tcPr>
           <w:p>
             <w:pPr>
@@ -6534,7 +6534,7 @@
         </w:tc>
         <w:tc>
           <w:tcPr>
-            <w:tcW w:w="1430" w:type="dxa"/>
+            <w:tcW w:w="1564" w:type="dxa"/>
           </w:tcPr>
           <w:p>
             <w:pPr>
@@ -6547,7 +6547,7 @@
         </w:tc>
         <w:tc>
           <w:tcPr>
-            <w:tcW w:w="882" w:type="dxa"/>
+            <w:tcW w:w="965" w:type="dxa"/>
           </w:tcPr>
           <w:p>
             <w:pPr>
@@ -6562,7 +6562,7 @@
       <w:tr>
         <w:tc>
           <w:tcPr>
-            <w:tcW w:w="5737" w:type="dxa"/>
+            <w:tcW w:w="5336" w:type="dxa"/>
           </w:tcPr>
           <w:p>
             <w:pPr>
@@ -6575,20 +6575,20 @@
         </w:tc>
         <w:tc>
           <w:tcPr>
-            <w:tcW w:w="1872" w:type="dxa"/>
-          </w:tcPr>
-          <w:p>
-            <w:pPr>
-              <w:pStyle w:val="Compact"/>
-            </w:pPr>
-            <w:r>
-              <w:t xml:space="preserve">6 + 3 = 9</w:t>
-            </w:r>
-          </w:p>
-        </w:tc>
-        <w:tc>
-          <w:tcPr>
-            <w:tcW w:w="1430" w:type="dxa"/>
+            <w:tcW w:w="2056" w:type="dxa"/>
+          </w:tcPr>
+          <w:p>
+            <w:pPr>
+              <w:pStyle w:val="Compact"/>
+            </w:pPr>
+            <w:r>
+              <w:t xml:space="preserve">6 + 4 = 10</w:t>
+            </w:r>
+          </w:p>
+        </w:tc>
+        <w:tc>
+          <w:tcPr>
+            <w:tcW w:w="1564" w:type="dxa"/>
           </w:tcPr>
           <w:p>
             <w:pPr>
@@ -6601,7 +6601,7 @@
         </w:tc>
         <w:tc>
           <w:tcPr>
-            <w:tcW w:w="882" w:type="dxa"/>
+            <w:tcW w:w="965" w:type="dxa"/>
           </w:tcPr>
           <w:p>
             <w:pPr>
@@ -6616,7 +6616,7 @@
       <w:tr>
         <w:tc>
           <w:tcPr>
-            <w:tcW w:w="5737" w:type="dxa"/>
+            <w:tcW w:w="5336" w:type="dxa"/>
           </w:tcPr>
           <w:p>
             <w:pPr>
@@ -6629,7 +6629,7 @@
         </w:tc>
         <w:tc>
           <w:tcPr>
-            <w:tcW w:w="1872" w:type="dxa"/>
+            <w:tcW w:w="2056" w:type="dxa"/>
           </w:tcPr>
           <w:p>
             <w:pPr>
@@ -6642,7 +6642,7 @@
         </w:tc>
         <w:tc>
           <w:tcPr>
-            <w:tcW w:w="1430" w:type="dxa"/>
+            <w:tcW w:w="1564" w:type="dxa"/>
           </w:tcPr>
           <w:p>
             <w:pPr>
@@ -6655,7 +6655,7 @@
         </w:tc>
         <w:tc>
           <w:tcPr>
-            <w:tcW w:w="882" w:type="dxa"/>
+            <w:tcW w:w="965" w:type="dxa"/>
           </w:tcPr>
           <w:p>
             <w:pPr>
@@ -6670,223 +6670,7 @@
       <w:tr>
         <w:tc>
           <w:tcPr>
-            <w:tcW w:w="5737" w:type="dxa"/>
-          </w:tcPr>
-          <w:p>
-            <w:pPr>
-              <w:pStyle w:val="Compact"/>
-            </w:pPr>
-            <w:r>
-              <w:t xml:space="preserve">Перегляд переліку активних трансляцій</w:t>
-            </w:r>
-          </w:p>
-        </w:tc>
-        <w:tc>
-          <w:tcPr>
-            <w:tcW w:w="1872" w:type="dxa"/>
-          </w:tcPr>
-          <w:p>
-            <w:pPr>
-              <w:pStyle w:val="Compact"/>
-            </w:pPr>
-            <w:r>
-              <w:t xml:space="preserve">3</w:t>
-            </w:r>
-          </w:p>
-        </w:tc>
-        <w:tc>
-          <w:tcPr>
-            <w:tcW w:w="1430" w:type="dxa"/>
-          </w:tcPr>
-          <w:p>
-            <w:pPr>
-              <w:pStyle w:val="Compact"/>
-            </w:pPr>
-            <w:r>
-              <w:t xml:space="preserve">простий</w:t>
-            </w:r>
-          </w:p>
-        </w:tc>
-        <w:tc>
-          <w:tcPr>
-            <w:tcW w:w="882" w:type="dxa"/>
-          </w:tcPr>
-          <w:p>
-            <w:pPr>
-              <w:pStyle w:val="Compact"/>
-            </w:pPr>
-            <w:r>
-              <w:t xml:space="preserve">5</w:t>
-            </w:r>
-          </w:p>
-        </w:tc>
-      </w:tr>
-      <w:tr>
-        <w:tc>
-          <w:tcPr>
-            <w:tcW w:w="5737" w:type="dxa"/>
-          </w:tcPr>
-          <w:p>
-            <w:pPr>
-              <w:pStyle w:val="Compact"/>
-            </w:pPr>
-            <w:r>
-              <w:t xml:space="preserve">Вимкнення звуку та копіювання посилання</w:t>
-            </w:r>
-          </w:p>
-        </w:tc>
-        <w:tc>
-          <w:tcPr>
-            <w:tcW w:w="1872" w:type="dxa"/>
-          </w:tcPr>
-          <w:p>
-            <w:pPr>
-              <w:pStyle w:val="Compact"/>
-            </w:pPr>
-            <w:r>
-              <w:t xml:space="preserve">2</w:t>
-            </w:r>
-          </w:p>
-        </w:tc>
-        <w:tc>
-          <w:tcPr>
-            <w:tcW w:w="1430" w:type="dxa"/>
-          </w:tcPr>
-          <w:p>
-            <w:pPr>
-              <w:pStyle w:val="Compact"/>
-            </w:pPr>
-            <w:r>
-              <w:t xml:space="preserve">простий</w:t>
-            </w:r>
-          </w:p>
-        </w:tc>
-        <w:tc>
-          <w:tcPr>
-            <w:tcW w:w="882" w:type="dxa"/>
-          </w:tcPr>
-          <w:p>
-            <w:pPr>
-              <w:pStyle w:val="Compact"/>
-            </w:pPr>
-            <w:r>
-              <w:t xml:space="preserve">5</w:t>
-            </w:r>
-          </w:p>
-        </w:tc>
-      </w:tr>
-      <w:tr>
-        <w:tc>
-          <w:tcPr>
-            <w:tcW w:w="5737" w:type="dxa"/>
-          </w:tcPr>
-          <w:p>
-            <w:pPr>
-              <w:pStyle w:val="Compact"/>
-            </w:pPr>
-            <w:r>
-              <w:t xml:space="preserve">Завантаження настільного застосунку</w:t>
-            </w:r>
-          </w:p>
-        </w:tc>
-        <w:tc>
-          <w:tcPr>
-            <w:tcW w:w="1872" w:type="dxa"/>
-          </w:tcPr>
-          <w:p>
-            <w:pPr>
-              <w:pStyle w:val="Compact"/>
-            </w:pPr>
-            <w:r>
-              <w:t xml:space="preserve">2</w:t>
-            </w:r>
-          </w:p>
-        </w:tc>
-        <w:tc>
-          <w:tcPr>
-            <w:tcW w:w="1430" w:type="dxa"/>
-          </w:tcPr>
-          <w:p>
-            <w:pPr>
-              <w:pStyle w:val="Compact"/>
-            </w:pPr>
-            <w:r>
-              <w:t xml:space="preserve">простий</w:t>
-            </w:r>
-          </w:p>
-        </w:tc>
-        <w:tc>
-          <w:tcPr>
-            <w:tcW w:w="882" w:type="dxa"/>
-          </w:tcPr>
-          <w:p>
-            <w:pPr>
-              <w:pStyle w:val="Compact"/>
-            </w:pPr>
-            <w:r>
-              <w:t xml:space="preserve">5</w:t>
-            </w:r>
-          </w:p>
-        </w:tc>
-      </w:tr>
-      <w:tr>
-        <w:tc>
-          <w:tcPr>
-            <w:tcW w:w="5737" w:type="dxa"/>
-          </w:tcPr>
-          <w:p>
-            <w:pPr>
-              <w:pStyle w:val="Compact"/>
-            </w:pPr>
-            <w:r>
-              <w:t xml:space="preserve">Вихід із системи</w:t>
-            </w:r>
-          </w:p>
-        </w:tc>
-        <w:tc>
-          <w:tcPr>
-            <w:tcW w:w="1872" w:type="dxa"/>
-          </w:tcPr>
-          <w:p>
-            <w:pPr>
-              <w:pStyle w:val="Compact"/>
-            </w:pPr>
-            <w:r>
-              <w:t xml:space="preserve">2</w:t>
-            </w:r>
-          </w:p>
-        </w:tc>
-        <w:tc>
-          <w:tcPr>
-            <w:tcW w:w="1430" w:type="dxa"/>
-          </w:tcPr>
-          <w:p>
-            <w:pPr>
-              <w:pStyle w:val="Compact"/>
-            </w:pPr>
-            <w:r>
-              <w:t xml:space="preserve">простий</w:t>
-            </w:r>
-          </w:p>
-        </w:tc>
-        <w:tc>
-          <w:tcPr>
-            <w:tcW w:w="882" w:type="dxa"/>
-          </w:tcPr>
-          <w:p>
-            <w:pPr>
-              <w:pStyle w:val="Compact"/>
-            </w:pPr>
-            <w:r>
-              <w:t xml:space="preserve">5</w:t>
-            </w:r>
-          </w:p>
-        </w:tc>
-      </w:tr>
-      <w:tr>
-        <w:tc>
-          <w:tcPr>
-            <w:tcW w:w="5737" w:type="dxa"/>
+            <w:tcW w:w="5336" w:type="dxa"/>
           </w:tcPr>
           <w:p>
             <w:pPr>
@@ -6899,7 +6683,7 @@
         </w:tc>
         <w:tc>
           <w:tcPr>
-            <w:tcW w:w="1872" w:type="dxa"/>
+            <w:tcW w:w="2056" w:type="dxa"/>
           </w:tcPr>
           <w:p>
             <w:pPr>
@@ -6912,7 +6696,7 @@
         </w:tc>
         <w:tc>
           <w:tcPr>
-            <w:tcW w:w="1430" w:type="dxa"/>
+            <w:tcW w:w="1564" w:type="dxa"/>
           </w:tcPr>
           <w:p>
             <w:pPr>
@@ -6925,14 +6709,14 @@
         </w:tc>
         <w:tc>
           <w:tcPr>
-            <w:tcW w:w="882" w:type="dxa"/>
-          </w:tcPr>
-          <w:p>
-            <w:pPr>
-              <w:pStyle w:val="Compact"/>
-            </w:pPr>
-            <w:r>
-              <w:t xml:space="preserve">95</w:t>
+            <w:tcW w:w="965" w:type="dxa"/>
+          </w:tcPr>
+          <w:p>
+            <w:pPr>
+              <w:pStyle w:val="Compact"/>
+            </w:pPr>
+            <w:r>
+              <w:t xml:space="preserve">75</w:t>
             </w:r>
           </w:p>
         </w:tc>
@@ -7012,7 +6796,7 @@
           <m:t>+</m:t>
         </m:r>
         <m:r>
-          <m:t>95</m:t>
+          <m:t>75</m:t>
         </m:r>
         <m:r>
           <m:rPr>
@@ -7021,7 +6805,7 @@
           <m:t>=</m:t>
         </m:r>
         <m:r>
-          <m:t>103</m:t>
+          <m:t>83</m:t>
         </m:r>
       </m:oMath>
       <w:r>
@@ -8312,7 +8096,7 @@
                 <w:sz w:val="24"/>
                 <w:szCs w:val="24"/>
               </w:rPr>
-              <w:t xml:space="preserve">шари контролерів, сервісів, репозиторіїв</w:t>
+              <w:t xml:space="preserve">шари контролерів, сервісів і доступу до даних</w:t>
             </w:r>
           </w:p>
         </w:tc>
@@ -9117,7 +8901,7 @@
         <w:pStyle w:val="BodyText"/>
       </w:pPr>
       <w:r>
-        <w:t xml:space="preserve">Фактори середовища оцінено для автора роботи (табл. 2.4). [ПОТРЕБУЄ УТОЧНЕННЯ: підтвердити оцінки E2, E3 і E7 – попередній досвід розробника та зайнятість протягом проєкту]</w:t>
+        <w:t xml:space="preserve">Фактори середовища оцінено для автора роботи з обґрунтуванням кожної оцінки (табл. 2.4).</w:t>
       </w:r>
     </w:p>
     <w:bookmarkStart w:id="34" w:name="tbl:ucp-ef"/>
@@ -9147,11 +8931,12 @@
         <w:tblCaption w:val="Таблиця 2.4 – Оцінка факторів середовища"/>
       </w:tblPr>
       <w:tblGrid>
-        <w:gridCol w:w="718"/>
-        <w:gridCol w:w="5837"/>
-        <w:gridCol w:w="921"/>
-        <w:gridCol w:w="1222"/>
-        <w:gridCol w:w="1223"/>
+        <w:gridCol w:w="620"/>
+        <w:gridCol w:w="3202"/>
+        <w:gridCol w:w="796"/>
+        <w:gridCol w:w="1056"/>
+        <w:gridCol w:w="1056"/>
+        <w:gridCol w:w="3191"/>
       </w:tblGrid>
       <w:tr>
         <w:trPr>
@@ -9159,7 +8944,7 @@
         </w:trPr>
         <w:tc>
           <w:tcPr>
-            <w:tcW w:w="718" w:type="dxa"/>
+            <w:tcW w:w="620" w:type="dxa"/>
           </w:tcPr>
           <w:p>
             <w:pPr>
@@ -9177,7 +8962,7 @@
         </w:tc>
         <w:tc>
           <w:tcPr>
-            <w:tcW w:w="5837" w:type="dxa"/>
+            <w:tcW w:w="3202" w:type="dxa"/>
           </w:tcPr>
           <w:p>
             <w:pPr>
@@ -9195,7 +8980,7 @@
         </w:tc>
         <w:tc>
           <w:tcPr>
-            <w:tcW w:w="921" w:type="dxa"/>
+            <w:tcW w:w="796" w:type="dxa"/>
           </w:tcPr>
           <w:p>
             <w:pPr>
@@ -9213,7 +8998,7 @@
         </w:tc>
         <w:tc>
           <w:tcPr>
-            <w:tcW w:w="1222" w:type="dxa"/>
+            <w:tcW w:w="1056" w:type="dxa"/>
           </w:tcPr>
           <w:p>
             <w:pPr>
@@ -9231,7 +9016,7 @@
         </w:tc>
         <w:tc>
           <w:tcPr>
-            <w:tcW w:w="1223" w:type="dxa"/>
+            <w:tcW w:w="1056" w:type="dxa"/>
           </w:tcPr>
           <w:p>
             <w:pPr>
@@ -9244,6 +9029,24 @@
                 <w:szCs w:val="24"/>
               </w:rPr>
               <w:t xml:space="preserve">Внесок</w:t>
+            </w:r>
+          </w:p>
+        </w:tc>
+        <w:tc>
+          <w:tcPr>
+            <w:tcW w:w="3191" w:type="dxa"/>
+          </w:tcPr>
+          <w:p>
+            <w:pPr>
+              <w:pStyle w:val="Compact"/>
+              <w:jc w:val="center"/>
+            </w:pPr>
+            <w:r>
+              <w:rPr>
+                <w:sz w:val="24"/>
+                <w:szCs w:val="24"/>
+              </w:rPr>
+              <w:t xml:space="preserve">Обґрунтування оцінки</w:t>
             </w:r>
           </w:p>
         </w:tc>
@@ -9251,7 +9054,7 @@
       <w:tr>
         <w:tc>
           <w:tcPr>
-            <w:tcW w:w="718" w:type="dxa"/>
+            <w:tcW w:w="620" w:type="dxa"/>
           </w:tcPr>
           <w:p>
             <w:pPr>
@@ -9268,24 +9071,24 @@
         </w:tc>
         <w:tc>
           <w:tcPr>
-            <w:tcW w:w="5837" w:type="dxa"/>
-          </w:tcPr>
-          <w:p>
-            <w:pPr>
-              <w:pStyle w:val="Compact"/>
-            </w:pPr>
-            <w:r>
-              <w:rPr>
-                <w:sz w:val="24"/>
-                <w:szCs w:val="24"/>
-              </w:rPr>
-              <w:t xml:space="preserve">Знайомство з процесом RUP</w:t>
-            </w:r>
-          </w:p>
-        </w:tc>
-        <w:tc>
-          <w:tcPr>
-            <w:tcW w:w="921" w:type="dxa"/>
+            <w:tcW w:w="3202" w:type="dxa"/>
+          </w:tcPr>
+          <w:p>
+            <w:pPr>
+              <w:pStyle w:val="Compact"/>
+            </w:pPr>
+            <w:r>
+              <w:rPr>
+                <w:sz w:val="24"/>
+                <w:szCs w:val="24"/>
+              </w:rPr>
+              <w:t xml:space="preserve">Знайомство з процесом розробки RUP</w:t>
+            </w:r>
+          </w:p>
+        </w:tc>
+        <w:tc>
+          <w:tcPr>
+            <w:tcW w:w="796" w:type="dxa"/>
           </w:tcPr>
           <w:p>
             <w:pPr>
@@ -9302,7 +9105,7 @@
         </w:tc>
         <w:tc>
           <w:tcPr>
-            <w:tcW w:w="1222" w:type="dxa"/>
+            <w:tcW w:w="1056" w:type="dxa"/>
           </w:tcPr>
           <w:p>
             <w:pPr>
@@ -9319,7 +9122,7 @@
         </w:tc>
         <w:tc>
           <w:tcPr>
-            <w:tcW w:w="1223" w:type="dxa"/>
+            <w:tcW w:w="1056" w:type="dxa"/>
           </w:tcPr>
           <w:p>
             <w:pPr>
@@ -9331,6 +9134,23 @@
                 <w:szCs w:val="24"/>
               </w:rPr>
               <w:t xml:space="preserve">1,5</w:t>
+            </w:r>
+          </w:p>
+        </w:tc>
+        <w:tc>
+          <w:tcPr>
+            <w:tcW w:w="3191" w:type="dxa"/>
+          </w:tcPr>
+          <w:p>
+            <w:pPr>
+              <w:pStyle w:val="Compact"/>
+            </w:pPr>
+            <w:r>
+              <w:rPr>
+                <w:sz w:val="24"/>
+                <w:szCs w:val="24"/>
+              </w:rPr>
+              <w:t xml:space="preserve">процес RUP формально не застосовувався</w:t>
             </w:r>
           </w:p>
         </w:tc>
@@ -9338,7 +9158,7 @@
       <w:tr>
         <w:tc>
           <w:tcPr>
-            <w:tcW w:w="718" w:type="dxa"/>
+            <w:tcW w:w="620" w:type="dxa"/>
           </w:tcPr>
           <w:p>
             <w:pPr>
@@ -9355,24 +9175,24 @@
         </w:tc>
         <w:tc>
           <w:tcPr>
-            <w:tcW w:w="5837" w:type="dxa"/>
-          </w:tcPr>
-          <w:p>
-            <w:pPr>
-              <w:pStyle w:val="Compact"/>
-            </w:pPr>
-            <w:r>
-              <w:rPr>
-                <w:sz w:val="24"/>
-                <w:szCs w:val="24"/>
-              </w:rPr>
-              <w:t xml:space="preserve">Досвід розробки подібних застосунків</w:t>
-            </w:r>
-          </w:p>
-        </w:tc>
-        <w:tc>
-          <w:tcPr>
-            <w:tcW w:w="921" w:type="dxa"/>
+            <w:tcW w:w="3202" w:type="dxa"/>
+          </w:tcPr>
+          <w:p>
+            <w:pPr>
+              <w:pStyle w:val="Compact"/>
+            </w:pPr>
+            <w:r>
+              <w:rPr>
+                <w:sz w:val="24"/>
+                <w:szCs w:val="24"/>
+              </w:rPr>
+              <w:t xml:space="preserve">Досвід розроблення подібних застосунків</w:t>
+            </w:r>
+          </w:p>
+        </w:tc>
+        <w:tc>
+          <w:tcPr>
+            <w:tcW w:w="796" w:type="dxa"/>
           </w:tcPr>
           <w:p>
             <w:pPr>
@@ -9389,35 +9209,52 @@
         </w:tc>
         <w:tc>
           <w:tcPr>
-            <w:tcW w:w="1222" w:type="dxa"/>
-          </w:tcPr>
-          <w:p>
-            <w:pPr>
-              <w:pStyle w:val="Compact"/>
-            </w:pPr>
-            <w:r>
-              <w:rPr>
-                <w:sz w:val="24"/>
-                <w:szCs w:val="24"/>
-              </w:rPr>
-              <w:t xml:space="preserve">2</w:t>
-            </w:r>
-          </w:p>
-        </w:tc>
-        <w:tc>
-          <w:tcPr>
-            <w:tcW w:w="1223" w:type="dxa"/>
-          </w:tcPr>
-          <w:p>
-            <w:pPr>
-              <w:pStyle w:val="Compact"/>
-            </w:pPr>
-            <w:r>
-              <w:rPr>
-                <w:sz w:val="24"/>
-                <w:szCs w:val="24"/>
-              </w:rPr>
-              <w:t xml:space="preserve">1</w:t>
+            <w:tcW w:w="1056" w:type="dxa"/>
+          </w:tcPr>
+          <w:p>
+            <w:pPr>
+              <w:pStyle w:val="Compact"/>
+            </w:pPr>
+            <w:r>
+              <w:rPr>
+                <w:sz w:val="24"/>
+                <w:szCs w:val="24"/>
+              </w:rPr>
+              <w:t xml:space="preserve">0</w:t>
+            </w:r>
+          </w:p>
+        </w:tc>
+        <w:tc>
+          <w:tcPr>
+            <w:tcW w:w="1056" w:type="dxa"/>
+          </w:tcPr>
+          <w:p>
+            <w:pPr>
+              <w:pStyle w:val="Compact"/>
+            </w:pPr>
+            <w:r>
+              <w:rPr>
+                <w:sz w:val="24"/>
+                <w:szCs w:val="24"/>
+              </w:rPr>
+              <w:t xml:space="preserve">0</w:t>
+            </w:r>
+          </w:p>
+        </w:tc>
+        <w:tc>
+          <w:tcPr>
+            <w:tcW w:w="3191" w:type="dxa"/>
+          </w:tcPr>
+          <w:p>
+            <w:pPr>
+              <w:pStyle w:val="Compact"/>
+            </w:pPr>
+            <w:r>
+              <w:rPr>
+                <w:sz w:val="24"/>
+                <w:szCs w:val="24"/>
+              </w:rPr>
+              <w:t xml:space="preserve">система такого класу розробляється вперше</w:t>
             </w:r>
           </w:p>
         </w:tc>
@@ -9425,7 +9262,7 @@
       <w:tr>
         <w:tc>
           <w:tcPr>
-            <w:tcW w:w="718" w:type="dxa"/>
+            <w:tcW w:w="620" w:type="dxa"/>
           </w:tcPr>
           <w:p>
             <w:pPr>
@@ -9442,7 +9279,7 @@
         </w:tc>
         <w:tc>
           <w:tcPr>
-            <w:tcW w:w="5837" w:type="dxa"/>
+            <w:tcW w:w="3202" w:type="dxa"/>
           </w:tcPr>
           <w:p>
             <w:pPr>
@@ -9459,7 +9296,7 @@
         </w:tc>
         <w:tc>
           <w:tcPr>
-            <w:tcW w:w="921" w:type="dxa"/>
+            <w:tcW w:w="796" w:type="dxa"/>
           </w:tcPr>
           <w:p>
             <w:pPr>
@@ -9476,35 +9313,52 @@
         </w:tc>
         <w:tc>
           <w:tcPr>
-            <w:tcW w:w="1222" w:type="dxa"/>
-          </w:tcPr>
-          <w:p>
-            <w:pPr>
-              <w:pStyle w:val="Compact"/>
-            </w:pPr>
-            <w:r>
-              <w:rPr>
-                <w:sz w:val="24"/>
-                <w:szCs w:val="24"/>
-              </w:rPr>
-              <w:t xml:space="preserve">4</w:t>
-            </w:r>
-          </w:p>
-        </w:tc>
-        <w:tc>
-          <w:tcPr>
-            <w:tcW w:w="1223" w:type="dxa"/>
-          </w:tcPr>
-          <w:p>
-            <w:pPr>
-              <w:pStyle w:val="Compact"/>
-            </w:pPr>
-            <w:r>
-              <w:rPr>
-                <w:sz w:val="24"/>
-                <w:szCs w:val="24"/>
-              </w:rPr>
-              <w:t xml:space="preserve">4</w:t>
+            <w:tcW w:w="1056" w:type="dxa"/>
+          </w:tcPr>
+          <w:p>
+            <w:pPr>
+              <w:pStyle w:val="Compact"/>
+            </w:pPr>
+            <w:r>
+              <w:rPr>
+                <w:sz w:val="24"/>
+                <w:szCs w:val="24"/>
+              </w:rPr>
+              <w:t xml:space="preserve">0</w:t>
+            </w:r>
+          </w:p>
+        </w:tc>
+        <w:tc>
+          <w:tcPr>
+            <w:tcW w:w="1056" w:type="dxa"/>
+          </w:tcPr>
+          <w:p>
+            <w:pPr>
+              <w:pStyle w:val="Compact"/>
+            </w:pPr>
+            <w:r>
+              <w:rPr>
+                <w:sz w:val="24"/>
+                <w:szCs w:val="24"/>
+              </w:rPr>
+              <w:t xml:space="preserve">0</w:t>
+            </w:r>
+          </w:p>
+        </w:tc>
+        <w:tc>
+          <w:tcPr>
+            <w:tcW w:w="3191" w:type="dxa"/>
+          </w:tcPr>
+          <w:p>
+            <w:pPr>
+              <w:pStyle w:val="Compact"/>
+            </w:pPr>
+            <w:r>
+              <w:rPr>
+                <w:sz w:val="24"/>
+                <w:szCs w:val="24"/>
+              </w:rPr>
+              <w:t xml:space="preserve">досвіду розроблення подібної системи немає</w:t>
             </w:r>
           </w:p>
         </w:tc>
@@ -9512,7 +9366,7 @@
       <w:tr>
         <w:tc>
           <w:tcPr>
-            <w:tcW w:w="718" w:type="dxa"/>
+            <w:tcW w:w="620" w:type="dxa"/>
           </w:tcPr>
           <w:p>
             <w:pPr>
@@ -9529,7 +9383,7 @@
         </w:tc>
         <w:tc>
           <w:tcPr>
-            <w:tcW w:w="5837" w:type="dxa"/>
+            <w:tcW w:w="3202" w:type="dxa"/>
           </w:tcPr>
           <w:p>
             <w:pPr>
@@ -9546,7 +9400,7 @@
         </w:tc>
         <w:tc>
           <w:tcPr>
-            <w:tcW w:w="921" w:type="dxa"/>
+            <w:tcW w:w="796" w:type="dxa"/>
           </w:tcPr>
           <w:p>
             <w:pPr>
@@ -9563,7 +9417,7 @@
         </w:tc>
         <w:tc>
           <w:tcPr>
-            <w:tcW w:w="1222" w:type="dxa"/>
+            <w:tcW w:w="1056" w:type="dxa"/>
           </w:tcPr>
           <w:p>
             <w:pPr>
@@ -9580,7 +9434,7 @@
         </w:tc>
         <w:tc>
           <w:tcPr>
-            <w:tcW w:w="1223" w:type="dxa"/>
+            <w:tcW w:w="1056" w:type="dxa"/>
           </w:tcPr>
           <w:p>
             <w:pPr>
@@ -9592,6 +9446,23 @@
                 <w:szCs w:val="24"/>
               </w:rPr>
               <w:t xml:space="preserve">1,5</w:t>
+            </w:r>
+          </w:p>
+        </w:tc>
+        <w:tc>
+          <w:tcPr>
+            <w:tcW w:w="3191" w:type="dxa"/>
+          </w:tcPr>
+          <w:p>
+            <w:pPr>
+              <w:pStyle w:val="Compact"/>
+            </w:pPr>
+            <w:r>
+              <w:rPr>
+                <w:sz w:val="24"/>
+                <w:szCs w:val="24"/>
+              </w:rPr>
+              <w:t xml:space="preserve">середній рівень навичок збирання й формалізації вимог</w:t>
             </w:r>
           </w:p>
         </w:tc>
@@ -9599,7 +9470,7 @@
       <w:tr>
         <w:tc>
           <w:tcPr>
-            <w:tcW w:w="718" w:type="dxa"/>
+            <w:tcW w:w="620" w:type="dxa"/>
           </w:tcPr>
           <w:p>
             <w:pPr>
@@ -9616,7 +9487,7 @@
         </w:tc>
         <w:tc>
           <w:tcPr>
-            <w:tcW w:w="5837" w:type="dxa"/>
+            <w:tcW w:w="3202" w:type="dxa"/>
           </w:tcPr>
           <w:p>
             <w:pPr>
@@ -9633,7 +9504,7 @@
         </w:tc>
         <w:tc>
           <w:tcPr>
-            <w:tcW w:w="921" w:type="dxa"/>
+            <w:tcW w:w="796" w:type="dxa"/>
           </w:tcPr>
           <w:p>
             <w:pPr>
@@ -9650,7 +9521,7 @@
         </w:tc>
         <w:tc>
           <w:tcPr>
-            <w:tcW w:w="1222" w:type="dxa"/>
+            <w:tcW w:w="1056" w:type="dxa"/>
           </w:tcPr>
           <w:p>
             <w:pPr>
@@ -9667,7 +9538,7 @@
         </w:tc>
         <w:tc>
           <w:tcPr>
-            <w:tcW w:w="1223" w:type="dxa"/>
+            <w:tcW w:w="1056" w:type="dxa"/>
           </w:tcPr>
           <w:p>
             <w:pPr>
@@ -9679,6 +9550,23 @@
                 <w:szCs w:val="24"/>
               </w:rPr>
               <w:t xml:space="preserve">5</w:t>
+            </w:r>
+          </w:p>
+        </w:tc>
+        <w:tc>
+          <w:tcPr>
+            <w:tcW w:w="3191" w:type="dxa"/>
+          </w:tcPr>
+          <w:p>
+            <w:pPr>
+              <w:pStyle w:val="Compact"/>
+            </w:pPr>
+            <w:r>
+              <w:rPr>
+                <w:sz w:val="24"/>
+                <w:szCs w:val="24"/>
+              </w:rPr>
+              <w:t xml:space="preserve">висока зацікавленість у результаті</w:t>
             </w:r>
           </w:p>
         </w:tc>
@@ -9686,7 +9574,7 @@
       <w:tr>
         <w:tc>
           <w:tcPr>
-            <w:tcW w:w="718" w:type="dxa"/>
+            <w:tcW w:w="620" w:type="dxa"/>
           </w:tcPr>
           <w:p>
             <w:pPr>
@@ -9703,7 +9591,7 @@
         </w:tc>
         <w:tc>
           <w:tcPr>
-            <w:tcW w:w="5837" w:type="dxa"/>
+            <w:tcW w:w="3202" w:type="dxa"/>
           </w:tcPr>
           <w:p>
             <w:pPr>
@@ -9720,7 +9608,7 @@
         </w:tc>
         <w:tc>
           <w:tcPr>
-            <w:tcW w:w="921" w:type="dxa"/>
+            <w:tcW w:w="796" w:type="dxa"/>
           </w:tcPr>
           <w:p>
             <w:pPr>
@@ -9737,7 +9625,7 @@
         </w:tc>
         <w:tc>
           <w:tcPr>
-            <w:tcW w:w="1222" w:type="dxa"/>
+            <w:tcW w:w="1056" w:type="dxa"/>
           </w:tcPr>
           <w:p>
             <w:pPr>
@@ -9754,7 +9642,7 @@
         </w:tc>
         <w:tc>
           <w:tcPr>
-            <w:tcW w:w="1223" w:type="dxa"/>
+            <w:tcW w:w="1056" w:type="dxa"/>
           </w:tcPr>
           <w:p>
             <w:pPr>
@@ -9766,6 +9654,23 @@
                 <w:szCs w:val="24"/>
               </w:rPr>
               <w:t xml:space="preserve">6</w:t>
+            </w:r>
+          </w:p>
+        </w:tc>
+        <w:tc>
+          <w:tcPr>
+            <w:tcW w:w="3191" w:type="dxa"/>
+          </w:tcPr>
+          <w:p>
+            <w:pPr>
+              <w:pStyle w:val="Compact"/>
+            </w:pPr>
+            <w:r>
+              <w:rPr>
+                <w:sz w:val="24"/>
+                <w:szCs w:val="24"/>
+              </w:rPr>
+              <w:t xml:space="preserve">вимоги розширювалися: захоплення звуку застосунку та режим слідування додано на завершальних етапах</w:t>
             </w:r>
           </w:p>
         </w:tc>
@@ -9773,7 +9678,7 @@
       <w:tr>
         <w:tc>
           <w:tcPr>
-            <w:tcW w:w="718" w:type="dxa"/>
+            <w:tcW w:w="620" w:type="dxa"/>
           </w:tcPr>
           <w:p>
             <w:pPr>
@@ -9790,24 +9695,24 @@
         </w:tc>
         <w:tc>
           <w:tcPr>
-            <w:tcW w:w="5837" w:type="dxa"/>
-          </w:tcPr>
-          <w:p>
-            <w:pPr>
-              <w:pStyle w:val="Compact"/>
-            </w:pPr>
-            <w:r>
-              <w:rPr>
-                <w:sz w:val="24"/>
-                <w:szCs w:val="24"/>
-              </w:rPr>
-              <w:t xml:space="preserve">Часткова зайнятість</w:t>
-            </w:r>
-          </w:p>
-        </w:tc>
-        <w:tc>
-          <w:tcPr>
-            <w:tcW w:w="921" w:type="dxa"/>
+            <w:tcW w:w="3202" w:type="dxa"/>
+          </w:tcPr>
+          <w:p>
+            <w:pPr>
+              <w:pStyle w:val="Compact"/>
+            </w:pPr>
+            <w:r>
+              <w:rPr>
+                <w:sz w:val="24"/>
+                <w:szCs w:val="24"/>
+              </w:rPr>
+              <w:t xml:space="preserve">Зайнятість розробника</w:t>
+            </w:r>
+          </w:p>
+        </w:tc>
+        <w:tc>
+          <w:tcPr>
+            <w:tcW w:w="796" w:type="dxa"/>
           </w:tcPr>
           <w:p>
             <w:pPr>
@@ -9824,35 +9729,52 @@
         </w:tc>
         <w:tc>
           <w:tcPr>
-            <w:tcW w:w="1222" w:type="dxa"/>
-          </w:tcPr>
-          <w:p>
-            <w:pPr>
-              <w:pStyle w:val="Compact"/>
-            </w:pPr>
-            <w:r>
-              <w:rPr>
-                <w:sz w:val="24"/>
-                <w:szCs w:val="24"/>
-              </w:rPr>
-              <w:t xml:space="preserve">3</w:t>
-            </w:r>
-          </w:p>
-        </w:tc>
-        <w:tc>
-          <w:tcPr>
-            <w:tcW w:w="1223" w:type="dxa"/>
-          </w:tcPr>
-          <w:p>
-            <w:pPr>
-              <w:pStyle w:val="Compact"/>
-            </w:pPr>
-            <w:r>
-              <w:rPr>
-                <w:sz w:val="24"/>
-                <w:szCs w:val="24"/>
-              </w:rPr>
-              <w:t xml:space="preserve">–3</w:t>
+            <w:tcW w:w="1056" w:type="dxa"/>
+          </w:tcPr>
+          <w:p>
+            <w:pPr>
+              <w:pStyle w:val="Compact"/>
+            </w:pPr>
+            <w:r>
+              <w:rPr>
+                <w:sz w:val="24"/>
+                <w:szCs w:val="24"/>
+              </w:rPr>
+              <w:t xml:space="preserve">0</w:t>
+            </w:r>
+          </w:p>
+        </w:tc>
+        <w:tc>
+          <w:tcPr>
+            <w:tcW w:w="1056" w:type="dxa"/>
+          </w:tcPr>
+          <w:p>
+            <w:pPr>
+              <w:pStyle w:val="Compact"/>
+            </w:pPr>
+            <w:r>
+              <w:rPr>
+                <w:sz w:val="24"/>
+                <w:szCs w:val="24"/>
+              </w:rPr>
+              <w:t xml:space="preserve">0</w:t>
+            </w:r>
+          </w:p>
+        </w:tc>
+        <w:tc>
+          <w:tcPr>
+            <w:tcW w:w="3191" w:type="dxa"/>
+          </w:tcPr>
+          <w:p>
+            <w:pPr>
+              <w:pStyle w:val="Compact"/>
+            </w:pPr>
+            <w:r>
+              <w:rPr>
+                <w:sz w:val="24"/>
+                <w:szCs w:val="24"/>
+              </w:rPr>
+              <w:t xml:space="preserve">розробник повністю зайнятий у проєкті</w:t>
             </w:r>
           </w:p>
         </w:tc>
@@ -9860,7 +9782,7 @@
       <w:tr>
         <w:tc>
           <w:tcPr>
-            <w:tcW w:w="718" w:type="dxa"/>
+            <w:tcW w:w="620" w:type="dxa"/>
           </w:tcPr>
           <w:p>
             <w:pPr>
@@ -9877,7 +9799,7 @@
         </w:tc>
         <w:tc>
           <w:tcPr>
-            <w:tcW w:w="5837" w:type="dxa"/>
+            <w:tcW w:w="3202" w:type="dxa"/>
           </w:tcPr>
           <w:p>
             <w:pPr>
@@ -9894,7 +9816,7 @@
         </w:tc>
         <w:tc>
           <w:tcPr>
-            <w:tcW w:w="921" w:type="dxa"/>
+            <w:tcW w:w="796" w:type="dxa"/>
           </w:tcPr>
           <w:p>
             <w:pPr>
@@ -9911,7 +9833,7 @@
         </w:tc>
         <w:tc>
           <w:tcPr>
-            <w:tcW w:w="1222" w:type="dxa"/>
+            <w:tcW w:w="1056" w:type="dxa"/>
           </w:tcPr>
           <w:p>
             <w:pPr>
@@ -9928,7 +9850,7 @@
         </w:tc>
         <w:tc>
           <w:tcPr>
-            <w:tcW w:w="1223" w:type="dxa"/>
+            <w:tcW w:w="1056" w:type="dxa"/>
           </w:tcPr>
           <w:p>
             <w:pPr>
@@ -9940,6 +9862,23 @@
                 <w:szCs w:val="24"/>
               </w:rPr>
               <w:t xml:space="preserve">–2</w:t>
+            </w:r>
+          </w:p>
+        </w:tc>
+        <w:tc>
+          <w:tcPr>
+            <w:tcW w:w="3191" w:type="dxa"/>
+          </w:tcPr>
+          <w:p>
+            <w:pPr>
+              <w:pStyle w:val="Compact"/>
+            </w:pPr>
+            <w:r>
+              <w:rPr>
+                <w:sz w:val="24"/>
+                <w:szCs w:val="24"/>
+              </w:rPr>
+              <w:t xml:space="preserve">TypeScript середньої складності</w:t>
             </w:r>
           </w:p>
         </w:tc>
@@ -9947,17 +9886,17 @@
       <w:tr>
         <w:tc>
           <w:tcPr>
-            <w:tcW w:w="718" w:type="dxa"/>
-          </w:tcPr>
-          <w:p>
-            <w:pPr>
-              <w:pStyle w:val="Compact"/>
-            </w:pPr>
-          </w:p>
-        </w:tc>
-        <w:tc>
-          <w:tcPr>
-            <w:tcW w:w="5837" w:type="dxa"/>
+            <w:tcW w:w="620" w:type="dxa"/>
+          </w:tcPr>
+          <w:p>
+            <w:pPr>
+              <w:pStyle w:val="Compact"/>
+            </w:pPr>
+          </w:p>
+        </w:tc>
+        <w:tc>
+          <w:tcPr>
+            <w:tcW w:w="3202" w:type="dxa"/>
           </w:tcPr>
           <w:p>
             <w:pPr>
@@ -9974,39 +9913,49 @@
         </w:tc>
         <w:tc>
           <w:tcPr>
-            <w:tcW w:w="921" w:type="dxa"/>
-          </w:tcPr>
-          <w:p>
-            <w:pPr>
-              <w:pStyle w:val="Compact"/>
-            </w:pPr>
-          </w:p>
-        </w:tc>
-        <w:tc>
-          <w:tcPr>
-            <w:tcW w:w="1222" w:type="dxa"/>
-          </w:tcPr>
-          <w:p>
-            <w:pPr>
-              <w:pStyle w:val="Compact"/>
-            </w:pPr>
-          </w:p>
-        </w:tc>
-        <w:tc>
-          <w:tcPr>
-            <w:tcW w:w="1223" w:type="dxa"/>
-          </w:tcPr>
-          <w:p>
-            <w:pPr>
-              <w:pStyle w:val="Compact"/>
-            </w:pPr>
-            <w:r>
-              <w:rPr>
-                <w:sz w:val="24"/>
-                <w:szCs w:val="24"/>
-              </w:rPr>
-              <w:t xml:space="preserve">14</w:t>
-            </w:r>
+            <w:tcW w:w="796" w:type="dxa"/>
+          </w:tcPr>
+          <w:p>
+            <w:pPr>
+              <w:pStyle w:val="Compact"/>
+            </w:pPr>
+          </w:p>
+        </w:tc>
+        <w:tc>
+          <w:tcPr>
+            <w:tcW w:w="1056" w:type="dxa"/>
+          </w:tcPr>
+          <w:p>
+            <w:pPr>
+              <w:pStyle w:val="Compact"/>
+            </w:pPr>
+          </w:p>
+        </w:tc>
+        <w:tc>
+          <w:tcPr>
+            <w:tcW w:w="1056" w:type="dxa"/>
+          </w:tcPr>
+          <w:p>
+            <w:pPr>
+              <w:pStyle w:val="Compact"/>
+            </w:pPr>
+            <w:r>
+              <w:rPr>
+                <w:sz w:val="24"/>
+                <w:szCs w:val="24"/>
+              </w:rPr>
+              <w:t xml:space="preserve">12</w:t>
+            </w:r>
+          </w:p>
+        </w:tc>
+        <w:tc>
+          <w:tcPr>
+            <w:tcW w:w="3191" w:type="dxa"/>
+          </w:tcPr>
+          <w:p>
+            <w:pPr>
+              <w:pStyle w:val="Compact"/>
+            </w:pPr>
           </w:p>
         </w:tc>
       </w:tr>
@@ -10018,7 +9967,7 @@
         <w:spacing w:before="480"/>
       </w:pPr>
       <w:r>
-        <w:t xml:space="preserve">Оцінки E6 і E7 узгоджено з історією репозиторію (підрозділ 2.2): настільний застосунок з’явився в ній 13.09.2026, режим слідування – 25.09.2026, а коміти основної гілки припадають лише на 16 із 122 календарних днів. За формулою (2.4)</w:t>
+        <w:t xml:space="preserve">За формулою (2.4)</w:t>
       </w:r>
       <w:r>
         <w:t xml:space="preserve"> </w:t>
@@ -10073,7 +10022,7 @@
           <m:t>⋅</m:t>
         </m:r>
         <m:r>
-          <m:t>14</m:t>
+          <m:t>12</m:t>
         </m:r>
         <m:r>
           <m:rPr>
@@ -10082,7 +10031,7 @@
           <m:t>=</m:t>
         </m:r>
         <m:r>
-          <m:t>0</m:t>
+          <m:t>1</m:t>
         </m:r>
         <m:r>
           <m:rPr>
@@ -10091,7 +10040,7 @@
           <m:t>,</m:t>
         </m:r>
         <m:r>
-          <m:t>98</m:t>
+          <m:t>04</m:t>
         </m:r>
       </m:oMath>
       <w:r>
@@ -10202,7 +10151,7 @@
           <m:t>=</m:t>
         </m:r>
         <m:r>
-          <m:t>103</m:t>
+          <m:t>83</m:t>
         </m:r>
         <m:r>
           <m:rPr>
@@ -10229,7 +10178,7 @@
           <m:t>⋅</m:t>
         </m:r>
         <m:r>
-          <m:t>0</m:t>
+          <m:t>1</m:t>
         </m:r>
         <m:r>
           <m:rPr>
@@ -10238,7 +10187,7 @@
           <m:t>,</m:t>
         </m:r>
         <m:r>
-          <m:t>98</m:t>
+          <m:t>04</m:t>
         </m:r>
         <m:r>
           <m:rPr>
@@ -10247,7 +10196,7 @@
           <m:t>≈</m:t>
         </m:r>
         <m:r>
-          <m:t>114</m:t>
+          <m:t>98</m:t>
         </m:r>
         <m:r>
           <m:rPr>
@@ -10256,7 +10205,7 @@
           <m:t>,</m:t>
         </m:r>
         <m:r>
-          <m:t>6</m:t>
+          <m:t>0</m:t>
         </m:r>
         <m:r>
           <m:rPr>
@@ -10390,7 +10339,7 @@
         <w:t xml:space="preserve"> </w:t>
       </w:r>
       <w:r>
-        <w:t xml:space="preserve">люд.-год, а Шнайдер і Вінтерс – вибір між 20, 28 і 36 люд.-год залежно від кількості несприятливих факторів середовища: оцінок, менших за 3, серед E1–E6 і більших за 3 серед E7–E8 [39]. У табл. 2.4 таких оцінок дві (E1, E2), що відповідає</w:t>
+        <w:t xml:space="preserve">люд.-год, а Шнайдер і Вінтерс – вибір між 20, 28 і 36 люд.-год залежно від кількості несприятливих факторів середовища: оцінок, менших за 3, серед E1–E6 і більших за 3 серед E7–E8 [39]. У табл. 2.4 таких оцінок три (E1, E2, E3), що відповідає</w:t>
       </w:r>
       <w:r>
         <w:t xml:space="preserve"> </w:t>
@@ -10409,7 +10358,7 @@
           <m:t>=</m:t>
         </m:r>
         <m:r>
-          <m:t>20</m:t>
+          <m:t>28</m:t>
         </m:r>
       </m:oMath>
       <w:r>
@@ -10429,7 +10378,7 @@
           <m:t>=</m:t>
         </m:r>
         <m:r>
-          <m:t>20</m:t>
+          <m:t>28</m:t>
         </m:r>
         <m:r>
           <m:rPr>
@@ -10438,7 +10387,7 @@
           <m:t>⋅</m:t>
         </m:r>
         <m:r>
-          <m:t>114</m:t>
+          <m:t>97</m:t>
         </m:r>
         <m:r>
           <m:rPr>
@@ -10447,7 +10396,7 @@
           <m:t>,</m:t>
         </m:r>
         <m:r>
-          <m:t>6</m:t>
+          <m:t>97</m:t>
         </m:r>
         <m:r>
           <m:rPr>
@@ -10456,31 +10405,14 @@
           <m:t>≈</m:t>
         </m:r>
         <m:r>
-          <m:t>2291</m:t>
+          <m:t>2743</m:t>
         </m:r>
       </m:oMath>
       <w:r>
         <w:t xml:space="preserve"> </w:t>
       </w:r>
       <w:r>
-        <w:t xml:space="preserve">люд.-год, або близько 286 людино-днів по 8 год. Якщо часткову зайнятість (E7) буде оцінено вище за 3,</w:t>
-      </w:r>
-      <w:r>
-        <w:t xml:space="preserve"> </w:t>
-      </w:r>
-      <m:oMath>
-        <m:r>
-          <m:t>P</m:t>
-        </m:r>
-        <m:r>
-          <m:t>F</m:t>
-        </m:r>
-      </m:oMath>
-      <w:r>
-        <w:t xml:space="preserve"> </w:t>
-      </w:r>
-      <w:r>
-        <w:t xml:space="preserve">зросте до 28, а оцінка – до 3208 люд.-год.</w:t>
+        <w:t xml:space="preserve">люд.-год, або близько 343 людино-днів по 8 год.</w:t>
       </w:r>
     </w:p>
     <w:p>
@@ -10488,7 +10420,7 @@
         <w:pStyle w:val="BodyText"/>
       </w:pPr>
       <w:r>
-        <w:t xml:space="preserve">Фактичних трудовитрат історія Git не фіксує, тому з оцінкою можна порівняти лише календарну тривалість: від першого до останнього коміту програмної частини – 122 календарні дні (підрозділ 2.2), що менше за оцінку. Розбіжність пояснюється тим, що значну частину функцій надають готові бібліотеки (mediasoup, Auth.js, Next.js, Electron), а коефіцієнт продуктивності не калібровано за історичними даними [39]. [ПОТРЕБУЄ УТОЧНЕННЯ: фактичні трудовитрати в годинах, якщо їх обліковували]</w:t>
+        <w:t xml:space="preserve">Така трудомісткість перевищує можливості одного розробника в межах часу, відведеного на кваліфікаційну роботу, тому план зосереджено на реалізації п’яти варіантів використання, а значну частину функцій покладено на готові компоненти (mediasoup, Auth.js, Next.js, Electron), так що повністю самостійно розробляються лише захоплення окремих застосунків і режим слідування.</w:t>
       </w:r>
     </w:p>
     <w:bookmarkEnd w:id="35"/>
@@ -10507,7 +10439,7 @@
         <w:spacing w:before="480"/>
       </w:pPr>
       <w:r>
-        <w:t xml:space="preserve">Початковий календарний план у репозиторії не зафіксовано, тому план виконання відновлено за історією Git. Основна гілка містить 43 коміти, перший з яких датовано 27.05.2026, а останній – 25.09.2026. Окрема гілка розробки режиму слідування містить ще 12 комітів від 25.09.2026; того ж дня її зміни внесено до основної гілки одним комітом. Коміти основної гілки мають одного автора, а коміти гілки режиму слідування – іншого. [ПОТРЕБУЄ УТОЧНЕННЯ: роль автора комітів гілки режиму слідування в проєкті] Задач (issues) у репозиторії немає, а запити на злиття (pull requests) стосуються лише пояснювальної записки. [ПОТРЕБУЄ УТОЧНЕННЯ: чи існував попередній календарний план і чи велася робота до 27.05.2026]</w:t>
+        <w:t xml:space="preserve">Для структурування проєкту загальний обсяг робіт поділено на дев’ять робіт, кожна з яких має визначений результат.</w:t>
       </w:r>
     </w:p>
     <w:p>
@@ -10515,7 +10447,79 @@
         <w:pStyle w:val="BodyText"/>
       </w:pPr>
       <w:r>
-        <w:t xml:space="preserve">Коміти згруповано в етапи за змістом повідомлень і датами; роботи етапу описано за повідомленнями його комітів (табл. 2.5).</w:t>
+        <w:t xml:space="preserve">Робота «Створення каркаса системи та базової трансляції» передбачає створення вебзастосунку, сервера сигналізації із сервером пересилання медіапотоків, входу через Google та модуля доступу до бази даних. Результат – трансляція у браузері для глядачів.</w:t>
+      </w:r>
+    </w:p>
+    <w:p>
+      <w:pPr>
+        <w:pStyle w:val="BodyText"/>
+      </w:pPr>
+      <w:r>
+        <w:t xml:space="preserve">Робота «Гостьовий доступ і керування трансляцією» передбачає гостьові сеанси для перегляду без реєстрації, приватні трансляції, вимкнення звуку стримером, сповіщення, мініатюри трансляцій та очищення неактивних сеансів. Результат – функціонально завершене ядро вебсервісу.</w:t>
+      </w:r>
+    </w:p>
+    <w:p>
+      <w:pPr>
+        <w:pStyle w:val="BodyText"/>
+      </w:pPr>
+      <w:r>
+        <w:t xml:space="preserve">Робота «Підготовка розгортання» включає опис контейнерів сервісів, налаштування зворотного проксі Caddy та перевірку змінних оточення під час запуску. Результат – система, розгорнута на сервері з доступом через HTTPS.</w:t>
+      </w:r>
+    </w:p>
+    <w:p>
+      <w:pPr>
+        <w:pStyle w:val="BodyText"/>
+      </w:pPr>
+      <w:r>
+        <w:t xml:space="preserve">Робота «Доопрацювання інтерфейсу» спрямована на вдосконалення сторінок вебзастосунку. Результат – оновлений інтерфейс.</w:t>
+      </w:r>
+    </w:p>
+    <w:p>
+      <w:pPr>
+        <w:pStyle w:val="BodyText"/>
+      </w:pPr>
+      <w:r>
+        <w:t xml:space="preserve">Робота «Захоплення окремих застосунків» передбачає вибір джерела захоплення, передавання власного звуку застосунку, пакування й випуск настільного застосунку та кнопку його завантаження на головній сторінці. Результат – настільний застосунок, що транслює зображення та звук лише обраного застосунку.</w:t>
+      </w:r>
+    </w:p>
+    <w:p>
+      <w:pPr>
+        <w:pStyle w:val="BodyText"/>
+      </w:pPr>
+      <w:r>
+        <w:t xml:space="preserve">Робота «Керування трансляцією, автооновлення та вхід через системний браузер» охоплює керування трансляцією з настільного застосунку, його автоматичне оновлення та вхід через Google у системному браузері. Результат – настільний застосунок, готовий до самостійного використання.</w:t>
+      </w:r>
+    </w:p>
+    <w:p>
+      <w:pPr>
+        <w:pStyle w:val="BodyText"/>
+      </w:pPr>
+      <w:r>
+        <w:t xml:space="preserve">Робота «Оптимізація кодування відео» передбачає узгодження бітрейту й апаратне кодування H.264. Результат – перший випуск настільного застосунку 0.0.1.</w:t>
+      </w:r>
+    </w:p>
+    <w:p>
+      <w:pPr>
+        <w:pStyle w:val="BodyText"/>
+      </w:pPr>
+      <w:r>
+        <w:t xml:space="preserve">Робота «Режим слідування» передбачає автоматичне перемикання трансляції на нові вікна обраного застосунку та повернення до попереднього вікна. Результат – випуск настільного застосунку 1.0.0.</w:t>
+      </w:r>
+    </w:p>
+    <w:p>
+      <w:pPr>
+        <w:pStyle w:val="BodyText"/>
+      </w:pPr>
+      <w:r>
+        <w:t xml:space="preserve">Робота «Тестування системи та оформлення пояснювальної записки» включає функціональне й нефункціональне тестування та опис системи. Результат – пояснювальна записка.</w:t>
+      </w:r>
+    </w:p>
+    <w:p>
+      <w:pPr>
+        <w:pStyle w:val="BodyText"/>
+      </w:pPr>
+      <w:r>
+        <w:t xml:space="preserve">Терміни та попередники робіт наведено в табл. 2.5.</w:t>
       </w:r>
     </w:p>
     <w:bookmarkStart w:id="36" w:name="tbl:wbs"/>
@@ -10524,7 +10528,7 @@
         <w:pStyle w:val="TableCaption"/>
       </w:pPr>
       <w:r>
-        <w:t xml:space="preserve">Таблиця 2.5 – Перелік робіт проєкту за історією Git</w:t>
+        <w:t xml:space="preserve">Таблиця 2.5 – Тривалість та залежності робіт проєкту</w:t>
       </w:r>
     </w:p>
     <w:tbl>
@@ -10542,14 +10546,14 @@
         </w:tblBorders>
         <w:tblLayout w:type="fixed"/>
         <w:tblLook w:firstRow="1" w:lastRow="0" w:firstColumn="0" w:lastColumn="0" w:noHBand="0" w:noVBand="0" w:val="0020"/>
-        <w:tblCaption w:val="Таблиця 2.5 – Перелік робіт проєкту за історією Git"/>
+        <w:tblCaption w:val="Таблиця 2.5 – Тривалість та залежності робіт проєкту"/>
       </w:tblPr>
       <w:tblGrid>
         <w:gridCol w:w="620"/>
-        <w:gridCol w:w="4749"/>
-        <w:gridCol w:w="1685"/>
-        <w:gridCol w:w="1186"/>
-        <w:gridCol w:w="1681"/>
+        <w:gridCol w:w="3379"/>
+        <w:gridCol w:w="1660"/>
+        <w:gridCol w:w="2556"/>
+        <w:gridCol w:w="1706"/>
       </w:tblGrid>
       <w:tr>
         <w:trPr>
@@ -10575,7 +10579,7 @@
         </w:tc>
         <w:tc>
           <w:tcPr>
-            <w:tcW w:w="4749" w:type="dxa"/>
+            <w:tcW w:w="3379" w:type="dxa"/>
           </w:tcPr>
           <w:p>
             <w:pPr>
@@ -10587,13 +10591,13 @@
                 <w:sz w:val="24"/>
                 <w:szCs w:val="24"/>
               </w:rPr>
-              <w:t xml:space="preserve">Етап і роботи</w:t>
-            </w:r>
-          </w:p>
-        </w:tc>
-        <w:tc>
-          <w:tcPr>
-            <w:tcW w:w="1685" w:type="dxa"/>
+              <w:t xml:space="preserve">Робота</w:t>
+            </w:r>
+          </w:p>
+        </w:tc>
+        <w:tc>
+          <w:tcPr>
+            <w:tcW w:w="1660" w:type="dxa"/>
           </w:tcPr>
           <w:p>
             <w:pPr>
@@ -10605,13 +10609,13 @@
                 <w:sz w:val="24"/>
                 <w:szCs w:val="24"/>
               </w:rPr>
-              <w:t xml:space="preserve">Дати комітів</w:t>
-            </w:r>
-          </w:p>
-        </w:tc>
-        <w:tc>
-          <w:tcPr>
-            <w:tcW w:w="1186" w:type="dxa"/>
+              <w:t xml:space="preserve">Терміни</w:t>
+            </w:r>
+          </w:p>
+        </w:tc>
+        <w:tc>
+          <w:tcPr>
+            <w:tcW w:w="2556" w:type="dxa"/>
           </w:tcPr>
           <w:p>
             <w:pPr>
@@ -10623,13 +10627,13 @@
                 <w:sz w:val="24"/>
                 <w:szCs w:val="24"/>
               </w:rPr>
-              <w:t xml:space="preserve">Комітів</w:t>
-            </w:r>
-          </w:p>
-        </w:tc>
-        <w:tc>
-          <w:tcPr>
-            <w:tcW w:w="1681" w:type="dxa"/>
+              <w:t xml:space="preserve">Тривалість, дн.</w:t>
+            </w:r>
+          </w:p>
+        </w:tc>
+        <w:tc>
+          <w:tcPr>
+            <w:tcW w:w="1706" w:type="dxa"/>
           </w:tcPr>
           <w:p>
             <w:pPr>
@@ -10641,7 +10645,7 @@
                 <w:sz w:val="24"/>
                 <w:szCs w:val="24"/>
               </w:rPr>
-              <w:t xml:space="preserve">Без комітів перед етапом, дн.</w:t>
+              <w:t xml:space="preserve">Попередники</w:t>
             </w:r>
           </w:p>
         </w:tc>
@@ -10666,58 +10670,58 @@
         </w:tc>
         <w:tc>
           <w:tcPr>
-            <w:tcW w:w="4749" w:type="dxa"/>
-          </w:tcPr>
-          <w:p>
-            <w:pPr>
-              <w:pStyle w:val="Compact"/>
-            </w:pPr>
-            <w:r>
-              <w:rPr>
-                <w:sz w:val="24"/>
-                <w:szCs w:val="24"/>
-              </w:rPr>
-              <w:t xml:space="preserve">Каркас монорепозиторію: вебзастосунок, сервер сигналізації, настільний застосунок, спільні типи</w:t>
-            </w:r>
-          </w:p>
-        </w:tc>
-        <w:tc>
-          <w:tcPr>
-            <w:tcW w:w="1685" w:type="dxa"/>
-          </w:tcPr>
-          <w:p>
-            <w:pPr>
-              <w:pStyle w:val="Compact"/>
-            </w:pPr>
-            <w:r>
-              <w:rPr>
-                <w:sz w:val="24"/>
-                <w:szCs w:val="24"/>
-              </w:rPr>
-              <w:t xml:space="preserve">27.05</w:t>
-            </w:r>
-          </w:p>
-        </w:tc>
-        <w:tc>
-          <w:tcPr>
-            <w:tcW w:w="1186" w:type="dxa"/>
-          </w:tcPr>
-          <w:p>
-            <w:pPr>
-              <w:pStyle w:val="Compact"/>
-            </w:pPr>
-            <w:r>
-              <w:rPr>
-                <w:sz w:val="24"/>
-                <w:szCs w:val="24"/>
-              </w:rPr>
-              <w:t xml:space="preserve">1</w:t>
-            </w:r>
-          </w:p>
-        </w:tc>
-        <w:tc>
-          <w:tcPr>
-            <w:tcW w:w="1681" w:type="dxa"/>
+            <w:tcW w:w="3379" w:type="dxa"/>
+          </w:tcPr>
+          <w:p>
+            <w:pPr>
+              <w:pStyle w:val="Compact"/>
+            </w:pPr>
+            <w:r>
+              <w:rPr>
+                <w:sz w:val="24"/>
+                <w:szCs w:val="24"/>
+              </w:rPr>
+              <w:t xml:space="preserve">Створення каркаса системи та базової трансляції</w:t>
+            </w:r>
+          </w:p>
+        </w:tc>
+        <w:tc>
+          <w:tcPr>
+            <w:tcW w:w="1660" w:type="dxa"/>
+          </w:tcPr>
+          <w:p>
+            <w:pPr>
+              <w:pStyle w:val="Compact"/>
+            </w:pPr>
+            <w:r>
+              <w:rPr>
+                <w:sz w:val="24"/>
+                <w:szCs w:val="24"/>
+              </w:rPr>
+              <w:t xml:space="preserve">27.05–13.07</w:t>
+            </w:r>
+          </w:p>
+        </w:tc>
+        <w:tc>
+          <w:tcPr>
+            <w:tcW w:w="2556" w:type="dxa"/>
+          </w:tcPr>
+          <w:p>
+            <w:pPr>
+              <w:pStyle w:val="Compact"/>
+            </w:pPr>
+            <w:r>
+              <w:rPr>
+                <w:sz w:val="24"/>
+                <w:szCs w:val="24"/>
+              </w:rPr>
+              <w:t xml:space="preserve">48</w:t>
+            </w:r>
+          </w:p>
+        </w:tc>
+        <w:tc>
+          <w:tcPr>
+            <w:tcW w:w="1706" w:type="dxa"/>
           </w:tcPr>
           <w:p>
             <w:pPr>
@@ -10753,41 +10757,58 @@
         </w:tc>
         <w:tc>
           <w:tcPr>
-            <w:tcW w:w="4749" w:type="dxa"/>
-          </w:tcPr>
-          <w:p>
-            <w:pPr>
-              <w:pStyle w:val="Compact"/>
-            </w:pPr>
-            <w:r>
-              <w:rPr>
-                <w:sz w:val="24"/>
-                <w:szCs w:val="24"/>
-              </w:rPr>
-              <w:t xml:space="preserve">Трансляція через сервер пересилання медіапотоків, вхід через Google, модуль доступу до бази даних</w:t>
-            </w:r>
-          </w:p>
-        </w:tc>
-        <w:tc>
-          <w:tcPr>
-            <w:tcW w:w="1685" w:type="dxa"/>
-          </w:tcPr>
-          <w:p>
-            <w:pPr>
-              <w:pStyle w:val="Compact"/>
-            </w:pPr>
-            <w:r>
-              <w:rPr>
-                <w:sz w:val="24"/>
-                <w:szCs w:val="24"/>
-              </w:rPr>
-              <w:t xml:space="preserve">13.07</w:t>
-            </w:r>
-          </w:p>
-        </w:tc>
-        <w:tc>
-          <w:tcPr>
-            <w:tcW w:w="1186" w:type="dxa"/>
+            <w:tcW w:w="3379" w:type="dxa"/>
+          </w:tcPr>
+          <w:p>
+            <w:pPr>
+              <w:pStyle w:val="Compact"/>
+            </w:pPr>
+            <w:r>
+              <w:rPr>
+                <w:sz w:val="24"/>
+                <w:szCs w:val="24"/>
+              </w:rPr>
+              <w:t xml:space="preserve">Гостьовий доступ і керування трансляцією</w:t>
+            </w:r>
+          </w:p>
+        </w:tc>
+        <w:tc>
+          <w:tcPr>
+            <w:tcW w:w="1660" w:type="dxa"/>
+          </w:tcPr>
+          <w:p>
+            <w:pPr>
+              <w:pStyle w:val="Compact"/>
+            </w:pPr>
+            <w:r>
+              <w:rPr>
+                <w:sz w:val="24"/>
+                <w:szCs w:val="24"/>
+              </w:rPr>
+              <w:t xml:space="preserve">14.07–12.08</w:t>
+            </w:r>
+          </w:p>
+        </w:tc>
+        <w:tc>
+          <w:tcPr>
+            <w:tcW w:w="2556" w:type="dxa"/>
+          </w:tcPr>
+          <w:p>
+            <w:pPr>
+              <w:pStyle w:val="Compact"/>
+            </w:pPr>
+            <w:r>
+              <w:rPr>
+                <w:sz w:val="24"/>
+                <w:szCs w:val="24"/>
+              </w:rPr>
+              <w:t xml:space="preserve">30</w:t>
+            </w:r>
+          </w:p>
+        </w:tc>
+        <w:tc>
+          <w:tcPr>
+            <w:tcW w:w="1706" w:type="dxa"/>
           </w:tcPr>
           <w:p>
             <w:pPr>
@@ -10799,23 +10820,6 @@
                 <w:szCs w:val="24"/>
               </w:rPr>
               <w:t xml:space="preserve">1</w:t>
-            </w:r>
-          </w:p>
-        </w:tc>
-        <w:tc>
-          <w:tcPr>
-            <w:tcW w:w="1681" w:type="dxa"/>
-          </w:tcPr>
-          <w:p>
-            <w:pPr>
-              <w:pStyle w:val="Compact"/>
-            </w:pPr>
-            <w:r>
-              <w:rPr>
-                <w:sz w:val="24"/>
-                <w:szCs w:val="24"/>
-              </w:rPr>
-              <w:t xml:space="preserve">46</w:t>
             </w:r>
           </w:p>
         </w:tc>
@@ -10840,41 +10844,58 @@
         </w:tc>
         <w:tc>
           <w:tcPr>
-            <w:tcW w:w="4749" w:type="dxa"/>
-          </w:tcPr>
-          <w:p>
-            <w:pPr>
-              <w:pStyle w:val="Compact"/>
-            </w:pPr>
-            <w:r>
-              <w:rPr>
-                <w:sz w:val="24"/>
-                <w:szCs w:val="24"/>
-              </w:rPr>
-              <w:t xml:space="preserve">Оновлення конфігурації, оптимізація TypeScript, аудит залежностей</w:t>
-            </w:r>
-          </w:p>
-        </w:tc>
-        <w:tc>
-          <w:tcPr>
-            <w:tcW w:w="1685" w:type="dxa"/>
-          </w:tcPr>
-          <w:p>
-            <w:pPr>
-              <w:pStyle w:val="Compact"/>
-            </w:pPr>
-            <w:r>
-              <w:rPr>
-                <w:sz w:val="24"/>
-                <w:szCs w:val="24"/>
-              </w:rPr>
-              <w:t xml:space="preserve">21.07</w:t>
-            </w:r>
-          </w:p>
-        </w:tc>
-        <w:tc>
-          <w:tcPr>
-            <w:tcW w:w="1186" w:type="dxa"/>
+            <w:tcW w:w="3379" w:type="dxa"/>
+          </w:tcPr>
+          <w:p>
+            <w:pPr>
+              <w:pStyle w:val="Compact"/>
+            </w:pPr>
+            <w:r>
+              <w:rPr>
+                <w:sz w:val="24"/>
+                <w:szCs w:val="24"/>
+              </w:rPr>
+              <w:t xml:space="preserve">Підготовка розгортання</w:t>
+            </w:r>
+          </w:p>
+        </w:tc>
+        <w:tc>
+          <w:tcPr>
+            <w:tcW w:w="1660" w:type="dxa"/>
+          </w:tcPr>
+          <w:p>
+            <w:pPr>
+              <w:pStyle w:val="Compact"/>
+            </w:pPr>
+            <w:r>
+              <w:rPr>
+                <w:sz w:val="24"/>
+                <w:szCs w:val="24"/>
+              </w:rPr>
+              <w:t xml:space="preserve">13.08–29.08</w:t>
+            </w:r>
+          </w:p>
+        </w:tc>
+        <w:tc>
+          <w:tcPr>
+            <w:tcW w:w="2556" w:type="dxa"/>
+          </w:tcPr>
+          <w:p>
+            <w:pPr>
+              <w:pStyle w:val="Compact"/>
+            </w:pPr>
+            <w:r>
+              <w:rPr>
+                <w:sz w:val="24"/>
+                <w:szCs w:val="24"/>
+              </w:rPr>
+              <w:t xml:space="preserve">17</w:t>
+            </w:r>
+          </w:p>
+        </w:tc>
+        <w:tc>
+          <w:tcPr>
+            <w:tcW w:w="1706" w:type="dxa"/>
           </w:tcPr>
           <w:p>
             <w:pPr>
@@ -10886,23 +10907,6 @@
                 <w:szCs w:val="24"/>
               </w:rPr>
               <w:t xml:space="preserve">2</w:t>
-            </w:r>
-          </w:p>
-        </w:tc>
-        <w:tc>
-          <w:tcPr>
-            <w:tcW w:w="1681" w:type="dxa"/>
-          </w:tcPr>
-          <w:p>
-            <w:pPr>
-              <w:pStyle w:val="Compact"/>
-            </w:pPr>
-            <w:r>
-              <w:rPr>
-                <w:sz w:val="24"/>
-                <w:szCs w:val="24"/>
-              </w:rPr>
-              <w:t xml:space="preserve">7</w:t>
             </w:r>
           </w:p>
         </w:tc>
@@ -10927,41 +10931,41 @@
         </w:tc>
         <w:tc>
           <w:tcPr>
-            <w:tcW w:w="4749" w:type="dxa"/>
-          </w:tcPr>
-          <w:p>
-            <w:pPr>
-              <w:pStyle w:val="Compact"/>
-            </w:pPr>
-            <w:r>
-              <w:rPr>
-                <w:sz w:val="24"/>
-                <w:szCs w:val="24"/>
-              </w:rPr>
-              <w:t xml:space="preserve">Гостьовий сеанс, приватні трансляції, вимкнення звуку стримером, сповіщення, мініатюри, очищення застарілих сеансів</w:t>
-            </w:r>
-          </w:p>
-        </w:tc>
-        <w:tc>
-          <w:tcPr>
-            <w:tcW w:w="1685" w:type="dxa"/>
-          </w:tcPr>
-          <w:p>
-            <w:pPr>
-              <w:pStyle w:val="Compact"/>
-            </w:pPr>
-            <w:r>
-              <w:rPr>
-                <w:sz w:val="24"/>
-                <w:szCs w:val="24"/>
-              </w:rPr>
-              <w:t xml:space="preserve">06.08–12.08</w:t>
-            </w:r>
-          </w:p>
-        </w:tc>
-        <w:tc>
-          <w:tcPr>
-            <w:tcW w:w="1186" w:type="dxa"/>
+            <w:tcW w:w="3379" w:type="dxa"/>
+          </w:tcPr>
+          <w:p>
+            <w:pPr>
+              <w:pStyle w:val="Compact"/>
+            </w:pPr>
+            <w:r>
+              <w:rPr>
+                <w:sz w:val="24"/>
+                <w:szCs w:val="24"/>
+              </w:rPr>
+              <w:t xml:space="preserve">Доопрацювання інтерфейсу</w:t>
+            </w:r>
+          </w:p>
+        </w:tc>
+        <w:tc>
+          <w:tcPr>
+            <w:tcW w:w="1660" w:type="dxa"/>
+          </w:tcPr>
+          <w:p>
+            <w:pPr>
+              <w:pStyle w:val="Compact"/>
+            </w:pPr>
+            <w:r>
+              <w:rPr>
+                <w:sz w:val="24"/>
+                <w:szCs w:val="24"/>
+              </w:rPr>
+              <w:t xml:space="preserve">30.08–03.09</w:t>
+            </w:r>
+          </w:p>
+        </w:tc>
+        <w:tc>
+          <w:tcPr>
+            <w:tcW w:w="2556" w:type="dxa"/>
           </w:tcPr>
           <w:p>
             <w:pPr>
@@ -10978,18 +10982,18 @@
         </w:tc>
         <w:tc>
           <w:tcPr>
-            <w:tcW w:w="1681" w:type="dxa"/>
-          </w:tcPr>
-          <w:p>
-            <w:pPr>
-              <w:pStyle w:val="Compact"/>
-            </w:pPr>
-            <w:r>
-              <w:rPr>
-                <w:sz w:val="24"/>
-                <w:szCs w:val="24"/>
-              </w:rPr>
-              <w:t xml:space="preserve">15</w:t>
+            <w:tcW w:w="1706" w:type="dxa"/>
+          </w:tcPr>
+          <w:p>
+            <w:pPr>
+              <w:pStyle w:val="Compact"/>
+            </w:pPr>
+            <w:r>
+              <w:rPr>
+                <w:sz w:val="24"/>
+                <w:szCs w:val="24"/>
+              </w:rPr>
+              <w:t xml:space="preserve">3</w:t>
             </w:r>
           </w:p>
         </w:tc>
@@ -11014,41 +11018,41 @@
         </w:tc>
         <w:tc>
           <w:tcPr>
-            <w:tcW w:w="4749" w:type="dxa"/>
-          </w:tcPr>
-          <w:p>
-            <w:pPr>
-              <w:pStyle w:val="Compact"/>
-            </w:pPr>
-            <w:r>
-              <w:rPr>
-                <w:sz w:val="24"/>
-                <w:szCs w:val="24"/>
-              </w:rPr>
-              <w:t xml:space="preserve">Конфігурація розгортання, вебсервер Caddy, виправлення взаємодії сервісів, перевірка змінних оточення</w:t>
-            </w:r>
-          </w:p>
-        </w:tc>
-        <w:tc>
-          <w:tcPr>
-            <w:tcW w:w="1685" w:type="dxa"/>
-          </w:tcPr>
-          <w:p>
-            <w:pPr>
-              <w:pStyle w:val="Compact"/>
-            </w:pPr>
-            <w:r>
-              <w:rPr>
-                <w:sz w:val="24"/>
-                <w:szCs w:val="24"/>
-              </w:rPr>
-              <w:t xml:space="preserve">28.08–29.08</w:t>
-            </w:r>
-          </w:p>
-        </w:tc>
-        <w:tc>
-          <w:tcPr>
-            <w:tcW w:w="1186" w:type="dxa"/>
+            <w:tcW w:w="3379" w:type="dxa"/>
+          </w:tcPr>
+          <w:p>
+            <w:pPr>
+              <w:pStyle w:val="Compact"/>
+            </w:pPr>
+            <w:r>
+              <w:rPr>
+                <w:sz w:val="24"/>
+                <w:szCs w:val="24"/>
+              </w:rPr>
+              <w:t xml:space="preserve">Захоплення окремих застосунків</w:t>
+            </w:r>
+          </w:p>
+        </w:tc>
+        <w:tc>
+          <w:tcPr>
+            <w:tcW w:w="1660" w:type="dxa"/>
+          </w:tcPr>
+          <w:p>
+            <w:pPr>
+              <w:pStyle w:val="Compact"/>
+            </w:pPr>
+            <w:r>
+              <w:rPr>
+                <w:sz w:val="24"/>
+                <w:szCs w:val="24"/>
+              </w:rPr>
+              <w:t xml:space="preserve">04.09–14.09</w:t>
+            </w:r>
+          </w:p>
+        </w:tc>
+        <w:tc>
+          <w:tcPr>
+            <w:tcW w:w="2556" w:type="dxa"/>
           </w:tcPr>
           <w:p>
             <w:pPr>
@@ -11065,18 +11069,18 @@
         </w:tc>
         <w:tc>
           <w:tcPr>
-            <w:tcW w:w="1681" w:type="dxa"/>
-          </w:tcPr>
-          <w:p>
-            <w:pPr>
-              <w:pStyle w:val="Compact"/>
-            </w:pPr>
-            <w:r>
-              <w:rPr>
-                <w:sz w:val="24"/>
-                <w:szCs w:val="24"/>
-              </w:rPr>
-              <w:t xml:space="preserve">15</w:t>
+            <w:tcW w:w="1706" w:type="dxa"/>
+          </w:tcPr>
+          <w:p>
+            <w:pPr>
+              <w:pStyle w:val="Compact"/>
+            </w:pPr>
+            <w:r>
+              <w:rPr>
+                <w:sz w:val="24"/>
+                <w:szCs w:val="24"/>
+              </w:rPr>
+              <w:t xml:space="preserve">1, 4</w:t>
             </w:r>
           </w:p>
         </w:tc>
@@ -11101,69 +11105,69 @@
         </w:tc>
         <w:tc>
           <w:tcPr>
-            <w:tcW w:w="4749" w:type="dxa"/>
-          </w:tcPr>
-          <w:p>
-            <w:pPr>
-              <w:pStyle w:val="Compact"/>
-            </w:pPr>
-            <w:r>
-              <w:rPr>
-                <w:sz w:val="24"/>
-                <w:szCs w:val="24"/>
-              </w:rPr>
-              <w:t xml:space="preserve">Доопрацювання інтерфейсу, піктограма сайту</w:t>
-            </w:r>
-          </w:p>
-        </w:tc>
-        <w:tc>
-          <w:tcPr>
-            <w:tcW w:w="1685" w:type="dxa"/>
-          </w:tcPr>
-          <w:p>
-            <w:pPr>
-              <w:pStyle w:val="Compact"/>
-            </w:pPr>
-            <w:r>
-              <w:rPr>
-                <w:sz w:val="24"/>
-                <w:szCs w:val="24"/>
-              </w:rPr>
-              <w:t xml:space="preserve">03.09</w:t>
-            </w:r>
-          </w:p>
-        </w:tc>
-        <w:tc>
-          <w:tcPr>
-            <w:tcW w:w="1186" w:type="dxa"/>
-          </w:tcPr>
-          <w:p>
-            <w:pPr>
-              <w:pStyle w:val="Compact"/>
-            </w:pPr>
-            <w:r>
-              <w:rPr>
-                <w:sz w:val="24"/>
-                <w:szCs w:val="24"/>
-              </w:rPr>
-              <w:t xml:space="preserve">2</w:t>
-            </w:r>
-          </w:p>
-        </w:tc>
-        <w:tc>
-          <w:tcPr>
-            <w:tcW w:w="1681" w:type="dxa"/>
-          </w:tcPr>
-          <w:p>
-            <w:pPr>
-              <w:pStyle w:val="Compact"/>
-            </w:pPr>
-            <w:r>
-              <w:rPr>
-                <w:sz w:val="24"/>
-                <w:szCs w:val="24"/>
-              </w:rPr>
-              <w:t xml:space="preserve">4</w:t>
+            <w:tcW w:w="3379" w:type="dxa"/>
+          </w:tcPr>
+          <w:p>
+            <w:pPr>
+              <w:pStyle w:val="Compact"/>
+            </w:pPr>
+            <w:r>
+              <w:rPr>
+                <w:sz w:val="24"/>
+                <w:szCs w:val="24"/>
+              </w:rPr>
+              <w:t xml:space="preserve">Керування трансляцією, автооновлення та вхід через системний браузер</w:t>
+            </w:r>
+          </w:p>
+        </w:tc>
+        <w:tc>
+          <w:tcPr>
+            <w:tcW w:w="1660" w:type="dxa"/>
+          </w:tcPr>
+          <w:p>
+            <w:pPr>
+              <w:pStyle w:val="Compact"/>
+            </w:pPr>
+            <w:r>
+              <w:rPr>
+                <w:sz w:val="24"/>
+                <w:szCs w:val="24"/>
+              </w:rPr>
+              <w:t xml:space="preserve">15.09–19.09</w:t>
+            </w:r>
+          </w:p>
+        </w:tc>
+        <w:tc>
+          <w:tcPr>
+            <w:tcW w:w="2556" w:type="dxa"/>
+          </w:tcPr>
+          <w:p>
+            <w:pPr>
+              <w:pStyle w:val="Compact"/>
+            </w:pPr>
+            <w:r>
+              <w:rPr>
+                <w:sz w:val="24"/>
+                <w:szCs w:val="24"/>
+              </w:rPr>
+              <w:t xml:space="preserve">5</w:t>
+            </w:r>
+          </w:p>
+        </w:tc>
+        <w:tc>
+          <w:tcPr>
+            <w:tcW w:w="1706" w:type="dxa"/>
+          </w:tcPr>
+          <w:p>
+            <w:pPr>
+              <w:pStyle w:val="Compact"/>
+            </w:pPr>
+            <w:r>
+              <w:rPr>
+                <w:sz w:val="24"/>
+                <w:szCs w:val="24"/>
+              </w:rPr>
+              <w:t xml:space="preserve">5</w:t>
             </w:r>
           </w:p>
         </w:tc>
@@ -11188,69 +11192,69 @@
         </w:tc>
         <w:tc>
           <w:tcPr>
-            <w:tcW w:w="4749" w:type="dxa"/>
-          </w:tcPr>
-          <w:p>
-            <w:pPr>
-              <w:pStyle w:val="Compact"/>
-            </w:pPr>
-            <w:r>
-              <w:rPr>
-                <w:sz w:val="24"/>
-                <w:szCs w:val="24"/>
-              </w:rPr>
-              <w:t xml:space="preserve">Захоплення звуку застосунку, вибір джерела, пакування й випуск настільного застосунку в CI, кнопка завантаження</w:t>
-            </w:r>
-          </w:p>
-        </w:tc>
-        <w:tc>
-          <w:tcPr>
-            <w:tcW w:w="1685" w:type="dxa"/>
-          </w:tcPr>
-          <w:p>
-            <w:pPr>
-              <w:pStyle w:val="Compact"/>
-            </w:pPr>
-            <w:r>
-              <w:rPr>
-                <w:sz w:val="24"/>
-                <w:szCs w:val="24"/>
-              </w:rPr>
-              <w:t xml:space="preserve">13.09–14.09</w:t>
-            </w:r>
-          </w:p>
-        </w:tc>
-        <w:tc>
-          <w:tcPr>
-            <w:tcW w:w="1186" w:type="dxa"/>
-          </w:tcPr>
-          <w:p>
-            <w:pPr>
-              <w:pStyle w:val="Compact"/>
-            </w:pPr>
-            <w:r>
-              <w:rPr>
-                <w:sz w:val="24"/>
-                <w:szCs w:val="24"/>
-              </w:rPr>
-              <w:t xml:space="preserve">9</w:t>
-            </w:r>
-          </w:p>
-        </w:tc>
-        <w:tc>
-          <w:tcPr>
-            <w:tcW w:w="1681" w:type="dxa"/>
-          </w:tcPr>
-          <w:p>
-            <w:pPr>
-              <w:pStyle w:val="Compact"/>
-            </w:pPr>
-            <w:r>
-              <w:rPr>
-                <w:sz w:val="24"/>
-                <w:szCs w:val="24"/>
-              </w:rPr>
-              <w:t xml:space="preserve">9</w:t>
+            <w:tcW w:w="3379" w:type="dxa"/>
+          </w:tcPr>
+          <w:p>
+            <w:pPr>
+              <w:pStyle w:val="Compact"/>
+            </w:pPr>
+            <w:r>
+              <w:rPr>
+                <w:sz w:val="24"/>
+                <w:szCs w:val="24"/>
+              </w:rPr>
+              <w:t xml:space="preserve">Оптимізація кодування відео</w:t>
+            </w:r>
+          </w:p>
+        </w:tc>
+        <w:tc>
+          <w:tcPr>
+            <w:tcW w:w="1660" w:type="dxa"/>
+          </w:tcPr>
+          <w:p>
+            <w:pPr>
+              <w:pStyle w:val="Compact"/>
+            </w:pPr>
+            <w:r>
+              <w:rPr>
+                <w:sz w:val="24"/>
+                <w:szCs w:val="24"/>
+              </w:rPr>
+              <w:t xml:space="preserve">20.09</w:t>
+            </w:r>
+          </w:p>
+        </w:tc>
+        <w:tc>
+          <w:tcPr>
+            <w:tcW w:w="2556" w:type="dxa"/>
+          </w:tcPr>
+          <w:p>
+            <w:pPr>
+              <w:pStyle w:val="Compact"/>
+            </w:pPr>
+            <w:r>
+              <w:rPr>
+                <w:sz w:val="24"/>
+                <w:szCs w:val="24"/>
+              </w:rPr>
+              <w:t xml:space="preserve">1</w:t>
+            </w:r>
+          </w:p>
+        </w:tc>
+        <w:tc>
+          <w:tcPr>
+            <w:tcW w:w="1706" w:type="dxa"/>
+          </w:tcPr>
+          <w:p>
+            <w:pPr>
+              <w:pStyle w:val="Compact"/>
+            </w:pPr>
+            <w:r>
+              <w:rPr>
+                <w:sz w:val="24"/>
+                <w:szCs w:val="24"/>
+              </w:rPr>
+              <w:t xml:space="preserve">6</w:t>
             </w:r>
           </w:p>
         </w:tc>
@@ -11275,69 +11279,69 @@
         </w:tc>
         <w:tc>
           <w:tcPr>
-            <w:tcW w:w="4749" w:type="dxa"/>
-          </w:tcPr>
-          <w:p>
-            <w:pPr>
-              <w:pStyle w:val="Compact"/>
-            </w:pPr>
-            <w:r>
-              <w:rPr>
-                <w:sz w:val="24"/>
-                <w:szCs w:val="24"/>
-              </w:rPr>
-              <w:t xml:space="preserve">Керування трансляцією, автооновлення настільного застосунку</w:t>
-            </w:r>
-          </w:p>
-        </w:tc>
-        <w:tc>
-          <w:tcPr>
-            <w:tcW w:w="1685" w:type="dxa"/>
-          </w:tcPr>
-          <w:p>
-            <w:pPr>
-              <w:pStyle w:val="Compact"/>
-            </w:pPr>
-            <w:r>
-              <w:rPr>
-                <w:sz w:val="24"/>
-                <w:szCs w:val="24"/>
-              </w:rPr>
-              <w:t xml:space="preserve">17.09</w:t>
-            </w:r>
-          </w:p>
-        </w:tc>
-        <w:tc>
-          <w:tcPr>
-            <w:tcW w:w="1186" w:type="dxa"/>
-          </w:tcPr>
-          <w:p>
-            <w:pPr>
-              <w:pStyle w:val="Compact"/>
-            </w:pPr>
-            <w:r>
-              <w:rPr>
-                <w:sz w:val="24"/>
-                <w:szCs w:val="24"/>
-              </w:rPr>
-              <w:t xml:space="preserve">1</w:t>
-            </w:r>
-          </w:p>
-        </w:tc>
-        <w:tc>
-          <w:tcPr>
-            <w:tcW w:w="1681" w:type="dxa"/>
-          </w:tcPr>
-          <w:p>
-            <w:pPr>
-              <w:pStyle w:val="Compact"/>
-            </w:pPr>
-            <w:r>
-              <w:rPr>
-                <w:sz w:val="24"/>
-                <w:szCs w:val="24"/>
-              </w:rPr>
-              <w:t xml:space="preserve">2</w:t>
+            <w:tcW w:w="3379" w:type="dxa"/>
+          </w:tcPr>
+          <w:p>
+            <w:pPr>
+              <w:pStyle w:val="Compact"/>
+            </w:pPr>
+            <w:r>
+              <w:rPr>
+                <w:sz w:val="24"/>
+                <w:szCs w:val="24"/>
+              </w:rPr>
+              <w:t xml:space="preserve">Режим слідування</w:t>
+            </w:r>
+          </w:p>
+        </w:tc>
+        <w:tc>
+          <w:tcPr>
+            <w:tcW w:w="1660" w:type="dxa"/>
+          </w:tcPr>
+          <w:p>
+            <w:pPr>
+              <w:pStyle w:val="Compact"/>
+            </w:pPr>
+            <w:r>
+              <w:rPr>
+                <w:sz w:val="24"/>
+                <w:szCs w:val="24"/>
+              </w:rPr>
+              <w:t xml:space="preserve">21.09–25.09</w:t>
+            </w:r>
+          </w:p>
+        </w:tc>
+        <w:tc>
+          <w:tcPr>
+            <w:tcW w:w="2556" w:type="dxa"/>
+          </w:tcPr>
+          <w:p>
+            <w:pPr>
+              <w:pStyle w:val="Compact"/>
+            </w:pPr>
+            <w:r>
+              <w:rPr>
+                <w:sz w:val="24"/>
+                <w:szCs w:val="24"/>
+              </w:rPr>
+              <w:t xml:space="preserve">5</w:t>
+            </w:r>
+          </w:p>
+        </w:tc>
+        <w:tc>
+          <w:tcPr>
+            <w:tcW w:w="1706" w:type="dxa"/>
+          </w:tcPr>
+          <w:p>
+            <w:pPr>
+              <w:pStyle w:val="Compact"/>
+            </w:pPr>
+            <w:r>
+              <w:rPr>
+                <w:sz w:val="24"/>
+                <w:szCs w:val="24"/>
+              </w:rPr>
+              <w:t xml:space="preserve">5, 7</w:t>
             </w:r>
           </w:p>
         </w:tc>
@@ -11362,41 +11366,58 @@
         </w:tc>
         <w:tc>
           <w:tcPr>
-            <w:tcW w:w="4749" w:type="dxa"/>
-          </w:tcPr>
-          <w:p>
-            <w:pPr>
-              <w:pStyle w:val="Compact"/>
-            </w:pPr>
-            <w:r>
-              <w:rPr>
-                <w:sz w:val="24"/>
-                <w:szCs w:val="24"/>
-              </w:rPr>
-              <w:t xml:space="preserve">Вхід через системний браузер, виправлення інтерфейсу та сеансового cookie</w:t>
-            </w:r>
-          </w:p>
-        </w:tc>
-        <w:tc>
-          <w:tcPr>
-            <w:tcW w:w="1685" w:type="dxa"/>
-          </w:tcPr>
-          <w:p>
-            <w:pPr>
-              <w:pStyle w:val="Compact"/>
-            </w:pPr>
-            <w:r>
-              <w:rPr>
-                <w:sz w:val="24"/>
-                <w:szCs w:val="24"/>
-              </w:rPr>
-              <w:t xml:space="preserve">19.09</w:t>
-            </w:r>
-          </w:p>
-        </w:tc>
-        <w:tc>
-          <w:tcPr>
-            <w:tcW w:w="1186" w:type="dxa"/>
+            <w:tcW w:w="3379" w:type="dxa"/>
+          </w:tcPr>
+          <w:p>
+            <w:pPr>
+              <w:pStyle w:val="Compact"/>
+            </w:pPr>
+            <w:r>
+              <w:rPr>
+                <w:sz w:val="24"/>
+                <w:szCs w:val="24"/>
+              </w:rPr>
+              <w:t xml:space="preserve">Тестування системи та оформлення пояснювальної записки</w:t>
+            </w:r>
+          </w:p>
+        </w:tc>
+        <w:tc>
+          <w:tcPr>
+            <w:tcW w:w="1660" w:type="dxa"/>
+          </w:tcPr>
+          <w:p>
+            <w:pPr>
+              <w:pStyle w:val="Compact"/>
+            </w:pPr>
+            <w:r>
+              <w:rPr>
+                <w:sz w:val="24"/>
+                <w:szCs w:val="24"/>
+              </w:rPr>
+              <w:t xml:space="preserve">з 05.10</w:t>
+            </w:r>
+          </w:p>
+        </w:tc>
+        <w:tc>
+          <w:tcPr>
+            <w:tcW w:w="2556" w:type="dxa"/>
+          </w:tcPr>
+          <w:p>
+            <w:pPr>
+              <w:pStyle w:val="Compact"/>
+            </w:pPr>
+            <w:r>
+              <w:rPr>
+                <w:sz w:val="24"/>
+                <w:szCs w:val="24"/>
+              </w:rPr>
+              <w:t xml:space="preserve">[ПОТРЕБУЄ УТОЧНЕННЯ: дата завершення]</w:t>
+            </w:r>
+          </w:p>
+        </w:tc>
+        <w:tc>
+          <w:tcPr>
+            <w:tcW w:w="1706" w:type="dxa"/>
           </w:tcPr>
           <w:p>
             <w:pPr>
@@ -11408,197 +11429,6 @@
                 <w:szCs w:val="24"/>
               </w:rPr>
               <w:t xml:space="preserve">8</w:t>
-            </w:r>
-          </w:p>
-        </w:tc>
-        <w:tc>
-          <w:tcPr>
-            <w:tcW w:w="1681" w:type="dxa"/>
-          </w:tcPr>
-          <w:p>
-            <w:pPr>
-              <w:pStyle w:val="Compact"/>
-            </w:pPr>
-            <w:r>
-              <w:rPr>
-                <w:sz w:val="24"/>
-                <w:szCs w:val="24"/>
-              </w:rPr>
-              <w:t xml:space="preserve">1</w:t>
-            </w:r>
-          </w:p>
-        </w:tc>
-      </w:tr>
-      <w:tr>
-        <w:tc>
-          <w:tcPr>
-            <w:tcW w:w="620" w:type="dxa"/>
-          </w:tcPr>
-          <w:p>
-            <w:pPr>
-              <w:pStyle w:val="Compact"/>
-            </w:pPr>
-            <w:r>
-              <w:rPr>
-                <w:sz w:val="24"/>
-                <w:szCs w:val="24"/>
-              </w:rPr>
-              <w:t xml:space="preserve">10</w:t>
-            </w:r>
-          </w:p>
-        </w:tc>
-        <w:tc>
-          <w:tcPr>
-            <w:tcW w:w="4749" w:type="dxa"/>
-          </w:tcPr>
-          <w:p>
-            <w:pPr>
-              <w:pStyle w:val="Compact"/>
-            </w:pPr>
-            <w:r>
-              <w:rPr>
-                <w:sz w:val="24"/>
-                <w:szCs w:val="24"/>
-              </w:rPr>
-              <w:t xml:space="preserve">Узгодження бітрейту, апаратне кодування H.264; випуск 0.0.1</w:t>
-            </w:r>
-          </w:p>
-        </w:tc>
-        <w:tc>
-          <w:tcPr>
-            <w:tcW w:w="1685" w:type="dxa"/>
-          </w:tcPr>
-          <w:p>
-            <w:pPr>
-              <w:pStyle w:val="Compact"/>
-            </w:pPr>
-            <w:r>
-              <w:rPr>
-                <w:sz w:val="24"/>
-                <w:szCs w:val="24"/>
-              </w:rPr>
-              <w:t xml:space="preserve">20.09</w:t>
-            </w:r>
-          </w:p>
-        </w:tc>
-        <w:tc>
-          <w:tcPr>
-            <w:tcW w:w="1186" w:type="dxa"/>
-          </w:tcPr>
-          <w:p>
-            <w:pPr>
-              <w:pStyle w:val="Compact"/>
-            </w:pPr>
-            <w:r>
-              <w:rPr>
-                <w:sz w:val="24"/>
-                <w:szCs w:val="24"/>
-              </w:rPr>
-              <w:t xml:space="preserve">2</w:t>
-            </w:r>
-          </w:p>
-        </w:tc>
-        <w:tc>
-          <w:tcPr>
-            <w:tcW w:w="1681" w:type="dxa"/>
-          </w:tcPr>
-          <w:p>
-            <w:pPr>
-              <w:pStyle w:val="Compact"/>
-            </w:pPr>
-            <w:r>
-              <w:rPr>
-                <w:sz w:val="24"/>
-                <w:szCs w:val="24"/>
-              </w:rPr>
-              <w:t xml:space="preserve">–</w:t>
-            </w:r>
-          </w:p>
-        </w:tc>
-      </w:tr>
-      <w:tr>
-        <w:tc>
-          <w:tcPr>
-            <w:tcW w:w="620" w:type="dxa"/>
-          </w:tcPr>
-          <w:p>
-            <w:pPr>
-              <w:pStyle w:val="Compact"/>
-            </w:pPr>
-            <w:r>
-              <w:rPr>
-                <w:sz w:val="24"/>
-                <w:szCs w:val="24"/>
-              </w:rPr>
-              <w:t xml:space="preserve">11</w:t>
-            </w:r>
-          </w:p>
-        </w:tc>
-        <w:tc>
-          <w:tcPr>
-            <w:tcW w:w="4749" w:type="dxa"/>
-          </w:tcPr>
-          <w:p>
-            <w:pPr>
-              <w:pStyle w:val="Compact"/>
-            </w:pPr>
-            <w:r>
-              <w:rPr>
-                <w:sz w:val="24"/>
-                <w:szCs w:val="24"/>
-              </w:rPr>
-              <w:t xml:space="preserve">Режим слідування за вікнами застосунку; випуск 1.0.0</w:t>
-            </w:r>
-          </w:p>
-        </w:tc>
-        <w:tc>
-          <w:tcPr>
-            <w:tcW w:w="1685" w:type="dxa"/>
-          </w:tcPr>
-          <w:p>
-            <w:pPr>
-              <w:pStyle w:val="Compact"/>
-            </w:pPr>
-            <w:r>
-              <w:rPr>
-                <w:sz w:val="24"/>
-                <w:szCs w:val="24"/>
-              </w:rPr>
-              <w:t xml:space="preserve">25.09</w:t>
-            </w:r>
-          </w:p>
-        </w:tc>
-        <w:tc>
-          <w:tcPr>
-            <w:tcW w:w="1186" w:type="dxa"/>
-          </w:tcPr>
-          <w:p>
-            <w:pPr>
-              <w:pStyle w:val="Compact"/>
-            </w:pPr>
-            <w:r>
-              <w:rPr>
-                <w:sz w:val="24"/>
-                <w:szCs w:val="24"/>
-              </w:rPr>
-              <w:t xml:space="preserve">1 + 12</w:t>
-            </w:r>
-          </w:p>
-        </w:tc>
-        <w:tc>
-          <w:tcPr>
-            <w:tcW w:w="1681" w:type="dxa"/>
-          </w:tcPr>
-          <w:p>
-            <w:pPr>
-              <w:pStyle w:val="Compact"/>
-            </w:pPr>
-            <w:r>
-              <w:rPr>
-                <w:sz w:val="24"/>
-                <w:szCs w:val="24"/>
-              </w:rPr>
-              <w:t xml:space="preserve">4</w:t>
             </w:r>
           </w:p>
         </w:tc>
@@ -11611,7 +11441,15 @@
         <w:spacing w:before="480"/>
       </w:pPr>
       <w:r>
-        <w:t xml:space="preserve">Найбільший проміжок без комітів (46 днів) передує етапу 2: його єдиний коміт змінює 77 файлів, тож роботу цього проміжку зафіксовано лише її результатом. Випуски настільного застосунку 0.0.1 і 1.0.0 позначено в репозиторії тегами від 20.09.2026 і 25.09.2026. Календарний графік робіт наведено на рис. 2.1.</w:t>
+        <w:t xml:space="preserve">Робота 1 створює основу для всіх подальших робіт, робота 2 розширює її модель трансляцій і сеансів, робота 3 розгортає завершене ядро, а інтерфейс у роботі 4 доопрацьовується на розгорнутій системі. Робота 5 використовує конвеєр трансляції роботи 1, робота 6 – настільний застосунок роботи 5, випуск роботи 7 можливий після робіт 5 і 6, робота 8 спирається на захоплення застосунків і перший випуск, а робота 9 потребує завершеної версії системи.</w:t>
+      </w:r>
+    </w:p>
+    <w:p>
+      <w:pPr>
+        <w:pStyle w:val="BodyText"/>
+      </w:pPr>
+      <w:r>
+        <w:t xml:space="preserve">На основі визначених робіт, їхньої тривалості та залежностей побудовано діаграму Ганта (рис. 2.1); шкала діаграми – тижні від початку проєкту 27.05.2026.</w:t>
       </w:r>
     </w:p>
     <w:bookmarkStart w:id="40" w:name="fig:gantt"/>
@@ -11622,9 +11460,9 @@
       <w:r>
         <w:drawing>
           <wp:inline>
-            <wp:extent cx="5759999" cy="1975876"/>
+            <wp:extent cx="5759999" cy="1271956"/>
             <wp:effectExtent b="0" l="0" r="0" t="0"/>
-            <wp:docPr descr="Діаграма Ганта виконання проєкту за історією Git (тижні від 25.05.2026)" title="" id="38" name="Picture"/>
+            <wp:docPr descr="Діаграма Ганта проєкту" title="" id="38" name="Picture"/>
             <a:graphic>
               <a:graphicData uri="http://schemas.openxmlformats.org/drawingml/2006/picture">
                 <pic:pic>
@@ -11643,7 +11481,7 @@
                   <pic:spPr bwMode="auto">
                     <a:xfrm>
                       <a:off x="0" y="0"/>
-                      <a:ext cx="5759999" cy="1975876"/>
+                      <a:ext cx="5759999" cy="1271956"/>
                     </a:xfrm>
                     <a:prstGeom prst="rect">
                       <a:avLst/>
@@ -11667,7 +11505,7 @@
         <w:pStyle w:val="ImageCaption"/>
       </w:pPr>
       <w:r>
-        <w:t xml:space="preserve">Рисунок 2.1 – Діаграма Ганта виконання проєкту за історією Git (тижні від 25.05.2026)</w:t>
+        <w:t xml:space="preserve">Рисунок 2.1 – Діаграма Ганта проєкту</w:t>
       </w:r>
     </w:p>
     <w:bookmarkEnd w:id="40"/>
@@ -11677,7 +11515,7 @@
         <w:spacing w:before="480"/>
       </w:pPr>
       <w:r>
-        <w:t xml:space="preserve">Темні смуги охоплюють дні від першого до останнього коміту етапу, світлі – проміжки без комітів перед ним, ромби позначають випуски та початок роботи над пояснювальною запискою. Діаграма показує, що 34 із 43 комітів основної гілки (етапи 5–11) зроблено за останні 29 днів розробки (28.08–25.09.2026), а функції захоплення окремих застосунків (етапи 7–11) – за останні 13 днів. Роботу над пояснювальною запискою ведуть в окремій гілці з 05.10.2026 (20-й тиждень). [ПОТРЕБУЄ УТОЧНЕННЯ: дата завершення роботи та етапи календарного плану із завдання на кваліфікаційну роботу]</w:t>
+        <w:t xml:space="preserve">Діаграма показує послідовне виконання робіт, оскільки всі їх виконує один розробник. Найтривалішою та найтрудомісткішою є робота 1, далі – робота 2. Критичною є робота 5: захоплення окремих застосунків становить новизну системи, і від нього залежать роботи 6–8. Розробка програмної частини триває з 27.05.2026 до 25.09.2026, тобто 122 календарні дні, після чого виконується робота 9.</w:t>
       </w:r>
     </w:p>
     <w:bookmarkEnd w:id="41"/>
@@ -11696,7 +11534,7 @@
         <w:spacing w:before="480"/>
       </w:pPr>
       <w:r>
-        <w:t xml:space="preserve">Ризики виявлено за документацією, конфігурацією збирання та історією репозиторію. Імовірність і вплив оцінено експертно за трирівневою шкалою, стратегією реагування є уникнення, пом’якшення або прийняття (табл. 2.6).</w:t>
+        <w:t xml:space="preserve">Ризики виявлено за документацією та конфігурацією збирання. Імовірність і вплив оцінено експертно за трирівневою шкалою, стратегією реагування є уникнення, пом’якшення або прийняття (табл. 2.6).</w:t>
       </w:r>
     </w:p>
     <w:bookmarkStart w:id="42" w:name="tbl:risks"/>
@@ -12618,7 +12456,7 @@
         <w:spacing w:before="480"/>
       </w:pPr>
       <w:r>
-        <w:t xml:space="preserve">Ризик R2 зумовлений політикою Google, яка з 30.09.2021 блокує запити авторизації OAuth 2.0 з вбудованих переглядачів [40], і рекомендацією RFC 8252 використовувати для нативних застосунків зовнішній браузер [36]; його усунуто на етапі 9 (19.09.2026). Ризик R3 пов’язаний із перекомпіляцією нативного модуля, кеш інструмента якої вилучено з пакета окремим комітом на етапі 7. Ризик R4 опрацьовано на етапі 10, а ризик R7 ілюструє етап 9, де п’ять із восьми комітів виправляють дефекти інтерфейсу та встановлення залежностей. Ризики R8 і R9 відповідають підрозділу 2.2, де функції настільного застосунку додано за останні 13 днів розробки.</w:t>
+        <w:t xml:space="preserve">Ризик R2 зумовлений політикою Google, яка з 30.09.2021 блокує запити авторизації OAuth 2.0 з вбудованих переглядачів [40], і рекомендацією RFC 8252 використовувати для нативних застосунків зовнішній браузер [36]; його усунуто в роботі 6. Ризики R3 і R4 опрацьовано в роботах 5 і 7, а ризики R8 і R9 відповідають плану робіт 5–8.</w:t>
       </w:r>
     </w:p>
     <w:bookmarkEnd w:id="43"/>
@@ -12659,7 +12497,7 @@
           <m:t>≈</m:t>
         </m:r>
         <m:r>
-          <m:t>114</m:t>
+          <m:t>98</m:t>
         </m:r>
         <m:r>
           <m:rPr>
@@ -12668,19 +12506,11 @@
           <m:t>,</m:t>
         </m:r>
         <m:r>
-          <m:t>6</m:t>
+          <m:t>0</m:t>
         </m:r>
       </m:oMath>
       <w:r>
-        <w:t xml:space="preserve">, а за коефіцієнта продуктивності 20 люд.-год оцінна трудомісткість становить близько 2291 люд.-год.</w:t>
-      </w:r>
-    </w:p>
-    <w:p>
-      <w:pPr>
-        <w:pStyle w:val="BodyText"/>
-      </w:pPr>
-      <w:r>
-        <w:t xml:space="preserve">За історією Git план виконання відновлено як 11 етапів з 27.05.2026 до 25.09.2026, що завершилися випуском 1.0.0. Більшість комітів зроблено за останні 29 днів. Для ключових технічних ризиків реєстру заходи реагування реалізовано в коді.</w:t>
+        <w:t xml:space="preserve">, тобто близько 2743 люд.-год за коефіцієнта продуктивності 28 люд.-год. Проєкт поділено на дев’ять робіт, розробка програмної частини триває з 27.05.2026 до 25.09.2026, критичною є робота із захоплення окремих застосунків, а для ключових технічних ризиків заходи реагування реалізовано в коді.</w:t>
       </w:r>
     </w:p>
     <w:bookmarkEnd w:id="44"/>
@@ -22126,13 +21956,19 @@
         <w:pStyle w:val="BodyText"/>
       </w:pPr>
       <w:r>
-        <w:t xml:space="preserve">Під час планування трудомісткість оцінено методом точок варіантів використання: близько 114,6</w:t>
+        <w:t xml:space="preserve">Під час планування трудомісткість оцінено методом точок варіантів використання: близько 98,0</w:t>
       </w:r>
       <w:r>
         <w:t xml:space="preserve"> </w:t>
       </w:r>
       <w:r>
-        <w:t xml:space="preserve">точки, тобто близько 2291 люд.-год за коефіцієнта продуктивності 20 люд.-год. Реєстр містить дев’ять</w:t>
+        <w:t xml:space="preserve">точки, тобто близько 2743 люд.-год за коефіцієнта продуктивності 28 люд.-год. Роботи над проєктом</w:t>
+      </w:r>
+      <w:r>
+        <w:t xml:space="preserve"> </w:t>
+      </w:r>
+      <w:r>
+        <w:t xml:space="preserve">сплановано як дев’ять послідовних етапів. Реєстр містить дев’ять</w:t>
       </w:r>
       <w:r>
         <w:t xml:space="preserve"> </w:t>

--- a/thesis/final/thesis.docx
+++ b/thesis/final/thesis.docx
@@ -229,7 +229,7 @@
         <w:t xml:space="preserve"> </w:t>
       </w:r>
       <w:r>
-        <w:t xml:space="preserve">верстки] сторінках, список використаних джерел з 82 найменувань на [ПОТРЕБУЄ УТОЧНЕННЯ: кількість</w:t>
+        <w:t xml:space="preserve">верстки] сторінках, список використаних джерел з 30 найменувань на [ПОТРЕБУЄ УТОЧНЕННЯ: кількість</w:t>
       </w:r>
       <w:r>
         <w:t xml:space="preserve"> </w:t>
@@ -413,7 +413,7 @@
         <w:t xml:space="preserve"> </w:t>
       </w:r>
       <w:r>
-        <w:t xml:space="preserve">pages, a list of used sources with 82 titles on [ПОТРЕБУЄ УТОЧНЕННЯ: number after layout] pages,</w:t>
+        <w:t xml:space="preserve">pages, a list of used sources with 30 titles on [ПОТРЕБУЄ УТОЧНЕННЯ: number after layout] pages,</w:t>
       </w:r>
       <w:r>
         <w:t xml:space="preserve"> </w:t>
@@ -973,7 +973,7 @@
         <w:t xml:space="preserve"> </w:t>
       </w:r>
       <w:r>
-        <w:t xml:space="preserve">аудиторії через HTTP-технології із затримкою в секунди [1, 2] і покладають</w:t>
+        <w:t xml:space="preserve">аудиторії через HTTP-технології із затримкою в секунди [1] і покладають</w:t>
       </w:r>
       <w:r>
         <w:t xml:space="preserve"> </w:t>
@@ -985,7 +985,7 @@
         <w:t xml:space="preserve"> </w:t>
       </w:r>
       <w:r>
-        <w:t xml:space="preserve">глядача до зустрічі чи голосового каналу [3, 4]. Водночас трансляція</w:t>
+        <w:t xml:space="preserve">глядача до зустрічі чи голосового каналу [2, 3]. Водночас трансляція</w:t>
       </w:r>
       <w:r>
         <w:t xml:space="preserve"> </w:t>
@@ -1023,13 +1023,13 @@
         <w:t xml:space="preserve"> </w:t>
       </w:r>
       <w:r>
-        <w:t xml:space="preserve">необов’язковий [5]. Звук окремого процесу доступний лише через системні</w:t>
+        <w:t xml:space="preserve">необов’язковий [4]. Звук окремого процесу доступний лише через системні</w:t>
       </w:r>
       <w:r>
         <w:t xml:space="preserve"> </w:t>
       </w:r>
       <w:r>
-        <w:t xml:space="preserve">інтерфейси операційної системи [6]. Отже, актуальним є створення</w:t>
+        <w:t xml:space="preserve">інтерфейси операційної системи [5]. Отже, актуальним є створення</w:t>
       </w:r>
       <w:r>
         <w:t xml:space="preserve"> </w:t>
@@ -1055,7 +1055,7 @@
         <w:t xml:space="preserve"> </w:t>
       </w:r>
       <w:r>
-        <w:t xml:space="preserve">[7, 8]. Він забезпечує обов’язкове шифрування медіаданих [9] і</w:t>
+        <w:t xml:space="preserve">[6, 7]. Він забезпечує обов’язкове шифрування медіаданих [8] і</w:t>
       </w:r>
       <w:r>
         <w:t xml:space="preserve"> </w:t>
@@ -1073,13 +1073,13 @@
         <w:t xml:space="preserve"> </w:t>
       </w:r>
       <w:r>
-        <w:t xml:space="preserve">надзвичайно низькою затримкою і масштабується на велику кількість користувачів [10]. Серед</w:t>
+        <w:t xml:space="preserve">надзвичайно низькою затримкою і масштабується на велику кількість користувачів [9]. Серед</w:t>
       </w:r>
       <w:r>
         <w:t xml:space="preserve"> </w:t>
       </w:r>
       <w:r>
-        <w:t xml:space="preserve">розглянутих у розділі 1 рішень жодне не поєднує захоплення окремого застосунку з його власним</w:t>
+        <w:t xml:space="preserve">розглянутих наявних рішень жодне не поєднує захоплення окремого застосунку з його власним</w:t>
       </w:r>
       <w:r>
         <w:t xml:space="preserve"> </w:t>
@@ -1375,13 +1375,13 @@
         <w:t xml:space="preserve"> </w:t>
       </w:r>
       <w:r>
-        <w:t xml:space="preserve">бібліотекою Drizzle ORM для зберігання даних і Docker Compose для розгортання. Обґрунтування</w:t>
+        <w:t xml:space="preserve">бібліотекою Drizzle ORM для зберігання даних і Docker Compose для розгортання. Вибір цих засобів обґрунтовано</w:t>
       </w:r>
       <w:r>
         <w:t xml:space="preserve"> </w:t>
       </w:r>
       <w:r>
-        <w:t xml:space="preserve">вибору цих засобів наведено в підрозділі 4.1.</w:t>
+        <w:t xml:space="preserve">під час опису програмної реалізації.</w:t>
       </w:r>
     </w:p>
     <w:p>
@@ -1513,7 +1513,7 @@
         <w:pStyle w:val="BodyText"/>
       </w:pPr>
       <w:r>
-        <w:t xml:space="preserve">Протокол HTTP Live Streaming (HLS) передає потік через HTTP як список відтворення з послідовних медіасегментів, і вже сама модель доставки закладає затримку в секунди [1, 11]; розширення Low-Latency HLS знижує її до рівня телевізійного мовлення [12], а YouTube у режимах низької та наднизької затримки обіцяє менше 10 с і менше 5 с відповідно [2]. Протокол RTMP поверх TCP слугує переважно для приймання потоку від кодувальника платформою, а WebRTC призначена для двобічного обміну медіаданими в реальному часі безпосередньо з браузера (табл. 1.1).</w:t>
+        <w:t xml:space="preserve">Протокол HTTP Live Streaming (HLS) передає потік через HTTP як список відтворення з послідовних медіасегментів, і вже сама модель доставки закладає затримку в секунди [1]. Протокол RTMP поверх TCP слугує переважно для приймання потоку від кодувальника платформою, а WebRTC призначена для двобічного обміну медіаданими в реальному часі безпосередньо з браузера (табл. 1.1).</w:t>
       </w:r>
     </w:p>
     <w:bookmarkStart w:id="13" w:name="tbl:delivery"/>
@@ -1543,10 +1543,10 @@
         <w:tblCaption w:val="Таблиця 1.1 – Технології доставки медіапотоків"/>
       </w:tblPr>
       <w:tblGrid>
-        <w:gridCol w:w="1987"/>
-        <w:gridCol w:w="2253"/>
-        <w:gridCol w:w="3308"/>
-        <w:gridCol w:w="2373"/>
+        <w:gridCol w:w="1782"/>
+        <w:gridCol w:w="2280"/>
+        <w:gridCol w:w="3476"/>
+        <w:gridCol w:w="2383"/>
       </w:tblGrid>
       <w:tr>
         <w:trPr>
@@ -1554,7 +1554,7 @@
         </w:trPr>
         <w:tc>
           <w:tcPr>
-            <w:tcW w:w="1987" w:type="dxa"/>
+            <w:tcW w:w="1782" w:type="dxa"/>
           </w:tcPr>
           <w:p>
             <w:pPr>
@@ -1568,7 +1568,7 @@
         </w:tc>
         <w:tc>
           <w:tcPr>
-            <w:tcW w:w="2253" w:type="dxa"/>
+            <w:tcW w:w="2280" w:type="dxa"/>
           </w:tcPr>
           <w:p>
             <w:pPr>
@@ -1582,7 +1582,7 @@
         </w:tc>
         <w:tc>
           <w:tcPr>
-            <w:tcW w:w="3308" w:type="dxa"/>
+            <w:tcW w:w="3476" w:type="dxa"/>
           </w:tcPr>
           <w:p>
             <w:pPr>
@@ -1596,7 +1596,7 @@
         </w:tc>
         <w:tc>
           <w:tcPr>
-            <w:tcW w:w="2373" w:type="dxa"/>
+            <w:tcW w:w="2383" w:type="dxa"/>
           </w:tcPr>
           <w:p>
             <w:pPr>
@@ -1612,7 +1612,7 @@
       <w:tr>
         <w:tc>
           <w:tcPr>
-            <w:tcW w:w="1987" w:type="dxa"/>
+            <w:tcW w:w="1782" w:type="dxa"/>
           </w:tcPr>
           <w:p>
             <w:pPr>
@@ -1625,7 +1625,7 @@
         </w:tc>
         <w:tc>
           <w:tcPr>
-            <w:tcW w:w="2253" w:type="dxa"/>
+            <w:tcW w:w="2280" w:type="dxa"/>
           </w:tcPr>
           <w:p>
             <w:pPr>
@@ -1638,20 +1638,20 @@
         </w:tc>
         <w:tc>
           <w:tcPr>
-            <w:tcW w:w="3308" w:type="dxa"/>
-          </w:tcPr>
-          <w:p>
-            <w:pPr>
-              <w:pStyle w:val="Compact"/>
-            </w:pPr>
-            <w:r>
-              <w:t xml:space="preserve">приймання потоку від кодувальника платформою [13, 14]</w:t>
-            </w:r>
-          </w:p>
-        </w:tc>
-        <w:tc>
-          <w:tcPr>
-            <w:tcW w:w="2373" w:type="dxa"/>
+            <w:tcW w:w="3476" w:type="dxa"/>
+          </w:tcPr>
+          <w:p>
+            <w:pPr>
+              <w:pStyle w:val="Compact"/>
+            </w:pPr>
+            <w:r>
+              <w:t xml:space="preserve">приймання потоку від кодувальника платформою [10]</w:t>
+            </w:r>
+          </w:p>
+        </w:tc>
+        <w:tc>
+          <w:tcPr>
+            <w:tcW w:w="2383" w:type="dxa"/>
           </w:tcPr>
           <w:p>
             <w:pPr>
@@ -1666,7 +1666,7 @@
       <w:tr>
         <w:tc>
           <w:tcPr>
-            <w:tcW w:w="1987" w:type="dxa"/>
+            <w:tcW w:w="1782" w:type="dxa"/>
           </w:tcPr>
           <w:p>
             <w:pPr>
@@ -1679,7 +1679,7 @@
         </w:tc>
         <w:tc>
           <w:tcPr>
-            <w:tcW w:w="2253" w:type="dxa"/>
+            <w:tcW w:w="2280" w:type="dxa"/>
           </w:tcPr>
           <w:p>
             <w:pPr>
@@ -1692,7 +1692,7 @@
         </w:tc>
         <w:tc>
           <w:tcPr>
-            <w:tcW w:w="3308" w:type="dxa"/>
+            <w:tcW w:w="3476" w:type="dxa"/>
           </w:tcPr>
           <w:p>
             <w:pPr>
@@ -1705,14 +1705,14 @@
         </w:tc>
         <w:tc>
           <w:tcPr>
-            <w:tcW w:w="2373" w:type="dxa"/>
-          </w:tcPr>
-          <w:p>
-            <w:pPr>
-              <w:pStyle w:val="Compact"/>
-            </w:pPr>
-            <w:r>
-              <w:t xml:space="preserve">секунди: старт не ближче трьох цільових тривалостей (рекомендовано 6 с) від кінця списку [1, 11]</w:t>
+            <w:tcW w:w="2383" w:type="dxa"/>
+          </w:tcPr>
+          <w:p>
+            <w:pPr>
+              <w:pStyle w:val="Compact"/>
+            </w:pPr>
+            <w:r>
+              <w:t xml:space="preserve">секунди: старт не ближче трьох цільових тривалостей від кінця списку [1]</w:t>
             </w:r>
           </w:p>
         </w:tc>
@@ -1720,61 +1720,7 @@
       <w:tr>
         <w:tc>
           <w:tcPr>
-            <w:tcW w:w="1987" w:type="dxa"/>
-          </w:tcPr>
-          <w:p>
-            <w:pPr>
-              <w:pStyle w:val="Compact"/>
-            </w:pPr>
-            <w:r>
-              <w:t xml:space="preserve">Low-Latency HLS</w:t>
-            </w:r>
-          </w:p>
-        </w:tc>
-        <w:tc>
-          <w:tcPr>
-            <w:tcW w:w="2253" w:type="dxa"/>
-          </w:tcPr>
-          <w:p>
-            <w:pPr>
-              <w:pStyle w:val="Compact"/>
-            </w:pPr>
-            <w:r>
-              <w:t xml:space="preserve">HTTP, часткові сегменти</w:t>
-            </w:r>
-          </w:p>
-        </w:tc>
-        <w:tc>
-          <w:tcPr>
-            <w:tcW w:w="3308" w:type="dxa"/>
-          </w:tcPr>
-          <w:p>
-            <w:pPr>
-              <w:pStyle w:val="Compact"/>
-            </w:pPr>
-            <w:r>
-              <w:t xml:space="preserve">доставка глядачам зі зниженою затримкою [12]</w:t>
-            </w:r>
-          </w:p>
-        </w:tc>
-        <w:tc>
-          <w:tcPr>
-            <w:tcW w:w="2373" w:type="dxa"/>
-          </w:tcPr>
-          <w:p>
-            <w:pPr>
-              <w:pStyle w:val="Compact"/>
-            </w:pPr>
-            <w:r>
-              <w:t xml:space="preserve">на рівні телевізійного мовлення [12]</w:t>
-            </w:r>
-          </w:p>
-        </w:tc>
-      </w:tr>
-      <w:tr>
-        <w:tc>
-          <w:tcPr>
-            <w:tcW w:w="1987" w:type="dxa"/>
+            <w:tcW w:w="1782" w:type="dxa"/>
           </w:tcPr>
           <w:p>
             <w:pPr>
@@ -1787,7 +1733,7 @@
         </w:tc>
         <w:tc>
           <w:tcPr>
-            <w:tcW w:w="2253" w:type="dxa"/>
+            <w:tcW w:w="2280" w:type="dxa"/>
           </w:tcPr>
           <w:p>
             <w:pPr>
@@ -1800,27 +1746,27 @@
         </w:tc>
         <w:tc>
           <w:tcPr>
-            <w:tcW w:w="3308" w:type="dxa"/>
-          </w:tcPr>
-          <w:p>
-            <w:pPr>
-              <w:pStyle w:val="Compact"/>
-            </w:pPr>
-            <w:r>
-              <w:t xml:space="preserve">двобічна передача між браузерами та серверами [7, 8]</w:t>
-            </w:r>
-          </w:p>
-        </w:tc>
-        <w:tc>
-          <w:tcPr>
-            <w:tcW w:w="2373" w:type="dxa"/>
-          </w:tcPr>
-          <w:p>
-            <w:pPr>
-              <w:pStyle w:val="Compact"/>
-            </w:pPr>
-            <w:r>
-              <w:t xml:space="preserve">реальний час; у топології SFU – «надзвичайно низька» [10]</w:t>
+            <w:tcW w:w="3476" w:type="dxa"/>
+          </w:tcPr>
+          <w:p>
+            <w:pPr>
+              <w:pStyle w:val="Compact"/>
+            </w:pPr>
+            <w:r>
+              <w:t xml:space="preserve">двобічна передача між браузерами та серверами [6, 7]</w:t>
+            </w:r>
+          </w:p>
+        </w:tc>
+        <w:tc>
+          <w:tcPr>
+            <w:tcW w:w="2383" w:type="dxa"/>
+          </w:tcPr>
+          <w:p>
+            <w:pPr>
+              <w:pStyle w:val="Compact"/>
+            </w:pPr>
+            <w:r>
+              <w:t xml:space="preserve">реальний час; у топології SFU – «надзвичайно низька» [9]</w:t>
             </w:r>
           </w:p>
         </w:tc>
@@ -1841,7 +1787,7 @@
         <w:pStyle w:val="BodyText"/>
       </w:pPr>
       <w:r>
-        <w:t xml:space="preserve">Розглянемо складові WebRTC докладніше. Технологія поєднує програмний інтерфейс браузера, стандартизований W3C [7], і набір протоколів IETF, огляд яких наведено в RFC 8825 [8]. Медіадані передаються у форматі RTP [15], причому реалізація захищеного профілю SRTP є обов’язковою [8]. Архітектура безпеки WebRTC забороняє передавання медіа через незашифрований RTP і вимагає пропонувати для кожного медіаканалу узгодження ключів DTLS-SRTP [9]. Встановлення з’єднання крізь трансляцію мережевих адрес (NAT) забезпечує протокол ICE, який перевіряє пари кандидатних адрес учасників [16]. Опис сеансу узгоджується за моделлю «пропозиція/відповідь» протоколу JSEP, який навмисно не визначає сигнальний протокол і залишає спосіб обміну описами застосунку [17].</w:t>
+        <w:t xml:space="preserve">Розглянемо складові WebRTC докладніше. Технологія поєднує програмний інтерфейс браузера, стандартизований W3C [6], і набір протоколів IETF, огляд яких наведено в RFC 8825 [7]. Медіадані передаються у форматі RTP, причому реалізація захищеного профілю SRTP є обов’язковою [7]. Архітектура безпеки WebRTC забороняє передавання медіа через незашифрований RTP і вимагає пропонувати для кожного медіаканалу узгодження ключів DTLS-SRTP [8]. Встановлення з’єднання крізь трансляцію мережевих адрес (NAT) забезпечує протокол ICE, а описи сеансу учасники узгоджують за моделлю «пропозиція/відповідь», причому спосіб обміну цими описами визначає сам застосунок.</w:t>
       </w:r>
     </w:p>
     <w:p>
@@ -1849,7 +1795,7 @@
         <w:pStyle w:val="BodyText"/>
       </w:pPr>
       <w:r>
-        <w:t xml:space="preserve">Тому в stream-share сигналізацію реалізовано власним протоколом повідомлень поверх WebSocket, типи яких спільні для клієнта й сервера, а медіасервер оголошує в ICE-кандидатах публічну адресу, задану в конфігурації сервера; протокол розглянуто в розділі 3.</w:t>
+        <w:t xml:space="preserve">Тому в stream-share сигналізацію реалізовано власним протоколом повідомлень поверх WebSocket, типи яких спільні для клієнта й сервера, а медіасервер оголошує в ICE-кандидатах публічну адресу, задану в конфігурації сервера; цей протокол описано під час проєктування системи.</w:t>
       </w:r>
     </w:p>
     <w:p>
@@ -1857,7 +1803,7 @@
         <w:pStyle w:val="BodyText"/>
       </w:pPr>
       <w:r>
-        <w:t xml:space="preserve">Наступним питанням є топологія, за якою один стример передає потік кільком глядачам. RFC 7667 описує три основні варіанти [10] (рис. 1.1). У топології mesh відправник надсилає окрему копію потоку кожному отримувачу, тож вихідний канал стримера зростає пропорційно кількості глядачів. Мікшер (MCU) декодує, змішує та повторно кодує потоки, що потребує значних обчислювальних ресурсів і погіршує якість [10]. Вузол селективного пересилання (SFU) лише пересилає RTP-потоки без обробки сигналу, тому має надзвичайно низьку затримку і масштабується на велику кількість користувачів [10].</w:t>
+        <w:t xml:space="preserve">Наступним питанням є топологія, за якою один стример передає потік кільком глядачам. RFC 7667 описує три основні варіанти [9] (рис. 1.1). У топології mesh відправник надсилає окрему копію потоку кожному отримувачу, тож вихідний канал стримера зростає пропорційно кількості глядачів. Мікшер (MCU) декодує, змішує та повторно кодує потоки, що потребує значних обчислювальних ресурсів і погіршує якість [9]. Вузол селективного пересилання (SFU) лише пересилає RTP-потоки без обробки сигналу, тому має надзвичайно низьку затримку і масштабується на велику кількість користувачів [9].</w:t>
       </w:r>
     </w:p>
     <w:bookmarkStart w:id="17" w:name="fig:topologies"/>
@@ -1923,7 +1869,7 @@
         <w:spacing w:before="480"/>
       </w:pPr>
       <w:r>
-        <w:t xml:space="preserve">На рис. 1.1 показано, що в топології SFU стример відправляє рівно один потік незалежно від кількості глядачів, а сервер розмножує його без декодування. Відеоконференції та трансляції є двома найпоширенішими сценаріями застосування SFU [18]. Бібліотека mediasoup реалізує SFU як модуль Node.js і не нав’язує сигнальний протокол [19]; у stream-share вона працює в складі сервера сигналізації, а її вибір обґрунтовано в підрозділі 4.1.</w:t>
+        <w:t xml:space="preserve">На рис. 1.1 показано, що в топології SFU стример відправляє рівно один потік незалежно від кількості глядачів, а сервер розмножує його без декодування. Відеоконференції та трансляції є двома найпоширенішими сценаріями застосування SFU [11]. Бібліотека mediasoup реалізує SFU як модуль Node.js і не нав’язує сигнальний протокол [12]; у stream-share вона працює в складі сервера сигналізації.</w:t>
       </w:r>
     </w:p>
     <w:p>
@@ -1931,7 +1877,7 @@
         <w:pStyle w:val="BodyText"/>
       </w:pPr>
       <w:r>
-        <w:t xml:space="preserve">Останнім розглянемо захоплення вмісту екрана, від якого залежить, що саме побачить глядач. У браузері його виконує метод getDisplayMedia специфікації Screen Capture, яка визначає три типи поверхонь: монітор, вікно окремого застосунку та вкладку браузера [5]. Специфікація вимагає, щоб користувач щоразу сам обирав поверхню з усіх доступних, і забороняє застосунку обмежувати цей вибір; джерела захоплення не перелічуються сторінці, оскільки це розкрило б забагато інформації про систему [5]. Виклик можливий лише у відповідь на дію користувача, а дозвіл не зберігається [20]. Звук необов’язковий, а параметри systemAudio і windowAudio є лише підказками [5, 20]; Chrome пропонує звук вкладки або системний звук, що містить і сторонні джерела, зокрема голоси учасників відеоконференції [21].</w:t>
+        <w:t xml:space="preserve">Останнім розглянемо захоплення вмісту екрана, від якого залежить, що саме побачить глядач. У браузері його виконує метод getDisplayMedia специфікації Screen Capture, яка визначає три типи поверхонь: монітор, вікно окремого застосунку та вкладку браузера [4]. Специфікація вимагає, щоб користувач щоразу сам обирав поверхню з усіх доступних, і забороняє застосунку обмежувати цей вибір; джерела захоплення не перелічуються сторінці, оскільки це розкрило б забагато інформації про систему [4]. Звук під час захоплення є необов’язковим, а параметри systemAudio і windowAudio є лише підказками браузеру [4].</w:t>
       </w:r>
     </w:p>
     <w:p>
@@ -1939,7 +1885,7 @@
         <w:pStyle w:val="BodyText"/>
       </w:pPr>
       <w:r>
-        <w:t xml:space="preserve">Отже, вебсторінка не може програмно обрати потрібне вікно, отримати звук лише цього застосунку чи перейти до його нового вікна. Ці обмеження долаються в настільному застосунку. Модуль desktopCapturer платформи Electron перелічує джерела типів «екран» і «вікно», а метод setDisplayMediaRequestHandler дозволяє самостійно відповісти на запит захоплення сторінки обраним джерелом [22]. Його аудіорежим loopback захоплює лише весь системний звук і підтримується тільки у Windows [23]. Звук окремого процесу дають системні інтерфейси WASAPI Process Loopback (Windows 10 2004+), ScreenCaptureKit (macOS 13+) і PipeWire (Linux), які об’єднує нативна бібліотека electron-native-screenshare; вона також визначає ідентифікатор процесу за дескриптором вікна [6].</w:t>
+        <w:t xml:space="preserve">Отже, вебсторінка не може програмно обрати потрібне вікно, отримати звук лише цього застосунку чи перейти до його нового вікна. Ці обмеження долаються в настільному застосунку. Модуль desktopCapturer платформи Electron перелічує джерела типів «екран» і «вікно», а метод setDisplayMediaRequestHandler дозволяє самостійно відповісти на запит захоплення сторінки обраним джерелом [13]. Його аудіорежим loopback захоплює лише весь системний звук і підтримується тільки у Windows [14]. Звук окремого процесу дають системні інтерфейси WASAPI Process Loopback (Windows 10 2004+), ScreenCaptureKit (macOS 13+) і PipeWire (Linux), які об’єднує нативна бібліотека electron-native-screenshare; вона також визначає ідентифікатор процесу за дескриптором вікна [5].</w:t>
       </w:r>
     </w:p>
     <w:p>
@@ -1947,7 +1893,7 @@
         <w:pStyle w:val="BodyText"/>
       </w:pPr>
       <w:r>
-        <w:t xml:space="preserve">Настільний застосунок stream-share використовує саме цей підхід (підрозділ 4.2).</w:t>
+        <w:t xml:space="preserve">Саме цей підхід використовує настільний застосунок stream-share.</w:t>
       </w:r>
     </w:p>
     <w:bookmarkEnd w:id="18"/>
@@ -1974,7 +1920,7 @@
         <w:pStyle w:val="BodyText"/>
       </w:pPr>
       <w:r>
-        <w:t xml:space="preserve">Платформа Twitch приймає потік від зовнішнього кодувальника за протоколом RTMP [14], тому захоплення застосунку на стороні стримера виконує окрема програма, найчастіше OBS Studio – вільна програма для запису та прямих трансляцій для Windows, macOS і Linux [24]. Її джерело «Window Capture» захоплює вміст конкретного вікна навіть тоді, коли воно перекрите іншими, а параметр «Window Match Priority» визначає, як шукати вікно, якщо попереднє не знайдено: за збігом заголовка або вікно того самого типу [25]. Починаючи з версії 28, OBS Studio може захоплювати звук окремих застосунків, але лише у Windows 10 версії 2004 і новіших та Windows 11 [26]. Глядачі переглядають трансляції на сайті twitch.tv в актуальних версіях поширених браузерів [27], зокрема без входу до облікового запису: такі глядачі отримують відео з роздільністю до 1080p [28].</w:t>
+        <w:t xml:space="preserve">Платформа Twitch приймає потік від зовнішнього кодувальника за протоколом RTMP [10], тому захоплення застосунку на стороні стримера виконує окрема програма, найчастіше OBS Studio – вільна програма для запису та прямих трансляцій для Windows, macOS і Linux. Її джерело «Window Capture» захоплює вміст конкретного вікна навіть тоді, коли воно перекрите іншими, а параметр «Window Match Priority» визначає, як шукати вікно, якщо попереднє не знайдено: за збігом заголовка або вікно того самого типу [15]. Починаючи з версії 28, OBS Studio може захоплювати звук окремих застосунків, але лише у Windows 10 версії 2004 і новіших та Windows 11 [16]. Глядачі переглядають трансляції на сайті twitch.tv у браузері, зокрема без входу до облікового запису: такі глядачі отримують відео з роздільністю до 1080p [17].</w:t>
       </w:r>
     </w:p>
     <w:p>
@@ -1982,7 +1928,7 @@
         <w:pStyle w:val="BodyText"/>
       </w:pPr>
       <w:r>
-        <w:t xml:space="preserve">Месенджер Discord дозволяє за допомогою Go Live транслювати окреме вікно застосунку або весь екран у голосовому каналі сервера чи у виклику. Звук застосунку захоплюється лише в настільних клієнтах для Windows і macOS, у браузері Chrome та в мобільних клієнтах, а в Linux недоступний. Переглядати трансляцію можуть лише учасники голосового каналу чи виклику, тобто користувачі Discord, а без підписки Nitro діють обмеження якості й кількості глядачів [4].</w:t>
+        <w:t xml:space="preserve">Месенджер Discord дозволяє за допомогою Go Live транслювати окреме вікно застосунку або весь екран у голосовому каналі сервера чи у виклику. Звук застосунку захоплюється лише в настільних клієнтах для Windows і macOS, у браузері Chrome та в мобільних клієнтах, а в Linux недоступний. Переглядати трансляцію можуть лише учасники голосового каналу чи виклику, тобто користувачі Discord, а без підписки Nitro діють обмеження якості й кількості глядачів [3].</w:t>
       </w:r>
     </w:p>
     <w:p>
@@ -1990,7 +1936,7 @@
         <w:pStyle w:val="BodyText"/>
       </w:pPr>
       <w:r>
-        <w:t xml:space="preserve">Сервіс Google Meet дозволяє показати вкладку, окреме вікно або весь екран; звук передається або разом із вкладкою Chrome, або як системний звук під час показу вікна чи екрана [3]. До зустрічі приєднуються в браузері на сайті meet.google.com; учасник без облікового запису Google може приєднатися лише після того, як його впустить організатор або інший учасник [29].</w:t>
+        <w:t xml:space="preserve">Сервіс Google Meet дозволяє показати вкладку, окреме вікно або весь екран; звук передається або разом із вкладкою Chrome, або як системний звук під час показу вікна чи екрана [2]. До зустрічі приєднуються в браузері на сайті meet.google.com; учасник без облікового запису Google може приєднатися лише після того, як його впустить організатор або інший учасник [18].</w:t>
       </w:r>
     </w:p>
     <w:p>
@@ -1998,7 +1944,7 @@
         <w:pStyle w:val="BodyText"/>
       </w:pPr>
       <w:r>
-        <w:t xml:space="preserve">Сервіс Zoom також дозволяє показати весь екран чи окремі вікна застосунків, проте функція спільного доступу до звуку передає весь звук, який відтворює комп’ютер, а в сеансах Linux на Wayland можна показати тільки весь робочий стіл [30]. Учасникові зустрічі обліковий запис Zoom не потрібен, якщо організатор не вимагає автентифікації, а приєднатися можна з браузера без встановлення програми [31].</w:t>
+        <w:t xml:space="preserve">Сервіс Zoom також дозволяє показати весь екран чи окремі вікна застосунків, проте функція спільного доступу до звуку передає весь звук, який відтворює комп’ютер, а в сеансах Linux на Wayland можна показати тільки весь робочий стіл [19]. Учасникові зустрічі обліковий запис Zoom не потрібен, якщо організатор не вимагає автентифікації, а приєднатися можна з браузера без встановлення програми [20].</w:t>
       </w:r>
     </w:p>
     <w:p>
@@ -2826,7 +2772,7 @@
         <w:pStyle w:val="BodyText"/>
       </w:pPr>
       <w:r>
-        <w:t xml:space="preserve">Жодне з розглянутих рішень не поєднує всіх можливостей, потрібних для трансляції окремого застосунку: найближча зв’язка Twitch і OBS Studio покладає захоплення на окремий кодувальник і не переходить до нових вікон, а Discord, Google Meet і Zoom роблять глядача учасником голосового каналу чи зустрічі. Отже, нішу розроблюваного вебсервісу визначає поєднання захоплення окремого застосунку з його власним звуком, слідування за новими вікнами цього застосунку, доставки з низькою затримкою через WebRTC і SFU та перегляду у браузері без встановлення програм, зокрема гостем без облікового запису. Ці можливості покладено в основу функціональних вимог підрозділу 1.3.</w:t>
+        <w:t xml:space="preserve">Жодне з розглянутих рішень не поєднує всіх можливостей, потрібних для трансляції окремого застосунку: найближча зв’язка Twitch і OBS Studio покладає захоплення на окремий кодувальник і не переходить до нових вікон, а Discord, Google Meet і Zoom роблять глядача учасником голосового каналу чи зустрічі. Отже, нішу розроблюваного вебсервісу визначає поєднання захоплення окремого застосунку з його власним звуком, слідування за новими вікнами цього застосунку, доставки з низькою затримкою через WebRTC і SFU та перегляду у браузері без встановлення програм, зокрема гостем без облікового запису. Ці можливості покладено в основу функціональних вимог до системи.</w:t>
       </w:r>
     </w:p>
     <w:bookmarkEnd w:id="20"/>
@@ -2845,7 +2791,7 @@
         <w:spacing w:before="480"/>
       </w:pPr>
       <w:r>
-        <w:t xml:space="preserve">Функціональні вимоги до вебсервісу сформульовано за результатами аналізу предметної області (підрозділ 1.1) та наявних рішень (підрозділ 1.2) і зафіксовано у вигляді моделі варіантів використання мови UML [32]. [ПОТРЕБУЄ УТОЧНЕННЯ: звірити перелік вимог із формулюваннями індивідуального завдання на кваліфікаційну роботу]</w:t>
+        <w:t xml:space="preserve">Функціональні вимоги до вебсервісу сформульовано за результатами аналізу предметної області та наявних рішень і зафіксовано у вигляді моделі варіантів використання мови UML [21]. [ПОТРЕБУЄ УТОЧНЕННЯ: звірити перелік вимог із формулюваннями індивідуального завдання на кваліфікаційну роботу]</w:t>
       </w:r>
     </w:p>
     <w:p>
@@ -2959,7 +2905,7 @@
         <w:pStyle w:val="BodyText"/>
       </w:pPr>
       <w:r>
-        <w:t xml:space="preserve">Узагальнений перелік функціональних вимог наведено в табл. 1.3. Кожну вимогу позначено кодом, на який посилаються подальші розділи, і частиною системи, що її реалізує.</w:t>
+        <w:t xml:space="preserve">Узагальнений перелік функціональних вимог наведено в табл. 1.3. Кожну вимогу позначено кодом, за яким її простежено під час проєктування, реалізації та тестування, і частиною системи, що її реалізує.</w:t>
       </w:r>
     </w:p>
     <w:bookmarkStart w:id="25" w:name="tbl:requirements"/>
@@ -3835,7 +3781,7 @@
         <w:pStyle w:val="BodyText"/>
       </w:pPr>
       <w:r>
-        <w:t xml:space="preserve">Для кожного з наведених варіантів використання складемо сценарій [33] (сценарії 1.1 – 1.5). Назви кнопок у сценаріях наведено так, як їх показує інтерфейс системи.</w:t>
+        <w:t xml:space="preserve">Для кожного з наведених варіантів використання складемо сценарій [22] (сценарії 1.1 – 1.5). Назви кнопок у сценаріях наведено так, як їх показує інтерфейс системи.</w:t>
       </w:r>
     </w:p>
     <w:p>
@@ -4917,7 +4863,7 @@
         <w:spacing w:before="480"/>
       </w:pPr>
       <w:r>
-        <w:t xml:space="preserve">Нефункціональні вимоги згруповано за характеристиками якості моделі ISO/IEC 25010 [34]; числові значення в табл. 1.4 взято з конфігурації та вихідного коду системи.</w:t>
+        <w:t xml:space="preserve">Нефункціональні вимоги згруповано за характеристиками якості моделі ISO/IEC 25010 [23]; числові значення в табл. 1.4 взято з конфігурації та вихідного коду системи.</w:t>
       </w:r>
     </w:p>
     <w:bookmarkStart w:id="27" w:name="tbl:quality"/>
@@ -5498,7 +5444,7 @@
         <w:spacing w:before="480"/>
       </w:pPr>
       <w:r>
-        <w:t xml:space="preserve">Цільову затримку доставки в коді не задано; її має бути визначено як вимірюваний показник мети роботи та перевірено експериментально (розділ 6).</w:t>
+        <w:t xml:space="preserve">Цільову затримку доставки в коді не задано; її має бути визначено як вимірюваний показник мети роботи та перевірено експериментально під час експлуатаційних випробувань.</w:t>
       </w:r>
     </w:p>
     <w:p>
@@ -5506,7 +5452,7 @@
         <w:pStyle w:val="BodyText"/>
       </w:pPr>
       <w:r>
-        <w:t xml:space="preserve">Автоматичне оновлення підключено лише для Windows і Linux: для macOS механізм оновлення electron-builder вимагає підпису застосунку [35], а збірку не підписано, тому нова версія встановлюється вручну з образу DMG. [ПОТРЕБУЄ УТОЧНЕННЯ: чи випробувано настільний застосунок на macOS і які операційні системи заявляти як підтримувані]</w:t>
+        <w:t xml:space="preserve">Автоматичне оновлення підключено лише для Windows і Linux; збірку для macOS не підписано, і нова версія встановлюється вручну з образу DMG. [ПОТРЕБУЄ УТОЧНЕННЯ: чи випробувано настільний застосунок на macOS і які операційні системи заявляти як підтримувані]</w:t>
       </w:r>
     </w:p>
     <w:p>
@@ -5514,7 +5460,7 @@
         <w:pStyle w:val="BodyText"/>
       </w:pPr>
       <w:r>
-        <w:t xml:space="preserve">Вхід із настільного застосунку виконується в системному браузері із захистом PKCE, як рекомендують RFC 8252 і Google [36, 37, 38]. Зарезервовані в схемі бази даних поля пароля та журналу аудиту не використовуються (підрозділ 3.3), тому до вимог не включені.</w:t>
+        <w:t xml:space="preserve">Вхід із настільного застосунку виконується в системному браузері із захистом PKCE, як рекомендує RFC 8252 [24, 25]; вхід Google через вбудовані вебперегляди заблоковано [26]. Зарезервовані в схемі бази даних поля пароля та журналу аудиту не використовуються, тому до вимог не включені.</w:t>
       </w:r>
     </w:p>
     <w:p>
@@ -5549,7 +5495,7 @@
         <w:pStyle w:val="BodyText"/>
       </w:pPr>
       <w:r>
-        <w:t xml:space="preserve">На цій основі визначено дійових осіб «Глядач» і «Стример», п’ять варіантів використання, кожен із яких деталізовано сценарієм, сформульовано 19 функціональних вимог і згруповано нефункціональні вимоги за моделлю ISO/IEC 25010; ця специфікація є вихідними даними для подальших розділів.</w:t>
+        <w:t xml:space="preserve">На цій основі визначено дійових осіб «Глядач» і «Стример», п’ять варіантів використання, кожен із яких деталізовано сценарієм, сформульовано 19 функціональних вимог і згруповано нефункціональні вимоги за моделлю ISO/IEC 25010; ця специфікація є вихідними даними для планування, проєктування та реалізації системи.</w:t>
       </w:r>
     </w:p>
     <w:bookmarkEnd w:id="29"/>
@@ -5578,7 +5524,7 @@
         <w:spacing w:before="480"/>
       </w:pPr>
       <w:r>
-        <w:t xml:space="preserve">Для оцінювання трудомісткості обрано метод точок варіантів використання (Use Case Points, UCP), запропонований Г. Карнером у 1993 р. [39]. Вихідними даними методу є модель варіантів використання (рис. 1.2) та їхні сценарії (сценарії 1.1 – 1.5). Значення впливу факторів є експертними судженнями автора, тому результат є оцінкою, а не виміряною величиною.</w:t>
+        <w:t xml:space="preserve">Для оцінювання трудомісткості обрано метод точок варіантів використання (Use Case Points, UCP), запропонований Г. Карнером у 1993 р. [27]. Вихідними даними методу є модель варіантів використання (рис. 1.2) та їхні сценарії (сценарії 1.1 – 1.5). Значення впливу факторів є експертними судженнями автора, тому результат є оцінкою, а не виміряною величиною.</w:t>
       </w:r>
     </w:p>
     <w:p>
@@ -10339,7 +10285,7 @@
         <w:t xml:space="preserve"> </w:t>
       </w:r>
       <w:r>
-        <w:t xml:space="preserve">люд.-год, а Шнайдер і Вінтерс – вибір між 20, 28 і 36 люд.-год залежно від кількості несприятливих факторів середовища: оцінок, менших за 3, серед E1–E6 і більших за 3 серед E7–E8 [39]. У табл. 2.4 таких оцінок три (E1, E2, E3), що відповідає</w:t>
+        <w:t xml:space="preserve">люд.-год, а Шнайдер і Вінтерс – вибір між 20, 28 і 36 люд.-год залежно від кількості несприятливих факторів середовища: оцінок, менших за 3, серед E1–E6 і більших за 3 серед E7–E8 [27]. У табл. 2.4 таких оцінок три (E1, E2, E3), що відповідає</w:t>
       </w:r>
       <w:r>
         <w:t xml:space="preserve"> </w:t>
@@ -12456,7 +12402,7 @@
         <w:spacing w:before="480"/>
       </w:pPr>
       <w:r>
-        <w:t xml:space="preserve">Ризик R2 зумовлений політикою Google, яка з 30.09.2021 блокує запити авторизації OAuth 2.0 з вбудованих переглядачів [40], і рекомендацією RFC 8252 використовувати для нативних застосунків зовнішній браузер [36]; його усунуто в роботі 6. Ризики R3 і R4 опрацьовано в роботах 5 і 7, а ризики R8 і R9 відповідають плану робіт 5–8.</w:t>
+        <w:t xml:space="preserve">Ризик R2 зумовлений політикою Google, яка з 30.09.2021 блокує запити авторизації OAuth 2.0 з вбудованих переглядачів [26], і рекомендацією RFC 8252 використовувати для нативних застосунків зовнішній браузер [24]; його усунуто в роботі 6. Ризики R3 і R4 опрацьовано в роботах 5 і 7, а ризики R8 і R9 відповідають плану робіт 5–8.</w:t>
       </w:r>
     </w:p>
     <w:bookmarkEnd w:id="43"/>
@@ -12539,7 +12485,7 @@
         <w:spacing w:before="480"/>
       </w:pPr>
       <w:r>
-        <w:t xml:space="preserve">Програмну систему організовано як монорепозиторій pnpm [41], у якому три виконувані модулі спираються на три спільні модулі. Модулі та зв’язки між ними наведено на діаграмі компонентів (рис. 3.1), побудованій у нотації UML [32]. Вихідний код ключових модулів наведено в додатку А.</w:t>
+        <w:t xml:space="preserve">Програмну систему організовано як монорепозиторій pnpm, у якому три виконувані модулі спираються на три спільні модулі. Модулі та зв’язки між ними наведено на діаграмі компонентів (рис. 3.1), побудованій у нотації UML [21]. Вихідний код ключових модулів наведено в додатку А.</w:t>
       </w:r>
     </w:p>
     <w:bookmarkStart w:id="49" w:name="fig:components"/>
@@ -12605,7 +12551,7 @@
         <w:spacing w:before="480"/>
       </w:pPr>
       <w:r>
-        <w:t xml:space="preserve">Вебзастосунок (Next.js) формує сторінки, виконує автентифікацію через Auth.js і під час серверного рендерингу отримує дані про трансляції від сервера сигналізації внутрішнім HTTP-запитом. Сервер сигналізації (Fastify) надає REST-інтерфейс і WebSocket-канали [42] для сигнальних повідомлень, а також пересилає медіапотоки як SFU на основі mediasoup [43]: потік стримера надходить на сервер один раз і розсилається кожному глядачеві без перекодування.</w:t>
+        <w:t xml:space="preserve">Вебзастосунок (Next.js) формує сторінки, виконує автентифікацію через Auth.js і під час серверного рендерингу отримує дані про трансляції від сервера сигналізації внутрішнім HTTP-запитом. Сервер сигналізації (Fastify) надає REST-інтерфейс і WebSocket-канали для сигнальних повідомлень, а також пересилає медіапотоки як SFU на основі mediasoup [12]: потік стримера надходить на сервер один раз і розсилається кожному глядачеві без перекодування.</w:t>
       </w:r>
     </w:p>
     <w:p>
@@ -12613,7 +12559,7 @@
         <w:pStyle w:val="BodyText"/>
       </w:pPr>
       <w:r>
-        <w:t xml:space="preserve">Настільний застосунок (Electron) не дублює інтерфейс: його вікно завантажує розгорнутий вебзастосунок, а головний процес [44] надає сторінці через об’єкт window.conveyor лише недоступне браузеру – перелік вікон з ідентифікаторами процесів, захоплення звуку застосунку в утилітарному процесі, слідування за вікнами та вхід через системний браузер.</w:t>
+        <w:t xml:space="preserve">Настільний застосунок (Electron) не дублює інтерфейс: його вікно завантажує розгорнутий вебзастосунок, а головний процес [28] надає сторінці через об’єкт window.conveyor лише недоступне браузеру – перелік вікон з ідентифікаторами процесів, захоплення звуку застосунку в утилітарному процесі, слідування за вікнами та вхід через системний браузер.</w:t>
       </w:r>
     </w:p>
     <w:p>
@@ -12621,7 +12567,7 @@
         <w:pStyle w:val="BodyText"/>
       </w:pPr>
       <w:r>
-        <w:t xml:space="preserve">Модуль доступу до бази даних містить схеми таблиць Drizzle ORM [45], спільні типи та константи – типи повідомлень протоколу, ім’я cookie сеансу та розрахунок бітрейту, модуль перевірки змінних оточення – перевірку конфігурації за схемами zod [46]. Тому зміна протоколу чи схеми даних перевіряється компілятором в усіх модулях. Зовнішні системи – Google OAuth 2.0 для підтвердження особи та GitHub Releases для інсталяторів і автоматичного оновлення настільного застосунку [35].</w:t>
+        <w:t xml:space="preserve">Модуль доступу до бази даних містить схеми таблиць Drizzle ORM, спільні типи та константи – типи повідомлень протоколу, ім’я cookie сеансу та розрахунок бітрейту, модуль перевірки змінних оточення – перевірку конфігурації за схемами zod. Тому зміна протоколу чи схеми даних перевіряється компілятором в усіх модулях. Зовнішні системи – Google OAuth 2.0 для підтвердження особи та GitHub Releases для інсталяторів і автоматичного оновлення настільного застосунку.</w:t>
       </w:r>
     </w:p>
     <w:p>
@@ -12629,7 +12575,7 @@
         <w:pStyle w:val="BodyText"/>
       </w:pPr>
       <w:r>
-        <w:t xml:space="preserve">Виробниче середовище описано засобами Docker Compose [47]; його діаграму розгортання наведено на рис. 3.2.</w:t>
+        <w:t xml:space="preserve">Виробниче середовище описано засобами Docker Compose; його діаграму розгортання наведено на рис. 3.2.</w:t>
       </w:r>
     </w:p>
     <w:bookmarkStart w:id="53" w:name="fig:deployment"/>
@@ -12703,7 +12649,7 @@
         <w:pStyle w:val="BodyText"/>
       </w:pPr>
       <w:r>
-        <w:t xml:space="preserve">– сервіс caddy (порти 80, 443) автоматично отримує TLS-сертифікат [48] і спрямовує запити з префіксом /sfu до сервера сигналізації, знімаючи префікс, а решту – до сервісу web;</w:t>
+        <w:t xml:space="preserve">– сервіс caddy (порти 80, 443) автоматично отримує TLS-сертифікат і спрямовує запити з префіксом /sfu до сервера сигналізації, знімаючи префікс, а решту – до сервісу web;</w:t>
       </w:r>
     </w:p>
     <w:p>
@@ -12727,7 +12673,7 @@
         <w:pStyle w:val="BodyText"/>
       </w:pPr>
       <w:r>
-        <w:t xml:space="preserve">– сервіс postgres на основі образу PostgreSQL 16 зберігає дані [49];</w:t>
+        <w:t xml:space="preserve">– сервіс postgres на основі образу PostgreSQL 16 зберігає дані;</w:t>
       </w:r>
     </w:p>
     <w:p>
@@ -12743,7 +12689,7 @@
         <w:pStyle w:val="BodyText"/>
       </w:pPr>
       <w:r>
-        <w:t xml:space="preserve">Мініатюри, дані СУБД і сертифікати зберігаються в томах; доставку змін через GitHub Actions розглянуто в підрозділі 4.6.</w:t>
+        <w:t xml:space="preserve">Мініатюри, дані СУБД і сертифікати зберігаються в томах; доставку змін на сервер автоматизовано засобами GitHub Actions.</w:t>
       </w:r>
     </w:p>
     <w:bookmarkEnd w:id="54"/>
@@ -13406,7 +13352,7 @@
         <w:spacing w:before="480"/>
       </w:pPr>
       <w:r>
-        <w:t xml:space="preserve">Методи відповідають етапам встановлення WebRTC-сеансу [7, 8]: для кожного напряму створюється окремий транспорт, параметри DTLS клієнт надсилає, коли mediasoup-client [50] генерує подію connect, після чого медіадані йдуть протоколом SRTP через пару кандидатів, обрану ICE [9, 16].</w:t>
+        <w:t xml:space="preserve">Методи відповідають етапам встановлення WebRTC-сеансу [6, 7]: для кожного напряму створюється окремий транспорт, параметри DTLS клієнт надсилає, коли mediasoup-client генерує подію connect, після чого медіадані йдуть протоколом SRTP [8] через пару кандидатів, обрану ICE.</w:t>
       </w:r>
     </w:p>
     <w:p>
@@ -13562,7 +13508,7 @@
         <w:spacing w:before="480"/>
       </w:pPr>
       <w:r>
-        <w:t xml:space="preserve">Сторінку перегляду виключено з переадресації на сторінку входу [51]. Відвідувачу без сеансу вона виконує вхід через гостьовий провайдер (ФВ-03), який повторно використовує запис гостя, збережений у локальному сховищі браузера, або створює новий з роллю guest, випадковим іменем та аватаром. Запит joinStream додає глядача до таблиці stream_to_user і повертає ідентифікатори продюсерів; клієнт створює приймальний транспорт, початковий бітрейт якого сервер обчислює з максимального бітрейту відео трансляції, і виконує consume для кожного продюсера. Подію streamerReconnected клієнт обробляє споживанням нового продюсера, а streamEnd – заміною плеєра повідомленням про завершення; подію streamerDisconnect сервер надсилає, але клієнт її не обробляє. Закриття сокета видаляє запис глядача з таблиці stream_to_user.</w:t>
+        <w:t xml:space="preserve">Сторінку перегляду виключено з переадресації на сторінку входу. Відвідувачу без сеансу вона виконує вхід через гостьовий провайдер (ФВ-03), який повторно використовує запис гостя, збережений у локальному сховищі браузера, або створює новий з роллю guest, випадковим іменем та аватаром. Запит joinStream додає глядача до таблиці stream_to_user і повертає ідентифікатори продюсерів; клієнт створює приймальний транспорт, початковий бітрейт якого сервер обчислює з максимального бітрейту відео трансляції, і виконує consume для кожного продюсера. Подію streamerReconnected клієнт обробляє споживанням нового продюсера, а streamEnd – заміною плеєра повідомленням про завершення; подію streamerDisconnect сервер надсилає, але клієнт її не обробляє. Закриття сокета видаляє запис глядача з таблиці stream_to_user.</w:t>
       </w:r>
     </w:p>
     <w:p>
@@ -13570,7 +13516,7 @@
         <w:pStyle w:val="BodyText"/>
       </w:pPr>
       <w:r>
-        <w:t xml:space="preserve">Окремий процес становить вхід у настільному застосунку. Google блокує OAuth-вхід у вбудованих вебпереглядачах [40], тому нативним застосункам рекомендовано використовувати системний браузер і локальну адресу зворотного виклику [36, 38]. Взаємодію, що реалізує ФВ-02, наведено на рис. 3.5.</w:t>
+        <w:t xml:space="preserve">Окремий процес становить вхід у настільному застосунку. Google блокує OAuth-вхід у вбудованих вебпереглядачах [26], тому нативним застосункам рекомендовано використовувати системний браузер і локальну адресу зворотного виклику [24]. Взаємодію, що реалізує ФВ-02, наведено на рис. 3.5.</w:t>
       </w:r>
     </w:p>
     <w:bookmarkStart w:id="67" w:name="fig:seq-desktop-auth"/>
@@ -13636,7 +13582,7 @@
         <w:spacing w:before="480"/>
       </w:pPr>
       <w:r>
-        <w:t xml:space="preserve">Головний процес за схемою PKCE [37] генерує перевірочний рядок і його хеш SHA-256, запускає локальний HTTP-сервер і відкриває в системному браузері вхід вебзастосунку. Після входу через Google вебзастосунок видає пов’язаний із хешем одноразовий код (дійсний 120 с) і перенаправляє браузер на локальний сервер, а сторінка обмінює код і перевірочний рядок на сеанс. Перехоплений код без перевірочного рядка непридатний, а повторне використання коду блокується.</w:t>
+        <w:t xml:space="preserve">Головний процес за схемою PKCE [25] генерує перевірочний рядок і його хеш SHA-256, запускає локальний HTTP-сервер і відкриває в системному браузері вхід вебзастосунку. Після входу через Google вебзастосунок видає пов’язаний із хешем одноразовий код (дійсний 120 с) і перенаправляє браузер на локальний сервер, а сторінка обмінює код і перевірочний рядок на сеанс. Перехоплений код без перевірочного рядка непридатний, а повторне використання коду блокується.</w:t>
       </w:r>
     </w:p>
     <w:p>
@@ -13710,7 +13656,7 @@
         <w:spacing w:before="480"/>
       </w:pPr>
       <w:r>
-        <w:t xml:space="preserve">Обране вікно стає «якорем» (вікна процесів-оболонок якорем не стають). Кожні 1500 мс клас порівнює перелік вікон від desktopCapturer [22] з попереднім і переходить на найновіше вікно процесу того самого сімейства з іншим виконуваним файлом; після його зникнення трансляція повертається до якоря, а якщо зникло й воно, слідування вимикається через 20 с. Сторінка замінює доріжку без перестворення трансляції.</w:t>
+        <w:t xml:space="preserve">Обране вікно стає «якорем» (вікна процесів-оболонок якорем не стають). Кожні 1500 мс клас порівнює перелік вікон від desktopCapturer [13] з попереднім і переходить на найновіше вікно процесу того самого сімейства з іншим виконуваним файлом; після його зникнення трансляція повертається до якоря, а якщо зникло й воно, слідування вимикається через 20 с. Сторінка замінює доріжку без перестворення трансляції.</w:t>
       </w:r>
     </w:p>
     <w:p>
@@ -13869,7 +13815,7 @@
         <w:spacing w:before="480"/>
       </w:pPr>
       <w:r>
-        <w:t xml:space="preserve">Таблиця stream_to_user реалізує зв’язок «багато до багатьох» між трансляціями та їхніми поточними глядачами. Таблиці user і account мають структуру, якої очікує адаптер Auth.js: власний адаптер Drizzle створює користувача під час першого входу через Google і прив’язує до нього обліковий запис провайдера. Сеанси зберігаються в зашифрованому JWT у cookie [52], тому таблиць сеансів у схемі немає. Усі зовнішні ключі мають правило ON DELETE CASCADE, тож щотижневе очищення гостей (ФВ-19), яке видаляє гостей без активності понад 7 днів, що не дивляться жодної трансляції, автоматично видаляє й пов’язані записи.</w:t>
+        <w:t xml:space="preserve">Таблиця stream_to_user реалізує зв’язок «багато до багатьох» між трансляціями та їхніми поточними глядачами. Таблиці user і account мають структуру, якої очікує адаптер Auth.js: власний адаптер Drizzle створює користувача під час першого входу через Google і прив’язує до нього обліковий запис провайдера. Сеанси зберігаються в зашифрованому JWT у cookie [29], тому таблиць сеансів у схемі немає. Усі зовнішні ключі мають правило ON DELETE CASCADE, тож щотижневе очищення гостей (ФВ-19), яке видаляє гостей без активності понад 7 днів, що не дивляться жодної трансляції, автоматично видаляє й пов’язані записи.</w:t>
       </w:r>
     </w:p>
     <w:p>
@@ -13962,7 +13908,7 @@
         <w:spacing w:before="480"/>
       </w:pPr>
       <w:r>
-        <w:t xml:space="preserve">Контролери реєструють маршрути Fastify [53, 54]: клас StreamsController – REST-маршрути трансляцій і обидва WebSocket-канали, клас UsersController – маршрут отримання користувача. Сервіси містять бізнес-логіку: StreamsService – трансляції та реєстр контекстів, StreamersService і ViewersService – транспорти, продюсери й споживачі стримера та глядачів, UsersService – користувачів і очищення гостей, MediasoupService – процеси-обробники, маршрутизатори та транспорти. Репозиторії інкапсулюють запити Drizzle. Залежності передаються через конструктори: замість DI-фреймворку клас Container зберігає словник «клас → екземпляр», а клас DiService, доступний як декоратор Fastify, під час запуску створює об’єкти в порядку залежностей. Граф об’єктів явний і статично типізований.</w:t>
+        <w:t xml:space="preserve">Контролери реєструють маршрути Fastify: клас StreamsController – REST-маршрути трансляцій і обидва WebSocket-канали, клас UsersController – маршрут отримання користувача. Сервіси містять бізнес-логіку: StreamsService – трансляції та реєстр контекстів, StreamersService і ViewersService – транспорти, продюсери й споживачі стримера та глядачів, UsersService – користувачів і очищення гостей, MediasoupService – процеси-обробники, маршрутизатори та транспорти. Репозиторії інкапсулюють запити Drizzle. Залежності передаються через конструктори: замість DI-фреймворку клас Container зберігає словник «клас → екземпляр», а клас DiService, доступний як декоратор Fastify, під час запуску створює об’єкти в порядку залежностей. Граф об’єктів явний і статично типізований.</w:t>
       </w:r>
     </w:p>
     <w:p>
@@ -13970,7 +13916,7 @@
         <w:pStyle w:val="BodyText"/>
       </w:pPr>
       <w:r>
-        <w:t xml:space="preserve">Сторінка настільного застосунку працює з увімкненою ізоляцією контексту [55] і не має прямого доступу до API Node.js та Electron. Шар міжпроцесної взаємодії (у коді – conveyor) наведено на рис. 3.10.</w:t>
+        <w:t xml:space="preserve">Сторінка настільного застосунку працює з увімкненою ізоляцією контексту і не має прямого доступу до API Node.js та Electron. Шар міжпроцесної взаємодії (у коді – conveyor) наведено на рис. 3.10.</w:t>
       </w:r>
     </w:p>
     <w:bookmarkStart w:id="89" w:name="fig:classes-conveyor"/>
@@ -14036,7 +13982,7 @@
         <w:spacing w:before="480"/>
       </w:pPr>
       <w:r>
-        <w:t xml:space="preserve">Абстрактний клас ConveyorApi обгортає модуль ipcRenderer; його нащадків AppApi, AuthApi, WindowApi і StreamApi сценарій preload публікує як об’єкт window.conveyor через contextBridge. У головному процесі обробники каналів реєструються спільною обгорткою, через яку надсилаються й події. Обидві сторони спираються на схеми zod ipcInvokeSchemas (аргументи й результат каналу) та ipcEventSchemas (дані подій): сторона рендерингу отримує з них типи, а головний процес перевіряє дані під час виконання. Захоплення звуку виконує утилітарний процес [56], який передає дані сторінці напряму через пару портів повідомлень.</w:t>
+        <w:t xml:space="preserve">Абстрактний клас ConveyorApi обгортає модуль ipcRenderer; його нащадків AppApi, AuthApi, WindowApi і StreamApi сценарій preload публікує як об’єкт window.conveyor через contextBridge. У головному процесі обробники каналів реєструються спільною обгорткою, через яку надсилаються й події. Обидві сторони спираються на схеми zod ipcInvokeSchemas (аргументи й результат каналу) та ipcEventSchemas (дані подій): сторона рендерингу отримує з них типи, а головний процес перевіряє дані під час виконання. Захоплення звуку виконує утилітарний процес [28], який передає дані сторінці напряму через пару портів повідомлень.</w:t>
       </w:r>
     </w:p>
     <w:bookmarkEnd w:id="90"/>
@@ -14230,12 +14176,12 @@
         <w:pStyle w:val="BodyText"/>
       </w:pPr>
       <w:r>
-        <w:t xml:space="preserve">Діаграми процесів формалізують публікацію й перегляд трансляції, вхід у настільному застосунку, слідування за вікнами та відновлення після втрати з’єднання. Модель даних з п’яти таблиць узгоджено з Auth.js, класи сервера поділено на контролери, сервіси та репозиторії, а міжпроцесну взаємодію типізовано схемами zod. Ці рішення є основою реалізації, описаної в розділі 4.</w:t>
+        <w:t xml:space="preserve">Діаграми процесів формалізують публікацію й перегляд трансляції, вхід у настільному застосунку, слідування за вікнами та відновлення після втрати з’єднання. Модель даних з п’яти таблиць узгоджено з Auth.js, класи сервера поділено на контролери, сервіси та репозиторії, а міжпроцесну взаємодію типізовано схемами zod. Ці рішення є основою програмної реалізації системи.</w:t>
       </w:r>
     </w:p>
     <w:bookmarkEnd w:id="100"/>
     <w:bookmarkEnd w:id="101"/>
-    <w:bookmarkStart w:id="132" w:name="програмна-реалізація-системи"/>
+    <w:bookmarkStart w:id="130" w:name="програмна-реалізація-системи"/>
     <w:p>
       <w:pPr>
         <w:pStyle w:val="Heading1"/>
@@ -14244,7 +14190,7 @@
         <w:t xml:space="preserve">4 ПРОГРАМНА РЕАЛІЗАЦІЯ СИСТЕМИ</w:t>
       </w:r>
     </w:p>
-    <w:bookmarkStart w:id="105" w:name="вибір-інструментів-розробки"/>
+    <w:bookmarkStart w:id="103" w:name="вибір-інструментів-розробки"/>
     <w:p>
       <w:pPr>
         <w:pStyle w:val="Heading2"/>
@@ -14758,7 +14704,7 @@
         <w:spacing w:before="480"/>
       </w:pPr>
       <w:r>
-        <w:t xml:space="preserve">Основною мовою обрано TypeScript, яка виявляє помилки типів до виконання програми [57], а оскільки всі модулі працюють у середовищах JavaScript, протокол WebSocket, розрахунок бітрейту, схеми бази даних і конфігурацію винесено в спільні пакети робочого простору pnpm [41]. Схеми zod перевіряють дані під час виконання й задають статичні типи [46].</w:t>
+        <w:t xml:space="preserve">Основною мовою обрано TypeScript, яка виявляє помилки типів до виконання програми. Оскільки всі модулі працюють у середовищах JavaScript, протокол WebSocket, розрахунок бітрейту, схеми бази даних і конфігурацію винесено в спільні пакети робочого простору pnpm, а схеми zod перевіряють дані під час виконання й водночас задають їхні статичні типи.</w:t>
       </w:r>
     </w:p>
     <w:p>
@@ -14766,7 +14712,7 @@
         <w:pStyle w:val="BodyText"/>
       </w:pPr>
       <w:r>
-        <w:t xml:space="preserve">Для вебзастосунку обрано Next.js [58, 59], що поєднує сторінки React та API-маршрути, а його механізм Proxy перевіряє доступ до завершення запиту [51] (ФВ-04). Стратегія сеансу JWT в Auth.js зберігає сеанс у зашифрованому файлі cookie без звернень до бази даних, ціною неможливості відкликати його [52], і цей файл cookie розшифровує й сервер сигналізації.</w:t>
+        <w:t xml:space="preserve">Для вебзастосунку обрано Next.js, що поєднує сторінки React та API-маршрути, а його механізм Proxy перевіряє доступ до сторінок ще до їх формування (ФВ-04). Стратегія сеансу JWT в Auth.js зберігає сеанс у зашифрованому файлі cookie без звернень до бази даних, ціною неможливості відкликати його [29], і цей файл cookie розшифровує й сервер сигналізації.</w:t>
       </w:r>
     </w:p>
     <w:p>
@@ -14774,459 +14720,35 @@
         <w:pStyle w:val="BodyText"/>
       </w:pPr>
       <w:r>
-        <w:t xml:space="preserve">Сервер сигналізації та пересилання медіапотоків побудовано на Fastify: плагін @fastify/websocket обслуговує маршрути WebSocket [42] тими самими хуками Fastify, що й HTTP [53, 54], тому сеанс перевіряється однаково. Сервери SFU порівняно в табл. 4.2.</w:t>
-      </w:r>
-    </w:p>
-    <w:bookmarkStart w:id="103" w:name="tbl:alt-sfu"/>
-    <w:p>
-      <w:pPr>
-        <w:pStyle w:val="TableCaption"/>
-      </w:pPr>
-      <w:r>
-        <w:t xml:space="preserve">Таблиця 4.2 – Порівняння серверів SFU</w:t>
-      </w:r>
-    </w:p>
-    <w:tbl>
-      <w:tblPr>
-        <w:tblStyle w:val="Table"/>
-        <w:tblW w:w="9921" w:type="dxa"/>
-        <w:jc w:val="center"/>
-        <w:tblBorders>
-          <w:top w:val="single" w:sz="4" w:space="0" w:color="000000"/>
-          <w:left w:val="single" w:sz="4" w:space="0" w:color="000000"/>
-          <w:bottom w:val="single" w:sz="4" w:space="0" w:color="000000"/>
-          <w:right w:val="single" w:sz="4" w:space="0" w:color="000000"/>
-          <w:insideH w:val="single" w:sz="4" w:space="0" w:color="000000"/>
-          <w:insideV w:val="single" w:sz="4" w:space="0" w:color="000000"/>
-        </w:tblBorders>
-        <w:tblLayout w:type="fixed"/>
-        <w:tblLook w:firstRow="1" w:lastRow="0" w:firstColumn="0" w:lastColumn="0" w:noHBand="0" w:noVBand="0" w:val="0020"/>
-        <w:tblCaption w:val="Таблиця 4.2 – Порівняння серверів SFU"/>
-      </w:tblPr>
-      <w:tblGrid>
-        <w:gridCol w:w="2004"/>
-        <w:gridCol w:w="2726"/>
-        <w:gridCol w:w="3304"/>
-        <w:gridCol w:w="1887"/>
-      </w:tblGrid>
-      <w:tr>
-        <w:trPr>
-          <w:tblHeader w:val="on"/>
-        </w:trPr>
-        <w:tc>
-          <w:tcPr>
-            <w:tcW w:w="2004" w:type="dxa"/>
-          </w:tcPr>
-          <w:p>
-            <w:pPr>
-              <w:pStyle w:val="Compact"/>
-              <w:jc w:val="center"/>
-            </w:pPr>
-            <w:r>
-              <w:t xml:space="preserve">Критерій</w:t>
-            </w:r>
-          </w:p>
-        </w:tc>
-        <w:tc>
-          <w:tcPr>
-            <w:tcW w:w="2726" w:type="dxa"/>
-          </w:tcPr>
-          <w:p>
-            <w:pPr>
-              <w:pStyle w:val="Compact"/>
-              <w:jc w:val="center"/>
-            </w:pPr>
-            <w:r>
-              <w:t xml:space="preserve">mediasoup</w:t>
-            </w:r>
-          </w:p>
-        </w:tc>
-        <w:tc>
-          <w:tcPr>
-            <w:tcW w:w="3304" w:type="dxa"/>
-          </w:tcPr>
-          <w:p>
-            <w:pPr>
-              <w:pStyle w:val="Compact"/>
-              <w:jc w:val="center"/>
-            </w:pPr>
-            <w:r>
-              <w:t xml:space="preserve">Janus</w:t>
-            </w:r>
-          </w:p>
-        </w:tc>
-        <w:tc>
-          <w:tcPr>
-            <w:tcW w:w="1887" w:type="dxa"/>
-          </w:tcPr>
-          <w:p>
-            <w:pPr>
-              <w:pStyle w:val="Compact"/>
-              <w:jc w:val="center"/>
-            </w:pPr>
-            <w:r>
-              <w:t xml:space="preserve">LiveKit</w:t>
-            </w:r>
-          </w:p>
-        </w:tc>
-      </w:tr>
-      <w:tr>
-        <w:tc>
-          <w:tcPr>
-            <w:tcW w:w="2004" w:type="dxa"/>
-          </w:tcPr>
-          <w:p>
-            <w:pPr>
-              <w:pStyle w:val="Compact"/>
-            </w:pPr>
-            <w:r>
-              <w:t xml:space="preserve">Форма постачання</w:t>
-            </w:r>
-          </w:p>
-        </w:tc>
-        <w:tc>
-          <w:tcPr>
-            <w:tcW w:w="2726" w:type="dxa"/>
-          </w:tcPr>
-          <w:p>
-            <w:pPr>
-              <w:pStyle w:val="Compact"/>
-            </w:pPr>
-            <w:r>
-              <w:t xml:space="preserve">модуль Node.js [43]</w:t>
-            </w:r>
-          </w:p>
-        </w:tc>
-        <w:tc>
-          <w:tcPr>
-            <w:tcW w:w="3304" w:type="dxa"/>
-          </w:tcPr>
-          <w:p>
-            <w:pPr>
-              <w:pStyle w:val="Compact"/>
-            </w:pPr>
-            <w:r>
-              <w:t xml:space="preserve">окремий сервер мовою C [60]</w:t>
-            </w:r>
-          </w:p>
-        </w:tc>
-        <w:tc>
-          <w:tcPr>
-            <w:tcW w:w="1887" w:type="dxa"/>
-          </w:tcPr>
-          <w:p>
-            <w:pPr>
-              <w:pStyle w:val="Compact"/>
-            </w:pPr>
-            <w:r>
-              <w:t xml:space="preserve">окремий сервер або хмарний сервіс [61]</w:t>
-            </w:r>
-          </w:p>
-        </w:tc>
-      </w:tr>
-      <w:tr>
-        <w:tc>
-          <w:tcPr>
-            <w:tcW w:w="2004" w:type="dxa"/>
-          </w:tcPr>
-          <w:p>
-            <w:pPr>
-              <w:pStyle w:val="Compact"/>
-            </w:pPr>
-            <w:r>
-              <w:t xml:space="preserve">Взаємодія з прикладним кодом</w:t>
-            </w:r>
-          </w:p>
-        </w:tc>
-        <w:tc>
-          <w:tcPr>
-            <w:tcW w:w="2726" w:type="dxa"/>
-          </w:tcPr>
-          <w:p>
-            <w:pPr>
-              <w:pStyle w:val="Compact"/>
-            </w:pPr>
-            <w:r>
-              <w:t xml:space="preserve">низькорівневий API в тому самому процесі</w:t>
-            </w:r>
-          </w:p>
-        </w:tc>
-        <w:tc>
-          <w:tcPr>
-            <w:tcW w:w="3304" w:type="dxa"/>
-          </w:tcPr>
-          <w:p>
-            <w:pPr>
-              <w:pStyle w:val="Compact"/>
-            </w:pPr>
-            <w:r>
-              <w:t xml:space="preserve">JSON-повідомлення до серверних плагінів</w:t>
-            </w:r>
-          </w:p>
-        </w:tc>
-        <w:tc>
-          <w:tcPr>
-            <w:tcW w:w="1887" w:type="dxa"/>
-          </w:tcPr>
-          <w:p>
-            <w:pPr>
-              <w:pStyle w:val="Compact"/>
-            </w:pPr>
-            <w:r>
-              <w:t xml:space="preserve">кімнати, учасники й треки через SDK</w:t>
-            </w:r>
-          </w:p>
-        </w:tc>
-      </w:tr>
-    </w:tbl>
+        <w:t xml:space="preserve">Сервер сигналізації та пересилання медіапотоків побудовано на Fastify: плагін @fastify/websocket обслуговує маршрути WebSocket тими самими хуками Fastify, що й HTTP-маршрути, тому сеанс перевіряється однаково. Як сервер SFU обрано mediasoup – модуль Node.js, у якому медіадані пересилають процеси-обробники мовою C++, а сигнальний протокол застосунку не нав’язується [12]. Вбудований у процес сервера сигналізації mediasoup дозволяє керувати трансляцією та повторним підключенням стримера з одного коду, а його програмний інтерфейс маршрутизаторів, транспортів і споживачів дає змогу задати порядок кодеків і межі бітрейту, визначені нефункціональними вимогами [30]. Платою за це є власний сигналізаційний протокол (табл. 3.1) з клієнтом mediasoup-client.</w:t>
+      </w:r>
+    </w:p>
+    <w:p>
+      <w:pPr>
+        <w:pStyle w:val="BodyText"/>
+      </w:pPr>
+      <w:r>
+        <w:t xml:space="preserve">Для настільного застосунку визначальними є вимоги ФВ-07–ФВ-09, які потребують доступу до вікон і процесів операційної системи, тому його побудовано на платформі Electron. Її модуль desktopCapturer перелічує екрани й вікна, а сесія дозволяє відповісти на запит захоплення сторінки обраним джерелом [13, 14]. Настільний застосунок відкриває розгорнутий вебзастосунок, тож вбудований рушій Chromium виконує той самий клієнтський код WebRTC, що й браузер, а Node.js в основному процесі дозволяє запустити бібліотеку electron-native-screenshare [5] в окремому утилітарному процесі, призначеному для компонентів, схильних до збоїв [28].</w:t>
+      </w:r>
+    </w:p>
+    <w:p>
+      <w:pPr>
+        <w:pStyle w:val="BodyText"/>
+      </w:pPr>
+      <w:r>
+        <w:t xml:space="preserve">Для зберігання даних обрано реляційну СКБД PostgreSQL. Схеми Drizzle ORM є звичайними модулями TypeScript, тому їх зі спільного модуля доступу до бази даних імпортують і адаптер Auth.js, і сервер сигналізації.</w:t>
+      </w:r>
+    </w:p>
+    <w:p>
+      <w:pPr>
+        <w:pStyle w:val="BodyText"/>
+      </w:pPr>
+      <w:r>
+        <w:t xml:space="preserve">Сервіси системи розгортаються за єдиним описом Docker Compose, а Caddy автоматично отримує сертифікати TLS, і вебзастосунок працює через HTTPS. Інсталятори збирає electron-builder, оновлення з випусків GitHub отримує electron-updater.</w:t>
+      </w:r>
+    </w:p>
     <w:bookmarkEnd w:id="103"/>
-    <w:p>
-      <w:pPr>
-        <w:pStyle w:val="BodyText"/>
-        <w:spacing w:before="480"/>
-      </w:pPr>
-      <w:r>
-        <w:t xml:space="preserve">Вбудований у процес сервера сигналізації mediasoup дозволяє керувати трансляцією та повторним підключенням стримера з одного коду й задати порядок кодеків і межі бітрейту з підрозділу 1.4. Платою є власний сигналізаційний протокол (табл. 3.1) з клієнтом mediasoup-client [50].</w:t>
-      </w:r>
-    </w:p>
-    <w:p>
-      <w:pPr>
-        <w:pStyle w:val="BodyText"/>
-      </w:pPr>
-      <w:r>
-        <w:t xml:space="preserve">Для настільного застосунку визначальними є вимоги ФВ-07–ФВ-09, які потребують доступу до вікон і процесів операційної системи. Electron і Tauri порівняно в табл. 4.3.</w:t>
-      </w:r>
-    </w:p>
-    <w:bookmarkStart w:id="104" w:name="tbl:alt-desktop"/>
-    <w:p>
-      <w:pPr>
-        <w:pStyle w:val="TableCaption"/>
-      </w:pPr>
-      <w:r>
-        <w:t xml:space="preserve">Таблиця 4.3 – Порівняння платформ настільного застосунку</w:t>
-      </w:r>
-    </w:p>
-    <w:tbl>
-      <w:tblPr>
-        <w:tblStyle w:val="Table"/>
-        <w:tblW w:w="9921" w:type="dxa"/>
-        <w:jc w:val="center"/>
-        <w:tblBorders>
-          <w:top w:val="single" w:sz="4" w:space="0" w:color="000000"/>
-          <w:left w:val="single" w:sz="4" w:space="0" w:color="000000"/>
-          <w:bottom w:val="single" w:sz="4" w:space="0" w:color="000000"/>
-          <w:right w:val="single" w:sz="4" w:space="0" w:color="000000"/>
-          <w:insideH w:val="single" w:sz="4" w:space="0" w:color="000000"/>
-          <w:insideV w:val="single" w:sz="4" w:space="0" w:color="000000"/>
-        </w:tblBorders>
-        <w:tblLayout w:type="fixed"/>
-        <w:tblLook w:firstRow="1" w:lastRow="0" w:firstColumn="0" w:lastColumn="0" w:noHBand="0" w:noVBand="0" w:val="0020"/>
-        <w:tblCaption w:val="Таблиця 4.3 – Порівняння платформ настільного застосунку"/>
-      </w:tblPr>
-      <w:tblGrid>
-        <w:gridCol w:w="3130"/>
-        <w:gridCol w:w="3857"/>
-        <w:gridCol w:w="2934"/>
-      </w:tblGrid>
-      <w:tr>
-        <w:trPr>
-          <w:tblHeader w:val="on"/>
-        </w:trPr>
-        <w:tc>
-          <w:tcPr>
-            <w:tcW w:w="3130" w:type="dxa"/>
-          </w:tcPr>
-          <w:p>
-            <w:pPr>
-              <w:pStyle w:val="Compact"/>
-              <w:jc w:val="center"/>
-            </w:pPr>
-            <w:r>
-              <w:t xml:space="preserve">Критерій</w:t>
-            </w:r>
-          </w:p>
-        </w:tc>
-        <w:tc>
-          <w:tcPr>
-            <w:tcW w:w="3857" w:type="dxa"/>
-          </w:tcPr>
-          <w:p>
-            <w:pPr>
-              <w:pStyle w:val="Compact"/>
-              <w:jc w:val="center"/>
-            </w:pPr>
-            <w:r>
-              <w:t xml:space="preserve">Electron</w:t>
-            </w:r>
-          </w:p>
-        </w:tc>
-        <w:tc>
-          <w:tcPr>
-            <w:tcW w:w="2934" w:type="dxa"/>
-          </w:tcPr>
-          <w:p>
-            <w:pPr>
-              <w:pStyle w:val="Compact"/>
-              <w:jc w:val="center"/>
-            </w:pPr>
-            <w:r>
-              <w:t xml:space="preserve">Tauri</w:t>
-            </w:r>
-          </w:p>
-        </w:tc>
-      </w:tr>
-      <w:tr>
-        <w:tc>
-          <w:tcPr>
-            <w:tcW w:w="3130" w:type="dxa"/>
-          </w:tcPr>
-          <w:p>
-            <w:pPr>
-              <w:pStyle w:val="Compact"/>
-            </w:pPr>
-            <w:r>
-              <w:t xml:space="preserve">Рушій відображення</w:t>
-            </w:r>
-          </w:p>
-        </w:tc>
-        <w:tc>
-          <w:tcPr>
-            <w:tcW w:w="3857" w:type="dxa"/>
-          </w:tcPr>
-          <w:p>
-            <w:pPr>
-              <w:pStyle w:val="Compact"/>
-            </w:pPr>
-            <w:r>
-              <w:t xml:space="preserve">вбудований Chromium [62]</w:t>
-            </w:r>
-          </w:p>
-        </w:tc>
-        <w:tc>
-          <w:tcPr>
-            <w:tcW w:w="2934" w:type="dxa"/>
-          </w:tcPr>
-          <w:p>
-            <w:pPr>
-              <w:pStyle w:val="Compact"/>
-            </w:pPr>
-            <w:r>
-              <w:t xml:space="preserve">системний WebView [63]</w:t>
-            </w:r>
-          </w:p>
-        </w:tc>
-      </w:tr>
-      <w:tr>
-        <w:tc>
-          <w:tcPr>
-            <w:tcW w:w="3130" w:type="dxa"/>
-          </w:tcPr>
-          <w:p>
-            <w:pPr>
-              <w:pStyle w:val="Compact"/>
-            </w:pPr>
-            <w:r>
-              <w:t xml:space="preserve">Основний процес</w:t>
-            </w:r>
-          </w:p>
-        </w:tc>
-        <w:tc>
-          <w:tcPr>
-            <w:tcW w:w="3857" w:type="dxa"/>
-          </w:tcPr>
-          <w:p>
-            <w:pPr>
-              <w:pStyle w:val="Compact"/>
-            </w:pPr>
-            <w:r>
-              <w:t xml:space="preserve">Node.js [44]</w:t>
-            </w:r>
-          </w:p>
-        </w:tc>
-        <w:tc>
-          <w:tcPr>
-            <w:tcW w:w="2934" w:type="dxa"/>
-          </w:tcPr>
-          <w:p>
-            <w:pPr>
-              <w:pStyle w:val="Compact"/>
-            </w:pPr>
-            <w:r>
-              <w:t xml:space="preserve">Rust [64]</w:t>
-            </w:r>
-          </w:p>
-        </w:tc>
-      </w:tr>
-      <w:tr>
-        <w:tc>
-          <w:tcPr>
-            <w:tcW w:w="3130" w:type="dxa"/>
-          </w:tcPr>
-          <w:p>
-            <w:pPr>
-              <w:pStyle w:val="Compact"/>
-            </w:pPr>
-            <w:r>
-              <w:t xml:space="preserve">Захоплення екрана й вікон</w:t>
-            </w:r>
-          </w:p>
-        </w:tc>
-        <w:tc>
-          <w:tcPr>
-            <w:tcW w:w="3857" w:type="dxa"/>
-          </w:tcPr>
-          <w:p>
-            <w:pPr>
-              <w:pStyle w:val="Compact"/>
-            </w:pPr>
-            <w:r>
-              <w:t xml:space="preserve">модуль desktopCapturer [22, 23]</w:t>
-            </w:r>
-          </w:p>
-        </w:tc>
-        <w:tc>
-          <w:tcPr>
-            <w:tcW w:w="2934" w:type="dxa"/>
-          </w:tcPr>
-          <w:p>
-            <w:pPr>
-              <w:pStyle w:val="Compact"/>
-            </w:pPr>
-            <w:r>
-              <w:t xml:space="preserve">залежить від WebView [63]</w:t>
-            </w:r>
-          </w:p>
-        </w:tc>
-      </w:tr>
-    </w:tbl>
-    <w:bookmarkEnd w:id="104"/>
-    <w:p>
-      <w:pPr>
-        <w:pStyle w:val="BodyText"/>
-        <w:spacing w:before="480"/>
-      </w:pPr>
-      <w:r>
-        <w:t xml:space="preserve">Настільний застосунок відкриває розгорнутий вебзастосунок, і лише Chromium гарантує однакову роботу WebRTC на всіх платформах, а Node.js в основному процесі дозволяє запустити бібліотеку electron-native-screenshare [6] в окремому службовому процесі UtilityProcess [56]. Платою є більший розмір дистрибутиву [62].</w:t>
-      </w:r>
-    </w:p>
-    <w:p>
-      <w:pPr>
-        <w:pStyle w:val="BodyText"/>
-      </w:pPr>
-      <w:r>
-        <w:t xml:space="preserve">Для зберігання даних обрано PostgreSQL – об’єктно-реляційну СКБД з відкритим кодом, що відповідає вимогам ACID [49]. Prisma ORM описує схему окремою мовою й потребує генерації клієнта [65], а схеми обраного Drizzle ORM є модулями TypeScript без такого кроку [45], тому їх зі спільного модуля доступу до бази даних імпортують і адаптер Auth.js, і сервер сигналізації.</w:t>
-      </w:r>
-    </w:p>
-    <w:p>
-      <w:pPr>
-        <w:pStyle w:val="BodyText"/>
-      </w:pPr>
-      <w:r>
-        <w:t xml:space="preserve">Сервіси системи розгортаються за єдиним описом Docker Compose [47]; Caddy автоматично отримує сертифікати TLS [48], а HTTPS обов’язковий для захоплення екрана [20]. Інсталятори збирає electron-builder [66], оновлення з випусків GitHub отримує electron-updater [35].</w:t>
-      </w:r>
-    </w:p>
-    <w:bookmarkEnd w:id="105"/>
-    <w:bookmarkStart w:id="113" w:name="Xdbdc38a00aceef41d7c8911342524d94d477375"/>
+    <w:bookmarkStart w:id="111" w:name="Xdbdc38a00aceef41d7c8911342524d94d477375"/>
     <w:p>
       <w:pPr>
         <w:pStyle w:val="Heading2"/>
@@ -15241,7 +14763,7 @@
         <w:spacing w:before="480"/>
       </w:pPr>
       <w:r>
-        <w:t xml:space="preserve">Через ізоляцію контексту вебзастосунку в настільному застосунку доступний лише об’єкт window.conveyor сценарію preload [55]. Методи класу StreamApi відповідають каналам трансляції основного процесу (рис. 3.10), для кожного з яких описано схеми zod аргументів і результату [46].</w:t>
+        <w:t xml:space="preserve">Через ізоляцію контексту вебзастосунку в настільному застосунку доступний лише об’єкт window.conveyor сценарію preload. Методи класу StreamApi відповідають каналам трансляції основного процесу (рис. 3.10), для кожного з яких описано схеми zod аргументів і результату.</w:t>
       </w:r>
     </w:p>
     <w:p>
@@ -15260,7 +14782,7 @@
         <w:t xml:space="preserve">Лістинг 4.1 – Перелік джерел, визначення PID вікна та відповідь на запит захоплення</w:t>
       </w:r>
     </w:p>
-    <w:bookmarkStart w:id="106" w:name="lst:get-sources"/>
+    <w:bookmarkStart w:id="104" w:name="lst:get-sources"/>
     <w:p>
       <w:pPr>
         <w:pStyle w:val="SourceCode"/>
@@ -15470,14 +14992,14 @@
         <w:t xml:space="preserve">  });</w:t>
       </w:r>
     </w:p>
-    <w:bookmarkEnd w:id="106"/>
+    <w:bookmarkEnd w:id="104"/>
     <w:p>
       <w:pPr>
         <w:pStyle w:val="FirstParagraph"/>
         <w:spacing w:before="480"/>
       </w:pPr>
       <w:r>
-        <w:t xml:space="preserve">Функція pidForSource виділяє з ідентифікатора джерела-вікна його дескриптор і визначає ідентифікатор процесу (PID) функцією getPidFromWindowHandle модуля electron-native-screenshare [6]; для екранів PID дорівнює 0. Обраний користувачем ідентифікатор джерела зберігається в основному процесі, а сторінка викликає стандартний метод getDisplayMedia [5] з бажаною роздільністю 3840×2160. Системне вікно вибору не відкривається: обробник, установлений методом setDisplayMediaRequestHandler [23], відповідає збереженим джерелом, а за його відсутності – першим у списку.</w:t>
+        <w:t xml:space="preserve">Функція pidForSource виділяє з ідентифікатора джерела-вікна його дескриптор і визначає ідентифікатор процесу (PID) функцією getPidFromWindowHandle модуля electron-native-screenshare [5]; для екранів PID дорівнює 0. Обраний користувачем ідентифікатор джерела зберігається в основному процесі, а сторінка викликає стандартний метод getDisplayMedia [4] з бажаною роздільністю 3840×2160. Системне вікно вибору не відкривається: обробник, установлений методом setDisplayMediaRequestHandler [14], відповідає збереженим джерелом, а за його відсутності – першим у списку.</w:t>
       </w:r>
     </w:p>
     <w:p>
@@ -15485,7 +15007,7 @@
         <w:pStyle w:val="BodyText"/>
       </w:pPr>
       <w:r>
-        <w:t xml:space="preserve">Захоплення звуку окремого застосунку потребує окремого механізму. Обробник запитів захоплення Electron повертає як звук лише значення loopback – звук усієї системи і лише у Windows [23], тому вимогу ФВ-08 реалізовано модулем electron-native-screenshare в утилітному процесі, призначеному, зокрема, для компонентів, схильних до аварійного завершення [44, 56]. Обробник каналу запуску захоплення звуку створює цей процес і передає йому PID джерела та один кінець каналу повідомлень [67] (лістинг 4.2).</w:t>
+        <w:t xml:space="preserve">Захоплення звуку окремого застосунку потребує окремого механізму. Обробник запитів захоплення Electron повертає як звук лише значення loopback – звук усієї системи і лише у Windows [14], тому вимогу ФВ-08 реалізовано модулем electron-native-screenshare в утилітному процесі, призначеному, зокрема, для компонентів, схильних до аварійного завершення [28]. Обробник каналу запуску захоплення звуку створює цей процес і передає йому PID джерела та один кінець каналу повідомлень (лістинг 4.2).</w:t>
       </w:r>
     </w:p>
     <w:p>
@@ -15496,7 +15018,7 @@
         <w:t xml:space="preserve">Лістинг 4.2 – Запуск захоплення звуку процесу в утилітному процесі</w:t>
       </w:r>
     </w:p>
-    <w:bookmarkStart w:id="107" w:name="lst:audio-worker"/>
+    <w:bookmarkStart w:id="105" w:name="lst:audio-worker"/>
     <w:p>
       <w:pPr>
         <w:pStyle w:val="SourceCode"/>
@@ -15709,14 +15231,14 @@
         <w:t xml:space="preserve">});</w:t>
       </w:r>
     </w:p>
-    <w:bookmarkEnd w:id="107"/>
+    <w:bookmarkEnd w:id="105"/>
     <w:p>
       <w:pPr>
         <w:pStyle w:val="FirstParagraph"/>
         <w:spacing w:before="480"/>
       </w:pPr>
       <w:r>
-        <w:t xml:space="preserve">Для відомого PID функція startCapture працює в режимі включення й захоплює звук лише цільового процесу, а для екрана – у режимі виключення самого утилітного процесу, тобто захоплює весь системний звук. Буфери PCM з метаданими формату йдуть портом, другий кінець якого основний процес передає сторінці лише після повідомлення про готовність. На сторінці міст звуку створює вузол AudioWorklet, процесор якого виконується в окремому потоці Web Audio [68]: він передискретизує відліки до частоти контексту, буферизує не більше 1 с звуку, а за нестачі даних видає тишу. Отримана звукова доріжка додається до захопленого відеопотоку; якщо будь-який крок не вдається, трансляція продовжується лише з відео з повідомленням користувачу (ФВ-08). [ПОТРЕБУЄ УТОЧНЕННЯ: операційні системи, на яких фактично перевірено захоплення звуку окремого застосунку.]</w:t>
+        <w:t xml:space="preserve">Для відомого PID функція startCapture працює в режимі включення й захоплює звук лише цільового процесу, а для екрана – у режимі виключення самого утилітного процесу, тобто захоплює весь системний звук. Буфери PCM з метаданими формату йдуть портом, другий кінець якого основний процес передає сторінці лише після повідомлення про готовність. На сторінці міст звуку створює вузол AudioWorklet, процесор якого виконується в окремому потоці Web Audio: він передискретизує відліки до частоти контексту, буферизує не більше 1 с звуку, а за нестачі даних видає тишу. Отримана звукова доріжка додається до захопленого відеопотоку; якщо будь-який крок не вдається, трансляція продовжується лише з відео з повідомленням користувачу (ФВ-08). [ПОТРЕБУЄ УТОЧНЕННЯ: операційні системи, на яких фактично перевірено захоплення звуку окремого застосунку.]</w:t>
       </w:r>
     </w:p>
     <w:p>
@@ -15735,7 +15257,7 @@
         <w:t xml:space="preserve">Лістинг 4.3 – Вибір вікна для слідування в класі SourceFollower</w:t>
       </w:r>
     </w:p>
-    <w:bookmarkStart w:id="108" w:name="lst:follower"/>
+    <w:bookmarkStart w:id="106" w:name="lst:follower"/>
     <w:p>
       <w:pPr>
         <w:pStyle w:val="SourceCode"/>
@@ -15951,14 +15473,14 @@
         <w:t xml:space="preserve">    this.deps.emit({ reason: 'follow', sourceId: winner.id, name: winner.name });</w:t>
       </w:r>
     </w:p>
-    <w:bookmarkEnd w:id="108"/>
+    <w:bookmarkEnd w:id="106"/>
     <w:p>
       <w:pPr>
         <w:pStyle w:val="FirstParagraph"/>
         <w:spacing w:before="480"/>
       </w:pPr>
       <w:r>
-        <w:t xml:space="preserve">Обирається найновіше вікно процесу того самого сімейства, запущеного після вибору якоря, з іншим виконуваним файлом, а процес із тим самим файлом означає перезапуск застосунку, і якір переноситься на нього. Після закриття вікна, за яким слідували, клас повертається до якоря, а якщо той не з’являється за 20 с, надсилає подію lost, і трансляція зупиняється. На події follow і return сторінка знову викликає метод getDisplayMedia, запускає захоплення звуку нового процесу і замінює доріжки методом replaceTrack, що не потребує узгодження із сервером [69], тому глядачі не перепідключаються.</w:t>
+        <w:t xml:space="preserve">Обирається найновіше вікно процесу того самого сімейства, запущеного після вибору якоря, з іншим виконуваним файлом, а процес із тим самим файлом означає перезапуск застосунку, і якір переноситься на нього. Після закриття вікна, за яким слідували, клас повертається до якоря, а якщо той не з’являється за 20 с, надсилає подію lost, і трансляція зупиняється. На події follow і return сторінка знову викликає метод getDisplayMedia, запускає захоплення звуку нового процесу і замінює доріжки методом replaceTrack, що не потребує повторного узгодження сеансу [6], тому глядачі не перепідключаються.</w:t>
       </w:r>
     </w:p>
     <w:p>
@@ -15969,7 +15491,7 @@
         <w:t xml:space="preserve">Взаємодію описаних механізмів захоплення з публікацією на сервері показано на рис. 4.1.</w:t>
       </w:r>
     </w:p>
-    <w:bookmarkStart w:id="112" w:name="fig:capture-pipeline"/>
+    <w:bookmarkStart w:id="110" w:name="fig:capture-pipeline"/>
     <w:p>
       <w:pPr>
         <w:pStyle w:val="CaptionedFigure"/>
@@ -15979,18 +15501,18 @@
           <wp:inline>
             <wp:extent cx="5759999" cy="6755977"/>
             <wp:effectExtent b="0" l="0" r="0" t="0"/>
-            <wp:docPr descr="Діаграма діяльності конвеєра захоплення й публікації трансляції" title="" id="110" name="Picture"/>
+            <wp:docPr descr="Діаграма діяльності конвеєра захоплення й публікації трансляції" title="" id="108" name="Picture"/>
             <a:graphic>
               <a:graphicData uri="http://schemas.openxmlformats.org/drawingml/2006/picture">
                 <pic:pic>
                   <pic:nvPicPr>
-                    <pic:cNvPr descr="../diagrams/fig-capture-pipeline.png" id="111" name="Picture"/>
+                    <pic:cNvPr descr="../diagrams/fig-capture-pipeline.png" id="109" name="Picture"/>
                     <pic:cNvPicPr>
                       <a:picLocks noChangeArrowheads="1" noChangeAspect="1"/>
                     </pic:cNvPicPr>
                   </pic:nvPicPr>
                   <pic:blipFill>
-                    <a:blip r:embed="rId109"/>
+                    <a:blip r:embed="rId107"/>
                     <a:stretch>
                       <a:fillRect/>
                     </a:stretch>
@@ -16025,7 +15547,7 @@
         <w:t xml:space="preserve">Рисунок 4.1 – Діаграма діяльності конвеєра захоплення й публікації трансляції</w:t>
       </w:r>
     </w:p>
-    <w:bookmarkEnd w:id="112"/>
+    <w:bookmarkEnd w:id="110"/>
     <w:p>
       <w:pPr>
         <w:pStyle w:val="BodyText"/>
@@ -16035,8 +15557,8 @@
         <w:t xml:space="preserve">Відео й звук ідуть паралельними шляхами: кадри вікна кодує стек WebRTC Chromium, а відліки PCM надходять на сторінку через порт повідомлень і кодуються в Opus; розгалуження відповідає режиму «лише відео».</w:t>
       </w:r>
     </w:p>
-    <w:bookmarkEnd w:id="113"/>
-    <w:bookmarkStart w:id="119" w:name="Xc5da8c9eda53fe1476b216784561cb1b8f52516"/>
+    <w:bookmarkEnd w:id="111"/>
+    <w:bookmarkStart w:id="117" w:name="Xc5da8c9eda53fe1476b216784561cb1b8f52516"/>
     <w:p>
       <w:pPr>
         <w:pStyle w:val="Heading2"/>
@@ -16051,7 +15573,7 @@
         <w:spacing w:before="480"/>
       </w:pPr>
       <w:r>
-        <w:t xml:space="preserve">Сервер сигналізації запускає задану змінною оточення MEDIASOUP_NUM_WORKERS кількість процесів worker mediasoup (типово – за кількістю ядер процесора) – підпроцесів C++, що обробляють ICE, DTLS і RTP [43], з портами RTC 40000–49999. Кожна трансляція отримує власний маршрутизатор на найменш завантаженому worker; його обирає метод pickLeastLoadedWorker (лістинг 4.4).</w:t>
+        <w:t xml:space="preserve">Сервер сигналізації запускає задану змінною оточення MEDIASOUP_NUM_WORKERS кількість процесів worker mediasoup (типово – за кількістю ядер процесора) – підпроцесів C++, що обробляють ICE, DTLS і RTP [12], з портами RTC 40000–49999. Кожна трансляція отримує власний маршрутизатор на найменш завантаженому worker; його обирає метод pickLeastLoadedWorker (лістинг 4.4).</w:t>
       </w:r>
     </w:p>
     <w:p>
@@ -16062,7 +15584,7 @@
         <w:t xml:space="preserve">Лістинг 4.4 – Вибір найменш завантаженого процесу worker</w:t>
       </w:r>
     </w:p>
-    <w:bookmarkStart w:id="114" w:name="lst:worker-pick"/>
+    <w:bookmarkStart w:id="112" w:name="lst:worker-pick"/>
     <w:p>
       <w:pPr>
         <w:pStyle w:val="SourceCode"/>
@@ -16188,14 +15710,14 @@
         <w:t xml:space="preserve">  }</w:t>
       </w:r>
     </w:p>
-    <w:bookmarkEnd w:id="114"/>
+    <w:bookmarkEnd w:id="112"/>
     <w:p>
       <w:pPr>
         <w:pStyle w:val="FirstParagraph"/>
         <w:spacing w:before="480"/>
       </w:pPr>
       <w:r>
-        <w:t xml:space="preserve">Мірою навантаження є час виконання в режимі користувача (поле ru_utime статистики ресурсів процесу) [70]; він накопичується від запуску процесу, тож вибір враховує сумарне, а не поточне навантаження.</w:t>
+        <w:t xml:space="preserve">Мірою навантаження є час виконання в режимі користувача (поле ru_utime статистики ресурсів процесу) [30]; він накопичується від запуску процесу, тож вибір враховує сумарне, а не поточне навантаження.</w:t>
       </w:r>
     </w:p>
     <w:p>
@@ -16214,7 +15736,7 @@
         <w:t xml:space="preserve">Лістинг 4.5 – Кодеки відео маршрутизатора mediasoup</w:t>
       </w:r>
     </w:p>
-    <w:bookmarkStart w:id="115" w:name="lst:codecs"/>
+    <w:bookmarkStart w:id="113" w:name="lst:codecs"/>
     <w:p>
       <w:pPr>
         <w:pStyle w:val="SourceCode"/>
@@ -16397,14 +15919,14 @@
         <w:t xml:space="preserve">          // ...</w:t>
       </w:r>
     </w:p>
-    <w:bookmarkEnd w:id="115"/>
+    <w:bookmarkEnd w:id="113"/>
     <w:p>
       <w:pPr>
         <w:pStyle w:val="FirstParagraph"/>
         <w:spacing w:before="480"/>
       </w:pPr>
       <w:r>
-        <w:t xml:space="preserve">Браузери зобов’язані підтримувати VP8 і H.264 Constrained Baseline [71], тому кожному клієнту доступний хоча б один кодек. За коментарем у коді H.264 стоїть першим, бо лише його кодують апаратно всі цільові клієнти, що робить стійкими режими 1080p60, 1440p60 і 4K, а Baseline (профіль 42001f) передує Constrained Baseline (42e01f), бо останній у Chromium надає лише програмний OpenH264. Коментар посилається на перевірку розробником у Chrome 152 з NVENC; власних вимірювань у роботі не виконувалося. Параметр packetization-mode зі значенням 1 задає неперемежований режим пакетизації [72], параметр level-asymmetry-allowed дозволяє рівні, вищі за оголошений (1440p60 потребує рівня 5.1).</w:t>
+        <w:t xml:space="preserve">За коментарями в коді VP8 є програмним резервним кодеком для клієнтів без H.264, а H.264 стоїть першим, бо лише його кодують апаратно всі цільові клієнти, що робить стійкими режими 1080p60, 1440p60 і 4K, а Baseline (профіль 42001f) передує Constrained Baseline (42e01f), бо останній у Chromium надає лише програмний OpenH264. Коментар посилається на перевірку розробником у Chrome 152 з NVENC; власних вимірювань у роботі не виконувалося. Параметр packetization-mode зі значенням 1 задає неперемежований режим пакетизації, параметр level-asymmetry-allowed дозволяє рівні, вищі за оголошений (1440p60 потребує рівня 5.1).</w:t>
       </w:r>
     </w:p>
     <w:p>
@@ -16423,7 +15945,7 @@
         <w:t xml:space="preserve">Лістинг 4.6 – Обчислення параметрів кодування відео</w:t>
       </w:r>
     </w:p>
-    <w:bookmarkStart w:id="116" w:name="lst:encoding"/>
+    <w:bookmarkStart w:id="114" w:name="lst:encoding"/>
     <w:p>
       <w:pPr>
         <w:pStyle w:val="SourceCode"/>
@@ -16600,7 +16122,7 @@
         <w:t xml:space="preserve">}</w:t>
       </w:r>
     </w:p>
-    <w:bookmarkEnd w:id="116"/>
+    <w:bookmarkEnd w:id="114"/>
     <w:p>
       <w:pPr>
         <w:pStyle w:val="FirstParagraph"/>
@@ -16922,16 +16444,16 @@
         <w:t xml:space="preserve"> </w:t>
       </w:r>
       <w:r>
-        <w:t xml:space="preserve">відображає закладене в коді припущення, що подвоєння частоти кадрів потребує в 1,5 раза більшого бітрейту. Початковий бітрейт кодувальника [69] становить половину бюджету. За 60 кадр/с обираються пріоритет деградації maintain-framerate і підказка вмісту motion, інакше – maintain-resolution і detail, тобто за нестачі пропускної здатності зберігається відповідно плавність або чіткість [73]. Обчислені значення для джерела 3840×2160 наведено в табл. 4.4.</w:t>
-      </w:r>
-    </w:p>
-    <w:bookmarkStart w:id="117" w:name="tbl:encoding"/>
+        <w:t xml:space="preserve">відображає закладене в коді припущення, що подвоєння частоти кадрів потребує в 1,5 раза більшого бітрейту. Початковий бітрейт кодувальника становить половину бюджету. За 60 кадр/с обираються пріоритет деградації maintain-framerate і підказка вмісту motion, інакше – maintain-resolution і detail, тобто за нестачі пропускної здатності зберігається відповідно плавність або чіткість. Обчислені значення для джерела 3840×2160 наведено в табл. 4.2.</w:t>
+      </w:r>
+    </w:p>
+    <w:bookmarkStart w:id="115" w:name="tbl:encoding"/>
     <w:p>
       <w:pPr>
         <w:pStyle w:val="TableCaption"/>
       </w:pPr>
       <w:r>
-        <w:t xml:space="preserve">Таблиця 4.4 – Параметри кодування відео для джерела 3840×2160, обчислені за кодом</w:t>
+        <w:t xml:space="preserve">Таблиця 4.2 – Параметри кодування відео для джерела 3840×2160, обчислені за кодом</w:t>
       </w:r>
     </w:p>
     <w:tbl>
@@ -16949,7 +16471,7 @@
         </w:tblBorders>
         <w:tblLayout w:type="fixed"/>
         <w:tblLook w:firstRow="1" w:lastRow="0" w:firstColumn="0" w:lastColumn="0" w:noHBand="0" w:noVBand="0" w:val="0020"/>
-        <w:tblCaption w:val="Таблиця 4.4 – Параметри кодування відео для джерела 3840×2160, обчислені за кодом"/>
+        <w:tblCaption w:val="Таблиця 4.2 – Параметри кодування відео для джерела 3840×2160, обчислені за кодом"/>
       </w:tblPr>
       <w:tblGrid>
         <w:gridCol w:w="1186"/>
@@ -17576,14 +17098,14 @@
         </w:tc>
       </w:tr>
     </w:tbl>
-    <w:bookmarkEnd w:id="117"/>
+    <w:bookmarkEnd w:id="115"/>
     <w:p>
       <w:pPr>
         <w:pStyle w:val="BodyText"/>
         <w:spacing w:before="480"/>
       </w:pPr>
       <w:r>
-        <w:t xml:space="preserve">Значення є розрахунковими верхніми межами; фактичний бітрейт визначає оцінювання пропускної здатності WebRTC. Зміна профілю чи частоти під час трансляції не потребує повторного узгодження: метод applyConstraints змінює частоту захоплення, а метод setParameters відправника RTP – параметри кодування [7].</w:t>
+        <w:t xml:space="preserve">Значення є розрахунковими верхніми межами; фактичний бітрейт визначає оцінювання пропускної здатності WebRTC. Зміна профілю чи частоти під час трансляції не потребує повторного узгодження: метод applyConstraints змінює частоту захоплення, а метод setParameters відправника RTP – параметри кодування [6].</w:t>
       </w:r>
     </w:p>
     <w:p>
@@ -17591,7 +17113,7 @@
         <w:pStyle w:val="BodyText"/>
       </w:pPr>
       <w:r>
-        <w:t xml:space="preserve">На боці сервера бітрейт обмежується з обох напрямів. Після з’єднання транспорту стримера сервер обмежує вхідний бітрейт транспорту [70] типовим значенням 21,6 Мбіт/с – максимальний бюджет 18 Мбіт/с із запасом 1,2 на Opus, повторні передачі й заголовки. Транспорти глядачів створюються з початковою доступною вихідною швидкістю, що дорівнює половині бюджету відео, але не менше 4 Мбіт/с, тому для трансляції 4K оцінювання починається з 8,71 Мбіт/с замість типових для mediasoup 600 кбіт/с [70].</w:t>
+        <w:t xml:space="preserve">На боці сервера бітрейт обмежується з обох напрямів. Після з’єднання транспорту стримера сервер обмежує вхідний бітрейт транспорту [30] типовим значенням 21,6 Мбіт/с – максимальний бюджет 18 Мбіт/с із запасом 1,2 на Opus, повторні передачі й заголовки. Транспорти глядачів створюються з початковою доступною вихідною швидкістю, що дорівнює половині бюджету відео, але не менше 4 Мбіт/с, тому для трансляції 4K оцінювання починається з 8,71 Мбіт/с замість типових для mediasoup 600 кбіт/с [30].</w:t>
       </w:r>
     </w:p>
     <w:p>
@@ -17599,7 +17121,7 @@
         <w:pStyle w:val="BodyText"/>
       </w:pPr>
       <w:r>
-        <w:t xml:space="preserve">Методи та події сигналізації (табл. 3.1) передаються через WebSocket [42] як JSON-конверти запиту, відповіді з ознакою успіху і події. Їхні типи виводяться зі спільного для клієнта й сервера опису протоколу, проте на відміну від IPC під час виконання схемами не перевіряються. Клієнтську частину реалізує клас WsClient (лістинг 4.7).</w:t>
+        <w:t xml:space="preserve">Методи та події сигналізації (табл. 3.1) передаються через WebSocket як JSON-конверти запиту, відповіді з ознакою успіху і події. Їхні типи виводяться зі спільного для клієнта й сервера опису протоколу, проте на відміну від IPC під час виконання схемами не перевіряються. Клієнтську частину реалізує клас WsClient (лістинг 4.7).</w:t>
       </w:r>
     </w:p>
     <w:p>
@@ -17610,7 +17132,7 @@
         <w:t xml:space="preserve">Лістинг 4.7 – Типізований запит клієнта сигналізації</w:t>
       </w:r>
     </w:p>
-    <w:bookmarkStart w:id="118" w:name="lst:ws-message"/>
+    <w:bookmarkStart w:id="116" w:name="lst:ws-message"/>
     <w:p>
       <w:pPr>
         <w:pStyle w:val="SourceCode"/>
@@ -17730,14 +17252,14 @@
         <w:t xml:space="preserve">  }</w:t>
       </w:r>
     </w:p>
-    <w:bookmarkEnd w:id="118"/>
+    <w:bookmarkEnd w:id="116"/>
     <w:p>
       <w:pPr>
         <w:pStyle w:val="FirstParagraph"/>
         <w:spacing w:before="480"/>
       </w:pPr>
       <w:r>
-        <w:t xml:space="preserve">Відповідь знаходить свою обіцянку за ідентифікатором запиту, а закриття з’єднання відхиляє всі очікувані запити. Послідовність публікації (рис. 3.3) хук useStreamer реалізує засобами mediasoup-client [69], передаючи в запиті produce бюджет бітрейту.</w:t>
+        <w:t xml:space="preserve">Відповідь знаходить свою обіцянку за ідентифікатором запиту, а закриття з’єднання відхиляє всі очікувані запити. Послідовність публікації (рис. 3.3) хук useStreamer реалізує засобами mediasoup-client, передаючи в запиті produce бюджет бітрейту.</w:t>
       </w:r>
     </w:p>
     <w:p>
@@ -17745,7 +17267,7 @@
         <w:pStyle w:val="BodyText"/>
       </w:pPr>
       <w:r>
-        <w:t xml:space="preserve">На боці глядача хук useViewer реалізує послідовність рис. 3.4: після запиту joinStream створюються приймальний транспорт і споживач для кожного продюсера, причому сервер перевіряє, чи може маршрутизатор передати потік із можливостями клієнта [70]. Якщо автовідтворення заблоковано, показується кнопка запуску. Подія streamerReconnected (рис. 3.7) замінює споживачів без перезавантаження сторінки. Мініатюру трансляції сторінка стримера знімає одразу і далі кожні 5 хв як JPEG з якістю 0,7.</w:t>
+        <w:t xml:space="preserve">На боці глядача хук useViewer реалізує послідовність рис. 3.4: після запиту joinStream створюються приймальний транспорт і споживач для кожного продюсера, причому сервер перевіряє, чи може маршрутизатор передати потік із можливостями клієнта [30]. Якщо автовідтворення заблоковано, показується кнопка запуску. Подія streamerReconnected (рис. 3.7) замінює споживачів без перезавантаження сторінки. Мініатюру трансляції сторінка стримера знімає одразу і далі кожні 5 хв як JPEG з якістю 0,7.</w:t>
       </w:r>
     </w:p>
     <w:p>
@@ -17753,11 +17275,11 @@
         <w:pStyle w:val="BodyText"/>
       </w:pPr>
       <w:r>
-        <w:t xml:space="preserve">Обмеженням реалізації є єдине кодування без simulcast і SVC: simulcast у mediasoup-client потребує кількох записів кодування [69], тому всі глядачі отримують однакову якість.</w:t>
-      </w:r>
-    </w:p>
-    <w:bookmarkEnd w:id="119"/>
-    <w:bookmarkStart w:id="123" w:name="реалізація-автентифікації-та-авторизації"/>
+        <w:t xml:space="preserve">Обмеженням реалізації є єдине кодування без simulcast і SVC: simulcast у mediasoup-client потребує кількох записів кодування, тому всі глядачі отримують однакову якість.</w:t>
+      </w:r>
+    </w:p>
+    <w:bookmarkEnd w:id="117"/>
+    <w:bookmarkStart w:id="121" w:name="реалізація-автентифікації-та-авторизації"/>
     <w:p>
       <w:pPr>
         <w:pStyle w:val="Heading2"/>
@@ -17772,7 +17294,7 @@
         <w:spacing w:before="480"/>
       </w:pPr>
       <w:r>
-        <w:t xml:space="preserve">Автентифікацію у вебзастосунку реалізовано трьома провайдерами Auth.js. Провайдер Google (ФВ-01) передає параметр prompt зі значенням select_account, тож вибір облікового запису пропонується під час кожного входу [74]. Два провайдери типу Credentials, у яких рішення ухвалює власна функція authorize [75], обслуговують гостьовий сеанс (провайдер guest, ФВ-03) і завершення входу з настільного застосунку (провайдер desktop, ФВ-02). Параметри сеансу наведено в лістингу 4.8.</w:t>
+        <w:t xml:space="preserve">Автентифікацію у вебзастосунку реалізовано трьома провайдерами Auth.js. Провайдер Google (ФВ-01) передає параметр prompt зі значенням select_account, тож вибір облікового запису пропонується під час кожного входу. Два провайдери типу Credentials, у яких рішення ухвалює власна функція authorize, обслуговують гостьовий сеанс (провайдер guest, ФВ-03) і завершення входу з настільного застосунку (провайдер desktop, ФВ-02). Параметри сеансу наведено в лістингу 4.8.</w:t>
       </w:r>
     </w:p>
     <w:p>
@@ -17783,7 +17305,7 @@
         <w:t xml:space="preserve">Лістинг 4.8 – Стратегія сеансу та параметри файлу cookie в конфігурації Auth.js</w:t>
       </w:r>
     </w:p>
-    <w:bookmarkStart w:id="120" w:name="lst:authjs"/>
+    <w:bookmarkStart w:id="118" w:name="lst:authjs"/>
     <w:p>
       <w:pPr>
         <w:pStyle w:val="SourceCode"/>
@@ -17969,14 +17491,14 @@
         <w:t xml:space="preserve">  ],</w:t>
       </w:r>
     </w:p>
-    <w:bookmarkEnd w:id="120"/>
+    <w:bookmarkEnd w:id="118"/>
     <w:p>
       <w:pPr>
         <w:pStyle w:val="FirstParagraph"/>
         <w:spacing w:before="480"/>
       </w:pPr>
       <w:r>
-        <w:t xml:space="preserve">Сеанс зберігається в зашифрованому токені у файлі cookie [52]. Атрибут HttpOnly закриває cookie від сценаріїв сторінки, SameSite=Lax обмежує його надсилання з інших сайтів, а Secure дозволяє передавання лише через HTTPS [76]. Ознака useSecureAuthCookies зі спільних констант істинна лише у виробничому середовищі, і тоді ім’я cookie отримує префікс __Secure-, з яким браузер приймає його тільки від захищеної сторінки [76]. Гостьовий провайдер створює запис із роллю guest і випадковим іменем, ідентифікатор якого сторінка перегляду зберігає в локальному сховищі браузера для повторного використання.</w:t>
+        <w:t xml:space="preserve">Сеанс зберігається в зашифрованому токені у файлі cookie [29]. Атрибут HttpOnly закриває cookie від сценаріїв сторінки, SameSite=Lax обмежує його надсилання з інших сайтів, а Secure дозволяє передавання лише через HTTPS. Ознака useSecureAuthCookies зі спільних констант істинна лише у виробничому середовищі, і тоді ім’я cookie отримує префікс __Secure-, з яким браузер приймає його тільки від захищеної сторінки. Гостьовий провайдер створює запис із роллю guest і випадковим іменем, ідентифікатор якого сторінка перегляду зберігає в локальному сховищі браузера для повторного використання.</w:t>
       </w:r>
     </w:p>
     <w:p>
@@ -17984,7 +17506,7 @@
         <w:pStyle w:val="BodyText"/>
       </w:pPr>
       <w:r>
-        <w:t xml:space="preserve">Обмеження доступу до сторінок (ФВ-04) виконує проміжний обробник Next.js (Proxy) [51]. Він не вважає гостьовий сеанс входом і перенаправляє такого відвідувача на сторінку входу з усіх сторінок, крім головної, сторінки входу та сторінки повернення до настільного застосунку. Шаблон шляхів обробника виключає з перевірки API-маршрути, статичні файли й сторінки перегляду трансляцій, тому перегляд доступний без облікового запису Google.</w:t>
+        <w:t xml:space="preserve">Обмеження доступу до сторінок (ФВ-04) виконує проміжний обробник Next.js (Proxy). Він не вважає гостьовий сеанс входом і перенаправляє такого відвідувача на сторінку входу з усіх сторінок, крім головної, сторінки входу та сторінки повернення до настільного застосунку. Шаблон шляхів обробника виключає з перевірки API-маршрути, статичні файли й сторінки перегляду трансляцій, тому перегляд доступний без облікового запису Google.</w:t>
       </w:r>
     </w:p>
     <w:p>
@@ -18003,7 +17525,7 @@
         <w:t xml:space="preserve">Лістинг 4.9 – Перевірка сеансового cookie на сервері сигналізації</w:t>
       </w:r>
     </w:p>
-    <w:bookmarkStart w:id="121" w:name="lst:jwt-verify"/>
+    <w:bookmarkStart w:id="119" w:name="lst:jwt-verify"/>
     <w:p>
       <w:pPr>
         <w:pStyle w:val="SourceCode"/>
@@ -18213,14 +17735,14 @@
         <w:t xml:space="preserve">};</w:t>
       </w:r>
     </w:p>
-    <w:bookmarkEnd w:id="121"/>
+    <w:bookmarkEnd w:id="119"/>
     <w:p>
       <w:pPr>
         <w:pStyle w:val="FirstParagraph"/>
         <w:spacing w:before="480"/>
       </w:pPr>
       <w:r>
-        <w:t xml:space="preserve">Функція validateWsJwt підключена як хук попередньої перевірки до групи REST-маршрутів трансляцій і обох маршрутів WebSocket; відповідь 401 з хука зупиняє обробку запиту [77]. Належність трансляції перевіряє лише маршрут завантаження мініатюри (відповідь 403), а сокет публікації покладається на непередбачуваність UUID трансляції. Приватну трансляцію (ФВ-11) маршрут пошуку виключає з переліку примусовим фільтром за полем isPrivate, а переглянути її може кожен, хто має посилання.</w:t>
+        <w:t xml:space="preserve">Функція validateWsJwt підключена як хук попередньої перевірки до групи REST-маршрутів трансляцій і обох маршрутів WebSocket; відповідь 401 з хука зупиняє обробку запиту. Належність трансляції перевіряє лише маршрут завантаження мініатюри (відповідь 403), а сокет публікації покладається на непередбачуваність UUID трансляції. Приватну трансляцію (ФВ-11) маршрут пошуку виключає з переліку примусовим фільтром за полем isPrivate, а переглянути її може кожен, хто має посилання.</w:t>
       </w:r>
     </w:p>
     <w:p>
@@ -18239,7 +17761,7 @@
         <w:t xml:space="preserve">Лістинг 4.10 – Параметри PKCE і запуск входу в системному браузері</w:t>
       </w:r>
     </w:p>
-    <w:bookmarkStart w:id="122" w:name="lst:pkce"/>
+    <w:bookmarkStart w:id="120" w:name="lst:pkce"/>
     <w:p>
       <w:pPr>
         <w:pStyle w:val="SourceCode"/>
@@ -18344,14 +17866,14 @@
         <w:t xml:space="preserve">        await shell.openExternal(url.toString());</w:t>
       </w:r>
     </w:p>
-    <w:bookmarkEnd w:id="122"/>
+    <w:bookmarkEnd w:id="120"/>
     <w:p>
       <w:pPr>
         <w:pStyle w:val="FirstParagraph"/>
         <w:spacing w:before="480"/>
       </w:pPr>
       <w:r>
-        <w:t xml:space="preserve">Локальний сервер слухає адресу 127.0.0.1 на порту, призначеному операційною системою [36], і відхиляє запити з чужим параметром state. Вебзастосунок будує адресу повернення за фіксованим шаблоном локальної адреси, що виключає відкрите перенаправлення, а запит і одноразовий код шифруються з різними «солями», тож один тип токена не можна підставити замість іншого. Провайдер desktop порівнює SHA-256 від перевірочного рядка (verifier) з викликом (challenge) коду функцією сталого часу timingSafeEqual [37] і відхиляє повторно використаний ідентифікатор коду. Реєстр використаних ідентифікаторів зберігається в пам’яті процесу, тому за кількох екземплярів вебзастосунку одноразовість не гарантована.</w:t>
+        <w:t xml:space="preserve">Локальний сервер слухає адресу 127.0.0.1 на порту, призначеному операційною системою [24], і відхиляє запити з чужим параметром state. Вебзастосунок будує адресу повернення за фіксованим шаблоном локальної адреси, що виключає відкрите перенаправлення, а запит і одноразовий код шифруються з різними «солями», тож один тип токена не можна підставити замість іншого. Провайдер desktop порівнює SHA-256 від перевірочного рядка (verifier) з викликом (challenge) коду функцією сталого часу timingSafeEqual [25] і відхиляє повторно використаний ідентифікатор коду. Реєстр використаних ідентифікаторів зберігається в пам’яті процесу, тому за кількох екземплярів вебзастосунку одноразовість не гарантована.</w:t>
       </w:r>
     </w:p>
     <w:p>
@@ -18362,8 +17884,8 @@
         <w:t xml:space="preserve">Вхід за паролем, обмеження спроб входу та журнал аудиту не реалізовано: стовпці password_hash, failed_login_count, locked_until і таблиця audit_log лише зарезервовані у схемі.</w:t>
       </w:r>
     </w:p>
-    <w:bookmarkEnd w:id="123"/>
-    <w:bookmarkStart w:id="125" w:name="Xea941d03073c1ef76fe792c301950c85d42dd1f"/>
+    <w:bookmarkEnd w:id="121"/>
+    <w:bookmarkStart w:id="123" w:name="Xea941d03073c1ef76fe792c301950c85d42dd1f"/>
     <w:p>
       <w:pPr>
         <w:pStyle w:val="Heading2"/>
@@ -18378,7 +17900,7 @@
         <w:spacing w:before="480"/>
       </w:pPr>
       <w:r>
-        <w:t xml:space="preserve">Таблиці бази даних (рис. 3.8) описано в модулі доступу до бази даних засобами Drizzle ORM разом зі зв’язками трансляції зі стримером і глядачами. Типи рядків виводяться зі схем, тому вебзастосунок і сервер сигналізації використовують одні типи без генерації коду [45]. Окремих міграцій немає: контейнер migrate виконує команду push утиліти drizzle-kit у примусовому режимі, яка застосовує відмінності схеми безпосередньо до бази даних [78].</w:t>
+        <w:t xml:space="preserve">Таблиці бази даних (рис. 3.8) описано в модулі доступу до бази даних засобами Drizzle ORM разом зі зв’язками трансляції зі стримером і глядачами. Типи рядків виводяться зі схем, тому вебзастосунок і сервер сигналізації використовують одні типи без генерації коду. Окремих міграцій немає: контейнер migrate виконує команду push утиліти drizzle-kit у примусовому режимі, яка застосовує відмінності схеми безпосередньо до бази даних.</w:t>
       </w:r>
     </w:p>
     <w:p>
@@ -18386,16 +17908,16 @@
         <w:pStyle w:val="BodyText"/>
       </w:pPr>
       <w:r>
-        <w:t xml:space="preserve">Репозиторії сервера сигналізації інкапсулюють запити Drizzle, а контролери перетворюють помилки на коди 404, 400 чи 500 (рис. 3.9). Маршрути наведено в табл. 4.5; ззовні вони доступні через Caddy з префіксом /sfu.</w:t>
-      </w:r>
-    </w:p>
-    <w:bookmarkStart w:id="124" w:name="tbl:api"/>
+        <w:t xml:space="preserve">Репозиторії сервера сигналізації інкапсулюють запити Drizzle, а контролери перетворюють помилки на коди 404, 400 чи 500 (рис. 3.9). Маршрути наведено в табл. 4.3; ззовні вони доступні через Caddy з префіксом /sfu.</w:t>
+      </w:r>
+    </w:p>
+    <w:bookmarkStart w:id="122" w:name="tbl:api"/>
     <w:p>
       <w:pPr>
         <w:pStyle w:val="TableCaption"/>
       </w:pPr>
       <w:r>
-        <w:t xml:space="preserve">Таблиця 4.5 – Маршрути програмного інтерфейсу сервера сигналізації</w:t>
+        <w:t xml:space="preserve">Таблиця 4.3 – Маршрути програмного інтерфейсу сервера сигналізації</w:t>
       </w:r>
     </w:p>
     <w:tbl>
@@ -18413,7 +17935,7 @@
         </w:tblBorders>
         <w:tblLayout w:type="fixed"/>
         <w:tblLook w:firstRow="1" w:lastRow="0" w:firstColumn="0" w:lastColumn="0" w:noHBand="0" w:noVBand="0" w:val="0020"/>
-        <w:tblCaption w:val="Таблиця 4.5 – Маршрути програмного інтерфейсу сервера сигналізації"/>
+        <w:tblCaption w:val="Таблиця 4.3 – Маршрути програмного інтерфейсу сервера сигналізації"/>
       </w:tblPr>
       <w:tblGrid>
         <w:gridCol w:w="5079"/>
@@ -18796,7 +18318,7 @@
         </w:tc>
       </w:tr>
     </w:tbl>
-    <w:bookmarkEnd w:id="124"/>
+    <w:bookmarkEnd w:id="122"/>
     <w:p>
       <w:pPr>
         <w:pStyle w:val="BodyText"/>
@@ -18814,8 +18336,8 @@
         <w:t xml:space="preserve">Модуль перевірки змінних оточення перевіряє їх під час запуску схемою zod і в разі помилок зупиняє запуск із переліком усіх некоректних змінних; зокрема, змінна оточення AUTH_SECRET має містити не менше 32 символів, а у виробничому середовищі змінна оточення AUTH_URL має бути адресою HTTPS.</w:t>
       </w:r>
     </w:p>
-    <w:bookmarkEnd w:id="125"/>
-    <w:bookmarkStart w:id="130" w:name="Xe98c8ac092c51cab05274e5e97f8b17748fdc9d"/>
+    <w:bookmarkEnd w:id="123"/>
+    <w:bookmarkStart w:id="128" w:name="Xe98c8ac092c51cab05274e5e97f8b17748fdc9d"/>
     <w:p>
       <w:pPr>
         <w:pStyle w:val="Heading2"/>
@@ -18830,7 +18352,7 @@
         <w:spacing w:before="480"/>
       </w:pPr>
       <w:r>
-        <w:t xml:space="preserve">Основні сторінки вебзастосунку мають спільні шапку й підвал, а серверні компоненти отримують дані з сервера сигналізації через внутрішню мережу Docker (підрозділ 3.1). Головна сторінка відвідувачу показує кнопку завантаження настільного застосунку для операційної системи із заголовка User-Agent (ФВ-18), а користувачу – по 12 карток активних трансляцій на сторінці (ФВ-05).</w:t>
+        <w:t xml:space="preserve">Основні сторінки вебзастосунку мають спільні шапку й підвал, а серверні компоненти отримують дані з сервера сигналізації через внутрішню мережу Docker відповідно до архітектури системи. Головна сторінка відвідувачу показує кнопку завантаження настільного застосунку для операційної системи із заголовка User-Agent (ФВ-18), а користувачу – по 12 карток активних трансляцій на сторінці (ФВ-05).</w:t>
       </w:r>
     </w:p>
     <w:p>
@@ -18838,7 +18360,7 @@
         <w:pStyle w:val="BodyText"/>
       </w:pPr>
       <w:r>
-        <w:t xml:space="preserve">Кольори світлої й темної тем задано змінними CSS, які директива theme перетворює на змінні теми Tailwind CSS [79]. Компонент ThemeProvider бібліотеки next-themes перемикає тему класом кореневого елемента й типово обирає її за налаштуванням операційної системи [80]; окремого перемикача теми немає. Головну сторінку в обох темах наведено на рис. 4.2.</w:t>
+        <w:t xml:space="preserve">Кольори світлої й темної тем задано змінними CSS, які директива theme перетворює на змінні теми Tailwind CSS. Компонент ThemeProvider бібліотеки next-themes перемикає тему класом кореневого елемента й типово обирає її за налаштуванням операційної системи; окремого перемикача теми немає. Головну сторінку в обох темах наведено на рис. 4.2.</w:t>
       </w:r>
     </w:p>
     <w:p>
@@ -18849,7 +18371,7 @@
         <w:t xml:space="preserve">[ПОТРЕБУЄ УТОЧНЕННЯ: РИСУНОК: скріншот головної сторінки зі списком активних трансляцій у світлій і темній темах – замінити заглушку рисунка]</w:t>
       </w:r>
     </w:p>
-    <w:bookmarkStart w:id="129" w:name="fig:scr-home-themes"/>
+    <w:bookmarkStart w:id="127" w:name="fig:scr-home-themes"/>
     <w:p>
       <w:pPr>
         <w:pStyle w:val="CaptionedFigure"/>
@@ -18859,18 +18381,18 @@
           <wp:inline>
             <wp:extent cx="5759999" cy="2035530"/>
             <wp:effectExtent b="0" l="0" r="0" t="0"/>
-            <wp:docPr descr="Головна сторінка вебзастосунку: а – світла тема; б – темна тема" title="" id="127" name="Picture"/>
+            <wp:docPr descr="Головна сторінка вебзастосунку: а – світла тема; б – темна тема" title="" id="125" name="Picture"/>
             <a:graphic>
               <a:graphicData uri="http://schemas.openxmlformats.org/drawingml/2006/picture">
                 <pic:pic>
                   <pic:nvPicPr>
-                    <pic:cNvPr descr="../screenshots/scr-home-themes.png" id="128" name="Picture"/>
+                    <pic:cNvPr descr="../screenshots/scr-home-themes.png" id="126" name="Picture"/>
                     <pic:cNvPicPr>
                       <a:picLocks noChangeArrowheads="1" noChangeAspect="1"/>
                     </pic:cNvPicPr>
                   </pic:nvPicPr>
                   <pic:blipFill>
-                    <a:blip r:embed="rId126"/>
+                    <a:blip r:embed="rId124"/>
                     <a:stretch>
                       <a:fillRect/>
                     </a:stretch>
@@ -18905,7 +18427,7 @@
         <w:t xml:space="preserve">Рисунок 4.2 – Головна сторінка вебзастосунку: а – світла тема; б – темна тема</w:t>
       </w:r>
     </w:p>
-    <w:bookmarkEnd w:id="129"/>
+    <w:bookmarkEnd w:id="127"/>
     <w:p>
       <w:pPr>
         <w:pStyle w:val="BodyText"/>
@@ -18920,11 +18442,11 @@
         <w:pStyle w:val="BodyText"/>
       </w:pPr>
       <w:r>
-        <w:t xml:space="preserve">Збирання та розгортання автоматизовано засобами GitHub Actions. За тегом версії сервісу робочий процес збирає образи web, signaling і migrate у GitHub Container Registry та оновлює їх на сервері через SSH засобами Docker Compose згідно з діаграмою розгортання (рис. 3.2), а за тегом версії настільного застосунку – інсталятори NSIS, DMG і AppImage засобами electron-builder [66] для випуску GitHub. Автоматичне оновлення [35] працює лише у Windows і Linux (підрозділ 1.4).</w:t>
-      </w:r>
-    </w:p>
-    <w:bookmarkEnd w:id="130"/>
-    <w:bookmarkStart w:id="131" w:name="висновки-до-розділу-4"/>
+        <w:t xml:space="preserve">Збирання та розгортання автоматизовано засобами GitHub Actions. За тегом версії сервісу робочий процес збирає образи web, signaling і migrate у GitHub Container Registry та оновлює їх на сервері через SSH засобами Docker Compose згідно з діаграмою розгортання (рис. 3.2), а за тегом версії настільного застосунку – інсталятори NSIS, DMG і AppImage засобами electron-builder для випуску GitHub. Автоматичне оновлення, як і передбачено нефункціональними вимогами, працює лише у Windows і Linux.</w:t>
+      </w:r>
+    </w:p>
+    <w:bookmarkEnd w:id="128"/>
+    <w:bookmarkStart w:id="129" w:name="висновки-до-розділу-4"/>
     <w:p>
       <w:pPr>
         <w:pStyle w:val="Heading2"/>
@@ -18950,9 +18472,9 @@
         <w:t xml:space="preserve">Автентифікація поєднує вхід через Google, гостьові сеанси та вхід настільного застосунку через системний браузер за схемою PKCE, а зашифрований сеанс JWT у cookie перевіряє й сервер сигналізації. Обмеженнями є відсутність перевірки власника для сокета публікації та неможливість відкликати сеанс до завершення строку дії.</w:t>
       </w:r>
     </w:p>
-    <w:bookmarkEnd w:id="131"/>
-    <w:bookmarkEnd w:id="132"/>
-    <w:bookmarkStart w:id="141" w:name="тестування-програмної-системи"/>
+    <w:bookmarkEnd w:id="129"/>
+    <w:bookmarkEnd w:id="130"/>
+    <w:bookmarkStart w:id="139" w:name="тестування-програмної-системи"/>
     <w:p>
       <w:pPr>
         <w:pStyle w:val="Heading1"/>
@@ -18961,7 +18483,7 @@
         <w:t xml:space="preserve">5 ТЕСТУВАННЯ ПРОГРАМНОЇ СИСТЕМИ</w:t>
       </w:r>
     </w:p>
-    <w:bookmarkStart w:id="134" w:name="принципи-вибору-тестових-прикладів"/>
+    <w:bookmarkStart w:id="132" w:name="принципи-вибору-тестових-прикладів"/>
     <w:p>
       <w:pPr>
         <w:pStyle w:val="Heading2"/>
@@ -18992,7 +18514,7 @@
         <w:pStyle w:val="BodyText"/>
       </w:pPr>
       <w:r>
-        <w:t xml:space="preserve">Автоматизовані перевірки виконано 05.10.2026 на стенді з Debian 13 (aarch64), Node.js 24.21.0 і PostgreSQL 18.4; використано mediasoup 3.20.5 і Next.js 16.2.6 із файлу блокування залежностей. Схему бази даних створено засобами Drizzle Kit, сервери запущено у виробничому режимі. Сценарій перевірки серверних компонентів звертається до запущених серверів через HTTP і WebSocket тими самими повідомленнями протоколу, що й клієнтський код. Сеанс користувача Google, для якого потрібен зовнішній постачальник, сформовано функцією encode бібліотеки Auth.js з тим самим секретом і сіллю, якими користується система [52], а гостьовий сеанс отримано через справжню кінцеву точку входу. Сценарій перевірки режиму слідування збирає клас SourceFollower настільного застосунку (лістинг А.1) без Electron і подає йому змодельований перелік вікон і таблицю процесів. Обидва сценарії не захоплюють, не кодують і не відтворюють медіадані, тому відповідні перевірки віднесено до ручних.</w:t>
+        <w:t xml:space="preserve">Автоматизовані перевірки виконано 05.10.2026 на стенді з Debian 13 (aarch64), Node.js 24.21.0 і PostgreSQL 18.4; використано mediasoup 3.20.5 і Next.js 16.2.6 із файлу блокування залежностей. Схему бази даних створено засобами Drizzle Kit, сервери запущено у виробничому режимі. Сценарій перевірки серверних компонентів звертається до запущених серверів через HTTP і WebSocket тими самими повідомленнями протоколу, що й клієнтський код. Сеанс користувача Google, для якого потрібен зовнішній постачальник, сформовано функцією encode бібліотеки Auth.js з тим самим секретом і сіллю, якими користується система [29], а гостьовий сеанс отримано через справжню кінцеву точку входу. Сценарій перевірки режиму слідування збирає клас SourceFollower настільного застосунку (лістинг А.1) без Electron і подає йому змодельований перелік вікон і таблицю процесів. Обидва сценарії не захоплюють, не кодують і не відтворюють медіадані, тому відповідні перевірки віднесено до ручних.</w:t>
       </w:r>
     </w:p>
     <w:p>
@@ -19003,7 +18525,7 @@
         <w:t xml:space="preserve">Результати статичної перевірки наведено в табл. 5.1.</w:t>
       </w:r>
     </w:p>
-    <w:bookmarkStart w:id="133" w:name="tbl:static"/>
+    <w:bookmarkStart w:id="131" w:name="tbl:static"/>
     <w:p>
       <w:pPr>
         <w:pStyle w:val="TableCaption"/>
@@ -19518,7 +19040,7 @@
         </w:tc>
       </w:tr>
     </w:tbl>
-    <w:bookmarkEnd w:id="133"/>
+    <w:bookmarkEnd w:id="131"/>
     <w:p>
       <w:pPr>
         <w:pStyle w:val="BodyText"/>
@@ -19528,8 +19050,8 @@
         <w:t xml:space="preserve">Перевірка типів виконується в суворому режимі TypeScript, а конфігурація ESLint забороняє необроблені проміси і пряме звертання до змінних оточення поза модулями конфігурації. Зупинка збирання без змінних оточення є очікуваною: образ контейнера вимикає цю перевірку на етапі збирання й виконує її під час запуску.</w:t>
       </w:r>
     </w:p>
-    <w:bookmarkEnd w:id="134"/>
-    <w:bookmarkStart w:id="135" w:name="функціональне-тестування"/>
+    <w:bookmarkEnd w:id="132"/>
+    <w:bookmarkStart w:id="133" w:name="функціональне-тестування"/>
     <w:p>
       <w:pPr>
         <w:pStyle w:val="Heading2"/>
@@ -19560,7 +19082,7 @@
         <w:pStyle w:val="BodyText"/>
       </w:pPr>
       <w:r>
-        <w:t xml:space="preserve">Приклади трансляції з браузера (табл. В.2) охоплюють створення трансляції та встановлення медіаз’єднання стримера (ФВ-06, ФВ-10 – ФВ-13, ФВ-17). Сигнальна частина потоку 1.3 виконується повністю: маршрутизатор пропонує кодеки в порядку, визначеному в розділі 4, публікація останнього потоку переводить трансляцію в стан live, мініатюру змінює лише власник (ФВ-17). Приклад Б5 показує, що заборону трансляцій для гостей реалізовано лише маршрутами вебзастосунку: кінцева точка створення трансляції не перевіряє роль сеансу.</w:t>
+        <w:t xml:space="preserve">Приклади трансляції з браузера (табл. В.2) охоплюють створення трансляції та встановлення медіаз’єднання стримера (ФВ-06, ФВ-10 – ФВ-13, ФВ-17). Сигнальна частина потоку 1.3 виконується повністю: маршрутизатор пропонує кодеки в порядку лістингу 4.5, публікація останнього потоку переводить трансляцію в стан live, мініатюру змінює лише власник (ФВ-17). Приклад Б5 показує, що заборону трансляцій для гостей реалізовано лише маршрутами вебзастосунку: кінцева точка створення трансляції не перевіряє роль сеансу.</w:t>
       </w:r>
     </w:p>
     <w:p>
@@ -19587,8 +19109,8 @@
         <w:t xml:space="preserve">Приклади завершення та відновлення трансляції (табл. В.5) перевіряють вимоги ФВ-15 і ФВ-16, а також право керувати трансляцією. Тривалість у З2 складається з п’яти інтервалів по 6 с і ще одного, на якому таймер фіксує вичерпання спроб, тобто 36 с, а не 30 с. Приклад З4 виявив найсерйозніший дефект: обробник WebSocket стримера перевіряє наявність сеансу, але не належність трансляції, тому будь-який сеанс може завершити чужу трансляцію.</w:t>
       </w:r>
     </w:p>
-    <w:bookmarkEnd w:id="135"/>
-    <w:bookmarkStart w:id="137" w:name="нефункціональне-тестування"/>
+    <w:bookmarkEnd w:id="133"/>
+    <w:bookmarkStart w:id="135" w:name="нефункціональне-тестування"/>
     <w:p>
       <w:pPr>
         <w:pStyle w:val="Heading2"/>
@@ -19606,7 +19128,7 @@
         <w:t xml:space="preserve">Нефункціональні характеристики з табл. 1.4 та результати їх перевірки наведено в табл. 5.2. Величини продуктивності залежать від обладнання й мережі і не можуть бути отримані на стенді без графічного середовища, тому їх позначено як дані, що має надати автор.</w:t>
       </w:r>
     </w:p>
-    <w:bookmarkStart w:id="136" w:name="tbl:nfr"/>
+    <w:bookmarkStart w:id="134" w:name="tbl:nfr"/>
     <w:p>
       <w:pPr>
         <w:pStyle w:val="TableCaption"/>
@@ -19833,7 +19355,7 @@
                 <w:sz w:val="24"/>
                 <w:szCs w:val="24"/>
               </w:rPr>
-              <w:t xml:space="preserve">для 1080p60 – бюджет 6,53 Мбіт/с, старт 3,27 Мбіт/с (табл. 4.4)</w:t>
+              <w:t xml:space="preserve">для 1080p60 – бюджет 6,53 Мбіт/с, старт 3,27 Мбіт/с (табл. 4.2)</w:t>
             </w:r>
           </w:p>
         </w:tc>
@@ -20346,18 +19868,18 @@
         </w:tc>
       </w:tr>
     </w:tbl>
-    <w:bookmarkEnd w:id="136"/>
+    <w:bookmarkEnd w:id="134"/>
     <w:p>
       <w:pPr>
         <w:pStyle w:val="BodyText"/>
         <w:spacing w:before="480"/>
       </w:pPr>
       <w:r>
-        <w:t xml:space="preserve">Поля статистики потоку визначено специфікацією WebRTC [81]: поле qualityLimitationReason – причина зниження якості, поле freezeCount – кількість зупинок відтворення в глядача. Значення слід записувати після 60 с трансляції динамічного вмісту, оскільки кодер починає з половини бюджету бітрейту; затримку – як різницю показів секундоміра на одному знімку з вікнами стримера й глядача.</w:t>
-      </w:r>
-    </w:p>
-    <w:bookmarkEnd w:id="137"/>
-    <w:bookmarkStart w:id="139" w:name="виправлені-дефекти-та-аналіз-результатів"/>
+        <w:t xml:space="preserve">У статистиці потоку WebRTC поле qualityLimitationReason – причина зниження якості, поле freezeCount – кількість зупинок відтворення в глядача. Значення слід записувати після 60 с трансляції динамічного вмісту, оскільки кодер починає з половини бюджету бітрейту; затримку – як різницю показів секундоміра на одному знімку з вікнами стримера й глядача.</w:t>
+      </w:r>
+    </w:p>
+    <w:bookmarkEnd w:id="135"/>
+    <w:bookmarkStart w:id="137" w:name="виправлені-дефекти-та-аналіз-результатів"/>
     <w:p>
       <w:pPr>
         <w:pStyle w:val="Heading2"/>
@@ -20372,10 +19894,10 @@
         <w:spacing w:before="480"/>
       </w:pPr>
       <w:r>
-        <w:t xml:space="preserve">Частину дефектів виявлено й виправлено до цього тестування; їхній перелік за історією фіксацій і завдань наведено в табл. 5.3 разом із дефектами, виявленими в підрозділах 5.2 – 5.3.</w:t>
-      </w:r>
-    </w:p>
-    <w:bookmarkStart w:id="138" w:name="tbl:defects"/>
+        <w:t xml:space="preserve">Частину дефектів виявлено й виправлено до цього тестування; їхній перелік наведено в табл. 5.3 разом із дефектами, виявленими під час функціонального та нефункціонального тестування.</w:t>
+      </w:r>
+    </w:p>
+    <w:bookmarkStart w:id="136" w:name="tbl:defects"/>
     <w:p>
       <w:pPr>
         <w:pStyle w:val="TableCaption"/>
@@ -20955,7 +20477,7 @@
         </w:tc>
       </w:tr>
     </w:tbl>
-    <w:bookmarkEnd w:id="138"/>
+    <w:bookmarkEnd w:id="136"/>
     <w:p>
       <w:pPr>
         <w:pStyle w:val="BodyText"/>
@@ -20973,8 +20495,8 @@
         <w:t xml:space="preserve">Зі 30 автоматизованих прикладів 27 дали очікуваний результат: 20 із 23 у сценарії перевірки серверних компонентів і 7 із 7 у сценарії перевірки режиму слідування. Підтверджено основні потоки сценаріїв 1.1, 1.2 і 1.5 на рівні протоколу, логіку режиму слідування та часові параметри відновлення. Ручні приклади (А9, А10, Б7 – Б9, Д8 – Д10, П6, П7, З5) і вимірювання табл. 5.2 потребують реального обладнання та є умовою остаточної оцінки ефективності функціонування й сумісності.</w:t>
       </w:r>
     </w:p>
-    <w:bookmarkEnd w:id="139"/>
-    <w:bookmarkStart w:id="140" w:name="висновки-до-розділу-5"/>
+    <w:bookmarkEnd w:id="137"/>
+    <w:bookmarkStart w:id="138" w:name="висновки-до-розділу-5"/>
     <w:p>
       <w:pPr>
         <w:pStyle w:val="Heading2"/>
@@ -21008,9 +20530,9 @@
         <w:t xml:space="preserve">Тестування виявило три дефекти авторизації сервера сигналізації (табл. 5.3), які слід усунути перевірками ролі та власника на сервері. Шість дефектів, виявлених під час розроблення, виправлено. Результати ручних прикладів і вимірювання затримки, бітрейту та навантаження позначено як дані, які має надати автор роботи.</w:t>
       </w:r>
     </w:p>
-    <w:bookmarkEnd w:id="140"/>
-    <w:bookmarkEnd w:id="141"/>
-    <w:bookmarkStart w:id="170" w:name="експлуатація-програмної-системи"/>
+    <w:bookmarkEnd w:id="138"/>
+    <w:bookmarkEnd w:id="139"/>
+    <w:bookmarkStart w:id="168" w:name="експлуатація-програмної-системи"/>
     <w:p>
       <w:pPr>
         <w:pStyle w:val="Heading1"/>
@@ -21019,7 +20541,7 @@
         <w:t xml:space="preserve">6 ЕКСПЛУАТАЦІЯ ПРОГРАМНОЇ СИСТЕМИ</w:t>
       </w:r>
     </w:p>
-    <w:bookmarkStart w:id="166" w:name="X6c2bcc22830fcd068877faee139b8c21e574d7b"/>
+    <w:bookmarkStart w:id="164" w:name="X6c2bcc22830fcd068877faee139b8c21e574d7b"/>
     <w:p>
       <w:pPr>
         <w:pStyle w:val="Heading2"/>
@@ -21053,7 +20575,7 @@
         <w:t xml:space="preserve">[ПОТРЕБУЄ УТОЧНЕННЯ: скріншот screenshots/scr-download.png]</w:t>
       </w:r>
     </w:p>
-    <w:bookmarkStart w:id="145" w:name="fig:scr-download"/>
+    <w:bookmarkStart w:id="143" w:name="fig:scr-download"/>
     <w:p>
       <w:pPr>
         <w:pStyle w:val="CaptionedFigure"/>
@@ -21063,18 +20585,18 @@
           <wp:inline>
             <wp:extent cx="5759999" cy="2140490"/>
             <wp:effectExtent b="0" l="0" r="0" t="0"/>
-            <wp:docPr descr="Головна сторінка для відвідувача з кнопкою завантаження настільного застосунку" title="" id="143" name="Picture"/>
+            <wp:docPr descr="Головна сторінка для відвідувача з кнопкою завантаження настільного застосунку" title="" id="141" name="Picture"/>
             <a:graphic>
               <a:graphicData uri="http://schemas.openxmlformats.org/drawingml/2006/picture">
                 <pic:pic>
                   <pic:nvPicPr>
-                    <pic:cNvPr descr="../screenshots/scr-download.png" id="144" name="Picture"/>
+                    <pic:cNvPr descr="../screenshots/scr-download.png" id="142" name="Picture"/>
                     <pic:cNvPicPr>
                       <a:picLocks noChangeArrowheads="1" noChangeAspect="1"/>
                     </pic:cNvPicPr>
                   </pic:nvPicPr>
                   <pic:blipFill>
-                    <a:blip r:embed="rId142"/>
+                    <a:blip r:embed="rId140"/>
                     <a:stretch>
                       <a:fillRect/>
                     </a:stretch>
@@ -21109,7 +20631,7 @@
         <w:t xml:space="preserve">Рисунок 6.1 – Головна сторінка для відвідувача з кнопкою завантаження настільного застосунку</w:t>
       </w:r>
     </w:p>
-    <w:bookmarkEnd w:id="145"/>
+    <w:bookmarkEnd w:id="143"/>
     <w:p>
       <w:pPr>
         <w:pStyle w:val="BodyText"/>
@@ -21135,7 +20657,7 @@
         <w:t xml:space="preserve">[ПОТРЕБУЄ УТОЧНЕННЯ: скріншот screenshots/scr-desktop-sign-in.png]</w:t>
       </w:r>
     </w:p>
-    <w:bookmarkStart w:id="149" w:name="fig:scr-desktop-sign-in"/>
+    <w:bookmarkStart w:id="147" w:name="fig:scr-desktop-sign-in"/>
     <w:p>
       <w:pPr>
         <w:pStyle w:val="CaptionedFigure"/>
@@ -21145,18 +20667,18 @@
           <wp:inline>
             <wp:extent cx="5759999" cy="1551805"/>
             <wp:effectExtent b="0" l="0" r="0" t="0"/>
-            <wp:docPr descr="Вхід у настільному застосунку: а – очікування входу в браузері; б – сторінка завершення входу в браузері" title="" id="147" name="Picture"/>
+            <wp:docPr descr="Вхід у настільному застосунку: а – очікування входу в браузері; б – сторінка завершення входу в браузері" title="" id="145" name="Picture"/>
             <a:graphic>
               <a:graphicData uri="http://schemas.openxmlformats.org/drawingml/2006/picture">
                 <pic:pic>
                   <pic:nvPicPr>
-                    <pic:cNvPr descr="../screenshots/scr-desktop-sign-in.png" id="148" name="Picture"/>
+                    <pic:cNvPr descr="../screenshots/scr-desktop-sign-in.png" id="146" name="Picture"/>
                     <pic:cNvPicPr>
                       <a:picLocks noChangeArrowheads="1" noChangeAspect="1"/>
                     </pic:cNvPicPr>
                   </pic:nvPicPr>
                   <pic:blipFill>
-                    <a:blip r:embed="rId146"/>
+                    <a:blip r:embed="rId144"/>
                     <a:stretch>
                       <a:fillRect/>
                     </a:stretch>
@@ -21191,7 +20713,7 @@
         <w:t xml:space="preserve">Рисунок 6.2 – Вхід у настільному застосунку: а – очікування входу в браузері; б – сторінка завершення входу в браузері</w:t>
       </w:r>
     </w:p>
-    <w:bookmarkEnd w:id="149"/>
+    <w:bookmarkEnd w:id="147"/>
     <w:p>
       <w:pPr>
         <w:pStyle w:val="BodyText"/>
@@ -21217,7 +20739,7 @@
         <w:t xml:space="preserve">[ПОТРЕБУЄ УТОЧНЕННЯ: скріншот screenshots/scr-source-picker.png]</w:t>
       </w:r>
     </w:p>
-    <w:bookmarkStart w:id="153" w:name="fig:scr-source-picker"/>
+    <w:bookmarkStart w:id="151" w:name="fig:scr-source-picker"/>
     <w:p>
       <w:pPr>
         <w:pStyle w:val="CaptionedFigure"/>
@@ -21227,18 +20749,18 @@
           <wp:inline>
             <wp:extent cx="5759999" cy="1845250"/>
             <wp:effectExtent b="0" l="0" r="0" t="0"/>
-            <wp:docPr descr="Вікно вибору джерела трансляції в настільному застосунку" title="" id="151" name="Picture"/>
+            <wp:docPr descr="Вікно вибору джерела трансляції в настільному застосунку" title="" id="149" name="Picture"/>
             <a:graphic>
               <a:graphicData uri="http://schemas.openxmlformats.org/drawingml/2006/picture">
                 <pic:pic>
                   <pic:nvPicPr>
-                    <pic:cNvPr descr="../screenshots/scr-source-picker.png" id="152" name="Picture"/>
+                    <pic:cNvPr descr="../screenshots/scr-source-picker.png" id="150" name="Picture"/>
                     <pic:cNvPicPr>
                       <a:picLocks noChangeArrowheads="1" noChangeAspect="1"/>
                     </pic:cNvPicPr>
                   </pic:nvPicPr>
                   <pic:blipFill>
-                    <a:blip r:embed="rId150"/>
+                    <a:blip r:embed="rId148"/>
                     <a:stretch>
                       <a:fillRect/>
                     </a:stretch>
@@ -21273,7 +20795,7 @@
         <w:t xml:space="preserve">Рисунок 6.3 – Вікно вибору джерела трансляції в настільному застосунку</w:t>
       </w:r>
     </w:p>
-    <w:bookmarkEnd w:id="153"/>
+    <w:bookmarkEnd w:id="151"/>
     <w:p>
       <w:pPr>
         <w:pStyle w:val="BodyText"/>
@@ -21299,7 +20821,7 @@
         <w:t xml:space="preserve">[ПОТРЕБУЄ УТОЧНЕННЯ: скріншот screenshots/scr-broadcast-live.png]</w:t>
       </w:r>
     </w:p>
-    <w:bookmarkStart w:id="157" w:name="fig:scr-broadcast-live"/>
+    <w:bookmarkStart w:id="155" w:name="fig:scr-broadcast-live"/>
     <w:p>
       <w:pPr>
         <w:pStyle w:val="CaptionedFigure"/>
@@ -21309,18 +20831,18 @@
           <wp:inline>
             <wp:extent cx="5759999" cy="1499891"/>
             <wp:effectExtent b="0" l="0" r="0" t="0"/>
-            <wp:docPr descr="Сторінка активної приватної трансляції в настільному застосунку" title="" id="155" name="Picture"/>
+            <wp:docPr descr="Сторінка активної приватної трансляції в настільному застосунку" title="" id="153" name="Picture"/>
             <a:graphic>
               <a:graphicData uri="http://schemas.openxmlformats.org/drawingml/2006/picture">
                 <pic:pic>
                   <pic:nvPicPr>
-                    <pic:cNvPr descr="../screenshots/scr-broadcast-live.png" id="156" name="Picture"/>
+                    <pic:cNvPr descr="../screenshots/scr-broadcast-live.png" id="154" name="Picture"/>
                     <pic:cNvPicPr>
                       <a:picLocks noChangeArrowheads="1" noChangeAspect="1"/>
                     </pic:cNvPicPr>
                   </pic:nvPicPr>
                   <pic:blipFill>
-                    <a:blip r:embed="rId154"/>
+                    <a:blip r:embed="rId152"/>
                     <a:stretch>
                       <a:fillRect/>
                     </a:stretch>
@@ -21355,7 +20877,7 @@
         <w:t xml:space="preserve">Рисунок 6.4 – Сторінка активної приватної трансляції в настільному застосунку</w:t>
       </w:r>
     </w:p>
-    <w:bookmarkEnd w:id="157"/>
+    <w:bookmarkEnd w:id="155"/>
     <w:p>
       <w:pPr>
         <w:pStyle w:val="BodyText"/>
@@ -21381,7 +20903,7 @@
         <w:t xml:space="preserve">[ПОТРЕБУЄ УТОЧНЕННЯ: скріншот screenshots/scr-watch-guest.png]</w:t>
       </w:r>
     </w:p>
-    <w:bookmarkStart w:id="161" w:name="fig:scr-watch-guest"/>
+    <w:bookmarkStart w:id="159" w:name="fig:scr-watch-guest"/>
     <w:p>
       <w:pPr>
         <w:pStyle w:val="CaptionedFigure"/>
@@ -21391,18 +20913,18 @@
           <wp:inline>
             <wp:extent cx="5759999" cy="1857648"/>
             <wp:effectExtent b="0" l="0" r="0" t="0"/>
-            <wp:docPr descr="Сторінка перегляду в браузері глядача: а – під час трансляції; б – після завершення трансляції" title="" id="159" name="Picture"/>
+            <wp:docPr descr="Сторінка перегляду в браузері глядача: а – під час трансляції; б – після завершення трансляції" title="" id="157" name="Picture"/>
             <a:graphic>
               <a:graphicData uri="http://schemas.openxmlformats.org/drawingml/2006/picture">
                 <pic:pic>
                   <pic:nvPicPr>
-                    <pic:cNvPr descr="../screenshots/scr-watch-guest.png" id="160" name="Picture"/>
+                    <pic:cNvPr descr="../screenshots/scr-watch-guest.png" id="158" name="Picture"/>
                     <pic:cNvPicPr>
                       <a:picLocks noChangeArrowheads="1" noChangeAspect="1"/>
                     </pic:cNvPicPr>
                   </pic:nvPicPr>
                   <pic:blipFill>
-                    <a:blip r:embed="rId158"/>
+                    <a:blip r:embed="rId156"/>
                     <a:stretch>
                       <a:fillRect/>
                     </a:stretch>
@@ -21437,7 +20959,7 @@
         <w:t xml:space="preserve">Рисунок 6.5 – Сторінка перегляду в браузері глядача: а – під час трансляції; б – після завершення трансляції</w:t>
       </w:r>
     </w:p>
-    <w:bookmarkEnd w:id="161"/>
+    <w:bookmarkEnd w:id="159"/>
     <w:p>
       <w:pPr>
         <w:pStyle w:val="BodyText"/>
@@ -21463,7 +20985,7 @@
         <w:t xml:space="preserve">[ПОТРЕБУЄ УТОЧНЕННЯ: скріншот screenshots/scr-follow.png]</w:t>
       </w:r>
     </w:p>
-    <w:bookmarkStart w:id="165" w:name="fig:scr-follow"/>
+    <w:bookmarkStart w:id="163" w:name="fig:scr-follow"/>
     <w:p>
       <w:pPr>
         <w:pStyle w:val="CaptionedFigure"/>
@@ -21473,18 +20995,18 @@
           <wp:inline>
             <wp:extent cx="5759999" cy="1665542"/>
             <wp:effectExtent b="0" l="0" r="0" t="0"/>
-            <wp:docPr descr="Перемикання трансляції на нове вікно застосунку в режимі слідування" title="" id="163" name="Picture"/>
+            <wp:docPr descr="Перемикання трансляції на нове вікно застосунку в режимі слідування" title="" id="161" name="Picture"/>
             <a:graphic>
               <a:graphicData uri="http://schemas.openxmlformats.org/drawingml/2006/picture">
                 <pic:pic>
                   <pic:nvPicPr>
-                    <pic:cNvPr descr="../screenshots/scr-follow.png" id="164" name="Picture"/>
+                    <pic:cNvPr descr="../screenshots/scr-follow.png" id="162" name="Picture"/>
                     <pic:cNvPicPr>
                       <a:picLocks noChangeArrowheads="1" noChangeAspect="1"/>
                     </pic:cNvPicPr>
                   </pic:nvPicPr>
                   <pic:blipFill>
-                    <a:blip r:embed="rId162"/>
+                    <a:blip r:embed="rId160"/>
                     <a:stretch>
                       <a:fillRect/>
                     </a:stretch>
@@ -21519,7 +21041,7 @@
         <w:t xml:space="preserve">Рисунок 6.6 – Перемикання трансляції на нове вікно застосунку в режимі слідування</w:t>
       </w:r>
     </w:p>
-    <w:bookmarkEnd w:id="165"/>
+    <w:bookmarkEnd w:id="163"/>
     <w:p>
       <w:pPr>
         <w:pStyle w:val="BodyText"/>
@@ -21537,8 +21059,8 @@
         <w:t xml:space="preserve">Кнопка «Stop stream» завершує трансляцію, а глядач бачить сторінку «The stream has ended» з кнопкою повернення до переліку (рис. 6.5, б).</w:t>
       </w:r>
     </w:p>
-    <w:bookmarkEnd w:id="166"/>
-    <w:bookmarkStart w:id="168" w:name="Xeb13b43668ff5547a1e9023de9a8e4de2ead0a1"/>
+    <w:bookmarkEnd w:id="164"/>
+    <w:bookmarkStart w:id="166" w:name="Xeb13b43668ff5547a1e9023de9a8e4de2ead0a1"/>
     <w:p>
       <w:pPr>
         <w:pStyle w:val="Heading2"/>
@@ -21564,7 +21086,7 @@
         <w:t xml:space="preserve">Затримку доставки зображення глядачеві оцінюють як експлуатаційну характеристику, а не як критерій досягнення мети. Для цього у вікні застосунку працює екранний секундомір, а різницю його показів у вікнах стримера й глядача фіксують на одному знімку 10 разів для кожних умов. Результати випробувань наведено в табл. 6.1.</w:t>
       </w:r>
     </w:p>
-    <w:bookmarkStart w:id="167" w:name="tbl:trials"/>
+    <w:bookmarkStart w:id="165" w:name="tbl:trials"/>
     <w:p>
       <w:pPr>
         <w:pStyle w:val="TableCaption"/>
@@ -21820,7 +21342,7 @@
         </w:tc>
       </w:tr>
     </w:tbl>
-    <w:bookmarkEnd w:id="167"/>
+    <w:bookmarkEnd w:id="165"/>
     <w:p>
       <w:pPr>
         <w:pStyle w:val="BodyText"/>
@@ -21830,8 +21352,8 @@
         <w:t xml:space="preserve">[ПОТРЕБУЄ УТОЧНЕННЯ: висновок за табл. 6.1; факти використання сервісу, лише якщо вони є]</w:t>
       </w:r>
     </w:p>
-    <w:bookmarkEnd w:id="168"/>
-    <w:bookmarkStart w:id="169" w:name="висновки-до-розділу-6"/>
+    <w:bookmarkEnd w:id="166"/>
+    <w:bookmarkStart w:id="167" w:name="висновки-до-розділу-6"/>
     <w:p>
       <w:pPr>
         <w:pStyle w:val="Heading2"/>
@@ -21857,9 +21379,9 @@
         <w:t xml:space="preserve">Мети досягнуто: трансляція без дій стримера перемикається на нове вікно застосунку за 1,5 с і повертається до вихідного вікна за 1,3 с, а затримку доставки визначено як експлуатаційну характеристику з окремою методикою вимірювання.</w:t>
       </w:r>
     </w:p>
-    <w:bookmarkEnd w:id="169"/>
-    <w:bookmarkEnd w:id="170"/>
-    <w:bookmarkStart w:id="171" w:name="загальні-висновки"/>
+    <w:bookmarkEnd w:id="167"/>
+    <w:bookmarkEnd w:id="168"/>
+    <w:bookmarkStart w:id="169" w:name="загальні-висновки"/>
     <w:p>
       <w:pPr>
         <w:pStyle w:val="Heading1"/>
@@ -22122,7 +21644,7 @@
         <w:t xml:space="preserve"> </w:t>
       </w:r>
       <w:r>
-        <w:t xml:space="preserve">а інсталятори настільного застосунку для Windows, macOS і Linux публікуються в репозиторії.</w:t>
+        <w:t xml:space="preserve">а інсталятори настільного застосунку для Windows, macOS і Linux доступні для завантаження з головної сторінки сервісу.</w:t>
       </w:r>
       <w:r>
         <w:t xml:space="preserve"> </w:t>
@@ -22140,17 +21662,17 @@
         <w:t xml:space="preserve"> </w:t>
       </w:r>
       <w:r>
-        <w:t xml:space="preserve">автоматичним оновленням і розподіл однієї трансляції між кількома маршрутизаторами та серверами</w:t>
+        <w:t xml:space="preserve">автоматичним оновленням і розподіл однієї трансляції між кількома маршрутизаторами</w:t>
       </w:r>
       <w:r>
         <w:t xml:space="preserve"> </w:t>
       </w:r>
       <w:r>
-        <w:t xml:space="preserve">mediasoup для збільшення кількості глядачів [82].</w:t>
-      </w:r>
-    </w:p>
-    <w:bookmarkEnd w:id="171"/>
-    <w:bookmarkStart w:id="173" w:name="список-використаних-джерел"/>
+        <w:t xml:space="preserve">mediasoup методом pipeToRouter для збільшення кількості глядачів [30].</w:t>
+      </w:r>
+    </w:p>
+    <w:bookmarkEnd w:id="169"/>
+    <w:bookmarkStart w:id="171" w:name="список-використаних-джерел"/>
     <w:p>
       <w:pPr>
         <w:pStyle w:val="Heading1"/>
@@ -22159,7 +21681,7 @@
         <w:t xml:space="preserve">СПИСОК ВИКОРИСТАНИХ ДЖЕРЕЛ</w:t>
       </w:r>
     </w:p>
-    <w:bookmarkStart w:id="172" w:name="refs"/>
+    <w:bookmarkStart w:id="170" w:name="refs"/>
     <w:p>
       <w:pPr>
         <w:pStyle w:val="Bibliography"/>
@@ -22174,7 +21696,7 @@
         <w:pStyle w:val="Bibliography"/>
       </w:pPr>
       <w:r>
-        <w:t xml:space="preserve">2. Understand live streaming latency. YouTube Help. URL: https://support.google.com/youtube/answer/7444635 (дата звернення: 05.10.2026).</w:t>
+        <w:t xml:space="preserve">2. Present during a video meeting. Google Meet Help. URL: https://support.google.com/meet/answer/9308856 (дата звернення: 05.10.2026).</w:t>
       </w:r>
     </w:p>
     <w:p>
@@ -22182,7 +21704,7 @@
         <w:pStyle w:val="Bibliography"/>
       </w:pPr>
       <w:r>
-        <w:t xml:space="preserve">3. Present during a video meeting. Google Meet Help. URL: https://support.google.com/meet/answer/9308856 (дата звернення: 05.10.2026).</w:t>
+        <w:t xml:space="preserve">3. Go Live and Screen Share. Discord Support. URL: https://support.discord.com/hc/en-us/articles/360040816151-Go-Live-and-Screen-Share (дата звернення: 05.10.2026).</w:t>
       </w:r>
     </w:p>
     <w:p>
@@ -22190,7 +21712,7 @@
         <w:pStyle w:val="Bibliography"/>
       </w:pPr>
       <w:r>
-        <w:t xml:space="preserve">4. Go Live and Screen Share. Discord Support. URL: https://support.discord.com/hc/en-us/articles/360040816151-Go-Live-and-Screen-Share (дата звернення: 05.10.2026).</w:t>
+        <w:t xml:space="preserve">4. Screen Capture : W3C Working Draft 27 August 2026 / ed. by J.-I. Bruaroey, E. Alon. URL: https://www.w3.org/TR/screen-capture/ (дата звернення: 05.10.2026).</w:t>
       </w:r>
     </w:p>
     <w:p>
@@ -22198,7 +21720,7 @@
         <w:pStyle w:val="Bibliography"/>
       </w:pPr>
       <w:r>
-        <w:t xml:space="preserve">5. Screen Capture : W3C Working Draft 27 August 2026 / ed. by J.-I. Bruaroey, E. Alon. URL: https://www.w3.org/TR/screen-capture/ (дата звернення: 05.10.2026).</w:t>
+        <w:t xml:space="preserve">5. electron-native-screenshare : Cross-platform native audio capture for Electron screen sharing with process-level isolation. GitHub. URL: https://github.com/CilginSinek/electron-native-screenshare (дата звернення: 05.10.2026).</w:t>
       </w:r>
     </w:p>
     <w:p>
@@ -22206,7 +21728,7 @@
         <w:pStyle w:val="Bibliography"/>
       </w:pPr>
       <w:r>
-        <w:t xml:space="preserve">6. electron-native-screenshare : Cross-platform native audio capture for Electron screen sharing with process-level isolation. GitHub. URL: https://github.com/CilginSinek/electron-native-screenshare (дата звернення: 05.10.2026).</w:t>
+        <w:t xml:space="preserve">6. WebRTC: Real-Time Communication in Browsers : W3C Recommendation 13 March 2025 / ed. by C. Jennings et al. URL: https://www.w3.org/TR/webrtc/ (дата звернення: 05.10.2026).</w:t>
       </w:r>
     </w:p>
     <w:p>
@@ -22214,7 +21736,7 @@
         <w:pStyle w:val="Bibliography"/>
       </w:pPr>
       <w:r>
-        <w:t xml:space="preserve">7. WebRTC: Real-Time Communication in Browsers : W3C Recommendation 13 March 2025 / ed. by C. Jennings et al. URL: https://www.w3.org/TR/webrtc/ (дата звернення: 05.10.2026).</w:t>
+        <w:t xml:space="preserve">7. Alvestrand H. Overview: Real-Time Protocols for Browser-Based Applications : RFC 8825. IETF, 2021. URL: https://www.rfc-editor.org/rfc/rfc8825 (дата звернення: 05.10.2026).</w:t>
       </w:r>
     </w:p>
     <w:p>
@@ -22222,7 +21744,7 @@
         <w:pStyle w:val="Bibliography"/>
       </w:pPr>
       <w:r>
-        <w:t xml:space="preserve">8. Alvestrand H. Overview: Real-Time Protocols for Browser-Based Applications : RFC 8825. IETF, 2021. URL: https://www.rfc-editor.org/rfc/rfc8825 (дата звернення: 05.10.2026).</w:t>
+        <w:t xml:space="preserve">8. Rescorla E. WebRTC Security Architecture : RFC 8827. IETF, 2021. URL: https://www.rfc-editor.org/rfc/rfc8827 (дата звернення: 05.10.2026).</w:t>
       </w:r>
     </w:p>
     <w:p>
@@ -22230,7 +21752,7 @@
         <w:pStyle w:val="Bibliography"/>
       </w:pPr>
       <w:r>
-        <w:t xml:space="preserve">9. Rescorla E. WebRTC Security Architecture : RFC 8827. IETF, 2021. URL: https://www.rfc-editor.org/rfc/rfc8827 (дата звернення: 05.10.2026).</w:t>
+        <w:t xml:space="preserve">9. Westerlund M., Wenger S. RTP Topologies : RFC 7667. IETF, 2015. URL: https://www.rfc-editor.org/rfc/rfc7667 (дата звернення: 05.10.2026).</w:t>
       </w:r>
     </w:p>
     <w:p>
@@ -22238,7 +21760,7 @@
         <w:pStyle w:val="Bibliography"/>
       </w:pPr>
       <w:r>
-        <w:t xml:space="preserve">10. Westerlund M., Wenger S. RTP Topologies : RFC 7667. IETF, 2015. URL: https://www.rfc-editor.org/rfc/rfc7667 (дата звернення: 05.10.2026).</w:t>
+        <w:t xml:space="preserve">10. Video Broadcast. Twitch Developers. URL: https://dev.twitch.tv/docs/video-broadcast/ (дата звернення: 05.10.2026).</w:t>
       </w:r>
     </w:p>
     <w:p>
@@ -22246,7 +21768,7 @@
         <w:pStyle w:val="Bibliography"/>
       </w:pPr>
       <w:r>
-        <w:t xml:space="preserve">11. HTTP Live Streaming (HLS) authoring specification for Apple devices. Apple Developer Documentation. URL: https://developer.apple.com/documentation/http-live-streaming/hls-authoring-specification-for-apple-devices (дата звернення: 05.10.2026).</w:t>
+        <w:t xml:space="preserve">11. Comparative Study of WebRTC Open Source SFUs for Video Conferencing / E. Andre et al. 2018 Principles, Systems and Applications of IP Telecommunications (IPTComm). IEEE, 2018. P. 1–8. DOI: 10.1109/IPTCOMM.2018.8567642.</w:t>
       </w:r>
     </w:p>
     <w:p>
@@ -22254,7 +21776,7 @@
         <w:pStyle w:val="Bibliography"/>
       </w:pPr>
       <w:r>
-        <w:t xml:space="preserve">12. Enabling Low-Latency HTTP Live Streaming (HLS). Apple Developer Documentation. URL: https://developer.apple.com/documentation/http-live-streaming/enabling-low-latency-http-live-streaming-hls (дата звернення: 05.10.2026).</w:t>
+        <w:t xml:space="preserve">12. Design. mediasoup documentation. URL: https://mediasoup.org/documentation/v3/mediasoup/design/ (дата звернення: 05.10.2026).</w:t>
       </w:r>
     </w:p>
     <w:p>
@@ -22262,7 +21784,7 @@
         <w:pStyle w:val="Bibliography"/>
       </w:pPr>
       <w:r>
-        <w:t xml:space="preserve">13. Enhanced RTMP (V2) : Document Version v2-2026-01-31-r2 / Veovera Software Organization. URL: https://github.com/veovera/enhanced-rtmp/blob/main/docs/enhanced/enhanced-rtmp-v2.md (дата звернення: 05.10.2026).</w:t>
+        <w:t xml:space="preserve">13. desktopCapturer. Electron Documentation. URL: https://www.electronjs.org/docs/latest/api/desktop-capturer (дата звернення: 05.10.2026).</w:t>
       </w:r>
     </w:p>
     <w:p>
@@ -22270,7 +21792,7 @@
         <w:pStyle w:val="Bibliography"/>
       </w:pPr>
       <w:r>
-        <w:t xml:space="preserve">14. Video Broadcast. Twitch Developers. URL: https://dev.twitch.tv/docs/video-broadcast/ (дата звернення: 05.10.2026).</w:t>
+        <w:t xml:space="preserve">14. session. Electron Documentation. URL: https://www.electronjs.org/docs/latest/api/session (дата звернення: 05.10.2026).</w:t>
       </w:r>
     </w:p>
     <w:p>
@@ -22278,7 +21800,7 @@
         <w:pStyle w:val="Bibliography"/>
       </w:pPr>
       <w:r>
-        <w:t xml:space="preserve">15. RTP: A Transport Protocol for Real-Time Applications : RFC 3550 / H. Schulzrinne et al. IETF, 2003. URL: https://www.rfc-editor.org/rfc/rfc3550 (дата звернення: 05.10.2026).</w:t>
+        <w:t xml:space="preserve">15. Window Capture Sources. OBS Knowledge Base. URL: https://obsproject.com/kb/window-capture-sources (дата звернення: 05.10.2026).</w:t>
       </w:r>
     </w:p>
     <w:p>
@@ -22286,7 +21808,7 @@
         <w:pStyle w:val="Bibliography"/>
       </w:pPr>
       <w:r>
-        <w:t xml:space="preserve">16. Keranen A., Holmberg C., Rosenberg J. Interactive Connectivity Establishment (ICE): A Protocol for Network Address Translator (NAT) Traversal : RFC 8445. IETF, 2018. URL: https://www.rfc-editor.org/rfc/rfc8445 (дата звернення: 05.10.2026).</w:t>
+        <w:t xml:space="preserve">16. Application Audio Capture Guide. OBS Knowledge Base. URL: https://obsproject.com/kb/application-audio-capture-guide (дата звернення: 05.10.2026).</w:t>
       </w:r>
     </w:p>
     <w:p>
@@ -22294,7 +21816,7 @@
         <w:pStyle w:val="Bibliography"/>
       </w:pPr>
       <w:r>
-        <w:t xml:space="preserve">17. Uberti J., Jennings C., Rescorla E. JavaScript Session Establishment Protocol (JSEP) : RFC 9429. IETF, 2024. URL: https://www.rfc-editor.org/rfc/rfc9429 (дата звернення: 05.10.2026).</w:t>
+        <w:t xml:space="preserve">17. 2k Streaming on Twitch. Twitch Help. URL: https://help.twitch.tv/s/article/stream-quality (дата звернення: 06.10.2026).</w:t>
       </w:r>
     </w:p>
     <w:p>
@@ -22302,7 +21824,7 @@
         <w:pStyle w:val="Bibliography"/>
       </w:pPr>
       <w:r>
-        <w:t xml:space="preserve">18. Comparative Study of WebRTC Open Source SFUs for Video Conferencing / E. Andre et al. 2018 Principles, Systems and Applications of IP Telecommunications (IPTComm). IEEE, 2018. P. 1–8. DOI: 10.1109/IPTCOMM.2018.8567642.</w:t>
+        <w:t xml:space="preserve">18. Join a meeting. Google Meet Help. URL: https://support.google.com/meet/answer/9303069 (дата звернення: 06.10.2026).</w:t>
       </w:r>
     </w:p>
     <w:p>
@@ -22310,7 +21832,7 @@
         <w:pStyle w:val="Bibliography"/>
       </w:pPr>
       <w:r>
-        <w:t xml:space="preserve">19. Overview. mediasoup documentation. URL: https://mediasoup.org/documentation/overview/ (дата звернення: 05.10.2026).</w:t>
+        <w:t xml:space="preserve">19. Freigeben des Bildschirms oder Desktops in Zoom. Zoom Support. URL: https://support.zoom.com/hc/en/article?id=zm_kb&amp;sysparm_article=KB0060609 (дата звернення: 05.10.2026).</w:t>
       </w:r>
     </w:p>
     <w:p>
@@ -22318,7 +21840,7 @@
         <w:pStyle w:val="Bibliography"/>
       </w:pPr>
       <w:r>
-        <w:t xml:space="preserve">20. MediaDevices: getDisplayMedia() method. MDN Web Docs. URL: https://developer.mozilla.org/en-US/docs/Web/API/MediaDevices/getDisplayMedia (дата звернення: 05.10.2026).</w:t>
+        <w:t xml:space="preserve">20. Joining a Zoom meeting without an account. Zoom Support. URL: https://support.zoom.com/hc/en/article?id=zm_kb&amp;sysparm_article=KB0059553 (дата звернення: 06.10.2026).</w:t>
       </w:r>
     </w:p>
     <w:p>
@@ -22326,7 +21848,7 @@
         <w:pStyle w:val="Bibliography"/>
       </w:pPr>
       <w:r>
-        <w:t xml:space="preserve">21. Privacy-preserving screen sharing controls. Chrome for Developers. URL: https://developer.chrome.com/docs/web-platform/screen-sharing-controls (дата звернення: 05.10.2026).</w:t>
+        <w:t xml:space="preserve">21. OMG Unified Modeling Language (OMG UML) : Version 2.5.1. Object Management Group, 2017. URL: https://www.omg.org/spec/UML/2.5.1 (дата звернення: 05.10.2026).</w:t>
       </w:r>
     </w:p>
     <w:p>
@@ -22334,7 +21856,7 @@
         <w:pStyle w:val="Bibliography"/>
       </w:pPr>
       <w:r>
-        <w:t xml:space="preserve">22. desktopCapturer. Electron Documentation. URL: https://www.electronjs.org/docs/latest/api/desktop-capturer (дата звернення: 05.10.2026).</w:t>
+        <w:t xml:space="preserve">22. Cockburn A. Writing Effective Use Cases. Boston : Addison-Wesley, 2001. 270 p.</w:t>
       </w:r>
     </w:p>
     <w:p>
@@ -22342,7 +21864,7 @@
         <w:pStyle w:val="Bibliography"/>
       </w:pPr>
       <w:r>
-        <w:t xml:space="preserve">23. session. Electron Documentation. URL: https://www.electronjs.org/docs/latest/api/session (дата звернення: 05.10.2026).</w:t>
+        <w:t xml:space="preserve">23. ISO/IEC 25010. ISO 25000 Portal. URL: https://iso25000.com/en/iso-25000-standards/iso-25010 (дата звернення: 05.10.2026).</w:t>
       </w:r>
     </w:p>
     <w:p>
@@ -22350,7 +21872,7 @@
         <w:pStyle w:val="Bibliography"/>
       </w:pPr>
       <w:r>
-        <w:t xml:space="preserve">24. OBS Studio : Free and open source software for video recording and live streaming. OBS Project. URL: https://obsproject.com/ (дата звернення: 05.10.2026).</w:t>
+        <w:t xml:space="preserve">24. Denniss W., Bradley J. OAuth 2.0 for Native Apps : RFC 8252 (BCP 212). IETF, 2017. URL: https://www.rfc-editor.org/rfc/rfc8252 (дата звернення: 05.10.2026).</w:t>
       </w:r>
     </w:p>
     <w:p>
@@ -22358,7 +21880,7 @@
         <w:pStyle w:val="Bibliography"/>
       </w:pPr>
       <w:r>
-        <w:t xml:space="preserve">25. Window Capture Sources. OBS Knowledge Base. URL: https://obsproject.com/kb/window-capture-sources (дата звернення: 05.10.2026).</w:t>
+        <w:t xml:space="preserve">25. Sakimura N., Bradley J., Agarwal N. Proof Key for Code Exchange by OAuth Public Clients : RFC 7636. IETF, 2015. URL: https://www.rfc-editor.org/rfc/rfc7636 (дата звернення: 05.10.2026).</w:t>
       </w:r>
     </w:p>
     <w:p>
@@ -22366,7 +21888,7 @@
         <w:pStyle w:val="Bibliography"/>
       </w:pPr>
       <w:r>
-        <w:t xml:space="preserve">26. Application Audio Capture Guide. OBS Knowledge Base. URL: https://obsproject.com/kb/application-audio-capture-guide (дата звернення: 05.10.2026).</w:t>
+        <w:t xml:space="preserve">26. Azad B. Upcoming security changes to Google's OAuth 2.0 authorization endpoint in embedded webviews. Google Developers Blog. 2021. 29 June. URL: https://developers.googleblog.com/en/upcoming-security-changes-to-googles-oauth-20-authorization-endpoint-in-embedded-webviews/ (дата звернення: 05.10.2026).</w:t>
       </w:r>
     </w:p>
     <w:p>
@@ -22374,7 +21896,7 @@
         <w:pStyle w:val="Bibliography"/>
       </w:pPr>
       <w:r>
-        <w:t xml:space="preserve">27. Issues with Non-Supported Browsers. Twitch Help. URL: https://help.twitch.tv/s/article/supported-browsers (дата звернення: 06.10.2026).</w:t>
+        <w:t xml:space="preserve">27. Azzeh M., Nassif A. B. Analyzing the Relationship between Project Productivity and Environment Factors in the Use Case Points Method : preprint. arXiv:1705.09920. 2017. 24 p. URL: https://arxiv.org/abs/1705.09920 (дата звернення: 05.10.2026).</w:t>
       </w:r>
     </w:p>
     <w:p>
@@ -22382,7 +21904,7 @@
         <w:pStyle w:val="Bibliography"/>
       </w:pPr>
       <w:r>
-        <w:t xml:space="preserve">28. 2k Streaming on Twitch. Twitch Help. URL: https://help.twitch.tv/s/article/stream-quality (дата звернення: 06.10.2026).</w:t>
+        <w:t xml:space="preserve">28. Process Model. Electron Documentation. URL: https://www.electronjs.org/docs/latest/tutorial/process-model (дата звернення: 05.10.2026).</w:t>
       </w:r>
     </w:p>
     <w:p>
@@ -22390,7 +21912,7 @@
         <w:pStyle w:val="Bibliography"/>
       </w:pPr>
       <w:r>
-        <w:t xml:space="preserve">29. Join a meeting. Google Meet Help. URL: https://support.google.com/meet/answer/9303069 (дата звернення: 06.10.2026).</w:t>
+        <w:t xml:space="preserve">29. Session strategies. Auth.js. URL: https://authjs.dev/concepts/session-strategies (дата звернення: 05.10.2026).</w:t>
       </w:r>
     </w:p>
     <w:p>
@@ -22398,440 +21920,12 @@
         <w:pStyle w:val="Bibliography"/>
       </w:pPr>
       <w:r>
-        <w:t xml:space="preserve">30. Freigeben des Bildschirms oder Desktops in Zoom. Zoom Support. URL: https://support.zoom.com/hc/en/article?id=zm_kb&amp;sysparm_article=KB0060609 (дата звернення: 05.10.2026).</w:t>
-      </w:r>
-    </w:p>
-    <w:p>
-      <w:pPr>
-        <w:pStyle w:val="Bibliography"/>
-      </w:pPr>
-      <w:r>
-        <w:t xml:space="preserve">31. Joining a Zoom meeting without an account. Zoom Support. URL: https://support.zoom.com/hc/en/article?id=zm_kb&amp;sysparm_article=KB0059553 (дата звернення: 06.10.2026).</w:t>
-      </w:r>
-    </w:p>
-    <w:p>
-      <w:pPr>
-        <w:pStyle w:val="Bibliography"/>
-      </w:pPr>
-      <w:r>
-        <w:t xml:space="preserve">32. OMG Unified Modeling Language (OMG UML) : Version 2.5.1. Object Management Group, 2017. URL: https://www.omg.org/spec/UML/2.5.1 (дата звернення: 05.10.2026).</w:t>
-      </w:r>
-    </w:p>
-    <w:p>
-      <w:pPr>
-        <w:pStyle w:val="Bibliography"/>
-      </w:pPr>
-      <w:r>
-        <w:t xml:space="preserve">33. Cockburn A. Writing Effective Use Cases. Boston : Addison-Wesley, 2001. 270 p.</w:t>
-      </w:r>
-    </w:p>
-    <w:p>
-      <w:pPr>
-        <w:pStyle w:val="Bibliography"/>
-      </w:pPr>
-      <w:r>
-        <w:t xml:space="preserve">34. ISO/IEC 25010. ISO 25000 Portal. URL: https://iso25000.com/en/iso-25000-standards/iso-25010 (дата звернення: 05.10.2026).</w:t>
-      </w:r>
-    </w:p>
-    <w:p>
-      <w:pPr>
-        <w:pStyle w:val="Bibliography"/>
-      </w:pPr>
-      <w:r>
-        <w:t xml:space="preserve">35. Auto Update. electron-builder. URL: https://www.electron.build/docs/features/auto-update (дата звернення: 05.10.2026).</w:t>
-      </w:r>
-    </w:p>
-    <w:p>
-      <w:pPr>
-        <w:pStyle w:val="Bibliography"/>
-      </w:pPr>
-      <w:r>
-        <w:t xml:space="preserve">36. Denniss W., Bradley J. OAuth 2.0 for Native Apps : RFC 8252 (BCP 212). IETF, 2017. URL: https://www.rfc-editor.org/rfc/rfc8252 (дата звернення: 05.10.2026).</w:t>
-      </w:r>
-    </w:p>
-    <w:p>
-      <w:pPr>
-        <w:pStyle w:val="Bibliography"/>
-      </w:pPr>
-      <w:r>
-        <w:t xml:space="preserve">37. Sakimura N., Bradley J., Agarwal N. Proof Key for Code Exchange by OAuth Public Clients : RFC 7636. IETF, 2015. URL: https://www.rfc-editor.org/rfc/rfc7636 (дата звернення: 05.10.2026).</w:t>
-      </w:r>
-    </w:p>
-    <w:p>
-      <w:pPr>
-        <w:pStyle w:val="Bibliography"/>
-      </w:pPr>
-      <w:r>
-        <w:t xml:space="preserve">38. OAuth 2.0 for iOS &amp; Desktop Apps. Google for Developers. URL: https://developers.google.com/identity/protocols/oauth2/native-app (дата звернення: 05.10.2026).</w:t>
-      </w:r>
-    </w:p>
-    <w:p>
-      <w:pPr>
-        <w:pStyle w:val="Bibliography"/>
-      </w:pPr>
-      <w:r>
-        <w:t xml:space="preserve">39. Azzeh M., Nassif A. B. Analyzing the Relationship between Project Productivity and Environment Factors in the Use Case Points Method : preprint. arXiv:1705.09920. 2017. 24 p. URL: https://arxiv.org/abs/1705.09920 (дата звернення: 05.10.2026).</w:t>
-      </w:r>
-    </w:p>
-    <w:p>
-      <w:pPr>
-        <w:pStyle w:val="Bibliography"/>
-      </w:pPr>
-      <w:r>
-        <w:t xml:space="preserve">40. Azad B. Upcoming security changes to Google's OAuth 2.0 authorization endpoint in embedded webviews. Google Developers Blog. 2021. 29 June. URL: https://developers.googleblog.com/en/upcoming-security-changes-to-googles-oauth-20-authorization-endpoint-in-embedded-webviews/ (дата звернення: 05.10.2026).</w:t>
-      </w:r>
-    </w:p>
-    <w:p>
-      <w:pPr>
-        <w:pStyle w:val="Bibliography"/>
-      </w:pPr>
-      <w:r>
-        <w:t xml:space="preserve">41. Workspace. pnpm Documentation. URL: https://pnpm.io/workspaces (дата звернення: 05.10.2026).</w:t>
-      </w:r>
-    </w:p>
-    <w:p>
-      <w:pPr>
-        <w:pStyle w:val="Bibliography"/>
-      </w:pPr>
-      <w:r>
-        <w:t xml:space="preserve">42. Fette I., Melnikov A. The WebSocket Protocol : RFC 6455. IETF, 2011. URL: https://www.rfc-editor.org/rfc/rfc6455 (дата звернення: 05.10.2026).</w:t>
-      </w:r>
-    </w:p>
-    <w:p>
-      <w:pPr>
-        <w:pStyle w:val="Bibliography"/>
-      </w:pPr>
-      <w:r>
-        <w:t xml:space="preserve">43. Design. mediasoup documentation. URL: https://mediasoup.org/documentation/v3/mediasoup/design/ (дата звернення: 05.10.2026).</w:t>
-      </w:r>
-    </w:p>
-    <w:p>
-      <w:pPr>
-        <w:pStyle w:val="Bibliography"/>
-      </w:pPr>
-      <w:r>
-        <w:t xml:space="preserve">44. Process Model. Electron Documentation. URL: https://www.electronjs.org/docs/latest/tutorial/process-model (дата звернення: 05.10.2026).</w:t>
-      </w:r>
-    </w:p>
-    <w:p>
-      <w:pPr>
-        <w:pStyle w:val="Bibliography"/>
-      </w:pPr>
-      <w:r>
-        <w:t xml:space="preserve">45. Drizzle ORM : Overview. Drizzle Team. URL: https://orm.drizzle.team/docs/overview (дата звернення: 05.10.2026).</w:t>
-      </w:r>
-    </w:p>
-    <w:p>
-      <w:pPr>
-        <w:pStyle w:val="Bibliography"/>
-      </w:pPr>
-      <w:r>
-        <w:t xml:space="preserve">46. Zod : TypeScript-first schema validation with static type inference. URL: https://zod.dev/ (дата звернення: 05.10.2026).</w:t>
-      </w:r>
-    </w:p>
-    <w:p>
-      <w:pPr>
-        <w:pStyle w:val="Bibliography"/>
-      </w:pPr>
-      <w:r>
-        <w:t xml:space="preserve">47. How Compose works. Docker Docs. URL: https://docs.docker.com/compose/intro/compose-application-model/ (дата звернення: 05.10.2026).</w:t>
-      </w:r>
-    </w:p>
-    <w:p>
-      <w:pPr>
-        <w:pStyle w:val="Bibliography"/>
-      </w:pPr>
-      <w:r>
-        <w:t xml:space="preserve">48. Automatic HTTPS. Caddy Documentation. URL: https://caddyserver.com/docs/automatic-https (дата звернення: 05.10.2026).</w:t>
-      </w:r>
-    </w:p>
-    <w:p>
-      <w:pPr>
-        <w:pStyle w:val="Bibliography"/>
-      </w:pPr>
-      <w:r>
-        <w:t xml:space="preserve">49. About PostgreSQL. The PostgreSQL Global Development Group. URL: https://www.postgresql.org/about/ (дата звернення: 05.10.2026).</w:t>
-      </w:r>
-    </w:p>
-    <w:p>
-      <w:pPr>
-        <w:pStyle w:val="Bibliography"/>
-      </w:pPr>
-      <w:r>
-        <w:t xml:space="preserve">50. mediasoup-client. mediasoup documentation. URL: https://mediasoup.org/documentation/v3/mediasoup-client/ (дата звернення: 05.10.2026).</w:t>
-      </w:r>
-    </w:p>
-    <w:p>
-      <w:pPr>
-        <w:pStyle w:val="Bibliography"/>
-      </w:pPr>
-      <w:r>
-        <w:t xml:space="preserve">51. File-system conventions: proxy.js. Next.js Docs. URL: https://nextjs.org/docs/app/api-reference/file-conventions/proxy (дата звернення: 05.10.2026).</w:t>
-      </w:r>
-    </w:p>
-    <w:p>
-      <w:pPr>
-        <w:pStyle w:val="Bibliography"/>
-      </w:pPr>
-      <w:r>
-        <w:t xml:space="preserve">52. Session strategies. Auth.js. URL: https://authjs.dev/concepts/session-strategies (дата звернення: 05.10.2026).</w:t>
-      </w:r>
-    </w:p>
-    <w:p>
-      <w:pPr>
-        <w:pStyle w:val="Bibliography"/>
-      </w:pPr>
-      <w:r>
-        <w:t xml:space="preserve">53. Fastify Documentation. OpenJS Foundation. URL: https://fastify.dev/docs/latest/ (дата звернення: 05.10.2026).</w:t>
-      </w:r>
-    </w:p>
-    <w:p>
-      <w:pPr>
-        <w:pStyle w:val="Bibliography"/>
-      </w:pPr>
-      <w:r>
-        <w:t xml:space="preserve">54.</w:t>
-      </w:r>
-      <w:r>
-        <w:t xml:space="preserve"> </w:t>
-      </w:r>
-      <w:r>
-        <w:t xml:space="preserve">@fastify/websocket</w:t>
-      </w:r>
-      <w:r>
-        <w:t xml:space="preserve"> </w:t>
-      </w:r>
-      <w:r>
-        <w:t xml:space="preserve">: WebSocket support for Fastify. GitHub. URL: https://github.com/fastify/fastify-websocket (дата звернення: 05.10.2026).</w:t>
-      </w:r>
-    </w:p>
-    <w:p>
-      <w:pPr>
-        <w:pStyle w:val="Bibliography"/>
-      </w:pPr>
-      <w:r>
-        <w:t xml:space="preserve">55. Context Isolation. Electron Documentation. URL: https://www.electronjs.org/docs/latest/tutorial/context-isolation (дата звернення: 05.10.2026).</w:t>
-      </w:r>
-    </w:p>
-    <w:p>
-      <w:pPr>
-        <w:pStyle w:val="Bibliography"/>
-      </w:pPr>
-      <w:r>
-        <w:t xml:space="preserve">56. utilityProcess. Electron Documentation. URL: https://www.electronjs.org/docs/latest/api/utility-process (дата звернення: 05.10.2026).</w:t>
-      </w:r>
-    </w:p>
-    <w:p>
-      <w:pPr>
-        <w:pStyle w:val="Bibliography"/>
-      </w:pPr>
-      <w:r>
-        <w:t xml:space="preserve">57. TypeScript : JavaScript with syntax for types. Microsoft. URL: https://www.typescriptlang.org/ (дата звернення: 05.10.2026).</w:t>
-      </w:r>
-    </w:p>
-    <w:p>
-      <w:pPr>
-        <w:pStyle w:val="Bibliography"/>
-      </w:pPr>
-      <w:r>
-        <w:t xml:space="preserve">58. Next.js Docs. Vercel. URL: https://nextjs.org/docs (дата звернення: 05.10.2026).</w:t>
-      </w:r>
-    </w:p>
-    <w:p>
-      <w:pPr>
-        <w:pStyle w:val="Bibliography"/>
-      </w:pPr>
-      <w:r>
-        <w:t xml:space="preserve">59. React v19. React Blog. 2024. 5 December. URL: https://react.dev/blog/2024/12/05/react-19 (дата звернення: 05.10.2026).</w:t>
-      </w:r>
-    </w:p>
-    <w:p>
-      <w:pPr>
-        <w:pStyle w:val="Bibliography"/>
-      </w:pPr>
-      <w:r>
-        <w:t xml:space="preserve">60. Janus WebRTC Server : Documentation. Meetecho. URL: https://janus.conf.meetecho.com/docs/ (дата звернення: 05.10.2026).</w:t>
-      </w:r>
-    </w:p>
-    <w:p>
-      <w:pPr>
-        <w:pStyle w:val="Bibliography"/>
-      </w:pPr>
-      <w:r>
-        <w:t xml:space="preserve">61. About LiveKit. LiveKit Docs. URL: https://docs.livekit.io/intro/about/ (дата звернення: 05.10.2026).</w:t>
-      </w:r>
-    </w:p>
-    <w:p>
-      <w:pPr>
-        <w:pStyle w:val="Bibliography"/>
-      </w:pPr>
-      <w:r>
-        <w:t xml:space="preserve">62. Introduction. Electron Documentation. URL: https://www.electronjs.org/docs/latest/ (дата звернення: 05.10.2026).</w:t>
-      </w:r>
-    </w:p>
-    <w:p>
-      <w:pPr>
-        <w:pStyle w:val="Bibliography"/>
-      </w:pPr>
-      <w:r>
-        <w:t xml:space="preserve">63. Webview Versions. Tauri 2 Documentation. URL: https://v2.tauri.app/reference/webview-versions/ (дата звернення: 05.10.2026).</w:t>
-      </w:r>
-    </w:p>
-    <w:p>
-      <w:pPr>
-        <w:pStyle w:val="Bibliography"/>
-      </w:pPr>
-      <w:r>
-        <w:t xml:space="preserve">64. Tauri Architecture. Tauri 2 Documentation. URL: https://v2.tauri.app/concept/architecture/ (дата звернення: 05.10.2026).</w:t>
-      </w:r>
-    </w:p>
-    <w:p>
-      <w:pPr>
-        <w:pStyle w:val="Bibliography"/>
-      </w:pPr>
-      <w:r>
-        <w:t xml:space="preserve">65. What is Prisma ORM? Prisma Documentation. URL: https://www.prisma.io/docs/orm/overview/introduction/what-is-prisma (дата звернення: 05.10.2026).</w:t>
-      </w:r>
-    </w:p>
-    <w:p>
-      <w:pPr>
-        <w:pStyle w:val="Bibliography"/>
-      </w:pPr>
-      <w:r>
-        <w:t xml:space="preserve">66. electron-builder : A complete solution to package and build a ready for distribution Electron app. URL: https://www.electron.build/ (дата звернення: 05.10.2026).</w:t>
-      </w:r>
-    </w:p>
-    <w:p>
-      <w:pPr>
-        <w:pStyle w:val="Bibliography"/>
-      </w:pPr>
-      <w:r>
-        <w:t xml:space="preserve">67. MessagePorts in Electron. Electron Documentation. URL: https://www.electronjs.org/docs/latest/tutorial/message-ports (дата звернення: 05.10.2026).</w:t>
-      </w:r>
-    </w:p>
-    <w:p>
-      <w:pPr>
-        <w:pStyle w:val="Bibliography"/>
-      </w:pPr>
-      <w:r>
-        <w:t xml:space="preserve">68. AudioWorklet. MDN Web Docs. URL: https://developer.mozilla.org/en-US/docs/Web/API/AudioWorklet (дата звернення: 05.10.2026).</w:t>
-      </w:r>
-    </w:p>
-    <w:p>
-      <w:pPr>
-        <w:pStyle w:val="Bibliography"/>
-      </w:pPr>
-      <w:r>
-        <w:t xml:space="preserve">69. mediasoup-client :: API. mediasoup documentation. URL: https://mediasoup.org/documentation/v3/mediasoup-client/api/ (дата звернення: 05.10.2026).</w:t>
-      </w:r>
-    </w:p>
-    <w:p>
-      <w:pPr>
-        <w:pStyle w:val="Bibliography"/>
-      </w:pPr>
-      <w:r>
-        <w:t xml:space="preserve">70. mediasoup :: API. mediasoup documentation. URL: https://mediasoup.org/documentation/v3/mediasoup/api/ (дата звернення: 05.10.2026).</w:t>
-      </w:r>
-    </w:p>
-    <w:p>
-      <w:pPr>
-        <w:pStyle w:val="Bibliography"/>
-      </w:pPr>
-      <w:r>
-        <w:t xml:space="preserve">71. Roach A. B. WebRTC Video Processing and Codec Requirements : RFC 7742. IETF, 2016. URL: https://www.rfc-editor.org/rfc/rfc7742 (дата звернення: 05.10.2026).</w:t>
-      </w:r>
-    </w:p>
-    <w:p>
-      <w:pPr>
-        <w:pStyle w:val="Bibliography"/>
-      </w:pPr>
-      <w:r>
-        <w:t xml:space="preserve">72. RTP Payload Format for H.264 Video : RFC 6184 / Y.-K. Wang et al. IETF, 2011. URL: https://www.rfc-editor.org/rfc/rfc6184 (дата звернення: 05.10.2026).</w:t>
-      </w:r>
-    </w:p>
-    <w:p>
-      <w:pPr>
-        <w:pStyle w:val="Bibliography"/>
-      </w:pPr>
-      <w:r>
-        <w:t xml:space="preserve">73. MediaStreamTrack Content Hints : W3C Working Draft 19 September 2025. URL: https://www.w3.org/TR/mst-content-hint/ (дата звернення: 05.10.2026).</w:t>
-      </w:r>
-    </w:p>
-    <w:p>
-      <w:pPr>
-        <w:pStyle w:val="Bibliography"/>
-      </w:pPr>
-      <w:r>
-        <w:t xml:space="preserve">74. Google. Auth.js. URL: https://authjs.dev/getting-started/providers/google (дата звернення: 05.10.2026).</w:t>
-      </w:r>
-    </w:p>
-    <w:p>
-      <w:pPr>
-        <w:pStyle w:val="Bibliography"/>
-      </w:pPr>
-      <w:r>
-        <w:t xml:space="preserve">75. Credentials. Auth.js. URL: https://authjs.dev/getting-started/authentication/credentials (дата звернення: 05.10.2026).</w:t>
-      </w:r>
-    </w:p>
-    <w:p>
-      <w:pPr>
-        <w:pStyle w:val="Bibliography"/>
-      </w:pPr>
-      <w:r>
-        <w:t xml:space="preserve">76. Set-Cookie header. MDN Web Docs. URL: https://developer.mozilla.org/en-US/docs/Web/HTTP/Reference/Headers/Set-Cookie (дата звернення: 05.10.2026).</w:t>
-      </w:r>
-    </w:p>
-    <w:p>
-      <w:pPr>
-        <w:pStyle w:val="Bibliography"/>
-      </w:pPr>
-      <w:r>
-        <w:t xml:space="preserve">77. Hooks. Fastify. URL: https://fastify.dev/docs/latest/Reference/Hooks/ (дата звернення: 05.10.2026).</w:t>
-      </w:r>
-    </w:p>
-    <w:p>
-      <w:pPr>
-        <w:pStyle w:val="Bibliography"/>
-      </w:pPr>
-      <w:r>
-        <w:t xml:space="preserve">78. drizzle-kit push. Drizzle ORM. URL: https://orm.drizzle.team/docs/drizzle-kit-push (дата звернення: 05.10.2026).</w:t>
-      </w:r>
-    </w:p>
-    <w:p>
-      <w:pPr>
-        <w:pStyle w:val="Bibliography"/>
-      </w:pPr>
-      <w:r>
-        <w:t xml:space="preserve">79. Theme variables. Tailwind CSS. URL: https://tailwindcss.com/docs/theme (дата звернення: 05.10.2026).</w:t>
-      </w:r>
-    </w:p>
-    <w:p>
-      <w:pPr>
-        <w:pStyle w:val="Bibliography"/>
-      </w:pPr>
-      <w:r>
-        <w:t xml:space="preserve">80. next-themes : Perfect Next.js dark mode in 2 lines of code. GitHub. URL: https://github.com/pacocoursey/next-themes (дата звернення: 05.10.2026).</w:t>
-      </w:r>
-    </w:p>
-    <w:p>
-      <w:pPr>
-        <w:pStyle w:val="Bibliography"/>
-      </w:pPr>
-      <w:r>
-        <w:t xml:space="preserve">81. Identifiers for WebRTC's Statistics API : W3C Candidate Recommendation Draft 25 September 2025 / ed. by H. Alvestrand, V. Singh, H. Boström. URL: https://www.w3.org/TR/webrtc-stats/ (дата звернення: 05.10.2026).</w:t>
-      </w:r>
-    </w:p>
-    <w:p>
-      <w:pPr>
-        <w:pStyle w:val="Bibliography"/>
-      </w:pPr>
-      <w:r>
-        <w:t xml:space="preserve">82. Scalability. mediasoup documentation. URL: https://mediasoup.org/documentation/v3/scalability/ (дата звернення: 05.10.2026).</w:t>
-      </w:r>
-    </w:p>
-    <w:bookmarkEnd w:id="172"/>
-    <w:bookmarkEnd w:id="173"/>
-    <w:bookmarkStart w:id="179" w:name="додаток-а-лістинг-програми"/>
+        <w:t xml:space="preserve">30. mediasoup :: API. mediasoup documentation. URL: https://mediasoup.org/documentation/v3/mediasoup/api/ (дата звернення: 05.10.2026).</w:t>
+      </w:r>
+    </w:p>
+    <w:bookmarkEnd w:id="170"/>
+    <w:bookmarkEnd w:id="171"/>
+    <w:bookmarkStart w:id="177" w:name="додаток-а-лістинг-програми"/>
     <w:p>
       <w:pPr>
         <w:pStyle w:val="Heading1"/>
@@ -22890,7 +21984,7 @@
         <w:t xml:space="preserve">Лістинг А.1 – Клас SourceFollower настільного застосунку</w:t>
       </w:r>
     </w:p>
-    <w:bookmarkStart w:id="174" w:name="lst:a-source-follower"/>
+    <w:bookmarkStart w:id="172" w:name="lst:a-source-follower"/>
     <w:p>
       <w:pPr>
         <w:pStyle w:val="SourceCode"/>
@@ -25188,7 +24282,7 @@
         <w:t xml:space="preserve">}</w:t>
       </w:r>
     </w:p>
-    <w:bookmarkEnd w:id="174"/>
+    <w:bookmarkEnd w:id="172"/>
     <w:p>
       <w:pPr>
         <w:pStyle w:val="FirstParagraph"/>
@@ -25206,7 +24300,7 @@
         <w:t xml:space="preserve">Лістинг А.2 – Клас MediasoupService сервера сигналізації (скорочено)</w:t>
       </w:r>
     </w:p>
-    <w:bookmarkStart w:id="175" w:name="lst:a-mediasoup"/>
+    <w:bookmarkStart w:id="173" w:name="lst:a-mediasoup"/>
     <w:p>
       <w:pPr>
         <w:pStyle w:val="SourceCode"/>
@@ -26487,7 +25581,7 @@
         <w:t xml:space="preserve">}</w:t>
       </w:r>
     </w:p>
-    <w:bookmarkEnd w:id="175"/>
+    <w:bookmarkEnd w:id="173"/>
     <w:p>
       <w:pPr>
         <w:pStyle w:val="FirstParagraph"/>
@@ -26505,7 +25599,7 @@
         <w:t xml:space="preserve">Лістинг А.3 – Маршрути та обробники WebSocket класу StreamsController (фрагмент)</w:t>
       </w:r>
     </w:p>
-    <w:bookmarkStart w:id="176" w:name="lst:a-streams-ws"/>
+    <w:bookmarkStart w:id="174" w:name="lst:a-streams-ws"/>
     <w:p>
       <w:pPr>
         <w:pStyle w:val="SourceCode"/>
@@ -28461,7 +27555,7 @@
         <w:t xml:space="preserve">}</w:t>
       </w:r>
     </w:p>
-    <w:bookmarkEnd w:id="176"/>
+    <w:bookmarkEnd w:id="174"/>
     <w:p>
       <w:pPr>
         <w:pStyle w:val="FirstParagraph"/>
@@ -28479,7 +27573,7 @@
         <w:t xml:space="preserve">Лістинг А.4 – Хук useStreamer сторінки трансляції (скорочено)</w:t>
       </w:r>
     </w:p>
-    <w:bookmarkStart w:id="177" w:name="lst:a-use-streamer"/>
+    <w:bookmarkStart w:id="175" w:name="lst:a-use-streamer"/>
     <w:p>
       <w:pPr>
         <w:pStyle w:val="SourceCode"/>
@@ -29700,7 +28794,7 @@
         <w:t xml:space="preserve">// ...</w:t>
       </w:r>
     </w:p>
-    <w:bookmarkEnd w:id="177"/>
+    <w:bookmarkEnd w:id="175"/>
     <w:p>
       <w:pPr>
         <w:pStyle w:val="FirstParagraph"/>
@@ -29718,7 +28812,7 @@
         <w:t xml:space="preserve">Лістинг А.5 – Вхід через Google у системному браузері в настільному застосунку (скорочено)</w:t>
       </w:r>
     </w:p>
-    <w:bookmarkStart w:id="178" w:name="lst:a-google-auth"/>
+    <w:bookmarkStart w:id="176" w:name="lst:a-google-auth"/>
     <w:p>
       <w:pPr>
         <w:pStyle w:val="SourceCode"/>
@@ -30645,9 +29739,9 @@
         <w:t xml:space="preserve">}</w:t>
       </w:r>
     </w:p>
-    <w:bookmarkEnd w:id="178"/>
-    <w:bookmarkEnd w:id="179"/>
-    <w:bookmarkStart w:id="185" w:name="додаток-б-структура-таблиць-бази-даних"/>
+    <w:bookmarkEnd w:id="176"/>
+    <w:bookmarkEnd w:id="177"/>
+    <w:bookmarkStart w:id="183" w:name="додаток-б-структура-таблиць-бази-даних"/>
     <w:p>
       <w:pPr>
         <w:pStyle w:val="Heading1"/>
@@ -30669,10 +29763,10 @@
         <w:spacing w:before="420"/>
       </w:pPr>
       <w:r>
-        <w:t xml:space="preserve">У додатку наведено склад стовпців таблиць бази даних, описаних у підрозділі 3.3, за схемою модуля доступу до бази даних. Стовпці без обмеження NOT NULL допускають порожнє значення.</w:t>
-      </w:r>
-    </w:p>
-    <w:bookmarkStart w:id="180" w:name="tbl:db-user"/>
+        <w:t xml:space="preserve">У додатку наведено склад стовпців таблиць бази даних, описаних під час проєктування структури бази даних, за схемою модуля доступу до бази даних. Стовпці без обмеження NOT NULL допускають порожнє значення.</w:t>
+      </w:r>
+    </w:p>
+    <w:bookmarkStart w:id="178" w:name="tbl:db-user"/>
     <w:p>
       <w:pPr>
         <w:pStyle w:val="TableCaption"/>
@@ -31412,13 +30506,13 @@
         </w:tc>
       </w:tr>
     </w:tbl>
-    <w:bookmarkEnd w:id="180"/>
+    <w:bookmarkEnd w:id="178"/>
     <w:p>
       <w:pPr>
         <w:spacing w:before="480"/>
       </w:pPr>
     </w:p>
-    <w:bookmarkStart w:id="181" w:name="tbl:db-account"/>
+    <w:bookmarkStart w:id="179" w:name="tbl:db-account"/>
     <w:p>
       <w:pPr>
         <w:pStyle w:val="TableCaption"/>
@@ -31728,13 +30822,13 @@
         </w:tc>
       </w:tr>
     </w:tbl>
-    <w:bookmarkEnd w:id="181"/>
+    <w:bookmarkEnd w:id="179"/>
     <w:p>
       <w:pPr>
         <w:spacing w:before="480"/>
       </w:pPr>
     </w:p>
-    <w:bookmarkStart w:id="182" w:name="tbl:db-stream"/>
+    <w:bookmarkStart w:id="180" w:name="tbl:db-stream"/>
     <w:p>
       <w:pPr>
         <w:pStyle w:val="TableCaption"/>
@@ -32206,13 +31300,13 @@
         </w:tc>
       </w:tr>
     </w:tbl>
-    <w:bookmarkEnd w:id="182"/>
+    <w:bookmarkEnd w:id="180"/>
     <w:p>
       <w:pPr>
         <w:spacing w:before="480"/>
       </w:pPr>
     </w:p>
-    <w:bookmarkStart w:id="183" w:name="tbl:db-stream-to-user"/>
+    <w:bookmarkStart w:id="181" w:name="tbl:db-stream-to-user"/>
     <w:p>
       <w:pPr>
         <w:pStyle w:val="TableCaption"/>
@@ -32468,13 +31562,13 @@
         </w:tc>
       </w:tr>
     </w:tbl>
-    <w:bookmarkEnd w:id="183"/>
+    <w:bookmarkEnd w:id="181"/>
     <w:p>
       <w:pPr>
         <w:spacing w:before="480"/>
       </w:pPr>
     </w:p>
-    <w:bookmarkStart w:id="184" w:name="tbl:db-audit-log"/>
+    <w:bookmarkStart w:id="182" w:name="tbl:db-audit-log"/>
     <w:p>
       <w:pPr>
         <w:pStyle w:val="TableCaption"/>
@@ -32838,9 +31932,9 @@
         </w:tc>
       </w:tr>
     </w:tbl>
-    <w:bookmarkEnd w:id="184"/>
-    <w:bookmarkEnd w:id="185"/>
-    <w:bookmarkStart w:id="191" w:name="X780a394bd881f098c0407efbba5f0fef3a389ae"/>
+    <w:bookmarkEnd w:id="182"/>
+    <w:bookmarkEnd w:id="183"/>
+    <w:bookmarkStart w:id="189" w:name="X780a394bd881f098c0407efbba5f0fef3a389ae"/>
     <w:p>
       <w:pPr>
         <w:pStyle w:val="Heading1"/>
@@ -32862,10 +31956,10 @@
         <w:spacing w:before="420"/>
       </w:pPr>
       <w:r>
-        <w:t xml:space="preserve">У додатку наведено тестові приклади функціонального тестування, проаналізовані в підрозділі 5.2, згруповані за сценаріями використання.</w:t>
-      </w:r>
-    </w:p>
-    <w:bookmarkStart w:id="186" w:name="tbl:tc-auth"/>
+        <w:t xml:space="preserve">У додатку наведено тестові приклади функціонального тестування, згруповані за сценаріями використання.</w:t>
+      </w:r>
+    </w:p>
+    <w:bookmarkStart w:id="184" w:name="tbl:tc-auth"/>
     <w:p>
       <w:pPr>
         <w:pStyle w:val="TableCaption"/>
@@ -33864,13 +32958,13 @@
         </w:tc>
       </w:tr>
     </w:tbl>
-    <w:bookmarkEnd w:id="186"/>
+    <w:bookmarkEnd w:id="184"/>
     <w:p>
       <w:pPr>
         <w:spacing w:before="480"/>
       </w:pPr>
     </w:p>
-    <w:bookmarkStart w:id="187" w:name="tbl:tc-broadcast"/>
+    <w:bookmarkStart w:id="185" w:name="tbl:tc-broadcast"/>
     <w:p>
       <w:pPr>
         <w:pStyle w:val="TableCaption"/>
@@ -34782,13 +33876,13 @@
         </w:tc>
       </w:tr>
     </w:tbl>
-    <w:bookmarkEnd w:id="187"/>
+    <w:bookmarkEnd w:id="185"/>
     <w:p>
       <w:pPr>
         <w:spacing w:before="480"/>
       </w:pPr>
     </w:p>
-    <w:bookmarkStart w:id="188" w:name="tbl:tc-desktop"/>
+    <w:bookmarkStart w:id="186" w:name="tbl:tc-desktop"/>
     <w:p>
       <w:pPr>
         <w:pStyle w:val="TableCaption"/>
@@ -35787,13 +34881,13 @@
         </w:tc>
       </w:tr>
     </w:tbl>
-    <w:bookmarkEnd w:id="188"/>
+    <w:bookmarkEnd w:id="186"/>
     <w:p>
       <w:pPr>
         <w:spacing w:before="480"/>
       </w:pPr>
     </w:p>
-    <w:bookmarkStart w:id="189" w:name="tbl:tc-watch"/>
+    <w:bookmarkStart w:id="187" w:name="tbl:tc-watch"/>
     <w:p>
       <w:pPr>
         <w:pStyle w:val="TableCaption"/>
@@ -36531,13 +35625,13 @@
         </w:tc>
       </w:tr>
     </w:tbl>
-    <w:bookmarkEnd w:id="189"/>
+    <w:bookmarkEnd w:id="187"/>
     <w:p>
       <w:pPr>
         <w:spacing w:before="480"/>
       </w:pPr>
     </w:p>
-    <w:bookmarkStart w:id="190" w:name="tbl:tc-end"/>
+    <w:bookmarkStart w:id="188" w:name="tbl:tc-end"/>
     <w:p>
       <w:pPr>
         <w:pStyle w:val="TableCaption"/>
@@ -37101,8 +36195,8 @@
         </w:tc>
       </w:tr>
     </w:tbl>
-    <w:bookmarkEnd w:id="190"/>
-    <w:bookmarkEnd w:id="191"/>
+    <w:bookmarkEnd w:id="188"/>
+    <w:bookmarkEnd w:id="189"/>
     <w:sectPr>
       <w:headerReference w:type="first" r:id="rId9"/>
       <w:headerReference w:type="default" r:id="rId10"/>

--- a/thesis/final/thesis.docx
+++ b/thesis/final/thesis.docx
@@ -249,19 +249,19 @@
         <w:t xml:space="preserve"> </w:t>
       </w:r>
       <w:r>
-        <w:t xml:space="preserve">стримера перемикає трансляцію на нове вікно цього застосунку протягом 1,5 с. Об’єктом роботи є</w:t>
+        <w:t xml:space="preserve">стримера перемикає трансляцію на нове вікно цього застосунку протягом 1,5 с. Об’єктом роботи є процес трансляції окремих застосунків глядачам у реальному часі, предметом –</w:t>
       </w:r>
       <w:r>
         <w:t xml:space="preserve"> </w:t>
       </w:r>
       <w:r>
-        <w:t xml:space="preserve">процес трансляції окремих застосунків у реальному часі, предметом – засоби захоплення зображення й</w:t>
+        <w:t xml:space="preserve">методи та програмні засоби захоплення зображення й звуку окремого застосунку, автоматичного</w:t>
       </w:r>
       <w:r>
         <w:t xml:space="preserve"> </w:t>
       </w:r>
       <w:r>
-        <w:t xml:space="preserve">звуку окремого застосунку та їх доставки глядачам через WebRTC.</w:t>
+        <w:t xml:space="preserve">перемикання трансляції між його вікнами та доставки медіапотоку глядачам через WebRTC.</w:t>
       </w:r>
     </w:p>
     <w:p>
@@ -269,37 +269,37 @@
         <w:pStyle w:val="BodyText"/>
       </w:pPr>
       <w:r>
-        <w:t xml:space="preserve">У роботі проаналізовано наявні рішення, сформульовано вимоги, оцінено трудомісткість методом</w:t>
+        <w:t xml:space="preserve">У роботі проаналізовано наявні рішення, оцінено трудомісткість методом точок варіантів</w:t>
       </w:r>
       <w:r>
         <w:t xml:space="preserve"> </w:t>
       </w:r>
       <w:r>
-        <w:t xml:space="preserve">точок варіантів використання і спроєктовано архітектуру з вебзастосунку, сервера сигналізації з</w:t>
+        <w:t xml:space="preserve">використання, спроєктовано й реалізовано вебзастосунок, сервер сигналізації з медіасервером SFU і</w:t>
       </w:r>
       <w:r>
         <w:t xml:space="preserve"> </w:t>
       </w:r>
       <w:r>
-        <w:t xml:space="preserve">медіасервером SFU і настільного застосунку. У результаті створено програмну систему на основі</w:t>
+        <w:t xml:space="preserve">настільний застосунок на основі Next.js, mediasoup і Electron. Система передає глядачам у браузері</w:t>
       </w:r>
       <w:r>
         <w:t xml:space="preserve"> </w:t>
       </w:r>
       <w:r>
-        <w:t xml:space="preserve">Electron, mediasoup і Next.js, у якій глядач переглядає трансляцію у браузері без облікового</w:t>
+        <w:t xml:space="preserve">зображення та власний звук лише обраного застосунку й перемикає трансляцію на його нове вікно за</w:t>
       </w:r>
       <w:r>
         <w:t xml:space="preserve"> </w:t>
       </w:r>
       <w:r>
-        <w:t xml:space="preserve">запису. Зі 30 автоматизованих функціональних прикладів 27 дали очікуваний результат, виявлені</w:t>
+        <w:t xml:space="preserve">1,5 с. Із 30 автоматизованих функціональних прикладів 27 дали очікуваний результат, дефекти</w:t>
       </w:r>
       <w:r>
         <w:t xml:space="preserve"> </w:t>
       </w:r>
       <w:r>
-        <w:t xml:space="preserve">дефекти авторизації визначено як напрям доопрацювання.</w:t>
+        <w:t xml:space="preserve">авторизації визначено як напрям доопрацювання.</w:t>
       </w:r>
     </w:p>
     <w:p>
@@ -307,13 +307,13 @@
         <w:pStyle w:val="BodyText"/>
       </w:pPr>
       <w:r>
-        <w:t xml:space="preserve">Ключові слова: вебсервіс, потокова передача медіаконтенту, пряма трансляція, захоплення</w:t>
+        <w:t xml:space="preserve">Ключові слова: вебсервіс, потокова передача медіаконтенту, захоплення застосунку, захоплення</w:t>
       </w:r>
       <w:r>
         <w:t xml:space="preserve"> </w:t>
       </w:r>
       <w:r>
-        <w:t xml:space="preserve">застосунку, захоплення звуку процесу, WebRTC, SFU, mediasoup, Electron, Next.js.</w:t>
+        <w:t xml:space="preserve">звуку процесу, WebRTC, SFU, mediasoup, Electron, Next.js.</w:t>
       </w:r>
     </w:p>
     <w:bookmarkEnd w:id="9"/>
@@ -395,19 +395,25 @@
         <w:t xml:space="preserve"> </w:t>
       </w:r>
       <w:r>
-        <w:t xml:space="preserve">within 1.5 s. The object of the work is the process of broadcasting individual applications in real</w:t>
+        <w:t xml:space="preserve">within 1.5 s. The object of the work is the process of broadcasting individual applications to viewers in real</w:t>
       </w:r>
       <w:r>
         <w:t xml:space="preserve"> </w:t>
       </w:r>
       <w:r>
-        <w:t xml:space="preserve">time, the subject is the means of capturing the picture and sound of an individual application and</w:t>
+        <w:t xml:space="preserve">time, the subject is the methods and software means of capturing the picture and sound of an</w:t>
       </w:r>
       <w:r>
         <w:t xml:space="preserve"> </w:t>
       </w:r>
       <w:r>
-        <w:t xml:space="preserve">delivering them to viewers over WebRTC.</w:t>
+        <w:t xml:space="preserve">individual application, automatically switching the broadcast between its windows and delivering</w:t>
+      </w:r>
+      <w:r>
+        <w:t xml:space="preserve"> </w:t>
+      </w:r>
+      <w:r>
+        <w:t xml:space="preserve">the media stream to viewers over WebRTC.</w:t>
       </w:r>
     </w:p>
     <w:p>
@@ -415,31 +421,31 @@
         <w:pStyle w:val="BodyText"/>
       </w:pPr>
       <w:r>
-        <w:t xml:space="preserve">The work analyses existing solutions, formulates the requirements, estimates the effort with the</w:t>
+        <w:t xml:space="preserve">The work analyses existing solutions, estimates the effort with the use case points method, designs</w:t>
       </w:r>
       <w:r>
         <w:t xml:space="preserve"> </w:t>
       </w:r>
       <w:r>
-        <w:t xml:space="preserve">use case points method and designs an architecture of a web application, a signaling server with an</w:t>
+        <w:t xml:space="preserve">and implements a web application, a signaling server with an SFU media server and a desktop</w:t>
       </w:r>
       <w:r>
         <w:t xml:space="preserve"> </w:t>
       </w:r>
       <w:r>
-        <w:t xml:space="preserve">SFU media server and a desktop application. As a result, a software system based on Electron,</w:t>
+        <w:t xml:space="preserve">application based on Next.js, mediasoup and Electron. The system delivers to viewers in the browser</w:t>
       </w:r>
       <w:r>
         <w:t xml:space="preserve"> </w:t>
       </w:r>
       <w:r>
-        <w:t xml:space="preserve">mediasoup and Next.js was created, in which a viewer watches the stream in the browser without an</w:t>
+        <w:t xml:space="preserve">the picture and own sound of the selected application only and switches the broadcast to its new</w:t>
       </w:r>
       <w:r>
         <w:t xml:space="preserve"> </w:t>
       </w:r>
       <w:r>
-        <w:t xml:space="preserve">account. Of 30 automated functional test cases, 27 produced the expected result; the detected</w:t>
+        <w:t xml:space="preserve">window within 1.5 s. Of 30 automated functional test cases, 27 produced the expected result; the</w:t>
       </w:r>
       <w:r>
         <w:t xml:space="preserve"> </w:t>
@@ -453,13 +459,13 @@
         <w:pStyle w:val="BodyText"/>
       </w:pPr>
       <w:r>
-        <w:t xml:space="preserve">Keywords: web service, media streaming, live streaming, application capture, process audio capture,</w:t>
+        <w:t xml:space="preserve">Keywords: web service, media streaming, application capture, process audio capture, WebRTC, SFU,</w:t>
       </w:r>
       <w:r>
         <w:t xml:space="preserve"> </w:t>
       </w:r>
       <w:r>
-        <w:t xml:space="preserve">WebRTC, SFU, mediasoup, Electron, Next.js.</w:t>
+        <w:t xml:space="preserve">mediasoup, Electron, Next.js.</w:t>
       </w:r>
     </w:p>
     <w:bookmarkEnd w:id="10"/>

--- a/thesis/final/thesis.docx
+++ b/thesis/final/thesis.docx
@@ -1393,7 +1393,7 @@
       </w:r>
     </w:p>
     <w:bookmarkEnd w:id="12"/>
-    <w:bookmarkStart w:id="30" w:name="X4f3261c1b2fb66bc4822e234678492e74a6d07b"/>
+    <w:bookmarkStart w:id="29" w:name="X4f3261c1b2fb66bc4822e234678492e74a6d07b"/>
     <w:p>
       <w:pPr>
         <w:pStyle w:val="Heading1"/>
@@ -4910,7 +4910,7 @@
       </w:r>
     </w:p>
     <w:bookmarkEnd w:id="26"/>
-    <w:bookmarkStart w:id="28" w:name="нефункціональні-вимоги"/>
+    <w:bookmarkStart w:id="27" w:name="нефункціональні-вимоги"/>
     <w:p>
       <w:pPr>
         <w:pStyle w:val="Heading2"/>
@@ -4925,608 +4925,219 @@
         <w:spacing w:before="480"/>
       </w:pPr>
       <w:r>
-        <w:t xml:space="preserve">Нефункціональні вимоги згруповано за характеристиками якості моделі ISO/IEC 25010 [23]; числові значення в табл. 1.4 взято з конфігурації та вихідного коду системи.</w:t>
-      </w:r>
-    </w:p>
-    <w:bookmarkStart w:id="27" w:name="tbl:quality"/>
-    <w:p>
-      <w:pPr>
-        <w:pStyle w:val="TableCaption"/>
-      </w:pPr>
-      <w:r>
-        <w:t xml:space="preserve">Таблиця 1.4 – Нефункціональні вимоги до програмної системи</w:t>
-      </w:r>
-    </w:p>
-    <w:tbl>
-      <w:tblPr>
-        <w:tblStyle w:val="Table"/>
-        <w:tblW w:w="9921" w:type="dxa"/>
-        <w:jc w:val="center"/>
-        <w:tblBorders>
-          <w:top w:val="single" w:sz="4" w:space="0" w:color="000000"/>
-          <w:left w:val="single" w:sz="4" w:space="0" w:color="000000"/>
-          <w:bottom w:val="single" w:sz="4" w:space="0" w:color="000000"/>
-          <w:right w:val="single" w:sz="4" w:space="0" w:color="000000"/>
-          <w:insideH w:val="single" w:sz="4" w:space="0" w:color="000000"/>
-          <w:insideV w:val="single" w:sz="4" w:space="0" w:color="000000"/>
-        </w:tblBorders>
-        <w:tblLayout w:type="fixed"/>
-        <w:tblLook w:firstRow="1" w:lastRow="0" w:firstColumn="0" w:lastColumn="0" w:noHBand="0" w:noVBand="0" w:val="0020"/>
-        <w:tblCaption w:val="Таблиця 1.4 – Нефункціональні вимоги до програмної системи"/>
-      </w:tblPr>
-      <w:tblGrid>
-        <w:gridCol w:w="2939"/>
-        <w:gridCol w:w="2621"/>
-        <w:gridCol w:w="4361"/>
-      </w:tblGrid>
-      <w:tr>
-        <w:trPr>
-          <w:tblHeader w:val="on"/>
-        </w:trPr>
-        <w:tc>
-          <w:tcPr>
-            <w:tcW w:w="2939" w:type="dxa"/>
-          </w:tcPr>
-          <w:p>
-            <w:pPr>
-              <w:pStyle w:val="Compact"/>
-              <w:jc w:val="center"/>
-            </w:pPr>
-            <w:r>
-              <w:t xml:space="preserve">Характеристика</w:t>
-            </w:r>
-          </w:p>
-        </w:tc>
-        <w:tc>
-          <w:tcPr>
-            <w:tcW w:w="2621" w:type="dxa"/>
-          </w:tcPr>
-          <w:p>
-            <w:pPr>
-              <w:pStyle w:val="Compact"/>
-              <w:jc w:val="center"/>
-            </w:pPr>
-            <w:r>
-              <w:t xml:space="preserve">Вимога</w:t>
-            </w:r>
-          </w:p>
-        </w:tc>
-        <w:tc>
-          <w:tcPr>
-            <w:tcW w:w="4361" w:type="dxa"/>
-          </w:tcPr>
-          <w:p>
-            <w:pPr>
-              <w:pStyle w:val="Compact"/>
-              <w:jc w:val="center"/>
-            </w:pPr>
-            <w:r>
-              <w:t xml:space="preserve">Значення в системі</w:t>
-            </w:r>
-          </w:p>
-        </w:tc>
-      </w:tr>
-      <w:tr>
-        <w:tc>
-          <w:tcPr>
-            <w:tcW w:w="2939" w:type="dxa"/>
-          </w:tcPr>
-          <w:p>
-            <w:pPr>
-              <w:pStyle w:val="Compact"/>
-            </w:pPr>
-            <w:r>
-              <w:t xml:space="preserve">Ефективність функціонування</w:t>
-            </w:r>
-          </w:p>
-        </w:tc>
-        <w:tc>
-          <w:tcPr>
-            <w:tcW w:w="2621" w:type="dxa"/>
-          </w:tcPr>
-          <w:p>
-            <w:pPr>
-              <w:pStyle w:val="Compact"/>
-            </w:pPr>
-            <w:r>
-              <w:t xml:space="preserve">Роздільна здатність і частота кадрів</w:t>
-            </w:r>
-          </w:p>
-        </w:tc>
-        <w:tc>
-          <w:tcPr>
-            <w:tcW w:w="4361" w:type="dxa"/>
-          </w:tcPr>
-          <w:p>
-            <w:pPr>
-              <w:pStyle w:val="Compact"/>
-            </w:pPr>
-            <w:r>
-              <w:t xml:space="preserve">захоплення до 3840×2160; вихідні профілі від 360p до вихідної роздільності; 5, 30 або 60 кадр/с, понад 1440p – не більше 30 кадр/с</w:t>
-            </w:r>
-          </w:p>
-        </w:tc>
-      </w:tr>
-      <w:tr>
-        <w:tc>
-          <w:tcPr>
-            <w:tcW w:w="2939" w:type="dxa"/>
-          </w:tcPr>
-          <w:p>
-            <w:pPr>
-              <w:pStyle w:val="Compact"/>
-            </w:pPr>
-            <w:r>
-              <w:t xml:space="preserve">Ефективність функціонування</w:t>
-            </w:r>
-          </w:p>
-        </w:tc>
-        <w:tc>
-          <w:tcPr>
-            <w:tcW w:w="2621" w:type="dxa"/>
-          </w:tcPr>
-          <w:p>
-            <w:pPr>
-              <w:pStyle w:val="Compact"/>
-            </w:pPr>
-            <w:r>
-              <w:t xml:space="preserve">Бітрейт відео</w:t>
-            </w:r>
-          </w:p>
-        </w:tc>
-        <w:tc>
-          <w:tcPr>
-            <w:tcW w:w="4361" w:type="dxa"/>
-          </w:tcPr>
-          <w:p>
-            <w:pPr>
-              <w:pStyle w:val="Compact"/>
-            </w:pPr>
-            <w:r>
-              <w:t xml:space="preserve">300 кбіт/с – 18 Мбіт/с залежно від роздільності й частоти кадрів; початковий вихідний бітрейт сервера не менше 4 Мбіт/с, пропорційно бюджету бітрейту трансляції; вхідний – до 21,6 Мбіт/с</w:t>
-            </w:r>
-          </w:p>
-        </w:tc>
-      </w:tr>
-      <w:tr>
-        <w:tc>
-          <w:tcPr>
-            <w:tcW w:w="2939" w:type="dxa"/>
-          </w:tcPr>
-          <w:p>
-            <w:pPr>
-              <w:pStyle w:val="Compact"/>
-            </w:pPr>
-            <w:r>
-              <w:t xml:space="preserve">Ефективність функціонування</w:t>
-            </w:r>
-          </w:p>
-        </w:tc>
-        <w:tc>
-          <w:tcPr>
-            <w:tcW w:w="2621" w:type="dxa"/>
-          </w:tcPr>
-          <w:p>
-            <w:pPr>
-              <w:pStyle w:val="Compact"/>
-            </w:pPr>
-            <w:r>
-              <w:t xml:space="preserve">Використання ресурсів сервера</w:t>
-            </w:r>
-          </w:p>
-        </w:tc>
-        <w:tc>
-          <w:tcPr>
-            <w:tcW w:w="4361" w:type="dxa"/>
-          </w:tcPr>
-          <w:p>
-            <w:pPr>
-              <w:pStyle w:val="Compact"/>
-            </w:pPr>
-            <w:r>
-              <w:t xml:space="preserve">процесів пересилання медіапотоків стільки, скільки ядер процесора; трансляція потрапляє до найменш завантаженого</w:t>
-            </w:r>
-          </w:p>
-        </w:tc>
-      </w:tr>
-      <w:tr>
-        <w:tc>
-          <w:tcPr>
-            <w:tcW w:w="2939" w:type="dxa"/>
-          </w:tcPr>
-          <w:p>
-            <w:pPr>
-              <w:pStyle w:val="Compact"/>
-            </w:pPr>
-            <w:r>
-              <w:t xml:space="preserve">Ефективність функціонування</w:t>
-            </w:r>
-          </w:p>
-        </w:tc>
-        <w:tc>
-          <w:tcPr>
-            <w:tcW w:w="2621" w:type="dxa"/>
-          </w:tcPr>
-          <w:p>
-            <w:pPr>
-              <w:pStyle w:val="Compact"/>
-            </w:pPr>
-            <w:r>
-              <w:t xml:space="preserve">Затримка доставки</w:t>
-            </w:r>
-          </w:p>
-        </w:tc>
-        <w:tc>
-          <w:tcPr>
-            <w:tcW w:w="4361" w:type="dxa"/>
-          </w:tcPr>
-          <w:p>
-            <w:pPr>
-              <w:pStyle w:val="Compact"/>
-            </w:pPr>
-            <w:r>
-              <w:t xml:space="preserve">[ПОТРЕБУЄ УТОЧНЕННЯ: цільове значення затримки та результати її вимірювання]</w:t>
-            </w:r>
-          </w:p>
-        </w:tc>
-      </w:tr>
-      <w:tr>
-        <w:tc>
-          <w:tcPr>
-            <w:tcW w:w="2939" w:type="dxa"/>
-          </w:tcPr>
-          <w:p>
-            <w:pPr>
-              <w:pStyle w:val="Compact"/>
-            </w:pPr>
-            <w:r>
-              <w:t xml:space="preserve">Сумісність</w:t>
-            </w:r>
-          </w:p>
-        </w:tc>
-        <w:tc>
-          <w:tcPr>
-            <w:tcW w:w="2621" w:type="dxa"/>
-          </w:tcPr>
-          <w:p>
-            <w:pPr>
-              <w:pStyle w:val="Compact"/>
-            </w:pPr>
-            <w:r>
-              <w:t xml:space="preserve">Кодеки</w:t>
-            </w:r>
-          </w:p>
-        </w:tc>
-        <w:tc>
-          <w:tcPr>
-            <w:tcW w:w="4361" w:type="dxa"/>
-          </w:tcPr>
-          <w:p>
-            <w:pPr>
-              <w:pStyle w:val="Compact"/>
-            </w:pPr>
-            <w:r>
-              <w:t xml:space="preserve">Opus для звуку; H.264 як основний відеокодек, VP8 – резервний</w:t>
-            </w:r>
-          </w:p>
-        </w:tc>
-      </w:tr>
-      <w:tr>
-        <w:tc>
-          <w:tcPr>
-            <w:tcW w:w="2939" w:type="dxa"/>
-          </w:tcPr>
-          <w:p>
-            <w:pPr>
-              <w:pStyle w:val="Compact"/>
-            </w:pPr>
-            <w:r>
-              <w:t xml:space="preserve">Сумісність</w:t>
-            </w:r>
-          </w:p>
-        </w:tc>
-        <w:tc>
-          <w:tcPr>
-            <w:tcW w:w="2621" w:type="dxa"/>
-          </w:tcPr>
-          <w:p>
-            <w:pPr>
-              <w:pStyle w:val="Compact"/>
-            </w:pPr>
-            <w:r>
-              <w:t xml:space="preserve">Платформи настільного застосунку</w:t>
-            </w:r>
-          </w:p>
-        </w:tc>
-        <w:tc>
-          <w:tcPr>
-            <w:tcW w:w="4361" w:type="dxa"/>
-          </w:tcPr>
-          <w:p>
-            <w:pPr>
-              <w:pStyle w:val="Compact"/>
-            </w:pPr>
-            <w:r>
-              <w:t xml:space="preserve">інсталятори для Windows (x64), macOS (універсальний) і Linux (AppImage); автоматичне оновлення – Windows і Linux</w:t>
-            </w:r>
-          </w:p>
-        </w:tc>
-      </w:tr>
-      <w:tr>
-        <w:tc>
-          <w:tcPr>
-            <w:tcW w:w="2939" w:type="dxa"/>
-          </w:tcPr>
-          <w:p>
-            <w:pPr>
-              <w:pStyle w:val="Compact"/>
-            </w:pPr>
-            <w:r>
-              <w:t xml:space="preserve">Надійність</w:t>
-            </w:r>
-          </w:p>
-        </w:tc>
-        <w:tc>
-          <w:tcPr>
-            <w:tcW w:w="2621" w:type="dxa"/>
-          </w:tcPr>
-          <w:p>
-            <w:pPr>
-              <w:pStyle w:val="Compact"/>
-            </w:pPr>
-            <w:r>
-              <w:t xml:space="preserve">Відновлення трансляції</w:t>
-            </w:r>
-          </w:p>
-        </w:tc>
-        <w:tc>
-          <w:tcPr>
-            <w:tcW w:w="4361" w:type="dxa"/>
-          </w:tcPr>
-          <w:p>
-            <w:pPr>
-              <w:pStyle w:val="Compact"/>
-            </w:pPr>
-            <w:r>
-              <w:t xml:space="preserve">очікування стримера до 5 спроб з інтервалом 6 с; закриття незавершених трансляцій під час запуску сервера</w:t>
-            </w:r>
-          </w:p>
-        </w:tc>
-      </w:tr>
-      <w:tr>
-        <w:tc>
-          <w:tcPr>
-            <w:tcW w:w="2939" w:type="dxa"/>
-          </w:tcPr>
-          <w:p>
-            <w:pPr>
-              <w:pStyle w:val="Compact"/>
-            </w:pPr>
-            <w:r>
-              <w:t xml:space="preserve">Надійність</w:t>
-            </w:r>
-          </w:p>
-        </w:tc>
-        <w:tc>
-          <w:tcPr>
-            <w:tcW w:w="2621" w:type="dxa"/>
-          </w:tcPr>
-          <w:p>
-            <w:pPr>
-              <w:pStyle w:val="Compact"/>
-            </w:pPr>
-            <w:r>
-              <w:t xml:space="preserve">Обслуговування даних</w:t>
-            </w:r>
-          </w:p>
-        </w:tc>
-        <w:tc>
-          <w:tcPr>
-            <w:tcW w:w="4361" w:type="dxa"/>
-          </w:tcPr>
-          <w:p>
-            <w:pPr>
-              <w:pStyle w:val="Compact"/>
-            </w:pPr>
-            <w:r>
-              <w:t xml:space="preserve">щотижневе (понеділок, 00:00) видалення гостьових записів, неактивних понад 7 діб</w:t>
-            </w:r>
-          </w:p>
-        </w:tc>
-      </w:tr>
-      <w:tr>
-        <w:tc>
-          <w:tcPr>
-            <w:tcW w:w="2939" w:type="dxa"/>
-          </w:tcPr>
-          <w:p>
-            <w:pPr>
-              <w:pStyle w:val="Compact"/>
-            </w:pPr>
-            <w:r>
-              <w:t xml:space="preserve">Безпека</w:t>
-            </w:r>
-          </w:p>
-        </w:tc>
-        <w:tc>
-          <w:tcPr>
-            <w:tcW w:w="2621" w:type="dxa"/>
-          </w:tcPr>
-          <w:p>
-            <w:pPr>
-              <w:pStyle w:val="Compact"/>
-            </w:pPr>
-            <w:r>
-              <w:t xml:space="preserve">Сеанси</w:t>
-            </w:r>
-          </w:p>
-        </w:tc>
-        <w:tc>
-          <w:tcPr>
-            <w:tcW w:w="4361" w:type="dxa"/>
-          </w:tcPr>
-          <w:p>
-            <w:pPr>
-              <w:pStyle w:val="Compact"/>
-            </w:pPr>
-            <w:r>
-              <w:t xml:space="preserve">JWT у файлі cookie з атрибутами HttpOnly і SameSite=Lax, у виробничому середовищі – Secure і префікс __Secure-; той самий сеанс перевіряє сервер WebSocket</w:t>
-            </w:r>
-          </w:p>
-        </w:tc>
-      </w:tr>
-      <w:tr>
-        <w:tc>
-          <w:tcPr>
-            <w:tcW w:w="2939" w:type="dxa"/>
-          </w:tcPr>
-          <w:p>
-            <w:pPr>
-              <w:pStyle w:val="Compact"/>
-            </w:pPr>
-            <w:r>
-              <w:t xml:space="preserve">Безпека</w:t>
-            </w:r>
-          </w:p>
-        </w:tc>
-        <w:tc>
-          <w:tcPr>
-            <w:tcW w:w="2621" w:type="dxa"/>
-          </w:tcPr>
-          <w:p>
-            <w:pPr>
-              <w:pStyle w:val="Compact"/>
-            </w:pPr>
-            <w:r>
-              <w:t xml:space="preserve">Вхід із настільного застосунку</w:t>
-            </w:r>
-          </w:p>
-        </w:tc>
-        <w:tc>
-          <w:tcPr>
-            <w:tcW w:w="4361" w:type="dxa"/>
-          </w:tcPr>
-          <w:p>
-            <w:pPr>
-              <w:pStyle w:val="Compact"/>
-            </w:pPr>
-            <w:r>
-              <w:t xml:space="preserve">PKCE (S256), перевірка параметра state, локальна адреса 127.0.0.1; запит дійсний 15 хв, одноразовий код – 120 с</w:t>
-            </w:r>
-          </w:p>
-        </w:tc>
-      </w:tr>
-      <w:tr>
-        <w:tc>
-          <w:tcPr>
-            <w:tcW w:w="2939" w:type="dxa"/>
-          </w:tcPr>
-          <w:p>
-            <w:pPr>
-              <w:pStyle w:val="Compact"/>
-            </w:pPr>
-            <w:r>
-              <w:t xml:space="preserve">Безпека</w:t>
-            </w:r>
-          </w:p>
-        </w:tc>
-        <w:tc>
-          <w:tcPr>
-            <w:tcW w:w="2621" w:type="dxa"/>
-          </w:tcPr>
-          <w:p>
-            <w:pPr>
-              <w:pStyle w:val="Compact"/>
-            </w:pPr>
-            <w:r>
-              <w:t xml:space="preserve">Ізоляція настільного застосунку</w:t>
-            </w:r>
-          </w:p>
-        </w:tc>
-        <w:tc>
-          <w:tcPr>
-            <w:tcW w:w="4361" w:type="dxa"/>
-          </w:tcPr>
-          <w:p>
-            <w:pPr>
-              <w:pStyle w:val="Compact"/>
-            </w:pPr>
-            <w:r>
-              <w:t xml:space="preserve">ізоляція контексту, відсутність Node.js у сторінці, інструменти розробника лише в режимі розробки; перевірка даних IPC схемами</w:t>
-            </w:r>
-          </w:p>
-        </w:tc>
-      </w:tr>
-      <w:tr>
-        <w:tc>
-          <w:tcPr>
-            <w:tcW w:w="2939" w:type="dxa"/>
-          </w:tcPr>
-          <w:p>
-            <w:pPr>
-              <w:pStyle w:val="Compact"/>
-            </w:pPr>
-            <w:r>
-              <w:t xml:space="preserve">Супроводжуваність</w:t>
-            </w:r>
-          </w:p>
-        </w:tc>
-        <w:tc>
-          <w:tcPr>
-            <w:tcW w:w="2621" w:type="dxa"/>
-          </w:tcPr>
-          <w:p>
-            <w:pPr>
-              <w:pStyle w:val="Compact"/>
-            </w:pPr>
-            <w:r>
-              <w:t xml:space="preserve">Конфігурація</w:t>
-            </w:r>
-          </w:p>
-        </w:tc>
-        <w:tc>
-          <w:tcPr>
-            <w:tcW w:w="4361" w:type="dxa"/>
-          </w:tcPr>
-          <w:p>
-            <w:pPr>
-              <w:pStyle w:val="Compact"/>
-            </w:pPr>
-            <w:r>
-              <w:t xml:space="preserve">перевірка змінних середовища схемами під час запуску; спільні пакети протоколу, схем даних і конфігурації</w:t>
-            </w:r>
-          </w:p>
-        </w:tc>
-      </w:tr>
-    </w:tbl>
+        <w:t xml:space="preserve">Нефункціональні вимоги згруповано за моделлю якості ISO/IEC 25010 [23], а їхні числові значення взято з коду та конфігурації системи.</w:t>
+      </w:r>
+    </w:p>
+    <w:p>
+      <w:pPr>
+        <w:pStyle w:val="BodyText"/>
+      </w:pPr>
+      <w:r>
+        <w:t xml:space="preserve">Вимоги до надійності:</w:t>
+      </w:r>
+    </w:p>
+    <w:p>
+      <w:pPr>
+        <w:pStyle w:val="BodyText"/>
+      </w:pPr>
+      <w:r>
+        <w:t xml:space="preserve">1) після розриву з’єднання стримера система повинна очікувати його повторного підключення протягом 5 спроб з інтервалом 6 с і лише потім завершувати трансляцію;</w:t>
+      </w:r>
+    </w:p>
+    <w:p>
+      <w:pPr>
+        <w:pStyle w:val="BodyText"/>
+      </w:pPr>
+      <w:r>
+        <w:t xml:space="preserve">2) під час запуску сервер сигналізації повинен завершувати трансляції, що залишилися незавершеними після його зупинки;</w:t>
+      </w:r>
+    </w:p>
+    <w:p>
+      <w:pPr>
+        <w:pStyle w:val="BodyText"/>
+      </w:pPr>
+      <w:r>
+        <w:t xml:space="preserve">3) якщо звук застосунку захопити не вдалося, система повинна транслювати лише відео й повідомляти про це стримера.</w:t>
+      </w:r>
+    </w:p>
+    <w:p>
+      <w:pPr>
+        <w:pStyle w:val="BodyText"/>
+      </w:pPr>
+      <w:r>
+        <w:t xml:space="preserve">Вимоги до продуктивності:</w:t>
+      </w:r>
+    </w:p>
+    <w:p>
+      <w:pPr>
+        <w:pStyle w:val="BodyText"/>
+      </w:pPr>
+      <w:r>
+        <w:t xml:space="preserve">1) система повинна без дій стримера перемикати трансляцію на нове вікно застосунку протягом одного циклу опитування вікон (1,5 с), а після його закриття – повертати до початкового вікна;</w:t>
+      </w:r>
+    </w:p>
+    <w:p>
+      <w:pPr>
+        <w:pStyle w:val="BodyText"/>
+      </w:pPr>
+      <w:r>
+        <w:t xml:space="preserve">2) система повинна передавати зображення в профілях від 360p до роздільності джерела (до 3840×2160) з частотою 5, 30 або 60 кадр/с, понад 1440p – до 30 кадр/с;</w:t>
+      </w:r>
+    </w:p>
+    <w:p>
+      <w:pPr>
+        <w:pStyle w:val="BodyText"/>
+      </w:pPr>
+      <w:r>
+        <w:t xml:space="preserve">3) бітрейт відео повинен становити від 300 кбіт/с до 18 Мбіт/с залежно від профілю, початковий вихідний бітрейт сервера – не менше 4 Мбіт/с, вхідний – до 21,6 Мбіт/с;</w:t>
+      </w:r>
+    </w:p>
+    <w:p>
+      <w:pPr>
+        <w:pStyle w:val="BodyText"/>
+      </w:pPr>
+      <w:r>
+        <w:t xml:space="preserve">4) сервер повинен запускати стільки процесів пересилання медіапотоків, скільки ядер має процесор, і призначати трансляцію найменш завантаженому з них;</w:t>
+      </w:r>
+    </w:p>
+    <w:p>
+      <w:pPr>
+        <w:pStyle w:val="BodyText"/>
+      </w:pPr>
+      <w:r>
+        <w:t xml:space="preserve">5) затримка доставки зображення глядачеві не повинна перевищувати [ПОТРЕБУЄ УТОЧНЕННЯ: цільове значення затримки].</w:t>
+      </w:r>
+    </w:p>
+    <w:p>
+      <w:pPr>
+        <w:pStyle w:val="BodyText"/>
+      </w:pPr>
+      <w:r>
+        <w:t xml:space="preserve">Вимоги до безпеки:</w:t>
+      </w:r>
+    </w:p>
+    <w:p>
+      <w:pPr>
+        <w:pStyle w:val="BodyText"/>
+      </w:pPr>
+      <w:r>
+        <w:t xml:space="preserve">1) закриті сторінки та маршрути WebSocket повинні бути недоступні без дійсного сеансу, а керувати трансляцією повинен мати змогу лише її власник – зареєстрований стример;</w:t>
+      </w:r>
+    </w:p>
+    <w:p>
+      <w:pPr>
+        <w:pStyle w:val="BodyText"/>
+      </w:pPr>
+      <w:r>
+        <w:t xml:space="preserve">2) сеанс повинен зберігатися як JWT у cookie з атрибутами HttpOnly і SameSite=Lax, у виробничому середовищі – також Secure і префіксом __Secure-, і перевірятися сервером WebSocket;</w:t>
+      </w:r>
+    </w:p>
+    <w:p>
+      <w:pPr>
+        <w:pStyle w:val="BodyText"/>
+      </w:pPr>
+      <w:r>
+        <w:t xml:space="preserve">3) вхід із настільного застосунку повинен виконуватися в системному браузері за схемою PKCE з перевіркою параметра state [24, 25], бо Google блокує вхід у вбудованих вебпереглядах [26]; запит дійсний 15 хв, одноразовий код – 120 с;</w:t>
+      </w:r>
+    </w:p>
+    <w:p>
+      <w:pPr>
+        <w:pStyle w:val="BodyText"/>
+      </w:pPr>
+      <w:r>
+        <w:t xml:space="preserve">4) сторінки настільного застосунку повинні працювати з ізоляцією контексту, без доступу до Node.js, а дані каналів IPC – перевірятися схемами.</w:t>
+      </w:r>
+    </w:p>
+    <w:p>
+      <w:pPr>
+        <w:pStyle w:val="BodyText"/>
+      </w:pPr>
+      <w:r>
+        <w:t xml:space="preserve">Вимоги до сумісності:</w:t>
+      </w:r>
+    </w:p>
+    <w:p>
+      <w:pPr>
+        <w:pStyle w:val="BodyText"/>
+      </w:pPr>
+      <w:r>
+        <w:t xml:space="preserve">1) перегляд трансляції повинен працювати в браузері без встановлення додаткових програм;</w:t>
+      </w:r>
+    </w:p>
+    <w:p>
+      <w:pPr>
+        <w:pStyle w:val="BodyText"/>
+      </w:pPr>
+      <w:r>
+        <w:t xml:space="preserve">2) звук повинен передаватися кодеком Opus, а відео – насамперед кодеком H.264, що дає змогу апаратного кодування, з резервним кодеком VP8;</w:t>
+      </w:r>
+    </w:p>
+    <w:p>
+      <w:pPr>
+        <w:pStyle w:val="BodyText"/>
+      </w:pPr>
+      <w:r>
+        <w:t xml:space="preserve">3) настільний застосунок повинен постачатися для Windows, macOS і Linux з автоматичним оновленням у Windows і Linux та ручним – у macOS [ПОТРЕБУЄ УТОЧНЕННЯ: чи випробувано застосунок на macOS].</w:t>
+      </w:r>
+    </w:p>
+    <w:p>
+      <w:pPr>
+        <w:pStyle w:val="BodyText"/>
+      </w:pPr>
+      <w:r>
+        <w:t xml:space="preserve">Вимоги до супроводжуваності:</w:t>
+      </w:r>
+    </w:p>
+    <w:p>
+      <w:pPr>
+        <w:pStyle w:val="BodyText"/>
+      </w:pPr>
+      <w:r>
+        <w:t xml:space="preserve">1) змінні середовища кожного застосунку повинні перевірятися схемами під час запуску, а помилка конфігурації – зупиняти запуск;</w:t>
+      </w:r>
+    </w:p>
+    <w:p>
+      <w:pPr>
+        <w:pStyle w:val="BodyText"/>
+      </w:pPr>
+      <w:r>
+        <w:t xml:space="preserve">2) протокол обміну повідомленнями, схеми даних і розрахунок бітрейту повинні бути спільними модулями вебзастосунку й сервера сигналізації;</w:t>
+      </w:r>
+    </w:p>
+    <w:p>
+      <w:pPr>
+        <w:pStyle w:val="BodyText"/>
+      </w:pPr>
+      <w:r>
+        <w:t xml:space="preserve">3) код повинен писатися мовою TypeScript із суворою перевіркою типів.</w:t>
+      </w:r>
+    </w:p>
+    <w:p>
+      <w:pPr>
+        <w:pStyle w:val="BodyText"/>
+      </w:pPr>
+      <w:r>
+        <w:t xml:space="preserve">Вимоги до зручності використання:</w:t>
+      </w:r>
+    </w:p>
+    <w:p>
+      <w:pPr>
+        <w:pStyle w:val="BodyText"/>
+      </w:pPr>
+      <w:r>
+        <w:t xml:space="preserve">1) англомовний інтерфейс повинен мати світлу й темну теми відповідно до налаштувань операційної системи;</w:t>
+      </w:r>
+    </w:p>
+    <w:p>
+      <w:pPr>
+        <w:pStyle w:val="BodyText"/>
+      </w:pPr>
+      <w:r>
+        <w:t xml:space="preserve">2) перед трансляцією система повинна показувати мініатюри вікон і екранів та попередній перегляд обраного джерела.</w:t>
+      </w:r>
+    </w:p>
     <w:bookmarkEnd w:id="27"/>
-    <w:p>
-      <w:pPr>
-        <w:pStyle w:val="BodyText"/>
-        <w:spacing w:before="480"/>
-      </w:pPr>
-      <w:r>
-        <w:t xml:space="preserve">Автоматичне оновлення підключено лише для Windows і Linux; збірку для macOS не підписано, і нова версія встановлюється вручну з образу DMG. [ПОТРЕБУЄ УТОЧНЕННЯ: чи випробувано настільний застосунок на macOS і які операційні системи заявляти як підтримувані]</w:t>
-      </w:r>
-    </w:p>
-    <w:p>
-      <w:pPr>
-        <w:pStyle w:val="BodyText"/>
-      </w:pPr>
-      <w:r>
-        <w:t xml:space="preserve">Вхід із настільного застосунку виконується в системному браузері із захистом PKCE, як рекомендує RFC 8252 [24, 25]; вхід Google через вбудовані вебперегляди заблоковано [26].</w:t>
-      </w:r>
-    </w:p>
-    <w:p>
-      <w:pPr>
-        <w:pStyle w:val="BodyText"/>
-      </w:pPr>
-      <w:r>
-        <w:t xml:space="preserve">Вимоги до взаємодії з користувачем є якісними: світла й темна теми за налаштуваннями системи, попередній перегляд джерела, повідомлення про помилки; мова інтерфейсу – англійська.</w:t>
-      </w:r>
-    </w:p>
-    <w:bookmarkEnd w:id="28"/>
-    <w:bookmarkStart w:id="29" w:name="висновки-до-розділу-1"/>
+    <w:bookmarkStart w:id="28" w:name="висновки-до-розділу-1"/>
     <w:p>
       <w:pPr>
         <w:pStyle w:val="Heading2"/>
@@ -5541,7 +5152,7 @@
         <w:spacing w:before="480"/>
       </w:pPr>
       <w:r>
-        <w:t xml:space="preserve">Аналіз предметної області показав доцільність технології WebRTC у топології SFU для інтерактивних трансляцій з одним джерелом і багатьма глядачами, а порівняння з аналогами – відсутність рішення, що поєднує захоплення окремого застосунку з його звуком, перехід до нових вікон цього застосунку та перегляд у браузері без приєднання до зустрічі.</w:t>
+        <w:t xml:space="preserve">Аналіз предметної області обґрунтував вибір WebRTC у топології SFU для трансляцій з одним джерелом і багатьма глядачами, а порівняння з аналогами – відсутність рішення, що поєднує захоплення окремого застосунку з його звуком, перехід до його нових вікон і перегляд у браузері без приєднання до зустрічі.</w:t>
       </w:r>
     </w:p>
     <w:p>
@@ -5549,12 +5160,12 @@
         <w:pStyle w:val="BodyText"/>
       </w:pPr>
       <w:r>
-        <w:t xml:space="preserve">На цій основі визначено дійових осіб «Глядач» і «Стример», шість варіантів використання, кожен із яких деталізовано сценарієм, сформульовано 19 функціональних вимог і згруповано нефункціональні вимоги за моделлю ISO/IEC 25010; ця специфікація є вихідними даними для планування, проєктування та реалізації системи.</w:t>
-      </w:r>
-    </w:p>
+        <w:t xml:space="preserve">На цій основі визначено дійових осіб «Глядач» і «Стример», шість варіантів використання зі сценаріями, 19 функціональних вимог і нефункціональні вимоги до надійності, продуктивності, безпеки, сумісності, супроводжуваності та зручності використання.</w:t>
+      </w:r>
+    </w:p>
+    <w:bookmarkEnd w:id="28"/>
     <w:bookmarkEnd w:id="29"/>
-    <w:bookmarkEnd w:id="30"/>
-    <w:bookmarkStart w:id="45" w:name="планування-програмного-проєкту"/>
+    <w:bookmarkStart w:id="44" w:name="планування-програмного-проєкту"/>
     <w:p>
       <w:pPr>
         <w:pStyle w:val="Heading1"/>
@@ -5563,7 +5174,7 @@
         <w:t xml:space="preserve">2 ПЛАНУВАННЯ ПРОГРАМНОГО ПРОЄКТУ</w:t>
       </w:r>
     </w:p>
-    <w:bookmarkStart w:id="35" w:name="оцінювання-тривалості-розробки"/>
+    <w:bookmarkStart w:id="34" w:name="оцінювання-тривалості-розробки"/>
     <w:p>
       <w:pPr>
         <w:pStyle w:val="Heading2"/>
@@ -5773,7 +5384,7 @@
         <w:t xml:space="preserve">– кількість простих, середніх і складних дійових осіб відповідно.</w:t>
       </w:r>
     </w:p>
-    <w:bookmarkStart w:id="31" w:name="tbl:ucp-actors"/>
+    <w:bookmarkStart w:id="30" w:name="tbl:ucp-actors"/>
     <w:p>
       <w:pPr>
         <w:pStyle w:val="TableCaption"/>
@@ -6029,7 +5640,7 @@
         </w:tc>
       </w:tr>
     </w:tbl>
-    <w:bookmarkEnd w:id="31"/>
+    <w:bookmarkEnd w:id="30"/>
     <w:p>
       <w:pPr>
         <w:pStyle w:val="BodyText"/>
@@ -6304,7 +5915,7 @@
         <w:t xml:space="preserve">Транзакції кожного з шести варіантів використання підраховано за їхніми сценаріями (табл. 2.2).</w:t>
       </w:r>
     </w:p>
-    <w:bookmarkStart w:id="32" w:name="tbl:ucp-use-cases"/>
+    <w:bookmarkStart w:id="31" w:name="tbl:ucp-use-cases"/>
     <w:p>
       <w:pPr>
         <w:pStyle w:val="TableCaption"/>
@@ -6776,7 +6387,7 @@
         </w:tc>
       </w:tr>
     </w:tbl>
-    <w:bookmarkEnd w:id="32"/>
+    <w:bookmarkEnd w:id="31"/>
     <w:p>
       <w:pPr>
         <w:pStyle w:val="BodyText"/>
@@ -7072,7 +6683,7 @@
         <w:t xml:space="preserve">– оцінка його впливу.</w:t>
       </w:r>
     </w:p>
-    <w:bookmarkStart w:id="33" w:name="tbl:ucp-tcf"/>
+    <w:bookmarkStart w:id="32" w:name="tbl:ucp-tcf"/>
     <w:p>
       <w:pPr>
         <w:pStyle w:val="TableCaption"/>
@@ -8648,7 +8259,7 @@
         </w:tc>
       </w:tr>
     </w:tbl>
-    <w:bookmarkEnd w:id="33"/>
+    <w:bookmarkEnd w:id="32"/>
     <w:p>
       <w:pPr>
         <w:pStyle w:val="BodyText"/>
@@ -8958,7 +8569,7 @@
         <w:t xml:space="preserve">Фактори середовища оцінено для автора роботи з обґрунтуванням кожної оцінки (табл. 2.4).</w:t>
       </w:r>
     </w:p>
-    <w:bookmarkStart w:id="34" w:name="tbl:ucp-ef"/>
+    <w:bookmarkStart w:id="33" w:name="tbl:ucp-ef"/>
     <w:p>
       <w:pPr>
         <w:pStyle w:val="TableCaption"/>
@@ -10014,7 +9625,7 @@
         </w:tc>
       </w:tr>
     </w:tbl>
-    <w:bookmarkEnd w:id="34"/>
+    <w:bookmarkEnd w:id="33"/>
     <w:p>
       <w:pPr>
         <w:pStyle w:val="BodyText"/>
@@ -10477,8 +10088,8 @@
         <w:t xml:space="preserve">Така трудомісткість перевищує можливості одного розробника в межах часу, відведеного на кваліфікаційну роботу, тому план зосереджено на реалізації шести варіантів використання, а значну частину функцій покладено на готові компоненти (mediasoup, Auth.js, Next.js, Electron), так що повністю самостійно розробляються лише захоплення окремих застосунків і режим слідування.</w:t>
       </w:r>
     </w:p>
-    <w:bookmarkEnd w:id="35"/>
-    <w:bookmarkStart w:id="41" w:name="розробка-плану-виконання-проєкту"/>
+    <w:bookmarkEnd w:id="34"/>
+    <w:bookmarkStart w:id="40" w:name="розробка-плану-виконання-проєкту"/>
     <w:p>
       <w:pPr>
         <w:pStyle w:val="Heading2"/>
@@ -10576,7 +10187,7 @@
         <w:t xml:space="preserve">Терміни та попередники робіт наведено в табл. 2.5.</w:t>
       </w:r>
     </w:p>
-    <w:bookmarkStart w:id="36" w:name="tbl:wbs"/>
+    <w:bookmarkStart w:id="35" w:name="tbl:wbs"/>
     <w:p>
       <w:pPr>
         <w:pStyle w:val="TableCaption"/>
@@ -11488,7 +11099,7 @@
         </w:tc>
       </w:tr>
     </w:tbl>
-    <w:bookmarkEnd w:id="36"/>
+    <w:bookmarkEnd w:id="35"/>
     <w:p>
       <w:pPr>
         <w:pStyle w:val="BodyText"/>
@@ -11506,7 +11117,7 @@
         <w:t xml:space="preserve">Роботи на діаграмі Ганта (рис. 2.1) згруповано в етапи: розробка вебсервісу (1–4), настільного застосунку (5–8), тестування й документування (9).</w:t>
       </w:r>
     </w:p>
-    <w:bookmarkStart w:id="40" w:name="fig:gantt"/>
+    <w:bookmarkStart w:id="39" w:name="fig:gantt"/>
     <w:p>
       <w:pPr>
         <w:pStyle w:val="CaptionedFigure"/>
@@ -11516,18 +11127,18 @@
           <wp:inline>
             <wp:extent cx="5759999" cy="2411942"/>
             <wp:effectExtent b="0" l="0" r="0" t="0"/>
-            <wp:docPr descr="Діаграма Ганта проєкту" title="" id="38" name="Picture"/>
+            <wp:docPr descr="Діаграма Ганта проєкту" title="" id="37" name="Picture"/>
             <a:graphic>
               <a:graphicData uri="http://schemas.openxmlformats.org/drawingml/2006/picture">
                 <pic:pic>
                   <pic:nvPicPr>
-                    <pic:cNvPr descr="../diagrams/fig-gantt.png" id="39" name="Picture"/>
+                    <pic:cNvPr descr="../diagrams/fig-gantt.png" id="38" name="Picture"/>
                     <pic:cNvPicPr>
                       <a:picLocks noChangeArrowheads="1" noChangeAspect="1"/>
                     </pic:cNvPicPr>
                   </pic:nvPicPr>
                   <pic:blipFill>
-                    <a:blip r:embed="rId37"/>
+                    <a:blip r:embed="rId36"/>
                     <a:stretch>
                       <a:fillRect/>
                     </a:stretch>
@@ -11562,7 +11173,7 @@
         <w:t xml:space="preserve">Рисунок 2.1 – Діаграма Ганта проєкту</w:t>
       </w:r>
     </w:p>
-    <w:bookmarkEnd w:id="40"/>
+    <w:bookmarkEnd w:id="39"/>
     <w:p>
       <w:pPr>
         <w:pStyle w:val="BodyText"/>
@@ -11572,8 +11183,8 @@
         <w:t xml:space="preserve">Роботи виконуються послідовно, бо їх виконує один розробник. Найтривалішою та найтрудомісткішою є робота 1, далі – робота 2. Критичною є робота 5: захоплення окремих застосунків становить новизну системи, від нього залежать роботи 6–8. Розробка програмної частини триває 122 календарні дні (27.05–25.09.2026).</w:t>
       </w:r>
     </w:p>
-    <w:bookmarkEnd w:id="41"/>
-    <w:bookmarkStart w:id="43" w:name="аналіз-ризиків-та-планування-реакцій"/>
+    <w:bookmarkEnd w:id="40"/>
+    <w:bookmarkStart w:id="42" w:name="аналіз-ризиків-та-планування-реакцій"/>
     <w:p>
       <w:pPr>
         <w:pStyle w:val="Heading2"/>
@@ -11591,7 +11202,7 @@
         <w:t xml:space="preserve">Імовірність і вплив ризиків оцінено експертно за трирівневою шкалою, стратегією реагування є уникнення, пом’якшення або прийняття (табл. 2.6).</w:t>
       </w:r>
     </w:p>
-    <w:bookmarkStart w:id="42" w:name="tbl:risks"/>
+    <w:bookmarkStart w:id="41" w:name="tbl:risks"/>
     <w:p>
       <w:pPr>
         <w:pStyle w:val="TableCaption"/>
@@ -12503,7 +12114,7 @@
         </w:tc>
       </w:tr>
     </w:tbl>
-    <w:bookmarkEnd w:id="42"/>
+    <w:bookmarkEnd w:id="41"/>
     <w:p>
       <w:pPr>
         <w:pStyle w:val="BodyText"/>
@@ -12513,8 +12124,8 @@
         <w:t xml:space="preserve">Ризик R2 [24, 26] усунуто в роботі 6, R3 і R4 – у роботах 5 і 7, R8 і R9 – планом робіт 5–8.</w:t>
       </w:r>
     </w:p>
-    <w:bookmarkEnd w:id="43"/>
-    <w:bookmarkStart w:id="44" w:name="висновки-до-розділу-2"/>
+    <w:bookmarkEnd w:id="42"/>
+    <w:bookmarkStart w:id="43" w:name="висновки-до-розділу-2"/>
     <w:p>
       <w:pPr>
         <w:pStyle w:val="Heading2"/>
@@ -12567,9 +12178,9 @@
         <w:t xml:space="preserve">, або близько 3074 люд.-год. Дев’ять робіт виконуються з 27.05 до 25.09.2026, критична – захоплення окремих застосунків; заходи щодо ключових ризиків реалізовано в коді.</w:t>
       </w:r>
     </w:p>
+    <w:bookmarkEnd w:id="43"/>
     <w:bookmarkEnd w:id="44"/>
-    <w:bookmarkEnd w:id="45"/>
-    <w:bookmarkStart w:id="106" w:name="проєктування-програмної-системи"/>
+    <w:bookmarkStart w:id="105" w:name="проєктування-програмної-системи"/>
     <w:p>
       <w:pPr>
         <w:pStyle w:val="Heading1"/>
@@ -12578,7 +12189,7 @@
         <w:t xml:space="preserve">3 ПРОЄКТУВАННЯ ПРОГРАМНОЇ СИСТЕМИ</w:t>
       </w:r>
     </w:p>
-    <w:bookmarkStart w:id="54" w:name="архітектура-програмної-системи"/>
+    <w:bookmarkStart w:id="53" w:name="архітектура-програмної-системи"/>
     <w:p>
       <w:pPr>
         <w:pStyle w:val="Heading2"/>
@@ -12596,7 +12207,7 @@
         <w:t xml:space="preserve">Програмну систему організовано як монорепозиторій pnpm, у якому три виконувані модулі спираються на три спільні модулі. Модулі та зв’язки між ними наведено на діаграмі компонентів (рис. 3.1), побудованій у нотації UML [21]. Вихідний код ключових модулів наведено в додатку А.</w:t>
       </w:r>
     </w:p>
-    <w:bookmarkStart w:id="49" w:name="fig:components"/>
+    <w:bookmarkStart w:id="48" w:name="fig:components"/>
     <w:p>
       <w:pPr>
         <w:pStyle w:val="CaptionedFigure"/>
@@ -12606,18 +12217,18 @@
           <wp:inline>
             <wp:extent cx="5759999" cy="4868085"/>
             <wp:effectExtent b="0" l="0" r="0" t="0"/>
-            <wp:docPr descr="Діаграма компонентів програмної системи" title="" id="47" name="Picture"/>
+            <wp:docPr descr="Діаграма компонентів програмної системи" title="" id="46" name="Picture"/>
             <a:graphic>
               <a:graphicData uri="http://schemas.openxmlformats.org/drawingml/2006/picture">
                 <pic:pic>
                   <pic:nvPicPr>
-                    <pic:cNvPr descr="../diagrams/fig-components.png" id="48" name="Picture"/>
+                    <pic:cNvPr descr="../diagrams/fig-components.png" id="47" name="Picture"/>
                     <pic:cNvPicPr>
                       <a:picLocks noChangeArrowheads="1" noChangeAspect="1"/>
                     </pic:cNvPicPr>
                   </pic:nvPicPr>
                   <pic:blipFill>
-                    <a:blip r:embed="rId46"/>
+                    <a:blip r:embed="rId45"/>
                     <a:stretch>
                       <a:fillRect/>
                     </a:stretch>
@@ -12652,7 +12263,7 @@
         <w:t xml:space="preserve">Рисунок 3.1 – Діаграма компонентів програмної системи</w:t>
       </w:r>
     </w:p>
-    <w:bookmarkEnd w:id="49"/>
+    <w:bookmarkEnd w:id="48"/>
     <w:p>
       <w:pPr>
         <w:pStyle w:val="BodyText"/>
@@ -12686,7 +12297,7 @@
         <w:t xml:space="preserve">Виробниче середовище описано засобами Docker Compose; його діаграму розгортання наведено на рис. 3.2.</w:t>
       </w:r>
     </w:p>
-    <w:bookmarkStart w:id="53" w:name="fig:deployment"/>
+    <w:bookmarkStart w:id="52" w:name="fig:deployment"/>
     <w:p>
       <w:pPr>
         <w:pStyle w:val="CaptionedFigure"/>
@@ -12696,18 +12307,18 @@
           <wp:inline>
             <wp:extent cx="5759999" cy="4347775"/>
             <wp:effectExtent b="0" l="0" r="0" t="0"/>
-            <wp:docPr descr="Діаграма розгортання програмної системи" title="" id="51" name="Picture"/>
+            <wp:docPr descr="Діаграма розгортання програмної системи" title="" id="50" name="Picture"/>
             <a:graphic>
               <a:graphicData uri="http://schemas.openxmlformats.org/drawingml/2006/picture">
                 <pic:pic>
                   <pic:nvPicPr>
-                    <pic:cNvPr descr="../diagrams/fig-deployment.png" id="52" name="Picture"/>
+                    <pic:cNvPr descr="../diagrams/fig-deployment.png" id="51" name="Picture"/>
                     <pic:cNvPicPr>
                       <a:picLocks noChangeArrowheads="1" noChangeAspect="1"/>
                     </pic:cNvPicPr>
                   </pic:nvPicPr>
                   <pic:blipFill>
-                    <a:blip r:embed="rId50"/>
+                    <a:blip r:embed="rId49"/>
                     <a:stretch>
                       <a:fillRect/>
                     </a:stretch>
@@ -12742,7 +12353,7 @@
         <w:t xml:space="preserve">Рисунок 3.2 – Діаграма розгортання програмної системи</w:t>
       </w:r>
     </w:p>
-    <w:bookmarkEnd w:id="53"/>
+    <w:bookmarkEnd w:id="52"/>
     <w:p>
       <w:pPr>
         <w:pStyle w:val="BodyText"/>
@@ -12752,8 +12363,8 @@
         <w:t xml:space="preserve">На сервері працюють п’ять сервісів. Сервіс caddy (порти 80, 443) автоматично отримує TLS-сертифікат і спрямовує запити з префіксом /sfu до сервера сигналізації, знімаючи префікс, а решту – до сервісу web, який запускає вебзастосунок Next.js з образу в GitHub Container Registry; змінні оточення AUTH_URL (публічна HTTPS-адреса сервера) і AUTH_TRUST_HOST налаштовують Auth.js на роботу за зворотним проксі. Сервіс signaling (порт 4000) додатково публікує діапазон портів UDP і TCP, заданий змінними оточення MEDIASOUP_RTC_MIN_PORT і MEDIASOUP_RTC_MAX_PORT, через який медіадані йдуть до клієнтів в обхід Caddy. Сервіс postgres на основі образу PostgreSQL 16 зберігає дані, а сервіс migrate одноразово застосовує схему бази даних засобами drizzle-kit. Мініатюри, дані СУБД і сертифікати зберігаються в томах; доставку змін на сервер автоматизовано засобами GitHub Actions.</w:t>
       </w:r>
     </w:p>
-    <w:bookmarkEnd w:id="54"/>
-    <w:bookmarkStart w:id="76" w:name="проєктування-процесів-у-системі"/>
+    <w:bookmarkEnd w:id="53"/>
+    <w:bookmarkStart w:id="75" w:name="проєктування-процесів-у-системі"/>
     <w:p>
       <w:pPr>
         <w:pStyle w:val="Heading2"/>
@@ -12771,7 +12382,7 @@
         <w:t xml:space="preserve">Клієнти та сервер обмінюються JSON-повідомленнями трьох типів: запит методу з ідентифікатором, відповідь з тим самим ідентифікатором, що містить результат або помилку, та подія сервера. Методи й події протоколу сигналізації наведено в табл. 3.1.</w:t>
       </w:r>
     </w:p>
-    <w:bookmarkStart w:id="55" w:name="tbl:ws-protocol"/>
+    <w:bookmarkStart w:id="54" w:name="tbl:ws-protocol"/>
     <w:p>
       <w:pPr>
         <w:pStyle w:val="TableCaption"/>
@@ -13405,7 +13016,7 @@
         </w:tc>
       </w:tr>
     </w:tbl>
-    <w:bookmarkEnd w:id="55"/>
+    <w:bookmarkEnd w:id="54"/>
     <w:p>
       <w:pPr>
         <w:pStyle w:val="BodyText"/>
@@ -13423,7 +13034,7 @@
         <w:t xml:space="preserve">Публікацію трансляції наведено на діаграмі послідовності (рис. 3.3). Вона деталізує кроки 8–9 сценарію 1.4, які використовує й сценарій 1.5.</w:t>
       </w:r>
     </w:p>
-    <w:bookmarkStart w:id="59" w:name="fig:seq-broadcast"/>
+    <w:bookmarkStart w:id="58" w:name="fig:seq-broadcast"/>
     <w:p>
       <w:pPr>
         <w:pStyle w:val="CaptionedFigure"/>
@@ -13433,18 +13044,18 @@
           <wp:inline>
             <wp:extent cx="5759999" cy="7842845"/>
             <wp:effectExtent b="0" l="0" r="0" t="0"/>
-            <wp:docPr descr="Діаграма послідовності публікації трансляції" title="" id="57" name="Picture"/>
+            <wp:docPr descr="Діаграма послідовності публікації трансляції" title="" id="56" name="Picture"/>
             <a:graphic>
               <a:graphicData uri="http://schemas.openxmlformats.org/drawingml/2006/picture">
                 <pic:pic>
                   <pic:nvPicPr>
-                    <pic:cNvPr descr="../diagrams/fig-seq-broadcast.png" id="58" name="Picture"/>
+                    <pic:cNvPr descr="../diagrams/fig-seq-broadcast.png" id="57" name="Picture"/>
                     <pic:cNvPicPr>
                       <a:picLocks noChangeArrowheads="1" noChangeAspect="1"/>
                     </pic:cNvPicPr>
                   </pic:nvPicPr>
                   <pic:blipFill>
-                    <a:blip r:embed="rId56"/>
+                    <a:blip r:embed="rId55"/>
                     <a:stretch>
                       <a:fillRect/>
                     </a:stretch>
@@ -13479,7 +13090,7 @@
         <w:t xml:space="preserve">Рисунок 3.3 – Діаграма послідовності публікації трансляції</w:t>
       </w:r>
     </w:p>
-    <w:bookmarkEnd w:id="59"/>
+    <w:bookmarkEnd w:id="58"/>
     <w:p>
       <w:pPr>
         <w:pStyle w:val="BodyText"/>
@@ -13505,7 +13116,7 @@
         <w:t xml:space="preserve">Наступним розглянемо процес перегляду, що відповідає сценарію 1.3 (рис. 3.4).</w:t>
       </w:r>
     </w:p>
-    <w:bookmarkStart w:id="63" w:name="fig:seq-watch"/>
+    <w:bookmarkStart w:id="62" w:name="fig:seq-watch"/>
     <w:p>
       <w:pPr>
         <w:pStyle w:val="CaptionedFigure"/>
@@ -13515,18 +13126,18 @@
           <wp:inline>
             <wp:extent cx="4679999" cy="7953308"/>
             <wp:effectExtent b="0" l="0" r="0" t="0"/>
-            <wp:docPr descr="Діаграма послідовності перегляду трансляції" title="" id="61" name="Picture"/>
+            <wp:docPr descr="Діаграма послідовності перегляду трансляції" title="" id="60" name="Picture"/>
             <a:graphic>
               <a:graphicData uri="http://schemas.openxmlformats.org/drawingml/2006/picture">
                 <pic:pic>
                   <pic:nvPicPr>
-                    <pic:cNvPr descr="../diagrams/fig-seq-watch.png" id="62" name="Picture"/>
+                    <pic:cNvPr descr="../diagrams/fig-seq-watch.png" id="61" name="Picture"/>
                     <pic:cNvPicPr>
                       <a:picLocks noChangeArrowheads="1" noChangeAspect="1"/>
                     </pic:cNvPicPr>
                   </pic:nvPicPr>
                   <pic:blipFill>
-                    <a:blip r:embed="rId60"/>
+                    <a:blip r:embed="rId59"/>
                     <a:stretch>
                       <a:fillRect/>
                     </a:stretch>
@@ -13561,7 +13172,7 @@
         <w:t xml:space="preserve">Рисунок 3.4 – Діаграма послідовності перегляду трансляції</w:t>
       </w:r>
     </w:p>
-    <w:bookmarkEnd w:id="63"/>
+    <w:bookmarkEnd w:id="62"/>
     <w:p>
       <w:pPr>
         <w:pStyle w:val="BodyText"/>
@@ -13579,7 +13190,7 @@
         <w:t xml:space="preserve">Окремий процес становить вхід у настільному застосунку. Google блокує OAuth-вхід у вбудованих вебпереглядачах [26], тому нативним застосункам рекомендовано використовувати системний браузер і локальну адресу зворотного виклику [24]. Взаємодію, що реалізує ФВ-02, наведено на рис. 3.5.</w:t>
       </w:r>
     </w:p>
-    <w:bookmarkStart w:id="67" w:name="fig:seq-desktop-auth"/>
+    <w:bookmarkStart w:id="66" w:name="fig:seq-desktop-auth"/>
     <w:p>
       <w:pPr>
         <w:pStyle w:val="CaptionedFigure"/>
@@ -13589,18 +13200,18 @@
           <wp:inline>
             <wp:extent cx="5399999" cy="4156351"/>
             <wp:effectExtent b="0" l="0" r="0" t="0"/>
-            <wp:docPr descr="Діаграма послідовності входу в настільному застосунку через системний браузер" title="" id="65" name="Picture"/>
+            <wp:docPr descr="Діаграма послідовності входу в настільному застосунку через системний браузер" title="" id="64" name="Picture"/>
             <a:graphic>
               <a:graphicData uri="http://schemas.openxmlformats.org/drawingml/2006/picture">
                 <pic:pic>
                   <pic:nvPicPr>
-                    <pic:cNvPr descr="../diagrams/fig-seq-desktop-auth.png" id="66" name="Picture"/>
+                    <pic:cNvPr descr="../diagrams/fig-seq-desktop-auth.png" id="65" name="Picture"/>
                     <pic:cNvPicPr>
                       <a:picLocks noChangeArrowheads="1" noChangeAspect="1"/>
                     </pic:cNvPicPr>
                   </pic:nvPicPr>
                   <pic:blipFill>
-                    <a:blip r:embed="rId64"/>
+                    <a:blip r:embed="rId63"/>
                     <a:stretch>
                       <a:fillRect/>
                     </a:stretch>
@@ -13635,7 +13246,7 @@
         <w:t xml:space="preserve">Рисунок 3.5 – Діаграма послідовності входу в настільному застосунку через системний браузер</w:t>
       </w:r>
     </w:p>
-    <w:bookmarkEnd w:id="67"/>
+    <w:bookmarkEnd w:id="66"/>
     <w:p>
       <w:pPr>
         <w:pStyle w:val="BodyText"/>
@@ -13653,7 +13264,7 @@
         <w:t xml:space="preserve">Вимога ФВ-09 передбачає перехід трансляції на нові вікна застосунку, зокрема відкриті його дочірніми процесами, і повернення до початкового вікна. Алгоритм класу SourceFollower, що реалізує цей режим, наведено на діаграмі діяльності (рис. 3.6).</w:t>
       </w:r>
     </w:p>
-    <w:bookmarkStart w:id="71" w:name="fig:act-follow"/>
+    <w:bookmarkStart w:id="70" w:name="fig:act-follow"/>
     <w:p>
       <w:pPr>
         <w:pStyle w:val="CaptionedFigure"/>
@@ -13663,18 +13274,18 @@
           <wp:inline>
             <wp:extent cx="4139999" cy="7974475"/>
             <wp:effectExtent b="0" l="0" r="0" t="0"/>
-            <wp:docPr descr="Діаграма діяльності режиму слідування за застосунком" title="" id="69" name="Picture"/>
+            <wp:docPr descr="Діаграма діяльності режиму слідування за застосунком" title="" id="68" name="Picture"/>
             <a:graphic>
               <a:graphicData uri="http://schemas.openxmlformats.org/drawingml/2006/picture">
                 <pic:pic>
                   <pic:nvPicPr>
-                    <pic:cNvPr descr="../diagrams/fig-act-follow.png" id="70" name="Picture"/>
+                    <pic:cNvPr descr="../diagrams/fig-act-follow.png" id="69" name="Picture"/>
                     <pic:cNvPicPr>
                       <a:picLocks noChangeArrowheads="1" noChangeAspect="1"/>
                     </pic:cNvPicPr>
                   </pic:nvPicPr>
                   <pic:blipFill>
-                    <a:blip r:embed="rId68"/>
+                    <a:blip r:embed="rId67"/>
                     <a:stretch>
                       <a:fillRect/>
                     </a:stretch>
@@ -13709,7 +13320,7 @@
         <w:t xml:space="preserve">Рисунок 3.6 – Діаграма діяльності режиму слідування за застосунком</w:t>
       </w:r>
     </w:p>
-    <w:bookmarkEnd w:id="71"/>
+    <w:bookmarkEnd w:id="70"/>
     <w:p>
       <w:pPr>
         <w:pStyle w:val="BodyText"/>
@@ -13727,7 +13338,7 @@
         <w:t xml:space="preserve">Стани трансляції (поле status таблиці stream) і причини завершення (поле endReason) наведено на діаграмі станів (рис. 3.7).</w:t>
       </w:r>
     </w:p>
-    <w:bookmarkStart w:id="75" w:name="fig:state-stream"/>
+    <w:bookmarkStart w:id="74" w:name="fig:state-stream"/>
     <w:p>
       <w:pPr>
         <w:pStyle w:val="CaptionedFigure"/>
@@ -13737,18 +13348,18 @@
           <wp:inline>
             <wp:extent cx="4679999" cy="6510277"/>
             <wp:effectExtent b="0" l="0" r="0" t="0"/>
-            <wp:docPr descr="Діаграма станів трансляції" title="" id="73" name="Picture"/>
+            <wp:docPr descr="Діаграма станів трансляції" title="" id="72" name="Picture"/>
             <a:graphic>
               <a:graphicData uri="http://schemas.openxmlformats.org/drawingml/2006/picture">
                 <pic:pic>
                   <pic:nvPicPr>
-                    <pic:cNvPr descr="../diagrams/fig-state-stream.png" id="74" name="Picture"/>
+                    <pic:cNvPr descr="../diagrams/fig-state-stream.png" id="73" name="Picture"/>
                     <pic:cNvPicPr>
                       <a:picLocks noChangeArrowheads="1" noChangeAspect="1"/>
                     </pic:cNvPicPr>
                   </pic:nvPicPr>
                   <pic:blipFill>
-                    <a:blip r:embed="rId72"/>
+                    <a:blip r:embed="rId71"/>
                     <a:stretch>
                       <a:fillRect/>
                     </a:stretch>
@@ -13783,7 +13394,7 @@
         <w:t xml:space="preserve">Рисунок 3.7 – Діаграма станів трансляції</w:t>
       </w:r>
     </w:p>
-    <w:bookmarkEnd w:id="75"/>
+    <w:bookmarkEnd w:id="74"/>
     <w:p>
       <w:pPr>
         <w:pStyle w:val="BodyText"/>
@@ -13793,8 +13404,8 @@
         <w:t xml:space="preserve">Якщо сокет стримера закривається до запиту endStream, сервер надсилає глядачам подію streamerDisconnect і запускає таймер з інтервалом 6 с та обмеженням у п’ять спроб (ФВ-16), не змінюючи статусу в базі даних. Повторне підключення стримера за активного таймера дає стан reconnecting, а produce з ознакою last – знову live; інакше трансляція завершується з причиною timeout. Під час запуску сервер завершує незавершені трансляції з причиною server_force, оскільки їхній контекст у пам’яті втрачено.</w:t>
       </w:r>
     </w:p>
-    <w:bookmarkEnd w:id="76"/>
-    <w:bookmarkStart w:id="86" w:name="проєктування-структури-бази-даних"/>
+    <w:bookmarkEnd w:id="75"/>
+    <w:bookmarkStart w:id="85" w:name="проєктування-структури-бази-даних"/>
     <w:p>
       <w:pPr>
         <w:pStyle w:val="Heading2"/>
@@ -13812,7 +13423,7 @@
         <w:t xml:space="preserve">Схему бази даних, визначену в модулі доступу до бази даних і застосовану до PostgreSQL засобами Drizzle, наведено на діаграмі «сутність – зв’язок» у нотації IE (рис. 3.8).</w:t>
       </w:r>
     </w:p>
-    <w:bookmarkStart w:id="80" w:name="fig:er"/>
+    <w:bookmarkStart w:id="79" w:name="fig:er"/>
     <w:p>
       <w:pPr>
         <w:pStyle w:val="CaptionedFigure"/>
@@ -13822,18 +13433,18 @@
           <wp:inline>
             <wp:extent cx="4679999" cy="4514735"/>
             <wp:effectExtent b="0" l="0" r="0" t="0"/>
-            <wp:docPr descr="Діаграма «сутність – зв’язок» бази даних" title="" id="78" name="Picture"/>
+            <wp:docPr descr="Діаграма «сутність – зв’язок» бази даних" title="" id="77" name="Picture"/>
             <a:graphic>
               <a:graphicData uri="http://schemas.openxmlformats.org/drawingml/2006/picture">
                 <pic:pic>
                   <pic:nvPicPr>
-                    <pic:cNvPr descr="../diagrams/fig-er.png" id="79" name="Picture"/>
+                    <pic:cNvPr descr="../diagrams/fig-er.png" id="78" name="Picture"/>
                     <pic:cNvPicPr>
                       <a:picLocks noChangeArrowheads="1" noChangeAspect="1"/>
                     </pic:cNvPicPr>
                   </pic:nvPicPr>
                   <pic:blipFill>
-                    <a:blip r:embed="rId77"/>
+                    <a:blip r:embed="rId76"/>
                     <a:stretch>
                       <a:fillRect/>
                     </a:stretch>
@@ -13868,7 +13479,7 @@
         <w:t xml:space="preserve">Рисунок 3.8 – Діаграма «сутність – зв’язок» бази даних</w:t>
       </w:r>
     </w:p>
-    <w:bookmarkEnd w:id="80"/>
+    <w:bookmarkEnd w:id="79"/>
     <w:p>
       <w:pPr>
         <w:pStyle w:val="BodyText"/>
@@ -13886,7 +13497,7 @@
         <w:t xml:space="preserve">Таблиця user (табл. 3.2) є центральною: вона зберігає як користувачів, що увійшли через Google, так і гостей, яких розрізняє поле role. Поле role набуває значень user, admin і guest, поле status – active, blocked і deleted; новий запис типово отримує роль user і стан active, а поля created_at і activeAt – поточний час. Разом із таблицею account таблиця має структуру, якої очікує адаптер Auth.js: власний адаптер Drizzle створює користувача під час першого входу. Поля password_hash, failed_login_count і locked_until, стани blocked і deleted та роль admin закладено для входу за паролем і модерації; у поточній версії їх не заповнює жоден модуль.</w:t>
       </w:r>
     </w:p>
-    <w:bookmarkStart w:id="81" w:name="tbl:db-user"/>
+    <w:bookmarkStart w:id="80" w:name="tbl:db-user"/>
     <w:p>
       <w:pPr>
         <w:pStyle w:val="TableCaption"/>
@@ -14628,7 +14239,7 @@
         </w:tc>
       </w:tr>
     </w:tbl>
-    <w:bookmarkEnd w:id="81"/>
+    <w:bookmarkEnd w:id="80"/>
     <w:p>
       <w:pPr>
         <w:pStyle w:val="BodyText"/>
@@ -14638,7 +14249,7 @@
         <w:t xml:space="preserve">Таблиця account (табл. 3.3) пов’язує користувача з обліковим записом провайдера OAuth і зберігає токени, отримані під час входу через Google. Первинний ключ складено з полів provider і providerAccountId, тому той самий обліковий запис провайдера не може бути прив’язаний двічі.</w:t>
       </w:r>
     </w:p>
-    <w:bookmarkStart w:id="82" w:name="tbl:db-account"/>
+    <w:bookmarkStart w:id="81" w:name="tbl:db-account"/>
     <w:p>
       <w:pPr>
         <w:pStyle w:val="TableCaption"/>
@@ -15326,7 +14937,7 @@
         </w:tc>
       </w:tr>
     </w:tbl>
-    <w:bookmarkEnd w:id="82"/>
+    <w:bookmarkEnd w:id="81"/>
     <w:p>
       <w:pPr>
         <w:pStyle w:val="BodyText"/>
@@ -15336,7 +14947,7 @@
         <w:t xml:space="preserve">Таблиця stream (табл. 3.4) зберігає трансляції; її ідентифікатор входить до посилання на перегляд. Значення полів status (типово created) і endReason відповідають діаграмі станів (рис. 3.7); причину admin_force оголошено, але не використовується. Приватні трансляції, позначені полем isPrivate, не потрапляють до загального переліку.</w:t>
       </w:r>
     </w:p>
-    <w:bookmarkStart w:id="83" w:name="tbl:db-stream"/>
+    <w:bookmarkStart w:id="82" w:name="tbl:db-stream"/>
     <w:p>
       <w:pPr>
         <w:pStyle w:val="TableCaption"/>
@@ -15862,7 +15473,7 @@
         </w:tc>
       </w:tr>
     </w:tbl>
-    <w:bookmarkEnd w:id="83"/>
+    <w:bookmarkEnd w:id="82"/>
     <w:p>
       <w:pPr>
         <w:pStyle w:val="BodyText"/>
@@ -15872,7 +15483,7 @@
         <w:t xml:space="preserve">Таблиця stream_to_user (табл. 3.5) реалізує зв’язок «багато до багатьох» між трансляціями та їхніми поточними глядачами.</w:t>
       </w:r>
     </w:p>
-    <w:bookmarkStart w:id="84" w:name="tbl:db-stream-to-user"/>
+    <w:bookmarkStart w:id="83" w:name="tbl:db-stream-to-user"/>
     <w:p>
       <w:pPr>
         <w:pStyle w:val="TableCaption"/>
@@ -16128,7 +15739,7 @@
         </w:tc>
       </w:tr>
     </w:tbl>
-    <w:bookmarkEnd w:id="84"/>
+    <w:bookmarkEnd w:id="83"/>
     <w:p>
       <w:pPr>
         <w:pStyle w:val="BodyText"/>
@@ -16138,7 +15749,7 @@
         <w:t xml:space="preserve">Таблиця audit_log (табл. 3.6) призначена для журналу дій модерації; у поточній версії її не заповнює жоден модуль.</w:t>
       </w:r>
     </w:p>
-    <w:bookmarkStart w:id="85" w:name="tbl:db-audit-log"/>
+    <w:bookmarkStart w:id="84" w:name="tbl:db-audit-log"/>
     <w:p>
       <w:pPr>
         <w:pStyle w:val="TableCaption"/>
@@ -16610,9 +16221,9 @@
         </w:tc>
       </w:tr>
     </w:tbl>
+    <w:bookmarkEnd w:id="84"/>
     <w:bookmarkEnd w:id="85"/>
-    <w:bookmarkEnd w:id="86"/>
-    <w:bookmarkStart w:id="95" w:name="проєктування-класів"/>
+    <w:bookmarkStart w:id="94" w:name="проєктування-класів"/>
     <w:p>
       <w:pPr>
         <w:pStyle w:val="Heading2"/>
@@ -16630,7 +16241,7 @@
         <w:t xml:space="preserve">Код сервера сигналізації поділено на три шари: контролери, сервіси та репозиторії. Діаграму класів наведено на рис. 3.9.</w:t>
       </w:r>
     </w:p>
-    <w:bookmarkStart w:id="90" w:name="fig:classes-signaling"/>
+    <w:bookmarkStart w:id="89" w:name="fig:classes-signaling"/>
     <w:p>
       <w:pPr>
         <w:pStyle w:val="CaptionedFigure"/>
@@ -16640,18 +16251,18 @@
           <wp:inline>
             <wp:extent cx="5759999" cy="7287851"/>
             <wp:effectExtent b="0" l="0" r="0" t="0"/>
-            <wp:docPr descr="Діаграма класів сервера сигналізації" title="" id="88" name="Picture"/>
+            <wp:docPr descr="Діаграма класів сервера сигналізації" title="" id="87" name="Picture"/>
             <a:graphic>
               <a:graphicData uri="http://schemas.openxmlformats.org/drawingml/2006/picture">
                 <pic:pic>
                   <pic:nvPicPr>
-                    <pic:cNvPr descr="../diagrams/fig-classes-signaling.png" id="89" name="Picture"/>
+                    <pic:cNvPr descr="../diagrams/fig-classes-signaling.png" id="88" name="Picture"/>
                     <pic:cNvPicPr>
                       <a:picLocks noChangeArrowheads="1" noChangeAspect="1"/>
                     </pic:cNvPicPr>
                   </pic:nvPicPr>
                   <pic:blipFill>
-                    <a:blip r:embed="rId87"/>
+                    <a:blip r:embed="rId86"/>
                     <a:stretch>
                       <a:fillRect/>
                     </a:stretch>
@@ -16686,7 +16297,7 @@
         <w:t xml:space="preserve">Рисунок 3.9 – Діаграма класів сервера сигналізації</w:t>
       </w:r>
     </w:p>
-    <w:bookmarkEnd w:id="90"/>
+    <w:bookmarkEnd w:id="89"/>
     <w:p>
       <w:pPr>
         <w:pStyle w:val="BodyText"/>
@@ -16704,7 +16315,7 @@
         <w:t xml:space="preserve">Сторінка настільного застосунку працює з увімкненою ізоляцією контексту і не має прямого доступу до API Node.js та Electron. Шар міжпроцесної взаємодії (у коді – conveyor) наведено на рис. 3.10.</w:t>
       </w:r>
     </w:p>
-    <w:bookmarkStart w:id="94" w:name="fig:classes-conveyor"/>
+    <w:bookmarkStart w:id="93" w:name="fig:classes-conveyor"/>
     <w:p>
       <w:pPr>
         <w:pStyle w:val="CaptionedFigure"/>
@@ -16714,18 +16325,18 @@
           <wp:inline>
             <wp:extent cx="5759999" cy="3105161"/>
             <wp:effectExtent b="0" l="0" r="0" t="0"/>
-            <wp:docPr descr="Діаграма класів міжпроцесної взаємодії настільного застосунку" title="" id="92" name="Picture"/>
+            <wp:docPr descr="Діаграма класів міжпроцесної взаємодії настільного застосунку" title="" id="91" name="Picture"/>
             <a:graphic>
               <a:graphicData uri="http://schemas.openxmlformats.org/drawingml/2006/picture">
                 <pic:pic>
                   <pic:nvPicPr>
-                    <pic:cNvPr descr="../diagrams/fig-classes-conveyor.png" id="93" name="Picture"/>
+                    <pic:cNvPr descr="../diagrams/fig-classes-conveyor.png" id="92" name="Picture"/>
                     <pic:cNvPicPr>
                       <a:picLocks noChangeArrowheads="1" noChangeAspect="1"/>
                     </pic:cNvPicPr>
                   </pic:nvPicPr>
                   <pic:blipFill>
-                    <a:blip r:embed="rId91"/>
+                    <a:blip r:embed="rId90"/>
                     <a:stretch>
                       <a:fillRect/>
                     </a:stretch>
@@ -16760,7 +16371,7 @@
         <w:t xml:space="preserve">Рисунок 3.10 – Діаграма класів міжпроцесної взаємодії настільного застосунку</w:t>
       </w:r>
     </w:p>
-    <w:bookmarkEnd w:id="94"/>
+    <w:bookmarkEnd w:id="93"/>
     <w:p>
       <w:pPr>
         <w:pStyle w:val="BodyText"/>
@@ -16770,8 +16381,8 @@
         <w:t xml:space="preserve">Абстрактний клас ConveyorApi обгортає модуль ipcRenderer; його нащадків AppApi, AuthApi, WindowApi і StreamApi сценарій preload публікує як об’єкт window.conveyor через contextBridge. У головному процесі обробники каналів реєструються спільною обгорткою, через яку надсилаються й події. Обидві сторони спираються на схеми zod ipcInvokeSchemas (аргументи й результат каналу) та ipcEventSchemas (дані подій): сторона рендерингу отримує з них типи, а головний процес перевіряє дані під час виконання. Захоплення звуку виконує утилітарний процес [28], який передає дані сторінці напряму через пару портів повідомлень.</w:t>
       </w:r>
     </w:p>
-    <w:bookmarkEnd w:id="95"/>
-    <w:bookmarkStart w:id="104" w:name="проєктування-інтерфейсу-користувача"/>
+    <w:bookmarkEnd w:id="94"/>
+    <w:bookmarkStart w:id="103" w:name="проєктування-інтерфейсу-користувача"/>
     <w:p>
       <w:pPr>
         <w:pStyle w:val="Heading2"/>
@@ -16797,7 +16408,7 @@
         <w:t xml:space="preserve">Макет сторінки трансляції, побудований засобами PlantUML Salt, наведено на рис. 3.11.</w:t>
       </w:r>
     </w:p>
-    <w:bookmarkStart w:id="99" w:name="fig:ui-broadcast"/>
+    <w:bookmarkStart w:id="98" w:name="fig:ui-broadcast"/>
     <w:p>
       <w:pPr>
         <w:pStyle w:val="CaptionedFigure"/>
@@ -16807,18 +16418,18 @@
           <wp:inline>
             <wp:extent cx="5759999" cy="1931851"/>
             <wp:effectExtent b="0" l="0" r="0" t="0"/>
-            <wp:docPr descr="Макет сторінки трансляції" title="" id="97" name="Picture"/>
+            <wp:docPr descr="Макет сторінки трансляції" title="" id="96" name="Picture"/>
             <a:graphic>
               <a:graphicData uri="http://schemas.openxmlformats.org/drawingml/2006/picture">
                 <pic:pic>
                   <pic:nvPicPr>
-                    <pic:cNvPr descr="../diagrams/fig-ui-broadcast.png" id="98" name="Picture"/>
+                    <pic:cNvPr descr="../diagrams/fig-ui-broadcast.png" id="97" name="Picture"/>
                     <pic:cNvPicPr>
                       <a:picLocks noChangeArrowheads="1" noChangeAspect="1"/>
                     </pic:cNvPicPr>
                   </pic:nvPicPr>
                   <pic:blipFill>
-                    <a:blip r:embed="rId96"/>
+                    <a:blip r:embed="rId95"/>
                     <a:stretch>
                       <a:fillRect/>
                     </a:stretch>
@@ -16853,7 +16464,7 @@
         <w:t xml:space="preserve">Рисунок 3.11 – Макет сторінки трансляції</w:t>
       </w:r>
     </w:p>
-    <w:bookmarkEnd w:id="99"/>
+    <w:bookmarkEnd w:id="98"/>
     <w:p>
       <w:pPr>
         <w:pStyle w:val="BodyText"/>
@@ -16871,7 +16482,7 @@
         <w:t xml:space="preserve">Макет сторінки перегляду наведено на рис. 3.12.</w:t>
       </w:r>
     </w:p>
-    <w:bookmarkStart w:id="103" w:name="fig:ui-watch"/>
+    <w:bookmarkStart w:id="102" w:name="fig:ui-watch"/>
     <w:p>
       <w:pPr>
         <w:pStyle w:val="CaptionedFigure"/>
@@ -16881,18 +16492,18 @@
           <wp:inline>
             <wp:extent cx="4319999" cy="1635672"/>
             <wp:effectExtent b="0" l="0" r="0" t="0"/>
-            <wp:docPr descr="Макет сторінки перегляду трансляції" title="" id="101" name="Picture"/>
+            <wp:docPr descr="Макет сторінки перегляду трансляції" title="" id="100" name="Picture"/>
             <a:graphic>
               <a:graphicData uri="http://schemas.openxmlformats.org/drawingml/2006/picture">
                 <pic:pic>
                   <pic:nvPicPr>
-                    <pic:cNvPr descr="../diagrams/fig-ui-watch.png" id="102" name="Picture"/>
+                    <pic:cNvPr descr="../diagrams/fig-ui-watch.png" id="101" name="Picture"/>
                     <pic:cNvPicPr>
                       <a:picLocks noChangeArrowheads="1" noChangeAspect="1"/>
                     </pic:cNvPicPr>
                   </pic:nvPicPr>
                   <pic:blipFill>
-                    <a:blip r:embed="rId100"/>
+                    <a:blip r:embed="rId99"/>
                     <a:stretch>
                       <a:fillRect/>
                     </a:stretch>
@@ -16927,7 +16538,7 @@
         <w:t xml:space="preserve">Рисунок 3.12 – Макет сторінки перегляду трансляції</w:t>
       </w:r>
     </w:p>
-    <w:bookmarkEnd w:id="103"/>
+    <w:bookmarkEnd w:id="102"/>
     <w:p>
       <w:pPr>
         <w:pStyle w:val="BodyText"/>
@@ -16937,8 +16548,8 @@
         <w:t xml:space="preserve">Сторінка містить відеопрогравач з керуванням звуком і гучністю, режимом «картинка в картинці» та повноекранним режимом, доступними й клавішами M, P, F (ФВ-14). Вибору якості на боці глядача немає. Після завершення трансляції програвач замінюється повідомленням «The stream has ended».</w:t>
       </w:r>
     </w:p>
-    <w:bookmarkEnd w:id="104"/>
-    <w:bookmarkStart w:id="105" w:name="висновки-до-розділу-3"/>
+    <w:bookmarkEnd w:id="103"/>
+    <w:bookmarkStart w:id="104" w:name="висновки-до-розділу-3"/>
     <w:p>
       <w:pPr>
         <w:pStyle w:val="Heading2"/>
@@ -16964,9 +16575,9 @@
         <w:t xml:space="preserve">Діаграми процесів формалізують публікацію й перегляд трансляції, вхід у настільному застосунку, слідування за вікнами та відновлення після втрати з’єднання. Модель даних з п’яти таблиць узгоджено з Auth.js, класи сервера поділено на контролери, сервіси та репозиторії, а міжпроцесну взаємодію типізовано схемами zod. Ці рішення є основою програмної реалізації системи.</w:t>
       </w:r>
     </w:p>
+    <w:bookmarkEnd w:id="104"/>
     <w:bookmarkEnd w:id="105"/>
-    <w:bookmarkEnd w:id="106"/>
-    <w:bookmarkStart w:id="135" w:name="програмна-реалізація-системи"/>
+    <w:bookmarkStart w:id="134" w:name="програмна-реалізація-системи"/>
     <w:p>
       <w:pPr>
         <w:pStyle w:val="Heading1"/>
@@ -16975,7 +16586,7 @@
         <w:t xml:space="preserve">4 ПРОГРАМНА РЕАЛІЗАЦІЯ СИСТЕМИ</w:t>
       </w:r>
     </w:p>
-    <w:bookmarkStart w:id="108" w:name="вибір-інструментів-розробки"/>
+    <w:bookmarkStart w:id="107" w:name="вибір-інструментів-розробки"/>
     <w:p>
       <w:pPr>
         <w:pStyle w:val="Heading2"/>
@@ -16993,7 +16604,7 @@
         <w:t xml:space="preserve">Критеріями вибору інструментів розробки були єдина мова для всіх модулів, спільний код клієнта й сервера та підтримка WebRTC на кожній стороні. Склад технологічного стеку з версіями, зафіксованими у файлі блокування залежностей, наведено в табл. 4.1.</w:t>
       </w:r>
     </w:p>
-    <w:bookmarkStart w:id="107" w:name="tbl:stack"/>
+    <w:bookmarkStart w:id="106" w:name="tbl:stack"/>
     <w:p>
       <w:pPr>
         <w:pStyle w:val="TableCaption"/>
@@ -17482,7 +17093,7 @@
         </w:tc>
       </w:tr>
     </w:tbl>
-    <w:bookmarkEnd w:id="107"/>
+    <w:bookmarkEnd w:id="106"/>
     <w:p>
       <w:pPr>
         <w:pStyle w:val="BodyText"/>
@@ -17532,8 +17143,8 @@
         <w:t xml:space="preserve">Сервіси системи розгортаються за єдиним описом Docker Compose, а Caddy автоматично отримує сертифікати TLS, і вебзастосунок працює через HTTPS. Інсталятори збирає electron-builder, оновлення з випусків GitHub отримує electron-updater.</w:t>
       </w:r>
     </w:p>
-    <w:bookmarkEnd w:id="108"/>
-    <w:bookmarkStart w:id="116" w:name="Xdbdc38a00aceef41d7c8911342524d94d477375"/>
+    <w:bookmarkEnd w:id="107"/>
+    <w:bookmarkStart w:id="115" w:name="Xdbdc38a00aceef41d7c8911342524d94d477375"/>
     <w:p>
       <w:pPr>
         <w:pStyle w:val="Heading2"/>
@@ -17567,7 +17178,7 @@
         <w:t xml:space="preserve">Лістинг 4.1 – Перелік джерел, визначення PID вікна та відповідь на запит захоплення</w:t>
       </w:r>
     </w:p>
-    <w:bookmarkStart w:id="109" w:name="lst:get-sources"/>
+    <w:bookmarkStart w:id="108" w:name="lst:get-sources"/>
     <w:p>
       <w:pPr>
         <w:pStyle w:val="SourceCode"/>
@@ -17777,7 +17388,7 @@
         <w:t xml:space="preserve">  });</w:t>
       </w:r>
     </w:p>
-    <w:bookmarkEnd w:id="109"/>
+    <w:bookmarkEnd w:id="108"/>
     <w:p>
       <w:pPr>
         <w:pStyle w:val="FirstParagraph"/>
@@ -17803,7 +17414,7 @@
         <w:t xml:space="preserve">Лістинг 4.2 – Запуск захоплення звуку процесу в утилітному процесі</w:t>
       </w:r>
     </w:p>
-    <w:bookmarkStart w:id="110" w:name="lst:audio-worker"/>
+    <w:bookmarkStart w:id="109" w:name="lst:audio-worker"/>
     <w:p>
       <w:pPr>
         <w:pStyle w:val="SourceCode"/>
@@ -18016,7 +17627,7 @@
         <w:t xml:space="preserve">});</w:t>
       </w:r>
     </w:p>
-    <w:bookmarkEnd w:id="110"/>
+    <w:bookmarkEnd w:id="109"/>
     <w:p>
       <w:pPr>
         <w:pStyle w:val="FirstParagraph"/>
@@ -18042,7 +17653,7 @@
         <w:t xml:space="preserve">Лістинг 4.3 – Вибір вікна для слідування в класі SourceFollower</w:t>
       </w:r>
     </w:p>
-    <w:bookmarkStart w:id="111" w:name="lst:follower"/>
+    <w:bookmarkStart w:id="110" w:name="lst:follower"/>
     <w:p>
       <w:pPr>
         <w:pStyle w:val="SourceCode"/>
@@ -18258,7 +17869,7 @@
         <w:t xml:space="preserve">    this.deps.emit({ reason: 'follow', sourceId: winner.id, name: winner.name });</w:t>
       </w:r>
     </w:p>
-    <w:bookmarkEnd w:id="111"/>
+    <w:bookmarkEnd w:id="110"/>
     <w:p>
       <w:pPr>
         <w:pStyle w:val="FirstParagraph"/>
@@ -18276,7 +17887,7 @@
         <w:t xml:space="preserve">Взаємодію описаних механізмів захоплення з публікацією на сервері показано на рис. 4.1.</w:t>
       </w:r>
     </w:p>
-    <w:bookmarkStart w:id="115" w:name="fig:capture-pipeline"/>
+    <w:bookmarkStart w:id="114" w:name="fig:capture-pipeline"/>
     <w:p>
       <w:pPr>
         <w:pStyle w:val="CaptionedFigure"/>
@@ -18286,18 +17897,18 @@
           <wp:inline>
             <wp:extent cx="5759999" cy="6755977"/>
             <wp:effectExtent b="0" l="0" r="0" t="0"/>
-            <wp:docPr descr="Діаграма діяльності конвеєра захоплення й публікації трансляції" title="" id="113" name="Picture"/>
+            <wp:docPr descr="Діаграма діяльності конвеєра захоплення й публікації трансляції" title="" id="112" name="Picture"/>
             <a:graphic>
               <a:graphicData uri="http://schemas.openxmlformats.org/drawingml/2006/picture">
                 <pic:pic>
                   <pic:nvPicPr>
-                    <pic:cNvPr descr="../diagrams/fig-capture-pipeline.png" id="114" name="Picture"/>
+                    <pic:cNvPr descr="../diagrams/fig-capture-pipeline.png" id="113" name="Picture"/>
                     <pic:cNvPicPr>
                       <a:picLocks noChangeArrowheads="1" noChangeAspect="1"/>
                     </pic:cNvPicPr>
                   </pic:nvPicPr>
                   <pic:blipFill>
-                    <a:blip r:embed="rId112"/>
+                    <a:blip r:embed="rId111"/>
                     <a:stretch>
                       <a:fillRect/>
                     </a:stretch>
@@ -18332,7 +17943,7 @@
         <w:t xml:space="preserve">Рисунок 4.1 – Діаграма діяльності конвеєра захоплення й публікації трансляції</w:t>
       </w:r>
     </w:p>
-    <w:bookmarkEnd w:id="115"/>
+    <w:bookmarkEnd w:id="114"/>
     <w:p>
       <w:pPr>
         <w:pStyle w:val="BodyText"/>
@@ -18342,8 +17953,8 @@
         <w:t xml:space="preserve">Відео й звук ідуть паралельними шляхами: кадри вікна кодує стек WebRTC Chromium, а відліки PCM надходять на сторінку через порт повідомлень і кодуються в Opus; розгалуження відповідає режиму «лише відео».</w:t>
       </w:r>
     </w:p>
-    <w:bookmarkEnd w:id="116"/>
-    <w:bookmarkStart w:id="122" w:name="Xc5da8c9eda53fe1476b216784561cb1b8f52516"/>
+    <w:bookmarkEnd w:id="115"/>
+    <w:bookmarkStart w:id="121" w:name="Xc5da8c9eda53fe1476b216784561cb1b8f52516"/>
     <w:p>
       <w:pPr>
         <w:pStyle w:val="Heading2"/>
@@ -18369,7 +17980,7 @@
         <w:t xml:space="preserve">Лістинг 4.4 – Вибір найменш завантаженого процесу worker</w:t>
       </w:r>
     </w:p>
-    <w:bookmarkStart w:id="117" w:name="lst:worker-pick"/>
+    <w:bookmarkStart w:id="116" w:name="lst:worker-pick"/>
     <w:p>
       <w:pPr>
         <w:pStyle w:val="SourceCode"/>
@@ -18495,7 +18106,7 @@
         <w:t xml:space="preserve">  }</w:t>
       </w:r>
     </w:p>
-    <w:bookmarkEnd w:id="117"/>
+    <w:bookmarkEnd w:id="116"/>
     <w:p>
       <w:pPr>
         <w:pStyle w:val="FirstParagraph"/>
@@ -18521,7 +18132,7 @@
         <w:t xml:space="preserve">Лістинг 4.5 – Кодеки відео маршрутизатора mediasoup</w:t>
       </w:r>
     </w:p>
-    <w:bookmarkStart w:id="118" w:name="lst:codecs"/>
+    <w:bookmarkStart w:id="117" w:name="lst:codecs"/>
     <w:p>
       <w:pPr>
         <w:pStyle w:val="SourceCode"/>
@@ -18704,7 +18315,7 @@
         <w:t xml:space="preserve">          // ...</w:t>
       </w:r>
     </w:p>
-    <w:bookmarkEnd w:id="118"/>
+    <w:bookmarkEnd w:id="117"/>
     <w:p>
       <w:pPr>
         <w:pStyle w:val="FirstParagraph"/>
@@ -18730,7 +18341,7 @@
         <w:t xml:space="preserve">Лістинг 4.6 – Обчислення параметрів кодування відео</w:t>
       </w:r>
     </w:p>
-    <w:bookmarkStart w:id="119" w:name="lst:encoding"/>
+    <w:bookmarkStart w:id="118" w:name="lst:encoding"/>
     <w:p>
       <w:pPr>
         <w:pStyle w:val="SourceCode"/>
@@ -18907,7 +18518,7 @@
         <w:t xml:space="preserve">}</w:t>
       </w:r>
     </w:p>
-    <w:bookmarkEnd w:id="119"/>
+    <w:bookmarkEnd w:id="118"/>
     <w:p>
       <w:pPr>
         <w:pStyle w:val="FirstParagraph"/>
@@ -19232,7 +18843,7 @@
         <w:t xml:space="preserve">відображає закладене в коді припущення, що подвоєння частоти кадрів потребує в 1,5 раза більшого бітрейту. Початковий бітрейт кодувальника становить половину бюджету. За 60 кадр/с обираються пріоритет деградації maintain-framerate і підказка вмісту motion, інакше – maintain-resolution і detail, тобто за нестачі пропускної здатності зберігається відповідно плавність або чіткість. Обчислені значення для джерела 3840×2160 наведено в табл. 4.2.</w:t>
       </w:r>
     </w:p>
-    <w:bookmarkStart w:id="120" w:name="tbl:encoding"/>
+    <w:bookmarkStart w:id="119" w:name="tbl:encoding"/>
     <w:p>
       <w:pPr>
         <w:pStyle w:val="TableCaption"/>
@@ -19883,7 +19494,7 @@
         </w:tc>
       </w:tr>
     </w:tbl>
-    <w:bookmarkEnd w:id="120"/>
+    <w:bookmarkEnd w:id="119"/>
     <w:p>
       <w:pPr>
         <w:pStyle w:val="BodyText"/>
@@ -19917,7 +19528,7 @@
         <w:t xml:space="preserve">Лістинг 4.7 – Типізований запит клієнта сигналізації</w:t>
       </w:r>
     </w:p>
-    <w:bookmarkStart w:id="121" w:name="lst:ws-message"/>
+    <w:bookmarkStart w:id="120" w:name="lst:ws-message"/>
     <w:p>
       <w:pPr>
         <w:pStyle w:val="SourceCode"/>
@@ -20037,7 +19648,7 @@
         <w:t xml:space="preserve">  }</w:t>
       </w:r>
     </w:p>
-    <w:bookmarkEnd w:id="121"/>
+    <w:bookmarkEnd w:id="120"/>
     <w:p>
       <w:pPr>
         <w:pStyle w:val="FirstParagraph"/>
@@ -20063,8 +19674,8 @@
         <w:t xml:space="preserve">Обмеженням реалізації є єдине кодування без simulcast і SVC: simulcast у mediasoup-client потребує кількох записів кодування, тому всі глядачі отримують однакову якість.</w:t>
       </w:r>
     </w:p>
-    <w:bookmarkEnd w:id="122"/>
-    <w:bookmarkStart w:id="126" w:name="реалізація-автентифікації-та-авторизації"/>
+    <w:bookmarkEnd w:id="121"/>
+    <w:bookmarkStart w:id="125" w:name="реалізація-автентифікації-та-авторизації"/>
     <w:p>
       <w:pPr>
         <w:pStyle w:val="Heading2"/>
@@ -20090,7 +19701,7 @@
         <w:t xml:space="preserve">Лістинг 4.8 – Стратегія сеансу та параметри файлу cookie в конфігурації Auth.js</w:t>
       </w:r>
     </w:p>
-    <w:bookmarkStart w:id="123" w:name="lst:authjs"/>
+    <w:bookmarkStart w:id="122" w:name="lst:authjs"/>
     <w:p>
       <w:pPr>
         <w:pStyle w:val="SourceCode"/>
@@ -20276,7 +19887,7 @@
         <w:t xml:space="preserve">  ],</w:t>
       </w:r>
     </w:p>
-    <w:bookmarkEnd w:id="123"/>
+    <w:bookmarkEnd w:id="122"/>
     <w:p>
       <w:pPr>
         <w:pStyle w:val="FirstParagraph"/>
@@ -20310,7 +19921,7 @@
         <w:t xml:space="preserve">Лістинг 4.9 – Перевірка сеансового cookie на сервері сигналізації</w:t>
       </w:r>
     </w:p>
-    <w:bookmarkStart w:id="124" w:name="lst:jwt-verify"/>
+    <w:bookmarkStart w:id="123" w:name="lst:jwt-verify"/>
     <w:p>
       <w:pPr>
         <w:pStyle w:val="SourceCode"/>
@@ -20520,7 +20131,7 @@
         <w:t xml:space="preserve">};</w:t>
       </w:r>
     </w:p>
-    <w:bookmarkEnd w:id="124"/>
+    <w:bookmarkEnd w:id="123"/>
     <w:p>
       <w:pPr>
         <w:pStyle w:val="FirstParagraph"/>
@@ -20546,7 +20157,7 @@
         <w:t xml:space="preserve">Лістинг 4.10 – Параметри PKCE і запуск входу в системному браузері</w:t>
       </w:r>
     </w:p>
-    <w:bookmarkStart w:id="125" w:name="lst:pkce"/>
+    <w:bookmarkStart w:id="124" w:name="lst:pkce"/>
     <w:p>
       <w:pPr>
         <w:pStyle w:val="SourceCode"/>
@@ -20651,7 +20262,7 @@
         <w:t xml:space="preserve">        await shell.openExternal(url.toString());</w:t>
       </w:r>
     </w:p>
-    <w:bookmarkEnd w:id="125"/>
+    <w:bookmarkEnd w:id="124"/>
     <w:p>
       <w:pPr>
         <w:pStyle w:val="FirstParagraph"/>
@@ -20669,8 +20280,8 @@
         <w:t xml:space="preserve">Вхід за паролем, обмеження спроб входу та журнал аудиту не реалізовано: стовпці password_hash, failed_login_count, locked_until і таблиця audit_log лише зарезервовані у схемі.</w:t>
       </w:r>
     </w:p>
-    <w:bookmarkEnd w:id="126"/>
-    <w:bookmarkStart w:id="128" w:name="Xea941d03073c1ef76fe792c301950c85d42dd1f"/>
+    <w:bookmarkEnd w:id="125"/>
+    <w:bookmarkStart w:id="127" w:name="Xea941d03073c1ef76fe792c301950c85d42dd1f"/>
     <w:p>
       <w:pPr>
         <w:pStyle w:val="Heading2"/>
@@ -20696,7 +20307,7 @@
         <w:t xml:space="preserve">Репозиторії сервера сигналізації інкапсулюють запити Drizzle, а контролери перетворюють помилки на коди 404, 400 чи 500 (рис. 3.9). Маршрути наведено в табл. 4.3; ззовні вони доступні через Caddy з префіксом /sfu.</w:t>
       </w:r>
     </w:p>
-    <w:bookmarkStart w:id="127" w:name="tbl:api"/>
+    <w:bookmarkStart w:id="126" w:name="tbl:api"/>
     <w:p>
       <w:pPr>
         <w:pStyle w:val="TableCaption"/>
@@ -21103,7 +20714,7 @@
         </w:tc>
       </w:tr>
     </w:tbl>
-    <w:bookmarkEnd w:id="127"/>
+    <w:bookmarkEnd w:id="126"/>
     <w:p>
       <w:pPr>
         <w:pStyle w:val="BodyText"/>
@@ -21121,8 +20732,8 @@
         <w:t xml:space="preserve">Модуль перевірки змінних оточення перевіряє їх під час запуску схемою zod і в разі помилок зупиняє запуск із переліком усіх некоректних змінних; зокрема, змінна оточення AUTH_SECRET має містити не менше 32 символів, а у виробничому середовищі змінна оточення AUTH_URL має бути адресою HTTPS.</w:t>
       </w:r>
     </w:p>
-    <w:bookmarkEnd w:id="128"/>
-    <w:bookmarkStart w:id="133" w:name="Xe98c8ac092c51cab05274e5e97f8b17748fdc9d"/>
+    <w:bookmarkEnd w:id="127"/>
+    <w:bookmarkStart w:id="132" w:name="Xe98c8ac092c51cab05274e5e97f8b17748fdc9d"/>
     <w:p>
       <w:pPr>
         <w:pStyle w:val="Heading2"/>
@@ -21156,7 +20767,7 @@
         <w:t xml:space="preserve">[ПОТРЕБУЄ УТОЧНЕННЯ: РИСУНОК: скріншот головної сторінки зі списком активних трансляцій у світлій і темній темах – замінити заглушку рисунка]</w:t>
       </w:r>
     </w:p>
-    <w:bookmarkStart w:id="132" w:name="fig:scr-home-themes"/>
+    <w:bookmarkStart w:id="131" w:name="fig:scr-home-themes"/>
     <w:p>
       <w:pPr>
         <w:pStyle w:val="CaptionedFigure"/>
@@ -21166,18 +20777,18 @@
           <wp:inline>
             <wp:extent cx="5759999" cy="2035530"/>
             <wp:effectExtent b="0" l="0" r="0" t="0"/>
-            <wp:docPr descr="Головна сторінка вебзастосунку: а – світла тема; б – темна тема" title="" id="130" name="Picture"/>
+            <wp:docPr descr="Головна сторінка вебзастосунку: а – світла тема; б – темна тема" title="" id="129" name="Picture"/>
             <a:graphic>
               <a:graphicData uri="http://schemas.openxmlformats.org/drawingml/2006/picture">
                 <pic:pic>
                   <pic:nvPicPr>
-                    <pic:cNvPr descr="../screenshots/scr-home-themes.png" id="131" name="Picture"/>
+                    <pic:cNvPr descr="../screenshots/scr-home-themes.png" id="130" name="Picture"/>
                     <pic:cNvPicPr>
                       <a:picLocks noChangeArrowheads="1" noChangeAspect="1"/>
                     </pic:cNvPicPr>
                   </pic:nvPicPr>
                   <pic:blipFill>
-                    <a:blip r:embed="rId129"/>
+                    <a:blip r:embed="rId128"/>
                     <a:stretch>
                       <a:fillRect/>
                     </a:stretch>
@@ -21212,7 +20823,7 @@
         <w:t xml:space="preserve">Рисунок 4.2 – Головна сторінка вебзастосунку: а – світла тема; б – темна тема</w:t>
       </w:r>
     </w:p>
-    <w:bookmarkEnd w:id="132"/>
+    <w:bookmarkEnd w:id="131"/>
     <w:p>
       <w:pPr>
         <w:pStyle w:val="BodyText"/>
@@ -21230,8 +20841,8 @@
         <w:t xml:space="preserve">Збирання та розгортання автоматизовано засобами GitHub Actions. За тегом версії сервісу робочий процес збирає образи web, signaling і migrate у GitHub Container Registry та оновлює їх на сервері через SSH засобами Docker Compose згідно з діаграмою розгортання (рис. 3.2), а за тегом версії настільного застосунку – інсталятори NSIS, DMG і AppImage засобами electron-builder для випуску GitHub. Автоматичне оновлення, як і передбачено нефункціональними вимогами, працює лише у Windows і Linux.</w:t>
       </w:r>
     </w:p>
-    <w:bookmarkEnd w:id="133"/>
-    <w:bookmarkStart w:id="134" w:name="висновки-до-розділу-4"/>
+    <w:bookmarkEnd w:id="132"/>
+    <w:bookmarkStart w:id="133" w:name="висновки-до-розділу-4"/>
     <w:p>
       <w:pPr>
         <w:pStyle w:val="Heading2"/>
@@ -21257,9 +20868,9 @@
         <w:t xml:space="preserve">Автентифікація поєднує вхід через Google, гостьові сеанси та вхід настільного застосунку через системний браузер за схемою PKCE, а зашифрований сеанс JWT у cookie перевіряє й сервер сигналізації. Обмеженнями є відсутність перевірки власника для сокета публікації та неможливість відкликати сеанс до завершення строку дії.</w:t>
       </w:r>
     </w:p>
+    <w:bookmarkEnd w:id="133"/>
     <w:bookmarkEnd w:id="134"/>
-    <w:bookmarkEnd w:id="135"/>
-    <w:bookmarkStart w:id="145" w:name="тестування-програмної-системи"/>
+    <w:bookmarkStart w:id="144" w:name="тестування-програмної-системи"/>
     <w:p>
       <w:pPr>
         <w:pStyle w:val="Heading1"/>
@@ -21268,7 +20879,7 @@
         <w:t xml:space="preserve">5 ТЕСТУВАННЯ ПРОГРАМНОЇ СИСТЕМИ</w:t>
       </w:r>
     </w:p>
-    <w:bookmarkStart w:id="137" w:name="принципи-вибору-тестових-прикладів"/>
+    <w:bookmarkStart w:id="136" w:name="принципи-вибору-тестових-прикладів"/>
     <w:p>
       <w:pPr>
         <w:pStyle w:val="Heading2"/>
@@ -21310,7 +20921,7 @@
         <w:t xml:space="preserve">Результати статичної перевірки наведено в табл. 5.1.</w:t>
       </w:r>
     </w:p>
-    <w:bookmarkStart w:id="136" w:name="tbl:static"/>
+    <w:bookmarkStart w:id="135" w:name="tbl:static"/>
     <w:p>
       <w:pPr>
         <w:pStyle w:val="TableCaption"/>
@@ -21825,7 +21436,7 @@
         </w:tc>
       </w:tr>
     </w:tbl>
-    <w:bookmarkEnd w:id="136"/>
+    <w:bookmarkEnd w:id="135"/>
     <w:p>
       <w:pPr>
         <w:pStyle w:val="BodyText"/>
@@ -21835,8 +21446,8 @@
         <w:t xml:space="preserve">Перевірка типів виконується в суворому режимі TypeScript, а конфігурація ESLint забороняє необроблені проміси і пряме звертання до змінних оточення поза модулями конфігурації. Зупинка збирання без змінних оточення є очікуваною: образ контейнера вимикає цю перевірку на етапі збирання й виконує її під час запуску.</w:t>
       </w:r>
     </w:p>
-    <w:bookmarkEnd w:id="137"/>
-    <w:bookmarkStart w:id="139" w:name="функціональне-тестування"/>
+    <w:bookmarkEnd w:id="136"/>
+    <w:bookmarkStart w:id="138" w:name="функціональне-тестування"/>
     <w:p>
       <w:pPr>
         <w:pStyle w:val="Heading2"/>
@@ -21854,7 +21465,7 @@
         <w:t xml:space="preserve">Тестові приклади згруповано за сценаріями використання: автентифікація (А), трансляція з браузера (Б), настільний застосунок (Д), перегляд (П), завершення та відновлення трансляції (З). Автоматизовані приклади виконано 05.10.2026; основні з них, зокрема всі, що виявили невідповідності, наведено в табл. 5.2.</w:t>
       </w:r>
     </w:p>
-    <w:bookmarkStart w:id="138" w:name="tbl:tc-functional"/>
+    <w:bookmarkStart w:id="137" w:name="tbl:tc-functional"/>
     <w:p>
       <w:pPr>
         <w:pStyle w:val="TableCaption"/>
@@ -22592,14 +22203,14 @@
         </w:tc>
       </w:tr>
     </w:tbl>
-    <w:bookmarkEnd w:id="138"/>
+    <w:bookmarkEnd w:id="137"/>
     <w:p>
       <w:pPr>
         <w:pStyle w:val="BodyText"/>
         <w:spacing w:before="480"/>
       </w:pPr>
       <w:r>
-        <w:t xml:space="preserve">Приклади автентифікації перевіряють вимоги ФВ-01 – ФВ-04 і перевірку сеансу сервером сигналізації. Обмеження доступу до сторінок (ФВ-04) і гостьовий вхід (ФВ-03) відповідають вимогам, cookie сеансу має атрибути з табл. 1.4. Приклад А7 виявив дефект: перевірка токена сервером сигналізації не перехоплює виняток JWEInvalid, тому довільне значення cookie дає відповідь 500 замість 401, хоча доступу до даних не надає. Сторінка політики конфіденційності, на яку посилається сторінка входу, для анонімного відвідувача переспрямовує на вхід, що відповідає ФВ-04, але робить правові сторінки недоступними до входу.</w:t>
+        <w:t xml:space="preserve">Приклади автентифікації перевіряють вимоги ФВ-01 – ФВ-04 і перевірку сеансу сервером сигналізації. Обмеження доступу до сторінок (ФВ-04) і гостьовий вхід (ФВ-03) відповідають вимогам, cookie сеансу має атрибути, визначені вимогами до безпеки. Приклад А7 виявив дефект: перевірка токена сервером сигналізації не перехоплює виняток JWEInvalid, тому довільне значення cookie дає відповідь 500 замість 401, хоча доступу до даних не надає. Сторінка політики конфіденційності, на яку посилається сторінка входу, для анонімного відвідувача переспрямовує на вхід, що відповідає ФВ-04, але робить правові сторінки недоступними до входу.</w:t>
       </w:r>
     </w:p>
     <w:p>
@@ -22634,8 +22245,8 @@
         <w:t xml:space="preserve">Приклади завершення трансляції перевіряють вимоги ФВ-15 і ФВ-16 та право керувати трансляцією. Тривалість у З2 складається з п’яти інтервалів по 6 с і ще одного, на якому таймер фіксує вичерпання спроб, тобто 36 с, а не 30 с. Приклад З4 виявив найсерйозніший дефект: обробник WebSocket стримера перевіряє наявність сеансу, але не належність трансляції, тому будь-який сеанс може завершити чужу трансляцію.</w:t>
       </w:r>
     </w:p>
-    <w:bookmarkEnd w:id="139"/>
-    <w:bookmarkStart w:id="141" w:name="нефункціональне-тестування"/>
+    <w:bookmarkEnd w:id="138"/>
+    <w:bookmarkStart w:id="140" w:name="нефункціональне-тестування"/>
     <w:p>
       <w:pPr>
         <w:pStyle w:val="Heading2"/>
@@ -22650,10 +22261,10 @@
         <w:spacing w:before="480"/>
       </w:pPr>
       <w:r>
-        <w:t xml:space="preserve">Нефункціональні характеристики з табл. 1.4 та результати їх перевірки наведено в табл. 5.3. Величини продуктивності залежать від обладнання й мережі і не можуть бути отримані на стенді без графічного середовища, тому їх позначено як дані, що має надати автор.</w:t>
-      </w:r>
-    </w:p>
-    <w:bookmarkStart w:id="140" w:name="tbl:nfr"/>
+        <w:t xml:space="preserve">Методи перевірки нефункціональних вимог до продуктивності, сумісності та безпеки і їх результати наведено в табл. 5.3. Величини продуктивності залежать від обладнання й мережі і не можуть бути отримані на стенді без графічного середовища, тому їх позначено як дані, що має надати автор.</w:t>
+      </w:r>
+    </w:p>
+    <w:bookmarkStart w:id="139" w:name="tbl:nfr"/>
     <w:p>
       <w:pPr>
         <w:pStyle w:val="TableCaption"/>
@@ -23056,7 +22667,7 @@
                 <w:sz w:val="24"/>
                 <w:szCs w:val="24"/>
               </w:rPr>
-              <w:t xml:space="preserve">Сумісність</w:t>
+              <w:t xml:space="preserve">Узгодженість лімітів бітрейту</w:t>
             </w:r>
           </w:p>
         </w:tc>
@@ -23073,7 +22684,7 @@
                 <w:sz w:val="24"/>
                 <w:szCs w:val="24"/>
               </w:rPr>
-              <w:t xml:space="preserve">Windows, macOS, Linux × Chrome, Edge, Firefox, Safari: трансляція й перегляд</w:t>
+              <w:t xml:space="preserve">змінна оточення MEDIASOUP_MAX_INCOMING_BITRATE = 10 000 000</w:t>
             </w:r>
           </w:p>
         </w:tc>
@@ -23090,7 +22701,7 @@
                 <w:sz w:val="24"/>
                 <w:szCs w:val="24"/>
               </w:rPr>
-              <w:t xml:space="preserve">робота в підтримуваних поєднаннях</w:t>
+              <w:t xml:space="preserve">попередження про обмеження</w:t>
             </w:r>
           </w:p>
         </w:tc>
@@ -23107,7 +22718,7 @@
                 <w:sz w:val="24"/>
                 <w:szCs w:val="24"/>
               </w:rPr>
-              <w:t xml:space="preserve">[ПОТРЕБУЄ УТОЧНЕННЯ: матриця результатів з версіями]</w:t>
+              <w:t xml:space="preserve">попередження з порогом 21 600 000 біт/с</w:t>
             </w:r>
           </w:p>
         </w:tc>
@@ -23126,7 +22737,7 @@
                 <w:sz w:val="24"/>
                 <w:szCs w:val="24"/>
               </w:rPr>
-              <w:t xml:space="preserve">Узгодженість лімітів бітрейту</w:t>
+              <w:t xml:space="preserve">Сумісність</w:t>
             </w:r>
           </w:p>
         </w:tc>
@@ -23143,7 +22754,7 @@
                 <w:sz w:val="24"/>
                 <w:szCs w:val="24"/>
               </w:rPr>
-              <w:t xml:space="preserve">змінна оточення MEDIASOUP_MAX_INCOMING_BITRATE = 10 000 000</w:t>
+              <w:t xml:space="preserve">Windows, macOS, Linux × Chrome, Edge, Firefox, Safari: трансляція й перегляд</w:t>
             </w:r>
           </w:p>
         </w:tc>
@@ -23160,7 +22771,7 @@
                 <w:sz w:val="24"/>
                 <w:szCs w:val="24"/>
               </w:rPr>
-              <w:t xml:space="preserve">попередження про обмеження</w:t>
+              <w:t xml:space="preserve">робота в підтримуваних поєднаннях</w:t>
             </w:r>
           </w:p>
         </w:tc>
@@ -23177,7 +22788,7 @@
                 <w:sz w:val="24"/>
                 <w:szCs w:val="24"/>
               </w:rPr>
-              <w:t xml:space="preserve">попередження з порогом 21 600 000 біт/с</w:t>
+              <w:t xml:space="preserve">[ПОТРЕБУЄ УТОЧНЕННЯ: матриця результатів з версіями]</w:t>
             </w:r>
           </w:p>
         </w:tc>
@@ -23393,7 +23004,7 @@
         </w:tc>
       </w:tr>
     </w:tbl>
-    <w:bookmarkEnd w:id="140"/>
+    <w:bookmarkEnd w:id="139"/>
     <w:p>
       <w:pPr>
         <w:pStyle w:val="BodyText"/>
@@ -23403,8 +23014,8 @@
         <w:t xml:space="preserve">У статистиці потоку WebRTC поле qualityLimitationReason – причина зниження якості, поле freezeCount – кількість зупинок відтворення в глядача. Значення слід записувати після 60 с трансляції динамічного вмісту, оскільки кодер починає з половини бюджету бітрейту; затримку – як різницю показів секундоміра на одному знімку з вікнами стримера й глядача.</w:t>
       </w:r>
     </w:p>
-    <w:bookmarkEnd w:id="141"/>
-    <w:bookmarkStart w:id="143" w:name="виправлені-дефекти-та-аналіз-результатів"/>
+    <w:bookmarkEnd w:id="140"/>
+    <w:bookmarkStart w:id="142" w:name="виправлені-дефекти-та-аналіз-результатів"/>
     <w:p>
       <w:pPr>
         <w:pStyle w:val="Heading2"/>
@@ -23422,7 +23033,7 @@
         <w:t xml:space="preserve">Частину дефектів виявлено й виправлено до цього тестування; їхній перелік наведено в табл. 5.4 разом із дефектами, виявленими під час функціонального та нефункціонального тестування.</w:t>
       </w:r>
     </w:p>
-    <w:bookmarkStart w:id="142" w:name="tbl:defects"/>
+    <w:bookmarkStart w:id="141" w:name="tbl:defects"/>
     <w:p>
       <w:pPr>
         <w:pStyle w:val="TableCaption"/>
@@ -24002,7 +23613,7 @@
         </w:tc>
       </w:tr>
     </w:tbl>
-    <w:bookmarkEnd w:id="142"/>
+    <w:bookmarkEnd w:id="141"/>
     <w:p>
       <w:pPr>
         <w:pStyle w:val="BodyText"/>
@@ -24020,8 +23631,8 @@
         <w:t xml:space="preserve">Зі 30 автоматизованих прикладів 27 дали очікуваний результат: 20 із 23 у сценарії перевірки серверних компонентів і 7 із 7 у сценарії перевірки режиму слідування. Ручні перевірки входу через Google, захоплення, відтворення й відновлення трансляції та вимірювання табл. 5.3 потребують реального обладнання та є умовою остаточної оцінки ефективності функціонування й сумісності.</w:t>
       </w:r>
     </w:p>
-    <w:bookmarkEnd w:id="143"/>
-    <w:bookmarkStart w:id="144" w:name="висновки-до-розділу-5"/>
+    <w:bookmarkEnd w:id="142"/>
+    <w:bookmarkStart w:id="143" w:name="висновки-до-розділу-5"/>
     <w:p>
       <w:pPr>
         <w:pStyle w:val="Heading2"/>
@@ -24047,9 +23658,9 @@
         <w:t xml:space="preserve">Тестування виявило три дефекти авторизації сервера сигналізації (табл. 5.4), які слід усунути перевірками ролі та власника на сервері. Шість дефектів, виявлених під час розроблення, виправлено. Результати ручних прикладів і вимірювань продуктивності має надати автор роботи.</w:t>
       </w:r>
     </w:p>
+    <w:bookmarkEnd w:id="143"/>
     <w:bookmarkEnd w:id="144"/>
-    <w:bookmarkEnd w:id="145"/>
-    <w:bookmarkStart w:id="174" w:name="експлуатація-програмної-системи"/>
+    <w:bookmarkStart w:id="173" w:name="експлуатація-програмної-системи"/>
     <w:p>
       <w:pPr>
         <w:pStyle w:val="Heading1"/>
@@ -24058,7 +23669,7 @@
         <w:t xml:space="preserve">6 ЕКСПЛУАТАЦІЯ ПРОГРАМНОЇ СИСТЕМИ</w:t>
       </w:r>
     </w:p>
-    <w:bookmarkStart w:id="170" w:name="X6c2bcc22830fcd068877faee139b8c21e574d7b"/>
+    <w:bookmarkStart w:id="169" w:name="X6c2bcc22830fcd068877faee139b8c21e574d7b"/>
     <w:p>
       <w:pPr>
         <w:pStyle w:val="Heading2"/>
@@ -24092,7 +23703,7 @@
         <w:t xml:space="preserve">[ПОТРЕБУЄ УТОЧНЕННЯ: скріншот screenshots/scr-download.png]</w:t>
       </w:r>
     </w:p>
-    <w:bookmarkStart w:id="149" w:name="fig:scr-download"/>
+    <w:bookmarkStart w:id="148" w:name="fig:scr-download"/>
     <w:p>
       <w:pPr>
         <w:pStyle w:val="CaptionedFigure"/>
@@ -24102,18 +23713,18 @@
           <wp:inline>
             <wp:extent cx="5759999" cy="2140490"/>
             <wp:effectExtent b="0" l="0" r="0" t="0"/>
-            <wp:docPr descr="Головна сторінка для відвідувача з кнопкою завантаження настільного застосунку" title="" id="147" name="Picture"/>
+            <wp:docPr descr="Головна сторінка для відвідувача з кнопкою завантаження настільного застосунку" title="" id="146" name="Picture"/>
             <a:graphic>
               <a:graphicData uri="http://schemas.openxmlformats.org/drawingml/2006/picture">
                 <pic:pic>
                   <pic:nvPicPr>
-                    <pic:cNvPr descr="../screenshots/scr-download.png" id="148" name="Picture"/>
+                    <pic:cNvPr descr="../screenshots/scr-download.png" id="147" name="Picture"/>
                     <pic:cNvPicPr>
                       <a:picLocks noChangeArrowheads="1" noChangeAspect="1"/>
                     </pic:cNvPicPr>
                   </pic:nvPicPr>
                   <pic:blipFill>
-                    <a:blip r:embed="rId146"/>
+                    <a:blip r:embed="rId145"/>
                     <a:stretch>
                       <a:fillRect/>
                     </a:stretch>
@@ -24148,7 +23759,7 @@
         <w:t xml:space="preserve">Рисунок 6.1 – Головна сторінка для відвідувача з кнопкою завантаження настільного застосунку</w:t>
       </w:r>
     </w:p>
-    <w:bookmarkEnd w:id="149"/>
+    <w:bookmarkEnd w:id="148"/>
     <w:p>
       <w:pPr>
         <w:pStyle w:val="BodyText"/>
@@ -24174,7 +23785,7 @@
         <w:t xml:space="preserve">[ПОТРЕБУЄ УТОЧНЕННЯ: скріншот screenshots/scr-desktop-sign-in.png]</w:t>
       </w:r>
     </w:p>
-    <w:bookmarkStart w:id="153" w:name="fig:scr-desktop-sign-in"/>
+    <w:bookmarkStart w:id="152" w:name="fig:scr-desktop-sign-in"/>
     <w:p>
       <w:pPr>
         <w:pStyle w:val="CaptionedFigure"/>
@@ -24184,18 +23795,18 @@
           <wp:inline>
             <wp:extent cx="5759999" cy="1551805"/>
             <wp:effectExtent b="0" l="0" r="0" t="0"/>
-            <wp:docPr descr="Вхід у настільному застосунку: а – очікування входу в браузері; б – сторінка завершення входу в браузері" title="" id="151" name="Picture"/>
+            <wp:docPr descr="Вхід у настільному застосунку: а – очікування входу в браузері; б – сторінка завершення входу в браузері" title="" id="150" name="Picture"/>
             <a:graphic>
               <a:graphicData uri="http://schemas.openxmlformats.org/drawingml/2006/picture">
                 <pic:pic>
                   <pic:nvPicPr>
-                    <pic:cNvPr descr="../screenshots/scr-desktop-sign-in.png" id="152" name="Picture"/>
+                    <pic:cNvPr descr="../screenshots/scr-desktop-sign-in.png" id="151" name="Picture"/>
                     <pic:cNvPicPr>
                       <a:picLocks noChangeArrowheads="1" noChangeAspect="1"/>
                     </pic:cNvPicPr>
                   </pic:nvPicPr>
                   <pic:blipFill>
-                    <a:blip r:embed="rId150"/>
+                    <a:blip r:embed="rId149"/>
                     <a:stretch>
                       <a:fillRect/>
                     </a:stretch>
@@ -24230,7 +23841,7 @@
         <w:t xml:space="preserve">Рисунок 6.2 – Вхід у настільному застосунку: а – очікування входу в браузері; б – сторінка завершення входу в браузері</w:t>
       </w:r>
     </w:p>
-    <w:bookmarkEnd w:id="153"/>
+    <w:bookmarkEnd w:id="152"/>
     <w:p>
       <w:pPr>
         <w:pStyle w:val="BodyText"/>
@@ -24256,7 +23867,7 @@
         <w:t xml:space="preserve">[ПОТРЕБУЄ УТОЧНЕННЯ: скріншот screenshots/scr-source-picker.png]</w:t>
       </w:r>
     </w:p>
-    <w:bookmarkStart w:id="157" w:name="fig:scr-source-picker"/>
+    <w:bookmarkStart w:id="156" w:name="fig:scr-source-picker"/>
     <w:p>
       <w:pPr>
         <w:pStyle w:val="CaptionedFigure"/>
@@ -24266,18 +23877,18 @@
           <wp:inline>
             <wp:extent cx="5759999" cy="1845250"/>
             <wp:effectExtent b="0" l="0" r="0" t="0"/>
-            <wp:docPr descr="Вікно вибору джерела трансляції в настільному застосунку" title="" id="155" name="Picture"/>
+            <wp:docPr descr="Вікно вибору джерела трансляції в настільному застосунку" title="" id="154" name="Picture"/>
             <a:graphic>
               <a:graphicData uri="http://schemas.openxmlformats.org/drawingml/2006/picture">
                 <pic:pic>
                   <pic:nvPicPr>
-                    <pic:cNvPr descr="../screenshots/scr-source-picker.png" id="156" name="Picture"/>
+                    <pic:cNvPr descr="../screenshots/scr-source-picker.png" id="155" name="Picture"/>
                     <pic:cNvPicPr>
                       <a:picLocks noChangeArrowheads="1" noChangeAspect="1"/>
                     </pic:cNvPicPr>
                   </pic:nvPicPr>
                   <pic:blipFill>
-                    <a:blip r:embed="rId154"/>
+                    <a:blip r:embed="rId153"/>
                     <a:stretch>
                       <a:fillRect/>
                     </a:stretch>
@@ -24312,7 +23923,7 @@
         <w:t xml:space="preserve">Рисунок 6.3 – Вікно вибору джерела трансляції в настільному застосунку</w:t>
       </w:r>
     </w:p>
-    <w:bookmarkEnd w:id="157"/>
+    <w:bookmarkEnd w:id="156"/>
     <w:p>
       <w:pPr>
         <w:pStyle w:val="BodyText"/>
@@ -24338,7 +23949,7 @@
         <w:t xml:space="preserve">[ПОТРЕБУЄ УТОЧНЕННЯ: скріншот screenshots/scr-broadcast-live.png]</w:t>
       </w:r>
     </w:p>
-    <w:bookmarkStart w:id="161" w:name="fig:scr-broadcast-live"/>
+    <w:bookmarkStart w:id="160" w:name="fig:scr-broadcast-live"/>
     <w:p>
       <w:pPr>
         <w:pStyle w:val="CaptionedFigure"/>
@@ -24348,18 +23959,18 @@
           <wp:inline>
             <wp:extent cx="5759999" cy="1499891"/>
             <wp:effectExtent b="0" l="0" r="0" t="0"/>
-            <wp:docPr descr="Сторінка активної приватної трансляції в настільному застосунку" title="" id="159" name="Picture"/>
+            <wp:docPr descr="Сторінка активної приватної трансляції в настільному застосунку" title="" id="158" name="Picture"/>
             <a:graphic>
               <a:graphicData uri="http://schemas.openxmlformats.org/drawingml/2006/picture">
                 <pic:pic>
                   <pic:nvPicPr>
-                    <pic:cNvPr descr="../screenshots/scr-broadcast-live.png" id="160" name="Picture"/>
+                    <pic:cNvPr descr="../screenshots/scr-broadcast-live.png" id="159" name="Picture"/>
                     <pic:cNvPicPr>
                       <a:picLocks noChangeArrowheads="1" noChangeAspect="1"/>
                     </pic:cNvPicPr>
                   </pic:nvPicPr>
                   <pic:blipFill>
-                    <a:blip r:embed="rId158"/>
+                    <a:blip r:embed="rId157"/>
                     <a:stretch>
                       <a:fillRect/>
                     </a:stretch>
@@ -24394,7 +24005,7 @@
         <w:t xml:space="preserve">Рисунок 6.4 – Сторінка активної приватної трансляції в настільному застосунку</w:t>
       </w:r>
     </w:p>
-    <w:bookmarkEnd w:id="161"/>
+    <w:bookmarkEnd w:id="160"/>
     <w:p>
       <w:pPr>
         <w:pStyle w:val="BodyText"/>
@@ -24420,7 +24031,7 @@
         <w:t xml:space="preserve">[ПОТРЕБУЄ УТОЧНЕННЯ: скріншот screenshots/scr-watch-guest.png]</w:t>
       </w:r>
     </w:p>
-    <w:bookmarkStart w:id="165" w:name="fig:scr-watch-guest"/>
+    <w:bookmarkStart w:id="164" w:name="fig:scr-watch-guest"/>
     <w:p>
       <w:pPr>
         <w:pStyle w:val="CaptionedFigure"/>
@@ -24430,18 +24041,18 @@
           <wp:inline>
             <wp:extent cx="5759999" cy="1857648"/>
             <wp:effectExtent b="0" l="0" r="0" t="0"/>
-            <wp:docPr descr="Сторінка перегляду в браузері глядача: а – під час трансляції; б – після завершення трансляції" title="" id="163" name="Picture"/>
+            <wp:docPr descr="Сторінка перегляду в браузері глядача: а – під час трансляції; б – після завершення трансляції" title="" id="162" name="Picture"/>
             <a:graphic>
               <a:graphicData uri="http://schemas.openxmlformats.org/drawingml/2006/picture">
                 <pic:pic>
                   <pic:nvPicPr>
-                    <pic:cNvPr descr="../screenshots/scr-watch-guest.png" id="164" name="Picture"/>
+                    <pic:cNvPr descr="../screenshots/scr-watch-guest.png" id="163" name="Picture"/>
                     <pic:cNvPicPr>
                       <a:picLocks noChangeArrowheads="1" noChangeAspect="1"/>
                     </pic:cNvPicPr>
                   </pic:nvPicPr>
                   <pic:blipFill>
-                    <a:blip r:embed="rId162"/>
+                    <a:blip r:embed="rId161"/>
                     <a:stretch>
                       <a:fillRect/>
                     </a:stretch>
@@ -24476,7 +24087,7 @@
         <w:t xml:space="preserve">Рисунок 6.5 – Сторінка перегляду в браузері глядача: а – під час трансляції; б – після завершення трансляції</w:t>
       </w:r>
     </w:p>
-    <w:bookmarkEnd w:id="165"/>
+    <w:bookmarkEnd w:id="164"/>
     <w:p>
       <w:pPr>
         <w:pStyle w:val="BodyText"/>
@@ -24502,7 +24113,7 @@
         <w:t xml:space="preserve">[ПОТРЕБУЄ УТОЧНЕННЯ: скріншот screenshots/scr-follow.png]</w:t>
       </w:r>
     </w:p>
-    <w:bookmarkStart w:id="169" w:name="fig:scr-follow"/>
+    <w:bookmarkStart w:id="168" w:name="fig:scr-follow"/>
     <w:p>
       <w:pPr>
         <w:pStyle w:val="CaptionedFigure"/>
@@ -24512,18 +24123,18 @@
           <wp:inline>
             <wp:extent cx="5759999" cy="1665542"/>
             <wp:effectExtent b="0" l="0" r="0" t="0"/>
-            <wp:docPr descr="Перемикання трансляції на нове вікно застосунку в режимі слідування" title="" id="167" name="Picture"/>
+            <wp:docPr descr="Перемикання трансляції на нове вікно застосунку в режимі слідування" title="" id="166" name="Picture"/>
             <a:graphic>
               <a:graphicData uri="http://schemas.openxmlformats.org/drawingml/2006/picture">
                 <pic:pic>
                   <pic:nvPicPr>
-                    <pic:cNvPr descr="../screenshots/scr-follow.png" id="168" name="Picture"/>
+                    <pic:cNvPr descr="../screenshots/scr-follow.png" id="167" name="Picture"/>
                     <pic:cNvPicPr>
                       <a:picLocks noChangeArrowheads="1" noChangeAspect="1"/>
                     </pic:cNvPicPr>
                   </pic:nvPicPr>
                   <pic:blipFill>
-                    <a:blip r:embed="rId166"/>
+                    <a:blip r:embed="rId165"/>
                     <a:stretch>
                       <a:fillRect/>
                     </a:stretch>
@@ -24558,7 +24169,7 @@
         <w:t xml:space="preserve">Рисунок 6.6 – Перемикання трансляції на нове вікно застосунку в режимі слідування</w:t>
       </w:r>
     </w:p>
-    <w:bookmarkEnd w:id="169"/>
+    <w:bookmarkEnd w:id="168"/>
     <w:p>
       <w:pPr>
         <w:pStyle w:val="BodyText"/>
@@ -24576,8 +24187,8 @@
         <w:t xml:space="preserve">Кнопка «Stop stream» завершує трансляцію, а глядач бачить сторінку «The stream has ended» з кнопкою повернення до переліку (рис. 6.5, б).</w:t>
       </w:r>
     </w:p>
-    <w:bookmarkEnd w:id="170"/>
-    <w:bookmarkStart w:id="172" w:name="Xeb13b43668ff5547a1e9023de9a8e4de2ead0a1"/>
+    <w:bookmarkEnd w:id="169"/>
+    <w:bookmarkStart w:id="171" w:name="Xeb13b43668ff5547a1e9023de9a8e4de2ead0a1"/>
     <w:p>
       <w:pPr>
         <w:pStyle w:val="Heading2"/>
@@ -24603,7 +24214,7 @@
         <w:t xml:space="preserve">Затримку доставки зображення глядачеві оцінюють як експлуатаційну характеристику, а не як критерій досягнення мети. Для цього у вікні застосунку працює екранний секундомір, а різницю його показів у вікнах стримера й глядача фіксують на одному знімку 10 разів для кожних умов. Результати випробувань наведено в табл. 6.1.</w:t>
       </w:r>
     </w:p>
-    <w:bookmarkStart w:id="171" w:name="tbl:trials"/>
+    <w:bookmarkStart w:id="170" w:name="tbl:trials"/>
     <w:p>
       <w:pPr>
         <w:pStyle w:val="TableCaption"/>
@@ -24859,7 +24470,7 @@
         </w:tc>
       </w:tr>
     </w:tbl>
-    <w:bookmarkEnd w:id="171"/>
+    <w:bookmarkEnd w:id="170"/>
     <w:p>
       <w:pPr>
         <w:pStyle w:val="BodyText"/>
@@ -24869,8 +24480,8 @@
         <w:t xml:space="preserve">[ПОТРЕБУЄ УТОЧНЕННЯ: висновок за табл. 6.1; факти використання сервісу, лише якщо вони є]</w:t>
       </w:r>
     </w:p>
-    <w:bookmarkEnd w:id="172"/>
-    <w:bookmarkStart w:id="173" w:name="висновки-до-розділу-6"/>
+    <w:bookmarkEnd w:id="171"/>
+    <w:bookmarkStart w:id="172" w:name="висновки-до-розділу-6"/>
     <w:p>
       <w:pPr>
         <w:pStyle w:val="Heading2"/>
@@ -24896,9 +24507,9 @@
         <w:t xml:space="preserve">Мети досягнуто: трансляція без дій стримера перемикається на нове вікно застосунку за 1,5 с і повертається до вихідного вікна за 1,3 с, а затримку доставки визначено як експлуатаційну характеристику з окремою методикою вимірювання.</w:t>
       </w:r>
     </w:p>
+    <w:bookmarkEnd w:id="172"/>
     <w:bookmarkEnd w:id="173"/>
-    <w:bookmarkEnd w:id="174"/>
-    <w:bookmarkStart w:id="175" w:name="загальні-висновки"/>
+    <w:bookmarkStart w:id="174" w:name="загальні-висновки"/>
     <w:p>
       <w:pPr>
         <w:pStyle w:val="Heading1"/>
@@ -24981,13 +24592,13 @@
         <w:t xml:space="preserve"> </w:t>
       </w:r>
       <w:r>
-        <w:t xml:space="preserve">сформульовано 19 функціональних вимог і</w:t>
+        <w:t xml:space="preserve">сформульовано 19 функціональних вимог і нефункціональні вимоги до надійності, продуктивності,</w:t>
       </w:r>
       <w:r>
         <w:t xml:space="preserve"> </w:t>
       </w:r>
       <w:r>
-        <w:t xml:space="preserve">згруповано нефункціональні вимоги за моделлю ISO/IEC 25010.</w:t>
+        <w:t xml:space="preserve">безпеки, сумісності, супроводжуваності та зручності використання.</w:t>
       </w:r>
     </w:p>
     <w:p>
@@ -25188,8 +24799,8 @@
         <w:t xml:space="preserve">mediasoup методом pipeToRouter для збільшення кількості глядачів [30].</w:t>
       </w:r>
     </w:p>
-    <w:bookmarkEnd w:id="175"/>
-    <w:bookmarkStart w:id="177" w:name="список-використаних-джерел"/>
+    <w:bookmarkEnd w:id="174"/>
+    <w:bookmarkStart w:id="176" w:name="список-використаних-джерел"/>
     <w:p>
       <w:pPr>
         <w:pStyle w:val="Heading1"/>
@@ -25198,7 +24809,7 @@
         <w:t xml:space="preserve">СПИСОК ВИКОРИСТАНИХ ДЖЕРЕЛ</w:t>
       </w:r>
     </w:p>
-    <w:bookmarkStart w:id="176" w:name="refs"/>
+    <w:bookmarkStart w:id="175" w:name="refs"/>
     <w:p>
       <w:pPr>
         <w:pStyle w:val="Bibliography"/>
@@ -25440,9 +25051,9 @@
         <w:t xml:space="preserve">30. mediasoup :: API. mediasoup documentation. URL: https://mediasoup.org/documentation/v3/mediasoup/api/ (дата звернення: 05.10.2026).</w:t>
       </w:r>
     </w:p>
+    <w:bookmarkEnd w:id="175"/>
     <w:bookmarkEnd w:id="176"/>
-    <w:bookmarkEnd w:id="177"/>
-    <w:bookmarkStart w:id="183" w:name="додаток-а-лістинг-програми"/>
+    <w:bookmarkStart w:id="182" w:name="додаток-а-лістинг-програми"/>
     <w:p>
       <w:pPr>
         <w:pStyle w:val="Heading1"/>
@@ -25501,7 +25112,7 @@
         <w:t xml:space="preserve">Лістинг А.1 – Клас SourceFollower настільного застосунку</w:t>
       </w:r>
     </w:p>
-    <w:bookmarkStart w:id="178" w:name="lst:a-source-follower"/>
+    <w:bookmarkStart w:id="177" w:name="lst:a-source-follower"/>
     <w:p>
       <w:pPr>
         <w:pStyle w:val="SourceCode"/>
@@ -27799,7 +27410,7 @@
         <w:t xml:space="preserve">}</w:t>
       </w:r>
     </w:p>
-    <w:bookmarkEnd w:id="178"/>
+    <w:bookmarkEnd w:id="177"/>
     <w:p>
       <w:pPr>
         <w:pStyle w:val="FirstParagraph"/>
@@ -27817,7 +27428,7 @@
         <w:t xml:space="preserve">Лістинг А.2 – Клас MediasoupService сервера сигналізації (скорочено)</w:t>
       </w:r>
     </w:p>
-    <w:bookmarkStart w:id="179" w:name="lst:a-mediasoup"/>
+    <w:bookmarkStart w:id="178" w:name="lst:a-mediasoup"/>
     <w:p>
       <w:pPr>
         <w:pStyle w:val="SourceCode"/>
@@ -29098,7 +28709,7 @@
         <w:t xml:space="preserve">}</w:t>
       </w:r>
     </w:p>
-    <w:bookmarkEnd w:id="179"/>
+    <w:bookmarkEnd w:id="178"/>
     <w:p>
       <w:pPr>
         <w:pStyle w:val="FirstParagraph"/>
@@ -29116,7 +28727,7 @@
         <w:t xml:space="preserve">Лістинг А.3 – Маршрути та обробники WebSocket класу StreamsController (фрагмент)</w:t>
       </w:r>
     </w:p>
-    <w:bookmarkStart w:id="180" w:name="lst:a-streams-ws"/>
+    <w:bookmarkStart w:id="179" w:name="lst:a-streams-ws"/>
     <w:p>
       <w:pPr>
         <w:pStyle w:val="SourceCode"/>
@@ -31072,7 +30683,7 @@
         <w:t xml:space="preserve">}</w:t>
       </w:r>
     </w:p>
-    <w:bookmarkEnd w:id="180"/>
+    <w:bookmarkEnd w:id="179"/>
     <w:p>
       <w:pPr>
         <w:pStyle w:val="FirstParagraph"/>
@@ -31090,7 +30701,7 @@
         <w:t xml:space="preserve">Лістинг А.4 – Хук useStreamer сторінки трансляції (скорочено)</w:t>
       </w:r>
     </w:p>
-    <w:bookmarkStart w:id="181" w:name="lst:a-use-streamer"/>
+    <w:bookmarkStart w:id="180" w:name="lst:a-use-streamer"/>
     <w:p>
       <w:pPr>
         <w:pStyle w:val="SourceCode"/>
@@ -32311,7 +31922,7 @@
         <w:t xml:space="preserve">// ...</w:t>
       </w:r>
     </w:p>
-    <w:bookmarkEnd w:id="181"/>
+    <w:bookmarkEnd w:id="180"/>
     <w:p>
       <w:pPr>
         <w:pStyle w:val="FirstParagraph"/>
@@ -32329,7 +31940,7 @@
         <w:t xml:space="preserve">Лістинг А.5 – Вхід через Google у системному браузері в настільному застосунку (скорочено)</w:t>
       </w:r>
     </w:p>
-    <w:bookmarkStart w:id="182" w:name="lst:a-google-auth"/>
+    <w:bookmarkStart w:id="181" w:name="lst:a-google-auth"/>
     <w:p>
       <w:pPr>
         <w:pStyle w:val="SourceCode"/>
@@ -33256,8 +32867,8 @@
         <w:t xml:space="preserve">}</w:t>
       </w:r>
     </w:p>
+    <w:bookmarkEnd w:id="181"/>
     <w:bookmarkEnd w:id="182"/>
-    <w:bookmarkEnd w:id="183"/>
     <w:sectPr>
       <w:headerReference w:type="first" r:id="rId9"/>
       <w:headerReference w:type="default" r:id="rId10"/>

--- a/thesis/final/thesis.docx
+++ b/thesis/final/thesis.docx
@@ -62,7 +62,7 @@
         <w:pStyle w:val="TitlePage7"/>
       </w:pPr>
       <w:r>
-        <w:t xml:space="preserve">(група [ПОТРЕБУЄ УТОЧНЕННЯ: група])</w:t>
+        <w:t xml:space="preserve">(група АС-234)</w:t>
       </w:r>
     </w:p>
     <w:p>
@@ -231,25 +231,7 @@
         <w:pStyle w:val="BodyText"/>
       </w:pPr>
       <w:r>
-        <w:t xml:space="preserve">Метою кваліфікаційної роботи є підвищення ефективності трансляції окремих застосунків шляхом</w:t>
-      </w:r>
-      <w:r>
-        <w:t xml:space="preserve"> </w:t>
-      </w:r>
-      <w:r>
-        <w:t xml:space="preserve">розроблення вебсервісу потокової передачі медіаконтенту з настільним застосунком для захоплення,</w:t>
-      </w:r>
-      <w:r>
-        <w:t xml:space="preserve"> </w:t>
-      </w:r>
-      <w:r>
-        <w:t xml:space="preserve">який передає глядачам у браузері зображення та власний звук лише обраного застосунку і без дій</w:t>
-      </w:r>
-      <w:r>
-        <w:t xml:space="preserve"> </w:t>
-      </w:r>
-      <w:r>
-        <w:t xml:space="preserve">стримера перемикає трансляцію на нове вікно цього застосунку протягом 1,5 с. Об’єктом роботи є процес трансляції окремих застосунків глядачам у реальному часі, предметом –</w:t>
+        <w:t xml:space="preserve">Метою роботи є підвищення ефективності трансляції окремих застосунків шляхом розроблення вебсервісу потокової передачі медіаконтенту з функцією вибіркового захоплення застосунків. Об’єктом роботи є процес трансляції окремих застосунків глядачам у реальному часі, предметом –</w:t>
       </w:r>
       <w:r>
         <w:t xml:space="preserve"> </w:t>
@@ -371,31 +353,7 @@
         <w:pStyle w:val="BodyText"/>
       </w:pPr>
       <w:r>
-        <w:t xml:space="preserve">The purpose of the qualification work is to improve the efficiency of broadcasting individual</w:t>
-      </w:r>
-      <w:r>
-        <w:t xml:space="preserve"> </w:t>
-      </w:r>
-      <w:r>
-        <w:t xml:space="preserve">applications by developing a media streaming web service with a desktop capture application that</w:t>
-      </w:r>
-      <w:r>
-        <w:t xml:space="preserve"> </w:t>
-      </w:r>
-      <w:r>
-        <w:t xml:space="preserve">delivers to viewers in the browser the picture and own sound of the selected application only and,</w:t>
-      </w:r>
-      <w:r>
-        <w:t xml:space="preserve"> </w:t>
-      </w:r>
-      <w:r>
-        <w:t xml:space="preserve">without any action from the streamer, switches the broadcast to a new window of that application</w:t>
-      </w:r>
-      <w:r>
-        <w:t xml:space="preserve"> </w:t>
-      </w:r>
-      <w:r>
-        <w:t xml:space="preserve">within 1.5 s. The object of the work is the process of broadcasting individual applications to viewers in real</w:t>
+        <w:t xml:space="preserve">The purpose of the work is to improve the efficiency of broadcasting individual applications by developing a media streaming web service with the function of selective application capture. The object of the work is the process of broadcasting individual applications to viewers in real</w:t>
       </w:r>
       <w:r>
         <w:t xml:space="preserve"> </w:t>
@@ -1027,31 +985,19 @@
         <w:t xml:space="preserve"> </w:t>
       </w:r>
       <w:r>
-        <w:t xml:space="preserve">Метою кваліфікаційної роботи є підвищення ефективності трансляції</w:t>
+        <w:t xml:space="preserve">Метою роботи є підвищення ефективності трансляції окремих застосунків шляхом розроблення вебсервісу потокової передачі медіаконтенту з функцією вибіркового захоплення застосунків.</w:t>
       </w:r>
       <w:r>
         <w:t xml:space="preserve"> </w:t>
       </w:r>
       <w:r>
-        <w:t xml:space="preserve">окремих застосунків шляхом розроблення вебсервісу потокової передачі медіаконтенту з настільним</w:t>
+        <w:t xml:space="preserve">Показниками досягнення мети є передавання глядачам зображення та власного звуку лише обраного</w:t>
       </w:r>
       <w:r>
         <w:t xml:space="preserve"> </w:t>
       </w:r>
       <w:r>
-        <w:t xml:space="preserve">застосунком для захоплення, який передає глядачам у браузері зображення та власний звук лише</w:t>
-      </w:r>
-      <w:r>
-        <w:t xml:space="preserve"> </w:t>
-      </w:r>
-      <w:r>
-        <w:t xml:space="preserve">обраного застосунку і без дій стримера перемикає трансляцію на нове вікно цього застосунку</w:t>
-      </w:r>
-      <w:r>
-        <w:t xml:space="preserve"> </w:t>
-      </w:r>
-      <w:r>
-        <w:t xml:space="preserve">протягом 1,5 с. Показником досягнення мети є відсутність ручних дій стримера під час появи нового</w:t>
+        <w:t xml:space="preserve">застосунку, відсутність ручних дій стримера під час появи нового</w:t>
       </w:r>
       <w:r>
         <w:t xml:space="preserve"> </w:t>
@@ -5939,7 +5885,7 @@
         <w:spacing w:before="480"/>
       </w:pPr>
       <w:r>
-        <w:t xml:space="preserve">Нефункціональні вимоги згруповано за моделлю якості ISO/IEC 25010 [23], а їхні числові значення взято з коду та конфігурації системи.</w:t>
+        <w:t xml:space="preserve">Нефункціональні вимоги згруповано за моделлю якості ISO/IEC 25010 [23]. Кількісні значення наведено лише для характеристик, які визначено в системі.</w:t>
       </w:r>
     </w:p>
     <w:p>
@@ -5955,7 +5901,7 @@
         <w:pStyle w:val="BodyText"/>
       </w:pPr>
       <w:r>
-        <w:t xml:space="preserve">1) після розриву з’єднання стримера система повинна очікувати його повторного підключення протягом 5 спроб з інтервалом 6 с і лише потім завершувати трансляцію;</w:t>
+        <w:t xml:space="preserve">1) система повинна зберігати трансляцію під час втрати з’єднання стримера тривалістю до 30 с і автоматично завершувати її, якщо з’єднання не відновлено;</w:t>
       </w:r>
     </w:p>
     <w:p>
@@ -5963,7 +5909,7 @@
         <w:pStyle w:val="BodyText"/>
       </w:pPr>
       <w:r>
-        <w:t xml:space="preserve">2) під час запуску сервер сигналізації повинен завершувати трансляції, що залишилися незавершеними після його зупинки;</w:t>
+        <w:t xml:space="preserve">2) після перезапуску сервера система не повинна показувати як активні трансляції, перервані його зупинкою;</w:t>
       </w:r>
     </w:p>
     <w:p>
@@ -5971,7 +5917,7 @@
         <w:pStyle w:val="BodyText"/>
       </w:pPr>
       <w:r>
-        <w:t xml:space="preserve">3) якщо звук застосунку захопити не вдалося, система повинна транслювати лише відео й повідомляти про це стримера.</w:t>
+        <w:t xml:space="preserve">3) якщо звук застосунку захопити не вдалося, система повинна продовжувати трансляцію зображення й повідомляти про це стримера.</w:t>
       </w:r>
     </w:p>
     <w:p>
@@ -5987,7 +5933,7 @@
         <w:pStyle w:val="BodyText"/>
       </w:pPr>
       <w:r>
-        <w:t xml:space="preserve">1) система повинна без дій стримера перемикати трансляцію на нове вікно застосунку протягом одного циклу опитування вікон (1,5 с), а після його закриття – повертати до початкового вікна;</w:t>
+        <w:t xml:space="preserve">1) система повинна без дій стримера перемикати трансляцію на нове вікно обраного застосунку не пізніше ніж за 1,5 с;</w:t>
       </w:r>
     </w:p>
     <w:p>
@@ -5995,7 +5941,7 @@
         <w:pStyle w:val="BodyText"/>
       </w:pPr>
       <w:r>
-        <w:t xml:space="preserve">2) система повинна передавати зображення в профілях від 360p до роздільності джерела (до 3840×2160) з частотою 5, 30 або 60 кадр/с, понад 1440p – до 30 кадр/с;</w:t>
+        <w:t xml:space="preserve">2) система повинна передавати зображення з роздільністю до 3840×2160 і частотою до 60 кадр/с, а за роздільності понад 2560×1440 – до 30 кадр/с.</w:t>
       </w:r>
     </w:p>
     <w:p>
@@ -6003,7 +5949,7 @@
         <w:pStyle w:val="BodyText"/>
       </w:pPr>
       <w:r>
-        <w:t xml:space="preserve">3) бітрейт відео повинен становити від 300 кбіт/с до 18 Мбіт/с залежно від профілю, початковий вихідний бітрейт сервера – не менше 4 Мбіт/с, вхідний – до 21,6 Мбіт/с;</w:t>
+        <w:t xml:space="preserve">Вимоги до безпеки:</w:t>
       </w:r>
     </w:p>
     <w:p>
@@ -6011,7 +5957,7 @@
         <w:pStyle w:val="BodyText"/>
       </w:pPr>
       <w:r>
-        <w:t xml:space="preserve">4) сервер повинен запускати стільки процесів пересилання медіапотоків, скільки ядер має процесор, і призначати трансляцію найменш завантаженому з них;</w:t>
+        <w:t xml:space="preserve">1) усі функції системи, крім перегляду трансляції за посиланням, повинні бути доступні лише зареєстрованому користувачеві, а керувати трансляцією повинен мати змогу лише її власник;</w:t>
       </w:r>
     </w:p>
     <w:p>
@@ -6019,7 +5965,7 @@
         <w:pStyle w:val="BodyText"/>
       </w:pPr>
       <w:r>
-        <w:t xml:space="preserve">5) затримка доставки зображення глядачеві не повинна перевищувати [ПОТРЕБУЄ УТОЧНЕННЯ: цільове значення затримки].</w:t>
+        <w:t xml:space="preserve">2) дані сеансу повинні бути недоступні сценаріям вебсторінки й передаватися в робочому середовищі лише захищеним з’єднанням;</w:t>
       </w:r>
     </w:p>
     <w:p>
@@ -6027,7 +5973,7 @@
         <w:pStyle w:val="BodyText"/>
       </w:pPr>
       <w:r>
-        <w:t xml:space="preserve">Вимоги до безпеки:</w:t>
+        <w:t xml:space="preserve">3) облікові дані Google не повинні вводитися в настільному застосунку, а відкриті в ньому сторінки не повинні мати прямого доступу до ресурсів операційної системи.</w:t>
       </w:r>
     </w:p>
     <w:p>
@@ -6035,7 +5981,7 @@
         <w:pStyle w:val="BodyText"/>
       </w:pPr>
       <w:r>
-        <w:t xml:space="preserve">1) закриті сторінки та маршрути WebSocket повинні бути недоступні без дійсного сеансу, а керувати трансляцією повинен мати змогу лише її власник – зареєстрований стример;</w:t>
+        <w:t xml:space="preserve">Вимоги до сумісності:</w:t>
       </w:r>
     </w:p>
     <w:p>
@@ -6043,7 +5989,7 @@
         <w:pStyle w:val="BodyText"/>
       </w:pPr>
       <w:r>
-        <w:t xml:space="preserve">2) сеанс повинен зберігатися як JWT у cookie з атрибутами HttpOnly і SameSite=Lax, у виробничому середовищі – також Secure і префіксом __Secure-, і перевірятися сервером WebSocket;</w:t>
+        <w:t xml:space="preserve">1) перегляд трансляції повинен працювати в браузері з підтримкою WebRTC без встановлення додаткових програм;</w:t>
       </w:r>
     </w:p>
     <w:p>
@@ -6051,7 +5997,7 @@
         <w:pStyle w:val="BodyText"/>
       </w:pPr>
       <w:r>
-        <w:t xml:space="preserve">3) вхід із настільного застосунку повинен виконуватися в системному браузері за схемою PKCE з перевіркою параметра state [24, 25], бо Google блокує вхід у вбудованих вебпереглядах [26]; запит дійсний 15 хв, одноразовий код – 120 с;</w:t>
+        <w:t xml:space="preserve">2) настільний застосунок повинен працювати в Windows, macOS і Linux [ПОТРЕБУЄ УТОЧНЕННЯ: чи випробувано застосунок на macOS].</w:t>
       </w:r>
     </w:p>
     <w:p>
@@ -6059,7 +6005,7 @@
         <w:pStyle w:val="BodyText"/>
       </w:pPr>
       <w:r>
-        <w:t xml:space="preserve">4) сторінки настільного застосунку повинні працювати з ізоляцією контексту, без доступу до Node.js, а дані каналів IPC – перевірятися схемами.</w:t>
+        <w:t xml:space="preserve">Вимоги до супроводжуваності:</w:t>
       </w:r>
     </w:p>
     <w:p>
@@ -6067,7 +6013,7 @@
         <w:pStyle w:val="BodyText"/>
       </w:pPr>
       <w:r>
-        <w:t xml:space="preserve">Вимоги до сумісності:</w:t>
+        <w:t xml:space="preserve">1) помилка конфігурації повинна виявлятися під час запуску кожного застосунку системи й зупиняти запуск із зазначенням причини;</w:t>
       </w:r>
     </w:p>
     <w:p>
@@ -6075,7 +6021,7 @@
         <w:pStyle w:val="BodyText"/>
       </w:pPr>
       <w:r>
-        <w:t xml:space="preserve">1) перегляд трансляції повинен працювати в браузері без встановлення додаткових програм;</w:t>
+        <w:t xml:space="preserve">2) формат повідомлень і даних, спільних для клієнтів і сервера, повинен визначатися в одному місці й перевірятися під час збирання всіх застосунків.</w:t>
       </w:r>
     </w:p>
     <w:p>
@@ -6083,7 +6029,7 @@
         <w:pStyle w:val="BodyText"/>
       </w:pPr>
       <w:r>
-        <w:t xml:space="preserve">2) звук повинен передаватися кодеком Opus, а відео – насамперед кодеком H.264, що дає змогу апаратного кодування, з резервним кодеком VP8;</w:t>
+        <w:t xml:space="preserve">Вимоги до зручності використання:</w:t>
       </w:r>
     </w:p>
     <w:p>
@@ -6091,7 +6037,7 @@
         <w:pStyle w:val="BodyText"/>
       </w:pPr>
       <w:r>
-        <w:t xml:space="preserve">3) настільний застосунок повинен постачатися для Windows, macOS і Linux з автоматичним оновленням у Windows і Linux та ручним – у macOS [ПОТРЕБУЄ УТОЧНЕННЯ: чи випробувано застосунок на macOS].</w:t>
+        <w:t xml:space="preserve">1) перед початком трансляції система повинна показувати мініатюри доступних вікон і екранів та попередній перегляд обраного джерела;</w:t>
       </w:r>
     </w:p>
     <w:p>
@@ -6099,55 +6045,7 @@
         <w:pStyle w:val="BodyText"/>
       </w:pPr>
       <w:r>
-        <w:t xml:space="preserve">Вимоги до супроводжуваності:</w:t>
-      </w:r>
-    </w:p>
-    <w:p>
-      <w:pPr>
-        <w:pStyle w:val="BodyText"/>
-      </w:pPr>
-      <w:r>
-        <w:t xml:space="preserve">1) змінні середовища кожного застосунку повинні перевірятися схемами під час запуску, а помилка конфігурації – зупиняти запуск;</w:t>
-      </w:r>
-    </w:p>
-    <w:p>
-      <w:pPr>
-        <w:pStyle w:val="BodyText"/>
-      </w:pPr>
-      <w:r>
-        <w:t xml:space="preserve">2) протокол обміну повідомленнями, схеми даних і розрахунок бітрейту повинні бути спільними модулями вебзастосунку й сервера сигналізації;</w:t>
-      </w:r>
-    </w:p>
-    <w:p>
-      <w:pPr>
-        <w:pStyle w:val="BodyText"/>
-      </w:pPr>
-      <w:r>
-        <w:t xml:space="preserve">3) код повинен писатися мовою TypeScript із суворою перевіркою типів.</w:t>
-      </w:r>
-    </w:p>
-    <w:p>
-      <w:pPr>
-        <w:pStyle w:val="BodyText"/>
-      </w:pPr>
-      <w:r>
-        <w:t xml:space="preserve">Вимоги до зручності використання:</w:t>
-      </w:r>
-    </w:p>
-    <w:p>
-      <w:pPr>
-        <w:pStyle w:val="BodyText"/>
-      </w:pPr>
-      <w:r>
-        <w:t xml:space="preserve">1) англомовний інтерфейс повинен мати світлу й темну теми відповідно до налаштувань операційної системи;</w:t>
-      </w:r>
-    </w:p>
-    <w:p>
-      <w:pPr>
-        <w:pStyle w:val="BodyText"/>
-      </w:pPr>
-      <w:r>
-        <w:t xml:space="preserve">2) перед трансляцією система повинна показувати мініатюри вікон і екранів та попередній перегляд обраного джерела.</w:t>
+        <w:t xml:space="preserve">2) інтерфейс повинен відображатися у світлій або темній темі відповідно до налаштувань операційної системи.</w:t>
       </w:r>
     </w:p>
     <w:bookmarkEnd w:id="27"/>
@@ -6195,7 +6093,7 @@
         <w:spacing w:before="480"/>
       </w:pPr>
       <w:r>
-        <w:t xml:space="preserve">Для оцінювання трудомісткості обрано метод точок варіантів використання (Use Case Points, UCP), запропонований Г. Карнером у 1993 р. [27]. Вихідними даними методу є модель варіантів використання (рис. 1.2) та їхні сценарії (сценарії 1.1 – 1.13).</w:t>
+        <w:t xml:space="preserve">Для оцінювання трудомісткості обрано метод точок варіантів використання (Use Case Points, UCP), запропонований Г. Карнером у 1993 р. [24]. Вихідними даними методу є модель варіантів використання (рис. 1.2) та їхні сценарії (сценарії 1.1 – 1.13).</w:t>
       </w:r>
     </w:p>
     <w:p>
@@ -11442,7 +11340,7 @@
         <w:t xml:space="preserve"> </w:t>
       </w:r>
       <w:r>
-        <w:t xml:space="preserve">люд.-год, а Шнайдер і Вінтерс – вибір між 20, 28 і 36 люд.-год залежно від кількості несприятливих факторів середовища: оцінок, менших за 3, серед E1–E6 і більших за 3 серед E7–E8 [27]. У табл. 2.4 таких оцінок три (E1, E2, E3), що відповідає</w:t>
+        <w:t xml:space="preserve">люд.-год, а Шнайдер і Вінтерс – вибір між 20, 28 і 36 люд.-год залежно від кількості несприятливих факторів середовища: оцінок, менших за 3, серед E1–E6 і більших за 3 серед E7–E8 [24]. У табл. 2.4 таких оцінок три (E1, E2, E3), що відповідає</w:t>
       </w:r>
       <w:r>
         <w:t xml:space="preserve"> </w:t>
@@ -13535,7 +13433,7 @@
         <w:spacing w:before="480"/>
       </w:pPr>
       <w:r>
-        <w:t xml:space="preserve">Ризик R2 [24, 26] усунуто в роботі 6, R3 і R4 – у роботах 5 і 7.</w:t>
+        <w:t xml:space="preserve">Ризик R2 [25, 26] усунуто в роботі 6, R3 і R4 – у роботах 5 і 7.</w:t>
       </w:r>
     </w:p>
     <w:bookmarkEnd w:id="42"/>
@@ -13692,7 +13590,7 @@
         <w:pStyle w:val="BodyText"/>
       </w:pPr>
       <w:r>
-        <w:t xml:space="preserve">Настільний застосунок (Electron) не дублює інтерфейс: його вікно завантажує розгорнутий вебзастосунок, а головний процес [28] надає сторінці через об’єкт window.conveyor лише недоступне браузеру – перелік вікон з ідентифікаторами процесів, захоплення звуку застосунку в утилітарному процесі, слідування за вікнами та вхід через системний браузер.</w:t>
+        <w:t xml:space="preserve">Настільний застосунок (Electron) не дублює інтерфейс: його вікно завантажує розгорнутий вебзастосунок, а головний процес [27] надає сторінці через об’єкт window.conveyor лише недоступне браузеру – перелік вікон з ідентифікаторами процесів, захоплення звуку застосунку в утилітарному процесі, слідування за вікнами та вхід через системний браузер.</w:t>
       </w:r>
     </w:p>
     <w:p>
@@ -14601,7 +14499,7 @@
         <w:pStyle w:val="BodyText"/>
       </w:pPr>
       <w:r>
-        <w:t xml:space="preserve">Окремий процес становить вхід у настільному застосунку. Google блокує OAuth-вхід у вбудованих вебпереглядачах [26], тому нативним застосункам рекомендовано використовувати системний браузер і локальну адресу зворотного виклику [24]. Взаємодію, що реалізує ФВ-02, наведено на рис. 3.5.</w:t>
+        <w:t xml:space="preserve">Окремий процес становить вхід у настільному застосунку. Google блокує OAuth-вхід у вбудованих вебпереглядачах [25], тому нативним застосункам рекомендовано використовувати системний браузер і локальну адресу зворотного виклику [26]. Взаємодію, що реалізує ФВ-02, наведено на рис. 3.5.</w:t>
       </w:r>
     </w:p>
     <w:bookmarkStart w:id="66" w:name="fig:seq-desktop-auth"/>
@@ -14667,7 +14565,7 @@
         <w:spacing w:before="480"/>
       </w:pPr>
       <w:r>
-        <w:t xml:space="preserve">Головний процес за схемою PKCE [25] генерує перевірочний рядок і його хеш SHA-256, запускає локальний HTTP-сервер і відкриває в системному браузері вхід вебзастосунку. Після входу через Google вебзастосунок видає пов’язаний із хешем одноразовий код (дійсний 120 с) і перенаправляє браузер на локальний сервер, а сторінка обмінює код і перевірочний рядок на сеанс. Перехоплений код без перевірочного рядка непридатний, а повторне використання коду блокується.</w:t>
+        <w:t xml:space="preserve">Головний процес за схемою PKCE [28] генерує перевірочний рядок і його хеш SHA-256, запускає локальний HTTP-сервер і відкриває в системному браузері вхід вебзастосунку. Після входу через Google вебзастосунок видає пов’язаний із хешем одноразовий код (дійсний 120 с) і перенаправляє браузер на локальний сервер, а сторінка обмінює код і перевірочний рядок на сеанс. Перехоплений код без перевірочного рядка непридатний, а повторне використання коду блокується.</w:t>
       </w:r>
     </w:p>
     <w:p>
@@ -17792,7 +17690,7 @@
         <w:spacing w:before="480"/>
       </w:pPr>
       <w:r>
-        <w:t xml:space="preserve">Нащадків абстрактного класу ConveyorApi, що обгортає модуль ipcRenderer, сценарій preload публікує як об’єкт window.conveyor через contextBridge. Схеми zod каналів і подій дають стороні рендерингу типи, а головному процесу – перевірку даних під час виконання. Звук захоплює утилітарний процес [28], що передає дані сторінці через порт повідомлень.</w:t>
+        <w:t xml:space="preserve">Нащадків абстрактного класу ConveyorApi, що обгортає модуль ipcRenderer, сценарій preload публікує як об’єкт window.conveyor через contextBridge. Схеми zod каналів і подій дають стороні рендерингу типи, а головному процесу – перевірку даних під час виконання. Звук захоплює утилітарний процес [27], що передає дані сторінці через порт повідомлень.</w:t>
       </w:r>
     </w:p>
     <w:bookmarkEnd w:id="94"/>
@@ -18514,7 +18412,7 @@
         <w:pStyle w:val="BodyText"/>
       </w:pPr>
       <w:r>
-        <w:t xml:space="preserve">Для настільного застосунку визначальними є вимоги ФВ-07–ФВ-09, які потребують доступу до вікон і процесів операційної системи, тому його побудовано на платформі Electron. Її модуль desktopCapturer перелічує екрани й вікна, а сесія дозволяє відповісти на запит захоплення сторінки обраним джерелом [13, 14]. Настільний застосунок відкриває розгорнутий вебзастосунок, тож вбудований рушій Chromium виконує той самий клієнтський код WebRTC, що й браузер, а Node.js в основному процесі дозволяє запустити бібліотеку electron-native-screenshare [5] в окремому утилітарному процесі, призначеному для компонентів, схильних до збоїв [28].</w:t>
+        <w:t xml:space="preserve">Для настільного застосунку визначальними є вимоги ФВ-07–ФВ-09, які потребують доступу до вікон і процесів операційної системи, тому його побудовано на платформі Electron. Її модуль desktopCapturer перелічує екрани й вікна, а сесія дозволяє відповісти на запит захоплення сторінки обраним джерелом [13, 14]. Настільний застосунок відкриває розгорнутий вебзастосунок, тож вбудований рушій Chromium виконує той самий клієнтський код WebRTC, що й браузер, а Node.js в основному процесі дозволяє запустити бібліотеку electron-native-screenshare [5] в окремому утилітарному процесі, призначеному для компонентів, схильних до збоїв [27].</w:t>
       </w:r>
     </w:p>
     <w:p>
@@ -18793,7 +18691,7 @@
         <w:pStyle w:val="BodyText"/>
       </w:pPr>
       <w:r>
-        <w:t xml:space="preserve">Захоплення звуку окремого застосунку потребує окремого механізму. Обробник запитів захоплення Electron повертає як звук лише значення loopback – звук усієї системи і лише у Windows [14], тому вимогу ФВ-08 реалізовано модулем electron-native-screenshare в утилітному процесі, призначеному, зокрема, для компонентів, схильних до аварійного завершення [28]. Обробник каналу запуску захоплення звуку створює цей процес і передає йому PID джерела та один кінець каналу повідомлень (лістинг 4.2).</w:t>
+        <w:t xml:space="preserve">Захоплення звуку окремого застосунку потребує окремого механізму. Обробник запитів захоплення Electron повертає як звук лише значення loopback – звук усієї системи і лише у Windows [14], тому вимогу ФВ-08 реалізовано модулем electron-native-screenshare в утилітному процесі, призначеному, зокрема, для компонентів, схильних до аварійного завершення [27]. Обробник каналу запуску захоплення звуку створює цей процес і передає йому PID джерела та один кінець каналу повідомлень (лістинг 4.2).</w:t>
       </w:r>
     </w:p>
     <w:p>
@@ -21289,7 +21187,7 @@
         <w:spacing w:before="480"/>
       </w:pPr>
       <w:r>
-        <w:t xml:space="preserve">Локальний сервер слухає адресу 127.0.0.1 на порту, призначеному операційною системою [24], і відхиляє запити з чужим параметром state. Вебзастосунок будує адресу повернення за фіксованим шаблоном локальної адреси, що виключає відкрите перенаправлення, а запит і одноразовий код шифруються з різними «солями», тож один тип токена не можна підставити замість іншого. Провайдер desktop порівнює SHA-256 від перевірочного рядка (verifier) з викликом (challenge) коду функцією сталого часу timingSafeEqual [25] і відхиляє повторно використаний ідентифікатор коду. Реєстр використаних ідентифікаторів зберігається в пам’яті процесу, тому за кількох екземплярів вебзастосунку одноразовість не гарантована.</w:t>
+        <w:t xml:space="preserve">Локальний сервер слухає адресу 127.0.0.1 на порту, призначеному операційною системою [26], і відхиляє запити з чужим параметром state. Вебзастосунок будує адресу повернення за фіксованим шаблоном локальної адреси, що виключає відкрите перенаправлення, а запит і одноразовий код шифруються з різними «солями», тож один тип токена не можна підставити замість іншого. Провайдер desktop порівнює SHA-256 від перевірочного рядка (verifier) з викликом (challenge) коду функцією сталого часу timingSafeEqual [28] і відхиляє повторно використаний ідентифікатор коду. Реєстр використаних ідентифікаторів зберігається в пам’яті процесу, тому за кількох екземплярів вебзастосунку одноразовість не гарантована.</w:t>
       </w:r>
     </w:p>
     <w:p>
@@ -23359,7 +23257,7 @@
                 <w:sz w:val="24"/>
                 <w:szCs w:val="24"/>
               </w:rPr>
-              <w:t xml:space="preserve">[ПОТРЕБУЄ УТОЧНЕННЯ: цільове значення]</w:t>
+              <w:t xml:space="preserve">фіксація значення, цільове значення не встановлено</w:t>
             </w:r>
           </w:p>
         </w:tc>
@@ -25606,25 +25504,51 @@
         <w:t xml:space="preserve"> </w:t>
       </w:r>
       <w:r>
-        <w:t xml:space="preserve">трансляцію. Потокову передачу виконує mediasoup: процеси-обробники за кількістю ядер процесора,</w:t>
+        <w:t xml:space="preserve">трансляцію. Потокову передачу виконує mediasoup з H.264 як основним і VP8 як резервним кодеком.</w:t>
       </w:r>
       <w:r>
         <w:t xml:space="preserve"> </w:t>
       </w:r>
       <w:r>
-        <w:t xml:space="preserve">H.264 як основний кодек і VP8 як резервний, бюджет бітрейту до 18 Мбіт/с. Автентифікація поєднує</w:t>
+        <w:t xml:space="preserve">Автентифікація поєднує вхід через Google, гостьові сеанси та вхід настільного застосунку через</w:t>
       </w:r>
       <w:r>
         <w:t xml:space="preserve"> </w:t>
       </w:r>
       <w:r>
-        <w:t xml:space="preserve">вхід через Google, гостьові сеанси та вхід настільного застосунку через системний браузер за схемою</w:t>
+        <w:t xml:space="preserve">системний браузер; сеанс перевіряють і вебзастосунок, і сервер сигналізації.</w:t>
+      </w:r>
+    </w:p>
+    <w:p>
+      <w:pPr>
+        <w:pStyle w:val="BodyText"/>
+      </w:pPr>
+      <w:r>
+        <w:t xml:space="preserve">Репозиторій не містить автоматизованих тестів, тому перевірку виконано статичним аналізом,</w:t>
       </w:r>
       <w:r>
         <w:t xml:space="preserve"> </w:t>
       </w:r>
       <w:r>
-        <w:t xml:space="preserve">PKCE; сеанс JWT перевіряють і вебзастосунок, і сервер сигналізації.</w:t>
+        <w:t xml:space="preserve">перевіркою типів, збиранням і окремими сценаріями. Усі шість пакетів пройшли статичну перевірку,</w:t>
+      </w:r>
+      <w:r>
+        <w:t xml:space="preserve"> </w:t>
+      </w:r>
+      <w:r>
+        <w:t xml:space="preserve">27 із 30 автоматизованих функціональних прикладів дали очікуваний результат, а три невідповідності</w:t>
+      </w:r>
+      <w:r>
+        <w:t xml:space="preserve"> </w:t>
+      </w:r>
+      <w:r>
+        <w:t xml:space="preserve">стосуються авторизації дій на сервері сигналізації. Шість дефектів, виявлених під час розроблення,</w:t>
+      </w:r>
+      <w:r>
+        <w:t xml:space="preserve"> </w:t>
+      </w:r>
+      <w:r>
+        <w:t xml:space="preserve">виправлено.</w:t>
       </w:r>
     </w:p>
     <w:p>
@@ -25632,63 +25556,37 @@
         <w:pStyle w:val="BodyText"/>
       </w:pPr>
       <w:r>
-        <w:t xml:space="preserve">Репозиторій не містить автоматизованих тестів, тому перевірку виконано статичним аналізом,</w:t>
+        <w:t xml:space="preserve">Контрольний приклад показав повний шлях користувача від встановлення настільного застосунку до</w:t>
       </w:r>
       <w:r>
         <w:t xml:space="preserve"> </w:t>
       </w:r>
       <w:r>
-        <w:t xml:space="preserve">перевіркою типів, збиранням і окремими сценаріями. Усі шість пакетів пройшли статичну перевірку,</w:t>
+        <w:t xml:space="preserve">приватної трансляції вікна застосунку, перегляду гостем і автоматичного перемикання на нове вікно.</w:t>
       </w:r>
       <w:r>
         <w:t xml:space="preserve"> </w:t>
       </w:r>
       <w:r>
-        <w:t xml:space="preserve">27 із 30 автоматизованих функціональних прикладів дали очікуваний результат. Три невідповідності</w:t>
+        <w:t xml:space="preserve">Мету роботи – підвищення ефективності трансляції окремих застосунків шляхом розроблення вебсервісу</w:t>
       </w:r>
       <w:r>
         <w:t xml:space="preserve"> </w:t>
       </w:r>
       <w:r>
-        <w:t xml:space="preserve">стосуються авторизації дій на сервері сигналізації. Шість дефектів, виявлених під час розроблення,</w:t>
+        <w:t xml:space="preserve">потокової передачі медіаконтенту з функцією вибіркового захоплення застосунків – досягнуто:</w:t>
       </w:r>
       <w:r>
         <w:t xml:space="preserve"> </w:t>
       </w:r>
       <w:r>
-        <w:t xml:space="preserve">виправлено.</w:t>
-      </w:r>
-    </w:p>
-    <w:p>
-      <w:pPr>
-        <w:pStyle w:val="BodyText"/>
-      </w:pPr>
-      <w:r>
-        <w:t xml:space="preserve">Контрольний приклад показав повний шлях користувача від встановлення настільного застосунку до</w:t>
+        <w:t xml:space="preserve">глядачі отримують зображення та власний звук лише обраного застосунку, а трансляція без дій</w:t>
       </w:r>
       <w:r>
         <w:t xml:space="preserve"> </w:t>
       </w:r>
       <w:r>
-        <w:t xml:space="preserve">приватної трансляції вікна застосунку, перегляду гостем і автоматичного перемикання на нове вікно.</w:t>
-      </w:r>
-      <w:r>
-        <w:t xml:space="preserve"> </w:t>
-      </w:r>
-      <w:r>
-        <w:t xml:space="preserve">Мету роботи досягнуто: глядачі переглядають у браузері зображення та власний звук лише обраного</w:t>
-      </w:r>
-      <w:r>
-        <w:t xml:space="preserve"> </w:t>
-      </w:r>
-      <w:r>
-        <w:t xml:space="preserve">застосунку, а трансляція без жодних дій стримера перемикається на нове вікно цього застосунку за</w:t>
-      </w:r>
-      <w:r>
-        <w:t xml:space="preserve"> </w:t>
-      </w:r>
-      <w:r>
-        <w:t xml:space="preserve">1,5 с і повертається до вихідного вікна за 1,3 с, що підтверджено тестовими прикладами Д3 і Д5.</w:t>
+        <w:t xml:space="preserve">стримера перемикається на його нове вікно за 1,5 с і повертається за 1,3 с (приклади Д3 і Д5).</w:t>
       </w:r>
     </w:p>
     <w:p>
@@ -25930,7 +25828,7 @@
         <w:pStyle w:val="Bibliography"/>
       </w:pPr>
       <w:r>
-        <w:t xml:space="preserve">24. Denniss W., Bradley J. OAuth 2.0 for Native Apps : RFC 8252 (BCP 212). IETF, 2017. URL: https://www.rfc-editor.org/rfc/rfc8252 (дата звернення: 05.10.2026).</w:t>
+        <w:t xml:space="preserve">24. Azzeh M., Nassif A. B. Analyzing the Relationship between Project Productivity and Environment Factors in the Use Case Points Method : preprint. arXiv:1705.09920. 2017. 24 p. URL: https://arxiv.org/abs/1705.09920 (дата звернення: 05.10.2026).</w:t>
       </w:r>
     </w:p>
     <w:p>
@@ -25938,7 +25836,7 @@
         <w:pStyle w:val="Bibliography"/>
       </w:pPr>
       <w:r>
-        <w:t xml:space="preserve">25. Sakimura N., Bradley J., Agarwal N. Proof Key for Code Exchange by OAuth Public Clients : RFC 7636. IETF, 2015. URL: https://www.rfc-editor.org/rfc/rfc7636 (дата звернення: 05.10.2026).</w:t>
+        <w:t xml:space="preserve">25. Azad B. Upcoming security changes to Google's OAuth 2.0 authorization endpoint in embedded webviews. Google Developers Blog. 2021. 29 June. URL: https://developers.googleblog.com/en/upcoming-security-changes-to-googles-oauth-20-authorization-endpoint-in-embedded-webviews/ (дата звернення: 05.10.2026).</w:t>
       </w:r>
     </w:p>
     <w:p>
@@ -25946,7 +25844,7 @@
         <w:pStyle w:val="Bibliography"/>
       </w:pPr>
       <w:r>
-        <w:t xml:space="preserve">26. Azad B. Upcoming security changes to Google's OAuth 2.0 authorization endpoint in embedded webviews. Google Developers Blog. 2021. 29 June. URL: https://developers.googleblog.com/en/upcoming-security-changes-to-googles-oauth-20-authorization-endpoint-in-embedded-webviews/ (дата звернення: 05.10.2026).</w:t>
+        <w:t xml:space="preserve">26. Denniss W., Bradley J. OAuth 2.0 for Native Apps : RFC 8252 (BCP 212). IETF, 2017. URL: https://www.rfc-editor.org/rfc/rfc8252 (дата звернення: 05.10.2026).</w:t>
       </w:r>
     </w:p>
     <w:p>
@@ -25954,7 +25852,7 @@
         <w:pStyle w:val="Bibliography"/>
       </w:pPr>
       <w:r>
-        <w:t xml:space="preserve">27. Azzeh M., Nassif A. B. Analyzing the Relationship between Project Productivity and Environment Factors in the Use Case Points Method : preprint. arXiv:1705.09920. 2017. 24 p. URL: https://arxiv.org/abs/1705.09920 (дата звернення: 05.10.2026).</w:t>
+        <w:t xml:space="preserve">27. Process Model. Electron Documentation. URL: https://www.electronjs.org/docs/latest/tutorial/process-model (дата звернення: 05.10.2026).</w:t>
       </w:r>
     </w:p>
     <w:p>
@@ -25962,7 +25860,7 @@
         <w:pStyle w:val="Bibliography"/>
       </w:pPr>
       <w:r>
-        <w:t xml:space="preserve">28. Process Model. Electron Documentation. URL: https://www.electronjs.org/docs/latest/tutorial/process-model (дата звернення: 05.10.2026).</w:t>
+        <w:t xml:space="preserve">28. Sakimura N., Bradley J., Agarwal N. Proof Key for Code Exchange by OAuth Public Clients : RFC 7636. IETF, 2015. URL: https://www.rfc-editor.org/rfc/rfc7636 (дата звернення: 05.10.2026).</w:t>
       </w:r>
     </w:p>
     <w:p>

--- a/thesis/final/thesis.docx
+++ b/thesis/final/thesis.docx
@@ -18404,7 +18404,7 @@
         <w:pStyle w:val="BodyText"/>
       </w:pPr>
       <w:r>
-        <w:t xml:space="preserve">Сервер сигналізації та пересилання медіапотоків побудовано на Fastify: плагін @fastify/websocket обслуговує маршрути WebSocket тими самими хуками Fastify, що й HTTP-маршрути, тому сеанс перевіряється однаково. Як сервер SFU обрано mediasoup – модуль Node.js, у якому медіадані пересилають процеси-обробники мовою C++, а сигнальний протокол застосунку не нав’язується [12]. Вбудований у процес сервера сигналізації mediasoup дозволяє керувати трансляцією та повторним підключенням стримера з одного коду, а його програмний інтерфейс маршрутизаторів, транспортів і споживачів дає змогу задати порядок кодеків і межі бітрейту, визначені нефункціональними вимогами [30]. Платою за це є власний сигналізаційний протокол (табл. 3.1) з клієнтом mediasoup-client.</w:t>
+        <w:t xml:space="preserve">Сервер сигналізації та пересилання медіапотоків побудовано на Fastify: плагін @fastify/websocket обслуговує маршрути WebSocket тими самими хуками Fastify, що й HTTP-маршрути, тому сеанс перевіряється однаково. Як сервер SFU обрано mediasoup – модуль Node.js, у якому медіадані пересилають процеси-обробники мовою C++, а сигнальний протокол застосунку не нав’язується [12]. Вбудований у процес сервера сигналізації mediasoup дозволяє керувати трансляцією та повторним підключенням стримера з одного коду, а його програмний інтерфейс маршрутизаторів, транспортів і споживачів дає змогу задати порядок кодеків і межі бітрейту (табл. 4.2) [30]. Платою за це є власний сигналізаційний протокол (табл. 3.1) з клієнтом mediasoup-client.</w:t>
       </w:r>
     </w:p>
     <w:p>
@@ -23097,7 +23097,7 @@
         <w:spacing w:before="480"/>
       </w:pPr>
       <w:r>
-        <w:t xml:space="preserve">Методи перевірки нефункціональних вимог до продуктивності, сумісності та безпеки і їх результати наведено в табл. 5.3. Величини продуктивності залежать від обладнання й мережі, тому їх має надати автор.</w:t>
+        <w:t xml:space="preserve">Методи перевірки нефункціональних вимог до надійності, продуктивності, сумісності та безпеки, вимірювання затримки доставки і їх результати наведено в табл. 5.3. Величини, що залежать від обладнання й мережі, має надати автор.</w:t>
       </w:r>
     </w:p>
     <w:bookmarkStart w:id="133" w:name="tbl:nfr"/>
@@ -23127,10 +23127,10 @@
         <w:tblCaption w:val="Таблиця 5.3 – Результати нефункціонального тестування"/>
       </w:tblPr>
       <w:tblGrid>
-        <w:gridCol w:w="1659"/>
-        <w:gridCol w:w="4243"/>
-        <w:gridCol w:w="1536"/>
-        <w:gridCol w:w="2483"/>
+        <w:gridCol w:w="2127"/>
+        <w:gridCol w:w="3751"/>
+        <w:gridCol w:w="2021"/>
+        <w:gridCol w:w="2022"/>
       </w:tblGrid>
       <w:tr>
         <w:trPr>
@@ -23138,7 +23138,7 @@
         </w:trPr>
         <w:tc>
           <w:tcPr>
-            <w:tcW w:w="1659" w:type="dxa"/>
+            <w:tcW w:w="2127" w:type="dxa"/>
           </w:tcPr>
           <w:p>
             <w:pPr>
@@ -23156,7 +23156,7 @@
         </w:tc>
         <w:tc>
           <w:tcPr>
-            <w:tcW w:w="4243" w:type="dxa"/>
+            <w:tcW w:w="3751" w:type="dxa"/>
           </w:tcPr>
           <w:p>
             <w:pPr>
@@ -23174,7 +23174,7 @@
         </w:tc>
         <w:tc>
           <w:tcPr>
-            <w:tcW w:w="1536" w:type="dxa"/>
+            <w:tcW w:w="2021" w:type="dxa"/>
           </w:tcPr>
           <w:p>
             <w:pPr>
@@ -23192,7 +23192,7 @@
         </w:tc>
         <w:tc>
           <w:tcPr>
-            <w:tcW w:w="2483" w:type="dxa"/>
+            <w:tcW w:w="2022" w:type="dxa"/>
           </w:tcPr>
           <w:p>
             <w:pPr>
@@ -23212,7 +23212,7 @@
       <w:tr>
         <w:tc>
           <w:tcPr>
-            <w:tcW w:w="1659" w:type="dxa"/>
+            <w:tcW w:w="2127" w:type="dxa"/>
           </w:tcPr>
           <w:p>
             <w:pPr>
@@ -23229,7 +23229,7 @@
         </w:tc>
         <w:tc>
           <w:tcPr>
-            <w:tcW w:w="4243" w:type="dxa"/>
+            <w:tcW w:w="3751" w:type="dxa"/>
           </w:tcPr>
           <w:p>
             <w:pPr>
@@ -23246,7 +23246,7 @@
         </w:tc>
         <w:tc>
           <w:tcPr>
-            <w:tcW w:w="1536" w:type="dxa"/>
+            <w:tcW w:w="2021" w:type="dxa"/>
           </w:tcPr>
           <w:p>
             <w:pPr>
@@ -23263,7 +23263,7 @@
         </w:tc>
         <w:tc>
           <w:tcPr>
-            <w:tcW w:w="2483" w:type="dxa"/>
+            <w:tcW w:w="2022" w:type="dxa"/>
           </w:tcPr>
           <w:p>
             <w:pPr>
@@ -23282,69 +23282,69 @@
       <w:tr>
         <w:tc>
           <w:tcPr>
-            <w:tcW w:w="1659" w:type="dxa"/>
-          </w:tcPr>
-          <w:p>
-            <w:pPr>
-              <w:pStyle w:val="Compact"/>
-            </w:pPr>
-            <w:r>
-              <w:rPr>
-                <w:sz w:val="24"/>
-                <w:szCs w:val="24"/>
-              </w:rPr>
-              <w:t xml:space="preserve">Бітрейт і частота кадрів</w:t>
-            </w:r>
-          </w:p>
-        </w:tc>
-        <w:tc>
-          <w:tcPr>
-            <w:tcW w:w="4243" w:type="dxa"/>
-          </w:tcPr>
-          <w:p>
-            <w:pPr>
-              <w:pStyle w:val="Compact"/>
-            </w:pPr>
-            <w:r>
-              <w:rPr>
-                <w:sz w:val="24"/>
-                <w:szCs w:val="24"/>
-              </w:rPr>
-              <w:t xml:space="preserve">сторінка chrome://webrtc-internals, вихідний потік: поля targetBitrate, framesPerSecond, frameWidth, qualityLimitationReason</w:t>
-            </w:r>
-          </w:p>
-        </w:tc>
-        <w:tc>
-          <w:tcPr>
-            <w:tcW w:w="1536" w:type="dxa"/>
-          </w:tcPr>
-          <w:p>
-            <w:pPr>
-              <w:pStyle w:val="Compact"/>
-            </w:pPr>
-            <w:r>
-              <w:rPr>
-                <w:sz w:val="24"/>
-                <w:szCs w:val="24"/>
-              </w:rPr>
-              <w:t xml:space="preserve">для 1080p60 – бюджет 6,53 Мбіт/с, старт 3,27 Мбіт/с (табл. 4.2)</w:t>
-            </w:r>
-          </w:p>
-        </w:tc>
-        <w:tc>
-          <w:tcPr>
-            <w:tcW w:w="2483" w:type="dxa"/>
-          </w:tcPr>
-          <w:p>
-            <w:pPr>
-              <w:pStyle w:val="Compact"/>
-            </w:pPr>
-            <w:r>
-              <w:rPr>
-                <w:sz w:val="24"/>
-                <w:szCs w:val="24"/>
-              </w:rPr>
-              <w:t xml:space="preserve">[ПОТРЕБУЄ УТОЧНЕННЯ: значення для 720p30, 1080p60, 1440p60, вихідної]</w:t>
+            <w:tcW w:w="2127" w:type="dxa"/>
+          </w:tcPr>
+          <w:p>
+            <w:pPr>
+              <w:pStyle w:val="Compact"/>
+            </w:pPr>
+            <w:r>
+              <w:rPr>
+                <w:sz w:val="24"/>
+                <w:szCs w:val="24"/>
+              </w:rPr>
+              <w:t xml:space="preserve">Втрата з’єднання стримера</w:t>
+            </w:r>
+          </w:p>
+        </w:tc>
+        <w:tc>
+          <w:tcPr>
+            <w:tcW w:w="3751" w:type="dxa"/>
+          </w:tcPr>
+          <w:p>
+            <w:pPr>
+              <w:pStyle w:val="Compact"/>
+            </w:pPr>
+            <w:r>
+              <w:rPr>
+                <w:sz w:val="24"/>
+                <w:szCs w:val="24"/>
+              </w:rPr>
+              <w:t xml:space="preserve">приклад З2</w:t>
+            </w:r>
+          </w:p>
+        </w:tc>
+        <w:tc>
+          <w:tcPr>
+            <w:tcW w:w="2021" w:type="dxa"/>
+          </w:tcPr>
+          <w:p>
+            <w:pPr>
+              <w:pStyle w:val="Compact"/>
+            </w:pPr>
+            <w:r>
+              <w:rPr>
+                <w:sz w:val="24"/>
+                <w:szCs w:val="24"/>
+              </w:rPr>
+              <w:t xml:space="preserve">завершення трансляції після вичерпання 30 с очікування</w:t>
+            </w:r>
+          </w:p>
+        </w:tc>
+        <w:tc>
+          <w:tcPr>
+            <w:tcW w:w="2022" w:type="dxa"/>
+          </w:tcPr>
+          <w:p>
+            <w:pPr>
+              <w:pStyle w:val="Compact"/>
+            </w:pPr>
+            <w:r>
+              <w:rPr>
+                <w:sz w:val="24"/>
+                <w:szCs w:val="24"/>
+              </w:rPr>
+              <w:t xml:space="preserve">відповідає: 36,0–36,1 с</w:t>
             </w:r>
           </w:p>
         </w:tc>
@@ -23352,69 +23352,69 @@
       <w:tr>
         <w:tc>
           <w:tcPr>
-            <w:tcW w:w="1659" w:type="dxa"/>
-          </w:tcPr>
-          <w:p>
-            <w:pPr>
-              <w:pStyle w:val="Compact"/>
-            </w:pPr>
-            <w:r>
-              <w:rPr>
-                <w:sz w:val="24"/>
-                <w:szCs w:val="24"/>
-              </w:rPr>
-              <w:t xml:space="preserve">Завантаження клієнта</w:t>
-            </w:r>
-          </w:p>
-        </w:tc>
-        <w:tc>
-          <w:tcPr>
-            <w:tcW w:w="4243" w:type="dxa"/>
-          </w:tcPr>
-          <w:p>
-            <w:pPr>
-              <w:pStyle w:val="Compact"/>
-            </w:pPr>
-            <w:r>
-              <w:rPr>
-                <w:sz w:val="24"/>
-                <w:szCs w:val="24"/>
-              </w:rPr>
-              <w:t xml:space="preserve">диспетчер завдань Windows, процеси настільного застосунку під час трансляції 1080p60</w:t>
-            </w:r>
-          </w:p>
-        </w:tc>
-        <w:tc>
-          <w:tcPr>
-            <w:tcW w:w="1536" w:type="dxa"/>
-          </w:tcPr>
-          <w:p>
-            <w:pPr>
-              <w:pStyle w:val="Compact"/>
-            </w:pPr>
-            <w:r>
-              <w:rPr>
-                <w:sz w:val="24"/>
-                <w:szCs w:val="24"/>
-              </w:rPr>
-              <w:t xml:space="preserve">[ПОТРЕБУЄ УТОЧНЕННЯ: допустиме значення]</w:t>
-            </w:r>
-          </w:p>
-        </w:tc>
-        <w:tc>
-          <w:tcPr>
-            <w:tcW w:w="2483" w:type="dxa"/>
-          </w:tcPr>
-          <w:p>
-            <w:pPr>
-              <w:pStyle w:val="Compact"/>
-            </w:pPr>
-            <w:r>
-              <w:rPr>
-                <w:sz w:val="24"/>
-                <w:szCs w:val="24"/>
-              </w:rPr>
-              <w:t xml:space="preserve">[ПОТРЕБУЄ УТОЧНЕННЯ: CPU, GPU, модель процесора й відеокарти, кодер encoderImplementation]</w:t>
+            <w:tcW w:w="2127" w:type="dxa"/>
+          </w:tcPr>
+          <w:p>
+            <w:pPr>
+              <w:pStyle w:val="Compact"/>
+            </w:pPr>
+            <w:r>
+              <w:rPr>
+                <w:sz w:val="24"/>
+                <w:szCs w:val="24"/>
+              </w:rPr>
+              <w:t xml:space="preserve">Перемикання на нове вікно</w:t>
+            </w:r>
+          </w:p>
+        </w:tc>
+        <w:tc>
+          <w:tcPr>
+            <w:tcW w:w="3751" w:type="dxa"/>
+          </w:tcPr>
+          <w:p>
+            <w:pPr>
+              <w:pStyle w:val="Compact"/>
+            </w:pPr>
+            <w:r>
+              <w:rPr>
+                <w:sz w:val="24"/>
+                <w:szCs w:val="24"/>
+              </w:rPr>
+              <w:t xml:space="preserve">приклад Д3</w:t>
+            </w:r>
+          </w:p>
+        </w:tc>
+        <w:tc>
+          <w:tcPr>
+            <w:tcW w:w="2021" w:type="dxa"/>
+          </w:tcPr>
+          <w:p>
+            <w:pPr>
+              <w:pStyle w:val="Compact"/>
+            </w:pPr>
+            <w:r>
+              <w:rPr>
+                <w:sz w:val="24"/>
+                <w:szCs w:val="24"/>
+              </w:rPr>
+              <w:t xml:space="preserve">не пізніше ніж за 1,5 с</w:t>
+            </w:r>
+          </w:p>
+        </w:tc>
+        <w:tc>
+          <w:tcPr>
+            <w:tcW w:w="2022" w:type="dxa"/>
+          </w:tcPr>
+          <w:p>
+            <w:pPr>
+              <w:pStyle w:val="Compact"/>
+            </w:pPr>
+            <w:r>
+              <w:rPr>
+                <w:sz w:val="24"/>
+                <w:szCs w:val="24"/>
+              </w:rPr>
+              <w:t xml:space="preserve">відповідає: 1,5 с</w:t>
             </w:r>
           </w:p>
         </w:tc>
@@ -23422,69 +23422,69 @@
       <w:tr>
         <w:tc>
           <w:tcPr>
-            <w:tcW w:w="1659" w:type="dxa"/>
-          </w:tcPr>
-          <w:p>
-            <w:pPr>
-              <w:pStyle w:val="Compact"/>
-            </w:pPr>
-            <w:r>
-              <w:rPr>
-                <w:sz w:val="24"/>
-                <w:szCs w:val="24"/>
-              </w:rPr>
-              <w:t xml:space="preserve">Кількість глядачів</w:t>
-            </w:r>
-          </w:p>
-        </w:tc>
-        <w:tc>
-          <w:tcPr>
-            <w:tcW w:w="4243" w:type="dxa"/>
-          </w:tcPr>
-          <w:p>
-            <w:pPr>
-              <w:pStyle w:val="Compact"/>
-            </w:pPr>
-            <w:r>
-              <w:rPr>
-                <w:sz w:val="24"/>
-                <w:szCs w:val="24"/>
-              </w:rPr>
-              <w:t xml:space="preserve">N вкладок або пристроїв на одній трансляції; навантаження процесу сервера (top)</w:t>
-            </w:r>
-          </w:p>
-        </w:tc>
-        <w:tc>
-          <w:tcPr>
-            <w:tcW w:w="1536" w:type="dxa"/>
-          </w:tcPr>
-          <w:p>
-            <w:pPr>
-              <w:pStyle w:val="Compact"/>
-            </w:pPr>
-            <w:r>
-              <w:rPr>
-                <w:sz w:val="24"/>
-                <w:szCs w:val="24"/>
-              </w:rPr>
-              <w:t xml:space="preserve">відтворення без зупинок</w:t>
-            </w:r>
-          </w:p>
-        </w:tc>
-        <w:tc>
-          <w:tcPr>
-            <w:tcW w:w="2483" w:type="dxa"/>
-          </w:tcPr>
-          <w:p>
-            <w:pPr>
-              <w:pStyle w:val="Compact"/>
-            </w:pPr>
-            <w:r>
-              <w:rPr>
-                <w:sz w:val="24"/>
-                <w:szCs w:val="24"/>
-              </w:rPr>
-              <w:t xml:space="preserve">[ПОТРЕБУЄ УТОЧНЕННЯ: N, CPU сервера, freezeCount у глядачів]</w:t>
+            <w:tcW w:w="2127" w:type="dxa"/>
+          </w:tcPr>
+          <w:p>
+            <w:pPr>
+              <w:pStyle w:val="Compact"/>
+            </w:pPr>
+            <w:r>
+              <w:rPr>
+                <w:sz w:val="24"/>
+                <w:szCs w:val="24"/>
+              </w:rPr>
+              <w:t xml:space="preserve">Роздільність і частота кадрів</w:t>
+            </w:r>
+          </w:p>
+        </w:tc>
+        <w:tc>
+          <w:tcPr>
+            <w:tcW w:w="3751" w:type="dxa"/>
+          </w:tcPr>
+          <w:p>
+            <w:pPr>
+              <w:pStyle w:val="Compact"/>
+            </w:pPr>
+            <w:r>
+              <w:rPr>
+                <w:sz w:val="24"/>
+                <w:szCs w:val="24"/>
+              </w:rPr>
+              <w:t xml:space="preserve">сторінка chrome://webrtc-internals, вихідний потік: поля frameWidth, frameHeight, framesPerSecond, qualityLimitationReason</w:t>
+            </w:r>
+          </w:p>
+        </w:tc>
+        <w:tc>
+          <w:tcPr>
+            <w:tcW w:w="2021" w:type="dxa"/>
+          </w:tcPr>
+          <w:p>
+            <w:pPr>
+              <w:pStyle w:val="Compact"/>
+            </w:pPr>
+            <w:r>
+              <w:rPr>
+                <w:sz w:val="24"/>
+                <w:szCs w:val="24"/>
+              </w:rPr>
+              <w:t xml:space="preserve">до 3840×2160 і 60 кадр/с, понад 2560×1440 – до 30 кадр/с</w:t>
+            </w:r>
+          </w:p>
+        </w:tc>
+        <w:tc>
+          <w:tcPr>
+            <w:tcW w:w="2022" w:type="dxa"/>
+          </w:tcPr>
+          <w:p>
+            <w:pPr>
+              <w:pStyle w:val="Compact"/>
+            </w:pPr>
+            <w:r>
+              <w:rPr>
+                <w:sz w:val="24"/>
+                <w:szCs w:val="24"/>
+              </w:rPr>
+              <w:t xml:space="preserve">[ПОТРЕБУЄ УТОЧНЕННЯ: значення для 720p30, 1080p60, 1440p60, вихідної]</w:t>
             </w:r>
           </w:p>
         </w:tc>
@@ -23492,69 +23492,69 @@
       <w:tr>
         <w:tc>
           <w:tcPr>
-            <w:tcW w:w="1659" w:type="dxa"/>
-          </w:tcPr>
-          <w:p>
-            <w:pPr>
-              <w:pStyle w:val="Compact"/>
-            </w:pPr>
-            <w:r>
-              <w:rPr>
-                <w:sz w:val="24"/>
-                <w:szCs w:val="24"/>
-              </w:rPr>
-              <w:t xml:space="preserve">Узгодженість лімітів бітрейту</w:t>
-            </w:r>
-          </w:p>
-        </w:tc>
-        <w:tc>
-          <w:tcPr>
-            <w:tcW w:w="4243" w:type="dxa"/>
-          </w:tcPr>
-          <w:p>
-            <w:pPr>
-              <w:pStyle w:val="Compact"/>
-            </w:pPr>
-            <w:r>
-              <w:rPr>
-                <w:sz w:val="24"/>
-                <w:szCs w:val="24"/>
-              </w:rPr>
-              <w:t xml:space="preserve">змінна оточення MEDIASOUP_MAX_INCOMING_BITRATE = 10 000 000</w:t>
-            </w:r>
-          </w:p>
-        </w:tc>
-        <w:tc>
-          <w:tcPr>
-            <w:tcW w:w="1536" w:type="dxa"/>
-          </w:tcPr>
-          <w:p>
-            <w:pPr>
-              <w:pStyle w:val="Compact"/>
-            </w:pPr>
-            <w:r>
-              <w:rPr>
-                <w:sz w:val="24"/>
-                <w:szCs w:val="24"/>
-              </w:rPr>
-              <w:t xml:space="preserve">попередження про обмеження</w:t>
-            </w:r>
-          </w:p>
-        </w:tc>
-        <w:tc>
-          <w:tcPr>
-            <w:tcW w:w="2483" w:type="dxa"/>
-          </w:tcPr>
-          <w:p>
-            <w:pPr>
-              <w:pStyle w:val="Compact"/>
-            </w:pPr>
-            <w:r>
-              <w:rPr>
-                <w:sz w:val="24"/>
-                <w:szCs w:val="24"/>
-              </w:rPr>
-              <w:t xml:space="preserve">попередження з порогом 21 600 000 біт/с</w:t>
+            <w:tcW w:w="2127" w:type="dxa"/>
+          </w:tcPr>
+          <w:p>
+            <w:pPr>
+              <w:pStyle w:val="Compact"/>
+            </w:pPr>
+            <w:r>
+              <w:rPr>
+                <w:sz w:val="24"/>
+                <w:szCs w:val="24"/>
+              </w:rPr>
+              <w:t xml:space="preserve">Сумісність</w:t>
+            </w:r>
+          </w:p>
+        </w:tc>
+        <w:tc>
+          <w:tcPr>
+            <w:tcW w:w="3751" w:type="dxa"/>
+          </w:tcPr>
+          <w:p>
+            <w:pPr>
+              <w:pStyle w:val="Compact"/>
+            </w:pPr>
+            <w:r>
+              <w:rPr>
+                <w:sz w:val="24"/>
+                <w:szCs w:val="24"/>
+              </w:rPr>
+              <w:t xml:space="preserve">Windows, macOS, Linux × Chrome, Edge, Firefox, Safari: трансляція й перегляд</w:t>
+            </w:r>
+          </w:p>
+        </w:tc>
+        <w:tc>
+          <w:tcPr>
+            <w:tcW w:w="2021" w:type="dxa"/>
+          </w:tcPr>
+          <w:p>
+            <w:pPr>
+              <w:pStyle w:val="Compact"/>
+            </w:pPr>
+            <w:r>
+              <w:rPr>
+                <w:sz w:val="24"/>
+                <w:szCs w:val="24"/>
+              </w:rPr>
+              <w:t xml:space="preserve">робота в підтримуваних поєднаннях</w:t>
+            </w:r>
+          </w:p>
+        </w:tc>
+        <w:tc>
+          <w:tcPr>
+            <w:tcW w:w="2022" w:type="dxa"/>
+          </w:tcPr>
+          <w:p>
+            <w:pPr>
+              <w:pStyle w:val="Compact"/>
+            </w:pPr>
+            <w:r>
+              <w:rPr>
+                <w:sz w:val="24"/>
+                <w:szCs w:val="24"/>
+              </w:rPr>
+              <w:t xml:space="preserve">[ПОТРЕБУЄ УТОЧНЕННЯ: матриця результатів з версіями]</w:t>
             </w:r>
           </w:p>
         </w:tc>
@@ -23562,69 +23562,69 @@
       <w:tr>
         <w:tc>
           <w:tcPr>
-            <w:tcW w:w="1659" w:type="dxa"/>
-          </w:tcPr>
-          <w:p>
-            <w:pPr>
-              <w:pStyle w:val="Compact"/>
-            </w:pPr>
-            <w:r>
-              <w:rPr>
-                <w:sz w:val="24"/>
-                <w:szCs w:val="24"/>
-              </w:rPr>
-              <w:t xml:space="preserve">Сумісність</w:t>
-            </w:r>
-          </w:p>
-        </w:tc>
-        <w:tc>
-          <w:tcPr>
-            <w:tcW w:w="4243" w:type="dxa"/>
-          </w:tcPr>
-          <w:p>
-            <w:pPr>
-              <w:pStyle w:val="Compact"/>
-            </w:pPr>
-            <w:r>
-              <w:rPr>
-                <w:sz w:val="24"/>
-                <w:szCs w:val="24"/>
-              </w:rPr>
-              <w:t xml:space="preserve">Windows, macOS, Linux × Chrome, Edge, Firefox, Safari: трансляція й перегляд</w:t>
-            </w:r>
-          </w:p>
-        </w:tc>
-        <w:tc>
-          <w:tcPr>
-            <w:tcW w:w="1536" w:type="dxa"/>
-          </w:tcPr>
-          <w:p>
-            <w:pPr>
-              <w:pStyle w:val="Compact"/>
-            </w:pPr>
-            <w:r>
-              <w:rPr>
-                <w:sz w:val="24"/>
-                <w:szCs w:val="24"/>
-              </w:rPr>
-              <w:t xml:space="preserve">робота в підтримуваних поєднаннях</w:t>
-            </w:r>
-          </w:p>
-        </w:tc>
-        <w:tc>
-          <w:tcPr>
-            <w:tcW w:w="2483" w:type="dxa"/>
-          </w:tcPr>
-          <w:p>
-            <w:pPr>
-              <w:pStyle w:val="Compact"/>
-            </w:pPr>
-            <w:r>
-              <w:rPr>
-                <w:sz w:val="24"/>
-                <w:szCs w:val="24"/>
-              </w:rPr>
-              <w:t xml:space="preserve">[ПОТРЕБУЄ УТОЧНЕННЯ: матриця результатів з версіями]</w:t>
+            <w:tcW w:w="2127" w:type="dxa"/>
+          </w:tcPr>
+          <w:p>
+            <w:pPr>
+              <w:pStyle w:val="Compact"/>
+            </w:pPr>
+            <w:r>
+              <w:rPr>
+                <w:sz w:val="24"/>
+                <w:szCs w:val="24"/>
+              </w:rPr>
+              <w:t xml:space="preserve">Обмеження доступу</w:t>
+            </w:r>
+          </w:p>
+        </w:tc>
+        <w:tc>
+          <w:tcPr>
+            <w:tcW w:w="3751" w:type="dxa"/>
+          </w:tcPr>
+          <w:p>
+            <w:pPr>
+              <w:pStyle w:val="Compact"/>
+            </w:pPr>
+            <w:r>
+              <w:rPr>
+                <w:sz w:val="24"/>
+                <w:szCs w:val="24"/>
+              </w:rPr>
+              <w:t xml:space="preserve">запити закритих сторінок і WebSocket без сеансу та із сеансом гостя</w:t>
+            </w:r>
+          </w:p>
+        </w:tc>
+        <w:tc>
+          <w:tcPr>
+            <w:tcW w:w="2021" w:type="dxa"/>
+          </w:tcPr>
+          <w:p>
+            <w:pPr>
+              <w:pStyle w:val="Compact"/>
+            </w:pPr>
+            <w:r>
+              <w:rPr>
+                <w:sz w:val="24"/>
+                <w:szCs w:val="24"/>
+              </w:rPr>
+              <w:t xml:space="preserve">закриті маршрути недоступні без входу</w:t>
+            </w:r>
+          </w:p>
+        </w:tc>
+        <w:tc>
+          <w:tcPr>
+            <w:tcW w:w="2022" w:type="dxa"/>
+          </w:tcPr>
+          <w:p>
+            <w:pPr>
+              <w:pStyle w:val="Compact"/>
+            </w:pPr>
+            <w:r>
+              <w:rPr>
+                <w:sz w:val="24"/>
+                <w:szCs w:val="24"/>
+              </w:rPr>
+              <w:t xml:space="preserve">відповідає</w:t>
             </w:r>
           </w:p>
         </w:tc>
@@ -23632,58 +23632,58 @@
       <w:tr>
         <w:tc>
           <w:tcPr>
-            <w:tcW w:w="1659" w:type="dxa"/>
-          </w:tcPr>
-          <w:p>
-            <w:pPr>
-              <w:pStyle w:val="Compact"/>
-            </w:pPr>
-            <w:r>
-              <w:rPr>
-                <w:sz w:val="24"/>
-                <w:szCs w:val="24"/>
-              </w:rPr>
-              <w:t xml:space="preserve">Обмеження доступу</w:t>
-            </w:r>
-          </w:p>
-        </w:tc>
-        <w:tc>
-          <w:tcPr>
-            <w:tcW w:w="4243" w:type="dxa"/>
-          </w:tcPr>
-          <w:p>
-            <w:pPr>
-              <w:pStyle w:val="Compact"/>
-            </w:pPr>
-            <w:r>
-              <w:rPr>
-                <w:sz w:val="24"/>
-                <w:szCs w:val="24"/>
-              </w:rPr>
-              <w:t xml:space="preserve">запити закритих сторінок і WebSocket без сеансу та із сеансом гостя</w:t>
-            </w:r>
-          </w:p>
-        </w:tc>
-        <w:tc>
-          <w:tcPr>
-            <w:tcW w:w="1536" w:type="dxa"/>
-          </w:tcPr>
-          <w:p>
-            <w:pPr>
-              <w:pStyle w:val="Compact"/>
-            </w:pPr>
-            <w:r>
-              <w:rPr>
-                <w:sz w:val="24"/>
-                <w:szCs w:val="24"/>
-              </w:rPr>
-              <w:t xml:space="preserve">закриті маршрути недоступні без входу</w:t>
-            </w:r>
-          </w:p>
-        </w:tc>
-        <w:tc>
-          <w:tcPr>
-            <w:tcW w:w="2483" w:type="dxa"/>
+            <w:tcW w:w="2127" w:type="dxa"/>
+          </w:tcPr>
+          <w:p>
+            <w:pPr>
+              <w:pStyle w:val="Compact"/>
+            </w:pPr>
+            <w:r>
+              <w:rPr>
+                <w:sz w:val="24"/>
+                <w:szCs w:val="24"/>
+              </w:rPr>
+              <w:t xml:space="preserve">Захист сеансу</w:t>
+            </w:r>
+          </w:p>
+        </w:tc>
+        <w:tc>
+          <w:tcPr>
+            <w:tcW w:w="3751" w:type="dxa"/>
+          </w:tcPr>
+          <w:p>
+            <w:pPr>
+              <w:pStyle w:val="Compact"/>
+            </w:pPr>
+            <w:r>
+              <w:rPr>
+                <w:sz w:val="24"/>
+                <w:szCs w:val="24"/>
+              </w:rPr>
+              <w:t xml:space="preserve">гостьовий вхід, заголовок Set-Cookie</w:t>
+            </w:r>
+          </w:p>
+        </w:tc>
+        <w:tc>
+          <w:tcPr>
+            <w:tcW w:w="2021" w:type="dxa"/>
+          </w:tcPr>
+          <w:p>
+            <w:pPr>
+              <w:pStyle w:val="Compact"/>
+            </w:pPr>
+            <w:r>
+              <w:rPr>
+                <w:sz w:val="24"/>
+                <w:szCs w:val="24"/>
+              </w:rPr>
+              <w:t xml:space="preserve">недоступність сценаріям (HttpOnly), передавання лише захищеним з’єднанням (Secure)</w:t>
+            </w:r>
+          </w:p>
+        </w:tc>
+        <w:tc>
+          <w:tcPr>
+            <w:tcW w:w="2022" w:type="dxa"/>
           </w:tcPr>
           <w:p>
             <w:pPr>
@@ -23702,94 +23702,24 @@
       <w:tr>
         <w:tc>
           <w:tcPr>
-            <w:tcW w:w="1659" w:type="dxa"/>
-          </w:tcPr>
-          <w:p>
-            <w:pPr>
-              <w:pStyle w:val="Compact"/>
-            </w:pPr>
-            <w:r>
-              <w:rPr>
-                <w:sz w:val="24"/>
-                <w:szCs w:val="24"/>
-              </w:rPr>
-              <w:t xml:space="preserve">Захист сеансу</w:t>
-            </w:r>
-          </w:p>
-        </w:tc>
-        <w:tc>
-          <w:tcPr>
-            <w:tcW w:w="4243" w:type="dxa"/>
-          </w:tcPr>
-          <w:p>
-            <w:pPr>
-              <w:pStyle w:val="Compact"/>
-            </w:pPr>
-            <w:r>
-              <w:rPr>
-                <w:sz w:val="24"/>
-                <w:szCs w:val="24"/>
-              </w:rPr>
-              <w:t xml:space="preserve">гостьовий вхід, заголовок Set-Cookie</w:t>
-            </w:r>
-          </w:p>
-        </w:tc>
-        <w:tc>
-          <w:tcPr>
-            <w:tcW w:w="1536" w:type="dxa"/>
-          </w:tcPr>
-          <w:p>
-            <w:pPr>
-              <w:pStyle w:val="Compact"/>
-            </w:pPr>
-            <w:r>
-              <w:rPr>
-                <w:sz w:val="24"/>
-                <w:szCs w:val="24"/>
-              </w:rPr>
-              <w:t xml:space="preserve">атрибути HttpOnly, Secure, SameSite, префікс __Secure-</w:t>
-            </w:r>
-          </w:p>
-        </w:tc>
-        <w:tc>
-          <w:tcPr>
-            <w:tcW w:w="2483" w:type="dxa"/>
-          </w:tcPr>
-          <w:p>
-            <w:pPr>
-              <w:pStyle w:val="Compact"/>
-            </w:pPr>
-            <w:r>
-              <w:rPr>
-                <w:sz w:val="24"/>
-                <w:szCs w:val="24"/>
-              </w:rPr>
-              <w:t xml:space="preserve">відповідає</w:t>
-            </w:r>
-          </w:p>
-        </w:tc>
-      </w:tr>
-      <w:tr>
-        <w:tc>
-          <w:tcPr>
-            <w:tcW w:w="1659" w:type="dxa"/>
-          </w:tcPr>
-          <w:p>
-            <w:pPr>
-              <w:pStyle w:val="Compact"/>
-            </w:pPr>
-            <w:r>
-              <w:rPr>
-                <w:sz w:val="24"/>
-                <w:szCs w:val="24"/>
-              </w:rPr>
-              <w:t xml:space="preserve">Авторизація сервера сигналізації</w:t>
-            </w:r>
-          </w:p>
-        </w:tc>
-        <w:tc>
-          <w:tcPr>
-            <w:tcW w:w="4243" w:type="dxa"/>
+            <w:tcW w:w="2127" w:type="dxa"/>
+          </w:tcPr>
+          <w:p>
+            <w:pPr>
+              <w:pStyle w:val="Compact"/>
+            </w:pPr>
+            <w:r>
+              <w:rPr>
+                <w:sz w:val="24"/>
+                <w:szCs w:val="24"/>
+              </w:rPr>
+              <w:t xml:space="preserve">Керування трансляцією лише власником</w:t>
+            </w:r>
+          </w:p>
+        </w:tc>
+        <w:tc>
+          <w:tcPr>
+            <w:tcW w:w="3751" w:type="dxa"/>
           </w:tcPr>
           <w:p>
             <w:pPr>
@@ -23806,7 +23736,7 @@
         </w:tc>
         <w:tc>
           <w:tcPr>
-            <w:tcW w:w="1536" w:type="dxa"/>
+            <w:tcW w:w="2021" w:type="dxa"/>
           </w:tcPr>
           <w:p>
             <w:pPr>
@@ -23823,7 +23753,7 @@
         </w:tc>
         <w:tc>
           <w:tcPr>
-            <w:tcW w:w="2483" w:type="dxa"/>
+            <w:tcW w:w="2022" w:type="dxa"/>
           </w:tcPr>
           <w:p>
             <w:pPr>
@@ -23847,7 +23777,7 @@
         <w:spacing w:before="480"/>
       </w:pPr>
       <w:r>
-        <w:t xml:space="preserve">У статистиці потоку WebRTC поле qualityLimitationReason – причина зниження якості, поле freezeCount – кількість зупинок відтворення в глядача. Значення слід записувати після 60 с трансляції динамічного вмісту, бо кодер починає з половини бюджету бітрейту; затримку – як різницю показів секундоміра на знімку обох вікон.</w:t>
+        <w:t xml:space="preserve">У статистиці потоку WebRTC поле qualityLimitationReason – причина зниження якості. Значення слід записувати після 60 с трансляції динамічного вмісту, бо кодер починає з половини бюджету бітрейту; затримку – як різницю показів секундоміра на знімку обох вікон.</w:t>
       </w:r>
     </w:p>
     <w:bookmarkEnd w:id="134"/>
@@ -24464,7 +24394,7 @@
         <w:pStyle w:val="BodyText"/>
       </w:pPr>
       <w:r>
-        <w:t xml:space="preserve">Зі 30 автоматизованих прикладів 27 дали очікуваний результат (20 із 23 серверних і 7 із 7 для слідування); вимірювання табл. 5.3 потребують реального обладнання.</w:t>
+        <w:t xml:space="preserve">Зі 30 автоматизованих прикладів 27 дали очікуваний результат (20 із 23 серверних і 7 із 7 для слідування); вимірювання затримки, якості зображення й сумісності (табл. 5.3) потребують реального обладнання.</w:t>
       </w:r>
     </w:p>
     <w:bookmarkEnd w:id="136"/>

--- a/thesis/final/thesis.docx
+++ b/thesis/final/thesis.docx
@@ -2649,7 +2649,7 @@
         <w:pStyle w:val="BodyText"/>
       </w:pPr>
       <w:r>
-        <w:t xml:space="preserve">Система взаємодіє з трьома категоріями людей і однією зовнішньою системою. Гість – незареєстрований відвідувач, який відкриває трансляцію за посиланням в автоматично створеному гостьовому сеансі, керує її відтворенням і може зареєструватися та увійти через Google. Глядач – зареєстрований користувач, який має всі можливості гостя, додатково обирає трансляції з переліку активних публічних трансляцій і може вийти із системи. Стример – зареєстрований користувач, який має всі можливості глядача й водночас готує, запускає та завершує трансляції у браузері або в настільному застосунку. Google – зовнішня система, що підтверджує особу відвідувача під час реєстрації та входу за протоколом OAuth 2.0. Діаграму варіантів використання наведено на рис. 1.2.</w:t>
+        <w:t xml:space="preserve">Система взаємодіє з двома категоріями людей і однією зовнішньою системою. Гість – незареєстрований відвідувач, який переходить до трансляції лише за посиланням в автоматично створеному гостьовому сеансі, керує її відтворенням і може зареєструватися та увійти через Google. Користувач – зареєстрований відвідувач, який має всі можливості гостя, додатково обирає трансляції з переліку активних, готує, запускає та завершує власні трансляції у браузері або в настільному застосунку і може вийти із системи. Google – зовнішня система, що підтверджує особу відвідувача під час реєстрації та входу за протоколом OAuth 2.0. Діаграму варіантів використання наведено на рис. 1.2.</w:t>
       </w:r>
     </w:p>
     <w:bookmarkStart w:id="24" w:name="fig:use-cases"/>
@@ -2660,7 +2660,7 @@
       <w:r>
         <w:drawing>
           <wp:inline>
-            <wp:extent cx="5759999" cy="5229767"/>
+            <wp:extent cx="5759999" cy="4961963"/>
             <wp:effectExtent b="0" l="0" r="0" t="0"/>
             <wp:docPr descr="Діаграма варіантів використання вебсервісу" title="" id="22" name="Picture"/>
             <a:graphic>
@@ -2681,7 +2681,7 @@
                   <pic:spPr bwMode="auto">
                     <a:xfrm>
                       <a:off x="0" y="0"/>
-                      <a:ext cx="5759999" cy="5229767"/>
+                      <a:ext cx="5759999" cy="4961963"/>
                     </a:xfrm>
                     <a:prstGeom prst="rect">
                       <a:avLst/>
@@ -2715,7 +2715,7 @@
         <w:spacing w:before="480"/>
       </w:pPr>
       <w:r>
-        <w:t xml:space="preserve">Тринадцять варіантів використання згруповано в пакети «Управління трансляцією», «Перегляд трансляції» та «Автентифікація». Глядач успадковує можливості гостя, а стример – глядача, тому незареєстрований відвідувач може лише переглядати трансляції, а для показу екрана чи застосунку потрібна реєстрація. «Приєднатися до трансляції» завжди включає «Відтворити відеопотік» (відношення «include»), оскільки після підключення система без окремої дії відвідувача відтворює отримані потоки. «Обрати трансляцію в переліку активних трансляцій» розширює приєднання (відношення «extend») у точці розширення «вибір трансляції»: перелік бачить лише зареєстрований глядач, а основним способом приєднання для будь-якого відвідувача залишається посилання. «Вибрати джерело захоплення» уточнюють два варіанти-нащадки: захоплення через стандартне вікно вибору браузера та захоплення окремого застосунку з його звуком і новими вікнами, доступне лише в настільному застосунку. Між ними обрано узагальнення, а не розширення, бо джерело завжди обирається одним із цих двох способів і жоден з них не є необов’язковим доповненням іншого. Реєстрацію та вхід поєднано в одному варіанті, оскільки окремої форми реєстрації система не має: запис користувача створюється під час першого входу через Google. Вхід не включено до варіантів стримера, бо система вимагає його лише за відсутності чинного сеансу, тобто він є передумовою, а не кроком цих варіантів.</w:t>
+        <w:t xml:space="preserve">Чотирнадцять варіантів використання згруповано в пакети «Управління трансляцією», «Перегляд трансляції» та «Автентифікація». Користувач успадковує можливості гостя, тому без реєстрації можна лише переглядати трансляції, а вихід із системи має лише користувач. «Приєднатися до трансляції» уточнюють два варіанти-нащадки: «Перейти до трансляції за посиланням», доступний гостю, та «Обрати трансляцію в переліку активних трансляцій», доступний лише користувачу, оскільки перелік система показує тільки після входу. «Приєднатися до трансляції» завжди включає «Відтворити відеопотік» (відношення «include»), бо після підключення система відтворює потоки без окремої дії відвідувача. Так само «Вибрати джерело захоплення» уточнюють захоплення через стандартне вікно вибору браузера та захоплення окремого застосунку, доступне лише в настільному застосунку. Узагальнення, а не розширення, обрано тому, що дія завжди виконується одним із двох способів і жоден з них не є необов’язковим доповненням іншого. Реєстрацію та вхід поєднано в одному варіанті, бо запис користувача створюється під час першого входу через Google, а окремої форми реєстрації немає.</w:t>
       </w:r>
     </w:p>
     <w:p>
@@ -3591,7 +3591,7 @@
         <w:spacing w:before="480"/>
       </w:pPr>
       <w:r>
-        <w:t xml:space="preserve">Вимоги ФВ-07–ФВ-09 доступні лише в настільному застосунку. Взаємодію користувачів із системою деталізують сценарії варіантів використання [22] (сценарії 1.1 – 1.13); назви кнопок наведено так, як їх показує інтерфейс.</w:t>
+        <w:t xml:space="preserve">Вимоги ФВ-07–ФВ-09 доступні лише в настільному застосунку. Взаємодію користувачів із системою деталізують сценарії варіантів використання [22] (сценарії 1.1 – 1.14); назви кнопок наведено так, як їх показує інтерфейс.</w:t>
       </w:r>
     </w:p>
     <w:p>
@@ -3863,7 +3863,7 @@
         <w:t xml:space="preserve"> </w:t>
       </w:r>
       <w:r>
-        <w:t xml:space="preserve">глядач.</w:t>
+        <w:t xml:space="preserve">користувач.</w:t>
       </w:r>
     </w:p>
     <w:p>
@@ -3881,7 +3881,7 @@
         <w:t xml:space="preserve"> </w:t>
       </w:r>
       <w:r>
-        <w:t xml:space="preserve">сеанс глядача завершено.</w:t>
+        <w:t xml:space="preserve">сеанс користувача завершено.</w:t>
       </w:r>
     </w:p>
     <w:p>
@@ -3899,7 +3899,7 @@
         <w:t xml:space="preserve"> </w:t>
       </w:r>
       <w:r>
-        <w:t xml:space="preserve">глядач вирішує завершити роботу із системою.</w:t>
+        <w:t xml:space="preserve">користувач вирішує завершити роботу із системою.</w:t>
       </w:r>
     </w:p>
     <w:p>
@@ -3919,7 +3919,7 @@
         <w:pStyle w:val="Scenario"/>
       </w:pPr>
       <w:r>
-        <w:t xml:space="preserve">1. Глядач натискає своє ім’я в заголовку сторінки.</w:t>
+        <w:t xml:space="preserve">1. Користувач натискає своє ім’я в заголовку сторінки.</w:t>
       </w:r>
     </w:p>
     <w:p>
@@ -3935,7 +3935,7 @@
         <w:pStyle w:val="Scenario"/>
       </w:pPr>
       <w:r>
-        <w:t xml:space="preserve">3. Глядач натискає кнопку «Log out».</w:t>
+        <w:t xml:space="preserve">3. Користувач натискає кнопку «Log out».</w:t>
       </w:r>
     </w:p>
     <w:p>
@@ -3969,7 +3969,7 @@
         <w:t xml:space="preserve"> </w:t>
       </w:r>
       <w:r>
-        <w:t xml:space="preserve">гість.</w:t>
+        <w:t xml:space="preserve">гість або користувач.</w:t>
       </w:r>
     </w:p>
     <w:p>
@@ -4005,7 +4005,7 @@
         <w:t xml:space="preserve"> </w:t>
       </w:r>
       <w:r>
-        <w:t xml:space="preserve">гість відкриває отримане від стримера посилання на трансляцію.</w:t>
+        <w:t xml:space="preserve">відвідувач обирає трансляцію за посиланням або в переліку.</w:t>
       </w:r>
     </w:p>
     <w:p>
@@ -4025,7 +4025,7 @@
         <w:pStyle w:val="Scenario"/>
       </w:pPr>
       <w:r>
-        <w:t xml:space="preserve">1. Гість переходить за посиланням на сторінку перегляду трансляції.</w:t>
+        <w:t xml:space="preserve">1. Відвідувач відкриває сторінку перегляду трансляції.</w:t>
       </w:r>
     </w:p>
     <w:p>
@@ -4041,7 +4041,7 @@
         <w:pStyle w:val="Scenario"/>
       </w:pPr>
       <w:r>
-        <w:t xml:space="preserve">3. Система створює гостьовий сеанс із випадковим іменем і згенерованим аватаром або відновлює створений раніше в цьому браузері.</w:t>
+        <w:t xml:space="preserve">3. Система реєструє відвідувача як глядача трансляції на сервері сигналізації та отримує її відео- та аудіопотоки.</w:t>
       </w:r>
     </w:p>
     <w:p>
@@ -4049,15 +4049,7 @@
         <w:pStyle w:val="Scenario"/>
       </w:pPr>
       <w:r>
-        <w:t xml:space="preserve">4. Система реєструє відвідувача як глядача трансляції на сервері сигналізації та отримує її відео- та аудіопотоки.</w:t>
-      </w:r>
-    </w:p>
-    <w:p>
-      <w:pPr>
-        <w:pStyle w:val="Scenario"/>
-      </w:pPr>
-      <w:r>
-        <w:t xml:space="preserve">5. Варіант використання «Відтворити відеопотік».</w:t>
+        <w:t xml:space="preserve">4. Варіант використання «Відтворити відеопотік».</w:t>
       </w:r>
     </w:p>
     <w:p>
@@ -4077,28 +4069,12 @@
         <w:pStyle w:val="Scenario"/>
       </w:pPr>
       <w:r>
-        <w:t xml:space="preserve">1а. Зареєстрований глядач відкриває головну сторінку (точка розширення «вибір трансляції»).</w:t>
-      </w:r>
-    </w:p>
-    <w:p>
-      <w:pPr>
-        <w:pStyle w:val="Scenario"/>
-      </w:pPr>
-      <w:r>
-        <w:t xml:space="preserve">1а.1. Варіант використання «Обрати трансляцію в переліку активних трансляцій». Перехід до п. 2.</w:t>
-      </w:r>
-    </w:p>
-    <w:p>
-      <w:pPr>
-        <w:pStyle w:val="Scenario"/>
-      </w:pPr>
-      <w:r>
         <w:t xml:space="preserve">2а. Трансляцію не знайдено або її завершено.</w:t>
       </w:r>
     </w:p>
     <w:p>
       <w:pPr>
-        <w:pStyle w:val="Scenario"/>
+        <w:pStyle w:val="ScenarioLast"/>
       </w:pPr>
       <w:r>
         <w:t xml:space="preserve">2а.1. Система показує відповідне повідомлення.</w:t>
@@ -4106,42 +4082,10 @@
     </w:p>
     <w:p>
       <w:pPr>
-        <w:pStyle w:val="Scenario"/>
-      </w:pPr>
-      <w:r>
-        <w:t xml:space="preserve">3а. Відвідувач уже увійшов до системи через Google.</w:t>
-      </w:r>
-    </w:p>
-    <w:p>
-      <w:pPr>
-        <w:pStyle w:val="Scenario"/>
-      </w:pPr>
-      <w:r>
-        <w:t xml:space="preserve">3а.1. Система використовує його сеанс. Перехід до п. 4.</w:t>
-      </w:r>
-    </w:p>
-    <w:p>
-      <w:pPr>
-        <w:pStyle w:val="Scenario"/>
-      </w:pPr>
-      <w:r>
-        <w:t xml:space="preserve">3б. Створити гостьовий сеанс не вдалося.</w:t>
-      </w:r>
-    </w:p>
-    <w:p>
-      <w:pPr>
-        <w:pStyle w:val="ScenarioLast"/>
-      </w:pPr>
-      <w:r>
-        <w:t xml:space="preserve">3б.1. Система показує повідомлення про помилку, і приєднання не відбувається.</w:t>
-      </w:r>
-    </w:p>
-    <w:p>
-      <w:pPr>
         <w:pStyle w:val="ScenarioCaption"/>
       </w:pPr>
       <w:r>
-        <w:t xml:space="preserve">Сценарій 1.4 – Обрати трансляцію в переліку активних трансляцій</w:t>
+        <w:t xml:space="preserve">Сценарій 1.4 – Перейти до трансляції за посиланням</w:t>
       </w:r>
     </w:p>
     <w:p>
@@ -4159,7 +4103,7 @@
         <w:t xml:space="preserve"> </w:t>
       </w:r>
       <w:r>
-        <w:t xml:space="preserve">глядач.</w:t>
+        <w:t xml:space="preserve">гість.</w:t>
       </w:r>
     </w:p>
     <w:p>
@@ -4177,7 +4121,7 @@
         <w:t xml:space="preserve"> </w:t>
       </w:r>
       <w:r>
-        <w:t xml:space="preserve">глядач обрав трансляцію та перейшов до її перегляду.</w:t>
+        <w:t xml:space="preserve">гість без реєстрації приєднався до трансляції в гостьовому сеансі.</w:t>
       </w:r>
     </w:p>
     <w:p>
@@ -4195,7 +4139,7 @@
         <w:t xml:space="preserve"> </w:t>
       </w:r>
       <w:r>
-        <w:t xml:space="preserve">зареєстрований глядач відкриває головну сторінку.</w:t>
+        <w:t xml:space="preserve">гість отримує від автора трансляції посилання на неї.</w:t>
       </w:r>
     </w:p>
     <w:p>
@@ -4215,7 +4159,7 @@
         <w:pStyle w:val="Scenario"/>
       </w:pPr>
       <w:r>
-        <w:t xml:space="preserve">1. Система отримує від сервера сигналізації перелік активних публічних трансляцій.</w:t>
+        <w:t xml:space="preserve">1. Гість відкриває посилання на трансляцію в браузері.</w:t>
       </w:r>
     </w:p>
     <w:p>
@@ -4223,7 +4167,7 @@
         <w:pStyle w:val="Scenario"/>
       </w:pPr>
       <w:r>
-        <w:t xml:space="preserve">2. Система відображає до 12 карток трансляцій із мініатюрами та іменами стримерів і перемикач сторінок переліку.</w:t>
+        <w:t xml:space="preserve">2. Система без вимоги входу відкриває сторінку перегляду та виконує п. 2 сценарію 1.3.</w:t>
       </w:r>
     </w:p>
     <w:p>
@@ -4231,7 +4175,7 @@
         <w:pStyle w:val="Scenario"/>
       </w:pPr>
       <w:r>
-        <w:t xml:space="preserve">3. Глядач за потреби переходить до іншої сторінки переліку.</w:t>
+        <w:t xml:space="preserve">3. Система створює гостьовий сеанс із випадковим іменем і згенерованим аватаром або відновлює створений раніше в цьому браузері.</w:t>
       </w:r>
     </w:p>
     <w:p>
@@ -4239,15 +4183,7 @@
         <w:pStyle w:val="Scenario"/>
       </w:pPr>
       <w:r>
-        <w:t xml:space="preserve">4. Глядач обирає картку трансляції.</w:t>
-      </w:r>
-    </w:p>
-    <w:p>
-      <w:pPr>
-        <w:pStyle w:val="Scenario"/>
-      </w:pPr>
-      <w:r>
-        <w:t xml:space="preserve">5. Система відкриває сторінку перегляду обраної трансляції. Повернення до п. 2 сценарію 1.3.</w:t>
+        <w:t xml:space="preserve">4. Система виконує пп. 3–4 сценарію 1.3.</w:t>
       </w:r>
     </w:p>
     <w:p>
@@ -4267,7 +4203,23 @@
         <w:pStyle w:val="Scenario"/>
       </w:pPr>
       <w:r>
-        <w:t xml:space="preserve">2а. Активних публічних трансляцій немає.</w:t>
+        <w:t xml:space="preserve">3а. Користувач уже увійшов до системи через Google.</w:t>
+      </w:r>
+    </w:p>
+    <w:p>
+      <w:pPr>
+        <w:pStyle w:val="Scenario"/>
+      </w:pPr>
+      <w:r>
+        <w:t xml:space="preserve">3а.1. Система використовує його сеанс. Перехід до п. 4.</w:t>
+      </w:r>
+    </w:p>
+    <w:p>
+      <w:pPr>
+        <w:pStyle w:val="Scenario"/>
+      </w:pPr>
+      <w:r>
+        <w:t xml:space="preserve">3б. Створити гостьовий сеанс не вдалося.</w:t>
       </w:r>
     </w:p>
     <w:p>
@@ -4275,7 +4227,7 @@
         <w:pStyle w:val="ScenarioLast"/>
       </w:pPr>
       <w:r>
-        <w:t xml:space="preserve">2а.1. Система показує повідомлення «No one’s live right now» та кнопку «Start streaming».</w:t>
+        <w:t xml:space="preserve">3б.1. Система показує повідомлення «Failed to create guest session», і приєднання не відбувається.</w:t>
       </w:r>
     </w:p>
     <w:p>
@@ -4283,7 +4235,7 @@
         <w:pStyle w:val="ScenarioCaption"/>
       </w:pPr>
       <w:r>
-        <w:t xml:space="preserve">Сценарій 1.5 – Відтворити відеопотік</w:t>
+        <w:t xml:space="preserve">Сценарій 1.5 – Обрати трансляцію в переліку активних трансляцій</w:t>
       </w:r>
     </w:p>
     <w:p>
@@ -4301,7 +4253,7 @@
         <w:t xml:space="preserve"> </w:t>
       </w:r>
       <w:r>
-        <w:t xml:space="preserve">гість.</w:t>
+        <w:t xml:space="preserve">користувач.</w:t>
       </w:r>
     </w:p>
     <w:p>
@@ -4319,7 +4271,7 @@
         <w:t xml:space="preserve"> </w:t>
       </w:r>
       <w:r>
-        <w:t xml:space="preserve">відвідувач бачить і чує трансляцію в реальному часі.</w:t>
+        <w:t xml:space="preserve">користувач обрав трансляцію та приєднався до неї.</w:t>
       </w:r>
     </w:p>
     <w:p>
@@ -4337,7 +4289,7 @@
         <w:t xml:space="preserve"> </w:t>
       </w:r>
       <w:r>
-        <w:t xml:space="preserve">система отримала потоки трансляції під час приєднання до неї.</w:t>
+        <w:t xml:space="preserve">користувач, який увійшов до системи, відкриває головну сторінку.</w:t>
       </w:r>
     </w:p>
     <w:p>
@@ -4357,7 +4309,7 @@
         <w:pStyle w:val="Scenario"/>
       </w:pPr>
       <w:r>
-        <w:t xml:space="preserve">1. Система передає отримані відео- та аудіопотоки програвачу сторінки перегляду.</w:t>
+        <w:t xml:space="preserve">1. Система отримує від сервера сигналізації перелік активних публічних трансляцій.</w:t>
       </w:r>
     </w:p>
     <w:p>
@@ -4365,7 +4317,7 @@
         <w:pStyle w:val="Scenario"/>
       </w:pPr>
       <w:r>
-        <w:t xml:space="preserve">2. Система автоматично запускає відтворення.</w:t>
+        <w:t xml:space="preserve">2. Система відображає до 12 карток трансляцій із мініатюрами та іменами стримерів і перемикач сторінок переліку.</w:t>
       </w:r>
     </w:p>
     <w:p>
@@ -4373,7 +4325,23 @@
         <w:pStyle w:val="Scenario"/>
       </w:pPr>
       <w:r>
-        <w:t xml:space="preserve">3. Гість переглядає трансляцію.</w:t>
+        <w:t xml:space="preserve">3. Користувач за потреби переходить до іншої сторінки переліку.</w:t>
+      </w:r>
+    </w:p>
+    <w:p>
+      <w:pPr>
+        <w:pStyle w:val="Scenario"/>
+      </w:pPr>
+      <w:r>
+        <w:t xml:space="preserve">4. Користувач обирає картку трансляції.</w:t>
+      </w:r>
+    </w:p>
+    <w:p>
+      <w:pPr>
+        <w:pStyle w:val="Scenario"/>
+      </w:pPr>
+      <w:r>
+        <w:t xml:space="preserve">5. Система відкриває сторінку перегляду обраної трансляції та виконує пп. 2–4 сценарію 1.3.</w:t>
       </w:r>
     </w:p>
     <w:p>
@@ -4393,55 +4361,7 @@
         <w:pStyle w:val="Scenario"/>
       </w:pPr>
       <w:r>
-        <w:t xml:space="preserve">2а. Браузер заблокував автоматичне відтворення.</w:t>
-      </w:r>
-    </w:p>
-    <w:p>
-      <w:pPr>
-        <w:pStyle w:val="Scenario"/>
-      </w:pPr>
-      <w:r>
-        <w:t xml:space="preserve">2а.1. Система показує кнопку запуску відтворення.</w:t>
-      </w:r>
-    </w:p>
-    <w:p>
-      <w:pPr>
-        <w:pStyle w:val="Scenario"/>
-      </w:pPr>
-      <w:r>
-        <w:t xml:space="preserve">2а.2. Гість натискає кнопку, і система відтворює трансляцію.</w:t>
-      </w:r>
-    </w:p>
-    <w:p>
-      <w:pPr>
-        <w:pStyle w:val="Scenario"/>
-      </w:pPr>
-      <w:r>
-        <w:t xml:space="preserve">3а. Стример втратив з’єднання із сервером.</w:t>
-      </w:r>
-    </w:p>
-    <w:p>
-      <w:pPr>
-        <w:pStyle w:val="Scenario"/>
-      </w:pPr>
-      <w:r>
-        <w:t xml:space="preserve">3а.1. Система залишає сторінку перегляду відкритою та очікує відновлення трансляції.</w:t>
-      </w:r>
-    </w:p>
-    <w:p>
-      <w:pPr>
-        <w:pStyle w:val="Scenario"/>
-      </w:pPr>
-      <w:r>
-        <w:t xml:space="preserve">3а.2. Після відновлення трансляції система автоматично отримує новий потік. Повернення до п. 2.</w:t>
-      </w:r>
-    </w:p>
-    <w:p>
-      <w:pPr>
-        <w:pStyle w:val="Scenario"/>
-      </w:pPr>
-      <w:r>
-        <w:t xml:space="preserve">3б. Стример завершив трансляцію.</w:t>
+        <w:t xml:space="preserve">2а. Активних публічних трансляцій немає.</w:t>
       </w:r>
     </w:p>
     <w:p>
@@ -4449,7 +4369,7 @@
         <w:pStyle w:val="ScenarioLast"/>
       </w:pPr>
       <w:r>
-        <w:t xml:space="preserve">3б.1. Система показує повідомлення про завершення трансляції.</w:t>
+        <w:t xml:space="preserve">2а.1. Система показує повідомлення «No one’s live right now» та кнопку «Start streaming».</w:t>
       </w:r>
     </w:p>
     <w:p>
@@ -4457,7 +4377,7 @@
         <w:pStyle w:val="ScenarioCaption"/>
       </w:pPr>
       <w:r>
-        <w:t xml:space="preserve">Сценарій 1.6 – Регулювати гучність і режим перегляду</w:t>
+        <w:t xml:space="preserve">Сценарій 1.6 – Відтворити відеопотік</w:t>
       </w:r>
     </w:p>
     <w:p>
@@ -4493,7 +4413,7 @@
         <w:t xml:space="preserve"> </w:t>
       </w:r>
       <w:r>
-        <w:t xml:space="preserve">трансляція відтворюється з обраною гучністю в обраному режимі перегляду.</w:t>
+        <w:t xml:space="preserve">відвідувач бачить і чує трансляцію в реальному часі.</w:t>
       </w:r>
     </w:p>
     <w:p>
@@ -4511,7 +4431,7 @@
         <w:t xml:space="preserve"> </w:t>
       </w:r>
       <w:r>
-        <w:t xml:space="preserve">гість наводить курсор на програвач під час відтворення трансляції.</w:t>
+        <w:t xml:space="preserve">система отримала потоки трансляції під час приєднання до неї.</w:t>
       </w:r>
     </w:p>
     <w:p>
@@ -4531,7 +4451,7 @@
         <w:pStyle w:val="Scenario"/>
       </w:pPr>
       <w:r>
-        <w:t xml:space="preserve">1. Гість наводить курсор на програвач.</w:t>
+        <w:t xml:space="preserve">1. Система передає отримані відео- та аудіопотоки програвачу сторінки перегляду.</w:t>
       </w:r>
     </w:p>
     <w:p>
@@ -4539,7 +4459,7 @@
         <w:pStyle w:val="Scenario"/>
       </w:pPr>
       <w:r>
-        <w:t xml:space="preserve">2. Система показує панель керування з кнопкою вимкнення звуку, повзунком гучності та кнопками режиму «картинка в картинці» і повноекранного режиму.</w:t>
+        <w:t xml:space="preserve">2. Система автоматично запускає відтворення.</w:t>
       </w:r>
     </w:p>
     <w:p>
@@ -4547,15 +4467,7 @@
         <w:pStyle w:val="Scenario"/>
       </w:pPr>
       <w:r>
-        <w:t xml:space="preserve">3. Гість змінює гучність повзунком.</w:t>
-      </w:r>
-    </w:p>
-    <w:p>
-      <w:pPr>
-        <w:pStyle w:val="Scenario"/>
-      </w:pPr>
-      <w:r>
-        <w:t xml:space="preserve">4. Система застосовує нову гучність і змінює піктограму звуку відповідно до її рівня.</w:t>
+        <w:t xml:space="preserve">3. Гість переглядає трансляцію.</w:t>
       </w:r>
     </w:p>
     <w:p>
@@ -4575,7 +4487,7 @@
         <w:pStyle w:val="Scenario"/>
       </w:pPr>
       <w:r>
-        <w:t xml:space="preserve">3а. Гість натискає кнопку вимкнення звуку або клавішу M.</w:t>
+        <w:t xml:space="preserve">2а. Браузер заблокував автоматичне відтворення.</w:t>
       </w:r>
     </w:p>
     <w:p>
@@ -4583,7 +4495,7 @@
         <w:pStyle w:val="Scenario"/>
       </w:pPr>
       <w:r>
-        <w:t xml:space="preserve">3а.1. Система вимикає або знову вмикає звук трансляції.</w:t>
+        <w:t xml:space="preserve">2а.1. Система показує кнопку запуску відтворення.</w:t>
       </w:r>
     </w:p>
     <w:p>
@@ -4591,7 +4503,7 @@
         <w:pStyle w:val="Scenario"/>
       </w:pPr>
       <w:r>
-        <w:t xml:space="preserve">3б. Гість натискає кнопку режиму «картинка в картинці» або клавішу P.</w:t>
+        <w:t xml:space="preserve">2а.2. Гість натискає кнопку, і система відтворює трансляцію.</w:t>
       </w:r>
     </w:p>
     <w:p>
@@ -4599,7 +4511,7 @@
         <w:pStyle w:val="Scenario"/>
       </w:pPr>
       <w:r>
-        <w:t xml:space="preserve">3б.1. Система показує трансляцію в окремому вікні поверх інших вікон.</w:t>
+        <w:t xml:space="preserve">3а. Автор трансляції втратив з’єднання із сервером.</w:t>
       </w:r>
     </w:p>
     <w:p>
@@ -4607,7 +4519,23 @@
         <w:pStyle w:val="Scenario"/>
       </w:pPr>
       <w:r>
-        <w:t xml:space="preserve">3в. Гість натискає кнопку повноекранного режиму або клавішу F.</w:t>
+        <w:t xml:space="preserve">3а.1. Система залишає сторінку перегляду відкритою та очікує відновлення трансляції.</w:t>
+      </w:r>
+    </w:p>
+    <w:p>
+      <w:pPr>
+        <w:pStyle w:val="Scenario"/>
+      </w:pPr>
+      <w:r>
+        <w:t xml:space="preserve">3а.2. Після відновлення трансляції система автоматично отримує новий потік. Повернення до п. 2.</w:t>
+      </w:r>
+    </w:p>
+    <w:p>
+      <w:pPr>
+        <w:pStyle w:val="Scenario"/>
+      </w:pPr>
+      <w:r>
+        <w:t xml:space="preserve">3б. Автор трансляції завершив її.</w:t>
       </w:r>
     </w:p>
     <w:p>
@@ -4615,7 +4543,7 @@
         <w:pStyle w:val="ScenarioLast"/>
       </w:pPr>
       <w:r>
-        <w:t xml:space="preserve">3в.1. Система розгортає програвач на весь екран або повертає звичайний режим.</w:t>
+        <w:t xml:space="preserve">3б.1. Система показує повідомлення про завершення трансляції.</w:t>
       </w:r>
     </w:p>
     <w:p>
@@ -4623,7 +4551,7 @@
         <w:pStyle w:val="ScenarioCaption"/>
       </w:pPr>
       <w:r>
-        <w:t xml:space="preserve">Сценарій 1.7 – Вибрати джерело захоплення</w:t>
+        <w:t xml:space="preserve">Сценарій 1.7 – Регулювати гучність і режим перегляду</w:t>
       </w:r>
     </w:p>
     <w:p>
@@ -4641,7 +4569,7 @@
         <w:t xml:space="preserve"> </w:t>
       </w:r>
       <w:r>
-        <w:t xml:space="preserve">стример.</w:t>
+        <w:t xml:space="preserve">гість.</w:t>
       </w:r>
     </w:p>
     <w:p>
@@ -4659,7 +4587,7 @@
         <w:t xml:space="preserve"> </w:t>
       </w:r>
       <w:r>
-        <w:t xml:space="preserve">обране джерело відображається в попередньому перегляді й готове до трансляції.</w:t>
+        <w:t xml:space="preserve">трансляція відтворюється з обраною гучністю в обраному режимі перегляду.</w:t>
       </w:r>
     </w:p>
     <w:p>
@@ -4677,7 +4605,7 @@
         <w:t xml:space="preserve"> </w:t>
       </w:r>
       <w:r>
-        <w:t xml:space="preserve">стример відкриває сторінку трансляції та вирішує обрати джерело.</w:t>
+        <w:t xml:space="preserve">гість наводить курсор на програвач під час відтворення трансляції.</w:t>
       </w:r>
     </w:p>
     <w:p>
@@ -4697,7 +4625,7 @@
         <w:pStyle w:val="Scenario"/>
       </w:pPr>
       <w:r>
-        <w:t xml:space="preserve">1. Стример натискає кнопку «Pick source».</w:t>
+        <w:t xml:space="preserve">1. Гість наводить курсор на програвач.</w:t>
       </w:r>
     </w:p>
     <w:p>
@@ -4705,7 +4633,7 @@
         <w:pStyle w:val="Scenario"/>
       </w:pPr>
       <w:r>
-        <w:t xml:space="preserve">2. Система відображає засіб вибору джерела, властивий середовищу, у якому відкрито сторінку трансляції.</w:t>
+        <w:t xml:space="preserve">2. Система показує панель керування з кнопкою вимкнення звуку, повзунком гучності та кнопками режиму «картинка в картинці» і повноекранного режиму.</w:t>
       </w:r>
     </w:p>
     <w:p>
@@ -4713,7 +4641,7 @@
         <w:pStyle w:val="Scenario"/>
       </w:pPr>
       <w:r>
-        <w:t xml:space="preserve">3. Стример обирає джерело захоплення.</w:t>
+        <w:t xml:space="preserve">3. Гість змінює гучність повзунком.</w:t>
       </w:r>
     </w:p>
     <w:p>
@@ -4721,15 +4649,7 @@
         <w:pStyle w:val="Scenario"/>
       </w:pPr>
       <w:r>
-        <w:t xml:space="preserve">4. Система запускає захоплення обраного джерела.</w:t>
-      </w:r>
-    </w:p>
-    <w:p>
-      <w:pPr>
-        <w:pStyle w:val="Scenario"/>
-      </w:pPr>
-      <w:r>
-        <w:t xml:space="preserve">5. Система показує попередній перегляд джерела та робить доступною кнопку «Start stream».</w:t>
+        <w:t xml:space="preserve">4. Система застосовує нову гучність і змінює піктограму звуку відповідно до її рівня.</w:t>
       </w:r>
     </w:p>
     <w:p>
@@ -4749,7 +4669,7 @@
         <w:pStyle w:val="Scenario"/>
       </w:pPr>
       <w:r>
-        <w:t xml:space="preserve">1а. Джерело вже обрано або трансляція має статус «наживо».</w:t>
+        <w:t xml:space="preserve">3а. Гість натискає кнопку вимкнення звуку або клавішу M.</w:t>
       </w:r>
     </w:p>
     <w:p>
@@ -4757,7 +4677,7 @@
         <w:pStyle w:val="Scenario"/>
       </w:pPr>
       <w:r>
-        <w:t xml:space="preserve">1а.1. Система показує кнопку «Change source» замість «Pick source», після натискання якої виконуються кроки 2–4.</w:t>
+        <w:t xml:space="preserve">3а.1. Система вимикає або знову вмикає звук трансляції.</w:t>
       </w:r>
     </w:p>
     <w:p>
@@ -4765,7 +4685,7 @@
         <w:pStyle w:val="Scenario"/>
       </w:pPr>
       <w:r>
-        <w:t xml:space="preserve">1а.2. Система замінює потік трансляції новим джерелом без її перезапуску.</w:t>
+        <w:t xml:space="preserve">3б. Гість натискає кнопку режиму «картинка в картинці» або клавішу P.</w:t>
       </w:r>
     </w:p>
     <w:p>
@@ -4773,7 +4693,15 @@
         <w:pStyle w:val="Scenario"/>
       </w:pPr>
       <w:r>
-        <w:t xml:space="preserve">3а. Стример закриває засіб вибору, не обравши джерело.</w:t>
+        <w:t xml:space="preserve">3б.1. Система показує трансляцію в окремому вікні поверх інших вікон.</w:t>
+      </w:r>
+    </w:p>
+    <w:p>
+      <w:pPr>
+        <w:pStyle w:val="Scenario"/>
+      </w:pPr>
+      <w:r>
+        <w:t xml:space="preserve">3в. Гість натискає кнопку повноекранного режиму або клавішу F.</w:t>
       </w:r>
     </w:p>
     <w:p>
@@ -4781,7 +4709,7 @@
         <w:pStyle w:val="ScenarioLast"/>
       </w:pPr>
       <w:r>
-        <w:t xml:space="preserve">3а.1. Система не змінює стан сторінки. Повернення до п. 1.</w:t>
+        <w:t xml:space="preserve">3в.1. Система розгортає програвач на весь екран або повертає звичайний режим.</w:t>
       </w:r>
     </w:p>
     <w:p>
@@ -4789,7 +4717,7 @@
         <w:pStyle w:val="ScenarioCaption"/>
       </w:pPr>
       <w:r>
-        <w:t xml:space="preserve">Сценарій 1.8 – Захопити екран, вікно або вкладку браузера</w:t>
+        <w:t xml:space="preserve">Сценарій 1.8 – Вибрати джерело захоплення</w:t>
       </w:r>
     </w:p>
     <w:p>
@@ -4807,7 +4735,7 @@
         <w:t xml:space="preserve"> </w:t>
       </w:r>
       <w:r>
-        <w:t xml:space="preserve">стример.</w:t>
+        <w:t xml:space="preserve">користувач.</w:t>
       </w:r>
     </w:p>
     <w:p>
@@ -4825,7 +4753,7 @@
         <w:t xml:space="preserve"> </w:t>
       </w:r>
       <w:r>
-        <w:t xml:space="preserve">обране стандартними засобами браузера джерело захоплюється разом зі звуком, якщо його дозволено.</w:t>
+        <w:t xml:space="preserve">обране джерело відображається в попередньому перегляді й готове до трансляції.</w:t>
       </w:r>
     </w:p>
     <w:p>
@@ -4843,7 +4771,7 @@
         <w:t xml:space="preserve"> </w:t>
       </w:r>
       <w:r>
-        <w:t xml:space="preserve">стример натискає кнопку «Pick source» на сторінці трансляції, відкритій у браузері.</w:t>
+        <w:t xml:space="preserve">користувач відкриває сторінку трансляції та вирішує обрати джерело.</w:t>
       </w:r>
     </w:p>
     <w:p>
@@ -4863,7 +4791,7 @@
         <w:pStyle w:val="Scenario"/>
       </w:pPr>
       <w:r>
-        <w:t xml:space="preserve">1. Стример натискає кнопку «Pick source».</w:t>
+        <w:t xml:space="preserve">1. Користувач натискає кнопку «Pick source».</w:t>
       </w:r>
     </w:p>
     <w:p>
@@ -4871,7 +4799,7 @@
         <w:pStyle w:val="Scenario"/>
       </w:pPr>
       <w:r>
-        <w:t xml:space="preserve">2. Система відображає стандартне вікно браузера для вибору екрана, вікна або вкладки.</w:t>
+        <w:t xml:space="preserve">2. Система відображає засіб вибору джерела, властивий середовищу, у якому відкрито сторінку трансляції.</w:t>
       </w:r>
     </w:p>
     <w:p>
@@ -4879,7 +4807,7 @@
         <w:pStyle w:val="Scenario"/>
       </w:pPr>
       <w:r>
-        <w:t xml:space="preserve">3. Стример обирає джерело та за потреби дозволяє передавання звуку.</w:t>
+        <w:t xml:space="preserve">3. Користувач обирає джерело захоплення.</w:t>
       </w:r>
     </w:p>
     <w:p>
@@ -4887,7 +4815,7 @@
         <w:pStyle w:val="Scenario"/>
       </w:pPr>
       <w:r>
-        <w:t xml:space="preserve">4. Система запускає захоплення джерела з обраними стримером якістю й частотою кадрів.</w:t>
+        <w:t xml:space="preserve">4. Система запускає захоплення обраного джерела.</w:t>
       </w:r>
     </w:p>
     <w:p>
@@ -4895,7 +4823,7 @@
         <w:pStyle w:val="Scenario"/>
       </w:pPr>
       <w:r>
-        <w:t xml:space="preserve">5. Система показує попередній перегляд джерела.</w:t>
+        <w:t xml:space="preserve">5. Система показує попередній перегляд джерела та робить доступною кнопку «Start stream».</w:t>
       </w:r>
     </w:p>
     <w:p>
@@ -4915,7 +4843,7 @@
         <w:pStyle w:val="Scenario"/>
       </w:pPr>
       <w:r>
-        <w:t xml:space="preserve">3а. Передавання звуку не дозволено.</w:t>
+        <w:t xml:space="preserve">1а. Джерело вже обрано або трансляція має статус «наживо».</w:t>
       </w:r>
     </w:p>
     <w:p>
@@ -4923,7 +4851,7 @@
         <w:pStyle w:val="Scenario"/>
       </w:pPr>
       <w:r>
-        <w:t xml:space="preserve">3а.1. Система робить перемикач звуку недоступним і показує підказку «Audio is disabled. Enable audio when picking source.».</w:t>
+        <w:t xml:space="preserve">1а.1. Система показує кнопку «Change source» замість «Pick source», після натискання якої виконуються кроки 2–4.</w:t>
       </w:r>
     </w:p>
     <w:p>
@@ -4931,7 +4859,7 @@
         <w:pStyle w:val="Scenario"/>
       </w:pPr>
       <w:r>
-        <w:t xml:space="preserve">5а. Браузер перемкнувся на захоплену вкладку.</w:t>
+        <w:t xml:space="preserve">1а.2. Система замінює потік трансляції новим джерелом без її перезапуску.</w:t>
       </w:r>
     </w:p>
     <w:p>
@@ -4939,15 +4867,7 @@
         <w:pStyle w:val="Scenario"/>
       </w:pPr>
       <w:r>
-        <w:t xml:space="preserve">5а.1. Система одразу запускає трансляцію без натискання кнопки «Start stream».</w:t>
-      </w:r>
-    </w:p>
-    <w:p>
-      <w:pPr>
-        <w:pStyle w:val="Scenario"/>
-      </w:pPr>
-      <w:r>
-        <w:t xml:space="preserve">5б. Стример припиняє показ засобами браузера.</w:t>
+        <w:t xml:space="preserve">3а. Користувач закриває засіб вибору, не обравши джерело.</w:t>
       </w:r>
     </w:p>
     <w:p>
@@ -4955,7 +4875,7 @@
         <w:pStyle w:val="ScenarioLast"/>
       </w:pPr>
       <w:r>
-        <w:t xml:space="preserve">5б.1. Система припиняє захоплення, а якщо трансляція мала статус «наживо», завершує її.</w:t>
+        <w:t xml:space="preserve">3а.1. Система не змінює стан сторінки. Повернення до п. 1.</w:t>
       </w:r>
     </w:p>
     <w:p>
@@ -4963,7 +4883,7 @@
         <w:pStyle w:val="ScenarioCaption"/>
       </w:pPr>
       <w:r>
-        <w:t xml:space="preserve">Сценарій 1.9 – Захопити окремий застосунок</w:t>
+        <w:t xml:space="preserve">Сценарій 1.9 – Захопити екран, вікно або вкладку браузера</w:t>
       </w:r>
     </w:p>
     <w:p>
@@ -4981,7 +4901,7 @@
         <w:t xml:space="preserve"> </w:t>
       </w:r>
       <w:r>
-        <w:t xml:space="preserve">стример.</w:t>
+        <w:t xml:space="preserve">користувач.</w:t>
       </w:r>
     </w:p>
     <w:p>
@@ -4999,7 +4919,7 @@
         <w:t xml:space="preserve"> </w:t>
       </w:r>
       <w:r>
-        <w:t xml:space="preserve">глядачі отримують зображення та звук лише обраного застосунку, зокрема з його нових вікон.</w:t>
+        <w:t xml:space="preserve">обране стандартними засобами браузера джерело захоплюється разом зі звуком, якщо його дозволено.</w:t>
       </w:r>
     </w:p>
     <w:p>
@@ -5017,7 +4937,7 @@
         <w:t xml:space="preserve"> </w:t>
       </w:r>
       <w:r>
-        <w:t xml:space="preserve">стример натискає кнопку «Pick source» у настільному застосунку.</w:t>
+        <w:t xml:space="preserve">користувач натискає кнопку «Pick source» на сторінці трансляції, відкритій у браузері.</w:t>
       </w:r>
     </w:p>
     <w:p>
@@ -5037,7 +4957,7 @@
         <w:pStyle w:val="Scenario"/>
       </w:pPr>
       <w:r>
-        <w:t xml:space="preserve">1. Стример натискає кнопку «Pick source».</w:t>
+        <w:t xml:space="preserve">1. Користувач натискає кнопку «Pick source».</w:t>
       </w:r>
     </w:p>
     <w:p>
@@ -5045,7 +4965,7 @@
         <w:pStyle w:val="Scenario"/>
       </w:pPr>
       <w:r>
-        <w:t xml:space="preserve">2. Система відображає перелік екранів і вікон застосунків із мініатюрами та піктограмами.</w:t>
+        <w:t xml:space="preserve">2. Система відображає стандартне вікно браузера для вибору екрана, вікна або вкладки.</w:t>
       </w:r>
     </w:p>
     <w:p>
@@ -5053,7 +4973,7 @@
         <w:pStyle w:val="Scenario"/>
       </w:pPr>
       <w:r>
-        <w:t xml:space="preserve">3. Стример обирає вікно застосунку та за потреби вмикає перемикач «Follow app».</w:t>
+        <w:t xml:space="preserve">3. Користувач обирає джерело та за потреби дозволяє передавання звуку.</w:t>
       </w:r>
     </w:p>
     <w:p>
@@ -5061,7 +4981,7 @@
         <w:pStyle w:val="Scenario"/>
       </w:pPr>
       <w:r>
-        <w:t xml:space="preserve">4. Система запускає захоплення звуку процесу, якому належить вікно, і показує попередній перегляд.</w:t>
+        <w:t xml:space="preserve">4. Система запускає захоплення джерела з обраними користувачем якістю й частотою кадрів.</w:t>
       </w:r>
     </w:p>
     <w:p>
@@ -5069,31 +4989,7 @@
         <w:pStyle w:val="Scenario"/>
       </w:pPr>
       <w:r>
-        <w:t xml:space="preserve">5. Під час трансляції стример відкриває в застосунку, що транслюється, нове вікно.</w:t>
-      </w:r>
-    </w:p>
-    <w:p>
-      <w:pPr>
-        <w:pStyle w:val="Scenario"/>
-      </w:pPr>
-      <w:r>
-        <w:t xml:space="preserve">6. Система перемикає трансляцію на нове вікно та показує його назву.</w:t>
-      </w:r>
-    </w:p>
-    <w:p>
-      <w:pPr>
-        <w:pStyle w:val="Scenario"/>
-      </w:pPr>
-      <w:r>
-        <w:t xml:space="preserve">7. Стример закриває нове вікно.</w:t>
-      </w:r>
-    </w:p>
-    <w:p>
-      <w:pPr>
-        <w:pStyle w:val="Scenario"/>
-      </w:pPr>
-      <w:r>
-        <w:t xml:space="preserve">8. Система повертає трансляцію до початкового вікна.</w:t>
+        <w:t xml:space="preserve">5. Система показує попередній перегляд джерела.</w:t>
       </w:r>
     </w:p>
     <w:p>
@@ -5113,7 +5009,7 @@
         <w:pStyle w:val="Scenario"/>
       </w:pPr>
       <w:r>
-        <w:t xml:space="preserve">3а. Стример обирає екран.</w:t>
+        <w:t xml:space="preserve">3а. Передавання звуку не дозволено.</w:t>
       </w:r>
     </w:p>
     <w:p>
@@ -5121,7 +5017,7 @@
         <w:pStyle w:val="Scenario"/>
       </w:pPr>
       <w:r>
-        <w:t xml:space="preserve">3а.1. Система робить перемикач «Follow app» недоступним, і трансляція відбувається без слідування за вікнами.</w:t>
+        <w:t xml:space="preserve">3а.1. Система робить перемикач звуку недоступним і показує підказку «Audio is disabled. Enable audio when picking source.».</w:t>
       </w:r>
     </w:p>
     <w:p>
@@ -5129,7 +5025,7 @@
         <w:pStyle w:val="Scenario"/>
       </w:pPr>
       <w:r>
-        <w:t xml:space="preserve">4а. Захопити звук застосунку не вдалося.</w:t>
+        <w:t xml:space="preserve">5а. Браузер перемкнувся на захоплену вкладку.</w:t>
       </w:r>
     </w:p>
     <w:p>
@@ -5137,7 +5033,7 @@
         <w:pStyle w:val="Scenario"/>
       </w:pPr>
       <w:r>
-        <w:t xml:space="preserve">4а.1. Система повідомляє, що звук недоступний, і транслює лише відео.</w:t>
+        <w:t xml:space="preserve">5а.1. Система одразу запускає трансляцію без натискання кнопки «Start stream».</w:t>
       </w:r>
     </w:p>
     <w:p>
@@ -5145,23 +5041,7 @@
         <w:pStyle w:val="Scenario"/>
       </w:pPr>
       <w:r>
-        <w:t xml:space="preserve">6а. Режим слідування вимкнено.</w:t>
-      </w:r>
-    </w:p>
-    <w:p>
-      <w:pPr>
-        <w:pStyle w:val="Scenario"/>
-      </w:pPr>
-      <w:r>
-        <w:t xml:space="preserve">6а.1. Система продовжує транслювати початкове вікно.</w:t>
-      </w:r>
-    </w:p>
-    <w:p>
-      <w:pPr>
-        <w:pStyle w:val="Scenario"/>
-      </w:pPr>
-      <w:r>
-        <w:t xml:space="preserve">8а. Початкове вікно застосунку закрито, і воно не з’являється знову протягом 20 с.</w:t>
+        <w:t xml:space="preserve">5б. Користувач припиняє показ засобами браузера.</w:t>
       </w:r>
     </w:p>
     <w:p>
@@ -5169,7 +5049,7 @@
         <w:pStyle w:val="ScenarioLast"/>
       </w:pPr>
       <w:r>
-        <w:t xml:space="preserve">8а.1. Система повідомляє про закриття застосунку та завершує трансляцію.</w:t>
+        <w:t xml:space="preserve">5б.1. Система припиняє захоплення, а якщо трансляція мала статус «наживо», завершує її.</w:t>
       </w:r>
     </w:p>
     <w:p>
@@ -5177,7 +5057,7 @@
         <w:pStyle w:val="ScenarioCaption"/>
       </w:pPr>
       <w:r>
-        <w:t xml:space="preserve">Сценарій 1.10 – Налаштувати параметри потоку</w:t>
+        <w:t xml:space="preserve">Сценарій 1.10 – Захопити окремий застосунок</w:t>
       </w:r>
     </w:p>
     <w:p>
@@ -5195,7 +5075,7 @@
         <w:t xml:space="preserve"> </w:t>
       </w:r>
       <w:r>
-        <w:t xml:space="preserve">стример.</w:t>
+        <w:t xml:space="preserve">користувач.</w:t>
       </w:r>
     </w:p>
     <w:p>
@@ -5213,7 +5093,7 @@
         <w:t xml:space="preserve"> </w:t>
       </w:r>
       <w:r>
-        <w:t xml:space="preserve">трансляція передається з обраними якістю, частотою кадрів, режимом доступу та станом звуку.</w:t>
+        <w:t xml:space="preserve">глядачі отримують зображення та звук лише обраного застосунку, зокрема з його нових вікон.</w:t>
       </w:r>
     </w:p>
     <w:p>
@@ -5231,7 +5111,7 @@
         <w:t xml:space="preserve"> </w:t>
       </w:r>
       <w:r>
-        <w:t xml:space="preserve">стример відкриває сторінку трансляції.</w:t>
+        <w:t xml:space="preserve">користувач натискає кнопку «Pick source» у настільному застосунку.</w:t>
       </w:r>
     </w:p>
     <w:p>
@@ -5251,7 +5131,7 @@
         <w:pStyle w:val="Scenario"/>
       </w:pPr>
       <w:r>
-        <w:t xml:space="preserve">1. Система відображає перемикачі якості (360p, 480p, 720p, 1080p, 1440p, вихідна), частоти кадрів (5, 30, 60 кадр/с), приватного режиму та звуку.</w:t>
+        <w:t xml:space="preserve">1. Користувач натискає кнопку «Pick source».</w:t>
       </w:r>
     </w:p>
     <w:p>
@@ -5259,7 +5139,7 @@
         <w:pStyle w:val="Scenario"/>
       </w:pPr>
       <w:r>
-        <w:t xml:space="preserve">2. Стример обирає якість і частоту кадрів.</w:t>
+        <w:t xml:space="preserve">2. Система відображає перелік екранів і вікон застосунків із мініатюрами та піктограмами.</w:t>
       </w:r>
     </w:p>
     <w:p>
@@ -5267,7 +5147,7 @@
         <w:pStyle w:val="Scenario"/>
       </w:pPr>
       <w:r>
-        <w:t xml:space="preserve">3. Система застосовує обрані параметри до захоплення джерела.</w:t>
+        <w:t xml:space="preserve">3. Користувач обирає вікно застосунку та за потреби вмикає перемикач «Follow app».</w:t>
       </w:r>
     </w:p>
     <w:p>
@@ -5275,7 +5155,7 @@
         <w:pStyle w:val="Scenario"/>
       </w:pPr>
       <w:r>
-        <w:t xml:space="preserve">4. Стример за потреби вмикає приватний режим.</w:t>
+        <w:t xml:space="preserve">4. Система запускає захоплення звуку процесу, якому належить вікно, і показує попередній перегляд.</w:t>
       </w:r>
     </w:p>
     <w:p>
@@ -5283,7 +5163,31 @@
         <w:pStyle w:val="Scenario"/>
       </w:pPr>
       <w:r>
-        <w:t xml:space="preserve">5. Система позначає майбутню трансляцію як приватну, тож вона не потрапить до переліку активних трансляцій.</w:t>
+        <w:t xml:space="preserve">5. Під час трансляції користувач відкриває в застосунку, що транслюється, нове вікно.</w:t>
+      </w:r>
+    </w:p>
+    <w:p>
+      <w:pPr>
+        <w:pStyle w:val="Scenario"/>
+      </w:pPr>
+      <w:r>
+        <w:t xml:space="preserve">6. Система перемикає трансляцію на нове вікно та показує його назву.</w:t>
+      </w:r>
+    </w:p>
+    <w:p>
+      <w:pPr>
+        <w:pStyle w:val="Scenario"/>
+      </w:pPr>
+      <w:r>
+        <w:t xml:space="preserve">7. Користувач закриває нове вікно.</w:t>
+      </w:r>
+    </w:p>
+    <w:p>
+      <w:pPr>
+        <w:pStyle w:val="Scenario"/>
+      </w:pPr>
+      <w:r>
+        <w:t xml:space="preserve">8. Система повертає трансляцію до початкового вікна.</w:t>
       </w:r>
     </w:p>
     <w:p>
@@ -5303,7 +5207,7 @@
         <w:pStyle w:val="Scenario"/>
       </w:pPr>
       <w:r>
-        <w:t xml:space="preserve">2а. Обрана якість перевищує 2K.</w:t>
+        <w:t xml:space="preserve">3а. Користувач обирає екран.</w:t>
       </w:r>
     </w:p>
     <w:p>
@@ -5311,7 +5215,7 @@
         <w:pStyle w:val="Scenario"/>
       </w:pPr>
       <w:r>
-        <w:t xml:space="preserve">2а.1. Система робить частоту 60 кадр/с недоступною та показує підказку «Not available for resolutions above 2K».</w:t>
+        <w:t xml:space="preserve">3а.1. Система робить перемикач «Follow app» недоступним, і трансляція відбувається без слідування за вікнами.</w:t>
       </w:r>
     </w:p>
     <w:p>
@@ -5319,7 +5223,7 @@
         <w:pStyle w:val="Scenario"/>
       </w:pPr>
       <w:r>
-        <w:t xml:space="preserve">3а. Параметри змінено під час трансляції.</w:t>
+        <w:t xml:space="preserve">4а. Захопити звук застосунку не вдалося.</w:t>
       </w:r>
     </w:p>
     <w:p>
@@ -5327,7 +5231,7 @@
         <w:pStyle w:val="Scenario"/>
       </w:pPr>
       <w:r>
-        <w:t xml:space="preserve">3а.1. Система застосовує нові параметри кодування без перезапуску трансляції.</w:t>
+        <w:t xml:space="preserve">4а.1. Система повідомляє, що звук недоступний, і транслює лише відео.</w:t>
       </w:r>
     </w:p>
     <w:p>
@@ -5335,7 +5239,7 @@
         <w:pStyle w:val="Scenario"/>
       </w:pPr>
       <w:r>
-        <w:t xml:space="preserve">4а. Трансляція вже має статус «наживо».</w:t>
+        <w:t xml:space="preserve">6а. Режим слідування вимкнено.</w:t>
       </w:r>
     </w:p>
     <w:p>
@@ -5343,7 +5247,7 @@
         <w:pStyle w:val="Scenario"/>
       </w:pPr>
       <w:r>
-        <w:t xml:space="preserve">4а.1. Система робить перемикач приватного режиму недоступним і показує підказку про необхідність перезапуску трансляції.</w:t>
+        <w:t xml:space="preserve">6а.1. Система продовжує транслювати початкове вікно.</w:t>
       </w:r>
     </w:p>
     <w:p>
@@ -5351,7 +5255,7 @@
         <w:pStyle w:val="Scenario"/>
       </w:pPr>
       <w:r>
-        <w:t xml:space="preserve">5а. Стример натискає перемикач звуку.</w:t>
+        <w:t xml:space="preserve">8а. Початкове вікно застосунку закрито, і воно не з’являється знову протягом 20 с.</w:t>
       </w:r>
     </w:p>
     <w:p>
@@ -5359,7 +5263,7 @@
         <w:pStyle w:val="ScenarioLast"/>
       </w:pPr>
       <w:r>
-        <w:t xml:space="preserve">5а.1. Система вимикає або знову вмикає звук трансляції без її зупинення.</w:t>
+        <w:t xml:space="preserve">8а.1. Система повідомляє про закриття застосунку та завершує трансляцію.</w:t>
       </w:r>
     </w:p>
     <w:p>
@@ -5367,7 +5271,7 @@
         <w:pStyle w:val="ScenarioCaption"/>
       </w:pPr>
       <w:r>
-        <w:t xml:space="preserve">Сценарій 1.11 – Запустити трансляцію</w:t>
+        <w:t xml:space="preserve">Сценарій 1.11 – Налаштувати параметри потоку</w:t>
       </w:r>
     </w:p>
     <w:p>
@@ -5385,7 +5289,7 @@
         <w:t xml:space="preserve"> </w:t>
       </w:r>
       <w:r>
-        <w:t xml:space="preserve">стример.</w:t>
+        <w:t xml:space="preserve">користувач.</w:t>
       </w:r>
     </w:p>
     <w:p>
@@ -5403,7 +5307,7 @@
         <w:t xml:space="preserve"> </w:t>
       </w:r>
       <w:r>
-        <w:t xml:space="preserve">трансляція має статус «наживо», а глядачі можуть приєднатися до неї.</w:t>
+        <w:t xml:space="preserve">трансляція передається з обраними якістю, частотою кадрів, режимом доступу та станом звуку.</w:t>
       </w:r>
     </w:p>
     <w:p>
@@ -5421,7 +5325,7 @@
         <w:t xml:space="preserve"> </w:t>
       </w:r>
       <w:r>
-        <w:t xml:space="preserve">стример натискає кнопку «Start stream» після вибору джерела захоплення.</w:t>
+        <w:t xml:space="preserve">користувач відкриває сторінку трансляції.</w:t>
       </w:r>
     </w:p>
     <w:p>
@@ -5441,7 +5345,7 @@
         <w:pStyle w:val="Scenario"/>
       </w:pPr>
       <w:r>
-        <w:t xml:space="preserve">1. Стример натискає кнопку «Start stream».</w:t>
+        <w:t xml:space="preserve">1. Система відображає перемикачі якості (360p, 480p, 720p, 1080p, 1440p, вихідна), частоти кадрів (5, 30, 60 кадр/с), приватного режиму та звуку.</w:t>
       </w:r>
     </w:p>
     <w:p>
@@ -5449,7 +5353,7 @@
         <w:pStyle w:val="Scenario"/>
       </w:pPr>
       <w:r>
-        <w:t xml:space="preserve">2. Система створює запис трансляції з урахуванням приватного режиму.</w:t>
+        <w:t xml:space="preserve">2. Користувач обирає якість і частоту кадрів.</w:t>
       </w:r>
     </w:p>
     <w:p>
@@ -5457,7 +5361,7 @@
         <w:pStyle w:val="Scenario"/>
       </w:pPr>
       <w:r>
-        <w:t xml:space="preserve">3. Система з’єднується із сервером сигналізації та передає відео- та аудіопотоки джерела.</w:t>
+        <w:t xml:space="preserve">3. Система застосовує обрані параметри до захоплення джерела.</w:t>
       </w:r>
     </w:p>
     <w:p>
@@ -5465,7 +5369,7 @@
         <w:pStyle w:val="Scenario"/>
       </w:pPr>
       <w:r>
-        <w:t xml:space="preserve">4. Система встановлює трансляції статус «наживо».</w:t>
+        <w:t xml:space="preserve">4. Користувач за потреби вмикає приватний режим.</w:t>
       </w:r>
     </w:p>
     <w:p>
@@ -5473,7 +5377,7 @@
         <w:pStyle w:val="Scenario"/>
       </w:pPr>
       <w:r>
-        <w:t xml:space="preserve">5. Система починає кожні 5 хв оновлювати мініатюру трансляції та відображає посилання на перегляд.</w:t>
+        <w:t xml:space="preserve">5. Система позначає майбутню трансляцію як приватну, тож вона не потрапить до переліку активних трансляцій.</w:t>
       </w:r>
     </w:p>
     <w:p>
@@ -5493,7 +5397,7 @@
         <w:pStyle w:val="Scenario"/>
       </w:pPr>
       <w:r>
-        <w:t xml:space="preserve">1а. Джерело захоплення ще не обрано.</w:t>
+        <w:t xml:space="preserve">2а. Обрана якість перевищує 2K.</w:t>
       </w:r>
     </w:p>
     <w:p>
@@ -5501,7 +5405,7 @@
         <w:pStyle w:val="Scenario"/>
       </w:pPr>
       <w:r>
-        <w:t xml:space="preserve">1а.1. Система залишає кнопку «Start stream» недоступною до виконання варіанта використання «Вибрати джерело захоплення».</w:t>
+        <w:t xml:space="preserve">2а.1. Система робить частоту 60 кадр/с недоступною та показує підказку «Not available for resolutions above 2K».</w:t>
       </w:r>
     </w:p>
     <w:p>
@@ -5509,7 +5413,39 @@
         <w:pStyle w:val="Scenario"/>
       </w:pPr>
       <w:r>
-        <w:t xml:space="preserve">2а. Створити трансляцію не вдалося.</w:t>
+        <w:t xml:space="preserve">3а. Параметри змінено під час трансляції.</w:t>
+      </w:r>
+    </w:p>
+    <w:p>
+      <w:pPr>
+        <w:pStyle w:val="Scenario"/>
+      </w:pPr>
+      <w:r>
+        <w:t xml:space="preserve">3а.1. Система застосовує нові параметри кодування без перезапуску трансляції.</w:t>
+      </w:r>
+    </w:p>
+    <w:p>
+      <w:pPr>
+        <w:pStyle w:val="Scenario"/>
+      </w:pPr>
+      <w:r>
+        <w:t xml:space="preserve">4а. Трансляція вже має статус «наживо».</w:t>
+      </w:r>
+    </w:p>
+    <w:p>
+      <w:pPr>
+        <w:pStyle w:val="Scenario"/>
+      </w:pPr>
+      <w:r>
+        <w:t xml:space="preserve">4а.1. Система робить перемикач приватного режиму недоступним і показує підказку про необхідність перезапуску трансляції.</w:t>
+      </w:r>
+    </w:p>
+    <w:p>
+      <w:pPr>
+        <w:pStyle w:val="Scenario"/>
+      </w:pPr>
+      <w:r>
+        <w:t xml:space="preserve">5а. Користувач натискає перемикач звуку.</w:t>
       </w:r>
     </w:p>
     <w:p>
@@ -5517,7 +5453,7 @@
         <w:pStyle w:val="ScenarioLast"/>
       </w:pPr>
       <w:r>
-        <w:t xml:space="preserve">2а.1. Система показує повідомлення «Cannot create stream. Try again later», і трансляція не розпочинається.</w:t>
+        <w:t xml:space="preserve">5а.1. Система вимикає або знову вмикає звук трансляції без її зупинення.</w:t>
       </w:r>
     </w:p>
     <w:p>
@@ -5525,7 +5461,7 @@
         <w:pStyle w:val="ScenarioCaption"/>
       </w:pPr>
       <w:r>
-        <w:t xml:space="preserve">Сценарій 1.12 – Отримати посилання на трансляцію</w:t>
+        <w:t xml:space="preserve">Сценарій 1.12 – Запустити трансляцію</w:t>
       </w:r>
     </w:p>
     <w:p>
@@ -5543,7 +5479,7 @@
         <w:t xml:space="preserve"> </w:t>
       </w:r>
       <w:r>
-        <w:t xml:space="preserve">стример.</w:t>
+        <w:t xml:space="preserve">користувач.</w:t>
       </w:r>
     </w:p>
     <w:p>
@@ -5561,7 +5497,7 @@
         <w:t xml:space="preserve"> </w:t>
       </w:r>
       <w:r>
-        <w:t xml:space="preserve">посилання на сторінку перегляду трансляції скопійовано для передавання глядачам.</w:t>
+        <w:t xml:space="preserve">трансляція має статус «наживо», а глядачі можуть приєднатися до неї.</w:t>
       </w:r>
     </w:p>
     <w:p>
@@ -5579,7 +5515,7 @@
         <w:t xml:space="preserve"> </w:t>
       </w:r>
       <w:r>
-        <w:t xml:space="preserve">стример відкриває сторінку трансляції.</w:t>
+        <w:t xml:space="preserve">користувач натискає кнопку «Start stream» після вибору джерела захоплення.</w:t>
       </w:r>
     </w:p>
     <w:p>
@@ -5599,7 +5535,7 @@
         <w:pStyle w:val="Scenario"/>
       </w:pPr>
       <w:r>
-        <w:t xml:space="preserve">1. Система відображає поле «Stream link» з посиланням на сторінку перегляду трансляції та кнопку «Copy».</w:t>
+        <w:t xml:space="preserve">1. Користувач натискає кнопку «Start stream».</w:t>
       </w:r>
     </w:p>
     <w:p>
@@ -5607,7 +5543,7 @@
         <w:pStyle w:val="Scenario"/>
       </w:pPr>
       <w:r>
-        <w:t xml:space="preserve">2. Стример натискає кнопку «Copy».</w:t>
+        <w:t xml:space="preserve">2. Система створює запис трансляції з урахуванням приватного режиму.</w:t>
       </w:r>
     </w:p>
     <w:p>
@@ -5615,7 +5551,7 @@
         <w:pStyle w:val="Scenario"/>
       </w:pPr>
       <w:r>
-        <w:t xml:space="preserve">3. Система копіює посилання до буфера обміну, показує повідомлення «Copied to clipboard!» і на 2 с змінює напис кнопки на «Copied».</w:t>
+        <w:t xml:space="preserve">3. Система з’єднується із сервером сигналізації та передає відео- та аудіопотоки джерела.</w:t>
       </w:r>
     </w:p>
     <w:p>
@@ -5623,7 +5559,15 @@
         <w:pStyle w:val="Scenario"/>
       </w:pPr>
       <w:r>
-        <w:t xml:space="preserve">4. Стример передає посилання глядачам.</w:t>
+        <w:t xml:space="preserve">4. Система встановлює трансляції статус «наживо».</w:t>
+      </w:r>
+    </w:p>
+    <w:p>
+      <w:pPr>
+        <w:pStyle w:val="Scenario"/>
+      </w:pPr>
+      <w:r>
+        <w:t xml:space="preserve">5. Система починає кожні 5 хв оновлювати мініатюру трансляції та відображає посилання на перегляд.</w:t>
       </w:r>
     </w:p>
     <w:p>
@@ -5643,7 +5587,7 @@
         <w:pStyle w:val="Scenario"/>
       </w:pPr>
       <w:r>
-        <w:t xml:space="preserve">1а. Трансляція ще не має статусу «наживо».</w:t>
+        <w:t xml:space="preserve">1а. Джерело захоплення ще не обрано.</w:t>
       </w:r>
     </w:p>
     <w:p>
@@ -5651,7 +5595,7 @@
         <w:pStyle w:val="Scenario"/>
       </w:pPr>
       <w:r>
-        <w:t xml:space="preserve">1а.1. Система показує в полі напис «Stream is not live yet» і робить кнопку «Copy» недоступною.</w:t>
+        <w:t xml:space="preserve">1а.1. Система залишає кнопку «Start stream» недоступною до виконання варіанта використання «Вибрати джерело захоплення».</w:t>
       </w:r>
     </w:p>
     <w:p>
@@ -5659,7 +5603,7 @@
         <w:pStyle w:val="Scenario"/>
       </w:pPr>
       <w:r>
-        <w:t xml:space="preserve">3а. Браузер не надав доступу до буфера обміну.</w:t>
+        <w:t xml:space="preserve">2а. Створити трансляцію не вдалося.</w:t>
       </w:r>
     </w:p>
     <w:p>
@@ -5667,7 +5611,7 @@
         <w:pStyle w:val="ScenarioLast"/>
       </w:pPr>
       <w:r>
-        <w:t xml:space="preserve">3а.1. Система показує повідомлення про невдале копіювання.</w:t>
+        <w:t xml:space="preserve">2а.1. Система показує повідомлення «Cannot create stream. Try again later», і трансляція не розпочинається.</w:t>
       </w:r>
     </w:p>
     <w:p>
@@ -5675,7 +5619,7 @@
         <w:pStyle w:val="ScenarioCaption"/>
       </w:pPr>
       <w:r>
-        <w:t xml:space="preserve">Сценарій 1.13 – Завершити трансляцію</w:t>
+        <w:t xml:space="preserve">Сценарій 1.13 – Отримати посилання на трансляцію</w:t>
       </w:r>
     </w:p>
     <w:p>
@@ -5693,7 +5637,7 @@
         <w:t xml:space="preserve"> </w:t>
       </w:r>
       <w:r>
-        <w:t xml:space="preserve">стример.</w:t>
+        <w:t xml:space="preserve">користувач.</w:t>
       </w:r>
     </w:p>
     <w:p>
@@ -5711,7 +5655,7 @@
         <w:t xml:space="preserve"> </w:t>
       </w:r>
       <w:r>
-        <w:t xml:space="preserve">трансляцію завершено, а її глядачів сповіщено.</w:t>
+        <w:t xml:space="preserve">посилання на сторінку перегляду трансляції скопійовано для передавання глядачам.</w:t>
       </w:r>
     </w:p>
     <w:p>
@@ -5729,7 +5673,7 @@
         <w:t xml:space="preserve"> </w:t>
       </w:r>
       <w:r>
-        <w:t xml:space="preserve">стример вирішує завершити трансляцію, що має статус «наживо».</w:t>
+        <w:t xml:space="preserve">користувач відкриває сторінку трансляції.</w:t>
       </w:r>
     </w:p>
     <w:p>
@@ -5749,7 +5693,7 @@
         <w:pStyle w:val="Scenario"/>
       </w:pPr>
       <w:r>
-        <w:t xml:space="preserve">1. Стример натискає кнопку «Stop stream».</w:t>
+        <w:t xml:space="preserve">1. Система відображає поле «Stream link» з посиланням на сторінку перегляду трансляції та кнопку «Copy».</w:t>
       </w:r>
     </w:p>
     <w:p>
@@ -5757,7 +5701,7 @@
         <w:pStyle w:val="Scenario"/>
       </w:pPr>
       <w:r>
-        <w:t xml:space="preserve">2. Система встановлює трансляції статус «завершено» з причиною «зупинено стримером».</w:t>
+        <w:t xml:space="preserve">2. Користувач натискає кнопку «Copy».</w:t>
       </w:r>
     </w:p>
     <w:p>
@@ -5765,7 +5709,7 @@
         <w:pStyle w:val="Scenario"/>
       </w:pPr>
       <w:r>
-        <w:t xml:space="preserve">3. Система звільняє ресурси сервера, виділені трансляції.</w:t>
+        <w:t xml:space="preserve">3. Система копіює посилання до буфера обміну, показує повідомлення «Copied to clipboard!» і на 2 с змінює напис кнопки на «Copied».</w:t>
       </w:r>
     </w:p>
     <w:p>
@@ -5773,15 +5717,7 @@
         <w:pStyle w:val="Scenario"/>
       </w:pPr>
       <w:r>
-        <w:t xml:space="preserve">4. Система надсилає глядачам подію завершення трансляції.</w:t>
-      </w:r>
-    </w:p>
-    <w:p>
-      <w:pPr>
-        <w:pStyle w:val="Scenario"/>
-      </w:pPr>
-      <w:r>
-        <w:t xml:space="preserve">5. Система показує глядачам повідомлення про завершення трансляції.</w:t>
+        <w:t xml:space="preserve">4. Користувач передає посилання глядачам.</w:t>
       </w:r>
     </w:p>
     <w:p>
@@ -5801,7 +5737,7 @@
         <w:pStyle w:val="Scenario"/>
       </w:pPr>
       <w:r>
-        <w:t xml:space="preserve">1а. З’єднання стримера із сервером розірвано до натискання кнопки.</w:t>
+        <w:t xml:space="preserve">1а. Трансляція ще не має статусу «наживо».</w:t>
       </w:r>
     </w:p>
     <w:p>
@@ -5809,7 +5745,7 @@
         <w:pStyle w:val="Scenario"/>
       </w:pPr>
       <w:r>
-        <w:t xml:space="preserve">1а.1. Система сповіщає глядачів про втрату з’єднання стримера та очікує повторного підключення до 5 спроб з інтервалом 6 с.</w:t>
+        <w:t xml:space="preserve">1а.1. Система показує в полі напис «Stream is not live yet» і робить кнопку «Copy» недоступною.</w:t>
       </w:r>
     </w:p>
     <w:p>
@@ -5817,7 +5753,41 @@
         <w:pStyle w:val="Scenario"/>
       </w:pPr>
       <w:r>
-        <w:t xml:space="preserve">1а.2. Стример відкриває сторінку трансляції, на якій система показує повідомлення «You have an unfinished stream», і натискає кнопку «Reconnect».</w:t>
+        <w:t xml:space="preserve">3а. Браузер не надав доступу до буфера обміну.</w:t>
+      </w:r>
+    </w:p>
+    <w:p>
+      <w:pPr>
+        <w:pStyle w:val="ScenarioLast"/>
+      </w:pPr>
+      <w:r>
+        <w:t xml:space="preserve">3а.1. Система показує повідомлення про невдале копіювання.</w:t>
+      </w:r>
+    </w:p>
+    <w:p>
+      <w:pPr>
+        <w:pStyle w:val="ScenarioCaption"/>
+      </w:pPr>
+      <w:r>
+        <w:t xml:space="preserve">Сценарій 1.14 – Завершити трансляцію</w:t>
+      </w:r>
+    </w:p>
+    <w:p>
+      <w:pPr>
+        <w:pStyle w:val="ScenarioFirst"/>
+      </w:pPr>
+      <w:r>
+        <w:rPr>
+          <w:b/>
+          <w:bCs/>
+        </w:rPr>
+        <w:t xml:space="preserve">Основна дійова особа:</w:t>
+      </w:r>
+      <w:r>
+        <w:t xml:space="preserve"> </w:t>
+      </w:r>
+      <w:r>
+        <w:t xml:space="preserve">користувач.</w:t>
       </w:r>
     </w:p>
     <w:p>
@@ -5825,6 +5795,130 @@
         <w:pStyle w:val="Scenario"/>
       </w:pPr>
       <w:r>
+        <w:rPr>
+          <w:b/>
+          <w:bCs/>
+        </w:rPr>
+        <w:t xml:space="preserve">Результат:</w:t>
+      </w:r>
+      <w:r>
+        <w:t xml:space="preserve"> </w:t>
+      </w:r>
+      <w:r>
+        <w:t xml:space="preserve">трансляцію завершено, а її глядачів сповіщено.</w:t>
+      </w:r>
+    </w:p>
+    <w:p>
+      <w:pPr>
+        <w:pStyle w:val="Scenario"/>
+      </w:pPr>
+      <w:r>
+        <w:rPr>
+          <w:b/>
+          <w:bCs/>
+        </w:rPr>
+        <w:t xml:space="preserve">Тригер:</w:t>
+      </w:r>
+      <w:r>
+        <w:t xml:space="preserve"> </w:t>
+      </w:r>
+      <w:r>
+        <w:t xml:space="preserve">користувач вирішує завершити трансляцію, що має статус «наживо».</w:t>
+      </w:r>
+    </w:p>
+    <w:p>
+      <w:pPr>
+        <w:pStyle w:val="Scenario"/>
+      </w:pPr>
+      <w:r>
+        <w:rPr>
+          <w:b/>
+          <w:bCs/>
+        </w:rPr>
+        <w:t xml:space="preserve">Основний успішний сценарій:</w:t>
+      </w:r>
+    </w:p>
+    <w:p>
+      <w:pPr>
+        <w:pStyle w:val="Scenario"/>
+      </w:pPr>
+      <w:r>
+        <w:t xml:space="preserve">1. Користувач натискає кнопку «Stop stream».</w:t>
+      </w:r>
+    </w:p>
+    <w:p>
+      <w:pPr>
+        <w:pStyle w:val="Scenario"/>
+      </w:pPr>
+      <w:r>
+        <w:t xml:space="preserve">2. Система встановлює трансляції статус «завершено» з причиною «зупинено стримером».</w:t>
+      </w:r>
+    </w:p>
+    <w:p>
+      <w:pPr>
+        <w:pStyle w:val="Scenario"/>
+      </w:pPr>
+      <w:r>
+        <w:t xml:space="preserve">3. Система звільняє ресурси сервера, виділені трансляції.</w:t>
+      </w:r>
+    </w:p>
+    <w:p>
+      <w:pPr>
+        <w:pStyle w:val="Scenario"/>
+      </w:pPr>
+      <w:r>
+        <w:t xml:space="preserve">4. Система надсилає глядачам подію завершення трансляції.</w:t>
+      </w:r>
+    </w:p>
+    <w:p>
+      <w:pPr>
+        <w:pStyle w:val="Scenario"/>
+      </w:pPr>
+      <w:r>
+        <w:t xml:space="preserve">5. Система показує глядачам повідомлення про завершення трансляції.</w:t>
+      </w:r>
+    </w:p>
+    <w:p>
+      <w:pPr>
+        <w:pStyle w:val="Scenario"/>
+      </w:pPr>
+      <w:r>
+        <w:rPr>
+          <w:b/>
+          <w:bCs/>
+        </w:rPr>
+        <w:t xml:space="preserve">Альтернативні сценарії:</w:t>
+      </w:r>
+    </w:p>
+    <w:p>
+      <w:pPr>
+        <w:pStyle w:val="Scenario"/>
+      </w:pPr>
+      <w:r>
+        <w:t xml:space="preserve">1а. З’єднання користувача із сервером розірвано до натискання кнопки.</w:t>
+      </w:r>
+    </w:p>
+    <w:p>
+      <w:pPr>
+        <w:pStyle w:val="Scenario"/>
+      </w:pPr>
+      <w:r>
+        <w:t xml:space="preserve">1а.1. Система сповіщає глядачів про втрату з’єднання та очікує повторного підключення до 5 спроб з інтервалом 6 с.</w:t>
+      </w:r>
+    </w:p>
+    <w:p>
+      <w:pPr>
+        <w:pStyle w:val="Scenario"/>
+      </w:pPr>
+      <w:r>
+        <w:t xml:space="preserve">1а.2. Користувач відкриває сторінку трансляції, на якій система показує повідомлення «You have an unfinished stream», і натискає кнопку «Reconnect».</w:t>
+      </w:r>
+    </w:p>
+    <w:p>
+      <w:pPr>
+        <w:pStyle w:val="Scenario"/>
+      </w:pPr>
+      <w:r>
         <w:t xml:space="preserve">1а.3. Система відновлює передавання потоку тим самим глядачам.</w:t>
       </w:r>
     </w:p>
@@ -5833,7 +5927,7 @@
         <w:pStyle w:val="Scenario"/>
       </w:pPr>
       <w:r>
-        <w:t xml:space="preserve">1б. Стример не підключився протягом очікування.</w:t>
+        <w:t xml:space="preserve">1б. Користувач не підключився протягом очікування.</w:t>
       </w:r>
     </w:p>
     <w:p>
@@ -5866,7 +5960,7 @@
         <w:spacing w:before="480"/>
       </w:pPr>
       <w:r>
-        <w:t xml:space="preserve">Кроки 3, 4 і 6 сценарію 1.9 відрізняють систему від аналогів (табл. 1.2). Сценарії є основою для оцінювання трудомісткості та розроблення тестових прикладів.</w:t>
+        <w:t xml:space="preserve">Кроки 3, 4 і 6 сценарію 1.10 відрізняють систему від аналогів (табл. 1.2). Сценарії є основою для оцінювання трудомісткості та розроблення тестових прикладів.</w:t>
       </w:r>
     </w:p>
     <w:bookmarkEnd w:id="26"/>
@@ -6064,7 +6158,7 @@
         <w:spacing w:before="480"/>
       </w:pPr>
       <w:r>
-        <w:t xml:space="preserve">Аналіз предметної області обґрунтував вибір WebRTC у топології SFU, а порівняння з аналогами показало відсутність рішення, що поєднує захоплення окремого застосунку з його звуком, перехід до його нових вікон і перегляд у браузері без приєднання до зустрічі. Визначено дійових осіб «Гість», «Глядач» і «Стример», тринадцять варіантів використання зі сценаріями, 19 функціональних і шість категорій нефункціональних вимог.</w:t>
+        <w:t xml:space="preserve">Аналіз предметної області обґрунтував вибір WebRTC у топології SFU, а порівняння з аналогами показало відсутність рішення, що поєднує захоплення окремого застосунку з його звуком, перехід до його нових вікон і перегляд у браузері без приєднання до зустрічі. Визначено дійових осіб «Гість» і «Користувач», чотирнадцять варіантів використання зі сценаріями, 19 функціональних і шість категорій нефункціональних вимог.</w:t>
       </w:r>
     </w:p>
     <w:bookmarkEnd w:id="28"/>
@@ -6093,7 +6187,7 @@
         <w:spacing w:before="480"/>
       </w:pPr>
       <w:r>
-        <w:t xml:space="preserve">Для оцінювання трудомісткості обрано метод точок варіантів використання (Use Case Points, UCP), запропонований Г. Карнером у 1993 р. [24]. Вихідними даними методу є модель варіантів використання (рис. 1.2) та їхні сценарії (сценарії 1.1 – 1.13).</w:t>
+        <w:t xml:space="preserve">Для оцінювання трудомісткості обрано метод точок варіантів використання (Use Case Points, UCP), запропонований Г. Карнером у 1993 р. [24]. Вихідними даними методу є модель варіантів використання (рис. 1.2) та їхні сценарії (сценарії 1.1 – 1.14).</w:t>
       </w:r>
     </w:p>
     <w:p>
@@ -6315,10 +6409,10 @@
         <w:tblCaption w:val="Таблиця 2.1 – Класифікація дійових осіб"/>
       </w:tblPr>
       <w:tblGrid>
-        <w:gridCol w:w="2638"/>
-        <w:gridCol w:w="4971"/>
+        <w:gridCol w:w="2700"/>
+        <w:gridCol w:w="4908"/>
         <w:gridCol w:w="1430"/>
-        <w:gridCol w:w="882"/>
+        <w:gridCol w:w="883"/>
       </w:tblGrid>
       <w:tr>
         <w:trPr>
@@ -6326,7 +6420,7 @@
         </w:trPr>
         <w:tc>
           <w:tcPr>
-            <w:tcW w:w="2638" w:type="dxa"/>
+            <w:tcW w:w="2700" w:type="dxa"/>
           </w:tcPr>
           <w:p>
             <w:pPr>
@@ -6340,7 +6434,7 @@
         </w:tc>
         <w:tc>
           <w:tcPr>
-            <w:tcW w:w="4971" w:type="dxa"/>
+            <w:tcW w:w="4908" w:type="dxa"/>
           </w:tcPr>
           <w:p>
             <w:pPr>
@@ -6368,7 +6462,7 @@
         </w:tc>
         <w:tc>
           <w:tcPr>
-            <w:tcW w:w="882" w:type="dxa"/>
+            <w:tcW w:w="883" w:type="dxa"/>
           </w:tcPr>
           <w:p>
             <w:pPr>
@@ -6384,7 +6478,7 @@
       <w:tr>
         <w:tc>
           <w:tcPr>
-            <w:tcW w:w="2638" w:type="dxa"/>
+            <w:tcW w:w="2700" w:type="dxa"/>
           </w:tcPr>
           <w:p>
             <w:pPr>
@@ -6397,7 +6491,7 @@
         </w:tc>
         <w:tc>
           <w:tcPr>
-            <w:tcW w:w="4971" w:type="dxa"/>
+            <w:tcW w:w="4908" w:type="dxa"/>
           </w:tcPr>
           <w:p>
             <w:pPr>
@@ -6423,7 +6517,7 @@
         </w:tc>
         <w:tc>
           <w:tcPr>
-            <w:tcW w:w="882" w:type="dxa"/>
+            <w:tcW w:w="883" w:type="dxa"/>
           </w:tcPr>
           <w:p>
             <w:pPr>
@@ -6438,27 +6532,27 @@
       <w:tr>
         <w:tc>
           <w:tcPr>
-            <w:tcW w:w="2638" w:type="dxa"/>
-          </w:tcPr>
-          <w:p>
-            <w:pPr>
-              <w:pStyle w:val="Compact"/>
-            </w:pPr>
-            <w:r>
-              <w:t xml:space="preserve">Глядач</w:t>
-            </w:r>
-          </w:p>
-        </w:tc>
-        <w:tc>
-          <w:tcPr>
-            <w:tcW w:w="4971" w:type="dxa"/>
-          </w:tcPr>
-          <w:p>
-            <w:pPr>
-              <w:pStyle w:val="Compact"/>
-            </w:pPr>
-            <w:r>
-              <w:t xml:space="preserve">вебінтерфейс у браузері</w:t>
+            <w:tcW w:w="2700" w:type="dxa"/>
+          </w:tcPr>
+          <w:p>
+            <w:pPr>
+              <w:pStyle w:val="Compact"/>
+            </w:pPr>
+            <w:r>
+              <w:t xml:space="preserve">Користувач</w:t>
+            </w:r>
+          </w:p>
+        </w:tc>
+        <w:tc>
+          <w:tcPr>
+            <w:tcW w:w="4908" w:type="dxa"/>
+          </w:tcPr>
+          <w:p>
+            <w:pPr>
+              <w:pStyle w:val="Compact"/>
+            </w:pPr>
+            <w:r>
+              <w:t xml:space="preserve">вебінтерфейс і настільний застосунок</w:t>
             </w:r>
           </w:p>
         </w:tc>
@@ -6477,7 +6571,7 @@
         </w:tc>
         <w:tc>
           <w:tcPr>
-            <w:tcW w:w="882" w:type="dxa"/>
+            <w:tcW w:w="883" w:type="dxa"/>
           </w:tcPr>
           <w:p>
             <w:pPr>
@@ -6492,27 +6586,27 @@
       <w:tr>
         <w:tc>
           <w:tcPr>
-            <w:tcW w:w="2638" w:type="dxa"/>
-          </w:tcPr>
-          <w:p>
-            <w:pPr>
-              <w:pStyle w:val="Compact"/>
-            </w:pPr>
-            <w:r>
-              <w:t xml:space="preserve">Стример</w:t>
-            </w:r>
-          </w:p>
-        </w:tc>
-        <w:tc>
-          <w:tcPr>
-            <w:tcW w:w="4971" w:type="dxa"/>
-          </w:tcPr>
-          <w:p>
-            <w:pPr>
-              <w:pStyle w:val="Compact"/>
-            </w:pPr>
-            <w:r>
-              <w:t xml:space="preserve">вебінтерфейс і настільний застосунок</w:t>
+            <w:tcW w:w="2700" w:type="dxa"/>
+          </w:tcPr>
+          <w:p>
+            <w:pPr>
+              <w:pStyle w:val="Compact"/>
+            </w:pPr>
+            <w:r>
+              <w:t xml:space="preserve">Google (OAuth 2.0)</w:t>
+            </w:r>
+          </w:p>
+        </w:tc>
+        <w:tc>
+          <w:tcPr>
+            <w:tcW w:w="4908" w:type="dxa"/>
+          </w:tcPr>
+          <w:p>
+            <w:pPr>
+              <w:pStyle w:val="Compact"/>
+            </w:pPr>
+            <w:r>
+              <w:t xml:space="preserve">протокол OAuth 2.0 поверх HTTPS</w:t>
             </w:r>
           </w:p>
         </w:tc>
@@ -6525,67 +6619,13 @@
               <w:pStyle w:val="Compact"/>
             </w:pPr>
             <w:r>
-              <w:t xml:space="preserve">складний</w:t>
-            </w:r>
-          </w:p>
-        </w:tc>
-        <w:tc>
-          <w:tcPr>
-            <w:tcW w:w="882" w:type="dxa"/>
-          </w:tcPr>
-          <w:p>
-            <w:pPr>
-              <w:pStyle w:val="Compact"/>
-            </w:pPr>
-            <w:r>
-              <w:t xml:space="preserve">3</w:t>
-            </w:r>
-          </w:p>
-        </w:tc>
-      </w:tr>
-      <w:tr>
-        <w:tc>
-          <w:tcPr>
-            <w:tcW w:w="2638" w:type="dxa"/>
-          </w:tcPr>
-          <w:p>
-            <w:pPr>
-              <w:pStyle w:val="Compact"/>
-            </w:pPr>
-            <w:r>
-              <w:t xml:space="preserve">Google (OAuth 2.0)</w:t>
-            </w:r>
-          </w:p>
-        </w:tc>
-        <w:tc>
-          <w:tcPr>
-            <w:tcW w:w="4971" w:type="dxa"/>
-          </w:tcPr>
-          <w:p>
-            <w:pPr>
-              <w:pStyle w:val="Compact"/>
-            </w:pPr>
-            <w:r>
-              <w:t xml:space="preserve">протокол OAuth 2.0 поверх HTTPS</w:t>
-            </w:r>
-          </w:p>
-        </w:tc>
-        <w:tc>
-          <w:tcPr>
-            <w:tcW w:w="1430" w:type="dxa"/>
-          </w:tcPr>
-          <w:p>
-            <w:pPr>
-              <w:pStyle w:val="Compact"/>
-            </w:pPr>
-            <w:r>
               <w:t xml:space="preserve">середній</w:t>
             </w:r>
           </w:p>
         </w:tc>
         <w:tc>
           <w:tcPr>
-            <w:tcW w:w="882" w:type="dxa"/>
+            <w:tcW w:w="883" w:type="dxa"/>
           </w:tcPr>
           <w:p>
             <w:pPr>
@@ -6627,7 +6667,7 @@
           <m:t>=</m:t>
         </m:r>
         <m:r>
-          <m:t>3</m:t>
+          <m:t>2</m:t>
         </m:r>
         <m:r>
           <m:rPr>
@@ -6663,7 +6703,7 @@
           <m:t>=</m:t>
         </m:r>
         <m:r>
-          <m:t>11</m:t>
+          <m:t>8</m:t>
         </m:r>
       </m:oMath>
       <w:r>
@@ -6870,7 +6910,7 @@
         <w:pStyle w:val="BodyText"/>
       </w:pPr>
       <w:r>
-        <w:t xml:space="preserve">Транзакції тринадцяти варіантів використання підраховано за сценаріями (табл. 2.2).</w:t>
+        <w:t xml:space="preserve">Транзакції чотирнадцяти варіантів використання підраховано за сценаріями (табл. 2.2).</w:t>
       </w:r>
     </w:p>
     <w:bookmarkStart w:id="31" w:name="tbl:ucp-use-cases"/>
@@ -7097,7 +7137,7 @@
               <w:pStyle w:val="Compact"/>
             </w:pPr>
             <w:r>
-              <w:t xml:space="preserve">5 + 4 = 9</w:t>
+              <w:t xml:space="preserve">4 + 1 = 5</w:t>
             </w:r>
           </w:p>
         </w:tc>
@@ -7110,7 +7150,7 @@
               <w:pStyle w:val="Compact"/>
             </w:pPr>
             <w:r>
-              <w:t xml:space="preserve">складний</w:t>
+              <w:t xml:space="preserve">середній</w:t>
             </w:r>
           </w:p>
         </w:tc>
@@ -7123,7 +7163,7 @@
               <w:pStyle w:val="Compact"/>
             </w:pPr>
             <w:r>
-              <w:t xml:space="preserve">15</w:t>
+              <w:t xml:space="preserve">10</w:t>
             </w:r>
           </w:p>
         </w:tc>
@@ -7138,7 +7178,7 @@
               <w:pStyle w:val="Compact"/>
             </w:pPr>
             <w:r>
-              <w:t xml:space="preserve">Обрати трансляцію в переліку активних трансляцій</w:t>
+              <w:t xml:space="preserve">Перейти до трансляції за посиланням</w:t>
             </w:r>
           </w:p>
         </w:tc>
@@ -7151,7 +7191,7 @@
               <w:pStyle w:val="Compact"/>
             </w:pPr>
             <w:r>
-              <w:t xml:space="preserve">5 + 1 = 6</w:t>
+              <w:t xml:space="preserve">4 + 2 = 6</w:t>
             </w:r>
           </w:p>
         </w:tc>
@@ -7192,7 +7232,7 @@
               <w:pStyle w:val="Compact"/>
             </w:pPr>
             <w:r>
-              <w:t xml:space="preserve">Відтворити відеопотік</w:t>
+              <w:t xml:space="preserve">Обрати трансляцію в переліку активних трансляцій</w:t>
             </w:r>
           </w:p>
         </w:tc>
@@ -7205,7 +7245,7 @@
               <w:pStyle w:val="Compact"/>
             </w:pPr>
             <w:r>
-              <w:t xml:space="preserve">3 + 3 = 6</w:t>
+              <w:t xml:space="preserve">5 + 1 = 6</w:t>
             </w:r>
           </w:p>
         </w:tc>
@@ -7246,7 +7286,7 @@
               <w:pStyle w:val="Compact"/>
             </w:pPr>
             <w:r>
-              <w:t xml:space="preserve">Регулювати гучність і режим перегляду</w:t>
+              <w:t xml:space="preserve">Відтворити відеопотік</w:t>
             </w:r>
           </w:p>
         </w:tc>
@@ -7259,7 +7299,7 @@
               <w:pStyle w:val="Compact"/>
             </w:pPr>
             <w:r>
-              <w:t xml:space="preserve">4 + 3 = 7</w:t>
+              <w:t xml:space="preserve">3 + 3 = 6</w:t>
             </w:r>
           </w:p>
         </w:tc>
@@ -7300,7 +7340,7 @@
               <w:pStyle w:val="Compact"/>
             </w:pPr>
             <w:r>
-              <w:t xml:space="preserve">Вибрати джерело захоплення</w:t>
+              <w:t xml:space="preserve">Регулювати гучність і режим перегляду</w:t>
             </w:r>
           </w:p>
         </w:tc>
@@ -7313,7 +7353,7 @@
               <w:pStyle w:val="Compact"/>
             </w:pPr>
             <w:r>
-              <w:t xml:space="preserve">5 + 2 = 7</w:t>
+              <w:t xml:space="preserve">4 + 3 = 7</w:t>
             </w:r>
           </w:p>
         </w:tc>
@@ -7354,7 +7394,7 @@
               <w:pStyle w:val="Compact"/>
             </w:pPr>
             <w:r>
-              <w:t xml:space="preserve">Захопити екран, вікно або вкладку браузера</w:t>
+              <w:t xml:space="preserve">Вибрати джерело захоплення</w:t>
             </w:r>
           </w:p>
         </w:tc>
@@ -7367,7 +7407,7 @@
               <w:pStyle w:val="Compact"/>
             </w:pPr>
             <w:r>
-              <w:t xml:space="preserve">5 + 3 = 8</w:t>
+              <w:t xml:space="preserve">5 + 2 = 7</w:t>
             </w:r>
           </w:p>
         </w:tc>
@@ -7380,7 +7420,7 @@
               <w:pStyle w:val="Compact"/>
             </w:pPr>
             <w:r>
-              <w:t xml:space="preserve">складний</w:t>
+              <w:t xml:space="preserve">середній</w:t>
             </w:r>
           </w:p>
         </w:tc>
@@ -7393,7 +7433,7 @@
               <w:pStyle w:val="Compact"/>
             </w:pPr>
             <w:r>
-              <w:t xml:space="preserve">15</w:t>
+              <w:t xml:space="preserve">10</w:t>
             </w:r>
           </w:p>
         </w:tc>
@@ -7408,7 +7448,7 @@
               <w:pStyle w:val="Compact"/>
             </w:pPr>
             <w:r>
-              <w:t xml:space="preserve">Захопити окремий застосунок</w:t>
+              <w:t xml:space="preserve">Захопити екран, вікно або вкладку браузера</w:t>
             </w:r>
           </w:p>
         </w:tc>
@@ -7421,7 +7461,7 @@
               <w:pStyle w:val="Compact"/>
             </w:pPr>
             <w:r>
-              <w:t xml:space="preserve">8 + 4 = 12</w:t>
+              <w:t xml:space="preserve">5 + 3 = 8</w:t>
             </w:r>
           </w:p>
         </w:tc>
@@ -7462,7 +7502,7 @@
               <w:pStyle w:val="Compact"/>
             </w:pPr>
             <w:r>
-              <w:t xml:space="preserve">Налаштувати параметри потоку</w:t>
+              <w:t xml:space="preserve">Захопити окремий застосунок</w:t>
             </w:r>
           </w:p>
         </w:tc>
@@ -7475,7 +7515,7 @@
               <w:pStyle w:val="Compact"/>
             </w:pPr>
             <w:r>
-              <w:t xml:space="preserve">5 + 4 = 9</w:t>
+              <w:t xml:space="preserve">8 + 4 = 12</w:t>
             </w:r>
           </w:p>
         </w:tc>
@@ -7516,7 +7556,7 @@
               <w:pStyle w:val="Compact"/>
             </w:pPr>
             <w:r>
-              <w:t xml:space="preserve">Запустити трансляцію</w:t>
+              <w:t xml:space="preserve">Налаштувати параметри потоку</w:t>
             </w:r>
           </w:p>
         </w:tc>
@@ -7529,7 +7569,7 @@
               <w:pStyle w:val="Compact"/>
             </w:pPr>
             <w:r>
-              <w:t xml:space="preserve">5 + 2 = 7</w:t>
+              <w:t xml:space="preserve">5 + 4 = 9</w:t>
             </w:r>
           </w:p>
         </w:tc>
@@ -7542,7 +7582,7 @@
               <w:pStyle w:val="Compact"/>
             </w:pPr>
             <w:r>
-              <w:t xml:space="preserve">середній</w:t>
+              <w:t xml:space="preserve">складний</w:t>
             </w:r>
           </w:p>
         </w:tc>
@@ -7555,7 +7595,7 @@
               <w:pStyle w:val="Compact"/>
             </w:pPr>
             <w:r>
-              <w:t xml:space="preserve">10</w:t>
+              <w:t xml:space="preserve">15</w:t>
             </w:r>
           </w:p>
         </w:tc>
@@ -7570,7 +7610,7 @@
               <w:pStyle w:val="Compact"/>
             </w:pPr>
             <w:r>
-              <w:t xml:space="preserve">Отримати посилання на трансляцію</w:t>
+              <w:t xml:space="preserve">Запустити трансляцію</w:t>
             </w:r>
           </w:p>
         </w:tc>
@@ -7583,7 +7623,7 @@
               <w:pStyle w:val="Compact"/>
             </w:pPr>
             <w:r>
-              <w:t xml:space="preserve">4 + 2 = 6</w:t>
+              <w:t xml:space="preserve">5 + 2 = 7</w:t>
             </w:r>
           </w:p>
         </w:tc>
@@ -7624,7 +7664,7 @@
               <w:pStyle w:val="Compact"/>
             </w:pPr>
             <w:r>
-              <w:t xml:space="preserve">Завершити трансляцію</w:t>
+              <w:t xml:space="preserve">Отримати посилання на трансляцію</w:t>
             </w:r>
           </w:p>
         </w:tc>
@@ -7637,7 +7677,7 @@
               <w:pStyle w:val="Compact"/>
             </w:pPr>
             <w:r>
-              <w:t xml:space="preserve">5 + 3 = 8</w:t>
+              <w:t xml:space="preserve">4 + 2 = 6</w:t>
             </w:r>
           </w:p>
         </w:tc>
@@ -7650,7 +7690,7 @@
               <w:pStyle w:val="Compact"/>
             </w:pPr>
             <w:r>
-              <w:t xml:space="preserve">складний</w:t>
+              <w:t xml:space="preserve">середній</w:t>
             </w:r>
           </w:p>
         </w:tc>
@@ -7663,7 +7703,7 @@
               <w:pStyle w:val="Compact"/>
             </w:pPr>
             <w:r>
-              <w:t xml:space="preserve">15</w:t>
+              <w:t xml:space="preserve">10</w:t>
             </w:r>
           </w:p>
         </w:tc>
@@ -7678,6 +7718,60 @@
               <w:pStyle w:val="Compact"/>
             </w:pPr>
             <w:r>
+              <w:t xml:space="preserve">Завершити трансляцію</w:t>
+            </w:r>
+          </w:p>
+        </w:tc>
+        <w:tc>
+          <w:tcPr>
+            <w:tcW w:w="1782" w:type="dxa"/>
+          </w:tcPr>
+          <w:p>
+            <w:pPr>
+              <w:pStyle w:val="Compact"/>
+            </w:pPr>
+            <w:r>
+              <w:t xml:space="preserve">5 + 3 = 8</w:t>
+            </w:r>
+          </w:p>
+        </w:tc>
+        <w:tc>
+          <w:tcPr>
+            <w:tcW w:w="1430" w:type="dxa"/>
+          </w:tcPr>
+          <w:p>
+            <w:pPr>
+              <w:pStyle w:val="Compact"/>
+            </w:pPr>
+            <w:r>
+              <w:t xml:space="preserve">складний</w:t>
+            </w:r>
+          </w:p>
+        </w:tc>
+        <w:tc>
+          <w:tcPr>
+            <w:tcW w:w="883" w:type="dxa"/>
+          </w:tcPr>
+          <w:p>
+            <w:pPr>
+              <w:pStyle w:val="Compact"/>
+            </w:pPr>
+            <w:r>
+              <w:t xml:space="preserve">15</w:t>
+            </w:r>
+          </w:p>
+        </w:tc>
+      </w:tr>
+      <w:tr>
+        <w:tc>
+          <w:tcPr>
+            <w:tcW w:w="5826" w:type="dxa"/>
+          </w:tcPr>
+          <w:p>
+            <w:pPr>
+              <w:pStyle w:val="Compact"/>
+            </w:pPr>
+            <w:r>
               <w:t xml:space="preserve">Разом</w:t>
             </w:r>
           </w:p>
@@ -7717,7 +7811,7 @@
               <w:pStyle w:val="Compact"/>
             </w:pPr>
             <w:r>
-              <w:t xml:space="preserve">160</w:t>
+              <w:t xml:space="preserve">165</w:t>
             </w:r>
           </w:p>
         </w:tc>
@@ -7788,7 +7882,7 @@
           <m:t>=</m:t>
         </m:r>
         <m:r>
-          <m:t>11</m:t>
+          <m:t>8</m:t>
         </m:r>
         <m:r>
           <m:rPr>
@@ -7797,7 +7891,7 @@
           <m:t>+</m:t>
         </m:r>
         <m:r>
-          <m:t>160</m:t>
+          <m:t>165</m:t>
         </m:r>
         <m:r>
           <m:rPr>
@@ -7806,7 +7900,7 @@
           <m:t>=</m:t>
         </m:r>
         <m:r>
-          <m:t>171</m:t>
+          <m:t>173</m:t>
         </m:r>
       </m:oMath>
       <w:r>
@@ -11152,7 +11246,7 @@
           <m:t>=</m:t>
         </m:r>
         <m:r>
-          <m:t>171</m:t>
+          <m:t>173</m:t>
         </m:r>
         <m:r>
           <m:rPr>
@@ -11197,7 +11291,7 @@
           <m:t>≈</m:t>
         </m:r>
         <m:r>
-          <m:t>201</m:t>
+          <m:t>204</m:t>
         </m:r>
         <m:r>
           <m:rPr>
@@ -11206,7 +11300,7 @@
           <m:t>,</m:t>
         </m:r>
         <m:r>
-          <m:t>8</m:t>
+          <m:t>2</m:t>
         </m:r>
         <m:r>
           <m:rPr>
@@ -11388,7 +11482,7 @@
           <m:t>⋅</m:t>
         </m:r>
         <m:r>
-          <m:t>201</m:t>
+          <m:t>204</m:t>
         </m:r>
         <m:r>
           <m:rPr>
@@ -11397,7 +11491,7 @@
           <m:t>,</m:t>
         </m:r>
         <m:r>
-          <m:t>85</m:t>
+          <m:t>21</m:t>
         </m:r>
         <m:r>
           <m:rPr>
@@ -11406,7 +11500,7 @@
           <m:t>≈</m:t>
         </m:r>
         <m:r>
-          <m:t>5652</m:t>
+          <m:t>5718</m:t>
         </m:r>
       </m:oMath>
       <w:r>
@@ -13474,7 +13568,7 @@
           <m:t>≈</m:t>
         </m:r>
         <m:r>
-          <m:t>201</m:t>
+          <m:t>204</m:t>
         </m:r>
         <m:r>
           <m:rPr>
@@ -13483,11 +13577,11 @@
           <m:t>,</m:t>
         </m:r>
         <m:r>
-          <m:t>8</m:t>
+          <m:t>2</m:t>
         </m:r>
       </m:oMath>
       <w:r>
-        <w:t xml:space="preserve">, або близько 5652 люд.-год. Дев’ять робіт виконуються з 27.05 до 25.09.2026, критична – захоплення окремих застосунків; заходи щодо ключових ризиків реалізовано в коді.</w:t>
+        <w:t xml:space="preserve">, або близько 5718 люд.-год. Дев’ять робіт виконуються з 27.05 до 25.09.2026, критична – захоплення окремих застосунків; заходи щодо ключових ризиків реалізовано в коді.</w:t>
       </w:r>
     </w:p>
     <w:bookmarkEnd w:id="43"/>
@@ -14343,7 +14437,7 @@
         <w:pStyle w:val="BodyText"/>
       </w:pPr>
       <w:r>
-        <w:t xml:space="preserve">Публікацію трансляції наведено на діаграмі послідовності (рис. 3.3). Вона деталізує кроки 2–4 сценарію 1.11, однакові для захоплення у браузері та в настільному застосунку.</w:t>
+        <w:t xml:space="preserve">Публікацію трансляції наведено на діаграмі послідовності (рис. 3.3). Вона деталізує кроки 2–4 сценарію 1.12, однакові для захоплення у браузері та в настільному застосунку.</w:t>
       </w:r>
     </w:p>
     <w:bookmarkStart w:id="58" w:name="fig:seq-broadcast"/>
@@ -14354,7 +14448,7 @@
       <w:r>
         <w:drawing>
           <wp:inline>
-            <wp:extent cx="4679999" cy="6372311"/>
+            <wp:extent cx="4679999" cy="6326156"/>
             <wp:effectExtent b="0" l="0" r="0" t="0"/>
             <wp:docPr descr="Діаграма послідовності публікації трансляції" title="" id="56" name="Picture"/>
             <a:graphic>
@@ -14375,7 +14469,7 @@
                   <pic:spPr bwMode="auto">
                     <a:xfrm>
                       <a:off x="0" y="0"/>
-                      <a:ext cx="4679999" cy="6372311"/>
+                      <a:ext cx="4679999" cy="6326156"/>
                     </a:xfrm>
                     <a:prstGeom prst="rect">
                       <a:avLst/>
@@ -14425,7 +14519,7 @@
         <w:pStyle w:val="BodyText"/>
       </w:pPr>
       <w:r>
-        <w:t xml:space="preserve">Наступним розглянемо процес перегляду, що відповідає сценаріям 1.3 і 1.5 (рис. 3.4).</w:t>
+        <w:t xml:space="preserve">Наступним розглянемо процес перегляду, що відповідає сценаріям 1.4, 1.3 і 1.6 (рис. 3.4).</w:t>
       </w:r>
     </w:p>
     <w:bookmarkStart w:id="62" w:name="fig:seq-watch"/>
@@ -14436,7 +14530,7 @@
       <w:r>
         <w:drawing>
           <wp:inline>
-            <wp:extent cx="3959999" cy="6729722"/>
+            <wp:extent cx="3959999" cy="6765086"/>
             <wp:effectExtent b="0" l="0" r="0" t="0"/>
             <wp:docPr descr="Діаграма послідовності перегляду трансляції" title="" id="60" name="Picture"/>
             <a:graphic>
@@ -14457,7 +14551,7 @@
                   <pic:spPr bwMode="auto">
                     <a:xfrm>
                       <a:off x="0" y="0"/>
-                      <a:ext cx="3959999" cy="6729722"/>
+                      <a:ext cx="3959999" cy="6765086"/>
                     </a:xfrm>
                     <a:prstGeom prst="rect">
                       <a:avLst/>
@@ -14510,7 +14604,7 @@
       <w:r>
         <w:drawing>
           <wp:inline>
-            <wp:extent cx="5399999" cy="4156351"/>
+            <wp:extent cx="5399999" cy="4105286"/>
             <wp:effectExtent b="0" l="0" r="0" t="0"/>
             <wp:docPr descr="Діаграма послідовності входу в настільному застосунку через системний браузер" title="" id="64" name="Picture"/>
             <a:graphic>
@@ -14531,7 +14625,7 @@
                   <pic:spPr bwMode="auto">
                     <a:xfrm>
                       <a:off x="0" y="0"/>
-                      <a:ext cx="5399999" cy="4156351"/>
+                      <a:ext cx="5399999" cy="4105286"/>
                     </a:xfrm>
                     <a:prstGeom prst="rect">
                       <a:avLst/>
@@ -21738,7 +21832,7 @@
         <w:pStyle w:val="BodyText"/>
       </w:pPr>
       <w:r>
-        <w:t xml:space="preserve">Тестові приклади виведено з функціональних вимог ФВ-01…ФВ-19 (табл. 1.3) і сценаріїв використання 1.1 – 1.13. Для кожного сценарію обрано позитивний випадок основного потоку та негативні випадки альтернативних потоків і меж доступу, а для логіки з часовими параметрами перевірено фактичні інтервали спрацювання.</w:t>
+        <w:t xml:space="preserve">Тестові приклади виведено з функціональних вимог ФВ-01…ФВ-19 (табл. 1.3) і сценаріїв використання 1.1 – 1.14. Для кожного сценарію обрано позитивний випадок основного потоку та негативні випадки альтернативних потоків і меж доступу, а для логіки з часовими параметрами перевірено фактичні інтервали спрацювання.</w:t>
       </w:r>
     </w:p>
     <w:p>
@@ -23054,7 +23148,7 @@
         <w:pStyle w:val="BodyText"/>
       </w:pPr>
       <w:r>
-        <w:t xml:space="preserve">Приклади трансляції з браузера охоплюють створення трансляції та медіаз’єднання стримера (ФВ-06, ФВ-10 – ФВ-13, ФВ-17). Сигнальна частина сценарію 1.11 виконується повністю, кодеки пропонуються в порядку лістингу 4.3. Приклад Б5 показує, що заборону трансляцій для гостей реалізовано лише маршрутами вебзастосунку: кінцева точка створення трансляції не перевіряє роль сеансу.</w:t>
+        <w:t xml:space="preserve">Приклади трансляції з браузера охоплюють створення трансляції та медіаз’єднання стримера (ФВ-06, ФВ-10 – ФВ-13, ФВ-17). Сигнальна частина сценарію 1.12 виконується повністю, кодеки пропонуються в порядку лістингу 4.3. Приклад Б5 показує, що заборону трансляцій для гостей реалізовано лише маршрутами вебзастосунку: кінцева точка створення трансляції не перевіряє роль сеансу.</w:t>
       </w:r>
     </w:p>
     <w:p>
@@ -24442,7 +24536,7 @@
         <w:spacing w:before="480"/>
       </w:pPr>
       <w:r>
-        <w:t xml:space="preserve">Контрольний приклад відтворює сценарії 1.9, 1.3 та 1.13 на розгорнутому сервісі за участю стримера у Windows і незареєстрованого глядача на іншому пристрої [ПОТРЕБУЄ УТОЧНЕННЯ: адреса сервісу, версії ОС, браузера і застосунку].</w:t>
+        <w:t xml:space="preserve">Контрольний приклад відтворює сценарії 1.10, 1.4 та 1.14 на розгорнутому сервісі за участю користувача у Windows і гостя на іншому пристрої [ПОТРЕБУЄ УТОЧНЕННЯ: адреса сервісу, версії ОС, браузера і застосунку].</w:t>
       </w:r>
     </w:p>
     <w:p>
@@ -24778,7 +24872,7 @@
         <w:pStyle w:val="BodyText"/>
       </w:pPr>
       <w:r>
-        <w:t xml:space="preserve">Глядач відкриває посилання без входу, система створює гостьовий сеанс із випадковим іменем і відтворює трансляцію (рис. 6.5, а).</w:t>
+        <w:t xml:space="preserve">Гість відкриває посилання без входу, система створює гостьовий сеанс із випадковим іменем і відтворює трансляцію (рис. 6.5, а).</w:t>
       </w:r>
     </w:p>
     <w:p>
@@ -24852,7 +24946,7 @@
         <w:spacing w:before="480"/>
       </w:pPr>
       <w:r>
-        <w:t xml:space="preserve">Глядач керує гучністю, режимом «картинка в картинці» і повноекранним режимом кнопками або клавішами M, P і F.</w:t>
+        <w:t xml:space="preserve">Гість керує гучністю, режимом «картинка в картинці» і повноекранним режимом кнопками або клавішами M, P і F.</w:t>
       </w:r>
     </w:p>
     <w:p>
@@ -25344,7 +25438,7 @@
         <w:t xml:space="preserve"> </w:t>
       </w:r>
       <w:r>
-        <w:t xml:space="preserve">цій основі визначено дійових осіб «Гість», «Глядач» і «Стример», тринадцять варіантів використання зі сценаріями,</w:t>
+        <w:t xml:space="preserve">цій основі визначено дійових осіб «Гість» і «Користувач», чотирнадцять варіантів використання зі сценаріями,</w:t>
       </w:r>
       <w:r>
         <w:t xml:space="preserve"> </w:t>
@@ -25364,13 +25458,13 @@
         <w:pStyle w:val="BodyText"/>
       </w:pPr>
       <w:r>
-        <w:t xml:space="preserve">Під час планування трудомісткість оцінено методом точок варіантів використання: близько 201,8</w:t>
+        <w:t xml:space="preserve">Під час планування трудомісткість оцінено методом точок варіантів використання: близько 204,2</w:t>
       </w:r>
       <w:r>
         <w:t xml:space="preserve"> </w:t>
       </w:r>
       <w:r>
-        <w:t xml:space="preserve">точки, тобто близько 5652 люд.-год за коефіцієнта продуктивності 28 люд.-год. Роботи над проєктом</w:t>
+        <w:t xml:space="preserve">точки, тобто близько 5718 люд.-год за коефіцієнта продуктивності 28 люд.-год. Роботи над проєктом</w:t>
       </w:r>
       <w:r>
         <w:t xml:space="preserve"> </w:t>
